--- a/EXPORTS/DOCX/published/niveau3/Dutch/RMO.docx
+++ b/EXPORTS/DOCX/published/niveau3/Dutch/RMO.docx
@@ -155,7 +155,7 @@
           <w:rFonts w:ascii="Charis SIL Regular" w:hAnsi="Charis SIL Regular" w:eastAsia="Charis SIL Regular"/>
           <w:b w:val="0"/>
           <w:i w:val="0"/>
-          <w:color w:val="0066CC"/>
+          <w:color w:val="0000FF"/>
           <w:sz w:val="24"/>
           <w:u w:val="single"/>
         </w:rPr>
@@ -173,7 +173,7 @@
           <w:rFonts w:ascii="Charis SIL Regular" w:hAnsi="Charis SIL Regular" w:eastAsia="Charis SIL Regular"/>
           <w:b w:val="0"/>
           <w:i w:val="0"/>
-          <w:color w:val="0066CC"/>
+          <w:color w:val="0000FF"/>
           <w:sz w:val="24"/>
           <w:u w:val="single"/>
         </w:rPr>
@@ -184,7 +184,7 @@
           <w:rFonts w:ascii="Charis SIL Regular" w:hAnsi="Charis SIL Regular" w:eastAsia="Charis SIL Regular"/>
           <w:b w:val="0"/>
           <w:i w:val="0"/>
-          <w:color w:val="0066CC"/>
+          <w:color w:val="0000FF"/>
           <w:sz w:val="24"/>
           <w:u w:val="single"/>
         </w:rPr>
@@ -218,11 +218,22 @@
           <w:color w:val="000000"/>
           <w:sz w:val="24"/>
         </w:rPr>
-        <w:t xml:space="preserve">archeologie aan de Universiteit Leiden, </w:t>
+        <w:t>archeologie aan de Universiteit L</w:t>
       </w:r>
       <w:r>
         <w:rPr>
-          <w:u w:val="single" w:color="0066cc"/>
+          <w:u w:val="single" w:color="0000ff"/>
+          <w:rFonts w:ascii="Charis SIL Regular" w:hAnsi="Charis SIL Regular" w:eastAsia="Charis SIL Regular"/>
+          <w:b w:val="0"/>
+          <w:i w:val="0"/>
+          <w:color w:val="000000"/>
+          <w:sz w:val="24"/>
+        </w:rPr>
+        <w:t xml:space="preserve">eiden, </w:t>
+      </w:r>
+      <w:r>
+        <w:rPr>
+          <w:u w:val="single" w:color="0000ff"/>
           <w:rFonts w:ascii="Charis SIL Regular" w:hAnsi="Charis SIL Regular" w:eastAsia="Charis SIL Regular"/>
           <w:b w:val="0"/>
           <w:i w:val="0"/>
@@ -658,7 +669,7 @@
           <w:rFonts w:ascii="Charis SIL Regular" w:hAnsi="Charis SIL Regular" w:eastAsia="Charis SIL Regular"/>
           <w:b w:val="0"/>
           <w:i w:val="0"/>
-          <w:color w:val="0066CC"/>
+          <w:color w:val="0000FF"/>
           <w:sz w:val="24"/>
           <w:u w:val="single"/>
         </w:rPr>
@@ -676,7 +687,7 @@
           <w:rFonts w:ascii="Charis SIL Regular" w:hAnsi="Charis SIL Regular" w:eastAsia="Charis SIL Regular"/>
           <w:b w:val="0"/>
           <w:i w:val="0"/>
-          <w:color w:val="0066CC"/>
+          <w:color w:val="0000FF"/>
           <w:sz w:val="24"/>
           <w:u w:val="single"/>
         </w:rPr>
@@ -687,7 +698,7 @@
           <w:rFonts w:ascii="Charis SIL Regular" w:hAnsi="Charis SIL Regular" w:eastAsia="Charis SIL Regular"/>
           <w:b w:val="0"/>
           <w:i w:val="0"/>
-          <w:color w:val="0066CC"/>
+          <w:color w:val="0000FF"/>
           <w:sz w:val="24"/>
           <w:u w:val="single"/>
         </w:rPr>
@@ -705,7 +716,7 @@
           <w:rFonts w:ascii="Charis SIL Regular" w:hAnsi="Charis SIL Regular" w:eastAsia="Charis SIL Regular"/>
           <w:b w:val="0"/>
           <w:i w:val="0"/>
-          <w:color w:val="0066CC"/>
+          <w:color w:val="0000FF"/>
           <w:sz w:val="24"/>
           <w:u w:val="single"/>
         </w:rPr>
@@ -716,7 +727,7 @@
           <w:rFonts w:ascii="Charis SIL Regular" w:hAnsi="Charis SIL Regular" w:eastAsia="Charis SIL Regular"/>
           <w:b w:val="0"/>
           <w:i w:val="0"/>
-          <w:color w:val="0066CC"/>
+          <w:color w:val="0000FF"/>
           <w:sz w:val="24"/>
           <w:u w:val="single"/>
         </w:rPr>
@@ -751,25 +762,18 @@
       </w:r>
       <w:r>
         <w:rPr>
-          <w:u w:val="single" w:color="0066cc"/>
+          <w:u w:val="single" w:color="0000ff"/>
           <w:rFonts w:ascii="Charis SIL Regular" w:hAnsi="Charis SIL Regular" w:eastAsia="Charis SIL Regular"/>
           <w:b w:val="0"/>
           <w:i w:val="0"/>
           <w:color w:val="000000"/>
           <w:sz w:val="24"/>
         </w:rPr>
-        <w:hyperlink r:id="rId10" w:history="1">
-          <w:r>
-            <w:rPr>
-              <w:rStyle w:val="Hyperlink"/>
-            </w:rPr>
-            <w:t>hiedenis en de</w:t>
-          </w:r>
-        </w:hyperlink>
+        <w:t>hiedenis en de</w:t>
       </w:r>
       <w:r>
         <w:rPr>
-          <w:u w:val="single" w:color="0066cc"/>
+          <w:u w:val="single" w:color="0000ff"/>
           <w:rFonts w:ascii="Charis SIL Regular" w:hAnsi="Charis SIL Regular" w:eastAsia="Charis SIL Regular"/>
           <w:b w:val="0"/>
           <w:i w:val="0"/>
@@ -787,7 +791,7 @@
       </w:r>
       <w:r>
         <w:rPr>
-          <w:u w:val="single" w:color="0066cc"/>
+          <w:u w:val="single" w:color="0000ff"/>
           <w:rFonts w:ascii="Charis SIL Regular" w:hAnsi="Charis SIL Regular" w:eastAsia="Charis SIL Regular"/>
           <w:b w:val="0"/>
           <w:i w:val="0"/>
@@ -805,7 +809,7 @@
       </w:r>
       <w:r>
         <w:rPr>
-          <w:u w:val="single" w:color="0066cc"/>
+          <w:u w:val="single" w:color="0000ff"/>
           <w:rFonts w:ascii="Charis SIL Regular" w:hAnsi="Charis SIL Regular" w:eastAsia="Charis SIL Regular"/>
           <w:b w:val="0"/>
           <w:i w:val="0"/>
@@ -836,7 +840,7 @@
           <w:rFonts w:ascii="Charis SIL Regular" w:hAnsi="Charis SIL Regular" w:eastAsia="Charis SIL Regular"/>
           <w:b w:val="0"/>
           <w:i w:val="0"/>
-          <w:color w:val="0066CC"/>
+          <w:color w:val="0000FF"/>
           <w:sz w:val="24"/>
           <w:u w:val="single"/>
         </w:rPr>
@@ -871,7 +875,7 @@
       </w:r>
       <w:r>
         <w:rPr>
-          <w:u w:val="single" w:color="0066cc"/>
+          <w:u w:val="single" w:color="0000ff"/>
           <w:rFonts w:ascii="Charis SIL Regular" w:hAnsi="Charis SIL Regular" w:eastAsia="Charis SIL Regular"/>
           <w:b w:val="0"/>
           <w:i w:val="0"/>
@@ -1048,7 +1052,7 @@
           <w:rFonts w:ascii="Charis SIL Regular" w:hAnsi="Charis SIL Regular" w:eastAsia="Charis SIL Regular"/>
           <w:b w:val="0"/>
           <w:i w:val="0"/>
-          <w:color w:val="0066CC"/>
+          <w:color w:val="0000FF"/>
           <w:sz w:val="24"/>
           <w:u w:val="single"/>
         </w:rPr>
@@ -1189,8 +1193,9 @@
           <w:rFonts w:ascii="Charis SIL Regular" w:hAnsi="Charis SIL Regular" w:eastAsia="Charis SIL Regular"/>
           <w:b w:val="0"/>
           <w:i w:val="0"/>
-          <w:color w:val="0066CC"/>
+          <w:color w:val="0000FF"/>
           <w:sz w:val="24"/>
+          <w:u w:val="single"/>
         </w:rPr>
         <w:t>Bronnen</w:t>
       </w:r>
@@ -1212,11 +1217,22 @@
           <w:rFonts w:ascii="Charis SIL Regular" w:hAnsi="Charis SIL Regular" w:eastAsia="Charis SIL Regular"/>
           <w:b w:val="0"/>
           <w:i w:val="0"/>
-          <w:color w:val="0066CC"/>
+          <w:color w:val="0000FF"/>
           <w:sz w:val="24"/>
           <w:u w:val="single"/>
         </w:rPr>
-        <w:t>Wetenschappelijk onderzoek in gekoloniseerde gebieden</w:t>
+        <w:t>Wetensc</w:t>
+      </w:r>
+      <w:r>
+        <w:rPr>
+          <w:rFonts w:ascii="Charis SIL Regular" w:hAnsi="Charis SIL Regular" w:eastAsia="Charis SIL Regular"/>
+          <w:b w:val="0"/>
+          <w:i w:val="0"/>
+          <w:color w:val="0000FF"/>
+          <w:sz w:val="24"/>
+          <w:u w:val="single"/>
+        </w:rPr>
+        <w:t>happelijk onderzoek in gekoloniseerde gebieden</w:t>
       </w:r>
       <w:r>
         <w:br/>
@@ -1236,7 +1252,7 @@
           <w:rFonts w:ascii="Charis SIL Regular" w:hAnsi="Charis SIL Regular" w:eastAsia="Charis SIL Regular"/>
           <w:b w:val="0"/>
           <w:i w:val="0"/>
-          <w:color w:val="0066CC"/>
+          <w:color w:val="0000FF"/>
           <w:sz w:val="24"/>
           <w:u w:val="single"/>
         </w:rPr>
@@ -1260,7 +1276,7 @@
           <w:rFonts w:ascii="Charis SIL Regular" w:hAnsi="Charis SIL Regular" w:eastAsia="Charis SIL Regular"/>
           <w:b w:val="0"/>
           <w:i w:val="0"/>
-          <w:color w:val="0066CC"/>
+          <w:color w:val="0000FF"/>
           <w:sz w:val="24"/>
           <w:u w:val="single"/>
         </w:rPr>
@@ -1271,7 +1287,7 @@
           <w:rFonts w:ascii="Charis SIL Regular" w:hAnsi="Charis SIL Regular" w:eastAsia="Charis SIL Regular"/>
           <w:b w:val="0"/>
           <w:i w:val="0"/>
-          <w:color w:val="0066CC"/>
+          <w:color w:val="0000FF"/>
           <w:sz w:val="24"/>
           <w:u w:val="single"/>
         </w:rPr>
@@ -1292,7 +1308,7 @@
           <w:rFonts w:ascii="Charis SIL Regular" w:hAnsi="Charis SIL Regular" w:eastAsia="Charis SIL Regular"/>
           <w:b w:val="0"/>
           <w:i w:val="0"/>
-          <w:color w:val="0066CC"/>
+          <w:color w:val="0000FF"/>
           <w:sz w:val="24"/>
           <w:u w:val="single"/>
         </w:rPr>
@@ -1316,7 +1332,7 @@
           <w:rFonts w:ascii="Charis SIL Regular" w:hAnsi="Charis SIL Regular" w:eastAsia="Charis SIL Regular"/>
           <w:b w:val="0"/>
           <w:i w:val="0"/>
-          <w:color w:val="0066CC"/>
+          <w:color w:val="0000FF"/>
           <w:sz w:val="24"/>
           <w:u w:val="single"/>
         </w:rPr>
@@ -1340,7 +1356,7 @@
           <w:rFonts w:ascii="Charis SIL Regular" w:hAnsi="Charis SIL Regular" w:eastAsia="Charis SIL Regular"/>
           <w:b w:val="0"/>
           <w:i w:val="0"/>
-          <w:color w:val="0066CC"/>
+          <w:color w:val="0000FF"/>
           <w:sz w:val="24"/>
           <w:u w:val="single"/>
         </w:rPr>
@@ -1351,7 +1367,7 @@
           <w:rFonts w:ascii="Charis SIL Regular" w:hAnsi="Charis SIL Regular" w:eastAsia="Charis SIL Regular"/>
           <w:b w:val="0"/>
           <w:i w:val="0"/>
-          <w:color w:val="0066CC"/>
+          <w:color w:val="0000FF"/>
           <w:sz w:val="24"/>
           <w:u w:val="single"/>
         </w:rPr>
@@ -1375,7 +1391,7 @@
           <w:rFonts w:ascii="Charis SIL Regular" w:hAnsi="Charis SIL Regular" w:eastAsia="Charis SIL Regular"/>
           <w:b w:val="0"/>
           <w:i w:val="0"/>
-          <w:color w:val="0066CC"/>
+          <w:color w:val="0000FF"/>
           <w:sz w:val="24"/>
           <w:u w:val="single"/>
         </w:rPr>
@@ -1486,7 +1502,7 @@
           <w:rFonts w:ascii="Charis SIL Regular" w:hAnsi="Charis SIL Regular" w:eastAsia="Charis SIL Regular"/>
           <w:b w:val="0"/>
           <w:i w:val="0"/>
-          <w:color w:val="0066CC"/>
+          <w:color w:val="0000FF"/>
           <w:sz w:val="24"/>
           <w:u w:val="single"/>
         </w:rPr>
@@ -1504,7 +1520,7 @@
           <w:rFonts w:ascii="Charis SIL Regular" w:hAnsi="Charis SIL Regular" w:eastAsia="Charis SIL Regular"/>
           <w:b w:val="0"/>
           <w:i w:val="0"/>
-          <w:color w:val="0066CC"/>
+          <w:color w:val="0000FF"/>
           <w:sz w:val="24"/>
           <w:u w:val="single"/>
         </w:rPr>
@@ -1847,7 +1863,7 @@
           <w:rFonts w:ascii="Charis SIL Regular" w:hAnsi="Charis SIL Regular" w:eastAsia="Charis SIL Regular"/>
           <w:b w:val="0"/>
           <w:i w:val="0"/>
-          <w:color w:val="0066CC"/>
+          <w:color w:val="0000FF"/>
           <w:sz w:val="24"/>
           <w:u w:val="single"/>
         </w:rPr>
@@ -1865,7 +1881,7 @@
           <w:rFonts w:ascii="Charis SIL Regular" w:hAnsi="Charis SIL Regular" w:eastAsia="Charis SIL Regular"/>
           <w:b w:val="0"/>
           <w:i w:val="0"/>
-          <w:color w:val="0066CC"/>
+          <w:color w:val="0000FF"/>
           <w:sz w:val="24"/>
           <w:u w:val="single"/>
         </w:rPr>
@@ -1883,7 +1899,7 @@
           <w:rFonts w:ascii="Charis SIL Regular" w:hAnsi="Charis SIL Regular" w:eastAsia="Charis SIL Regular"/>
           <w:b w:val="0"/>
           <w:i w:val="0"/>
-          <w:color w:val="0066CC"/>
+          <w:color w:val="0000FF"/>
           <w:sz w:val="24"/>
           <w:u w:val="single"/>
         </w:rPr>
@@ -1911,7 +1927,7 @@
           <w:rFonts w:ascii="Charis SIL Regular" w:hAnsi="Charis SIL Regular" w:eastAsia="Charis SIL Regular"/>
           <w:b w:val="0"/>
           <w:i w:val="0"/>
-          <w:color w:val="0066CC"/>
+          <w:color w:val="0000FF"/>
           <w:sz w:val="24"/>
         </w:rPr>
         <w:hyperlink r:id="rId13" w:history="1">
@@ -1928,7 +1944,7 @@
           <w:rFonts w:ascii="Charis SIL Regular" w:hAnsi="Charis SIL Regular" w:eastAsia="Charis SIL Regular"/>
           <w:b w:val="0"/>
           <w:i w:val="0"/>
-          <w:color w:val="0066CC"/>
+          <w:color w:val="0000FF"/>
           <w:sz w:val="24"/>
         </w:rPr>
         <w:hyperlink r:id="rId13" w:history="1">
@@ -1945,7 +1961,7 @@
           <w:rFonts w:ascii="Charis SIL Regular" w:hAnsi="Charis SIL Regular" w:eastAsia="Charis SIL Regular"/>
           <w:b w:val="0"/>
           <w:i w:val="0"/>
-          <w:color w:val="0066CC"/>
+          <w:color w:val="0000FF"/>
           <w:sz w:val="24"/>
         </w:rPr>
         <w:t>%</w:t>
@@ -1955,7 +1971,7 @@
           <w:rFonts w:ascii="Charis SIL Regular" w:hAnsi="Charis SIL Regular" w:eastAsia="Charis SIL Regular"/>
           <w:b w:val="0"/>
           <w:i w:val="0"/>
-          <w:color w:val="0066CC"/>
+          <w:color w:val="0000FF"/>
           <w:sz w:val="24"/>
         </w:rPr>
         <w:hyperlink r:id="rId13" w:history="1">
@@ -1972,7 +1988,7 @@
           <w:rFonts w:ascii="Charis SIL Regular" w:hAnsi="Charis SIL Regular" w:eastAsia="Charis SIL Regular"/>
           <w:b w:val="0"/>
           <w:i w:val="0"/>
-          <w:color w:val="0066CC"/>
+          <w:color w:val="0000FF"/>
           <w:sz w:val="24"/>
         </w:rPr>
         <w:hyperlink r:id="rId13" w:history="1">
@@ -1989,7 +2005,7 @@
           <w:rFonts w:ascii="Charis SIL Regular" w:hAnsi="Charis SIL Regular" w:eastAsia="Charis SIL Regular"/>
           <w:b w:val="0"/>
           <w:i w:val="0"/>
-          <w:color w:val="0066CC"/>
+          <w:color w:val="0000FF"/>
           <w:sz w:val="24"/>
         </w:rPr>
         <w:t>t</w:t>
@@ -1999,7 +2015,7 @@
           <w:rFonts w:ascii="Charis SIL Regular" w:hAnsi="Charis SIL Regular" w:eastAsia="Charis SIL Regular"/>
           <w:b w:val="0"/>
           <w:i w:val="0"/>
-          <w:color w:val="0066CC"/>
+          <w:color w:val="0000FF"/>
           <w:sz w:val="24"/>
         </w:rPr>
         <w:hyperlink r:id="rId13" w:history="1">
@@ -2016,7 +2032,7 @@
           <w:rFonts w:ascii="Charis SIL Regular" w:hAnsi="Charis SIL Regular" w:eastAsia="Charis SIL Regular"/>
           <w:b w:val="0"/>
           <w:i w:val="0"/>
-          <w:color w:val="0066CC"/>
+          <w:color w:val="0000FF"/>
           <w:sz w:val="24"/>
         </w:rPr>
         <w:hyperlink r:id="rId13" w:history="1">
@@ -2033,7 +2049,7 @@
           <w:rFonts w:ascii="Charis SIL Regular" w:hAnsi="Charis SIL Regular" w:eastAsia="Charis SIL Regular"/>
           <w:b w:val="0"/>
           <w:i w:val="0"/>
-          <w:color w:val="0066CC"/>
+          <w:color w:val="0000FF"/>
           <w:sz w:val="24"/>
         </w:rPr>
         <w:hyperlink r:id="rId13" w:history="1">
@@ -2166,7 +2182,7 @@
           <w:rFonts w:ascii="Charis SIL Regular" w:hAnsi="Charis SIL Regular" w:eastAsia="Charis SIL Regular"/>
           <w:b w:val="0"/>
           <w:i w:val="0"/>
-          <w:color w:val="0066CC"/>
+          <w:color w:val="0000FF"/>
           <w:sz w:val="24"/>
           <w:u w:val="single"/>
         </w:rPr>
@@ -2184,7 +2200,7 @@
           <w:rFonts w:ascii="Charis SIL Regular" w:hAnsi="Charis SIL Regular" w:eastAsia="Charis SIL Regular"/>
           <w:b w:val="0"/>
           <w:i w:val="0"/>
-          <w:color w:val="0066CC"/>
+          <w:color w:val="0000FF"/>
           <w:sz w:val="24"/>
           <w:u w:val="single"/>
         </w:rPr>
@@ -2202,7 +2218,7 @@
           <w:rFonts w:ascii="Charis SIL Regular" w:hAnsi="Charis SIL Regular" w:eastAsia="Charis SIL Regular"/>
           <w:b w:val="0"/>
           <w:i w:val="0"/>
-          <w:color w:val="0066CC"/>
+          <w:color w:val="0000FF"/>
           <w:sz w:val="24"/>
           <w:u w:val="single"/>
         </w:rPr>
@@ -2230,7 +2246,7 @@
           <w:rFonts w:ascii="Charis SIL Regular" w:hAnsi="Charis SIL Regular" w:eastAsia="Charis SIL Regular"/>
           <w:b w:val="0"/>
           <w:i w:val="0"/>
-          <w:color w:val="0066CC"/>
+          <w:color w:val="0000FF"/>
           <w:sz w:val="24"/>
         </w:rPr>
         <w:hyperlink r:id="rId13" w:history="1">
@@ -2247,7 +2263,7 @@
           <w:rFonts w:ascii="Charis SIL Regular" w:hAnsi="Charis SIL Regular" w:eastAsia="Charis SIL Regular"/>
           <w:b w:val="0"/>
           <w:i w:val="0"/>
-          <w:color w:val="0066CC"/>
+          <w:color w:val="0000FF"/>
           <w:sz w:val="24"/>
         </w:rPr>
         <w:hyperlink r:id="rId13" w:history="1">
@@ -2264,17 +2280,7 @@
           <w:rFonts w:ascii="Charis SIL Regular" w:hAnsi="Charis SIL Regular" w:eastAsia="Charis SIL Regular"/>
           <w:b w:val="0"/>
           <w:i w:val="0"/>
-          <w:color w:val="0066CC"/>
-          <w:sz w:val="24"/>
-        </w:rPr>
-        <w:t>%</w:t>
-      </w:r>
-      <w:r>
-        <w:rPr>
-          <w:rFonts w:ascii="Charis SIL Regular" w:hAnsi="Charis SIL Regular" w:eastAsia="Charis SIL Regular"/>
-          <w:b w:val="0"/>
-          <w:i w:val="0"/>
-          <w:color w:val="0066CC"/>
+          <w:color w:val="0000FF"/>
           <w:sz w:val="24"/>
         </w:rPr>
         <w:hyperlink r:id="rId13" w:history="1">
@@ -2282,7 +2288,7 @@
             <w:rPr>
               <w:rStyle w:val="Hyperlink"/>
             </w:rPr>
-            <w:t>5B0%5D%5Bfield%5D=inform</w:t>
+            <w:t>%</w:t>
           </w:r>
         </w:hyperlink>
       </w:r>
@@ -2291,7 +2297,7 @@
           <w:rFonts w:ascii="Charis SIL Regular" w:hAnsi="Charis SIL Regular" w:eastAsia="Charis SIL Regular"/>
           <w:b w:val="0"/>
           <w:i w:val="0"/>
-          <w:color w:val="0066CC"/>
+          <w:color w:val="0000FF"/>
           <w:sz w:val="24"/>
         </w:rPr>
         <w:hyperlink r:id="rId13" w:history="1">
@@ -2299,7 +2305,7 @@
             <w:rPr>
               <w:rStyle w:val="Hyperlink"/>
             </w:rPr>
-            <w:t>a</w:t>
+            <w:t>5B0%5D%5Bfield%5D=informa</w:t>
           </w:r>
         </w:hyperlink>
       </w:r>
@@ -2308,7 +2314,7 @@
           <w:rFonts w:ascii="Charis SIL Regular" w:hAnsi="Charis SIL Regular" w:eastAsia="Charis SIL Regular"/>
           <w:b w:val="0"/>
           <w:i w:val="0"/>
-          <w:color w:val="0066CC"/>
+          <w:color w:val="0000FF"/>
           <w:sz w:val="24"/>
         </w:rPr>
         <w:hyperlink r:id="rId13" w:history="1">
@@ -2325,7 +2331,7 @@
           <w:rFonts w:ascii="Charis SIL Regular" w:hAnsi="Charis SIL Regular" w:eastAsia="Charis SIL Regular"/>
           <w:b w:val="0"/>
           <w:i w:val="0"/>
-          <w:color w:val="0066CC"/>
+          <w:color w:val="0000FF"/>
           <w:sz w:val="24"/>
         </w:rPr>
         <w:hyperlink r:id="rId13" w:history="1">
@@ -2342,7 +2348,7 @@
           <w:rFonts w:ascii="Charis SIL Regular" w:hAnsi="Charis SIL Regular" w:eastAsia="Charis SIL Regular"/>
           <w:b w:val="0"/>
           <w:i w:val="0"/>
-          <w:color w:val="0066CC"/>
+          <w:color w:val="0000FF"/>
           <w:sz w:val="24"/>
         </w:rPr>
         <w:hyperlink r:id="rId13" w:history="1">
@@ -2350,7 +2356,7 @@
             <w:rPr>
               <w:rStyle w:val="Hyperlink"/>
             </w:rPr>
-            <w:t>ers%5B0%5D%5Bvalues%5D%5B</w:t>
+            <w:t>ers%5B0%5D%5Bvalues%5D%5</w:t>
           </w:r>
         </w:hyperlink>
       </w:r>
@@ -2359,10 +2365,10 @@
           <w:rFonts w:ascii="Charis SIL Regular" w:hAnsi="Charis SIL Regular" w:eastAsia="Charis SIL Regular"/>
           <w:b w:val="0"/>
           <w:i w:val="0"/>
-          <w:color w:val="0066CC"/>
+          <w:color w:val="0000FF"/>
           <w:sz w:val="24"/>
         </w:rPr>
-        <w:t>0</w:t>
+        <w:t>B0</w:t>
       </w:r>
     </w:p>
     <w:p>
@@ -2472,7 +2478,7 @@
           <w:rFonts w:ascii="Charis SIL Regular" w:hAnsi="Charis SIL Regular" w:eastAsia="Charis SIL Regular"/>
           <w:b w:val="0"/>
           <w:i w:val="0"/>
-          <w:color w:val="0066CC"/>
+          <w:color w:val="0000FF"/>
           <w:sz w:val="24"/>
           <w:u w:val="single"/>
         </w:rPr>
@@ -2490,7 +2496,7 @@
           <w:rFonts w:ascii="Charis SIL Regular" w:hAnsi="Charis SIL Regular" w:eastAsia="Charis SIL Regular"/>
           <w:b w:val="0"/>
           <w:i w:val="0"/>
-          <w:color w:val="0066CC"/>
+          <w:color w:val="0000FF"/>
           <w:sz w:val="24"/>
           <w:u w:val="single"/>
         </w:rPr>
@@ -2508,7 +2514,7 @@
           <w:rFonts w:ascii="Charis SIL Regular" w:hAnsi="Charis SIL Regular" w:eastAsia="Charis SIL Regular"/>
           <w:b w:val="0"/>
           <w:i w:val="0"/>
-          <w:color w:val="0066CC"/>
+          <w:color w:val="0000FF"/>
           <w:sz w:val="24"/>
           <w:u w:val="single"/>
         </w:rPr>
@@ -2536,7 +2542,7 @@
           <w:rFonts w:ascii="Charis SIL Regular" w:hAnsi="Charis SIL Regular" w:eastAsia="Charis SIL Regular"/>
           <w:b w:val="0"/>
           <w:i w:val="0"/>
-          <w:color w:val="0066CC"/>
+          <w:color w:val="0000FF"/>
           <w:sz w:val="24"/>
         </w:rPr>
         <w:hyperlink r:id="rId13" w:history="1">
@@ -2553,7 +2559,7 @@
           <w:rFonts w:ascii="Charis SIL Regular" w:hAnsi="Charis SIL Regular" w:eastAsia="Charis SIL Regular"/>
           <w:b w:val="0"/>
           <w:i w:val="0"/>
-          <w:color w:val="0066CC"/>
+          <w:color w:val="0000FF"/>
           <w:sz w:val="24"/>
         </w:rPr>
         <w:hyperlink r:id="rId13" w:history="1">
@@ -2570,7 +2576,7 @@
           <w:rFonts w:ascii="Charis SIL Regular" w:hAnsi="Charis SIL Regular" w:eastAsia="Charis SIL Regular"/>
           <w:b w:val="0"/>
           <w:i w:val="0"/>
-          <w:color w:val="0066CC"/>
+          <w:color w:val="0000FF"/>
           <w:sz w:val="24"/>
         </w:rPr>
         <w:t>%</w:t>
@@ -2580,7 +2586,7 @@
           <w:rFonts w:ascii="Charis SIL Regular" w:hAnsi="Charis SIL Regular" w:eastAsia="Charis SIL Regular"/>
           <w:b w:val="0"/>
           <w:i w:val="0"/>
-          <w:color w:val="0066CC"/>
+          <w:color w:val="0000FF"/>
           <w:sz w:val="24"/>
         </w:rPr>
         <w:hyperlink r:id="rId13" w:history="1">
@@ -2597,7 +2603,7 @@
           <w:rFonts w:ascii="Charis SIL Regular" w:hAnsi="Charis SIL Regular" w:eastAsia="Charis SIL Regular"/>
           <w:b w:val="0"/>
           <w:i w:val="0"/>
-          <w:color w:val="0066CC"/>
+          <w:color w:val="0000FF"/>
           <w:sz w:val="24"/>
         </w:rPr>
         <w:hyperlink r:id="rId13" w:history="1">
@@ -2614,7 +2620,7 @@
           <w:rFonts w:ascii="Charis SIL Regular" w:hAnsi="Charis SIL Regular" w:eastAsia="Charis SIL Regular"/>
           <w:b w:val="0"/>
           <w:i w:val="0"/>
-          <w:color w:val="0066CC"/>
+          <w:color w:val="0000FF"/>
           <w:sz w:val="24"/>
         </w:rPr>
         <w:t>t</w:t>
@@ -2624,7 +2630,7 @@
           <w:rFonts w:ascii="Charis SIL Regular" w:hAnsi="Charis SIL Regular" w:eastAsia="Charis SIL Regular"/>
           <w:b w:val="0"/>
           <w:i w:val="0"/>
-          <w:color w:val="0066CC"/>
+          <w:color w:val="0000FF"/>
           <w:sz w:val="24"/>
         </w:rPr>
         <w:hyperlink r:id="rId13" w:history="1">
@@ -2641,7 +2647,7 @@
           <w:rFonts w:ascii="Charis SIL Regular" w:hAnsi="Charis SIL Regular" w:eastAsia="Charis SIL Regular"/>
           <w:b w:val="0"/>
           <w:i w:val="0"/>
-          <w:color w:val="0066CC"/>
+          <w:color w:val="0000FF"/>
           <w:sz w:val="24"/>
         </w:rPr>
         <w:hyperlink r:id="rId13" w:history="1">
@@ -2658,7 +2664,7 @@
           <w:rFonts w:ascii="Charis SIL Regular" w:hAnsi="Charis SIL Regular" w:eastAsia="Charis SIL Regular"/>
           <w:b w:val="0"/>
           <w:i w:val="0"/>
-          <w:color w:val="0066CC"/>
+          <w:color w:val="0000FF"/>
           <w:sz w:val="24"/>
         </w:rPr>
         <w:hyperlink r:id="rId13" w:history="1">
@@ -2787,7 +2793,7 @@
           <w:rFonts w:ascii="Charis SIL Regular" w:hAnsi="Charis SIL Regular" w:eastAsia="Charis SIL Regular"/>
           <w:b w:val="0"/>
           <w:i w:val="0"/>
-          <w:color w:val="0066CC"/>
+          <w:color w:val="0000FF"/>
           <w:sz w:val="24"/>
           <w:u w:val="single"/>
         </w:rPr>
@@ -2805,7 +2811,7 @@
           <w:rFonts w:ascii="Charis SIL Regular" w:hAnsi="Charis SIL Regular" w:eastAsia="Charis SIL Regular"/>
           <w:b w:val="0"/>
           <w:i w:val="0"/>
-          <w:color w:val="0066CC"/>
+          <w:color w:val="0000FF"/>
           <w:sz w:val="24"/>
           <w:u w:val="single"/>
         </w:rPr>
@@ -2823,7 +2829,7 @@
           <w:rFonts w:ascii="Charis SIL Regular" w:hAnsi="Charis SIL Regular" w:eastAsia="Charis SIL Regular"/>
           <w:b w:val="0"/>
           <w:i w:val="0"/>
-          <w:color w:val="0066CC"/>
+          <w:color w:val="0000FF"/>
           <w:sz w:val="24"/>
           <w:u w:val="single"/>
         </w:rPr>
@@ -2851,7 +2857,7 @@
           <w:rFonts w:ascii="Charis SIL Regular" w:hAnsi="Charis SIL Regular" w:eastAsia="Charis SIL Regular"/>
           <w:b w:val="0"/>
           <w:i w:val="0"/>
-          <w:color w:val="0066CC"/>
+          <w:color w:val="0000FF"/>
           <w:sz w:val="24"/>
         </w:rPr>
         <w:hyperlink r:id="rId13" w:history="1">
@@ -2868,7 +2874,7 @@
           <w:rFonts w:ascii="Charis SIL Regular" w:hAnsi="Charis SIL Regular" w:eastAsia="Charis SIL Regular"/>
           <w:b w:val="0"/>
           <w:i w:val="0"/>
-          <w:color w:val="0066CC"/>
+          <w:color w:val="0000FF"/>
           <w:sz w:val="24"/>
         </w:rPr>
         <w:hyperlink r:id="rId13" w:history="1">
@@ -2885,7 +2891,7 @@
           <w:rFonts w:ascii="Charis SIL Regular" w:hAnsi="Charis SIL Regular" w:eastAsia="Charis SIL Regular"/>
           <w:b w:val="0"/>
           <w:i w:val="0"/>
-          <w:color w:val="0066CC"/>
+          <w:color w:val="0000FF"/>
           <w:sz w:val="24"/>
         </w:rPr>
         <w:t>%</w:t>
@@ -2895,7 +2901,7 @@
           <w:rFonts w:ascii="Charis SIL Regular" w:hAnsi="Charis SIL Regular" w:eastAsia="Charis SIL Regular"/>
           <w:b w:val="0"/>
           <w:i w:val="0"/>
-          <w:color w:val="0066CC"/>
+          <w:color w:val="0000FF"/>
           <w:sz w:val="24"/>
         </w:rPr>
         <w:hyperlink r:id="rId13" w:history="1">
@@ -2912,7 +2918,7 @@
           <w:rFonts w:ascii="Charis SIL Regular" w:hAnsi="Charis SIL Regular" w:eastAsia="Charis SIL Regular"/>
           <w:b w:val="0"/>
           <w:i w:val="0"/>
-          <w:color w:val="0066CC"/>
+          <w:color w:val="0000FF"/>
           <w:sz w:val="24"/>
         </w:rPr>
         <w:hyperlink r:id="rId13" w:history="1">
@@ -2929,7 +2935,7 @@
           <w:rFonts w:ascii="Charis SIL Regular" w:hAnsi="Charis SIL Regular" w:eastAsia="Charis SIL Regular"/>
           <w:b w:val="0"/>
           <w:i w:val="0"/>
-          <w:color w:val="0066CC"/>
+          <w:color w:val="0000FF"/>
           <w:sz w:val="24"/>
         </w:rPr>
         <w:t>t</w:t>
@@ -2939,7 +2945,7 @@
           <w:rFonts w:ascii="Charis SIL Regular" w:hAnsi="Charis SIL Regular" w:eastAsia="Charis SIL Regular"/>
           <w:b w:val="0"/>
           <w:i w:val="0"/>
-          <w:color w:val="0066CC"/>
+          <w:color w:val="0000FF"/>
           <w:sz w:val="24"/>
         </w:rPr>
         <w:hyperlink r:id="rId13" w:history="1">
@@ -2956,7 +2962,7 @@
           <w:rFonts w:ascii="Charis SIL Regular" w:hAnsi="Charis SIL Regular" w:eastAsia="Charis SIL Regular"/>
           <w:b w:val="0"/>
           <w:i w:val="0"/>
-          <w:color w:val="0066CC"/>
+          <w:color w:val="0000FF"/>
           <w:sz w:val="24"/>
         </w:rPr>
         <w:hyperlink r:id="rId13" w:history="1">
@@ -2973,7 +2979,7 @@
           <w:rFonts w:ascii="Charis SIL Regular" w:hAnsi="Charis SIL Regular" w:eastAsia="Charis SIL Regular"/>
           <w:b w:val="0"/>
           <w:i w:val="0"/>
-          <w:color w:val="0066CC"/>
+          <w:color w:val="0000FF"/>
           <w:sz w:val="24"/>
         </w:rPr>
         <w:hyperlink r:id="rId13" w:history="1">
@@ -3120,7 +3126,7 @@
           <w:rFonts w:ascii="Charis SIL Regular" w:hAnsi="Charis SIL Regular" w:eastAsia="Charis SIL Regular"/>
           <w:b w:val="0"/>
           <w:i w:val="0"/>
-          <w:color w:val="0066CC"/>
+          <w:color w:val="0000FF"/>
           <w:sz w:val="24"/>
           <w:u w:val="single"/>
         </w:rPr>
@@ -3138,7 +3144,7 @@
           <w:rFonts w:ascii="Charis SIL Regular" w:hAnsi="Charis SIL Regular" w:eastAsia="Charis SIL Regular"/>
           <w:b w:val="0"/>
           <w:i w:val="0"/>
-          <w:color w:val="0066CC"/>
+          <w:color w:val="0000FF"/>
           <w:sz w:val="24"/>
           <w:u w:val="single"/>
         </w:rPr>
@@ -3156,7 +3162,7 @@
           <w:rFonts w:ascii="Charis SIL Regular" w:hAnsi="Charis SIL Regular" w:eastAsia="Charis SIL Regular"/>
           <w:b w:val="0"/>
           <w:i w:val="0"/>
-          <w:color w:val="0066CC"/>
+          <w:color w:val="0000FF"/>
           <w:sz w:val="24"/>
           <w:u w:val="single"/>
         </w:rPr>
@@ -3174,7 +3180,7 @@
           <w:rFonts w:ascii="Charis SIL Regular" w:hAnsi="Charis SIL Regular" w:eastAsia="Charis SIL Regular"/>
           <w:b w:val="0"/>
           <w:i w:val="0"/>
-          <w:color w:val="0066CC"/>
+          <w:color w:val="0000FF"/>
           <w:sz w:val="24"/>
           <w:u w:val="single"/>
         </w:rPr>
@@ -3202,11 +3208,11 @@
           <w:rFonts w:ascii="Charis SIL Regular" w:hAnsi="Charis SIL Regular" w:eastAsia="Charis SIL Regular"/>
           <w:b w:val="0"/>
           <w:i w:val="0"/>
-          <w:color w:val="0066CC"/>
+          <w:color w:val="0000FF"/>
           <w:sz w:val="24"/>
           <w:u w:val="single"/>
         </w:rPr>
-        <w:hyperlink r:id="rId14" w:history="1">
+        <w:hyperlink r:id="rId15" w:history="1">
           <w:r>
             <w:rPr>
               <w:rStyle w:val="Hyperlink"/>
@@ -3220,7 +3226,7 @@
           <w:rFonts w:ascii="Charis SIL Regular" w:hAnsi="Charis SIL Regular" w:eastAsia="Charis SIL Regular"/>
           <w:b w:val="0"/>
           <w:i w:val="0"/>
-          <w:color w:val="0066CC"/>
+          <w:color w:val="0000FF"/>
           <w:sz w:val="24"/>
           <w:u w:val="single"/>
         </w:rPr>
@@ -3238,7 +3244,7 @@
           <w:rFonts w:ascii="Charis SIL Regular" w:hAnsi="Charis SIL Regular" w:eastAsia="Charis SIL Regular"/>
           <w:b w:val="0"/>
           <w:i w:val="0"/>
-          <w:color w:val="0066CC"/>
+          <w:color w:val="0000FF"/>
           <w:sz w:val="24"/>
           <w:u w:val="single"/>
         </w:rPr>
@@ -3249,11 +3255,11 @@
           <w:rFonts w:ascii="Charis SIL Regular" w:hAnsi="Charis SIL Regular" w:eastAsia="Charis SIL Regular"/>
           <w:b w:val="0"/>
           <w:i w:val="0"/>
-          <w:color w:val="0066CC"/>
+          <w:color w:val="0000FF"/>
           <w:sz w:val="24"/>
           <w:u w:val="single"/>
         </w:rPr>
-        <w:hyperlink r:id="rId15" w:history="1">
+        <w:hyperlink r:id="rId14" w:history="1">
           <w:r>
             <w:rPr>
               <w:rStyle w:val="Hyperlink"/>
@@ -3270,18 +3276,25 @@
           <w:color w:val="000000"/>
           <w:sz w:val="24"/>
         </w:rPr>
-        <w:t xml:space="preserve">, </w:t>
+        <w:hyperlink r:id="rId14" w:history="1">
+          <w:r>
+            <w:rPr>
+              <w:rStyle w:val="Hyperlink"/>
+            </w:rPr>
+            <w:t xml:space="preserve">, </w:t>
+          </w:r>
+        </w:hyperlink>
       </w:r>
       <w:r>
         <w:rPr>
           <w:rFonts w:ascii="Charis SIL Regular" w:hAnsi="Charis SIL Regular" w:eastAsia="Charis SIL Regular"/>
           <w:b w:val="0"/>
           <w:i w:val="0"/>
-          <w:color w:val="0066CC"/>
+          <w:color w:val="0000FF"/>
           <w:sz w:val="24"/>
           <w:u w:val="single"/>
         </w:rPr>
-        <w:hyperlink r:id="rId16" w:history="1">
+        <w:hyperlink r:id="rId14" w:history="1">
           <w:r>
             <w:rPr>
               <w:rStyle w:val="Hyperlink"/>
@@ -3295,7 +3308,7 @@
           <w:rFonts w:ascii="Charis SIL Regular" w:hAnsi="Charis SIL Regular" w:eastAsia="Charis SIL Regular"/>
           <w:b w:val="0"/>
           <w:i w:val="0"/>
-          <w:color w:val="0066CC"/>
+          <w:color w:val="0000FF"/>
           <w:sz w:val="24"/>
           <w:u w:val="single"/>
         </w:rPr>
@@ -3306,11 +3319,11 @@
           <w:rFonts w:ascii="Charis SIL Regular" w:hAnsi="Charis SIL Regular" w:eastAsia="Charis SIL Regular"/>
           <w:b w:val="0"/>
           <w:i w:val="0"/>
-          <w:color w:val="0066CC"/>
+          <w:color w:val="0000FF"/>
           <w:sz w:val="24"/>
           <w:u w:val="single"/>
         </w:rPr>
-        <w:hyperlink r:id="rId16" w:history="1">
+        <w:hyperlink r:id="rId14" w:history="1">
           <w:r>
             <w:rPr>
               <w:rStyle w:val="Hyperlink"/>

--- a/EXPORTS/DOCX/published/niveau3/Dutch/RMO.docx
+++ b/EXPORTS/DOCX/published/niveau3/Dutch/RMO.docx
@@ -229,7 +229,14 @@
           <w:color w:val="000000"/>
           <w:sz w:val="24"/>
         </w:rPr>
-        <w:t xml:space="preserve">eiden, </w:t>
+        <w:hyperlink r:id="rId9" w:history="1">
+          <w:r>
+            <w:rPr>
+              <w:rStyle w:val="Hyperlink"/>
+            </w:rPr>
+            <w:t xml:space="preserve">eiden, </w:t>
+          </w:r>
+        </w:hyperlink>
       </w:r>
       <w:r>
         <w:rPr>
@@ -758,82 +765,7 @@
           <w:color w:val="000000"/>
           <w:sz w:val="24"/>
         </w:rPr>
-        <w:t>museum, haar gesc</w:t>
-      </w:r>
-      <w:r>
-        <w:rPr>
-          <w:u w:val="single" w:color="0000ff"/>
-          <w:rFonts w:ascii="Charis SIL Regular" w:hAnsi="Charis SIL Regular" w:eastAsia="Charis SIL Regular"/>
-          <w:b w:val="0"/>
-          <w:i w:val="0"/>
-          <w:color w:val="000000"/>
-          <w:sz w:val="24"/>
-        </w:rPr>
-        <w:t>hiedenis en de</w:t>
-      </w:r>
-      <w:r>
-        <w:rPr>
-          <w:u w:val="single" w:color="0000ff"/>
-          <w:rFonts w:ascii="Charis SIL Regular" w:hAnsi="Charis SIL Regular" w:eastAsia="Charis SIL Regular"/>
-          <w:b w:val="0"/>
-          <w:i w:val="0"/>
-          <w:color w:val="000000"/>
-          <w:sz w:val="24"/>
-        </w:rPr>
-        <w:hyperlink r:id="rId10" w:history="1">
-          <w:r>
-            <w:rPr>
-              <w:rStyle w:val="Hyperlink"/>
-            </w:rPr>
-            <w:t xml:space="preserve"> col</w:t>
-          </w:r>
-        </w:hyperlink>
-      </w:r>
-      <w:r>
-        <w:rPr>
-          <w:u w:val="single" w:color="0000ff"/>
-          <w:rFonts w:ascii="Charis SIL Regular" w:hAnsi="Charis SIL Regular" w:eastAsia="Charis SIL Regular"/>
-          <w:b w:val="0"/>
-          <w:i w:val="0"/>
-          <w:color w:val="000000"/>
-          <w:sz w:val="24"/>
-        </w:rPr>
-        <w:hyperlink r:id="rId10" w:history="1">
-          <w:r>
-            <w:rPr>
-              <w:rStyle w:val="Hyperlink"/>
-            </w:rPr>
-            <w:t>l</w:t>
-          </w:r>
-        </w:hyperlink>
-      </w:r>
-      <w:r>
-        <w:rPr>
-          <w:u w:val="single" w:color="0000ff"/>
-          <w:rFonts w:ascii="Charis SIL Regular" w:hAnsi="Charis SIL Regular" w:eastAsia="Charis SIL Regular"/>
-          <w:b w:val="0"/>
-          <w:i w:val="0"/>
-          <w:color w:val="000000"/>
-          <w:sz w:val="24"/>
-        </w:rPr>
-        <w:hyperlink r:id="rId10" w:history="1">
-          <w:r>
-            <w:rPr>
-              <w:rStyle w:val="Hyperlink"/>
-            </w:rPr>
-            <w:t>ectie. Ook</w:t>
-          </w:r>
-        </w:hyperlink>
-      </w:r>
-      <w:r>
-        <w:rPr>
-          <w:rFonts w:ascii="Charis SIL Regular" w:hAnsi="Charis SIL Regular" w:eastAsia="Charis SIL Regular"/>
-          <w:b w:val="0"/>
-          <w:i w:val="0"/>
-          <w:color w:val="000000"/>
-          <w:sz w:val="24"/>
-        </w:rPr>
-        <w:t xml:space="preserve"> is het </w:t>
+        <w:t xml:space="preserve">museum, haar geschiedenis en de collectie. Ook is het </w:t>
       </w:r>
       <w:r>
         <w:rPr>
@@ -1964,7 +1896,14 @@
           <w:color w:val="0000FF"/>
           <w:sz w:val="24"/>
         </w:rPr>
-        <w:t>%</w:t>
+        <w:hyperlink r:id="rId13" w:history="1">
+          <w:r>
+            <w:rPr>
+              <w:rStyle w:val="Hyperlink"/>
+            </w:rPr>
+            <w:t>%</w:t>
+          </w:r>
+        </w:hyperlink>
       </w:r>
       <w:r>
         <w:rPr>
@@ -2283,12 +2222,22 @@
           <w:color w:val="0000FF"/>
           <w:sz w:val="24"/>
         </w:rPr>
+        <w:t>%</w:t>
+      </w:r>
+      <w:r>
+        <w:rPr>
+          <w:rFonts w:ascii="Charis SIL Regular" w:hAnsi="Charis SIL Regular" w:eastAsia="Charis SIL Regular"/>
+          <w:b w:val="0"/>
+          <w:i w:val="0"/>
+          <w:color w:val="0000FF"/>
+          <w:sz w:val="24"/>
+        </w:rPr>
         <w:hyperlink r:id="rId13" w:history="1">
           <w:r>
             <w:rPr>
               <w:rStyle w:val="Hyperlink"/>
             </w:rPr>
-            <w:t>%</w:t>
+            <w:t>5B0%5D%5Bfield%5D=inform</w:t>
           </w:r>
         </w:hyperlink>
       </w:r>
@@ -2305,7 +2254,34 @@
             <w:rPr>
               <w:rStyle w:val="Hyperlink"/>
             </w:rPr>
-            <w:t>5B0%5D%5Bfield%5D=informa</w:t>
+            <w:t>a</w:t>
+          </w:r>
+        </w:hyperlink>
+      </w:r>
+      <w:r>
+        <w:rPr>
+          <w:rFonts w:ascii="Charis SIL Regular" w:hAnsi="Charis SIL Regular" w:eastAsia="Charis SIL Regular"/>
+          <w:b w:val="0"/>
+          <w:i w:val="0"/>
+          <w:color w:val="0000FF"/>
+          <w:sz w:val="24"/>
+        </w:rPr>
+        <w:t>t</w:t>
+      </w:r>
+      <w:r>
+        <w:rPr>
+          <w:rFonts w:ascii="Charis SIL Regular" w:hAnsi="Charis SIL Regular" w:eastAsia="Charis SIL Regular"/>
+          <w:b w:val="0"/>
+          <w:i w:val="0"/>
+          <w:color w:val="0000FF"/>
+          <w:sz w:val="24"/>
+        </w:rPr>
+        <w:hyperlink r:id="rId13" w:history="1">
+          <w:r>
+            <w:rPr>
+              <w:rStyle w:val="Hyperlink"/>
+            </w:rPr>
+            <w:t>ion_type&amp;fil</w:t>
           </w:r>
         </w:hyperlink>
       </w:r>
@@ -2339,36 +2315,9 @@
             <w:rPr>
               <w:rStyle w:val="Hyperlink"/>
             </w:rPr>
-            <w:t>ion_type&amp;filt</w:t>
+            <w:t>ers%5B0%5D%5Bvalues%5D%5B0</w:t>
           </w:r>
         </w:hyperlink>
-      </w:r>
-      <w:r>
-        <w:rPr>
-          <w:rFonts w:ascii="Charis SIL Regular" w:hAnsi="Charis SIL Regular" w:eastAsia="Charis SIL Regular"/>
-          <w:b w:val="0"/>
-          <w:i w:val="0"/>
-          <w:color w:val="0000FF"/>
-          <w:sz w:val="24"/>
-        </w:rPr>
-        <w:hyperlink r:id="rId13" w:history="1">
-          <w:r>
-            <w:rPr>
-              <w:rStyle w:val="Hyperlink"/>
-            </w:rPr>
-            <w:t>ers%5B0%5D%5Bvalues%5D%5</w:t>
-          </w:r>
-        </w:hyperlink>
-      </w:r>
-      <w:r>
-        <w:rPr>
-          <w:rFonts w:ascii="Charis SIL Regular" w:hAnsi="Charis SIL Regular" w:eastAsia="Charis SIL Regular"/>
-          <w:b w:val="0"/>
-          <w:i w:val="0"/>
-          <w:color w:val="0000FF"/>
-          <w:sz w:val="24"/>
-        </w:rPr>
-        <w:t>B0</w:t>
       </w:r>
     </w:p>
     <w:p>
@@ -2550,7 +2499,7 @@
             <w:rPr>
               <w:rStyle w:val="Hyperlink"/>
             </w:rPr>
-            <w:t>filter</w:t>
+            <w:t>filters</w:t>
           </w:r>
         </w:hyperlink>
       </w:r>
@@ -2567,34 +2516,7 @@
             <w:rPr>
               <w:rStyle w:val="Hyperlink"/>
             </w:rPr>
-            <w:t>s</w:t>
-          </w:r>
-        </w:hyperlink>
-      </w:r>
-      <w:r>
-        <w:rPr>
-          <w:rFonts w:ascii="Charis SIL Regular" w:hAnsi="Charis SIL Regular" w:eastAsia="Charis SIL Regular"/>
-          <w:b w:val="0"/>
-          <w:i w:val="0"/>
-          <w:color w:val="0000FF"/>
-          <w:sz w:val="24"/>
-        </w:rPr>
-        <w:t>%</w:t>
-      </w:r>
-      <w:r>
-        <w:rPr>
-          <w:rFonts w:ascii="Charis SIL Regular" w:hAnsi="Charis SIL Regular" w:eastAsia="Charis SIL Regular"/>
-          <w:b w:val="0"/>
-          <w:i w:val="0"/>
-          <w:color w:val="0000FF"/>
-          <w:sz w:val="24"/>
-        </w:rPr>
-        <w:hyperlink r:id="rId13" w:history="1">
-          <w:r>
-            <w:rPr>
-              <w:rStyle w:val="Hyperlink"/>
-            </w:rPr>
-            <w:t>5B0%5D%5Bfield%5D=inform</w:t>
+            <w:t>%</w:t>
           </w:r>
         </w:hyperlink>
       </w:r>
@@ -2611,34 +2533,7 @@
             <w:rPr>
               <w:rStyle w:val="Hyperlink"/>
             </w:rPr>
-            <w:t>a</w:t>
-          </w:r>
-        </w:hyperlink>
-      </w:r>
-      <w:r>
-        <w:rPr>
-          <w:rFonts w:ascii="Charis SIL Regular" w:hAnsi="Charis SIL Regular" w:eastAsia="Charis SIL Regular"/>
-          <w:b w:val="0"/>
-          <w:i w:val="0"/>
-          <w:color w:val="0000FF"/>
-          <w:sz w:val="24"/>
-        </w:rPr>
-        <w:t>t</w:t>
-      </w:r>
-      <w:r>
-        <w:rPr>
-          <w:rFonts w:ascii="Charis SIL Regular" w:hAnsi="Charis SIL Regular" w:eastAsia="Charis SIL Regular"/>
-          <w:b w:val="0"/>
-          <w:i w:val="0"/>
-          <w:color w:val="0000FF"/>
-          <w:sz w:val="24"/>
-        </w:rPr>
-        <w:hyperlink r:id="rId13" w:history="1">
-          <w:r>
-            <w:rPr>
-              <w:rStyle w:val="Hyperlink"/>
-            </w:rPr>
-            <w:t>ion_type&amp;fil</w:t>
+            <w:t>5B0%5D%5Bfield%5D=informa</w:t>
           </w:r>
         </w:hyperlink>
       </w:r>
@@ -2672,9 +2567,36 @@
             <w:rPr>
               <w:rStyle w:val="Hyperlink"/>
             </w:rPr>
-            <w:t>ers%5B0%5D%5Bvalues%5D%5B0</w:t>
+            <w:t>ion_type&amp;filt</w:t>
           </w:r>
         </w:hyperlink>
+      </w:r>
+      <w:r>
+        <w:rPr>
+          <w:rFonts w:ascii="Charis SIL Regular" w:hAnsi="Charis SIL Regular" w:eastAsia="Charis SIL Regular"/>
+          <w:b w:val="0"/>
+          <w:i w:val="0"/>
+          <w:color w:val="0000FF"/>
+          <w:sz w:val="24"/>
+        </w:rPr>
+        <w:hyperlink r:id="rId13" w:history="1">
+          <w:r>
+            <w:rPr>
+              <w:rStyle w:val="Hyperlink"/>
+            </w:rPr>
+            <w:t>ers%5B0%5D%5Bvalues%5D%</w:t>
+          </w:r>
+        </w:hyperlink>
+      </w:r>
+      <w:r>
+        <w:rPr>
+          <w:rFonts w:ascii="Charis SIL Regular" w:hAnsi="Charis SIL Regular" w:eastAsia="Charis SIL Regular"/>
+          <w:b w:val="0"/>
+          <w:i w:val="0"/>
+          <w:color w:val="0000FF"/>
+          <w:sz w:val="24"/>
+        </w:rPr>
+        <w:t>5B0</w:t>
       </w:r>
     </w:p>
     <w:p>
@@ -2894,7 +2816,14 @@
           <w:color w:val="0000FF"/>
           <w:sz w:val="24"/>
         </w:rPr>
-        <w:t>%</w:t>
+        <w:hyperlink r:id="rId13" w:history="1">
+          <w:r>
+            <w:rPr>
+              <w:rStyle w:val="Hyperlink"/>
+            </w:rPr>
+            <w:t>%</w:t>
+          </w:r>
+        </w:hyperlink>
       </w:r>
       <w:r>
         <w:rPr>
@@ -3230,7 +3159,7 @@
           <w:sz w:val="24"/>
           <w:u w:val="single"/>
         </w:rPr>
-        <w:hyperlink r:id="rId14" w:history="1">
+        <w:hyperlink r:id="rId15" w:history="1">
           <w:r>
             <w:rPr>
               <w:rStyle w:val="Hyperlink"/>
@@ -3259,7 +3188,7 @@
           <w:sz w:val="24"/>
           <w:u w:val="single"/>
         </w:rPr>
-        <w:hyperlink r:id="rId14" w:history="1">
+        <w:hyperlink r:id="rId15" w:history="1">
           <w:r>
             <w:rPr>
               <w:rStyle w:val="Hyperlink"/>
@@ -3276,14 +3205,7 @@
           <w:color w:val="000000"/>
           <w:sz w:val="24"/>
         </w:rPr>
-        <w:hyperlink r:id="rId14" w:history="1">
-          <w:r>
-            <w:rPr>
-              <w:rStyle w:val="Hyperlink"/>
-            </w:rPr>
-            <w:t xml:space="preserve">, </w:t>
-          </w:r>
-        </w:hyperlink>
+        <w:t xml:space="preserve">, </w:t>
       </w:r>
       <w:r>
         <w:rPr>
@@ -3294,7 +3216,7 @@
           <w:sz w:val="24"/>
           <w:u w:val="single"/>
         </w:rPr>
-        <w:hyperlink r:id="rId14" w:history="1">
+        <w:hyperlink r:id="rId16" w:history="1">
           <w:r>
             <w:rPr>
               <w:rStyle w:val="Hyperlink"/>
@@ -3323,7 +3245,7 @@
           <w:sz w:val="24"/>
           <w:u w:val="single"/>
         </w:rPr>
-        <w:hyperlink r:id="rId14" w:history="1">
+        <w:hyperlink r:id="rId16" w:history="1">
           <w:r>
             <w:rPr>
               <w:rStyle w:val="Hyperlink"/>

--- a/EXPORTS/DOCX/published/niveau3/Dutch/RMO.docx
+++ b/EXPORTS/DOCX/published/niveau3/Dutch/RMO.docx
@@ -765,7 +765,82 @@
           <w:color w:val="000000"/>
           <w:sz w:val="24"/>
         </w:rPr>
-        <w:t xml:space="preserve">museum, haar geschiedenis en de collectie. Ook is het </w:t>
+        <w:t>museum, haar gesc</w:t>
+      </w:r>
+      <w:r>
+        <w:rPr>
+          <w:u w:val="single" w:color="0000ff"/>
+          <w:rFonts w:ascii="Charis SIL Regular" w:hAnsi="Charis SIL Regular" w:eastAsia="Charis SIL Regular"/>
+          <w:b w:val="0"/>
+          <w:i w:val="0"/>
+          <w:color w:val="000000"/>
+          <w:sz w:val="24"/>
+        </w:rPr>
+        <w:t>hiedenis en de</w:t>
+      </w:r>
+      <w:r>
+        <w:rPr>
+          <w:u w:val="single" w:color="0000ff"/>
+          <w:rFonts w:ascii="Charis SIL Regular" w:hAnsi="Charis SIL Regular" w:eastAsia="Charis SIL Regular"/>
+          <w:b w:val="0"/>
+          <w:i w:val="0"/>
+          <w:color w:val="000000"/>
+          <w:sz w:val="24"/>
+        </w:rPr>
+        <w:hyperlink r:id="rId10" w:history="1">
+          <w:r>
+            <w:rPr>
+              <w:rStyle w:val="Hyperlink"/>
+            </w:rPr>
+            <w:t xml:space="preserve"> col</w:t>
+          </w:r>
+        </w:hyperlink>
+      </w:r>
+      <w:r>
+        <w:rPr>
+          <w:u w:val="single" w:color="0000ff"/>
+          <w:rFonts w:ascii="Charis SIL Regular" w:hAnsi="Charis SIL Regular" w:eastAsia="Charis SIL Regular"/>
+          <w:b w:val="0"/>
+          <w:i w:val="0"/>
+          <w:color w:val="000000"/>
+          <w:sz w:val="24"/>
+        </w:rPr>
+        <w:hyperlink r:id="rId10" w:history="1">
+          <w:r>
+            <w:rPr>
+              <w:rStyle w:val="Hyperlink"/>
+            </w:rPr>
+            <w:t>l</w:t>
+          </w:r>
+        </w:hyperlink>
+      </w:r>
+      <w:r>
+        <w:rPr>
+          <w:u w:val="single" w:color="0000ff"/>
+          <w:rFonts w:ascii="Charis SIL Regular" w:hAnsi="Charis SIL Regular" w:eastAsia="Charis SIL Regular"/>
+          <w:b w:val="0"/>
+          <w:i w:val="0"/>
+          <w:color w:val="000000"/>
+          <w:sz w:val="24"/>
+        </w:rPr>
+        <w:hyperlink r:id="rId10" w:history="1">
+          <w:r>
+            <w:rPr>
+              <w:rStyle w:val="Hyperlink"/>
+            </w:rPr>
+            <w:t>ectie. Ook</w:t>
+          </w:r>
+        </w:hyperlink>
+      </w:r>
+      <w:r>
+        <w:rPr>
+          <w:rFonts w:ascii="Charis SIL Regular" w:hAnsi="Charis SIL Regular" w:eastAsia="Charis SIL Regular"/>
+          <w:b w:val="0"/>
+          <w:i w:val="0"/>
+          <w:color w:val="000000"/>
+          <w:sz w:val="24"/>
+        </w:rPr>
+        <w:t xml:space="preserve"> is het </w:t>
       </w:r>
       <w:r>
         <w:rPr>
@@ -1896,14 +1971,7 @@
           <w:color w:val="0000FF"/>
           <w:sz w:val="24"/>
         </w:rPr>
-        <w:hyperlink r:id="rId13" w:history="1">
-          <w:r>
-            <w:rPr>
-              <w:rStyle w:val="Hyperlink"/>
-            </w:rPr>
-            <w:t>%</w:t>
-          </w:r>
-        </w:hyperlink>
+        <w:t>%</w:t>
       </w:r>
       <w:r>
         <w:rPr>
@@ -2266,33 +2334,6 @@
           <w:color w:val="0000FF"/>
           <w:sz w:val="24"/>
         </w:rPr>
-        <w:t>t</w:t>
-      </w:r>
-      <w:r>
-        <w:rPr>
-          <w:rFonts w:ascii="Charis SIL Regular" w:hAnsi="Charis SIL Regular" w:eastAsia="Charis SIL Regular"/>
-          <w:b w:val="0"/>
-          <w:i w:val="0"/>
-          <w:color w:val="0000FF"/>
-          <w:sz w:val="24"/>
-        </w:rPr>
-        <w:hyperlink r:id="rId13" w:history="1">
-          <w:r>
-            <w:rPr>
-              <w:rStyle w:val="Hyperlink"/>
-            </w:rPr>
-            <w:t>ion_type&amp;fil</w:t>
-          </w:r>
-        </w:hyperlink>
-      </w:r>
-      <w:r>
-        <w:rPr>
-          <w:rFonts w:ascii="Charis SIL Regular" w:hAnsi="Charis SIL Regular" w:eastAsia="Charis SIL Regular"/>
-          <w:b w:val="0"/>
-          <w:i w:val="0"/>
-          <w:color w:val="0000FF"/>
-          <w:sz w:val="24"/>
-        </w:rPr>
         <w:hyperlink r:id="rId13" w:history="1">
           <w:r>
             <w:rPr>
@@ -2315,9 +2356,36 @@
             <w:rPr>
               <w:rStyle w:val="Hyperlink"/>
             </w:rPr>
-            <w:t>ers%5B0%5D%5Bvalues%5D%5B0</w:t>
+            <w:t>ion_type&amp;filt</w:t>
           </w:r>
         </w:hyperlink>
+      </w:r>
+      <w:r>
+        <w:rPr>
+          <w:rFonts w:ascii="Charis SIL Regular" w:hAnsi="Charis SIL Regular" w:eastAsia="Charis SIL Regular"/>
+          <w:b w:val="0"/>
+          <w:i w:val="0"/>
+          <w:color w:val="0000FF"/>
+          <w:sz w:val="24"/>
+        </w:rPr>
+        <w:hyperlink r:id="rId13" w:history="1">
+          <w:r>
+            <w:rPr>
+              <w:rStyle w:val="Hyperlink"/>
+            </w:rPr>
+            <w:t>ers%5B0%5D%5Bvalues%5D%5B</w:t>
+          </w:r>
+        </w:hyperlink>
+      </w:r>
+      <w:r>
+        <w:rPr>
+          <w:rFonts w:ascii="Charis SIL Regular" w:hAnsi="Charis SIL Regular" w:eastAsia="Charis SIL Regular"/>
+          <w:b w:val="0"/>
+          <w:i w:val="0"/>
+          <w:color w:val="0000FF"/>
+          <w:sz w:val="24"/>
+        </w:rPr>
+        <w:t>0</w:t>
       </w:r>
     </w:p>
     <w:p>
@@ -2499,7 +2567,7 @@
             <w:rPr>
               <w:rStyle w:val="Hyperlink"/>
             </w:rPr>
-            <w:t>filters</w:t>
+            <w:t>filter</w:t>
           </w:r>
         </w:hyperlink>
       </w:r>
@@ -2516,7 +2584,34 @@
             <w:rPr>
               <w:rStyle w:val="Hyperlink"/>
             </w:rPr>
-            <w:t>%</w:t>
+            <w:t>s</w:t>
+          </w:r>
+        </w:hyperlink>
+      </w:r>
+      <w:r>
+        <w:rPr>
+          <w:rFonts w:ascii="Charis SIL Regular" w:hAnsi="Charis SIL Regular" w:eastAsia="Charis SIL Regular"/>
+          <w:b w:val="0"/>
+          <w:i w:val="0"/>
+          <w:color w:val="0000FF"/>
+          <w:sz w:val="24"/>
+        </w:rPr>
+        <w:t>%</w:t>
+      </w:r>
+      <w:r>
+        <w:rPr>
+          <w:rFonts w:ascii="Charis SIL Regular" w:hAnsi="Charis SIL Regular" w:eastAsia="Charis SIL Regular"/>
+          <w:b w:val="0"/>
+          <w:i w:val="0"/>
+          <w:color w:val="0000FF"/>
+          <w:sz w:val="24"/>
+        </w:rPr>
+        <w:hyperlink r:id="rId13" w:history="1">
+          <w:r>
+            <w:rPr>
+              <w:rStyle w:val="Hyperlink"/>
+            </w:rPr>
+            <w:t>5B0%5D%5Bfield%5D=inform</w:t>
           </w:r>
         </w:hyperlink>
       </w:r>
@@ -2533,7 +2628,34 @@
             <w:rPr>
               <w:rStyle w:val="Hyperlink"/>
             </w:rPr>
-            <w:t>5B0%5D%5Bfield%5D=informa</w:t>
+            <w:t>a</w:t>
+          </w:r>
+        </w:hyperlink>
+      </w:r>
+      <w:r>
+        <w:rPr>
+          <w:rFonts w:ascii="Charis SIL Regular" w:hAnsi="Charis SIL Regular" w:eastAsia="Charis SIL Regular"/>
+          <w:b w:val="0"/>
+          <w:i w:val="0"/>
+          <w:color w:val="0000FF"/>
+          <w:sz w:val="24"/>
+        </w:rPr>
+        <w:t>t</w:t>
+      </w:r>
+      <w:r>
+        <w:rPr>
+          <w:rFonts w:ascii="Charis SIL Regular" w:hAnsi="Charis SIL Regular" w:eastAsia="Charis SIL Regular"/>
+          <w:b w:val="0"/>
+          <w:i w:val="0"/>
+          <w:color w:val="0000FF"/>
+          <w:sz w:val="24"/>
+        </w:rPr>
+        <w:hyperlink r:id="rId13" w:history="1">
+          <w:r>
+            <w:rPr>
+              <w:rStyle w:val="Hyperlink"/>
+            </w:rPr>
+            <w:t>ion_type&amp;fil</w:t>
           </w:r>
         </w:hyperlink>
       </w:r>
@@ -2567,36 +2689,9 @@
             <w:rPr>
               <w:rStyle w:val="Hyperlink"/>
             </w:rPr>
-            <w:t>ion_type&amp;filt</w:t>
+            <w:t>ers%5B0%5D%5Bvalues%5D%5B0</w:t>
           </w:r>
         </w:hyperlink>
-      </w:r>
-      <w:r>
-        <w:rPr>
-          <w:rFonts w:ascii="Charis SIL Regular" w:hAnsi="Charis SIL Regular" w:eastAsia="Charis SIL Regular"/>
-          <w:b w:val="0"/>
-          <w:i w:val="0"/>
-          <w:color w:val="0000FF"/>
-          <w:sz w:val="24"/>
-        </w:rPr>
-        <w:hyperlink r:id="rId13" w:history="1">
-          <w:r>
-            <w:rPr>
-              <w:rStyle w:val="Hyperlink"/>
-            </w:rPr>
-            <w:t>ers%5B0%5D%5Bvalues%5D%</w:t>
-          </w:r>
-        </w:hyperlink>
-      </w:r>
-      <w:r>
-        <w:rPr>
-          <w:rFonts w:ascii="Charis SIL Regular" w:hAnsi="Charis SIL Regular" w:eastAsia="Charis SIL Regular"/>
-          <w:b w:val="0"/>
-          <w:i w:val="0"/>
-          <w:color w:val="0000FF"/>
-          <w:sz w:val="24"/>
-        </w:rPr>
-        <w:t>5B0</w:t>
       </w:r>
     </w:p>
     <w:p>
@@ -2816,14 +2911,7 @@
           <w:color w:val="0000FF"/>
           <w:sz w:val="24"/>
         </w:rPr>
-        <w:hyperlink r:id="rId13" w:history="1">
-          <w:r>
-            <w:rPr>
-              <w:rStyle w:val="Hyperlink"/>
-            </w:rPr>
-            <w:t>%</w:t>
-          </w:r>
-        </w:hyperlink>
+        <w:t>%</w:t>
       </w:r>
       <w:r>
         <w:rPr>
@@ -3245,7 +3333,7 @@
           <w:sz w:val="24"/>
           <w:u w:val="single"/>
         </w:rPr>
-        <w:hyperlink r:id="rId16" w:history="1">
+        <w:hyperlink r:id="rId14" w:history="1">
           <w:r>
             <w:rPr>
               <w:rStyle w:val="Hyperlink"/>

--- a/EXPORTS/DOCX/published/niveau3/Dutch/RMO.docx
+++ b/EXPORTS/DOCX/published/niveau3/Dutch/RMO.docx
@@ -218,25 +218,7 @@
           <w:color w:val="000000"/>
           <w:sz w:val="24"/>
         </w:rPr>
-        <w:t>archeologie aan de Universiteit L</w:t>
-      </w:r>
-      <w:r>
-        <w:rPr>
-          <w:u w:val="single" w:color="0000ff"/>
-          <w:rFonts w:ascii="Charis SIL Regular" w:hAnsi="Charis SIL Regular" w:eastAsia="Charis SIL Regular"/>
-          <w:b w:val="0"/>
-          <w:i w:val="0"/>
-          <w:color w:val="000000"/>
-          <w:sz w:val="24"/>
-        </w:rPr>
-        <w:hyperlink r:id="rId9" w:history="1">
-          <w:r>
-            <w:rPr>
-              <w:rStyle w:val="Hyperlink"/>
-            </w:rPr>
-            <w:t xml:space="preserve">eiden, </w:t>
-          </w:r>
-        </w:hyperlink>
+        <w:t xml:space="preserve">archeologie aan de Universiteit Leiden, </w:t>
       </w:r>
       <w:r>
         <w:rPr>
@@ -765,82 +747,7 @@
           <w:color w:val="000000"/>
           <w:sz w:val="24"/>
         </w:rPr>
-        <w:t>museum, haar gesc</w:t>
-      </w:r>
-      <w:r>
-        <w:rPr>
-          <w:u w:val="single" w:color="0000ff"/>
-          <w:rFonts w:ascii="Charis SIL Regular" w:hAnsi="Charis SIL Regular" w:eastAsia="Charis SIL Regular"/>
-          <w:b w:val="0"/>
-          <w:i w:val="0"/>
-          <w:color w:val="000000"/>
-          <w:sz w:val="24"/>
-        </w:rPr>
-        <w:t>hiedenis en de</w:t>
-      </w:r>
-      <w:r>
-        <w:rPr>
-          <w:u w:val="single" w:color="0000ff"/>
-          <w:rFonts w:ascii="Charis SIL Regular" w:hAnsi="Charis SIL Regular" w:eastAsia="Charis SIL Regular"/>
-          <w:b w:val="0"/>
-          <w:i w:val="0"/>
-          <w:color w:val="000000"/>
-          <w:sz w:val="24"/>
-        </w:rPr>
-        <w:hyperlink r:id="rId10" w:history="1">
-          <w:r>
-            <w:rPr>
-              <w:rStyle w:val="Hyperlink"/>
-            </w:rPr>
-            <w:t xml:space="preserve"> col</w:t>
-          </w:r>
-        </w:hyperlink>
-      </w:r>
-      <w:r>
-        <w:rPr>
-          <w:u w:val="single" w:color="0000ff"/>
-          <w:rFonts w:ascii="Charis SIL Regular" w:hAnsi="Charis SIL Regular" w:eastAsia="Charis SIL Regular"/>
-          <w:b w:val="0"/>
-          <w:i w:val="0"/>
-          <w:color w:val="000000"/>
-          <w:sz w:val="24"/>
-        </w:rPr>
-        <w:hyperlink r:id="rId10" w:history="1">
-          <w:r>
-            <w:rPr>
-              <w:rStyle w:val="Hyperlink"/>
-            </w:rPr>
-            <w:t>l</w:t>
-          </w:r>
-        </w:hyperlink>
-      </w:r>
-      <w:r>
-        <w:rPr>
-          <w:u w:val="single" w:color="0000ff"/>
-          <w:rFonts w:ascii="Charis SIL Regular" w:hAnsi="Charis SIL Regular" w:eastAsia="Charis SIL Regular"/>
-          <w:b w:val="0"/>
-          <w:i w:val="0"/>
-          <w:color w:val="000000"/>
-          <w:sz w:val="24"/>
-        </w:rPr>
-        <w:hyperlink r:id="rId10" w:history="1">
-          <w:r>
-            <w:rPr>
-              <w:rStyle w:val="Hyperlink"/>
-            </w:rPr>
-            <w:t>ectie. Ook</w:t>
-          </w:r>
-        </w:hyperlink>
-      </w:r>
-      <w:r>
-        <w:rPr>
-          <w:rFonts w:ascii="Charis SIL Regular" w:hAnsi="Charis SIL Regular" w:eastAsia="Charis SIL Regular"/>
-          <w:b w:val="0"/>
-          <w:i w:val="0"/>
-          <w:color w:val="000000"/>
-          <w:sz w:val="24"/>
-        </w:rPr>
-        <w:t xml:space="preserve"> is het </w:t>
+        <w:t xml:space="preserve">museum, haar geschiedenis en de collectie. Ook is het </w:t>
       </w:r>
       <w:r>
         <w:rPr>
@@ -2334,6 +2241,33 @@
           <w:color w:val="0000FF"/>
           <w:sz w:val="24"/>
         </w:rPr>
+        <w:t>t</w:t>
+      </w:r>
+      <w:r>
+        <w:rPr>
+          <w:rFonts w:ascii="Charis SIL Regular" w:hAnsi="Charis SIL Regular" w:eastAsia="Charis SIL Regular"/>
+          <w:b w:val="0"/>
+          <w:i w:val="0"/>
+          <w:color w:val="0000FF"/>
+          <w:sz w:val="24"/>
+        </w:rPr>
+        <w:hyperlink r:id="rId13" w:history="1">
+          <w:r>
+            <w:rPr>
+              <w:rStyle w:val="Hyperlink"/>
+            </w:rPr>
+            <w:t>ion_type&amp;fil</w:t>
+          </w:r>
+        </w:hyperlink>
+      </w:r>
+      <w:r>
+        <w:rPr>
+          <w:rFonts w:ascii="Charis SIL Regular" w:hAnsi="Charis SIL Regular" w:eastAsia="Charis SIL Regular"/>
+          <w:b w:val="0"/>
+          <w:i w:val="0"/>
+          <w:color w:val="0000FF"/>
+          <w:sz w:val="24"/>
+        </w:rPr>
         <w:hyperlink r:id="rId13" w:history="1">
           <w:r>
             <w:rPr>
@@ -2356,36 +2290,9 @@
             <w:rPr>
               <w:rStyle w:val="Hyperlink"/>
             </w:rPr>
-            <w:t>ion_type&amp;filt</w:t>
+            <w:t>ers%5B0%5D%5Bvalues%5D%5B0</w:t>
           </w:r>
         </w:hyperlink>
-      </w:r>
-      <w:r>
-        <w:rPr>
-          <w:rFonts w:ascii="Charis SIL Regular" w:hAnsi="Charis SIL Regular" w:eastAsia="Charis SIL Regular"/>
-          <w:b w:val="0"/>
-          <w:i w:val="0"/>
-          <w:color w:val="0000FF"/>
-          <w:sz w:val="24"/>
-        </w:rPr>
-        <w:hyperlink r:id="rId13" w:history="1">
-          <w:r>
-            <w:rPr>
-              <w:rStyle w:val="Hyperlink"/>
-            </w:rPr>
-            <w:t>ers%5B0%5D%5Bvalues%5D%5B</w:t>
-          </w:r>
-        </w:hyperlink>
-      </w:r>
-      <w:r>
-        <w:rPr>
-          <w:rFonts w:ascii="Charis SIL Regular" w:hAnsi="Charis SIL Regular" w:eastAsia="Charis SIL Regular"/>
-          <w:b w:val="0"/>
-          <w:i w:val="0"/>
-          <w:color w:val="0000FF"/>
-          <w:sz w:val="24"/>
-        </w:rPr>
-        <w:t>0</w:t>
       </w:r>
     </w:p>
     <w:p>
@@ -2596,7 +2503,14 @@
           <w:color w:val="0000FF"/>
           <w:sz w:val="24"/>
         </w:rPr>
-        <w:t>%</w:t>
+        <w:hyperlink r:id="rId13" w:history="1">
+          <w:r>
+            <w:rPr>
+              <w:rStyle w:val="Hyperlink"/>
+            </w:rPr>
+            <w:t>%</w:t>
+          </w:r>
+        </w:hyperlink>
       </w:r>
       <w:r>
         <w:rPr>
@@ -2882,7 +2796,7 @@
             <w:rPr>
               <w:rStyle w:val="Hyperlink"/>
             </w:rPr>
-            <w:t>filter</w:t>
+            <w:t>filters</w:t>
           </w:r>
         </w:hyperlink>
       </w:r>
@@ -2899,34 +2813,7 @@
             <w:rPr>
               <w:rStyle w:val="Hyperlink"/>
             </w:rPr>
-            <w:t>s</w:t>
-          </w:r>
-        </w:hyperlink>
-      </w:r>
-      <w:r>
-        <w:rPr>
-          <w:rFonts w:ascii="Charis SIL Regular" w:hAnsi="Charis SIL Regular" w:eastAsia="Charis SIL Regular"/>
-          <w:b w:val="0"/>
-          <w:i w:val="0"/>
-          <w:color w:val="0000FF"/>
-          <w:sz w:val="24"/>
-        </w:rPr>
-        <w:t>%</w:t>
-      </w:r>
-      <w:r>
-        <w:rPr>
-          <w:rFonts w:ascii="Charis SIL Regular" w:hAnsi="Charis SIL Regular" w:eastAsia="Charis SIL Regular"/>
-          <w:b w:val="0"/>
-          <w:i w:val="0"/>
-          <w:color w:val="0000FF"/>
-          <w:sz w:val="24"/>
-        </w:rPr>
-        <w:hyperlink r:id="rId13" w:history="1">
-          <w:r>
-            <w:rPr>
-              <w:rStyle w:val="Hyperlink"/>
-            </w:rPr>
-            <w:t>5B0%5D%5Bfield%5D=inform</w:t>
+            <w:t>%</w:t>
           </w:r>
         </w:hyperlink>
       </w:r>
@@ -2943,7 +2830,7 @@
             <w:rPr>
               <w:rStyle w:val="Hyperlink"/>
             </w:rPr>
-            <w:t>a</w:t>
+            <w:t>5B0%5D%5Bfield%5D=infor</w:t>
           </w:r>
         </w:hyperlink>
       </w:r>
@@ -2955,7 +2842,24 @@
           <w:color w:val="0000FF"/>
           <w:sz w:val="24"/>
         </w:rPr>
-        <w:t>t</w:t>
+        <w:hyperlink r:id="rId13" w:history="1">
+          <w:r>
+            <w:rPr>
+              <w:rStyle w:val="Hyperlink"/>
+            </w:rPr>
+            <w:t>m</w:t>
+          </w:r>
+        </w:hyperlink>
+      </w:r>
+      <w:r>
+        <w:rPr>
+          <w:rFonts w:ascii="Charis SIL Regular" w:hAnsi="Charis SIL Regular" w:eastAsia="Charis SIL Regular"/>
+          <w:b w:val="0"/>
+          <w:i w:val="0"/>
+          <w:color w:val="0000FF"/>
+          <w:sz w:val="24"/>
+        </w:rPr>
+        <w:t>at</w:t>
       </w:r>
       <w:r>
         <w:rPr>
@@ -3229,7 +3133,7 @@
           <w:sz w:val="24"/>
           <w:u w:val="single"/>
         </w:rPr>
-        <w:hyperlink r:id="rId15" w:history="1">
+        <w:hyperlink r:id="rId14" w:history="1">
           <w:r>
             <w:rPr>
               <w:rStyle w:val="Hyperlink"/>
@@ -3247,7 +3151,7 @@
           <w:sz w:val="24"/>
           <w:u w:val="single"/>
         </w:rPr>
-        <w:hyperlink r:id="rId15" w:history="1">
+        <w:hyperlink r:id="rId14" w:history="1">
           <w:r>
             <w:rPr>
               <w:rStyle w:val="Hyperlink"/>
@@ -3276,7 +3180,7 @@
           <w:sz w:val="24"/>
           <w:u w:val="single"/>
         </w:rPr>
-        <w:hyperlink r:id="rId15" w:history="1">
+        <w:hyperlink r:id="rId14" w:history="1">
           <w:r>
             <w:rPr>
               <w:rStyle w:val="Hyperlink"/>
@@ -3304,7 +3208,7 @@
           <w:sz w:val="24"/>
           <w:u w:val="single"/>
         </w:rPr>
-        <w:hyperlink r:id="rId16" w:history="1">
+        <w:hyperlink r:id="rId15" w:history="1">
           <w:r>
             <w:rPr>
               <w:rStyle w:val="Hyperlink"/>
@@ -3333,7 +3237,7 @@
           <w:sz w:val="24"/>
           <w:u w:val="single"/>
         </w:rPr>
-        <w:hyperlink r:id="rId14" w:history="1">
+        <w:hyperlink r:id="rId15" w:history="1">
           <w:r>
             <w:rPr>
               <w:rStyle w:val="Hyperlink"/>

--- a/EXPORTS/DOCX/published/niveau3/Dutch/RMO.docx
+++ b/EXPORTS/DOCX/published/niveau3/Dutch/RMO.docx
@@ -218,7 +218,18 @@
           <w:color w:val="000000"/>
           <w:sz w:val="24"/>
         </w:rPr>
-        <w:t xml:space="preserve">archeologie aan de Universiteit Leiden, </w:t>
+        <w:t>archeologie aan de Universiteit L</w:t>
+      </w:r>
+      <w:r>
+        <w:rPr>
+          <w:u w:val="single" w:color="0000ff"/>
+          <w:rFonts w:ascii="Charis SIL Regular" w:hAnsi="Charis SIL Regular" w:eastAsia="Charis SIL Regular"/>
+          <w:b w:val="0"/>
+          <w:i w:val="0"/>
+          <w:color w:val="000000"/>
+          <w:sz w:val="24"/>
+        </w:rPr>
+        <w:t xml:space="preserve">eiden, </w:t>
       </w:r>
       <w:r>
         <w:rPr>
@@ -747,7 +758,35 @@
           <w:color w:val="000000"/>
           <w:sz w:val="24"/>
         </w:rPr>
-        <w:t xml:space="preserve">museum, haar geschiedenis en de collectie. Ook is het </w:t>
+        <w:t>museum, haar gesc</w:t>
+      </w:r>
+      <w:r>
+        <w:rPr>
+          <w:u w:val="single" w:color="0000ff"/>
+          <w:rFonts w:ascii="Charis SIL Regular" w:hAnsi="Charis SIL Regular" w:eastAsia="Charis SIL Regular"/>
+          <w:b w:val="0"/>
+          <w:i w:val="0"/>
+          <w:color w:val="000000"/>
+          <w:sz w:val="24"/>
+        </w:rPr>
+        <w:hyperlink r:id="rId10" w:history="1">
+          <w:r>
+            <w:rPr>
+              <w:rStyle w:val="Hyperlink"/>
+            </w:rPr>
+            <w:t>hiedenis en de</w:t>
+          </w:r>
+        </w:hyperlink>
+      </w:r>
+      <w:r>
+        <w:rPr>
+          <w:rFonts w:ascii="Charis SIL Regular" w:hAnsi="Charis SIL Regular" w:eastAsia="Charis SIL Regular"/>
+          <w:b w:val="0"/>
+          <w:i w:val="0"/>
+          <w:color w:val="000000"/>
+          <w:sz w:val="24"/>
+        </w:rPr>
+        <w:t xml:space="preserve"> collectie. Ook is het </w:t>
       </w:r>
       <w:r>
         <w:rPr>
@@ -1922,33 +1961,6 @@
           <w:color w:val="0000FF"/>
           <w:sz w:val="24"/>
         </w:rPr>
-        <w:t>t</w:t>
-      </w:r>
-      <w:r>
-        <w:rPr>
-          <w:rFonts w:ascii="Charis SIL Regular" w:hAnsi="Charis SIL Regular" w:eastAsia="Charis SIL Regular"/>
-          <w:b w:val="0"/>
-          <w:i w:val="0"/>
-          <w:color w:val="0000FF"/>
-          <w:sz w:val="24"/>
-        </w:rPr>
-        <w:hyperlink r:id="rId13" w:history="1">
-          <w:r>
-            <w:rPr>
-              <w:rStyle w:val="Hyperlink"/>
-            </w:rPr>
-            <w:t>ion_type&amp;fil</w:t>
-          </w:r>
-        </w:hyperlink>
-      </w:r>
-      <w:r>
-        <w:rPr>
-          <w:rFonts w:ascii="Charis SIL Regular" w:hAnsi="Charis SIL Regular" w:eastAsia="Charis SIL Regular"/>
-          <w:b w:val="0"/>
-          <w:i w:val="0"/>
-          <w:color w:val="0000FF"/>
-          <w:sz w:val="24"/>
-        </w:rPr>
         <w:hyperlink r:id="rId13" w:history="1">
           <w:r>
             <w:rPr>
@@ -1971,9 +1983,36 @@
             <w:rPr>
               <w:rStyle w:val="Hyperlink"/>
             </w:rPr>
-            <w:t>ers%5B0%5D%5Bvalues%5D%5B0</w:t>
+            <w:t>ion_type&amp;filt</w:t>
           </w:r>
         </w:hyperlink>
+      </w:r>
+      <w:r>
+        <w:rPr>
+          <w:rFonts w:ascii="Charis SIL Regular" w:hAnsi="Charis SIL Regular" w:eastAsia="Charis SIL Regular"/>
+          <w:b w:val="0"/>
+          <w:i w:val="0"/>
+          <w:color w:val="0000FF"/>
+          <w:sz w:val="24"/>
+        </w:rPr>
+        <w:hyperlink r:id="rId13" w:history="1">
+          <w:r>
+            <w:rPr>
+              <w:rStyle w:val="Hyperlink"/>
+            </w:rPr>
+            <w:t>ers%5B0%5D%5Bvalues%5D%5B</w:t>
+          </w:r>
+        </w:hyperlink>
+      </w:r>
+      <w:r>
+        <w:rPr>
+          <w:rFonts w:ascii="Charis SIL Regular" w:hAnsi="Charis SIL Regular" w:eastAsia="Charis SIL Regular"/>
+          <w:b w:val="0"/>
+          <w:i w:val="0"/>
+          <w:color w:val="0000FF"/>
+          <w:sz w:val="24"/>
+        </w:rPr>
+        <w:t>0</w:t>
       </w:r>
     </w:p>
     <w:p>
@@ -2241,33 +2280,6 @@
           <w:color w:val="0000FF"/>
           <w:sz w:val="24"/>
         </w:rPr>
-        <w:t>t</w:t>
-      </w:r>
-      <w:r>
-        <w:rPr>
-          <w:rFonts w:ascii="Charis SIL Regular" w:hAnsi="Charis SIL Regular" w:eastAsia="Charis SIL Regular"/>
-          <w:b w:val="0"/>
-          <w:i w:val="0"/>
-          <w:color w:val="0000FF"/>
-          <w:sz w:val="24"/>
-        </w:rPr>
-        <w:hyperlink r:id="rId13" w:history="1">
-          <w:r>
-            <w:rPr>
-              <w:rStyle w:val="Hyperlink"/>
-            </w:rPr>
-            <w:t>ion_type&amp;fil</w:t>
-          </w:r>
-        </w:hyperlink>
-      </w:r>
-      <w:r>
-        <w:rPr>
-          <w:rFonts w:ascii="Charis SIL Regular" w:hAnsi="Charis SIL Regular" w:eastAsia="Charis SIL Regular"/>
-          <w:b w:val="0"/>
-          <w:i w:val="0"/>
-          <w:color w:val="0000FF"/>
-          <w:sz w:val="24"/>
-        </w:rPr>
         <w:hyperlink r:id="rId13" w:history="1">
           <w:r>
             <w:rPr>
@@ -2290,9 +2302,36 @@
             <w:rPr>
               <w:rStyle w:val="Hyperlink"/>
             </w:rPr>
-            <w:t>ers%5B0%5D%5Bvalues%5D%5B0</w:t>
+            <w:t>ion_type&amp;filt</w:t>
           </w:r>
         </w:hyperlink>
+      </w:r>
+      <w:r>
+        <w:rPr>
+          <w:rFonts w:ascii="Charis SIL Regular" w:hAnsi="Charis SIL Regular" w:eastAsia="Charis SIL Regular"/>
+          <w:b w:val="0"/>
+          <w:i w:val="0"/>
+          <w:color w:val="0000FF"/>
+          <w:sz w:val="24"/>
+        </w:rPr>
+        <w:hyperlink r:id="rId13" w:history="1">
+          <w:r>
+            <w:rPr>
+              <w:rStyle w:val="Hyperlink"/>
+            </w:rPr>
+            <w:t>ers%5B0%5D%5Bvalues%5D%5B</w:t>
+          </w:r>
+        </w:hyperlink>
+      </w:r>
+      <w:r>
+        <w:rPr>
+          <w:rFonts w:ascii="Charis SIL Regular" w:hAnsi="Charis SIL Regular" w:eastAsia="Charis SIL Regular"/>
+          <w:b w:val="0"/>
+          <w:i w:val="0"/>
+          <w:color w:val="0000FF"/>
+          <w:sz w:val="24"/>
+        </w:rPr>
+        <w:t>0</w:t>
       </w:r>
     </w:p>
     <w:p>
@@ -2474,24 +2513,7 @@
             <w:rPr>
               <w:rStyle w:val="Hyperlink"/>
             </w:rPr>
-            <w:t>filter</w:t>
-          </w:r>
-        </w:hyperlink>
-      </w:r>
-      <w:r>
-        <w:rPr>
-          <w:rFonts w:ascii="Charis SIL Regular" w:hAnsi="Charis SIL Regular" w:eastAsia="Charis SIL Regular"/>
-          <w:b w:val="0"/>
-          <w:i w:val="0"/>
-          <w:color w:val="0000FF"/>
-          <w:sz w:val="24"/>
-        </w:rPr>
-        <w:hyperlink r:id="rId13" w:history="1">
-          <w:r>
-            <w:rPr>
-              <w:rStyle w:val="Hyperlink"/>
-            </w:rPr>
-            <w:t>s</w:t>
+            <w:t>filters</w:t>
           </w:r>
         </w:hyperlink>
       </w:r>
@@ -2525,51 +2547,7 @@
             <w:rPr>
               <w:rStyle w:val="Hyperlink"/>
             </w:rPr>
-            <w:t>5B0%5D%5Bfield%5D=inform</w:t>
-          </w:r>
-        </w:hyperlink>
-      </w:r>
-      <w:r>
-        <w:rPr>
-          <w:rFonts w:ascii="Charis SIL Regular" w:hAnsi="Charis SIL Regular" w:eastAsia="Charis SIL Regular"/>
-          <w:b w:val="0"/>
-          <w:i w:val="0"/>
-          <w:color w:val="0000FF"/>
-          <w:sz w:val="24"/>
-        </w:rPr>
-        <w:hyperlink r:id="rId13" w:history="1">
-          <w:r>
-            <w:rPr>
-              <w:rStyle w:val="Hyperlink"/>
-            </w:rPr>
-            <w:t>a</w:t>
-          </w:r>
-        </w:hyperlink>
-      </w:r>
-      <w:r>
-        <w:rPr>
-          <w:rFonts w:ascii="Charis SIL Regular" w:hAnsi="Charis SIL Regular" w:eastAsia="Charis SIL Regular"/>
-          <w:b w:val="0"/>
-          <w:i w:val="0"/>
-          <w:color w:val="0000FF"/>
-          <w:sz w:val="24"/>
-        </w:rPr>
-        <w:t>t</w:t>
-      </w:r>
-      <w:r>
-        <w:rPr>
-          <w:rFonts w:ascii="Charis SIL Regular" w:hAnsi="Charis SIL Regular" w:eastAsia="Charis SIL Regular"/>
-          <w:b w:val="0"/>
-          <w:i w:val="0"/>
-          <w:color w:val="0000FF"/>
-          <w:sz w:val="24"/>
-        </w:rPr>
-        <w:hyperlink r:id="rId13" w:history="1">
-          <w:r>
-            <w:rPr>
-              <w:rStyle w:val="Hyperlink"/>
-            </w:rPr>
-            <w:t>ion_type&amp;fil</w:t>
+            <w:t>5B0%5D%5Bfield%5D=informa</w:t>
           </w:r>
         </w:hyperlink>
       </w:r>
@@ -2603,9 +2581,36 @@
             <w:rPr>
               <w:rStyle w:val="Hyperlink"/>
             </w:rPr>
-            <w:t>ers%5B0%5D%5Bvalues%5D%5B0</w:t>
+            <w:t>ion_type&amp;filt</w:t>
           </w:r>
         </w:hyperlink>
+      </w:r>
+      <w:r>
+        <w:rPr>
+          <w:rFonts w:ascii="Charis SIL Regular" w:hAnsi="Charis SIL Regular" w:eastAsia="Charis SIL Regular"/>
+          <w:b w:val="0"/>
+          <w:i w:val="0"/>
+          <w:color w:val="0000FF"/>
+          <w:sz w:val="24"/>
+        </w:rPr>
+        <w:hyperlink r:id="rId13" w:history="1">
+          <w:r>
+            <w:rPr>
+              <w:rStyle w:val="Hyperlink"/>
+            </w:rPr>
+            <w:t>ers%5B0%5D%5Bvalues%5D%</w:t>
+          </w:r>
+        </w:hyperlink>
+      </w:r>
+      <w:r>
+        <w:rPr>
+          <w:rFonts w:ascii="Charis SIL Regular" w:hAnsi="Charis SIL Regular" w:eastAsia="Charis SIL Regular"/>
+          <w:b w:val="0"/>
+          <w:i w:val="0"/>
+          <w:color w:val="0000FF"/>
+          <w:sz w:val="24"/>
+        </w:rPr>
+        <w:t>5B0</w:t>
       </w:r>
     </w:p>
     <w:p>
@@ -2796,7 +2801,7 @@
             <w:rPr>
               <w:rStyle w:val="Hyperlink"/>
             </w:rPr>
-            <w:t>filters</w:t>
+            <w:t>filter</w:t>
           </w:r>
         </w:hyperlink>
       </w:r>
@@ -2813,7 +2818,34 @@
             <w:rPr>
               <w:rStyle w:val="Hyperlink"/>
             </w:rPr>
-            <w:t>%</w:t>
+            <w:t>s</w:t>
+          </w:r>
+        </w:hyperlink>
+      </w:r>
+      <w:r>
+        <w:rPr>
+          <w:rFonts w:ascii="Charis SIL Regular" w:hAnsi="Charis SIL Regular" w:eastAsia="Charis SIL Regular"/>
+          <w:b w:val="0"/>
+          <w:i w:val="0"/>
+          <w:color w:val="0000FF"/>
+          <w:sz w:val="24"/>
+        </w:rPr>
+        <w:t>%</w:t>
+      </w:r>
+      <w:r>
+        <w:rPr>
+          <w:rFonts w:ascii="Charis SIL Regular" w:hAnsi="Charis SIL Regular" w:eastAsia="Charis SIL Regular"/>
+          <w:b w:val="0"/>
+          <w:i w:val="0"/>
+          <w:color w:val="0000FF"/>
+          <w:sz w:val="24"/>
+        </w:rPr>
+        <w:hyperlink r:id="rId13" w:history="1">
+          <w:r>
+            <w:rPr>
+              <w:rStyle w:val="Hyperlink"/>
+            </w:rPr>
+            <w:t>5B0%5D%5Bfield%5D=inform</w:t>
           </w:r>
         </w:hyperlink>
       </w:r>
@@ -2830,7 +2862,7 @@
             <w:rPr>
               <w:rStyle w:val="Hyperlink"/>
             </w:rPr>
-            <w:t>5B0%5D%5Bfield%5D=infor</w:t>
+            <w:t>a</w:t>
           </w:r>
         </w:hyperlink>
       </w:r>
@@ -2842,24 +2874,7 @@
           <w:color w:val="0000FF"/>
           <w:sz w:val="24"/>
         </w:rPr>
-        <w:hyperlink r:id="rId13" w:history="1">
-          <w:r>
-            <w:rPr>
-              <w:rStyle w:val="Hyperlink"/>
-            </w:rPr>
-            <w:t>m</w:t>
-          </w:r>
-        </w:hyperlink>
-      </w:r>
-      <w:r>
-        <w:rPr>
-          <w:rFonts w:ascii="Charis SIL Regular" w:hAnsi="Charis SIL Regular" w:eastAsia="Charis SIL Regular"/>
-          <w:b w:val="0"/>
-          <w:i w:val="0"/>
-          <w:color w:val="0000FF"/>
-          <w:sz w:val="24"/>
-        </w:rPr>
-        <w:t>at</w:t>
+        <w:t>t</w:t>
       </w:r>
       <w:r>
         <w:rPr>
@@ -3133,7 +3148,7 @@
           <w:sz w:val="24"/>
           <w:u w:val="single"/>
         </w:rPr>
-        <w:hyperlink r:id="rId14" w:history="1">
+        <w:hyperlink r:id="rId15" w:history="1">
           <w:r>
             <w:rPr>
               <w:rStyle w:val="Hyperlink"/>
@@ -3197,7 +3212,14 @@
           <w:color w:val="000000"/>
           <w:sz w:val="24"/>
         </w:rPr>
-        <w:t xml:space="preserve">, </w:t>
+        <w:hyperlink r:id="rId14" w:history="1">
+          <w:r>
+            <w:rPr>
+              <w:rStyle w:val="Hyperlink"/>
+            </w:rPr>
+            <w:t xml:space="preserve">, </w:t>
+          </w:r>
+        </w:hyperlink>
       </w:r>
       <w:r>
         <w:rPr>
@@ -3208,7 +3230,7 @@
           <w:sz w:val="24"/>
           <w:u w:val="single"/>
         </w:rPr>
-        <w:hyperlink r:id="rId15" w:history="1">
+        <w:hyperlink r:id="rId14" w:history="1">
           <w:r>
             <w:rPr>
               <w:rStyle w:val="Hyperlink"/>
@@ -3237,7 +3259,7 @@
           <w:sz w:val="24"/>
           <w:u w:val="single"/>
         </w:rPr>
-        <w:hyperlink r:id="rId15" w:history="1">
+        <w:hyperlink r:id="rId14" w:history="1">
           <w:r>
             <w:rPr>
               <w:rStyle w:val="Hyperlink"/>

--- a/EXPORTS/DOCX/published/niveau3/Dutch/RMO.docx
+++ b/EXPORTS/DOCX/published/niveau3/Dutch/RMO.docx
@@ -218,18 +218,7 @@
           <w:color w:val="000000"/>
           <w:sz w:val="24"/>
         </w:rPr>
-        <w:t>archeologie aan de Universiteit L</w:t>
-      </w:r>
-      <w:r>
-        <w:rPr>
-          <w:u w:val="single" w:color="0000ff"/>
-          <w:rFonts w:ascii="Charis SIL Regular" w:hAnsi="Charis SIL Regular" w:eastAsia="Charis SIL Regular"/>
-          <w:b w:val="0"/>
-          <w:i w:val="0"/>
-          <w:color w:val="000000"/>
-          <w:sz w:val="24"/>
-        </w:rPr>
-        <w:t xml:space="preserve">eiden, </w:t>
+        <w:t xml:space="preserve">archeologie aan de Universiteit Leiden, </w:t>
       </w:r>
       <w:r>
         <w:rPr>
@@ -769,12 +758,59 @@
           <w:color w:val="000000"/>
           <w:sz w:val="24"/>
         </w:rPr>
+        <w:t>hiedenis en de</w:t>
+      </w:r>
+      <w:r>
+        <w:rPr>
+          <w:u w:val="single" w:color="0000ff"/>
+          <w:rFonts w:ascii="Charis SIL Regular" w:hAnsi="Charis SIL Regular" w:eastAsia="Charis SIL Regular"/>
+          <w:b w:val="0"/>
+          <w:i w:val="0"/>
+          <w:color w:val="000000"/>
+          <w:sz w:val="24"/>
+        </w:rPr>
         <w:hyperlink r:id="rId10" w:history="1">
           <w:r>
             <w:rPr>
               <w:rStyle w:val="Hyperlink"/>
             </w:rPr>
-            <w:t>hiedenis en de</w:t>
+            <w:t xml:space="preserve"> col</w:t>
+          </w:r>
+        </w:hyperlink>
+      </w:r>
+      <w:r>
+        <w:rPr>
+          <w:u w:val="single" w:color="0000ff"/>
+          <w:rFonts w:ascii="Charis SIL Regular" w:hAnsi="Charis SIL Regular" w:eastAsia="Charis SIL Regular"/>
+          <w:b w:val="0"/>
+          <w:i w:val="0"/>
+          <w:color w:val="000000"/>
+          <w:sz w:val="24"/>
+        </w:rPr>
+        <w:hyperlink r:id="rId10" w:history="1">
+          <w:r>
+            <w:rPr>
+              <w:rStyle w:val="Hyperlink"/>
+            </w:rPr>
+            <w:t>l</w:t>
+          </w:r>
+        </w:hyperlink>
+      </w:r>
+      <w:r>
+        <w:rPr>
+          <w:u w:val="single" w:color="0000ff"/>
+          <w:rFonts w:ascii="Charis SIL Regular" w:hAnsi="Charis SIL Regular" w:eastAsia="Charis SIL Regular"/>
+          <w:b w:val="0"/>
+          <w:i w:val="0"/>
+          <w:color w:val="000000"/>
+          <w:sz w:val="24"/>
+        </w:rPr>
+        <w:hyperlink r:id="rId10" w:history="1">
+          <w:r>
+            <w:rPr>
+              <w:rStyle w:val="Hyperlink"/>
+            </w:rPr>
+            <w:t>ectie. Ook</w:t>
           </w:r>
         </w:hyperlink>
       </w:r>
@@ -786,7 +822,7 @@
           <w:color w:val="000000"/>
           <w:sz w:val="24"/>
         </w:rPr>
-        <w:t xml:space="preserve"> collectie. Ook is het </w:t>
+        <w:t xml:space="preserve"> is het </w:t>
       </w:r>
       <w:r>
         <w:rPr>
@@ -2513,7 +2549,7 @@
             <w:rPr>
               <w:rStyle w:val="Hyperlink"/>
             </w:rPr>
-            <w:t>filters</w:t>
+            <w:t>filter</w:t>
           </w:r>
         </w:hyperlink>
       </w:r>
@@ -2530,7 +2566,34 @@
             <w:rPr>
               <w:rStyle w:val="Hyperlink"/>
             </w:rPr>
-            <w:t>%</w:t>
+            <w:t>s</w:t>
+          </w:r>
+        </w:hyperlink>
+      </w:r>
+      <w:r>
+        <w:rPr>
+          <w:rFonts w:ascii="Charis SIL Regular" w:hAnsi="Charis SIL Regular" w:eastAsia="Charis SIL Regular"/>
+          <w:b w:val="0"/>
+          <w:i w:val="0"/>
+          <w:color w:val="0000FF"/>
+          <w:sz w:val="24"/>
+        </w:rPr>
+        <w:t>%</w:t>
+      </w:r>
+      <w:r>
+        <w:rPr>
+          <w:rFonts w:ascii="Charis SIL Regular" w:hAnsi="Charis SIL Regular" w:eastAsia="Charis SIL Regular"/>
+          <w:b w:val="0"/>
+          <w:i w:val="0"/>
+          <w:color w:val="0000FF"/>
+          <w:sz w:val="24"/>
+        </w:rPr>
+        <w:hyperlink r:id="rId13" w:history="1">
+          <w:r>
+            <w:rPr>
+              <w:rStyle w:val="Hyperlink"/>
+            </w:rPr>
+            <w:t>5B0%5D%5Bfield%5D=inform</w:t>
           </w:r>
         </w:hyperlink>
       </w:r>
@@ -2547,7 +2610,7 @@
             <w:rPr>
               <w:rStyle w:val="Hyperlink"/>
             </w:rPr>
-            <w:t>5B0%5D%5Bfield%5D=informa</w:t>
+            <w:t>a</w:t>
           </w:r>
         </w:hyperlink>
       </w:r>
@@ -2598,7 +2661,7 @@
             <w:rPr>
               <w:rStyle w:val="Hyperlink"/>
             </w:rPr>
-            <w:t>ers%5B0%5D%5Bvalues%5D%</w:t>
+            <w:t>ers%5B0%5D%5Bvalues%5D%5B</w:t>
           </w:r>
         </w:hyperlink>
       </w:r>
@@ -2610,7 +2673,7 @@
           <w:color w:val="0000FF"/>
           <w:sz w:val="24"/>
         </w:rPr>
-        <w:t>5B0</w:t>
+        <w:t>0</w:t>
       </w:r>
     </w:p>
     <w:p>
@@ -3166,7 +3229,7 @@
           <w:sz w:val="24"/>
           <w:u w:val="single"/>
         </w:rPr>
-        <w:hyperlink r:id="rId14" w:history="1">
+        <w:hyperlink r:id="rId15" w:history="1">
           <w:r>
             <w:rPr>
               <w:rStyle w:val="Hyperlink"/>
@@ -3195,7 +3258,7 @@
           <w:sz w:val="24"/>
           <w:u w:val="single"/>
         </w:rPr>
-        <w:hyperlink r:id="rId14" w:history="1">
+        <w:hyperlink r:id="rId15" w:history="1">
           <w:r>
             <w:rPr>
               <w:rStyle w:val="Hyperlink"/>
@@ -3212,14 +3275,7 @@
           <w:color w:val="000000"/>
           <w:sz w:val="24"/>
         </w:rPr>
-        <w:hyperlink r:id="rId14" w:history="1">
-          <w:r>
-            <w:rPr>
-              <w:rStyle w:val="Hyperlink"/>
-            </w:rPr>
-            <w:t xml:space="preserve">, </w:t>
-          </w:r>
-        </w:hyperlink>
+        <w:t xml:space="preserve">, </w:t>
       </w:r>
       <w:r>
         <w:rPr>
@@ -3230,7 +3286,7 @@
           <w:sz w:val="24"/>
           <w:u w:val="single"/>
         </w:rPr>
-        <w:hyperlink r:id="rId14" w:history="1">
+        <w:hyperlink r:id="rId16" w:history="1">
           <w:r>
             <w:rPr>
               <w:rStyle w:val="Hyperlink"/>

--- a/EXPORTS/DOCX/published/niveau3/Dutch/RMO.docx
+++ b/EXPORTS/DOCX/published/niveau3/Dutch/RMO.docx
@@ -218,7 +218,25 @@
           <w:color w:val="000000"/>
           <w:sz w:val="24"/>
         </w:rPr>
-        <w:t xml:space="preserve">archeologie aan de Universiteit Leiden, </w:t>
+        <w:t>archeologie aan de Universiteit L</w:t>
+      </w:r>
+      <w:r>
+        <w:rPr>
+          <w:u w:val="single" w:color="0000ff"/>
+          <w:rFonts w:ascii="Charis SIL Regular" w:hAnsi="Charis SIL Regular" w:eastAsia="Charis SIL Regular"/>
+          <w:b w:val="0"/>
+          <w:i w:val="0"/>
+          <w:color w:val="000000"/>
+          <w:sz w:val="24"/>
+        </w:rPr>
+        <w:hyperlink r:id="rId9" w:history="1">
+          <w:r>
+            <w:rPr>
+              <w:rStyle w:val="Hyperlink"/>
+            </w:rPr>
+            <w:t xml:space="preserve">eiden, </w:t>
+          </w:r>
+        </w:hyperlink>
       </w:r>
       <w:r>
         <w:rPr>
@@ -758,7 +776,14 @@
           <w:color w:val="000000"/>
           <w:sz w:val="24"/>
         </w:rPr>
-        <w:t>hiedenis en de</w:t>
+        <w:hyperlink r:id="rId10" w:history="1">
+          <w:r>
+            <w:rPr>
+              <w:rStyle w:val="Hyperlink"/>
+            </w:rPr>
+            <w:t>hiedenis en de</w:t>
+          </w:r>
+        </w:hyperlink>
       </w:r>
       <w:r>
         <w:rPr>
@@ -1997,6 +2022,33 @@
           <w:color w:val="0000FF"/>
           <w:sz w:val="24"/>
         </w:rPr>
+        <w:t>t</w:t>
+      </w:r>
+      <w:r>
+        <w:rPr>
+          <w:rFonts w:ascii="Charis SIL Regular" w:hAnsi="Charis SIL Regular" w:eastAsia="Charis SIL Regular"/>
+          <w:b w:val="0"/>
+          <w:i w:val="0"/>
+          <w:color w:val="0000FF"/>
+          <w:sz w:val="24"/>
+        </w:rPr>
+        <w:hyperlink r:id="rId13" w:history="1">
+          <w:r>
+            <w:rPr>
+              <w:rStyle w:val="Hyperlink"/>
+            </w:rPr>
+            <w:t>ion_type&amp;fil</w:t>
+          </w:r>
+        </w:hyperlink>
+      </w:r>
+      <w:r>
+        <w:rPr>
+          <w:rFonts w:ascii="Charis SIL Regular" w:hAnsi="Charis SIL Regular" w:eastAsia="Charis SIL Regular"/>
+          <w:b w:val="0"/>
+          <w:i w:val="0"/>
+          <w:color w:val="0000FF"/>
+          <w:sz w:val="24"/>
+        </w:rPr>
         <w:hyperlink r:id="rId13" w:history="1">
           <w:r>
             <w:rPr>
@@ -2019,36 +2071,9 @@
             <w:rPr>
               <w:rStyle w:val="Hyperlink"/>
             </w:rPr>
-            <w:t>ion_type&amp;filt</w:t>
+            <w:t>ers%5B0%5D%5Bvalues%5D%5B0</w:t>
           </w:r>
         </w:hyperlink>
-      </w:r>
-      <w:r>
-        <w:rPr>
-          <w:rFonts w:ascii="Charis SIL Regular" w:hAnsi="Charis SIL Regular" w:eastAsia="Charis SIL Regular"/>
-          <w:b w:val="0"/>
-          <w:i w:val="0"/>
-          <w:color w:val="0000FF"/>
-          <w:sz w:val="24"/>
-        </w:rPr>
-        <w:hyperlink r:id="rId13" w:history="1">
-          <w:r>
-            <w:rPr>
-              <w:rStyle w:val="Hyperlink"/>
-            </w:rPr>
-            <w:t>ers%5B0%5D%5Bvalues%5D%5B</w:t>
-          </w:r>
-        </w:hyperlink>
-      </w:r>
-      <w:r>
-        <w:rPr>
-          <w:rFonts w:ascii="Charis SIL Regular" w:hAnsi="Charis SIL Regular" w:eastAsia="Charis SIL Regular"/>
-          <w:b w:val="0"/>
-          <w:i w:val="0"/>
-          <w:color w:val="0000FF"/>
-          <w:sz w:val="24"/>
-        </w:rPr>
-        <w:t>0</w:t>
       </w:r>
     </w:p>
     <w:p>
@@ -2316,6 +2341,33 @@
           <w:color w:val="0000FF"/>
           <w:sz w:val="24"/>
         </w:rPr>
+        <w:t>t</w:t>
+      </w:r>
+      <w:r>
+        <w:rPr>
+          <w:rFonts w:ascii="Charis SIL Regular" w:hAnsi="Charis SIL Regular" w:eastAsia="Charis SIL Regular"/>
+          <w:b w:val="0"/>
+          <w:i w:val="0"/>
+          <w:color w:val="0000FF"/>
+          <w:sz w:val="24"/>
+        </w:rPr>
+        <w:hyperlink r:id="rId13" w:history="1">
+          <w:r>
+            <w:rPr>
+              <w:rStyle w:val="Hyperlink"/>
+            </w:rPr>
+            <w:t>ion_type&amp;fil</w:t>
+          </w:r>
+        </w:hyperlink>
+      </w:r>
+      <w:r>
+        <w:rPr>
+          <w:rFonts w:ascii="Charis SIL Regular" w:hAnsi="Charis SIL Regular" w:eastAsia="Charis SIL Regular"/>
+          <w:b w:val="0"/>
+          <w:i w:val="0"/>
+          <w:color w:val="0000FF"/>
+          <w:sz w:val="24"/>
+        </w:rPr>
         <w:hyperlink r:id="rId13" w:history="1">
           <w:r>
             <w:rPr>
@@ -2338,36 +2390,9 @@
             <w:rPr>
               <w:rStyle w:val="Hyperlink"/>
             </w:rPr>
-            <w:t>ion_type&amp;filt</w:t>
+            <w:t>ers%5B0%5D%5Bvalues%5D%5B0</w:t>
           </w:r>
         </w:hyperlink>
-      </w:r>
-      <w:r>
-        <w:rPr>
-          <w:rFonts w:ascii="Charis SIL Regular" w:hAnsi="Charis SIL Regular" w:eastAsia="Charis SIL Regular"/>
-          <w:b w:val="0"/>
-          <w:i w:val="0"/>
-          <w:color w:val="0000FF"/>
-          <w:sz w:val="24"/>
-        </w:rPr>
-        <w:hyperlink r:id="rId13" w:history="1">
-          <w:r>
-            <w:rPr>
-              <w:rStyle w:val="Hyperlink"/>
-            </w:rPr>
-            <w:t>ers%5B0%5D%5Bvalues%5D%5B</w:t>
-          </w:r>
-        </w:hyperlink>
-      </w:r>
-      <w:r>
-        <w:rPr>
-          <w:rFonts w:ascii="Charis SIL Regular" w:hAnsi="Charis SIL Regular" w:eastAsia="Charis SIL Regular"/>
-          <w:b w:val="0"/>
-          <w:i w:val="0"/>
-          <w:color w:val="0000FF"/>
-          <w:sz w:val="24"/>
-        </w:rPr>
-        <w:t>0</w:t>
       </w:r>
     </w:p>
     <w:p>
@@ -2578,7 +2603,14 @@
           <w:color w:val="0000FF"/>
           <w:sz w:val="24"/>
         </w:rPr>
-        <w:t>%</w:t>
+        <w:hyperlink r:id="rId13" w:history="1">
+          <w:r>
+            <w:rPr>
+              <w:rStyle w:val="Hyperlink"/>
+            </w:rPr>
+            <w:t>%</w:t>
+          </w:r>
+        </w:hyperlink>
       </w:r>
       <w:r>
         <w:rPr>
@@ -2622,6 +2654,33 @@
           <w:color w:val="0000FF"/>
           <w:sz w:val="24"/>
         </w:rPr>
+        <w:t>t</w:t>
+      </w:r>
+      <w:r>
+        <w:rPr>
+          <w:rFonts w:ascii="Charis SIL Regular" w:hAnsi="Charis SIL Regular" w:eastAsia="Charis SIL Regular"/>
+          <w:b w:val="0"/>
+          <w:i w:val="0"/>
+          <w:color w:val="0000FF"/>
+          <w:sz w:val="24"/>
+        </w:rPr>
+        <w:hyperlink r:id="rId13" w:history="1">
+          <w:r>
+            <w:rPr>
+              <w:rStyle w:val="Hyperlink"/>
+            </w:rPr>
+            <w:t>ion_type&amp;fil</w:t>
+          </w:r>
+        </w:hyperlink>
+      </w:r>
+      <w:r>
+        <w:rPr>
+          <w:rFonts w:ascii="Charis SIL Regular" w:hAnsi="Charis SIL Regular" w:eastAsia="Charis SIL Regular"/>
+          <w:b w:val="0"/>
+          <w:i w:val="0"/>
+          <w:color w:val="0000FF"/>
+          <w:sz w:val="24"/>
+        </w:rPr>
         <w:hyperlink r:id="rId13" w:history="1">
           <w:r>
             <w:rPr>
@@ -2644,36 +2703,9 @@
             <w:rPr>
               <w:rStyle w:val="Hyperlink"/>
             </w:rPr>
-            <w:t>ion_type&amp;filt</w:t>
+            <w:t>ers%5B0%5D%5Bvalues%5D%5B0</w:t>
           </w:r>
         </w:hyperlink>
-      </w:r>
-      <w:r>
-        <w:rPr>
-          <w:rFonts w:ascii="Charis SIL Regular" w:hAnsi="Charis SIL Regular" w:eastAsia="Charis SIL Regular"/>
-          <w:b w:val="0"/>
-          <w:i w:val="0"/>
-          <w:color w:val="0000FF"/>
-          <w:sz w:val="24"/>
-        </w:rPr>
-        <w:hyperlink r:id="rId13" w:history="1">
-          <w:r>
-            <w:rPr>
-              <w:rStyle w:val="Hyperlink"/>
-            </w:rPr>
-            <w:t>ers%5B0%5D%5Bvalues%5D%5B</w:t>
-          </w:r>
-        </w:hyperlink>
-      </w:r>
-      <w:r>
-        <w:rPr>
-          <w:rFonts w:ascii="Charis SIL Regular" w:hAnsi="Charis SIL Regular" w:eastAsia="Charis SIL Regular"/>
-          <w:b w:val="0"/>
-          <w:i w:val="0"/>
-          <w:color w:val="0000FF"/>
-          <w:sz w:val="24"/>
-        </w:rPr>
-        <w:t>0</w:t>
       </w:r>
     </w:p>
     <w:p>
@@ -3211,7 +3243,7 @@
           <w:sz w:val="24"/>
           <w:u w:val="single"/>
         </w:rPr>
-        <w:hyperlink r:id="rId15" w:history="1">
+        <w:hyperlink r:id="rId14" w:history="1">
           <w:r>
             <w:rPr>
               <w:rStyle w:val="Hyperlink"/>
@@ -3229,7 +3261,7 @@
           <w:sz w:val="24"/>
           <w:u w:val="single"/>
         </w:rPr>
-        <w:hyperlink r:id="rId15" w:history="1">
+        <w:hyperlink r:id="rId14" w:history="1">
           <w:r>
             <w:rPr>
               <w:rStyle w:val="Hyperlink"/>
@@ -3315,7 +3347,7 @@
           <w:sz w:val="24"/>
           <w:u w:val="single"/>
         </w:rPr>
-        <w:hyperlink r:id="rId14" w:history="1">
+        <w:hyperlink r:id="rId16" w:history="1">
           <w:r>
             <w:rPr>
               <w:rStyle w:val="Hyperlink"/>

--- a/EXPORTS/DOCX/published/niveau3/Dutch/RMO.docx
+++ b/EXPORTS/DOCX/published/niveau3/Dutch/RMO.docx
@@ -218,25 +218,7 @@
           <w:color w:val="000000"/>
           <w:sz w:val="24"/>
         </w:rPr>
-        <w:t>archeologie aan de Universiteit L</w:t>
-      </w:r>
-      <w:r>
-        <w:rPr>
-          <w:u w:val="single" w:color="0000ff"/>
-          <w:rFonts w:ascii="Charis SIL Regular" w:hAnsi="Charis SIL Regular" w:eastAsia="Charis SIL Regular"/>
-          <w:b w:val="0"/>
-          <w:i w:val="0"/>
-          <w:color w:val="000000"/>
-          <w:sz w:val="24"/>
-        </w:rPr>
-        <w:hyperlink r:id="rId9" w:history="1">
-          <w:r>
-            <w:rPr>
-              <w:rStyle w:val="Hyperlink"/>
-            </w:rPr>
-            <w:t xml:space="preserve">eiden, </w:t>
-          </w:r>
-        </w:hyperlink>
+        <w:t xml:space="preserve">archeologie aan de Universiteit Leiden, </w:t>
       </w:r>
       <w:r>
         <w:rPr>
@@ -787,67 +769,13 @@
       </w:r>
       <w:r>
         <w:rPr>
-          <w:u w:val="single" w:color="0000ff"/>
           <w:rFonts w:ascii="Charis SIL Regular" w:hAnsi="Charis SIL Regular" w:eastAsia="Charis SIL Regular"/>
           <w:b w:val="0"/>
           <w:i w:val="0"/>
           <w:color w:val="000000"/>
           <w:sz w:val="24"/>
         </w:rPr>
-        <w:hyperlink r:id="rId10" w:history="1">
-          <w:r>
-            <w:rPr>
-              <w:rStyle w:val="Hyperlink"/>
-            </w:rPr>
-            <w:t xml:space="preserve"> col</w:t>
-          </w:r>
-        </w:hyperlink>
-      </w:r>
-      <w:r>
-        <w:rPr>
-          <w:u w:val="single" w:color="0000ff"/>
-          <w:rFonts w:ascii="Charis SIL Regular" w:hAnsi="Charis SIL Regular" w:eastAsia="Charis SIL Regular"/>
-          <w:b w:val="0"/>
-          <w:i w:val="0"/>
-          <w:color w:val="000000"/>
-          <w:sz w:val="24"/>
-        </w:rPr>
-        <w:hyperlink r:id="rId10" w:history="1">
-          <w:r>
-            <w:rPr>
-              <w:rStyle w:val="Hyperlink"/>
-            </w:rPr>
-            <w:t>l</w:t>
-          </w:r>
-        </w:hyperlink>
-      </w:r>
-      <w:r>
-        <w:rPr>
-          <w:u w:val="single" w:color="0000ff"/>
-          <w:rFonts w:ascii="Charis SIL Regular" w:hAnsi="Charis SIL Regular" w:eastAsia="Charis SIL Regular"/>
-          <w:b w:val="0"/>
-          <w:i w:val="0"/>
-          <w:color w:val="000000"/>
-          <w:sz w:val="24"/>
-        </w:rPr>
-        <w:hyperlink r:id="rId10" w:history="1">
-          <w:r>
-            <w:rPr>
-              <w:rStyle w:val="Hyperlink"/>
-            </w:rPr>
-            <w:t>ectie. Ook</w:t>
-          </w:r>
-        </w:hyperlink>
-      </w:r>
-      <w:r>
-        <w:rPr>
-          <w:rFonts w:ascii="Charis SIL Regular" w:hAnsi="Charis SIL Regular" w:eastAsia="Charis SIL Regular"/>
-          <w:b w:val="0"/>
-          <w:i w:val="0"/>
-          <w:color w:val="000000"/>
-          <w:sz w:val="24"/>
-        </w:rPr>
-        <w:t xml:space="preserve"> is het </w:t>
+        <w:t xml:space="preserve"> collectie. Ook is het </w:t>
       </w:r>
       <w:r>
         <w:rPr>
@@ -2022,33 +1950,6 @@
           <w:color w:val="0000FF"/>
           <w:sz w:val="24"/>
         </w:rPr>
-        <w:t>t</w:t>
-      </w:r>
-      <w:r>
-        <w:rPr>
-          <w:rFonts w:ascii="Charis SIL Regular" w:hAnsi="Charis SIL Regular" w:eastAsia="Charis SIL Regular"/>
-          <w:b w:val="0"/>
-          <w:i w:val="0"/>
-          <w:color w:val="0000FF"/>
-          <w:sz w:val="24"/>
-        </w:rPr>
-        <w:hyperlink r:id="rId13" w:history="1">
-          <w:r>
-            <w:rPr>
-              <w:rStyle w:val="Hyperlink"/>
-            </w:rPr>
-            <w:t>ion_type&amp;fil</w:t>
-          </w:r>
-        </w:hyperlink>
-      </w:r>
-      <w:r>
-        <w:rPr>
-          <w:rFonts w:ascii="Charis SIL Regular" w:hAnsi="Charis SIL Regular" w:eastAsia="Charis SIL Regular"/>
-          <w:b w:val="0"/>
-          <w:i w:val="0"/>
-          <w:color w:val="0000FF"/>
-          <w:sz w:val="24"/>
-        </w:rPr>
         <w:hyperlink r:id="rId13" w:history="1">
           <w:r>
             <w:rPr>
@@ -2071,9 +1972,36 @@
             <w:rPr>
               <w:rStyle w:val="Hyperlink"/>
             </w:rPr>
-            <w:t>ers%5B0%5D%5Bvalues%5D%5B0</w:t>
+            <w:t>ion_type&amp;filt</w:t>
           </w:r>
         </w:hyperlink>
+      </w:r>
+      <w:r>
+        <w:rPr>
+          <w:rFonts w:ascii="Charis SIL Regular" w:hAnsi="Charis SIL Regular" w:eastAsia="Charis SIL Regular"/>
+          <w:b w:val="0"/>
+          <w:i w:val="0"/>
+          <w:color w:val="0000FF"/>
+          <w:sz w:val="24"/>
+        </w:rPr>
+        <w:hyperlink r:id="rId13" w:history="1">
+          <w:r>
+            <w:rPr>
+              <w:rStyle w:val="Hyperlink"/>
+            </w:rPr>
+            <w:t>ers%5B0%5D%5Bvalues%5D%5B</w:t>
+          </w:r>
+        </w:hyperlink>
+      </w:r>
+      <w:r>
+        <w:rPr>
+          <w:rFonts w:ascii="Charis SIL Regular" w:hAnsi="Charis SIL Regular" w:eastAsia="Charis SIL Regular"/>
+          <w:b w:val="0"/>
+          <w:i w:val="0"/>
+          <w:color w:val="0000FF"/>
+          <w:sz w:val="24"/>
+        </w:rPr>
+        <w:t>0</w:t>
       </w:r>
     </w:p>
     <w:p>
@@ -2341,33 +2269,6 @@
           <w:color w:val="0000FF"/>
           <w:sz w:val="24"/>
         </w:rPr>
-        <w:t>t</w:t>
-      </w:r>
-      <w:r>
-        <w:rPr>
-          <w:rFonts w:ascii="Charis SIL Regular" w:hAnsi="Charis SIL Regular" w:eastAsia="Charis SIL Regular"/>
-          <w:b w:val="0"/>
-          <w:i w:val="0"/>
-          <w:color w:val="0000FF"/>
-          <w:sz w:val="24"/>
-        </w:rPr>
-        <w:hyperlink r:id="rId13" w:history="1">
-          <w:r>
-            <w:rPr>
-              <w:rStyle w:val="Hyperlink"/>
-            </w:rPr>
-            <w:t>ion_type&amp;fil</w:t>
-          </w:r>
-        </w:hyperlink>
-      </w:r>
-      <w:r>
-        <w:rPr>
-          <w:rFonts w:ascii="Charis SIL Regular" w:hAnsi="Charis SIL Regular" w:eastAsia="Charis SIL Regular"/>
-          <w:b w:val="0"/>
-          <w:i w:val="0"/>
-          <w:color w:val="0000FF"/>
-          <w:sz w:val="24"/>
-        </w:rPr>
         <w:hyperlink r:id="rId13" w:history="1">
           <w:r>
             <w:rPr>
@@ -2390,9 +2291,36 @@
             <w:rPr>
               <w:rStyle w:val="Hyperlink"/>
             </w:rPr>
-            <w:t>ers%5B0%5D%5Bvalues%5D%5B0</w:t>
+            <w:t>ion_type&amp;filt</w:t>
           </w:r>
         </w:hyperlink>
+      </w:r>
+      <w:r>
+        <w:rPr>
+          <w:rFonts w:ascii="Charis SIL Regular" w:hAnsi="Charis SIL Regular" w:eastAsia="Charis SIL Regular"/>
+          <w:b w:val="0"/>
+          <w:i w:val="0"/>
+          <w:color w:val="0000FF"/>
+          <w:sz w:val="24"/>
+        </w:rPr>
+        <w:hyperlink r:id="rId13" w:history="1">
+          <w:r>
+            <w:rPr>
+              <w:rStyle w:val="Hyperlink"/>
+            </w:rPr>
+            <w:t>ers%5B0%5D%5Bvalues%5D%5B</w:t>
+          </w:r>
+        </w:hyperlink>
+      </w:r>
+      <w:r>
+        <w:rPr>
+          <w:rFonts w:ascii="Charis SIL Regular" w:hAnsi="Charis SIL Regular" w:eastAsia="Charis SIL Regular"/>
+          <w:b w:val="0"/>
+          <w:i w:val="0"/>
+          <w:color w:val="0000FF"/>
+          <w:sz w:val="24"/>
+        </w:rPr>
+        <w:t>0</w:t>
       </w:r>
     </w:p>
     <w:p>
@@ -2603,14 +2531,7 @@
           <w:color w:val="0000FF"/>
           <w:sz w:val="24"/>
         </w:rPr>
-        <w:hyperlink r:id="rId13" w:history="1">
-          <w:r>
-            <w:rPr>
-              <w:rStyle w:val="Hyperlink"/>
-            </w:rPr>
-            <w:t>%</w:t>
-          </w:r>
-        </w:hyperlink>
+        <w:t>%</w:t>
       </w:r>
       <w:r>
         <w:rPr>
@@ -2654,33 +2575,6 @@
           <w:color w:val="0000FF"/>
           <w:sz w:val="24"/>
         </w:rPr>
-        <w:t>t</w:t>
-      </w:r>
-      <w:r>
-        <w:rPr>
-          <w:rFonts w:ascii="Charis SIL Regular" w:hAnsi="Charis SIL Regular" w:eastAsia="Charis SIL Regular"/>
-          <w:b w:val="0"/>
-          <w:i w:val="0"/>
-          <w:color w:val="0000FF"/>
-          <w:sz w:val="24"/>
-        </w:rPr>
-        <w:hyperlink r:id="rId13" w:history="1">
-          <w:r>
-            <w:rPr>
-              <w:rStyle w:val="Hyperlink"/>
-            </w:rPr>
-            <w:t>ion_type&amp;fil</w:t>
-          </w:r>
-        </w:hyperlink>
-      </w:r>
-      <w:r>
-        <w:rPr>
-          <w:rFonts w:ascii="Charis SIL Regular" w:hAnsi="Charis SIL Regular" w:eastAsia="Charis SIL Regular"/>
-          <w:b w:val="0"/>
-          <w:i w:val="0"/>
-          <w:color w:val="0000FF"/>
-          <w:sz w:val="24"/>
-        </w:rPr>
         <w:hyperlink r:id="rId13" w:history="1">
           <w:r>
             <w:rPr>
@@ -2703,9 +2597,36 @@
             <w:rPr>
               <w:rStyle w:val="Hyperlink"/>
             </w:rPr>
-            <w:t>ers%5B0%5D%5Bvalues%5D%5B0</w:t>
+            <w:t>ion_type&amp;filt</w:t>
           </w:r>
         </w:hyperlink>
+      </w:r>
+      <w:r>
+        <w:rPr>
+          <w:rFonts w:ascii="Charis SIL Regular" w:hAnsi="Charis SIL Regular" w:eastAsia="Charis SIL Regular"/>
+          <w:b w:val="0"/>
+          <w:i w:val="0"/>
+          <w:color w:val="0000FF"/>
+          <w:sz w:val="24"/>
+        </w:rPr>
+        <w:hyperlink r:id="rId13" w:history="1">
+          <w:r>
+            <w:rPr>
+              <w:rStyle w:val="Hyperlink"/>
+            </w:rPr>
+            <w:t>ers%5B0%5D%5Bvalues%5D%5B</w:t>
+          </w:r>
+        </w:hyperlink>
+      </w:r>
+      <w:r>
+        <w:rPr>
+          <w:rFonts w:ascii="Charis SIL Regular" w:hAnsi="Charis SIL Regular" w:eastAsia="Charis SIL Regular"/>
+          <w:b w:val="0"/>
+          <w:i w:val="0"/>
+          <w:color w:val="0000FF"/>
+          <w:sz w:val="24"/>
+        </w:rPr>
+        <w:t>0</w:t>
       </w:r>
     </w:p>
     <w:p>
@@ -3243,7 +3164,7 @@
           <w:sz w:val="24"/>
           <w:u w:val="single"/>
         </w:rPr>
-        <w:hyperlink r:id="rId14" w:history="1">
+        <w:hyperlink r:id="rId15" w:history="1">
           <w:r>
             <w:rPr>
               <w:rStyle w:val="Hyperlink"/>
@@ -3261,7 +3182,7 @@
           <w:sz w:val="24"/>
           <w:u w:val="single"/>
         </w:rPr>
-        <w:hyperlink r:id="rId14" w:history="1">
+        <w:hyperlink r:id="rId15" w:history="1">
           <w:r>
             <w:rPr>
               <w:rStyle w:val="Hyperlink"/>

--- a/EXPORTS/DOCX/published/niveau3/Dutch/RMO.docx
+++ b/EXPORTS/DOCX/published/niveau3/Dutch/RMO.docx
@@ -218,7 +218,25 @@
           <w:color w:val="000000"/>
           <w:sz w:val="24"/>
         </w:rPr>
-        <w:t xml:space="preserve">archeologie aan de Universiteit Leiden, </w:t>
+        <w:t>archeologie aan de Universiteit L</w:t>
+      </w:r>
+      <w:r>
+        <w:rPr>
+          <w:u w:val="single" w:color="0000ff"/>
+          <w:rFonts w:ascii="Charis SIL Regular" w:hAnsi="Charis SIL Regular" w:eastAsia="Charis SIL Regular"/>
+          <w:b w:val="0"/>
+          <w:i w:val="0"/>
+          <w:color w:val="000000"/>
+          <w:sz w:val="24"/>
+        </w:rPr>
+        <w:hyperlink r:id="rId9" w:history="1">
+          <w:r>
+            <w:rPr>
+              <w:rStyle w:val="Hyperlink"/>
+            </w:rPr>
+            <w:t xml:space="preserve">eiden, </w:t>
+          </w:r>
+        </w:hyperlink>
       </w:r>
       <w:r>
         <w:rPr>
@@ -2269,6 +2287,33 @@
           <w:color w:val="0000FF"/>
           <w:sz w:val="24"/>
         </w:rPr>
+        <w:t>t</w:t>
+      </w:r>
+      <w:r>
+        <w:rPr>
+          <w:rFonts w:ascii="Charis SIL Regular" w:hAnsi="Charis SIL Regular" w:eastAsia="Charis SIL Regular"/>
+          <w:b w:val="0"/>
+          <w:i w:val="0"/>
+          <w:color w:val="0000FF"/>
+          <w:sz w:val="24"/>
+        </w:rPr>
+        <w:hyperlink r:id="rId13" w:history="1">
+          <w:r>
+            <w:rPr>
+              <w:rStyle w:val="Hyperlink"/>
+            </w:rPr>
+            <w:t>ion_type&amp;fil</w:t>
+          </w:r>
+        </w:hyperlink>
+      </w:r>
+      <w:r>
+        <w:rPr>
+          <w:rFonts w:ascii="Charis SIL Regular" w:hAnsi="Charis SIL Regular" w:eastAsia="Charis SIL Regular"/>
+          <w:b w:val="0"/>
+          <w:i w:val="0"/>
+          <w:color w:val="0000FF"/>
+          <w:sz w:val="24"/>
+        </w:rPr>
         <w:hyperlink r:id="rId13" w:history="1">
           <w:r>
             <w:rPr>
@@ -2291,36 +2336,9 @@
             <w:rPr>
               <w:rStyle w:val="Hyperlink"/>
             </w:rPr>
-            <w:t>ion_type&amp;filt</w:t>
+            <w:t>ers%5B0%5D%5Bvalues%5D%5B0</w:t>
           </w:r>
         </w:hyperlink>
-      </w:r>
-      <w:r>
-        <w:rPr>
-          <w:rFonts w:ascii="Charis SIL Regular" w:hAnsi="Charis SIL Regular" w:eastAsia="Charis SIL Regular"/>
-          <w:b w:val="0"/>
-          <w:i w:val="0"/>
-          <w:color w:val="0000FF"/>
-          <w:sz w:val="24"/>
-        </w:rPr>
-        <w:hyperlink r:id="rId13" w:history="1">
-          <w:r>
-            <w:rPr>
-              <w:rStyle w:val="Hyperlink"/>
-            </w:rPr>
-            <w:t>ers%5B0%5D%5Bvalues%5D%5B</w:t>
-          </w:r>
-        </w:hyperlink>
-      </w:r>
-      <w:r>
-        <w:rPr>
-          <w:rFonts w:ascii="Charis SIL Regular" w:hAnsi="Charis SIL Regular" w:eastAsia="Charis SIL Regular"/>
-          <w:b w:val="0"/>
-          <w:i w:val="0"/>
-          <w:color w:val="0000FF"/>
-          <w:sz w:val="24"/>
-        </w:rPr>
-        <w:t>0</w:t>
       </w:r>
     </w:p>
     <w:p>
@@ -2502,7 +2520,7 @@
             <w:rPr>
               <w:rStyle w:val="Hyperlink"/>
             </w:rPr>
-            <w:t>filter</w:t>
+            <w:t>filters</w:t>
           </w:r>
         </w:hyperlink>
       </w:r>
@@ -2519,34 +2537,7 @@
             <w:rPr>
               <w:rStyle w:val="Hyperlink"/>
             </w:rPr>
-            <w:t>s</w:t>
-          </w:r>
-        </w:hyperlink>
-      </w:r>
-      <w:r>
-        <w:rPr>
-          <w:rFonts w:ascii="Charis SIL Regular" w:hAnsi="Charis SIL Regular" w:eastAsia="Charis SIL Regular"/>
-          <w:b w:val="0"/>
-          <w:i w:val="0"/>
-          <w:color w:val="0000FF"/>
-          <w:sz w:val="24"/>
-        </w:rPr>
-        <w:t>%</w:t>
-      </w:r>
-      <w:r>
-        <w:rPr>
-          <w:rFonts w:ascii="Charis SIL Regular" w:hAnsi="Charis SIL Regular" w:eastAsia="Charis SIL Regular"/>
-          <w:b w:val="0"/>
-          <w:i w:val="0"/>
-          <w:color w:val="0000FF"/>
-          <w:sz w:val="24"/>
-        </w:rPr>
-        <w:hyperlink r:id="rId13" w:history="1">
-          <w:r>
-            <w:rPr>
-              <w:rStyle w:val="Hyperlink"/>
-            </w:rPr>
-            <w:t>5B0%5D%5Bfield%5D=inform</w:t>
+            <w:t>%</w:t>
           </w:r>
         </w:hyperlink>
       </w:r>
@@ -2563,7 +2554,7 @@
             <w:rPr>
               <w:rStyle w:val="Hyperlink"/>
             </w:rPr>
-            <w:t>a</w:t>
+            <w:t>5B0%5D%5Bfield%5D=informa</w:t>
           </w:r>
         </w:hyperlink>
       </w:r>
@@ -2614,7 +2605,7 @@
             <w:rPr>
               <w:rStyle w:val="Hyperlink"/>
             </w:rPr>
-            <w:t>ers%5B0%5D%5Bvalues%5D%5B</w:t>
+            <w:t>ers%5B0%5D%5Bvalues%5D%</w:t>
           </w:r>
         </w:hyperlink>
       </w:r>
@@ -2626,7 +2617,7 @@
           <w:color w:val="0000FF"/>
           <w:sz w:val="24"/>
         </w:rPr>
-        <w:t>0</w:t>
+        <w:t>5B0</w:t>
       </w:r>
     </w:p>
     <w:p>
@@ -3164,7 +3155,7 @@
           <w:sz w:val="24"/>
           <w:u w:val="single"/>
         </w:rPr>
-        <w:hyperlink r:id="rId15" w:history="1">
+        <w:hyperlink r:id="rId14" w:history="1">
           <w:r>
             <w:rPr>
               <w:rStyle w:val="Hyperlink"/>
@@ -3182,7 +3173,7 @@
           <w:sz w:val="24"/>
           <w:u w:val="single"/>
         </w:rPr>
-        <w:hyperlink r:id="rId15" w:history="1">
+        <w:hyperlink r:id="rId14" w:history="1">
           <w:r>
             <w:rPr>
               <w:rStyle w:val="Hyperlink"/>

--- a/EXPORTS/DOCX/published/niveau3/Dutch/RMO.docx
+++ b/EXPORTS/DOCX/published/niveau3/Dutch/RMO.docx
@@ -229,14 +229,7 @@
           <w:color w:val="000000"/>
           <w:sz w:val="24"/>
         </w:rPr>
-        <w:hyperlink r:id="rId9" w:history="1">
-          <w:r>
-            <w:rPr>
-              <w:rStyle w:val="Hyperlink"/>
-            </w:rPr>
-            <w:t xml:space="preserve">eiden, </w:t>
-          </w:r>
-        </w:hyperlink>
+        <w:t xml:space="preserve">eiden, </w:t>
       </w:r>
       <w:r>
         <w:rPr>
@@ -787,13 +780,49 @@
       </w:r>
       <w:r>
         <w:rPr>
+          <w:u w:val="single" w:color="0000ff"/>
           <w:rFonts w:ascii="Charis SIL Regular" w:hAnsi="Charis SIL Regular" w:eastAsia="Charis SIL Regular"/>
           <w:b w:val="0"/>
           <w:i w:val="0"/>
           <w:color w:val="000000"/>
           <w:sz w:val="24"/>
         </w:rPr>
-        <w:t xml:space="preserve"> collectie. Ook is het </w:t>
+        <w:hyperlink r:id="rId10" w:history="1">
+          <w:r>
+            <w:rPr>
+              <w:rStyle w:val="Hyperlink"/>
+            </w:rPr>
+            <w:t xml:space="preserve"> col</w:t>
+          </w:r>
+        </w:hyperlink>
+      </w:r>
+      <w:r>
+        <w:rPr>
+          <w:u w:val="single" w:color="0000ff"/>
+          <w:rFonts w:ascii="Charis SIL Regular" w:hAnsi="Charis SIL Regular" w:eastAsia="Charis SIL Regular"/>
+          <w:b w:val="0"/>
+          <w:i w:val="0"/>
+          <w:color w:val="000000"/>
+          <w:sz w:val="24"/>
+        </w:rPr>
+        <w:hyperlink r:id="rId10" w:history="1">
+          <w:r>
+            <w:rPr>
+              <w:rStyle w:val="Hyperlink"/>
+            </w:rPr>
+            <w:t>l</w:t>
+          </w:r>
+        </w:hyperlink>
+      </w:r>
+      <w:r>
+        <w:rPr>
+          <w:rFonts w:ascii="Charis SIL Regular" w:hAnsi="Charis SIL Regular" w:eastAsia="Charis SIL Regular"/>
+          <w:b w:val="0"/>
+          <w:i w:val="0"/>
+          <w:color w:val="000000"/>
+          <w:sz w:val="24"/>
+        </w:rPr>
+        <w:t xml:space="preserve">ectie. Ook is het </w:t>
       </w:r>
       <w:r>
         <w:rPr>
@@ -2287,33 +2316,6 @@
           <w:color w:val="0000FF"/>
           <w:sz w:val="24"/>
         </w:rPr>
-        <w:t>t</w:t>
-      </w:r>
-      <w:r>
-        <w:rPr>
-          <w:rFonts w:ascii="Charis SIL Regular" w:hAnsi="Charis SIL Regular" w:eastAsia="Charis SIL Regular"/>
-          <w:b w:val="0"/>
-          <w:i w:val="0"/>
-          <w:color w:val="0000FF"/>
-          <w:sz w:val="24"/>
-        </w:rPr>
-        <w:hyperlink r:id="rId13" w:history="1">
-          <w:r>
-            <w:rPr>
-              <w:rStyle w:val="Hyperlink"/>
-            </w:rPr>
-            <w:t>ion_type&amp;fil</w:t>
-          </w:r>
-        </w:hyperlink>
-      </w:r>
-      <w:r>
-        <w:rPr>
-          <w:rFonts w:ascii="Charis SIL Regular" w:hAnsi="Charis SIL Regular" w:eastAsia="Charis SIL Regular"/>
-          <w:b w:val="0"/>
-          <w:i w:val="0"/>
-          <w:color w:val="0000FF"/>
-          <w:sz w:val="24"/>
-        </w:rPr>
         <w:hyperlink r:id="rId13" w:history="1">
           <w:r>
             <w:rPr>
@@ -2336,9 +2338,36 @@
             <w:rPr>
               <w:rStyle w:val="Hyperlink"/>
             </w:rPr>
-            <w:t>ers%5B0%5D%5Bvalues%5D%5B0</w:t>
+            <w:t>ion_type&amp;filt</w:t>
           </w:r>
         </w:hyperlink>
+      </w:r>
+      <w:r>
+        <w:rPr>
+          <w:rFonts w:ascii="Charis SIL Regular" w:hAnsi="Charis SIL Regular" w:eastAsia="Charis SIL Regular"/>
+          <w:b w:val="0"/>
+          <w:i w:val="0"/>
+          <w:color w:val="0000FF"/>
+          <w:sz w:val="24"/>
+        </w:rPr>
+        <w:hyperlink r:id="rId13" w:history="1">
+          <w:r>
+            <w:rPr>
+              <w:rStyle w:val="Hyperlink"/>
+            </w:rPr>
+            <w:t>ers%5B0%5D%5Bvalues%5D%5B</w:t>
+          </w:r>
+        </w:hyperlink>
+      </w:r>
+      <w:r>
+        <w:rPr>
+          <w:rFonts w:ascii="Charis SIL Regular" w:hAnsi="Charis SIL Regular" w:eastAsia="Charis SIL Regular"/>
+          <w:b w:val="0"/>
+          <w:i w:val="0"/>
+          <w:color w:val="0000FF"/>
+          <w:sz w:val="24"/>
+        </w:rPr>
+        <w:t>0</w:t>
       </w:r>
     </w:p>
     <w:p>
@@ -2520,7 +2549,7 @@
             <w:rPr>
               <w:rStyle w:val="Hyperlink"/>
             </w:rPr>
-            <w:t>filters</w:t>
+            <w:t>filter</w:t>
           </w:r>
         </w:hyperlink>
       </w:r>
@@ -2537,7 +2566,34 @@
             <w:rPr>
               <w:rStyle w:val="Hyperlink"/>
             </w:rPr>
-            <w:t>%</w:t>
+            <w:t>s</w:t>
+          </w:r>
+        </w:hyperlink>
+      </w:r>
+      <w:r>
+        <w:rPr>
+          <w:rFonts w:ascii="Charis SIL Regular" w:hAnsi="Charis SIL Regular" w:eastAsia="Charis SIL Regular"/>
+          <w:b w:val="0"/>
+          <w:i w:val="0"/>
+          <w:color w:val="0000FF"/>
+          <w:sz w:val="24"/>
+        </w:rPr>
+        <w:t>%</w:t>
+      </w:r>
+      <w:r>
+        <w:rPr>
+          <w:rFonts w:ascii="Charis SIL Regular" w:hAnsi="Charis SIL Regular" w:eastAsia="Charis SIL Regular"/>
+          <w:b w:val="0"/>
+          <w:i w:val="0"/>
+          <w:color w:val="0000FF"/>
+          <w:sz w:val="24"/>
+        </w:rPr>
+        <w:hyperlink r:id="rId13" w:history="1">
+          <w:r>
+            <w:rPr>
+              <w:rStyle w:val="Hyperlink"/>
+            </w:rPr>
+            <w:t>5B0%5D%5Bfield%5D=inform</w:t>
           </w:r>
         </w:hyperlink>
       </w:r>
@@ -2554,7 +2610,7 @@
             <w:rPr>
               <w:rStyle w:val="Hyperlink"/>
             </w:rPr>
-            <w:t>5B0%5D%5Bfield%5D=informa</w:t>
+            <w:t>a</w:t>
           </w:r>
         </w:hyperlink>
       </w:r>
@@ -2605,7 +2661,7 @@
             <w:rPr>
               <w:rStyle w:val="Hyperlink"/>
             </w:rPr>
-            <w:t>ers%5B0%5D%5Bvalues%5D%</w:t>
+            <w:t>ers%5B0%5D%5Bvalues%5D%5B</w:t>
           </w:r>
         </w:hyperlink>
       </w:r>
@@ -2617,7 +2673,7 @@
           <w:color w:val="0000FF"/>
           <w:sz w:val="24"/>
         </w:rPr>
-        <w:t>5B0</w:t>
+        <w:t>0</w:t>
       </w:r>
     </w:p>
     <w:p>
@@ -2808,7 +2864,7 @@
             <w:rPr>
               <w:rStyle w:val="Hyperlink"/>
             </w:rPr>
-            <w:t>filter</w:t>
+            <w:t>filters</w:t>
           </w:r>
         </w:hyperlink>
       </w:r>
@@ -2825,34 +2881,7 @@
             <w:rPr>
               <w:rStyle w:val="Hyperlink"/>
             </w:rPr>
-            <w:t>s</w:t>
-          </w:r>
-        </w:hyperlink>
-      </w:r>
-      <w:r>
-        <w:rPr>
-          <w:rFonts w:ascii="Charis SIL Regular" w:hAnsi="Charis SIL Regular" w:eastAsia="Charis SIL Regular"/>
-          <w:b w:val="0"/>
-          <w:i w:val="0"/>
-          <w:color w:val="0000FF"/>
-          <w:sz w:val="24"/>
-        </w:rPr>
-        <w:t>%</w:t>
-      </w:r>
-      <w:r>
-        <w:rPr>
-          <w:rFonts w:ascii="Charis SIL Regular" w:hAnsi="Charis SIL Regular" w:eastAsia="Charis SIL Regular"/>
-          <w:b w:val="0"/>
-          <w:i w:val="0"/>
-          <w:color w:val="0000FF"/>
-          <w:sz w:val="24"/>
-        </w:rPr>
-        <w:hyperlink r:id="rId13" w:history="1">
-          <w:r>
-            <w:rPr>
-              <w:rStyle w:val="Hyperlink"/>
-            </w:rPr>
-            <w:t>5B0%5D%5Bfield%5D=inform</w:t>
+            <w:t>%</w:t>
           </w:r>
         </w:hyperlink>
       </w:r>
@@ -2869,34 +2898,7 @@
             <w:rPr>
               <w:rStyle w:val="Hyperlink"/>
             </w:rPr>
-            <w:t>a</w:t>
-          </w:r>
-        </w:hyperlink>
-      </w:r>
-      <w:r>
-        <w:rPr>
-          <w:rFonts w:ascii="Charis SIL Regular" w:hAnsi="Charis SIL Regular" w:eastAsia="Charis SIL Regular"/>
-          <w:b w:val="0"/>
-          <w:i w:val="0"/>
-          <w:color w:val="0000FF"/>
-          <w:sz w:val="24"/>
-        </w:rPr>
-        <w:t>t</w:t>
-      </w:r>
-      <w:r>
-        <w:rPr>
-          <w:rFonts w:ascii="Charis SIL Regular" w:hAnsi="Charis SIL Regular" w:eastAsia="Charis SIL Regular"/>
-          <w:b w:val="0"/>
-          <w:i w:val="0"/>
-          <w:color w:val="0000FF"/>
-          <w:sz w:val="24"/>
-        </w:rPr>
-        <w:hyperlink r:id="rId13" w:history="1">
-          <w:r>
-            <w:rPr>
-              <w:rStyle w:val="Hyperlink"/>
-            </w:rPr>
-            <w:t>ion_type&amp;fil</w:t>
+            <w:t>5B0%5D%5Bfield%5D=informa</w:t>
           </w:r>
         </w:hyperlink>
       </w:r>
@@ -2930,9 +2932,36 @@
             <w:rPr>
               <w:rStyle w:val="Hyperlink"/>
             </w:rPr>
-            <w:t>ers%5B0%5D%5Bvalues%5D%5B0</w:t>
+            <w:t>ion_type&amp;filt</w:t>
           </w:r>
         </w:hyperlink>
+      </w:r>
+      <w:r>
+        <w:rPr>
+          <w:rFonts w:ascii="Charis SIL Regular" w:hAnsi="Charis SIL Regular" w:eastAsia="Charis SIL Regular"/>
+          <w:b w:val="0"/>
+          <w:i w:val="0"/>
+          <w:color w:val="0000FF"/>
+          <w:sz w:val="24"/>
+        </w:rPr>
+        <w:hyperlink r:id="rId13" w:history="1">
+          <w:r>
+            <w:rPr>
+              <w:rStyle w:val="Hyperlink"/>
+            </w:rPr>
+            <w:t>ers%5B0%5D%5Bvalues%5D%</w:t>
+          </w:r>
+        </w:hyperlink>
+      </w:r>
+      <w:r>
+        <w:rPr>
+          <w:rFonts w:ascii="Charis SIL Regular" w:hAnsi="Charis SIL Regular" w:eastAsia="Charis SIL Regular"/>
+          <w:b w:val="0"/>
+          <w:i w:val="0"/>
+          <w:color w:val="0000FF"/>
+          <w:sz w:val="24"/>
+        </w:rPr>
+        <w:t>5B0</w:t>
       </w:r>
     </w:p>
     <w:p>
@@ -3202,7 +3231,7 @@
           <w:sz w:val="24"/>
           <w:u w:val="single"/>
         </w:rPr>
-        <w:hyperlink r:id="rId15" w:history="1">
+        <w:hyperlink r:id="rId14" w:history="1">
           <w:r>
             <w:rPr>
               <w:rStyle w:val="Hyperlink"/>
@@ -3230,7 +3259,7 @@
           <w:sz w:val="24"/>
           <w:u w:val="single"/>
         </w:rPr>
-        <w:hyperlink r:id="rId16" w:history="1">
+        <w:hyperlink r:id="rId14" w:history="1">
           <w:r>
             <w:rPr>
               <w:rStyle w:val="Hyperlink"/>
@@ -3259,7 +3288,7 @@
           <w:sz w:val="24"/>
           <w:u w:val="single"/>
         </w:rPr>
-        <w:hyperlink r:id="rId16" w:history="1">
+        <w:hyperlink r:id="rId15" w:history="1">
           <w:r>
             <w:rPr>
               <w:rStyle w:val="Hyperlink"/>

--- a/EXPORTS/DOCX/published/niveau3/Dutch/RMO.docx
+++ b/EXPORTS/DOCX/published/niveau3/Dutch/RMO.docx
@@ -229,7 +229,14 @@
           <w:color w:val="000000"/>
           <w:sz w:val="24"/>
         </w:rPr>
-        <w:t xml:space="preserve">eiden, </w:t>
+        <w:hyperlink r:id="rId9" w:history="1">
+          <w:r>
+            <w:rPr>
+              <w:rStyle w:val="Hyperlink"/>
+            </w:rPr>
+            <w:t xml:space="preserve">eiden, </w:t>
+          </w:r>
+        </w:hyperlink>
       </w:r>
       <w:r>
         <w:rPr>
@@ -780,49 +787,13 @@
       </w:r>
       <w:r>
         <w:rPr>
-          <w:u w:val="single" w:color="0000ff"/>
           <w:rFonts w:ascii="Charis SIL Regular" w:hAnsi="Charis SIL Regular" w:eastAsia="Charis SIL Regular"/>
           <w:b w:val="0"/>
           <w:i w:val="0"/>
           <w:color w:val="000000"/>
           <w:sz w:val="24"/>
         </w:rPr>
-        <w:hyperlink r:id="rId10" w:history="1">
-          <w:r>
-            <w:rPr>
-              <w:rStyle w:val="Hyperlink"/>
-            </w:rPr>
-            <w:t xml:space="preserve"> col</w:t>
-          </w:r>
-        </w:hyperlink>
-      </w:r>
-      <w:r>
-        <w:rPr>
-          <w:u w:val="single" w:color="0000ff"/>
-          <w:rFonts w:ascii="Charis SIL Regular" w:hAnsi="Charis SIL Regular" w:eastAsia="Charis SIL Regular"/>
-          <w:b w:val="0"/>
-          <w:i w:val="0"/>
-          <w:color w:val="000000"/>
-          <w:sz w:val="24"/>
-        </w:rPr>
-        <w:hyperlink r:id="rId10" w:history="1">
-          <w:r>
-            <w:rPr>
-              <w:rStyle w:val="Hyperlink"/>
-            </w:rPr>
-            <w:t>l</w:t>
-          </w:r>
-        </w:hyperlink>
-      </w:r>
-      <w:r>
-        <w:rPr>
-          <w:rFonts w:ascii="Charis SIL Regular" w:hAnsi="Charis SIL Regular" w:eastAsia="Charis SIL Regular"/>
-          <w:b w:val="0"/>
-          <w:i w:val="0"/>
-          <w:color w:val="000000"/>
-          <w:sz w:val="24"/>
-        </w:rPr>
-        <w:t xml:space="preserve">ectie. Ook is het </w:t>
+        <w:t xml:space="preserve"> collectie. Ook is het </w:t>
       </w:r>
       <w:r>
         <w:rPr>
@@ -1997,6 +1968,33 @@
           <w:color w:val="0000FF"/>
           <w:sz w:val="24"/>
         </w:rPr>
+        <w:t>t</w:t>
+      </w:r>
+      <w:r>
+        <w:rPr>
+          <w:rFonts w:ascii="Charis SIL Regular" w:hAnsi="Charis SIL Regular" w:eastAsia="Charis SIL Regular"/>
+          <w:b w:val="0"/>
+          <w:i w:val="0"/>
+          <w:color w:val="0000FF"/>
+          <w:sz w:val="24"/>
+        </w:rPr>
+        <w:hyperlink r:id="rId13" w:history="1">
+          <w:r>
+            <w:rPr>
+              <w:rStyle w:val="Hyperlink"/>
+            </w:rPr>
+            <w:t>ion_type&amp;fil</w:t>
+          </w:r>
+        </w:hyperlink>
+      </w:r>
+      <w:r>
+        <w:rPr>
+          <w:rFonts w:ascii="Charis SIL Regular" w:hAnsi="Charis SIL Regular" w:eastAsia="Charis SIL Regular"/>
+          <w:b w:val="0"/>
+          <w:i w:val="0"/>
+          <w:color w:val="0000FF"/>
+          <w:sz w:val="24"/>
+        </w:rPr>
         <w:hyperlink r:id="rId13" w:history="1">
           <w:r>
             <w:rPr>
@@ -2019,36 +2017,9 @@
             <w:rPr>
               <w:rStyle w:val="Hyperlink"/>
             </w:rPr>
-            <w:t>ion_type&amp;filt</w:t>
+            <w:t>ers%5B0%5D%5Bvalues%5D%5B0</w:t>
           </w:r>
         </w:hyperlink>
-      </w:r>
-      <w:r>
-        <w:rPr>
-          <w:rFonts w:ascii="Charis SIL Regular" w:hAnsi="Charis SIL Regular" w:eastAsia="Charis SIL Regular"/>
-          <w:b w:val="0"/>
-          <w:i w:val="0"/>
-          <w:color w:val="0000FF"/>
-          <w:sz w:val="24"/>
-        </w:rPr>
-        <w:hyperlink r:id="rId13" w:history="1">
-          <w:r>
-            <w:rPr>
-              <w:rStyle w:val="Hyperlink"/>
-            </w:rPr>
-            <w:t>ers%5B0%5D%5Bvalues%5D%5B</w:t>
-          </w:r>
-        </w:hyperlink>
-      </w:r>
-      <w:r>
-        <w:rPr>
-          <w:rFonts w:ascii="Charis SIL Regular" w:hAnsi="Charis SIL Regular" w:eastAsia="Charis SIL Regular"/>
-          <w:b w:val="0"/>
-          <w:i w:val="0"/>
-          <w:color w:val="0000FF"/>
-          <w:sz w:val="24"/>
-        </w:rPr>
-        <w:t>0</w:t>
       </w:r>
     </w:p>
     <w:p>
@@ -2316,6 +2287,33 @@
           <w:color w:val="0000FF"/>
           <w:sz w:val="24"/>
         </w:rPr>
+        <w:t>t</w:t>
+      </w:r>
+      <w:r>
+        <w:rPr>
+          <w:rFonts w:ascii="Charis SIL Regular" w:hAnsi="Charis SIL Regular" w:eastAsia="Charis SIL Regular"/>
+          <w:b w:val="0"/>
+          <w:i w:val="0"/>
+          <w:color w:val="0000FF"/>
+          <w:sz w:val="24"/>
+        </w:rPr>
+        <w:hyperlink r:id="rId13" w:history="1">
+          <w:r>
+            <w:rPr>
+              <w:rStyle w:val="Hyperlink"/>
+            </w:rPr>
+            <w:t>ion_type&amp;fil</w:t>
+          </w:r>
+        </w:hyperlink>
+      </w:r>
+      <w:r>
+        <w:rPr>
+          <w:rFonts w:ascii="Charis SIL Regular" w:hAnsi="Charis SIL Regular" w:eastAsia="Charis SIL Regular"/>
+          <w:b w:val="0"/>
+          <w:i w:val="0"/>
+          <w:color w:val="0000FF"/>
+          <w:sz w:val="24"/>
+        </w:rPr>
         <w:hyperlink r:id="rId13" w:history="1">
           <w:r>
             <w:rPr>
@@ -2338,36 +2336,9 @@
             <w:rPr>
               <w:rStyle w:val="Hyperlink"/>
             </w:rPr>
-            <w:t>ion_type&amp;filt</w:t>
+            <w:t>ers%5B0%5D%5Bvalues%5D%5B0</w:t>
           </w:r>
         </w:hyperlink>
-      </w:r>
-      <w:r>
-        <w:rPr>
-          <w:rFonts w:ascii="Charis SIL Regular" w:hAnsi="Charis SIL Regular" w:eastAsia="Charis SIL Regular"/>
-          <w:b w:val="0"/>
-          <w:i w:val="0"/>
-          <w:color w:val="0000FF"/>
-          <w:sz w:val="24"/>
-        </w:rPr>
-        <w:hyperlink r:id="rId13" w:history="1">
-          <w:r>
-            <w:rPr>
-              <w:rStyle w:val="Hyperlink"/>
-            </w:rPr>
-            <w:t>ers%5B0%5D%5Bvalues%5D%5B</w:t>
-          </w:r>
-        </w:hyperlink>
-      </w:r>
-      <w:r>
-        <w:rPr>
-          <w:rFonts w:ascii="Charis SIL Regular" w:hAnsi="Charis SIL Regular" w:eastAsia="Charis SIL Regular"/>
-          <w:b w:val="0"/>
-          <w:i w:val="0"/>
-          <w:color w:val="0000FF"/>
-          <w:sz w:val="24"/>
-        </w:rPr>
-        <w:t>0</w:t>
       </w:r>
     </w:p>
     <w:p>
@@ -2622,6 +2593,33 @@
           <w:color w:val="0000FF"/>
           <w:sz w:val="24"/>
         </w:rPr>
+        <w:t>t</w:t>
+      </w:r>
+      <w:r>
+        <w:rPr>
+          <w:rFonts w:ascii="Charis SIL Regular" w:hAnsi="Charis SIL Regular" w:eastAsia="Charis SIL Regular"/>
+          <w:b w:val="0"/>
+          <w:i w:val="0"/>
+          <w:color w:val="0000FF"/>
+          <w:sz w:val="24"/>
+        </w:rPr>
+        <w:hyperlink r:id="rId13" w:history="1">
+          <w:r>
+            <w:rPr>
+              <w:rStyle w:val="Hyperlink"/>
+            </w:rPr>
+            <w:t>ion_type&amp;fil</w:t>
+          </w:r>
+        </w:hyperlink>
+      </w:r>
+      <w:r>
+        <w:rPr>
+          <w:rFonts w:ascii="Charis SIL Regular" w:hAnsi="Charis SIL Regular" w:eastAsia="Charis SIL Regular"/>
+          <w:b w:val="0"/>
+          <w:i w:val="0"/>
+          <w:color w:val="0000FF"/>
+          <w:sz w:val="24"/>
+        </w:rPr>
         <w:hyperlink r:id="rId13" w:history="1">
           <w:r>
             <w:rPr>
@@ -2644,36 +2642,9 @@
             <w:rPr>
               <w:rStyle w:val="Hyperlink"/>
             </w:rPr>
-            <w:t>ion_type&amp;filt</w:t>
+            <w:t>ers%5B0%5D%5Bvalues%5D%5B0</w:t>
           </w:r>
         </w:hyperlink>
-      </w:r>
-      <w:r>
-        <w:rPr>
-          <w:rFonts w:ascii="Charis SIL Regular" w:hAnsi="Charis SIL Regular" w:eastAsia="Charis SIL Regular"/>
-          <w:b w:val="0"/>
-          <w:i w:val="0"/>
-          <w:color w:val="0000FF"/>
-          <w:sz w:val="24"/>
-        </w:rPr>
-        <w:hyperlink r:id="rId13" w:history="1">
-          <w:r>
-            <w:rPr>
-              <w:rStyle w:val="Hyperlink"/>
-            </w:rPr>
-            <w:t>ers%5B0%5D%5Bvalues%5D%5B</w:t>
-          </w:r>
-        </w:hyperlink>
-      </w:r>
-      <w:r>
-        <w:rPr>
-          <w:rFonts w:ascii="Charis SIL Regular" w:hAnsi="Charis SIL Regular" w:eastAsia="Charis SIL Regular"/>
-          <w:b w:val="0"/>
-          <w:i w:val="0"/>
-          <w:color w:val="0000FF"/>
-          <w:sz w:val="24"/>
-        </w:rPr>
-        <w:t>0</w:t>
       </w:r>
     </w:p>
     <w:p>
@@ -2898,7 +2869,51 @@
             <w:rPr>
               <w:rStyle w:val="Hyperlink"/>
             </w:rPr>
-            <w:t>5B0%5D%5Bfield%5D=informa</w:t>
+            <w:t>5B0%5D%5Bfield%5D=infor</w:t>
+          </w:r>
+        </w:hyperlink>
+      </w:r>
+      <w:r>
+        <w:rPr>
+          <w:rFonts w:ascii="Charis SIL Regular" w:hAnsi="Charis SIL Regular" w:eastAsia="Charis SIL Regular"/>
+          <w:b w:val="0"/>
+          <w:i w:val="0"/>
+          <w:color w:val="0000FF"/>
+          <w:sz w:val="24"/>
+        </w:rPr>
+        <w:hyperlink r:id="rId13" w:history="1">
+          <w:r>
+            <w:rPr>
+              <w:rStyle w:val="Hyperlink"/>
+            </w:rPr>
+            <w:t>m</w:t>
+          </w:r>
+        </w:hyperlink>
+      </w:r>
+      <w:r>
+        <w:rPr>
+          <w:rFonts w:ascii="Charis SIL Regular" w:hAnsi="Charis SIL Regular" w:eastAsia="Charis SIL Regular"/>
+          <w:b w:val="0"/>
+          <w:i w:val="0"/>
+          <w:color w:val="0000FF"/>
+          <w:sz w:val="24"/>
+        </w:rPr>
+        <w:t>at</w:t>
+      </w:r>
+      <w:r>
+        <w:rPr>
+          <w:rFonts w:ascii="Charis SIL Regular" w:hAnsi="Charis SIL Regular" w:eastAsia="Charis SIL Regular"/>
+          <w:b w:val="0"/>
+          <w:i w:val="0"/>
+          <w:color w:val="0000FF"/>
+          <w:sz w:val="24"/>
+        </w:rPr>
+        <w:hyperlink r:id="rId13" w:history="1">
+          <w:r>
+            <w:rPr>
+              <w:rStyle w:val="Hyperlink"/>
+            </w:rPr>
+            <w:t>ion_type&amp;fil</w:t>
           </w:r>
         </w:hyperlink>
       </w:r>
@@ -2932,36 +2947,9 @@
             <w:rPr>
               <w:rStyle w:val="Hyperlink"/>
             </w:rPr>
-            <w:t>ion_type&amp;filt</w:t>
+            <w:t>ers%5B0%5D%5Bvalues%5D%5B0</w:t>
           </w:r>
         </w:hyperlink>
-      </w:r>
-      <w:r>
-        <w:rPr>
-          <w:rFonts w:ascii="Charis SIL Regular" w:hAnsi="Charis SIL Regular" w:eastAsia="Charis SIL Regular"/>
-          <w:b w:val="0"/>
-          <w:i w:val="0"/>
-          <w:color w:val="0000FF"/>
-          <w:sz w:val="24"/>
-        </w:rPr>
-        <w:hyperlink r:id="rId13" w:history="1">
-          <w:r>
-            <w:rPr>
-              <w:rStyle w:val="Hyperlink"/>
-            </w:rPr>
-            <w:t>ers%5B0%5D%5Bvalues%5D%</w:t>
-          </w:r>
-        </w:hyperlink>
-      </w:r>
-      <w:r>
-        <w:rPr>
-          <w:rFonts w:ascii="Charis SIL Regular" w:hAnsi="Charis SIL Regular" w:eastAsia="Charis SIL Regular"/>
-          <w:b w:val="0"/>
-          <w:i w:val="0"/>
-          <w:color w:val="0000FF"/>
-          <w:sz w:val="24"/>
-        </w:rPr>
-        <w:t>5B0</w:t>
       </w:r>
     </w:p>
     <w:p>
@@ -3259,7 +3247,7 @@
           <w:sz w:val="24"/>
           <w:u w:val="single"/>
         </w:rPr>
-        <w:hyperlink r:id="rId14" w:history="1">
+        <w:hyperlink r:id="rId15" w:history="1">
           <w:r>
             <w:rPr>
               <w:rStyle w:val="Hyperlink"/>

--- a/EXPORTS/DOCX/published/niveau3/Dutch/RMO.docx
+++ b/EXPORTS/DOCX/published/niveau3/Dutch/RMO.docx
@@ -218,25 +218,7 @@
           <w:color w:val="000000"/>
           <w:sz w:val="24"/>
         </w:rPr>
-        <w:t>archeologie aan de Universiteit L</w:t>
-      </w:r>
-      <w:r>
-        <w:rPr>
-          <w:u w:val="single" w:color="0000ff"/>
-          <w:rFonts w:ascii="Charis SIL Regular" w:hAnsi="Charis SIL Regular" w:eastAsia="Charis SIL Regular"/>
-          <w:b w:val="0"/>
-          <w:i w:val="0"/>
-          <w:color w:val="000000"/>
-          <w:sz w:val="24"/>
-        </w:rPr>
-        <w:hyperlink r:id="rId9" w:history="1">
-          <w:r>
-            <w:rPr>
-              <w:rStyle w:val="Hyperlink"/>
-            </w:rPr>
-            <w:t xml:space="preserve">eiden, </w:t>
-          </w:r>
-        </w:hyperlink>
+        <w:t xml:space="preserve">archeologie aan de Universiteit Leiden, </w:t>
       </w:r>
       <w:r>
         <w:rPr>
@@ -765,35 +747,7 @@
           <w:color w:val="000000"/>
           <w:sz w:val="24"/>
         </w:rPr>
-        <w:t>museum, haar gesc</w:t>
-      </w:r>
-      <w:r>
-        <w:rPr>
-          <w:u w:val="single" w:color="0000ff"/>
-          <w:rFonts w:ascii="Charis SIL Regular" w:hAnsi="Charis SIL Regular" w:eastAsia="Charis SIL Regular"/>
-          <w:b w:val="0"/>
-          <w:i w:val="0"/>
-          <w:color w:val="000000"/>
-          <w:sz w:val="24"/>
-        </w:rPr>
-        <w:hyperlink r:id="rId10" w:history="1">
-          <w:r>
-            <w:rPr>
-              <w:rStyle w:val="Hyperlink"/>
-            </w:rPr>
-            <w:t>hiedenis en de</w:t>
-          </w:r>
-        </w:hyperlink>
-      </w:r>
-      <w:r>
-        <w:rPr>
-          <w:rFonts w:ascii="Charis SIL Regular" w:hAnsi="Charis SIL Regular" w:eastAsia="Charis SIL Regular"/>
-          <w:b w:val="0"/>
-          <w:i w:val="0"/>
-          <w:color w:val="000000"/>
-          <w:sz w:val="24"/>
-        </w:rPr>
-        <w:t xml:space="preserve"> collectie. Ook is het </w:t>
+        <w:t xml:space="preserve">museum, haar geschiedenis en de collectie. Ook is het </w:t>
       </w:r>
       <w:r>
         <w:rPr>
@@ -2869,51 +2823,7 @@
             <w:rPr>
               <w:rStyle w:val="Hyperlink"/>
             </w:rPr>
-            <w:t>5B0%5D%5Bfield%5D=infor</w:t>
-          </w:r>
-        </w:hyperlink>
-      </w:r>
-      <w:r>
-        <w:rPr>
-          <w:rFonts w:ascii="Charis SIL Regular" w:hAnsi="Charis SIL Regular" w:eastAsia="Charis SIL Regular"/>
-          <w:b w:val="0"/>
-          <w:i w:val="0"/>
-          <w:color w:val="0000FF"/>
-          <w:sz w:val="24"/>
-        </w:rPr>
-        <w:hyperlink r:id="rId13" w:history="1">
-          <w:r>
-            <w:rPr>
-              <w:rStyle w:val="Hyperlink"/>
-            </w:rPr>
-            <w:t>m</w:t>
-          </w:r>
-        </w:hyperlink>
-      </w:r>
-      <w:r>
-        <w:rPr>
-          <w:rFonts w:ascii="Charis SIL Regular" w:hAnsi="Charis SIL Regular" w:eastAsia="Charis SIL Regular"/>
-          <w:b w:val="0"/>
-          <w:i w:val="0"/>
-          <w:color w:val="0000FF"/>
-          <w:sz w:val="24"/>
-        </w:rPr>
-        <w:t>at</w:t>
-      </w:r>
-      <w:r>
-        <w:rPr>
-          <w:rFonts w:ascii="Charis SIL Regular" w:hAnsi="Charis SIL Regular" w:eastAsia="Charis SIL Regular"/>
-          <w:b w:val="0"/>
-          <w:i w:val="0"/>
-          <w:color w:val="0000FF"/>
-          <w:sz w:val="24"/>
-        </w:rPr>
-        <w:hyperlink r:id="rId13" w:history="1">
-          <w:r>
-            <w:rPr>
-              <w:rStyle w:val="Hyperlink"/>
-            </w:rPr>
-            <w:t>ion_type&amp;fil</w:t>
+            <w:t>5B0%5D%5Bfield%5D=informa</w:t>
           </w:r>
         </w:hyperlink>
       </w:r>
@@ -2947,9 +2857,36 @@
             <w:rPr>
               <w:rStyle w:val="Hyperlink"/>
             </w:rPr>
-            <w:t>ers%5B0%5D%5Bvalues%5D%5B0</w:t>
+            <w:t>ion_type&amp;filt</w:t>
           </w:r>
         </w:hyperlink>
+      </w:r>
+      <w:r>
+        <w:rPr>
+          <w:rFonts w:ascii="Charis SIL Regular" w:hAnsi="Charis SIL Regular" w:eastAsia="Charis SIL Regular"/>
+          <w:b w:val="0"/>
+          <w:i w:val="0"/>
+          <w:color w:val="0000FF"/>
+          <w:sz w:val="24"/>
+        </w:rPr>
+        <w:hyperlink r:id="rId13" w:history="1">
+          <w:r>
+            <w:rPr>
+              <w:rStyle w:val="Hyperlink"/>
+            </w:rPr>
+            <w:t>ers%5B0%5D%5Bvalues%5D%</w:t>
+          </w:r>
+        </w:hyperlink>
+      </w:r>
+      <w:r>
+        <w:rPr>
+          <w:rFonts w:ascii="Charis SIL Regular" w:hAnsi="Charis SIL Regular" w:eastAsia="Charis SIL Regular"/>
+          <w:b w:val="0"/>
+          <w:i w:val="0"/>
+          <w:color w:val="0000FF"/>
+          <w:sz w:val="24"/>
+        </w:rPr>
+        <w:t>5B0</w:t>
       </w:r>
     </w:p>
     <w:p>
@@ -3230,13 +3167,21 @@
       </w:r>
       <w:r>
         <w:rPr>
+          <w:u w:val="single" w:color="0000ff"/>
           <w:rFonts w:ascii="Charis SIL Regular" w:hAnsi="Charis SIL Regular" w:eastAsia="Charis SIL Regular"/>
           <w:b w:val="0"/>
           <w:i w:val="0"/>
           <w:color w:val="000000"/>
           <w:sz w:val="24"/>
         </w:rPr>
-        <w:t xml:space="preserve">, </w:t>
+        <w:hyperlink r:id="rId14" w:history="1">
+          <w:r>
+            <w:rPr>
+              <w:rStyle w:val="Hyperlink"/>
+            </w:rPr>
+            <w:t xml:space="preserve">, </w:t>
+          </w:r>
+        </w:hyperlink>
       </w:r>
       <w:r>
         <w:rPr>
@@ -3247,7 +3192,7 @@
           <w:sz w:val="24"/>
           <w:u w:val="single"/>
         </w:rPr>
-        <w:hyperlink r:id="rId15" w:history="1">
+        <w:hyperlink r:id="rId14" w:history="1">
           <w:r>
             <w:rPr>
               <w:rStyle w:val="Hyperlink"/>
@@ -3276,7 +3221,7 @@
           <w:sz w:val="24"/>
           <w:u w:val="single"/>
         </w:rPr>
-        <w:hyperlink r:id="rId15" w:history="1">
+        <w:hyperlink r:id="rId14" w:history="1">
           <w:r>
             <w:rPr>
               <w:rStyle w:val="Hyperlink"/>

--- a/EXPORTS/DOCX/published/niveau3/Dutch/RMO.docx
+++ b/EXPORTS/DOCX/published/niveau3/Dutch/RMO.docx
@@ -218,7 +218,18 @@
           <w:color w:val="000000"/>
           <w:sz w:val="24"/>
         </w:rPr>
-        <w:t xml:space="preserve">archeologie aan de Universiteit Leiden, </w:t>
+        <w:t>archeologie aan de Universiteit L</w:t>
+      </w:r>
+      <w:r>
+        <w:rPr>
+          <w:u w:val="single" w:color="0000ff"/>
+          <w:rFonts w:ascii="Charis SIL Regular" w:hAnsi="Charis SIL Regular" w:eastAsia="Charis SIL Regular"/>
+          <w:b w:val="0"/>
+          <w:i w:val="0"/>
+          <w:color w:val="000000"/>
+          <w:sz w:val="24"/>
+        </w:rPr>
+        <w:t xml:space="preserve">eiden, </w:t>
       </w:r>
       <w:r>
         <w:rPr>
@@ -747,7 +758,35 @@
           <w:color w:val="000000"/>
           <w:sz w:val="24"/>
         </w:rPr>
-        <w:t xml:space="preserve">museum, haar geschiedenis en de collectie. Ook is het </w:t>
+        <w:t>museum, haar gesc</w:t>
+      </w:r>
+      <w:r>
+        <w:rPr>
+          <w:u w:val="single" w:color="0000ff"/>
+          <w:rFonts w:ascii="Charis SIL Regular" w:hAnsi="Charis SIL Regular" w:eastAsia="Charis SIL Regular"/>
+          <w:b w:val="0"/>
+          <w:i w:val="0"/>
+          <w:color w:val="000000"/>
+          <w:sz w:val="24"/>
+        </w:rPr>
+        <w:hyperlink r:id="rId10" w:history="1">
+          <w:r>
+            <w:rPr>
+              <w:rStyle w:val="Hyperlink"/>
+            </w:rPr>
+            <w:t>hiedenis en de</w:t>
+          </w:r>
+        </w:hyperlink>
+      </w:r>
+      <w:r>
+        <w:rPr>
+          <w:rFonts w:ascii="Charis SIL Regular" w:hAnsi="Charis SIL Regular" w:eastAsia="Charis SIL Regular"/>
+          <w:b w:val="0"/>
+          <w:i w:val="0"/>
+          <w:color w:val="000000"/>
+          <w:sz w:val="24"/>
+        </w:rPr>
+        <w:t xml:space="preserve"> collectie. Ook is het </w:t>
       </w:r>
       <w:r>
         <w:rPr>
@@ -1922,33 +1961,6 @@
           <w:color w:val="0000FF"/>
           <w:sz w:val="24"/>
         </w:rPr>
-        <w:t>t</w:t>
-      </w:r>
-      <w:r>
-        <w:rPr>
-          <w:rFonts w:ascii="Charis SIL Regular" w:hAnsi="Charis SIL Regular" w:eastAsia="Charis SIL Regular"/>
-          <w:b w:val="0"/>
-          <w:i w:val="0"/>
-          <w:color w:val="0000FF"/>
-          <w:sz w:val="24"/>
-        </w:rPr>
-        <w:hyperlink r:id="rId13" w:history="1">
-          <w:r>
-            <w:rPr>
-              <w:rStyle w:val="Hyperlink"/>
-            </w:rPr>
-            <w:t>ion_type&amp;fil</w:t>
-          </w:r>
-        </w:hyperlink>
-      </w:r>
-      <w:r>
-        <w:rPr>
-          <w:rFonts w:ascii="Charis SIL Regular" w:hAnsi="Charis SIL Regular" w:eastAsia="Charis SIL Regular"/>
-          <w:b w:val="0"/>
-          <w:i w:val="0"/>
-          <w:color w:val="0000FF"/>
-          <w:sz w:val="24"/>
-        </w:rPr>
         <w:hyperlink r:id="rId13" w:history="1">
           <w:r>
             <w:rPr>
@@ -1971,9 +1983,36 @@
             <w:rPr>
               <w:rStyle w:val="Hyperlink"/>
             </w:rPr>
-            <w:t>ers%5B0%5D%5Bvalues%5D%5B0</w:t>
+            <w:t>ion_type&amp;filt</w:t>
           </w:r>
         </w:hyperlink>
+      </w:r>
+      <w:r>
+        <w:rPr>
+          <w:rFonts w:ascii="Charis SIL Regular" w:hAnsi="Charis SIL Regular" w:eastAsia="Charis SIL Regular"/>
+          <w:b w:val="0"/>
+          <w:i w:val="0"/>
+          <w:color w:val="0000FF"/>
+          <w:sz w:val="24"/>
+        </w:rPr>
+        <w:hyperlink r:id="rId13" w:history="1">
+          <w:r>
+            <w:rPr>
+              <w:rStyle w:val="Hyperlink"/>
+            </w:rPr>
+            <w:t>ers%5B0%5D%5Bvalues%5D%5B</w:t>
+          </w:r>
+        </w:hyperlink>
+      </w:r>
+      <w:r>
+        <w:rPr>
+          <w:rFonts w:ascii="Charis SIL Regular" w:hAnsi="Charis SIL Regular" w:eastAsia="Charis SIL Regular"/>
+          <w:b w:val="0"/>
+          <w:i w:val="0"/>
+          <w:color w:val="0000FF"/>
+          <w:sz w:val="24"/>
+        </w:rPr>
+        <w:t>0</w:t>
       </w:r>
     </w:p>
     <w:p>
@@ -2241,33 +2280,6 @@
           <w:color w:val="0000FF"/>
           <w:sz w:val="24"/>
         </w:rPr>
-        <w:t>t</w:t>
-      </w:r>
-      <w:r>
-        <w:rPr>
-          <w:rFonts w:ascii="Charis SIL Regular" w:hAnsi="Charis SIL Regular" w:eastAsia="Charis SIL Regular"/>
-          <w:b w:val="0"/>
-          <w:i w:val="0"/>
-          <w:color w:val="0000FF"/>
-          <w:sz w:val="24"/>
-        </w:rPr>
-        <w:hyperlink r:id="rId13" w:history="1">
-          <w:r>
-            <w:rPr>
-              <w:rStyle w:val="Hyperlink"/>
-            </w:rPr>
-            <w:t>ion_type&amp;fil</w:t>
-          </w:r>
-        </w:hyperlink>
-      </w:r>
-      <w:r>
-        <w:rPr>
-          <w:rFonts w:ascii="Charis SIL Regular" w:hAnsi="Charis SIL Regular" w:eastAsia="Charis SIL Regular"/>
-          <w:b w:val="0"/>
-          <w:i w:val="0"/>
-          <w:color w:val="0000FF"/>
-          <w:sz w:val="24"/>
-        </w:rPr>
         <w:hyperlink r:id="rId13" w:history="1">
           <w:r>
             <w:rPr>
@@ -2290,9 +2302,36 @@
             <w:rPr>
               <w:rStyle w:val="Hyperlink"/>
             </w:rPr>
-            <w:t>ers%5B0%5D%5Bvalues%5D%5B0</w:t>
+            <w:t>ion_type&amp;filt</w:t>
           </w:r>
         </w:hyperlink>
+      </w:r>
+      <w:r>
+        <w:rPr>
+          <w:rFonts w:ascii="Charis SIL Regular" w:hAnsi="Charis SIL Regular" w:eastAsia="Charis SIL Regular"/>
+          <w:b w:val="0"/>
+          <w:i w:val="0"/>
+          <w:color w:val="0000FF"/>
+          <w:sz w:val="24"/>
+        </w:rPr>
+        <w:hyperlink r:id="rId13" w:history="1">
+          <w:r>
+            <w:rPr>
+              <w:rStyle w:val="Hyperlink"/>
+            </w:rPr>
+            <w:t>ers%5B0%5D%5Bvalues%5D%5B</w:t>
+          </w:r>
+        </w:hyperlink>
+      </w:r>
+      <w:r>
+        <w:rPr>
+          <w:rFonts w:ascii="Charis SIL Regular" w:hAnsi="Charis SIL Regular" w:eastAsia="Charis SIL Regular"/>
+          <w:b w:val="0"/>
+          <w:i w:val="0"/>
+          <w:color w:val="0000FF"/>
+          <w:sz w:val="24"/>
+        </w:rPr>
+        <w:t>0</w:t>
       </w:r>
     </w:p>
     <w:p>
@@ -2547,33 +2586,6 @@
           <w:color w:val="0000FF"/>
           <w:sz w:val="24"/>
         </w:rPr>
-        <w:t>t</w:t>
-      </w:r>
-      <w:r>
-        <w:rPr>
-          <w:rFonts w:ascii="Charis SIL Regular" w:hAnsi="Charis SIL Regular" w:eastAsia="Charis SIL Regular"/>
-          <w:b w:val="0"/>
-          <w:i w:val="0"/>
-          <w:color w:val="0000FF"/>
-          <w:sz w:val="24"/>
-        </w:rPr>
-        <w:hyperlink r:id="rId13" w:history="1">
-          <w:r>
-            <w:rPr>
-              <w:rStyle w:val="Hyperlink"/>
-            </w:rPr>
-            <w:t>ion_type&amp;fil</w:t>
-          </w:r>
-        </w:hyperlink>
-      </w:r>
-      <w:r>
-        <w:rPr>
-          <w:rFonts w:ascii="Charis SIL Regular" w:hAnsi="Charis SIL Regular" w:eastAsia="Charis SIL Regular"/>
-          <w:b w:val="0"/>
-          <w:i w:val="0"/>
-          <w:color w:val="0000FF"/>
-          <w:sz w:val="24"/>
-        </w:rPr>
         <w:hyperlink r:id="rId13" w:history="1">
           <w:r>
             <w:rPr>
@@ -2596,9 +2608,36 @@
             <w:rPr>
               <w:rStyle w:val="Hyperlink"/>
             </w:rPr>
-            <w:t>ers%5B0%5D%5Bvalues%5D%5B0</w:t>
+            <w:t>ion_type&amp;filt</w:t>
           </w:r>
         </w:hyperlink>
+      </w:r>
+      <w:r>
+        <w:rPr>
+          <w:rFonts w:ascii="Charis SIL Regular" w:hAnsi="Charis SIL Regular" w:eastAsia="Charis SIL Regular"/>
+          <w:b w:val="0"/>
+          <w:i w:val="0"/>
+          <w:color w:val="0000FF"/>
+          <w:sz w:val="24"/>
+        </w:rPr>
+        <w:hyperlink r:id="rId13" w:history="1">
+          <w:r>
+            <w:rPr>
+              <w:rStyle w:val="Hyperlink"/>
+            </w:rPr>
+            <w:t>ers%5B0%5D%5Bvalues%5D%5B</w:t>
+          </w:r>
+        </w:hyperlink>
+      </w:r>
+      <w:r>
+        <w:rPr>
+          <w:rFonts w:ascii="Charis SIL Regular" w:hAnsi="Charis SIL Regular" w:eastAsia="Charis SIL Regular"/>
+          <w:b w:val="0"/>
+          <w:i w:val="0"/>
+          <w:color w:val="0000FF"/>
+          <w:sz w:val="24"/>
+        </w:rPr>
+        <w:t>0</w:t>
       </w:r>
     </w:p>
     <w:p>
@@ -2789,7 +2828,7 @@
             <w:rPr>
               <w:rStyle w:val="Hyperlink"/>
             </w:rPr>
-            <w:t>filters</w:t>
+            <w:t>filter</w:t>
           </w:r>
         </w:hyperlink>
       </w:r>
@@ -2806,7 +2845,34 @@
             <w:rPr>
               <w:rStyle w:val="Hyperlink"/>
             </w:rPr>
-            <w:t>%</w:t>
+            <w:t>s</w:t>
+          </w:r>
+        </w:hyperlink>
+      </w:r>
+      <w:r>
+        <w:rPr>
+          <w:rFonts w:ascii="Charis SIL Regular" w:hAnsi="Charis SIL Regular" w:eastAsia="Charis SIL Regular"/>
+          <w:b w:val="0"/>
+          <w:i w:val="0"/>
+          <w:color w:val="0000FF"/>
+          <w:sz w:val="24"/>
+        </w:rPr>
+        <w:t>%</w:t>
+      </w:r>
+      <w:r>
+        <w:rPr>
+          <w:rFonts w:ascii="Charis SIL Regular" w:hAnsi="Charis SIL Regular" w:eastAsia="Charis SIL Regular"/>
+          <w:b w:val="0"/>
+          <w:i w:val="0"/>
+          <w:color w:val="0000FF"/>
+          <w:sz w:val="24"/>
+        </w:rPr>
+        <w:hyperlink r:id="rId13" w:history="1">
+          <w:r>
+            <w:rPr>
+              <w:rStyle w:val="Hyperlink"/>
+            </w:rPr>
+            <w:t>5B0%5D%5Bfield%5D=inform</w:t>
           </w:r>
         </w:hyperlink>
       </w:r>
@@ -2823,7 +2889,34 @@
             <w:rPr>
               <w:rStyle w:val="Hyperlink"/>
             </w:rPr>
-            <w:t>5B0%5D%5Bfield%5D=informa</w:t>
+            <w:t>a</w:t>
+          </w:r>
+        </w:hyperlink>
+      </w:r>
+      <w:r>
+        <w:rPr>
+          <w:rFonts w:ascii="Charis SIL Regular" w:hAnsi="Charis SIL Regular" w:eastAsia="Charis SIL Regular"/>
+          <w:b w:val="0"/>
+          <w:i w:val="0"/>
+          <w:color w:val="0000FF"/>
+          <w:sz w:val="24"/>
+        </w:rPr>
+        <w:t>t</w:t>
+      </w:r>
+      <w:r>
+        <w:rPr>
+          <w:rFonts w:ascii="Charis SIL Regular" w:hAnsi="Charis SIL Regular" w:eastAsia="Charis SIL Regular"/>
+          <w:b w:val="0"/>
+          <w:i w:val="0"/>
+          <w:color w:val="0000FF"/>
+          <w:sz w:val="24"/>
+        </w:rPr>
+        <w:hyperlink r:id="rId13" w:history="1">
+          <w:r>
+            <w:rPr>
+              <w:rStyle w:val="Hyperlink"/>
+            </w:rPr>
+            <w:t>ion_type&amp;fil</w:t>
           </w:r>
         </w:hyperlink>
       </w:r>
@@ -2857,36 +2950,9 @@
             <w:rPr>
               <w:rStyle w:val="Hyperlink"/>
             </w:rPr>
-            <w:t>ion_type&amp;filt</w:t>
+            <w:t>ers%5B0%5D%5Bvalues%5D%5B0</w:t>
           </w:r>
         </w:hyperlink>
-      </w:r>
-      <w:r>
-        <w:rPr>
-          <w:rFonts w:ascii="Charis SIL Regular" w:hAnsi="Charis SIL Regular" w:eastAsia="Charis SIL Regular"/>
-          <w:b w:val="0"/>
-          <w:i w:val="0"/>
-          <w:color w:val="0000FF"/>
-          <w:sz w:val="24"/>
-        </w:rPr>
-        <w:hyperlink r:id="rId13" w:history="1">
-          <w:r>
-            <w:rPr>
-              <w:rStyle w:val="Hyperlink"/>
-            </w:rPr>
-            <w:t>ers%5B0%5D%5Bvalues%5D%</w:t>
-          </w:r>
-        </w:hyperlink>
-      </w:r>
-      <w:r>
-        <w:rPr>
-          <w:rFonts w:ascii="Charis SIL Regular" w:hAnsi="Charis SIL Regular" w:eastAsia="Charis SIL Regular"/>
-          <w:b w:val="0"/>
-          <w:i w:val="0"/>
-          <w:color w:val="0000FF"/>
-          <w:sz w:val="24"/>
-        </w:rPr>
-        <w:t>5B0</w:t>
       </w:r>
     </w:p>
     <w:p>
@@ -3109,7 +3175,7 @@
           <w:sz w:val="24"/>
           <w:u w:val="single"/>
         </w:rPr>
-        <w:hyperlink r:id="rId14" w:history="1">
+        <w:hyperlink r:id="rId15" w:history="1">
           <w:r>
             <w:rPr>
               <w:rStyle w:val="Hyperlink"/>
@@ -3167,7 +3233,6 @@
       </w:r>
       <w:r>
         <w:rPr>
-          <w:u w:val="single" w:color="0000ff"/>
           <w:rFonts w:ascii="Charis SIL Regular" w:hAnsi="Charis SIL Regular" w:eastAsia="Charis SIL Regular"/>
           <w:b w:val="0"/>
           <w:i w:val="0"/>

--- a/EXPORTS/DOCX/published/niveau3/Dutch/RMO.docx
+++ b/EXPORTS/DOCX/published/niveau3/Dutch/RMO.docx
@@ -229,7 +229,14 @@
           <w:color w:val="000000"/>
           <w:sz w:val="24"/>
         </w:rPr>
-        <w:t xml:space="preserve">eiden, </w:t>
+        <w:hyperlink r:id="rId9" w:history="1">
+          <w:r>
+            <w:rPr>
+              <w:rStyle w:val="Hyperlink"/>
+            </w:rPr>
+            <w:t xml:space="preserve">eiden, </w:t>
+          </w:r>
+        </w:hyperlink>
       </w:r>
       <w:r>
         <w:rPr>
@@ -780,13 +787,67 @@
       </w:r>
       <w:r>
         <w:rPr>
+          <w:u w:val="single" w:color="0000ff"/>
           <w:rFonts w:ascii="Charis SIL Regular" w:hAnsi="Charis SIL Regular" w:eastAsia="Charis SIL Regular"/>
           <w:b w:val="0"/>
           <w:i w:val="0"/>
           <w:color w:val="000000"/>
           <w:sz w:val="24"/>
         </w:rPr>
-        <w:t xml:space="preserve"> collectie. Ook is het </w:t>
+        <w:hyperlink r:id="rId10" w:history="1">
+          <w:r>
+            <w:rPr>
+              <w:rStyle w:val="Hyperlink"/>
+            </w:rPr>
+            <w:t xml:space="preserve"> col</w:t>
+          </w:r>
+        </w:hyperlink>
+      </w:r>
+      <w:r>
+        <w:rPr>
+          <w:u w:val="single" w:color="0000ff"/>
+          <w:rFonts w:ascii="Charis SIL Regular" w:hAnsi="Charis SIL Regular" w:eastAsia="Charis SIL Regular"/>
+          <w:b w:val="0"/>
+          <w:i w:val="0"/>
+          <w:color w:val="000000"/>
+          <w:sz w:val="24"/>
+        </w:rPr>
+        <w:hyperlink r:id="rId10" w:history="1">
+          <w:r>
+            <w:rPr>
+              <w:rStyle w:val="Hyperlink"/>
+            </w:rPr>
+            <w:t>l</w:t>
+          </w:r>
+        </w:hyperlink>
+      </w:r>
+      <w:r>
+        <w:rPr>
+          <w:u w:val="single" w:color="0000ff"/>
+          <w:rFonts w:ascii="Charis SIL Regular" w:hAnsi="Charis SIL Regular" w:eastAsia="Charis SIL Regular"/>
+          <w:b w:val="0"/>
+          <w:i w:val="0"/>
+          <w:color w:val="000000"/>
+          <w:sz w:val="24"/>
+        </w:rPr>
+        <w:hyperlink r:id="rId10" w:history="1">
+          <w:r>
+            <w:rPr>
+              <w:rStyle w:val="Hyperlink"/>
+            </w:rPr>
+            <w:t>ectie. Ook</w:t>
+          </w:r>
+        </w:hyperlink>
+      </w:r>
+      <w:r>
+        <w:rPr>
+          <w:rFonts w:ascii="Charis SIL Regular" w:hAnsi="Charis SIL Regular" w:eastAsia="Charis SIL Regular"/>
+          <w:b w:val="0"/>
+          <w:i w:val="0"/>
+          <w:color w:val="000000"/>
+          <w:sz w:val="24"/>
+        </w:rPr>
+        <w:t xml:space="preserve"> is het </w:t>
       </w:r>
       <w:r>
         <w:rPr>
@@ -2828,7 +2889,7 @@
             <w:rPr>
               <w:rStyle w:val="Hyperlink"/>
             </w:rPr>
-            <w:t>filter</w:t>
+            <w:t>filters</w:t>
           </w:r>
         </w:hyperlink>
       </w:r>
@@ -2845,34 +2906,7 @@
             <w:rPr>
               <w:rStyle w:val="Hyperlink"/>
             </w:rPr>
-            <w:t>s</w:t>
-          </w:r>
-        </w:hyperlink>
-      </w:r>
-      <w:r>
-        <w:rPr>
-          <w:rFonts w:ascii="Charis SIL Regular" w:hAnsi="Charis SIL Regular" w:eastAsia="Charis SIL Regular"/>
-          <w:b w:val="0"/>
-          <w:i w:val="0"/>
-          <w:color w:val="0000FF"/>
-          <w:sz w:val="24"/>
-        </w:rPr>
-        <w:t>%</w:t>
-      </w:r>
-      <w:r>
-        <w:rPr>
-          <w:rFonts w:ascii="Charis SIL Regular" w:hAnsi="Charis SIL Regular" w:eastAsia="Charis SIL Regular"/>
-          <w:b w:val="0"/>
-          <w:i w:val="0"/>
-          <w:color w:val="0000FF"/>
-          <w:sz w:val="24"/>
-        </w:rPr>
-        <w:hyperlink r:id="rId13" w:history="1">
-          <w:r>
-            <w:rPr>
-              <w:rStyle w:val="Hyperlink"/>
-            </w:rPr>
-            <w:t>5B0%5D%5Bfield%5D=inform</w:t>
+            <w:t>%</w:t>
           </w:r>
         </w:hyperlink>
       </w:r>
@@ -2889,34 +2923,7 @@
             <w:rPr>
               <w:rStyle w:val="Hyperlink"/>
             </w:rPr>
-            <w:t>a</w:t>
-          </w:r>
-        </w:hyperlink>
-      </w:r>
-      <w:r>
-        <w:rPr>
-          <w:rFonts w:ascii="Charis SIL Regular" w:hAnsi="Charis SIL Regular" w:eastAsia="Charis SIL Regular"/>
-          <w:b w:val="0"/>
-          <w:i w:val="0"/>
-          <w:color w:val="0000FF"/>
-          <w:sz w:val="24"/>
-        </w:rPr>
-        <w:t>t</w:t>
-      </w:r>
-      <w:r>
-        <w:rPr>
-          <w:rFonts w:ascii="Charis SIL Regular" w:hAnsi="Charis SIL Regular" w:eastAsia="Charis SIL Regular"/>
-          <w:b w:val="0"/>
-          <w:i w:val="0"/>
-          <w:color w:val="0000FF"/>
-          <w:sz w:val="24"/>
-        </w:rPr>
-        <w:hyperlink r:id="rId13" w:history="1">
-          <w:r>
-            <w:rPr>
-              <w:rStyle w:val="Hyperlink"/>
-            </w:rPr>
-            <w:t>ion_type&amp;fil</w:t>
+            <w:t>5B0%5D%5Bfield%5D=informa</w:t>
           </w:r>
         </w:hyperlink>
       </w:r>
@@ -2950,9 +2957,36 @@
             <w:rPr>
               <w:rStyle w:val="Hyperlink"/>
             </w:rPr>
-            <w:t>ers%5B0%5D%5Bvalues%5D%5B0</w:t>
+            <w:t>ion_type&amp;filt</w:t>
           </w:r>
         </w:hyperlink>
+      </w:r>
+      <w:r>
+        <w:rPr>
+          <w:rFonts w:ascii="Charis SIL Regular" w:hAnsi="Charis SIL Regular" w:eastAsia="Charis SIL Regular"/>
+          <w:b w:val="0"/>
+          <w:i w:val="0"/>
+          <w:color w:val="0000FF"/>
+          <w:sz w:val="24"/>
+        </w:rPr>
+        <w:hyperlink r:id="rId13" w:history="1">
+          <w:r>
+            <w:rPr>
+              <w:rStyle w:val="Hyperlink"/>
+            </w:rPr>
+            <w:t>ers%5B0%5D%5Bvalues%5D%</w:t>
+          </w:r>
+        </w:hyperlink>
+      </w:r>
+      <w:r>
+        <w:rPr>
+          <w:rFonts w:ascii="Charis SIL Regular" w:hAnsi="Charis SIL Regular" w:eastAsia="Charis SIL Regular"/>
+          <w:b w:val="0"/>
+          <w:i w:val="0"/>
+          <w:color w:val="0000FF"/>
+          <w:sz w:val="24"/>
+        </w:rPr>
+        <w:t>5B0</w:t>
       </w:r>
     </w:p>
     <w:p>
@@ -3175,7 +3209,7 @@
           <w:sz w:val="24"/>
           <w:u w:val="single"/>
         </w:rPr>
-        <w:hyperlink r:id="rId15" w:history="1">
+        <w:hyperlink r:id="rId14" w:history="1">
           <w:r>
             <w:rPr>
               <w:rStyle w:val="Hyperlink"/>

--- a/EXPORTS/DOCX/published/niveau3/Dutch/RMO.docx
+++ b/EXPORTS/DOCX/published/niveau3/Dutch/RMO.docx
@@ -787,67 +787,13 @@
       </w:r>
       <w:r>
         <w:rPr>
-          <w:u w:val="single" w:color="0000ff"/>
           <w:rFonts w:ascii="Charis SIL Regular" w:hAnsi="Charis SIL Regular" w:eastAsia="Charis SIL Regular"/>
           <w:b w:val="0"/>
           <w:i w:val="0"/>
           <w:color w:val="000000"/>
           <w:sz w:val="24"/>
         </w:rPr>
-        <w:hyperlink r:id="rId10" w:history="1">
-          <w:r>
-            <w:rPr>
-              <w:rStyle w:val="Hyperlink"/>
-            </w:rPr>
-            <w:t xml:space="preserve"> col</w:t>
-          </w:r>
-        </w:hyperlink>
-      </w:r>
-      <w:r>
-        <w:rPr>
-          <w:u w:val="single" w:color="0000ff"/>
-          <w:rFonts w:ascii="Charis SIL Regular" w:hAnsi="Charis SIL Regular" w:eastAsia="Charis SIL Regular"/>
-          <w:b w:val="0"/>
-          <w:i w:val="0"/>
-          <w:color w:val="000000"/>
-          <w:sz w:val="24"/>
-        </w:rPr>
-        <w:hyperlink r:id="rId10" w:history="1">
-          <w:r>
-            <w:rPr>
-              <w:rStyle w:val="Hyperlink"/>
-            </w:rPr>
-            <w:t>l</w:t>
-          </w:r>
-        </w:hyperlink>
-      </w:r>
-      <w:r>
-        <w:rPr>
-          <w:u w:val="single" w:color="0000ff"/>
-          <w:rFonts w:ascii="Charis SIL Regular" w:hAnsi="Charis SIL Regular" w:eastAsia="Charis SIL Regular"/>
-          <w:b w:val="0"/>
-          <w:i w:val="0"/>
-          <w:color w:val="000000"/>
-          <w:sz w:val="24"/>
-        </w:rPr>
-        <w:hyperlink r:id="rId10" w:history="1">
-          <w:r>
-            <w:rPr>
-              <w:rStyle w:val="Hyperlink"/>
-            </w:rPr>
-            <w:t>ectie. Ook</w:t>
-          </w:r>
-        </w:hyperlink>
-      </w:r>
-      <w:r>
-        <w:rPr>
-          <w:rFonts w:ascii="Charis SIL Regular" w:hAnsi="Charis SIL Regular" w:eastAsia="Charis SIL Regular"/>
-          <w:b w:val="0"/>
-          <w:i w:val="0"/>
-          <w:color w:val="000000"/>
-          <w:sz w:val="24"/>
-        </w:rPr>
-        <w:t xml:space="preserve"> is het </w:t>
+        <w:t xml:space="preserve"> collectie. Ook is het </w:t>
       </w:r>
       <w:r>
         <w:rPr>
@@ -2022,6 +1968,33 @@
           <w:color w:val="0000FF"/>
           <w:sz w:val="24"/>
         </w:rPr>
+        <w:t>t</w:t>
+      </w:r>
+      <w:r>
+        <w:rPr>
+          <w:rFonts w:ascii="Charis SIL Regular" w:hAnsi="Charis SIL Regular" w:eastAsia="Charis SIL Regular"/>
+          <w:b w:val="0"/>
+          <w:i w:val="0"/>
+          <w:color w:val="0000FF"/>
+          <w:sz w:val="24"/>
+        </w:rPr>
+        <w:hyperlink r:id="rId13" w:history="1">
+          <w:r>
+            <w:rPr>
+              <w:rStyle w:val="Hyperlink"/>
+            </w:rPr>
+            <w:t>ion_type&amp;fil</w:t>
+          </w:r>
+        </w:hyperlink>
+      </w:r>
+      <w:r>
+        <w:rPr>
+          <w:rFonts w:ascii="Charis SIL Regular" w:hAnsi="Charis SIL Regular" w:eastAsia="Charis SIL Regular"/>
+          <w:b w:val="0"/>
+          <w:i w:val="0"/>
+          <w:color w:val="0000FF"/>
+          <w:sz w:val="24"/>
+        </w:rPr>
         <w:hyperlink r:id="rId13" w:history="1">
           <w:r>
             <w:rPr>
@@ -2044,36 +2017,9 @@
             <w:rPr>
               <w:rStyle w:val="Hyperlink"/>
             </w:rPr>
-            <w:t>ion_type&amp;filt</w:t>
+            <w:t>ers%5B0%5D%5Bvalues%5D%5B0</w:t>
           </w:r>
         </w:hyperlink>
-      </w:r>
-      <w:r>
-        <w:rPr>
-          <w:rFonts w:ascii="Charis SIL Regular" w:hAnsi="Charis SIL Regular" w:eastAsia="Charis SIL Regular"/>
-          <w:b w:val="0"/>
-          <w:i w:val="0"/>
-          <w:color w:val="0000FF"/>
-          <w:sz w:val="24"/>
-        </w:rPr>
-        <w:hyperlink r:id="rId13" w:history="1">
-          <w:r>
-            <w:rPr>
-              <w:rStyle w:val="Hyperlink"/>
-            </w:rPr>
-            <w:t>ers%5B0%5D%5Bvalues%5D%5B</w:t>
-          </w:r>
-        </w:hyperlink>
-      </w:r>
-      <w:r>
-        <w:rPr>
-          <w:rFonts w:ascii="Charis SIL Regular" w:hAnsi="Charis SIL Regular" w:eastAsia="Charis SIL Regular"/>
-          <w:b w:val="0"/>
-          <w:i w:val="0"/>
-          <w:color w:val="0000FF"/>
-          <w:sz w:val="24"/>
-        </w:rPr>
-        <w:t>0</w:t>
       </w:r>
     </w:p>
     <w:p>
@@ -2603,22 +2549,12 @@
           <w:color w:val="0000FF"/>
           <w:sz w:val="24"/>
         </w:rPr>
-        <w:t>%</w:t>
-      </w:r>
-      <w:r>
-        <w:rPr>
-          <w:rFonts w:ascii="Charis SIL Regular" w:hAnsi="Charis SIL Regular" w:eastAsia="Charis SIL Regular"/>
-          <w:b w:val="0"/>
-          <w:i w:val="0"/>
-          <w:color w:val="0000FF"/>
-          <w:sz w:val="24"/>
-        </w:rPr>
         <w:hyperlink r:id="rId13" w:history="1">
           <w:r>
             <w:rPr>
               <w:rStyle w:val="Hyperlink"/>
             </w:rPr>
-            <w:t>5B0%5D%5Bfield%5D=inform</w:t>
+            <w:t>%</w:t>
           </w:r>
         </w:hyperlink>
       </w:r>
@@ -2635,7 +2571,7 @@
             <w:rPr>
               <w:rStyle w:val="Hyperlink"/>
             </w:rPr>
-            <w:t>a</w:t>
+            <w:t>5B0%5D%5Bfield%5D=informa</w:t>
           </w:r>
         </w:hyperlink>
       </w:r>
@@ -2686,7 +2622,7 @@
             <w:rPr>
               <w:rStyle w:val="Hyperlink"/>
             </w:rPr>
-            <w:t>ers%5B0%5D%5Bvalues%5D%5B</w:t>
+            <w:t>ers%5B0%5D%5Bvalues%5D%5</w:t>
           </w:r>
         </w:hyperlink>
       </w:r>
@@ -2698,7 +2634,7 @@
           <w:color w:val="0000FF"/>
           <w:sz w:val="24"/>
         </w:rPr>
-        <w:t>0</w:t>
+        <w:t>B0</w:t>
       </w:r>
     </w:p>
     <w:p>
@@ -2889,7 +2825,7 @@
             <w:rPr>
               <w:rStyle w:val="Hyperlink"/>
             </w:rPr>
-            <w:t>filters</w:t>
+            <w:t>filter</w:t>
           </w:r>
         </w:hyperlink>
       </w:r>
@@ -2906,7 +2842,34 @@
             <w:rPr>
               <w:rStyle w:val="Hyperlink"/>
             </w:rPr>
-            <w:t>%</w:t>
+            <w:t>s</w:t>
+          </w:r>
+        </w:hyperlink>
+      </w:r>
+      <w:r>
+        <w:rPr>
+          <w:rFonts w:ascii="Charis SIL Regular" w:hAnsi="Charis SIL Regular" w:eastAsia="Charis SIL Regular"/>
+          <w:b w:val="0"/>
+          <w:i w:val="0"/>
+          <w:color w:val="0000FF"/>
+          <w:sz w:val="24"/>
+        </w:rPr>
+        <w:t>%</w:t>
+      </w:r>
+      <w:r>
+        <w:rPr>
+          <w:rFonts w:ascii="Charis SIL Regular" w:hAnsi="Charis SIL Regular" w:eastAsia="Charis SIL Regular"/>
+          <w:b w:val="0"/>
+          <w:i w:val="0"/>
+          <w:color w:val="0000FF"/>
+          <w:sz w:val="24"/>
+        </w:rPr>
+        <w:hyperlink r:id="rId13" w:history="1">
+          <w:r>
+            <w:rPr>
+              <w:rStyle w:val="Hyperlink"/>
+            </w:rPr>
+            <w:t>5B0%5D%5Bfield%5D=inform</w:t>
           </w:r>
         </w:hyperlink>
       </w:r>
@@ -2923,7 +2886,34 @@
             <w:rPr>
               <w:rStyle w:val="Hyperlink"/>
             </w:rPr>
-            <w:t>5B0%5D%5Bfield%5D=informa</w:t>
+            <w:t>a</w:t>
+          </w:r>
+        </w:hyperlink>
+      </w:r>
+      <w:r>
+        <w:rPr>
+          <w:rFonts w:ascii="Charis SIL Regular" w:hAnsi="Charis SIL Regular" w:eastAsia="Charis SIL Regular"/>
+          <w:b w:val="0"/>
+          <w:i w:val="0"/>
+          <w:color w:val="0000FF"/>
+          <w:sz w:val="24"/>
+        </w:rPr>
+        <w:t>t</w:t>
+      </w:r>
+      <w:r>
+        <w:rPr>
+          <w:rFonts w:ascii="Charis SIL Regular" w:hAnsi="Charis SIL Regular" w:eastAsia="Charis SIL Regular"/>
+          <w:b w:val="0"/>
+          <w:i w:val="0"/>
+          <w:color w:val="0000FF"/>
+          <w:sz w:val="24"/>
+        </w:rPr>
+        <w:hyperlink r:id="rId13" w:history="1">
+          <w:r>
+            <w:rPr>
+              <w:rStyle w:val="Hyperlink"/>
+            </w:rPr>
+            <w:t>ion_type&amp;fil</w:t>
           </w:r>
         </w:hyperlink>
       </w:r>
@@ -2957,36 +2947,9 @@
             <w:rPr>
               <w:rStyle w:val="Hyperlink"/>
             </w:rPr>
-            <w:t>ion_type&amp;filt</w:t>
+            <w:t>ers%5B0%5D%5Bvalues%5D%5B0</w:t>
           </w:r>
         </w:hyperlink>
-      </w:r>
-      <w:r>
-        <w:rPr>
-          <w:rFonts w:ascii="Charis SIL Regular" w:hAnsi="Charis SIL Regular" w:eastAsia="Charis SIL Regular"/>
-          <w:b w:val="0"/>
-          <w:i w:val="0"/>
-          <w:color w:val="0000FF"/>
-          <w:sz w:val="24"/>
-        </w:rPr>
-        <w:hyperlink r:id="rId13" w:history="1">
-          <w:r>
-            <w:rPr>
-              <w:rStyle w:val="Hyperlink"/>
-            </w:rPr>
-            <w:t>ers%5B0%5D%5Bvalues%5D%</w:t>
-          </w:r>
-        </w:hyperlink>
-      </w:r>
-      <w:r>
-        <w:rPr>
-          <w:rFonts w:ascii="Charis SIL Regular" w:hAnsi="Charis SIL Regular" w:eastAsia="Charis SIL Regular"/>
-          <w:b w:val="0"/>
-          <w:i w:val="0"/>
-          <w:color w:val="0000FF"/>
-          <w:sz w:val="24"/>
-        </w:rPr>
-        <w:t>5B0</w:t>
       </w:r>
     </w:p>
     <w:p>
@@ -3209,7 +3172,7 @@
           <w:sz w:val="24"/>
           <w:u w:val="single"/>
         </w:rPr>
-        <w:hyperlink r:id="rId14" w:history="1">
+        <w:hyperlink r:id="rId15" w:history="1">
           <w:r>
             <w:rPr>
               <w:rStyle w:val="Hyperlink"/>
@@ -3227,7 +3190,7 @@
           <w:sz w:val="24"/>
           <w:u w:val="single"/>
         </w:rPr>
-        <w:hyperlink r:id="rId14" w:history="1">
+        <w:hyperlink r:id="rId15" w:history="1">
           <w:r>
             <w:rPr>
               <w:rStyle w:val="Hyperlink"/>
@@ -3256,7 +3219,7 @@
           <w:sz w:val="24"/>
           <w:u w:val="single"/>
         </w:rPr>
-        <w:hyperlink r:id="rId14" w:history="1">
+        <w:hyperlink r:id="rId15" w:history="1">
           <w:r>
             <w:rPr>
               <w:rStyle w:val="Hyperlink"/>
@@ -3273,14 +3236,7 @@
           <w:color w:val="000000"/>
           <w:sz w:val="24"/>
         </w:rPr>
-        <w:hyperlink r:id="rId14" w:history="1">
-          <w:r>
-            <w:rPr>
-              <w:rStyle w:val="Hyperlink"/>
-            </w:rPr>
-            <w:t xml:space="preserve">, </w:t>
-          </w:r>
-        </w:hyperlink>
+        <w:t xml:space="preserve">, </w:t>
       </w:r>
       <w:r>
         <w:rPr>
@@ -3291,7 +3247,7 @@
           <w:sz w:val="24"/>
           <w:u w:val="single"/>
         </w:rPr>
-        <w:hyperlink r:id="rId14" w:history="1">
+        <w:hyperlink r:id="rId16" w:history="1">
           <w:r>
             <w:rPr>
               <w:rStyle w:val="Hyperlink"/>

--- a/EXPORTS/DOCX/published/niveau3/Dutch/RMO.docx
+++ b/EXPORTS/DOCX/published/niveau3/Dutch/RMO.docx
@@ -765,35 +765,7 @@
           <w:color w:val="000000"/>
           <w:sz w:val="24"/>
         </w:rPr>
-        <w:t>museum, haar gesc</w:t>
-      </w:r>
-      <w:r>
-        <w:rPr>
-          <w:u w:val="single" w:color="0000ff"/>
-          <w:rFonts w:ascii="Charis SIL Regular" w:hAnsi="Charis SIL Regular" w:eastAsia="Charis SIL Regular"/>
-          <w:b w:val="0"/>
-          <w:i w:val="0"/>
-          <w:color w:val="000000"/>
-          <w:sz w:val="24"/>
-        </w:rPr>
-        <w:hyperlink r:id="rId10" w:history="1">
-          <w:r>
-            <w:rPr>
-              <w:rStyle w:val="Hyperlink"/>
-            </w:rPr>
-            <w:t>hiedenis en de</w:t>
-          </w:r>
-        </w:hyperlink>
-      </w:r>
-      <w:r>
-        <w:rPr>
-          <w:rFonts w:ascii="Charis SIL Regular" w:hAnsi="Charis SIL Regular" w:eastAsia="Charis SIL Regular"/>
-          <w:b w:val="0"/>
-          <w:i w:val="0"/>
-          <w:color w:val="000000"/>
-          <w:sz w:val="24"/>
-        </w:rPr>
-        <w:t xml:space="preserve"> collectie. Ook is het </w:t>
+        <w:t xml:space="preserve">museum, haar geschiedenis en de collectie. Ook is het </w:t>
       </w:r>
       <w:r>
         <w:rPr>
@@ -2214,7 +2186,7 @@
             <w:rPr>
               <w:rStyle w:val="Hyperlink"/>
             </w:rPr>
-            <w:t>filter</w:t>
+            <w:t>filters</w:t>
           </w:r>
         </w:hyperlink>
       </w:r>
@@ -2231,34 +2203,7 @@
             <w:rPr>
               <w:rStyle w:val="Hyperlink"/>
             </w:rPr>
-            <w:t>s</w:t>
-          </w:r>
-        </w:hyperlink>
-      </w:r>
-      <w:r>
-        <w:rPr>
-          <w:rFonts w:ascii="Charis SIL Regular" w:hAnsi="Charis SIL Regular" w:eastAsia="Charis SIL Regular"/>
-          <w:b w:val="0"/>
-          <w:i w:val="0"/>
-          <w:color w:val="0000FF"/>
-          <w:sz w:val="24"/>
-        </w:rPr>
-        <w:t>%</w:t>
-      </w:r>
-      <w:r>
-        <w:rPr>
-          <w:rFonts w:ascii="Charis SIL Regular" w:hAnsi="Charis SIL Regular" w:eastAsia="Charis SIL Regular"/>
-          <w:b w:val="0"/>
-          <w:i w:val="0"/>
-          <w:color w:val="0000FF"/>
-          <w:sz w:val="24"/>
-        </w:rPr>
-        <w:hyperlink r:id="rId13" w:history="1">
-          <w:r>
-            <w:rPr>
-              <w:rStyle w:val="Hyperlink"/>
-            </w:rPr>
-            <w:t>5B0%5D%5Bfield%5D=inform</w:t>
+            <w:t>%</w:t>
           </w:r>
         </w:hyperlink>
       </w:r>
@@ -2275,7 +2220,7 @@
             <w:rPr>
               <w:rStyle w:val="Hyperlink"/>
             </w:rPr>
-            <w:t>a</w:t>
+            <w:t>5B0%5D%5Bfield%5D=informa</w:t>
           </w:r>
         </w:hyperlink>
       </w:r>
@@ -2326,7 +2271,7 @@
             <w:rPr>
               <w:rStyle w:val="Hyperlink"/>
             </w:rPr>
-            <w:t>ers%5B0%5D%5Bvalues%5D%5B</w:t>
+            <w:t>ers%5B0%5D%5Bvalues%5D%</w:t>
           </w:r>
         </w:hyperlink>
       </w:r>
@@ -2338,7 +2283,7 @@
           <w:color w:val="0000FF"/>
           <w:sz w:val="24"/>
         </w:rPr>
-        <w:t>0</w:t>
+        <w:t>5B0</w:t>
       </w:r>
     </w:p>
     <w:p>
@@ -2440,311 +2385,6 @@
         <w:autoSpaceDE w:val="0"/>
         <w:widowControl/>
         <w:spacing w:line="352" w:lineRule="exact" w:before="176" w:after="0"/>
-        <w:ind w:left="800" w:right="0" w:firstLine="0"/>
-        <w:jc w:val="left"/>
-      </w:pPr>
-      <w:r>
-        <w:rPr>
-          <w:rFonts w:ascii="Charis SIL Regular" w:hAnsi="Charis SIL Regular" w:eastAsia="Charis SIL Regular"/>
-          <w:b w:val="0"/>
-          <w:i w:val="0"/>
-          <w:color w:val="0000FF"/>
-          <w:sz w:val="24"/>
-          <w:u w:val="single"/>
-        </w:rPr>
-        <w:hyperlink r:id="rId13" w:history="1">
-          <w:r>
-            <w:rPr>
-              <w:rStyle w:val="Hyperlink"/>
-            </w:rPr>
-            <w:t>https://</w:t>
-          </w:r>
-        </w:hyperlink>
-      </w:r>
-      <w:r>
-        <w:rPr>
-          <w:rFonts w:ascii="Charis SIL Regular" w:hAnsi="Charis SIL Regular" w:eastAsia="Charis SIL Regular"/>
-          <w:b w:val="0"/>
-          <w:i w:val="0"/>
-          <w:color w:val="0000FF"/>
-          <w:sz w:val="24"/>
-          <w:u w:val="single"/>
-        </w:rPr>
-        <w:hyperlink r:id="rId13" w:history="1">
-          <w:r>
-            <w:rPr>
-              <w:rStyle w:val="Hyperlink"/>
-            </w:rPr>
-            <w:t>commissie.kolonialecollecties.nl/</w:t>
-          </w:r>
-        </w:hyperlink>
-      </w:r>
-      <w:r>
-        <w:rPr>
-          <w:rFonts w:ascii="Charis SIL Regular" w:hAnsi="Charis SIL Regular" w:eastAsia="Charis SIL Regular"/>
-          <w:b w:val="0"/>
-          <w:i w:val="0"/>
-          <w:color w:val="0000FF"/>
-          <w:sz w:val="24"/>
-          <w:u w:val="single"/>
-        </w:rPr>
-        <w:hyperlink r:id="rId13" w:history="1">
-          <w:r>
-            <w:rPr>
-              <w:rStyle w:val="Hyperlink"/>
-            </w:rPr>
-            <w:t>documenten?</w:t>
-          </w:r>
-        </w:hyperlink>
-      </w:r>
-    </w:p>
-    <w:p>
-      <w:pPr>
-        <w:autoSpaceDN w:val="0"/>
-        <w:autoSpaceDE w:val="0"/>
-        <w:widowControl/>
-        <w:spacing w:line="352" w:lineRule="exact" w:before="0" w:after="0"/>
-        <w:ind w:left="800" w:right="0" w:firstLine="0"/>
-        <w:jc w:val="left"/>
-      </w:pPr>
-      <w:r>
-        <w:rPr>
-          <w:rFonts w:ascii="Charis SIL Regular" w:hAnsi="Charis SIL Regular" w:eastAsia="Charis SIL Regular"/>
-          <w:b w:val="0"/>
-          <w:i w:val="0"/>
-          <w:color w:val="0000FF"/>
-          <w:sz w:val="24"/>
-        </w:rPr>
-        <w:hyperlink r:id="rId13" w:history="1">
-          <w:r>
-            <w:rPr>
-              <w:rStyle w:val="Hyperlink"/>
-            </w:rPr>
-            <w:t>filter</w:t>
-          </w:r>
-        </w:hyperlink>
-      </w:r>
-      <w:r>
-        <w:rPr>
-          <w:rFonts w:ascii="Charis SIL Regular" w:hAnsi="Charis SIL Regular" w:eastAsia="Charis SIL Regular"/>
-          <w:b w:val="0"/>
-          <w:i w:val="0"/>
-          <w:color w:val="0000FF"/>
-          <w:sz w:val="24"/>
-        </w:rPr>
-        <w:hyperlink r:id="rId13" w:history="1">
-          <w:r>
-            <w:rPr>
-              <w:rStyle w:val="Hyperlink"/>
-            </w:rPr>
-            <w:t>s</w:t>
-          </w:r>
-        </w:hyperlink>
-      </w:r>
-      <w:r>
-        <w:rPr>
-          <w:rFonts w:ascii="Charis SIL Regular" w:hAnsi="Charis SIL Regular" w:eastAsia="Charis SIL Regular"/>
-          <w:b w:val="0"/>
-          <w:i w:val="0"/>
-          <w:color w:val="0000FF"/>
-          <w:sz w:val="24"/>
-        </w:rPr>
-        <w:hyperlink r:id="rId13" w:history="1">
-          <w:r>
-            <w:rPr>
-              <w:rStyle w:val="Hyperlink"/>
-            </w:rPr>
-            <w:t>%</w:t>
-          </w:r>
-        </w:hyperlink>
-      </w:r>
-      <w:r>
-        <w:rPr>
-          <w:rFonts w:ascii="Charis SIL Regular" w:hAnsi="Charis SIL Regular" w:eastAsia="Charis SIL Regular"/>
-          <w:b w:val="0"/>
-          <w:i w:val="0"/>
-          <w:color w:val="0000FF"/>
-          <w:sz w:val="24"/>
-        </w:rPr>
-        <w:hyperlink r:id="rId13" w:history="1">
-          <w:r>
-            <w:rPr>
-              <w:rStyle w:val="Hyperlink"/>
-            </w:rPr>
-            <w:t>5B0%5D%5Bfield%5D=informa</w:t>
-          </w:r>
-        </w:hyperlink>
-      </w:r>
-      <w:r>
-        <w:rPr>
-          <w:rFonts w:ascii="Charis SIL Regular" w:hAnsi="Charis SIL Regular" w:eastAsia="Charis SIL Regular"/>
-          <w:b w:val="0"/>
-          <w:i w:val="0"/>
-          <w:color w:val="0000FF"/>
-          <w:sz w:val="24"/>
-        </w:rPr>
-        <w:hyperlink r:id="rId13" w:history="1">
-          <w:r>
-            <w:rPr>
-              <w:rStyle w:val="Hyperlink"/>
-            </w:rPr>
-            <w:t>t</w:t>
-          </w:r>
-        </w:hyperlink>
-      </w:r>
-      <w:r>
-        <w:rPr>
-          <w:rFonts w:ascii="Charis SIL Regular" w:hAnsi="Charis SIL Regular" w:eastAsia="Charis SIL Regular"/>
-          <w:b w:val="0"/>
-          <w:i w:val="0"/>
-          <w:color w:val="0000FF"/>
-          <w:sz w:val="24"/>
-        </w:rPr>
-        <w:hyperlink r:id="rId13" w:history="1">
-          <w:r>
-            <w:rPr>
-              <w:rStyle w:val="Hyperlink"/>
-            </w:rPr>
-            <w:t>ion_type&amp;filt</w:t>
-          </w:r>
-        </w:hyperlink>
-      </w:r>
-      <w:r>
-        <w:rPr>
-          <w:rFonts w:ascii="Charis SIL Regular" w:hAnsi="Charis SIL Regular" w:eastAsia="Charis SIL Regular"/>
-          <w:b w:val="0"/>
-          <w:i w:val="0"/>
-          <w:color w:val="0000FF"/>
-          <w:sz w:val="24"/>
-        </w:rPr>
-        <w:hyperlink r:id="rId13" w:history="1">
-          <w:r>
-            <w:rPr>
-              <w:rStyle w:val="Hyperlink"/>
-            </w:rPr>
-            <w:t>ers%5B0%5D%5Bvalues%5D%5</w:t>
-          </w:r>
-        </w:hyperlink>
-      </w:r>
-      <w:r>
-        <w:rPr>
-          <w:rFonts w:ascii="Charis SIL Regular" w:hAnsi="Charis SIL Regular" w:eastAsia="Charis SIL Regular"/>
-          <w:b w:val="0"/>
-          <w:i w:val="0"/>
-          <w:color w:val="0000FF"/>
-          <w:sz w:val="24"/>
-        </w:rPr>
-        <w:t>B0</w:t>
-      </w:r>
-    </w:p>
-    <w:p>
-      <w:pPr>
-        <w:autoSpaceDN w:val="0"/>
-        <w:autoSpaceDE w:val="0"/>
-        <w:widowControl/>
-        <w:spacing w:line="352" w:lineRule="exact" w:before="176" w:after="0"/>
-        <w:ind w:left="0" w:right="0" w:firstLine="0"/>
-        <w:jc w:val="left"/>
-      </w:pPr>
-      <w:r>
-        <w:rPr>
-          <w:rFonts w:ascii="Charis SIL Regular" w:hAnsi="Charis SIL Regular" w:eastAsia="Charis SIL Regular"/>
-          <w:b w:val="0"/>
-          <w:i w:val="0"/>
-          <w:color w:val="000000"/>
-          <w:sz w:val="24"/>
-        </w:rPr>
-        <w:t>Teruggave-advies en herkomstverslag:</w:t>
-      </w:r>
-    </w:p>
-    <w:p>
-      <w:pPr>
-        <w:autoSpaceDN w:val="0"/>
-        <w:autoSpaceDE w:val="0"/>
-        <w:widowControl/>
-        <w:spacing w:line="288" w:lineRule="exact" w:before="240" w:after="0"/>
-        <w:ind w:left="800" w:right="1872" w:firstLine="0"/>
-        <w:jc w:val="left"/>
-      </w:pPr>
-      <w:r>
-        <w:rPr>
-          <w:rFonts w:ascii="Charis SIL Italic" w:hAnsi="Charis SIL Italic" w:eastAsia="Charis SIL Italic"/>
-          <w:b w:val="0"/>
-          <w:i/>
-          <w:color w:val="000000"/>
-          <w:sz w:val="24"/>
-        </w:rPr>
-        <w:t>ID-2023-9 Advies Ganesha</w:t>
-      </w:r>
-      <w:r>
-        <w:rPr>
-          <w:rFonts w:ascii="Charis SIL Italic" w:hAnsi="Charis SIL Italic" w:eastAsia="Charis SIL Italic"/>
-          <w:b w:val="0"/>
-          <w:i/>
-          <w:color w:val="000000"/>
-          <w:sz w:val="24"/>
-        </w:rPr>
-        <w:t xml:space="preserve">Teruggave-advies over een beeld van Ganesha </w:t>
-      </w:r>
-      <w:r>
-        <w:br/>
-      </w:r>
-      <w:r>
-        <w:rPr>
-          <w:rFonts w:ascii="Charis SIL Italic" w:hAnsi="Charis SIL Italic" w:eastAsia="Charis SIL Italic"/>
-          <w:b w:val="0"/>
-          <w:i/>
-          <w:color w:val="000000"/>
-          <w:sz w:val="24"/>
-        </w:rPr>
-        <w:t xml:space="preserve">(RV-1403-1759). In het verslag staan verschillende archieven en andere bronnen </w:t>
-      </w:r>
-      <w:r>
-        <w:rPr>
-          <w:rFonts w:ascii="Charis SIL Italic" w:hAnsi="Charis SIL Italic" w:eastAsia="Charis SIL Italic"/>
-          <w:b w:val="0"/>
-          <w:i/>
-          <w:color w:val="000000"/>
-          <w:sz w:val="24"/>
-        </w:rPr>
-        <w:t xml:space="preserve">genoemd die relevant kunnen zijn voor verder onderzoek naar objecten die via het </w:t>
-      </w:r>
-      <w:r>
-        <w:rPr>
-          <w:rFonts w:ascii="Charis SIL Italic" w:hAnsi="Charis SIL Italic" w:eastAsia="Charis SIL Italic"/>
-          <w:b w:val="0"/>
-          <w:i/>
-          <w:color w:val="000000"/>
-          <w:sz w:val="24"/>
-        </w:rPr>
-        <w:t>Rijksmuseum van Oudheden in het Wereldmuseum terecht zijn gekomen.</w:t>
-      </w:r>
-    </w:p>
-    <w:p>
-      <w:pPr>
-        <w:sectPr>
-          <w:pgSz w:w="11900" w:h="16840"/>
-          <w:pgMar w:top="324" w:right="0" w:bottom="540" w:left="960" w:header="720" w:footer="720" w:gutter="0"/>
-          <w:cols/>
-          <w:docGrid w:linePitch="360"/>
-        </w:sectPr>
-      </w:pPr>
-    </w:p>
-    <w:p>
-      <w:pPr>
-        <w:autoSpaceDN w:val="0"/>
-        <w:autoSpaceDE w:val="0"/>
-        <w:widowControl/>
-        <w:spacing w:line="220" w:lineRule="exact" w:before="0" w:after="104"/>
-        <w:ind w:left="0" w:right="0"/>
-      </w:pPr>
-    </w:p>
-    <w:p>
-      <w:pPr>
-        <w:autoSpaceDN w:val="0"/>
-        <w:autoSpaceDE w:val="0"/>
-        <w:widowControl/>
-        <w:spacing w:line="352" w:lineRule="exact" w:before="0" w:after="0"/>
         <w:ind w:left="800" w:right="0" w:firstLine="0"/>
         <w:jc w:val="left"/>
       </w:pPr>
@@ -2969,6 +2609,294 @@
           <w:color w:val="000000"/>
           <w:sz w:val="24"/>
         </w:rPr>
+        <w:t>Teruggave-advies en herkomstverslag:</w:t>
+      </w:r>
+    </w:p>
+    <w:p>
+      <w:pPr>
+        <w:autoSpaceDN w:val="0"/>
+        <w:autoSpaceDE w:val="0"/>
+        <w:widowControl/>
+        <w:spacing w:line="288" w:lineRule="exact" w:before="240" w:after="0"/>
+        <w:ind w:left="800" w:right="1872" w:firstLine="0"/>
+        <w:jc w:val="left"/>
+      </w:pPr>
+      <w:r>
+        <w:rPr>
+          <w:rFonts w:ascii="Charis SIL Italic" w:hAnsi="Charis SIL Italic" w:eastAsia="Charis SIL Italic"/>
+          <w:b w:val="0"/>
+          <w:i/>
+          <w:color w:val="000000"/>
+          <w:sz w:val="24"/>
+        </w:rPr>
+        <w:t>ID-2023-9 Advies Ganesha</w:t>
+      </w:r>
+      <w:r>
+        <w:rPr>
+          <w:rFonts w:ascii="Charis SIL Italic" w:hAnsi="Charis SIL Italic" w:eastAsia="Charis SIL Italic"/>
+          <w:b w:val="0"/>
+          <w:i/>
+          <w:color w:val="000000"/>
+          <w:sz w:val="24"/>
+        </w:rPr>
+        <w:t xml:space="preserve">Teruggave-advies over een beeld van Ganesha </w:t>
+      </w:r>
+      <w:r>
+        <w:br/>
+      </w:r>
+      <w:r>
+        <w:rPr>
+          <w:rFonts w:ascii="Charis SIL Italic" w:hAnsi="Charis SIL Italic" w:eastAsia="Charis SIL Italic"/>
+          <w:b w:val="0"/>
+          <w:i/>
+          <w:color w:val="000000"/>
+          <w:sz w:val="24"/>
+        </w:rPr>
+        <w:t xml:space="preserve">(RV-1403-1759). In het verslag staan verschillende archieven en andere bronnen </w:t>
+      </w:r>
+      <w:r>
+        <w:rPr>
+          <w:rFonts w:ascii="Charis SIL Italic" w:hAnsi="Charis SIL Italic" w:eastAsia="Charis SIL Italic"/>
+          <w:b w:val="0"/>
+          <w:i/>
+          <w:color w:val="000000"/>
+          <w:sz w:val="24"/>
+        </w:rPr>
+        <w:t xml:space="preserve">genoemd die relevant kunnen zijn voor verder onderzoek naar objecten die via het </w:t>
+      </w:r>
+      <w:r>
+        <w:rPr>
+          <w:rFonts w:ascii="Charis SIL Italic" w:hAnsi="Charis SIL Italic" w:eastAsia="Charis SIL Italic"/>
+          <w:b w:val="0"/>
+          <w:i/>
+          <w:color w:val="000000"/>
+          <w:sz w:val="24"/>
+        </w:rPr>
+        <w:t>Rijksmuseum van Oudheden in het Wereldmuseum terecht zijn gekomen.</w:t>
+      </w:r>
+    </w:p>
+    <w:p>
+      <w:pPr>
+        <w:sectPr>
+          <w:pgSz w:w="11900" w:h="16840"/>
+          <w:pgMar w:top="324" w:right="0" w:bottom="540" w:left="960" w:header="720" w:footer="720" w:gutter="0"/>
+          <w:cols/>
+          <w:docGrid w:linePitch="360"/>
+        </w:sectPr>
+      </w:pPr>
+    </w:p>
+    <w:p>
+      <w:pPr>
+        <w:autoSpaceDN w:val="0"/>
+        <w:autoSpaceDE w:val="0"/>
+        <w:widowControl/>
+        <w:spacing w:line="220" w:lineRule="exact" w:before="0" w:after="104"/>
+        <w:ind w:left="0" w:right="0"/>
+      </w:pPr>
+    </w:p>
+    <w:p>
+      <w:pPr>
+        <w:autoSpaceDN w:val="0"/>
+        <w:autoSpaceDE w:val="0"/>
+        <w:widowControl/>
+        <w:spacing w:line="352" w:lineRule="exact" w:before="0" w:after="0"/>
+        <w:ind w:left="800" w:right="0" w:firstLine="0"/>
+        <w:jc w:val="left"/>
+      </w:pPr>
+      <w:r>
+        <w:rPr>
+          <w:rFonts w:ascii="Charis SIL Regular" w:hAnsi="Charis SIL Regular" w:eastAsia="Charis SIL Regular"/>
+          <w:b w:val="0"/>
+          <w:i w:val="0"/>
+          <w:color w:val="0000FF"/>
+          <w:sz w:val="24"/>
+          <w:u w:val="single"/>
+        </w:rPr>
+        <w:hyperlink r:id="rId13" w:history="1">
+          <w:r>
+            <w:rPr>
+              <w:rStyle w:val="Hyperlink"/>
+            </w:rPr>
+            <w:t>https://</w:t>
+          </w:r>
+        </w:hyperlink>
+      </w:r>
+      <w:r>
+        <w:rPr>
+          <w:rFonts w:ascii="Charis SIL Regular" w:hAnsi="Charis SIL Regular" w:eastAsia="Charis SIL Regular"/>
+          <w:b w:val="0"/>
+          <w:i w:val="0"/>
+          <w:color w:val="0000FF"/>
+          <w:sz w:val="24"/>
+          <w:u w:val="single"/>
+        </w:rPr>
+        <w:hyperlink r:id="rId13" w:history="1">
+          <w:r>
+            <w:rPr>
+              <w:rStyle w:val="Hyperlink"/>
+            </w:rPr>
+            <w:t>commissie.kolonialecollecties.nl/</w:t>
+          </w:r>
+        </w:hyperlink>
+      </w:r>
+      <w:r>
+        <w:rPr>
+          <w:rFonts w:ascii="Charis SIL Regular" w:hAnsi="Charis SIL Regular" w:eastAsia="Charis SIL Regular"/>
+          <w:b w:val="0"/>
+          <w:i w:val="0"/>
+          <w:color w:val="0000FF"/>
+          <w:sz w:val="24"/>
+          <w:u w:val="single"/>
+        </w:rPr>
+        <w:hyperlink r:id="rId13" w:history="1">
+          <w:r>
+            <w:rPr>
+              <w:rStyle w:val="Hyperlink"/>
+            </w:rPr>
+            <w:t>documenten?</w:t>
+          </w:r>
+        </w:hyperlink>
+      </w:r>
+    </w:p>
+    <w:p>
+      <w:pPr>
+        <w:autoSpaceDN w:val="0"/>
+        <w:autoSpaceDE w:val="0"/>
+        <w:widowControl/>
+        <w:spacing w:line="352" w:lineRule="exact" w:before="0" w:after="0"/>
+        <w:ind w:left="800" w:right="0" w:firstLine="0"/>
+        <w:jc w:val="left"/>
+      </w:pPr>
+      <w:r>
+        <w:rPr>
+          <w:rFonts w:ascii="Charis SIL Regular" w:hAnsi="Charis SIL Regular" w:eastAsia="Charis SIL Regular"/>
+          <w:b w:val="0"/>
+          <w:i w:val="0"/>
+          <w:color w:val="0000FF"/>
+          <w:sz w:val="24"/>
+        </w:rPr>
+        <w:hyperlink r:id="rId13" w:history="1">
+          <w:r>
+            <w:rPr>
+              <w:rStyle w:val="Hyperlink"/>
+            </w:rPr>
+            <w:t>filters</w:t>
+          </w:r>
+        </w:hyperlink>
+      </w:r>
+      <w:r>
+        <w:rPr>
+          <w:rFonts w:ascii="Charis SIL Regular" w:hAnsi="Charis SIL Regular" w:eastAsia="Charis SIL Regular"/>
+          <w:b w:val="0"/>
+          <w:i w:val="0"/>
+          <w:color w:val="0000FF"/>
+          <w:sz w:val="24"/>
+        </w:rPr>
+        <w:hyperlink r:id="rId13" w:history="1">
+          <w:r>
+            <w:rPr>
+              <w:rStyle w:val="Hyperlink"/>
+            </w:rPr>
+            <w:t>%</w:t>
+          </w:r>
+        </w:hyperlink>
+      </w:r>
+      <w:r>
+        <w:rPr>
+          <w:rFonts w:ascii="Charis SIL Regular" w:hAnsi="Charis SIL Regular" w:eastAsia="Charis SIL Regular"/>
+          <w:b w:val="0"/>
+          <w:i w:val="0"/>
+          <w:color w:val="0000FF"/>
+          <w:sz w:val="24"/>
+        </w:rPr>
+        <w:hyperlink r:id="rId13" w:history="1">
+          <w:r>
+            <w:rPr>
+              <w:rStyle w:val="Hyperlink"/>
+            </w:rPr>
+            <w:t>5B0%5D%5Bfield%5D=informa</w:t>
+          </w:r>
+        </w:hyperlink>
+      </w:r>
+      <w:r>
+        <w:rPr>
+          <w:rFonts w:ascii="Charis SIL Regular" w:hAnsi="Charis SIL Regular" w:eastAsia="Charis SIL Regular"/>
+          <w:b w:val="0"/>
+          <w:i w:val="0"/>
+          <w:color w:val="0000FF"/>
+          <w:sz w:val="24"/>
+        </w:rPr>
+        <w:hyperlink r:id="rId13" w:history="1">
+          <w:r>
+            <w:rPr>
+              <w:rStyle w:val="Hyperlink"/>
+            </w:rPr>
+            <w:t>t</w:t>
+          </w:r>
+        </w:hyperlink>
+      </w:r>
+      <w:r>
+        <w:rPr>
+          <w:rFonts w:ascii="Charis SIL Regular" w:hAnsi="Charis SIL Regular" w:eastAsia="Charis SIL Regular"/>
+          <w:b w:val="0"/>
+          <w:i w:val="0"/>
+          <w:color w:val="0000FF"/>
+          <w:sz w:val="24"/>
+        </w:rPr>
+        <w:hyperlink r:id="rId13" w:history="1">
+          <w:r>
+            <w:rPr>
+              <w:rStyle w:val="Hyperlink"/>
+            </w:rPr>
+            <w:t>ion_type&amp;filt</w:t>
+          </w:r>
+        </w:hyperlink>
+      </w:r>
+      <w:r>
+        <w:rPr>
+          <w:rFonts w:ascii="Charis SIL Regular" w:hAnsi="Charis SIL Regular" w:eastAsia="Charis SIL Regular"/>
+          <w:b w:val="0"/>
+          <w:i w:val="0"/>
+          <w:color w:val="0000FF"/>
+          <w:sz w:val="24"/>
+        </w:rPr>
+        <w:hyperlink r:id="rId13" w:history="1">
+          <w:r>
+            <w:rPr>
+              <w:rStyle w:val="Hyperlink"/>
+            </w:rPr>
+            <w:t>ers%5B0%5D%5Bvalues%5D%</w:t>
+          </w:r>
+        </w:hyperlink>
+      </w:r>
+      <w:r>
+        <w:rPr>
+          <w:rFonts w:ascii="Charis SIL Regular" w:hAnsi="Charis SIL Regular" w:eastAsia="Charis SIL Regular"/>
+          <w:b w:val="0"/>
+          <w:i w:val="0"/>
+          <w:color w:val="0000FF"/>
+          <w:sz w:val="24"/>
+        </w:rPr>
+        <w:t>5B0</w:t>
+      </w:r>
+    </w:p>
+    <w:p>
+      <w:pPr>
+        <w:autoSpaceDN w:val="0"/>
+        <w:autoSpaceDE w:val="0"/>
+        <w:widowControl/>
+        <w:spacing w:line="352" w:lineRule="exact" w:before="176" w:after="0"/>
+        <w:ind w:left="0" w:right="0" w:firstLine="0"/>
+        <w:jc w:val="left"/>
+      </w:pPr>
+      <w:r>
+        <w:rPr>
+          <w:rFonts w:ascii="Charis SIL Regular" w:hAnsi="Charis SIL Regular" w:eastAsia="Charis SIL Regular"/>
+          <w:b w:val="0"/>
+          <w:i w:val="0"/>
+          <w:color w:val="000000"/>
+          <w:sz w:val="24"/>
+        </w:rPr>
         <w:t>Boek:</w:t>
       </w:r>
     </w:p>
@@ -3172,7 +3100,7 @@
           <w:sz w:val="24"/>
           <w:u w:val="single"/>
         </w:rPr>
-        <w:hyperlink r:id="rId15" w:history="1">
+        <w:hyperlink r:id="rId14" w:history="1">
           <w:r>
             <w:rPr>
               <w:rStyle w:val="Hyperlink"/>
@@ -3190,7 +3118,7 @@
           <w:sz w:val="24"/>
           <w:u w:val="single"/>
         </w:rPr>
-        <w:hyperlink r:id="rId15" w:history="1">
+        <w:hyperlink r:id="rId14" w:history="1">
           <w:r>
             <w:rPr>
               <w:rStyle w:val="Hyperlink"/>
@@ -3219,7 +3147,7 @@
           <w:sz w:val="24"/>
           <w:u w:val="single"/>
         </w:rPr>
-        <w:hyperlink r:id="rId15" w:history="1">
+        <w:hyperlink r:id="rId14" w:history="1">
           <w:r>
             <w:rPr>
               <w:rStyle w:val="Hyperlink"/>
@@ -3236,7 +3164,14 @@
           <w:color w:val="000000"/>
           <w:sz w:val="24"/>
         </w:rPr>
-        <w:t xml:space="preserve">, </w:t>
+        <w:hyperlink r:id="rId14" w:history="1">
+          <w:r>
+            <w:rPr>
+              <w:rStyle w:val="Hyperlink"/>
+            </w:rPr>
+            <w:t xml:space="preserve">, </w:t>
+          </w:r>
+        </w:hyperlink>
       </w:r>
       <w:r>
         <w:rPr>
@@ -3247,7 +3182,7 @@
           <w:sz w:val="24"/>
           <w:u w:val="single"/>
         </w:rPr>
-        <w:hyperlink r:id="rId16" w:history="1">
+        <w:hyperlink r:id="rId14" w:history="1">
           <w:r>
             <w:rPr>
               <w:rStyle w:val="Hyperlink"/>

--- a/EXPORTS/DOCX/published/niveau3/Dutch/RMO.docx
+++ b/EXPORTS/DOCX/published/niveau3/Dutch/RMO.docx
@@ -765,7 +765,89 @@
           <w:color w:val="000000"/>
           <w:sz w:val="24"/>
         </w:rPr>
-        <w:t xml:space="preserve">museum, haar geschiedenis en de collectie. Ook is het </w:t>
+        <w:t>museum, haar gesc</w:t>
+      </w:r>
+      <w:r>
+        <w:rPr>
+          <w:u w:val="single" w:color="0000ff"/>
+          <w:rFonts w:ascii="Charis SIL Regular" w:hAnsi="Charis SIL Regular" w:eastAsia="Charis SIL Regular"/>
+          <w:b w:val="0"/>
+          <w:i w:val="0"/>
+          <w:color w:val="000000"/>
+          <w:sz w:val="24"/>
+        </w:rPr>
+        <w:hyperlink r:id="rId10" w:history="1">
+          <w:r>
+            <w:rPr>
+              <w:rStyle w:val="Hyperlink"/>
+            </w:rPr>
+            <w:t>hiedenis en de</w:t>
+          </w:r>
+        </w:hyperlink>
+      </w:r>
+      <w:r>
+        <w:rPr>
+          <w:u w:val="single" w:color="0000ff"/>
+          <w:rFonts w:ascii="Charis SIL Regular" w:hAnsi="Charis SIL Regular" w:eastAsia="Charis SIL Regular"/>
+          <w:b w:val="0"/>
+          <w:i w:val="0"/>
+          <w:color w:val="000000"/>
+          <w:sz w:val="24"/>
+        </w:rPr>
+        <w:hyperlink r:id="rId10" w:history="1">
+          <w:r>
+            <w:rPr>
+              <w:rStyle w:val="Hyperlink"/>
+            </w:rPr>
+            <w:t xml:space="preserve"> col</w:t>
+          </w:r>
+        </w:hyperlink>
+      </w:r>
+      <w:r>
+        <w:rPr>
+          <w:u w:val="single" w:color="0000ff"/>
+          <w:rFonts w:ascii="Charis SIL Regular" w:hAnsi="Charis SIL Regular" w:eastAsia="Charis SIL Regular"/>
+          <w:b w:val="0"/>
+          <w:i w:val="0"/>
+          <w:color w:val="000000"/>
+          <w:sz w:val="24"/>
+        </w:rPr>
+        <w:hyperlink r:id="rId10" w:history="1">
+          <w:r>
+            <w:rPr>
+              <w:rStyle w:val="Hyperlink"/>
+            </w:rPr>
+            <w:t>l</w:t>
+          </w:r>
+        </w:hyperlink>
+      </w:r>
+      <w:r>
+        <w:rPr>
+          <w:u w:val="single" w:color="0000ff"/>
+          <w:rFonts w:ascii="Charis SIL Regular" w:hAnsi="Charis SIL Regular" w:eastAsia="Charis SIL Regular"/>
+          <w:b w:val="0"/>
+          <w:i w:val="0"/>
+          <w:color w:val="000000"/>
+          <w:sz w:val="24"/>
+        </w:rPr>
+        <w:hyperlink r:id="rId10" w:history="1">
+          <w:r>
+            <w:rPr>
+              <w:rStyle w:val="Hyperlink"/>
+            </w:rPr>
+            <w:t>ectie. Ook</w:t>
+          </w:r>
+        </w:hyperlink>
+      </w:r>
+      <w:r>
+        <w:rPr>
+          <w:rFonts w:ascii="Charis SIL Regular" w:hAnsi="Charis SIL Regular" w:eastAsia="Charis SIL Regular"/>
+          <w:b w:val="0"/>
+          <w:i w:val="0"/>
+          <w:color w:val="000000"/>
+          <w:sz w:val="24"/>
+        </w:rPr>
+        <w:t xml:space="preserve"> is het </w:t>
       </w:r>
       <w:r>
         <w:rPr>
@@ -2186,7 +2268,7 @@
             <w:rPr>
               <w:rStyle w:val="Hyperlink"/>
             </w:rPr>
-            <w:t>filters</w:t>
+            <w:t>filter</w:t>
           </w:r>
         </w:hyperlink>
       </w:r>
@@ -2203,7 +2285,34 @@
             <w:rPr>
               <w:rStyle w:val="Hyperlink"/>
             </w:rPr>
-            <w:t>%</w:t>
+            <w:t>s</w:t>
+          </w:r>
+        </w:hyperlink>
+      </w:r>
+      <w:r>
+        <w:rPr>
+          <w:rFonts w:ascii="Charis SIL Regular" w:hAnsi="Charis SIL Regular" w:eastAsia="Charis SIL Regular"/>
+          <w:b w:val="0"/>
+          <w:i w:val="0"/>
+          <w:color w:val="0000FF"/>
+          <w:sz w:val="24"/>
+        </w:rPr>
+        <w:t>%</w:t>
+      </w:r>
+      <w:r>
+        <w:rPr>
+          <w:rFonts w:ascii="Charis SIL Regular" w:hAnsi="Charis SIL Regular" w:eastAsia="Charis SIL Regular"/>
+          <w:b w:val="0"/>
+          <w:i w:val="0"/>
+          <w:color w:val="0000FF"/>
+          <w:sz w:val="24"/>
+        </w:rPr>
+        <w:hyperlink r:id="rId13" w:history="1">
+          <w:r>
+            <w:rPr>
+              <w:rStyle w:val="Hyperlink"/>
+            </w:rPr>
+            <w:t>5B0%5D%5Bfield%5D=inform</w:t>
           </w:r>
         </w:hyperlink>
       </w:r>
@@ -2220,7 +2329,34 @@
             <w:rPr>
               <w:rStyle w:val="Hyperlink"/>
             </w:rPr>
-            <w:t>5B0%5D%5Bfield%5D=informa</w:t>
+            <w:t>a</w:t>
+          </w:r>
+        </w:hyperlink>
+      </w:r>
+      <w:r>
+        <w:rPr>
+          <w:rFonts w:ascii="Charis SIL Regular" w:hAnsi="Charis SIL Regular" w:eastAsia="Charis SIL Regular"/>
+          <w:b w:val="0"/>
+          <w:i w:val="0"/>
+          <w:color w:val="0000FF"/>
+          <w:sz w:val="24"/>
+        </w:rPr>
+        <w:t>t</w:t>
+      </w:r>
+      <w:r>
+        <w:rPr>
+          <w:rFonts w:ascii="Charis SIL Regular" w:hAnsi="Charis SIL Regular" w:eastAsia="Charis SIL Regular"/>
+          <w:b w:val="0"/>
+          <w:i w:val="0"/>
+          <w:color w:val="0000FF"/>
+          <w:sz w:val="24"/>
+        </w:rPr>
+        <w:hyperlink r:id="rId13" w:history="1">
+          <w:r>
+            <w:rPr>
+              <w:rStyle w:val="Hyperlink"/>
+            </w:rPr>
+            <w:t>ion_type&amp;fil</w:t>
           </w:r>
         </w:hyperlink>
       </w:r>
@@ -2254,36 +2390,9 @@
             <w:rPr>
               <w:rStyle w:val="Hyperlink"/>
             </w:rPr>
-            <w:t>ion_type&amp;filt</w:t>
+            <w:t>ers%5B0%5D%5Bvalues%5D%5B0</w:t>
           </w:r>
         </w:hyperlink>
-      </w:r>
-      <w:r>
-        <w:rPr>
-          <w:rFonts w:ascii="Charis SIL Regular" w:hAnsi="Charis SIL Regular" w:eastAsia="Charis SIL Regular"/>
-          <w:b w:val="0"/>
-          <w:i w:val="0"/>
-          <w:color w:val="0000FF"/>
-          <w:sz w:val="24"/>
-        </w:rPr>
-        <w:hyperlink r:id="rId13" w:history="1">
-          <w:r>
-            <w:rPr>
-              <w:rStyle w:val="Hyperlink"/>
-            </w:rPr>
-            <w:t>ers%5B0%5D%5Bvalues%5D%</w:t>
-          </w:r>
-        </w:hyperlink>
-      </w:r>
-      <w:r>
-        <w:rPr>
-          <w:rFonts w:ascii="Charis SIL Regular" w:hAnsi="Charis SIL Regular" w:eastAsia="Charis SIL Regular"/>
-          <w:b w:val="0"/>
-          <w:i w:val="0"/>
-          <w:color w:val="0000FF"/>
-          <w:sz w:val="24"/>
-        </w:rPr>
-        <w:t>5B0</w:t>
       </w:r>
     </w:p>
     <w:p>
@@ -3158,6 +3267,7 @@
       </w:r>
       <w:r>
         <w:rPr>
+          <w:u w:val="single" w:color="0000ff"/>
           <w:rFonts w:ascii="Charis SIL Regular" w:hAnsi="Charis SIL Regular" w:eastAsia="Charis SIL Regular"/>
           <w:b w:val="0"/>
           <w:i w:val="0"/>

--- a/EXPORTS/DOCX/published/niveau3/Dutch/RMO.docx
+++ b/EXPORTS/DOCX/published/niveau3/Dutch/RMO.docx
@@ -2341,33 +2341,6 @@
           <w:color w:val="0000FF"/>
           <w:sz w:val="24"/>
         </w:rPr>
-        <w:t>t</w:t>
-      </w:r>
-      <w:r>
-        <w:rPr>
-          <w:rFonts w:ascii="Charis SIL Regular" w:hAnsi="Charis SIL Regular" w:eastAsia="Charis SIL Regular"/>
-          <w:b w:val="0"/>
-          <w:i w:val="0"/>
-          <w:color w:val="0000FF"/>
-          <w:sz w:val="24"/>
-        </w:rPr>
-        <w:hyperlink r:id="rId13" w:history="1">
-          <w:r>
-            <w:rPr>
-              <w:rStyle w:val="Hyperlink"/>
-            </w:rPr>
-            <w:t>ion_type&amp;fil</w:t>
-          </w:r>
-        </w:hyperlink>
-      </w:r>
-      <w:r>
-        <w:rPr>
-          <w:rFonts w:ascii="Charis SIL Regular" w:hAnsi="Charis SIL Regular" w:eastAsia="Charis SIL Regular"/>
-          <w:b w:val="0"/>
-          <w:i w:val="0"/>
-          <w:color w:val="0000FF"/>
-          <w:sz w:val="24"/>
-        </w:rPr>
         <w:hyperlink r:id="rId13" w:history="1">
           <w:r>
             <w:rPr>
@@ -2390,9 +2363,36 @@
             <w:rPr>
               <w:rStyle w:val="Hyperlink"/>
             </w:rPr>
-            <w:t>ers%5B0%5D%5Bvalues%5D%5B0</w:t>
+            <w:t>ion_type&amp;filt</w:t>
           </w:r>
         </w:hyperlink>
+      </w:r>
+      <w:r>
+        <w:rPr>
+          <w:rFonts w:ascii="Charis SIL Regular" w:hAnsi="Charis SIL Regular" w:eastAsia="Charis SIL Regular"/>
+          <w:b w:val="0"/>
+          <w:i w:val="0"/>
+          <w:color w:val="0000FF"/>
+          <w:sz w:val="24"/>
+        </w:rPr>
+        <w:hyperlink r:id="rId13" w:history="1">
+          <w:r>
+            <w:rPr>
+              <w:rStyle w:val="Hyperlink"/>
+            </w:rPr>
+            <w:t>ers%5B0%5D%5Bvalues%5D%5B</w:t>
+          </w:r>
+        </w:hyperlink>
+      </w:r>
+      <w:r>
+        <w:rPr>
+          <w:rFonts w:ascii="Charis SIL Regular" w:hAnsi="Charis SIL Regular" w:eastAsia="Charis SIL Regular"/>
+          <w:b w:val="0"/>
+          <w:i w:val="0"/>
+          <w:color w:val="0000FF"/>
+          <w:sz w:val="24"/>
+        </w:rPr>
+        <w:t>0</w:t>
       </w:r>
     </w:p>
     <w:p>
@@ -3267,7 +3267,6 @@
       </w:r>
       <w:r>
         <w:rPr>
-          <w:u w:val="single" w:color="0000ff"/>
           <w:rFonts w:ascii="Charis SIL Regular" w:hAnsi="Charis SIL Regular" w:eastAsia="Charis SIL Regular"/>
           <w:b w:val="0"/>
           <w:i w:val="0"/>

--- a/EXPORTS/DOCX/published/niveau3/Dutch/RMO.docx
+++ b/EXPORTS/DOCX/published/niveau3/Dutch/RMO.docx
@@ -218,25 +218,7 @@
           <w:color w:val="000000"/>
           <w:sz w:val="24"/>
         </w:rPr>
-        <w:t>archeologie aan de Universiteit L</w:t>
-      </w:r>
-      <w:r>
-        <w:rPr>
-          <w:u w:val="single" w:color="0000ff"/>
-          <w:rFonts w:ascii="Charis SIL Regular" w:hAnsi="Charis SIL Regular" w:eastAsia="Charis SIL Regular"/>
-          <w:b w:val="0"/>
-          <w:i w:val="0"/>
-          <w:color w:val="000000"/>
-          <w:sz w:val="24"/>
-        </w:rPr>
-        <w:hyperlink r:id="rId9" w:history="1">
-          <w:r>
-            <w:rPr>
-              <w:rStyle w:val="Hyperlink"/>
-            </w:rPr>
-            <w:t xml:space="preserve">eiden, </w:t>
-          </w:r>
-        </w:hyperlink>
+        <w:t xml:space="preserve">archeologie aan de Universiteit Leiden, </w:t>
       </w:r>
       <w:r>
         <w:rPr>
@@ -787,67 +769,13 @@
       </w:r>
       <w:r>
         <w:rPr>
-          <w:u w:val="single" w:color="0000ff"/>
           <w:rFonts w:ascii="Charis SIL Regular" w:hAnsi="Charis SIL Regular" w:eastAsia="Charis SIL Regular"/>
           <w:b w:val="0"/>
           <w:i w:val="0"/>
           <w:color w:val="000000"/>
           <w:sz w:val="24"/>
         </w:rPr>
-        <w:hyperlink r:id="rId10" w:history="1">
-          <w:r>
-            <w:rPr>
-              <w:rStyle w:val="Hyperlink"/>
-            </w:rPr>
-            <w:t xml:space="preserve"> col</w:t>
-          </w:r>
-        </w:hyperlink>
-      </w:r>
-      <w:r>
-        <w:rPr>
-          <w:u w:val="single" w:color="0000ff"/>
-          <w:rFonts w:ascii="Charis SIL Regular" w:hAnsi="Charis SIL Regular" w:eastAsia="Charis SIL Regular"/>
-          <w:b w:val="0"/>
-          <w:i w:val="0"/>
-          <w:color w:val="000000"/>
-          <w:sz w:val="24"/>
-        </w:rPr>
-        <w:hyperlink r:id="rId10" w:history="1">
-          <w:r>
-            <w:rPr>
-              <w:rStyle w:val="Hyperlink"/>
-            </w:rPr>
-            <w:t>l</w:t>
-          </w:r>
-        </w:hyperlink>
-      </w:r>
-      <w:r>
-        <w:rPr>
-          <w:u w:val="single" w:color="0000ff"/>
-          <w:rFonts w:ascii="Charis SIL Regular" w:hAnsi="Charis SIL Regular" w:eastAsia="Charis SIL Regular"/>
-          <w:b w:val="0"/>
-          <w:i w:val="0"/>
-          <w:color w:val="000000"/>
-          <w:sz w:val="24"/>
-        </w:rPr>
-        <w:hyperlink r:id="rId10" w:history="1">
-          <w:r>
-            <w:rPr>
-              <w:rStyle w:val="Hyperlink"/>
-            </w:rPr>
-            <w:t>ectie. Ook</w:t>
-          </w:r>
-        </w:hyperlink>
-      </w:r>
-      <w:r>
-        <w:rPr>
-          <w:rFonts w:ascii="Charis SIL Regular" w:hAnsi="Charis SIL Regular" w:eastAsia="Charis SIL Regular"/>
-          <w:b w:val="0"/>
-          <w:i w:val="0"/>
-          <w:color w:val="000000"/>
-          <w:sz w:val="24"/>
-        </w:rPr>
-        <w:t xml:space="preserve"> is het </w:t>
+        <w:t xml:space="preserve"> collectie. Ook is het </w:t>
       </w:r>
       <w:r>
         <w:rPr>
@@ -2022,33 +1950,6 @@
           <w:color w:val="0000FF"/>
           <w:sz w:val="24"/>
         </w:rPr>
-        <w:t>t</w:t>
-      </w:r>
-      <w:r>
-        <w:rPr>
-          <w:rFonts w:ascii="Charis SIL Regular" w:hAnsi="Charis SIL Regular" w:eastAsia="Charis SIL Regular"/>
-          <w:b w:val="0"/>
-          <w:i w:val="0"/>
-          <w:color w:val="0000FF"/>
-          <w:sz w:val="24"/>
-        </w:rPr>
-        <w:hyperlink r:id="rId13" w:history="1">
-          <w:r>
-            <w:rPr>
-              <w:rStyle w:val="Hyperlink"/>
-            </w:rPr>
-            <w:t>ion_type&amp;fil</w:t>
-          </w:r>
-        </w:hyperlink>
-      </w:r>
-      <w:r>
-        <w:rPr>
-          <w:rFonts w:ascii="Charis SIL Regular" w:hAnsi="Charis SIL Regular" w:eastAsia="Charis SIL Regular"/>
-          <w:b w:val="0"/>
-          <w:i w:val="0"/>
-          <w:color w:val="0000FF"/>
-          <w:sz w:val="24"/>
-        </w:rPr>
         <w:hyperlink r:id="rId13" w:history="1">
           <w:r>
             <w:rPr>
@@ -2071,9 +1972,36 @@
             <w:rPr>
               <w:rStyle w:val="Hyperlink"/>
             </w:rPr>
-            <w:t>ers%5B0%5D%5Bvalues%5D%5B0</w:t>
+            <w:t>ion_type&amp;filt</w:t>
           </w:r>
         </w:hyperlink>
+      </w:r>
+      <w:r>
+        <w:rPr>
+          <w:rFonts w:ascii="Charis SIL Regular" w:hAnsi="Charis SIL Regular" w:eastAsia="Charis SIL Regular"/>
+          <w:b w:val="0"/>
+          <w:i w:val="0"/>
+          <w:color w:val="0000FF"/>
+          <w:sz w:val="24"/>
+        </w:rPr>
+        <w:hyperlink r:id="rId13" w:history="1">
+          <w:r>
+            <w:rPr>
+              <w:rStyle w:val="Hyperlink"/>
+            </w:rPr>
+            <w:t>ers%5B0%5D%5Bvalues%5D%5B</w:t>
+          </w:r>
+        </w:hyperlink>
+      </w:r>
+      <w:r>
+        <w:rPr>
+          <w:rFonts w:ascii="Charis SIL Regular" w:hAnsi="Charis SIL Regular" w:eastAsia="Charis SIL Regular"/>
+          <w:b w:val="0"/>
+          <w:i w:val="0"/>
+          <w:color w:val="0000FF"/>
+          <w:sz w:val="24"/>
+        </w:rPr>
+        <w:t>0</w:t>
       </w:r>
     </w:p>
     <w:p>
@@ -2268,7 +2196,7 @@
             <w:rPr>
               <w:rStyle w:val="Hyperlink"/>
             </w:rPr>
-            <w:t>filter</w:t>
+            <w:t>filters</w:t>
           </w:r>
         </w:hyperlink>
       </w:r>
@@ -2285,34 +2213,7 @@
             <w:rPr>
               <w:rStyle w:val="Hyperlink"/>
             </w:rPr>
-            <w:t>s</w:t>
-          </w:r>
-        </w:hyperlink>
-      </w:r>
-      <w:r>
-        <w:rPr>
-          <w:rFonts w:ascii="Charis SIL Regular" w:hAnsi="Charis SIL Regular" w:eastAsia="Charis SIL Regular"/>
-          <w:b w:val="0"/>
-          <w:i w:val="0"/>
-          <w:color w:val="0000FF"/>
-          <w:sz w:val="24"/>
-        </w:rPr>
-        <w:t>%</w:t>
-      </w:r>
-      <w:r>
-        <w:rPr>
-          <w:rFonts w:ascii="Charis SIL Regular" w:hAnsi="Charis SIL Regular" w:eastAsia="Charis SIL Regular"/>
-          <w:b w:val="0"/>
-          <w:i w:val="0"/>
-          <w:color w:val="0000FF"/>
-          <w:sz w:val="24"/>
-        </w:rPr>
-        <w:hyperlink r:id="rId13" w:history="1">
-          <w:r>
-            <w:rPr>
-              <w:rStyle w:val="Hyperlink"/>
-            </w:rPr>
-            <w:t>5B0%5D%5Bfield%5D=inform</w:t>
+            <w:t>%</w:t>
           </w:r>
         </w:hyperlink>
       </w:r>
@@ -2329,7 +2230,7 @@
             <w:rPr>
               <w:rStyle w:val="Hyperlink"/>
             </w:rPr>
-            <w:t>a</w:t>
+            <w:t>5B0%5D%5Bfield%5D=informa</w:t>
           </w:r>
         </w:hyperlink>
       </w:r>
@@ -2380,7 +2281,7 @@
             <w:rPr>
               <w:rStyle w:val="Hyperlink"/>
             </w:rPr>
-            <w:t>ers%5B0%5D%5Bvalues%5D%5B</w:t>
+            <w:t>ers%5B0%5D%5Bvalues%5D%</w:t>
           </w:r>
         </w:hyperlink>
       </w:r>
@@ -2392,7 +2293,7 @@
           <w:color w:val="0000FF"/>
           <w:sz w:val="24"/>
         </w:rPr>
-        <w:t>0</w:t>
+        <w:t>5B0</w:t>
       </w:r>
     </w:p>
     <w:p>
@@ -2574,7 +2475,7 @@
             <w:rPr>
               <w:rStyle w:val="Hyperlink"/>
             </w:rPr>
-            <w:t>filter</w:t>
+            <w:t>filters</w:t>
           </w:r>
         </w:hyperlink>
       </w:r>
@@ -2591,34 +2492,7 @@
             <w:rPr>
               <w:rStyle w:val="Hyperlink"/>
             </w:rPr>
-            <w:t>s</w:t>
-          </w:r>
-        </w:hyperlink>
-      </w:r>
-      <w:r>
-        <w:rPr>
-          <w:rFonts w:ascii="Charis SIL Regular" w:hAnsi="Charis SIL Regular" w:eastAsia="Charis SIL Regular"/>
-          <w:b w:val="0"/>
-          <w:i w:val="0"/>
-          <w:color w:val="0000FF"/>
-          <w:sz w:val="24"/>
-        </w:rPr>
-        <w:t>%</w:t>
-      </w:r>
-      <w:r>
-        <w:rPr>
-          <w:rFonts w:ascii="Charis SIL Regular" w:hAnsi="Charis SIL Regular" w:eastAsia="Charis SIL Regular"/>
-          <w:b w:val="0"/>
-          <w:i w:val="0"/>
-          <w:color w:val="0000FF"/>
-          <w:sz w:val="24"/>
-        </w:rPr>
-        <w:hyperlink r:id="rId13" w:history="1">
-          <w:r>
-            <w:rPr>
-              <w:rStyle w:val="Hyperlink"/>
-            </w:rPr>
-            <w:t>5B0%5D%5Bfield%5D=inform</w:t>
+            <w:t>%</w:t>
           </w:r>
         </w:hyperlink>
       </w:r>
@@ -2635,34 +2509,7 @@
             <w:rPr>
               <w:rStyle w:val="Hyperlink"/>
             </w:rPr>
-            <w:t>a</w:t>
-          </w:r>
-        </w:hyperlink>
-      </w:r>
-      <w:r>
-        <w:rPr>
-          <w:rFonts w:ascii="Charis SIL Regular" w:hAnsi="Charis SIL Regular" w:eastAsia="Charis SIL Regular"/>
-          <w:b w:val="0"/>
-          <w:i w:val="0"/>
-          <w:color w:val="0000FF"/>
-          <w:sz w:val="24"/>
-        </w:rPr>
-        <w:t>t</w:t>
-      </w:r>
-      <w:r>
-        <w:rPr>
-          <w:rFonts w:ascii="Charis SIL Regular" w:hAnsi="Charis SIL Regular" w:eastAsia="Charis SIL Regular"/>
-          <w:b w:val="0"/>
-          <w:i w:val="0"/>
-          <w:color w:val="0000FF"/>
-          <w:sz w:val="24"/>
-        </w:rPr>
-        <w:hyperlink r:id="rId13" w:history="1">
-          <w:r>
-            <w:rPr>
-              <w:rStyle w:val="Hyperlink"/>
-            </w:rPr>
-            <w:t>ion_type&amp;fil</w:t>
+            <w:t>5B0%5D%5Bfield%5D=informa</w:t>
           </w:r>
         </w:hyperlink>
       </w:r>
@@ -2696,9 +2543,36 @@
             <w:rPr>
               <w:rStyle w:val="Hyperlink"/>
             </w:rPr>
-            <w:t>ers%5B0%5D%5Bvalues%5D%5B0</w:t>
+            <w:t>ion_type&amp;filt</w:t>
           </w:r>
         </w:hyperlink>
+      </w:r>
+      <w:r>
+        <w:rPr>
+          <w:rFonts w:ascii="Charis SIL Regular" w:hAnsi="Charis SIL Regular" w:eastAsia="Charis SIL Regular"/>
+          <w:b w:val="0"/>
+          <w:i w:val="0"/>
+          <w:color w:val="0000FF"/>
+          <w:sz w:val="24"/>
+        </w:rPr>
+        <w:hyperlink r:id="rId13" w:history="1">
+          <w:r>
+            <w:rPr>
+              <w:rStyle w:val="Hyperlink"/>
+            </w:rPr>
+            <w:t>ers%5B0%5D%5Bvalues%5D%</w:t>
+          </w:r>
+        </w:hyperlink>
+      </w:r>
+      <w:r>
+        <w:rPr>
+          <w:rFonts w:ascii="Charis SIL Regular" w:hAnsi="Charis SIL Regular" w:eastAsia="Charis SIL Regular"/>
+          <w:b w:val="0"/>
+          <w:i w:val="0"/>
+          <w:color w:val="0000FF"/>
+          <w:sz w:val="24"/>
+        </w:rPr>
+        <w:t>5B0</w:t>
       </w:r>
     </w:p>
     <w:p>
@@ -3267,6 +3141,7 @@
       </w:r>
       <w:r>
         <w:rPr>
+          <w:u w:val="single" w:color="0000ff"/>
           <w:rFonts w:ascii="Charis SIL Regular" w:hAnsi="Charis SIL Regular" w:eastAsia="Charis SIL Regular"/>
           <w:b w:val="0"/>
           <w:i w:val="0"/>

--- a/EXPORTS/DOCX/published/niveau3/Dutch/RMO.docx
+++ b/EXPORTS/DOCX/published/niveau3/Dutch/RMO.docx
@@ -218,7 +218,25 @@
           <w:color w:val="000000"/>
           <w:sz w:val="24"/>
         </w:rPr>
-        <w:t xml:space="preserve">archeologie aan de Universiteit Leiden, </w:t>
+        <w:t>archeologie aan de Universiteit L</w:t>
+      </w:r>
+      <w:r>
+        <w:rPr>
+          <w:u w:val="single" w:color="0000ff"/>
+          <w:rFonts w:ascii="Charis SIL Regular" w:hAnsi="Charis SIL Regular" w:eastAsia="Charis SIL Regular"/>
+          <w:b w:val="0"/>
+          <w:i w:val="0"/>
+          <w:color w:val="000000"/>
+          <w:sz w:val="24"/>
+        </w:rPr>
+        <w:hyperlink r:id="rId9" w:history="1">
+          <w:r>
+            <w:rPr>
+              <w:rStyle w:val="Hyperlink"/>
+            </w:rPr>
+            <w:t xml:space="preserve">eiden, </w:t>
+          </w:r>
+        </w:hyperlink>
       </w:r>
       <w:r>
         <w:rPr>
@@ -1877,7 +1895,7 @@
             <w:rPr>
               <w:rStyle w:val="Hyperlink"/>
             </w:rPr>
-            <w:t>filter</w:t>
+            <w:t>filters</w:t>
           </w:r>
         </w:hyperlink>
       </w:r>
@@ -1894,34 +1912,7 @@
             <w:rPr>
               <w:rStyle w:val="Hyperlink"/>
             </w:rPr>
-            <w:t>s</w:t>
-          </w:r>
-        </w:hyperlink>
-      </w:r>
-      <w:r>
-        <w:rPr>
-          <w:rFonts w:ascii="Charis SIL Regular" w:hAnsi="Charis SIL Regular" w:eastAsia="Charis SIL Regular"/>
-          <w:b w:val="0"/>
-          <w:i w:val="0"/>
-          <w:color w:val="0000FF"/>
-          <w:sz w:val="24"/>
-        </w:rPr>
-        <w:t>%</w:t>
-      </w:r>
-      <w:r>
-        <w:rPr>
-          <w:rFonts w:ascii="Charis SIL Regular" w:hAnsi="Charis SIL Regular" w:eastAsia="Charis SIL Regular"/>
-          <w:b w:val="0"/>
-          <w:i w:val="0"/>
-          <w:color w:val="0000FF"/>
-          <w:sz w:val="24"/>
-        </w:rPr>
-        <w:hyperlink r:id="rId13" w:history="1">
-          <w:r>
-            <w:rPr>
-              <w:rStyle w:val="Hyperlink"/>
-            </w:rPr>
-            <w:t>5B0%5D%5Bfield%5D=inform</w:t>
+            <w:t>%</w:t>
           </w:r>
         </w:hyperlink>
       </w:r>
@@ -1938,7 +1929,7 @@
             <w:rPr>
               <w:rStyle w:val="Hyperlink"/>
             </w:rPr>
-            <w:t>a</w:t>
+            <w:t>5B0%5D%5Bfield%5D=informa</w:t>
           </w:r>
         </w:hyperlink>
       </w:r>
@@ -1989,7 +1980,7 @@
             <w:rPr>
               <w:rStyle w:val="Hyperlink"/>
             </w:rPr>
-            <w:t>ers%5B0%5D%5Bvalues%5D%5B</w:t>
+            <w:t>ers%5B0%5D%5Bvalues%5D%</w:t>
           </w:r>
         </w:hyperlink>
       </w:r>
@@ -2001,7 +1992,7 @@
           <w:color w:val="0000FF"/>
           <w:sz w:val="24"/>
         </w:rPr>
-        <w:t>0</w:t>
+        <w:t>5B0</w:t>
       </w:r>
     </w:p>
     <w:p>
@@ -2196,7 +2187,7 @@
             <w:rPr>
               <w:rStyle w:val="Hyperlink"/>
             </w:rPr>
-            <w:t>filters</w:t>
+            <w:t>filter</w:t>
           </w:r>
         </w:hyperlink>
       </w:r>
@@ -2213,7 +2204,34 @@
             <w:rPr>
               <w:rStyle w:val="Hyperlink"/>
             </w:rPr>
-            <w:t>%</w:t>
+            <w:t>s</w:t>
+          </w:r>
+        </w:hyperlink>
+      </w:r>
+      <w:r>
+        <w:rPr>
+          <w:rFonts w:ascii="Charis SIL Regular" w:hAnsi="Charis SIL Regular" w:eastAsia="Charis SIL Regular"/>
+          <w:b w:val="0"/>
+          <w:i w:val="0"/>
+          <w:color w:val="0000FF"/>
+          <w:sz w:val="24"/>
+        </w:rPr>
+        <w:t>%</w:t>
+      </w:r>
+      <w:r>
+        <w:rPr>
+          <w:rFonts w:ascii="Charis SIL Regular" w:hAnsi="Charis SIL Regular" w:eastAsia="Charis SIL Regular"/>
+          <w:b w:val="0"/>
+          <w:i w:val="0"/>
+          <w:color w:val="0000FF"/>
+          <w:sz w:val="24"/>
+        </w:rPr>
+        <w:hyperlink r:id="rId13" w:history="1">
+          <w:r>
+            <w:rPr>
+              <w:rStyle w:val="Hyperlink"/>
+            </w:rPr>
+            <w:t>5B0%5D%5Bfield%5D=inform</w:t>
           </w:r>
         </w:hyperlink>
       </w:r>
@@ -2230,7 +2248,7 @@
             <w:rPr>
               <w:rStyle w:val="Hyperlink"/>
             </w:rPr>
-            <w:t>5B0%5D%5Bfield%5D=informa</w:t>
+            <w:t>a</w:t>
           </w:r>
         </w:hyperlink>
       </w:r>
@@ -2281,7 +2299,7 @@
             <w:rPr>
               <w:rStyle w:val="Hyperlink"/>
             </w:rPr>
-            <w:t>ers%5B0%5D%5Bvalues%5D%</w:t>
+            <w:t>ers%5B0%5D%5Bvalues%5D%5B</w:t>
           </w:r>
         </w:hyperlink>
       </w:r>
@@ -2293,7 +2311,7 @@
           <w:color w:val="0000FF"/>
           <w:sz w:val="24"/>
         </w:rPr>
-        <w:t>5B0</w:t>
+        <w:t>0</w:t>
       </w:r>
     </w:p>
     <w:p>
@@ -2475,7 +2493,7 @@
             <w:rPr>
               <w:rStyle w:val="Hyperlink"/>
             </w:rPr>
-            <w:t>filters</w:t>
+            <w:t>filter</w:t>
           </w:r>
         </w:hyperlink>
       </w:r>
@@ -2492,7 +2510,34 @@
             <w:rPr>
               <w:rStyle w:val="Hyperlink"/>
             </w:rPr>
-            <w:t>%</w:t>
+            <w:t>s</w:t>
+          </w:r>
+        </w:hyperlink>
+      </w:r>
+      <w:r>
+        <w:rPr>
+          <w:rFonts w:ascii="Charis SIL Regular" w:hAnsi="Charis SIL Regular" w:eastAsia="Charis SIL Regular"/>
+          <w:b w:val="0"/>
+          <w:i w:val="0"/>
+          <w:color w:val="0000FF"/>
+          <w:sz w:val="24"/>
+        </w:rPr>
+        <w:t>%</w:t>
+      </w:r>
+      <w:r>
+        <w:rPr>
+          <w:rFonts w:ascii="Charis SIL Regular" w:hAnsi="Charis SIL Regular" w:eastAsia="Charis SIL Regular"/>
+          <w:b w:val="0"/>
+          <w:i w:val="0"/>
+          <w:color w:val="0000FF"/>
+          <w:sz w:val="24"/>
+        </w:rPr>
+        <w:hyperlink r:id="rId13" w:history="1">
+          <w:r>
+            <w:rPr>
+              <w:rStyle w:val="Hyperlink"/>
+            </w:rPr>
+            <w:t>5B0%5D%5Bfield%5D=inform</w:t>
           </w:r>
         </w:hyperlink>
       </w:r>
@@ -2509,7 +2554,34 @@
             <w:rPr>
               <w:rStyle w:val="Hyperlink"/>
             </w:rPr>
-            <w:t>5B0%5D%5Bfield%5D=informa</w:t>
+            <w:t>a</w:t>
+          </w:r>
+        </w:hyperlink>
+      </w:r>
+      <w:r>
+        <w:rPr>
+          <w:rFonts w:ascii="Charis SIL Regular" w:hAnsi="Charis SIL Regular" w:eastAsia="Charis SIL Regular"/>
+          <w:b w:val="0"/>
+          <w:i w:val="0"/>
+          <w:color w:val="0000FF"/>
+          <w:sz w:val="24"/>
+        </w:rPr>
+        <w:t>t</w:t>
+      </w:r>
+      <w:r>
+        <w:rPr>
+          <w:rFonts w:ascii="Charis SIL Regular" w:hAnsi="Charis SIL Regular" w:eastAsia="Charis SIL Regular"/>
+          <w:b w:val="0"/>
+          <w:i w:val="0"/>
+          <w:color w:val="0000FF"/>
+          <w:sz w:val="24"/>
+        </w:rPr>
+        <w:hyperlink r:id="rId13" w:history="1">
+          <w:r>
+            <w:rPr>
+              <w:rStyle w:val="Hyperlink"/>
+            </w:rPr>
+            <w:t>ion_type&amp;fil</w:t>
           </w:r>
         </w:hyperlink>
       </w:r>
@@ -2543,36 +2615,9 @@
             <w:rPr>
               <w:rStyle w:val="Hyperlink"/>
             </w:rPr>
-            <w:t>ion_type&amp;filt</w:t>
+            <w:t>ers%5B0%5D%5Bvalues%5D%5B0</w:t>
           </w:r>
         </w:hyperlink>
-      </w:r>
-      <w:r>
-        <w:rPr>
-          <w:rFonts w:ascii="Charis SIL Regular" w:hAnsi="Charis SIL Regular" w:eastAsia="Charis SIL Regular"/>
-          <w:b w:val="0"/>
-          <w:i w:val="0"/>
-          <w:color w:val="0000FF"/>
-          <w:sz w:val="24"/>
-        </w:rPr>
-        <w:hyperlink r:id="rId13" w:history="1">
-          <w:r>
-            <w:rPr>
-              <w:rStyle w:val="Hyperlink"/>
-            </w:rPr>
-            <w:t>ers%5B0%5D%5Bvalues%5D%</w:t>
-          </w:r>
-        </w:hyperlink>
-      </w:r>
-      <w:r>
-        <w:rPr>
-          <w:rFonts w:ascii="Charis SIL Regular" w:hAnsi="Charis SIL Regular" w:eastAsia="Charis SIL Regular"/>
-          <w:b w:val="0"/>
-          <w:i w:val="0"/>
-          <w:color w:val="0000FF"/>
-          <w:sz w:val="24"/>
-        </w:rPr>
-        <w:t>5B0</w:t>
       </w:r>
     </w:p>
     <w:p>
@@ -2763,7 +2808,7 @@
             <w:rPr>
               <w:rStyle w:val="Hyperlink"/>
             </w:rPr>
-            <w:t>filters</w:t>
+            <w:t>filter</w:t>
           </w:r>
         </w:hyperlink>
       </w:r>
@@ -2780,7 +2825,34 @@
             <w:rPr>
               <w:rStyle w:val="Hyperlink"/>
             </w:rPr>
-            <w:t>%</w:t>
+            <w:t>s</w:t>
+          </w:r>
+        </w:hyperlink>
+      </w:r>
+      <w:r>
+        <w:rPr>
+          <w:rFonts w:ascii="Charis SIL Regular" w:hAnsi="Charis SIL Regular" w:eastAsia="Charis SIL Regular"/>
+          <w:b w:val="0"/>
+          <w:i w:val="0"/>
+          <w:color w:val="0000FF"/>
+          <w:sz w:val="24"/>
+        </w:rPr>
+        <w:t>%</w:t>
+      </w:r>
+      <w:r>
+        <w:rPr>
+          <w:rFonts w:ascii="Charis SIL Regular" w:hAnsi="Charis SIL Regular" w:eastAsia="Charis SIL Regular"/>
+          <w:b w:val="0"/>
+          <w:i w:val="0"/>
+          <w:color w:val="0000FF"/>
+          <w:sz w:val="24"/>
+        </w:rPr>
+        <w:hyperlink r:id="rId13" w:history="1">
+          <w:r>
+            <w:rPr>
+              <w:rStyle w:val="Hyperlink"/>
+            </w:rPr>
+            <w:t>5B0%5D%5Bfield%5D=inform</w:t>
           </w:r>
         </w:hyperlink>
       </w:r>
@@ -2797,7 +2869,34 @@
             <w:rPr>
               <w:rStyle w:val="Hyperlink"/>
             </w:rPr>
-            <w:t>5B0%5D%5Bfield%5D=informa</w:t>
+            <w:t>a</w:t>
+          </w:r>
+        </w:hyperlink>
+      </w:r>
+      <w:r>
+        <w:rPr>
+          <w:rFonts w:ascii="Charis SIL Regular" w:hAnsi="Charis SIL Regular" w:eastAsia="Charis SIL Regular"/>
+          <w:b w:val="0"/>
+          <w:i w:val="0"/>
+          <w:color w:val="0000FF"/>
+          <w:sz w:val="24"/>
+        </w:rPr>
+        <w:t>t</w:t>
+      </w:r>
+      <w:r>
+        <w:rPr>
+          <w:rFonts w:ascii="Charis SIL Regular" w:hAnsi="Charis SIL Regular" w:eastAsia="Charis SIL Regular"/>
+          <w:b w:val="0"/>
+          <w:i w:val="0"/>
+          <w:color w:val="0000FF"/>
+          <w:sz w:val="24"/>
+        </w:rPr>
+        <w:hyperlink r:id="rId13" w:history="1">
+          <w:r>
+            <w:rPr>
+              <w:rStyle w:val="Hyperlink"/>
+            </w:rPr>
+            <w:t>ion_type&amp;fil</w:t>
           </w:r>
         </w:hyperlink>
       </w:r>
@@ -2831,36 +2930,9 @@
             <w:rPr>
               <w:rStyle w:val="Hyperlink"/>
             </w:rPr>
-            <w:t>ion_type&amp;filt</w:t>
+            <w:t>ers%5B0%5D%5Bvalues%5D%5B0</w:t>
           </w:r>
         </w:hyperlink>
-      </w:r>
-      <w:r>
-        <w:rPr>
-          <w:rFonts w:ascii="Charis SIL Regular" w:hAnsi="Charis SIL Regular" w:eastAsia="Charis SIL Regular"/>
-          <w:b w:val="0"/>
-          <w:i w:val="0"/>
-          <w:color w:val="0000FF"/>
-          <w:sz w:val="24"/>
-        </w:rPr>
-        <w:hyperlink r:id="rId13" w:history="1">
-          <w:r>
-            <w:rPr>
-              <w:rStyle w:val="Hyperlink"/>
-            </w:rPr>
-            <w:t>ers%5B0%5D%5Bvalues%5D%</w:t>
-          </w:r>
-        </w:hyperlink>
-      </w:r>
-      <w:r>
-        <w:rPr>
-          <w:rFonts w:ascii="Charis SIL Regular" w:hAnsi="Charis SIL Regular" w:eastAsia="Charis SIL Regular"/>
-          <w:b w:val="0"/>
-          <w:i w:val="0"/>
-          <w:color w:val="0000FF"/>
-          <w:sz w:val="24"/>
-        </w:rPr>
-        <w:t>5B0</w:t>
       </w:r>
     </w:p>
     <w:p>
@@ -3130,7 +3202,7 @@
           <w:sz w:val="24"/>
           <w:u w:val="single"/>
         </w:rPr>
-        <w:hyperlink r:id="rId14" w:history="1">
+        <w:hyperlink r:id="rId15" w:history="1">
           <w:r>
             <w:rPr>
               <w:rStyle w:val="Hyperlink"/>
@@ -3141,21 +3213,13 @@
       </w:r>
       <w:r>
         <w:rPr>
-          <w:u w:val="single" w:color="0000ff"/>
           <w:rFonts w:ascii="Charis SIL Regular" w:hAnsi="Charis SIL Regular" w:eastAsia="Charis SIL Regular"/>
           <w:b w:val="0"/>
           <w:i w:val="0"/>
           <w:color w:val="000000"/>
           <w:sz w:val="24"/>
         </w:rPr>
-        <w:hyperlink r:id="rId14" w:history="1">
-          <w:r>
-            <w:rPr>
-              <w:rStyle w:val="Hyperlink"/>
-            </w:rPr>
-            <w:t xml:space="preserve">, </w:t>
-          </w:r>
-        </w:hyperlink>
+        <w:t xml:space="preserve">, </w:t>
       </w:r>
       <w:r>
         <w:rPr>
@@ -3166,7 +3230,7 @@
           <w:sz w:val="24"/>
           <w:u w:val="single"/>
         </w:rPr>
-        <w:hyperlink r:id="rId14" w:history="1">
+        <w:hyperlink r:id="rId16" w:history="1">
           <w:r>
             <w:rPr>
               <w:rStyle w:val="Hyperlink"/>
@@ -3195,7 +3259,7 @@
           <w:sz w:val="24"/>
           <w:u w:val="single"/>
         </w:rPr>
-        <w:hyperlink r:id="rId14" w:history="1">
+        <w:hyperlink r:id="rId16" w:history="1">
           <w:r>
             <w:rPr>
               <w:rStyle w:val="Hyperlink"/>

--- a/EXPORTS/DOCX/published/niveau3/Dutch/RMO.docx
+++ b/EXPORTS/DOCX/published/niveau3/Dutch/RMO.docx
@@ -229,14 +229,7 @@
           <w:color w:val="000000"/>
           <w:sz w:val="24"/>
         </w:rPr>
-        <w:hyperlink r:id="rId9" w:history="1">
-          <w:r>
-            <w:rPr>
-              <w:rStyle w:val="Hyperlink"/>
-            </w:rPr>
-            <w:t xml:space="preserve">eiden, </w:t>
-          </w:r>
-        </w:hyperlink>
+        <w:t xml:space="preserve">eiden, </w:t>
       </w:r>
       <w:r>
         <w:rPr>
@@ -787,13 +780,67 @@
       </w:r>
       <w:r>
         <w:rPr>
+          <w:u w:val="single" w:color="0000ff"/>
           <w:rFonts w:ascii="Charis SIL Regular" w:hAnsi="Charis SIL Regular" w:eastAsia="Charis SIL Regular"/>
           <w:b w:val="0"/>
           <w:i w:val="0"/>
           <w:color w:val="000000"/>
           <w:sz w:val="24"/>
         </w:rPr>
-        <w:t xml:space="preserve"> collectie. Ook is het </w:t>
+        <w:hyperlink r:id="rId10" w:history="1">
+          <w:r>
+            <w:rPr>
+              <w:rStyle w:val="Hyperlink"/>
+            </w:rPr>
+            <w:t xml:space="preserve"> col</w:t>
+          </w:r>
+        </w:hyperlink>
+      </w:r>
+      <w:r>
+        <w:rPr>
+          <w:u w:val="single" w:color="0000ff"/>
+          <w:rFonts w:ascii="Charis SIL Regular" w:hAnsi="Charis SIL Regular" w:eastAsia="Charis SIL Regular"/>
+          <w:b w:val="0"/>
+          <w:i w:val="0"/>
+          <w:color w:val="000000"/>
+          <w:sz w:val="24"/>
+        </w:rPr>
+        <w:hyperlink r:id="rId10" w:history="1">
+          <w:r>
+            <w:rPr>
+              <w:rStyle w:val="Hyperlink"/>
+            </w:rPr>
+            <w:t>l</w:t>
+          </w:r>
+        </w:hyperlink>
+      </w:r>
+      <w:r>
+        <w:rPr>
+          <w:u w:val="single" w:color="0000ff"/>
+          <w:rFonts w:ascii="Charis SIL Regular" w:hAnsi="Charis SIL Regular" w:eastAsia="Charis SIL Regular"/>
+          <w:b w:val="0"/>
+          <w:i w:val="0"/>
+          <w:color w:val="000000"/>
+          <w:sz w:val="24"/>
+        </w:rPr>
+        <w:hyperlink r:id="rId10" w:history="1">
+          <w:r>
+            <w:rPr>
+              <w:rStyle w:val="Hyperlink"/>
+            </w:rPr>
+            <w:t>ectie. Ook</w:t>
+          </w:r>
+        </w:hyperlink>
+      </w:r>
+      <w:r>
+        <w:rPr>
+          <w:rFonts w:ascii="Charis SIL Regular" w:hAnsi="Charis SIL Regular" w:eastAsia="Charis SIL Regular"/>
+          <w:b w:val="0"/>
+          <w:i w:val="0"/>
+          <w:color w:val="000000"/>
+          <w:sz w:val="24"/>
+        </w:rPr>
+        <w:t xml:space="preserve"> is het </w:t>
       </w:r>
       <w:r>
         <w:rPr>
@@ -1895,7 +1942,24 @@
             <w:rPr>
               <w:rStyle w:val="Hyperlink"/>
             </w:rPr>
-            <w:t>filters</w:t>
+            <w:t>filter</w:t>
+          </w:r>
+        </w:hyperlink>
+      </w:r>
+      <w:r>
+        <w:rPr>
+          <w:rFonts w:ascii="Charis SIL Regular" w:hAnsi="Charis SIL Regular" w:eastAsia="Charis SIL Regular"/>
+          <w:b w:val="0"/>
+          <w:i w:val="0"/>
+          <w:color w:val="0000FF"/>
+          <w:sz w:val="24"/>
+        </w:rPr>
+        <w:hyperlink r:id="rId13" w:history="1">
+          <w:r>
+            <w:rPr>
+              <w:rStyle w:val="Hyperlink"/>
+            </w:rPr>
+            <w:t>s</w:t>
           </w:r>
         </w:hyperlink>
       </w:r>
@@ -1980,7 +2044,7 @@
             <w:rPr>
               <w:rStyle w:val="Hyperlink"/>
             </w:rPr>
-            <w:t>ers%5B0%5D%5Bvalues%5D%</w:t>
+            <w:t>ers%5B0%5D%5Bvalues%5D%5</w:t>
           </w:r>
         </w:hyperlink>
       </w:r>
@@ -1992,7 +2056,7 @@
           <w:color w:val="0000FF"/>
           <w:sz w:val="24"/>
         </w:rPr>
-        <w:t>5B0</w:t>
+        <w:t>B0</w:t>
       </w:r>
     </w:p>
     <w:p>
@@ -2187,7 +2251,7 @@
             <w:rPr>
               <w:rStyle w:val="Hyperlink"/>
             </w:rPr>
-            <w:t>filter</w:t>
+            <w:t>filters</w:t>
           </w:r>
         </w:hyperlink>
       </w:r>
@@ -2204,34 +2268,7 @@
             <w:rPr>
               <w:rStyle w:val="Hyperlink"/>
             </w:rPr>
-            <w:t>s</w:t>
-          </w:r>
-        </w:hyperlink>
-      </w:r>
-      <w:r>
-        <w:rPr>
-          <w:rFonts w:ascii="Charis SIL Regular" w:hAnsi="Charis SIL Regular" w:eastAsia="Charis SIL Regular"/>
-          <w:b w:val="0"/>
-          <w:i w:val="0"/>
-          <w:color w:val="0000FF"/>
-          <w:sz w:val="24"/>
-        </w:rPr>
-        <w:t>%</w:t>
-      </w:r>
-      <w:r>
-        <w:rPr>
-          <w:rFonts w:ascii="Charis SIL Regular" w:hAnsi="Charis SIL Regular" w:eastAsia="Charis SIL Regular"/>
-          <w:b w:val="0"/>
-          <w:i w:val="0"/>
-          <w:color w:val="0000FF"/>
-          <w:sz w:val="24"/>
-        </w:rPr>
-        <w:hyperlink r:id="rId13" w:history="1">
-          <w:r>
-            <w:rPr>
-              <w:rStyle w:val="Hyperlink"/>
-            </w:rPr>
-            <w:t>5B0%5D%5Bfield%5D=inform</w:t>
+            <w:t>%</w:t>
           </w:r>
         </w:hyperlink>
       </w:r>
@@ -2248,7 +2285,7 @@
             <w:rPr>
               <w:rStyle w:val="Hyperlink"/>
             </w:rPr>
-            <w:t>a</w:t>
+            <w:t>5B0%5D%5Bfield%5D=informa</w:t>
           </w:r>
         </w:hyperlink>
       </w:r>
@@ -2299,7 +2336,7 @@
             <w:rPr>
               <w:rStyle w:val="Hyperlink"/>
             </w:rPr>
-            <w:t>ers%5B0%5D%5Bvalues%5D%5B</w:t>
+            <w:t>ers%5B0%5D%5Bvalues%5D%</w:t>
           </w:r>
         </w:hyperlink>
       </w:r>
@@ -2311,7 +2348,7 @@
           <w:color w:val="0000FF"/>
           <w:sz w:val="24"/>
         </w:rPr>
-        <w:t>0</w:t>
+        <w:t>5B0</w:t>
       </w:r>
     </w:p>
     <w:p>
@@ -2493,7 +2530,7 @@
             <w:rPr>
               <w:rStyle w:val="Hyperlink"/>
             </w:rPr>
-            <w:t>filter</w:t>
+            <w:t>filters</w:t>
           </w:r>
         </w:hyperlink>
       </w:r>
@@ -2510,34 +2547,7 @@
             <w:rPr>
               <w:rStyle w:val="Hyperlink"/>
             </w:rPr>
-            <w:t>s</w:t>
-          </w:r>
-        </w:hyperlink>
-      </w:r>
-      <w:r>
-        <w:rPr>
-          <w:rFonts w:ascii="Charis SIL Regular" w:hAnsi="Charis SIL Regular" w:eastAsia="Charis SIL Regular"/>
-          <w:b w:val="0"/>
-          <w:i w:val="0"/>
-          <w:color w:val="0000FF"/>
-          <w:sz w:val="24"/>
-        </w:rPr>
-        <w:t>%</w:t>
-      </w:r>
-      <w:r>
-        <w:rPr>
-          <w:rFonts w:ascii="Charis SIL Regular" w:hAnsi="Charis SIL Regular" w:eastAsia="Charis SIL Regular"/>
-          <w:b w:val="0"/>
-          <w:i w:val="0"/>
-          <w:color w:val="0000FF"/>
-          <w:sz w:val="24"/>
-        </w:rPr>
-        <w:hyperlink r:id="rId13" w:history="1">
-          <w:r>
-            <w:rPr>
-              <w:rStyle w:val="Hyperlink"/>
-            </w:rPr>
-            <w:t>5B0%5D%5Bfield%5D=inform</w:t>
+            <w:t>%</w:t>
           </w:r>
         </w:hyperlink>
       </w:r>
@@ -2554,34 +2564,7 @@
             <w:rPr>
               <w:rStyle w:val="Hyperlink"/>
             </w:rPr>
-            <w:t>a</w:t>
-          </w:r>
-        </w:hyperlink>
-      </w:r>
-      <w:r>
-        <w:rPr>
-          <w:rFonts w:ascii="Charis SIL Regular" w:hAnsi="Charis SIL Regular" w:eastAsia="Charis SIL Regular"/>
-          <w:b w:val="0"/>
-          <w:i w:val="0"/>
-          <w:color w:val="0000FF"/>
-          <w:sz w:val="24"/>
-        </w:rPr>
-        <w:t>t</w:t>
-      </w:r>
-      <w:r>
-        <w:rPr>
-          <w:rFonts w:ascii="Charis SIL Regular" w:hAnsi="Charis SIL Regular" w:eastAsia="Charis SIL Regular"/>
-          <w:b w:val="0"/>
-          <w:i w:val="0"/>
-          <w:color w:val="0000FF"/>
-          <w:sz w:val="24"/>
-        </w:rPr>
-        <w:hyperlink r:id="rId13" w:history="1">
-          <w:r>
-            <w:rPr>
-              <w:rStyle w:val="Hyperlink"/>
-            </w:rPr>
-            <w:t>ion_type&amp;fil</w:t>
+            <w:t>5B0%5D%5Bfield%5D=informa</w:t>
           </w:r>
         </w:hyperlink>
       </w:r>
@@ -2615,9 +2598,36 @@
             <w:rPr>
               <w:rStyle w:val="Hyperlink"/>
             </w:rPr>
-            <w:t>ers%5B0%5D%5Bvalues%5D%5B0</w:t>
+            <w:t>ion_type&amp;filt</w:t>
           </w:r>
         </w:hyperlink>
+      </w:r>
+      <w:r>
+        <w:rPr>
+          <w:rFonts w:ascii="Charis SIL Regular" w:hAnsi="Charis SIL Regular" w:eastAsia="Charis SIL Regular"/>
+          <w:b w:val="0"/>
+          <w:i w:val="0"/>
+          <w:color w:val="0000FF"/>
+          <w:sz w:val="24"/>
+        </w:rPr>
+        <w:hyperlink r:id="rId13" w:history="1">
+          <w:r>
+            <w:rPr>
+              <w:rStyle w:val="Hyperlink"/>
+            </w:rPr>
+            <w:t>ers%5B0%5D%5Bvalues%5D%</w:t>
+          </w:r>
+        </w:hyperlink>
+      </w:r>
+      <w:r>
+        <w:rPr>
+          <w:rFonts w:ascii="Charis SIL Regular" w:hAnsi="Charis SIL Regular" w:eastAsia="Charis SIL Regular"/>
+          <w:b w:val="0"/>
+          <w:i w:val="0"/>
+          <w:color w:val="0000FF"/>
+          <w:sz w:val="24"/>
+        </w:rPr>
+        <w:t>5B0</w:t>
       </w:r>
     </w:p>
     <w:p>
@@ -3155,7 +3165,7 @@
           <w:sz w:val="24"/>
           <w:u w:val="single"/>
         </w:rPr>
-        <w:hyperlink r:id="rId14" w:history="1">
+        <w:hyperlink r:id="rId15" w:history="1">
           <w:r>
             <w:rPr>
               <w:rStyle w:val="Hyperlink"/>
@@ -3173,7 +3183,7 @@
           <w:sz w:val="24"/>
           <w:u w:val="single"/>
         </w:rPr>
-        <w:hyperlink r:id="rId14" w:history="1">
+        <w:hyperlink r:id="rId15" w:history="1">
           <w:r>
             <w:rPr>
               <w:rStyle w:val="Hyperlink"/>

--- a/EXPORTS/DOCX/published/niveau3/Dutch/RMO.docx
+++ b/EXPORTS/DOCX/published/niveau3/Dutch/RMO.docx
@@ -218,18 +218,7 @@
           <w:color w:val="000000"/>
           <w:sz w:val="24"/>
         </w:rPr>
-        <w:t>archeologie aan de Universiteit L</w:t>
-      </w:r>
-      <w:r>
-        <w:rPr>
-          <w:u w:val="single" w:color="0000ff"/>
-          <w:rFonts w:ascii="Charis SIL Regular" w:hAnsi="Charis SIL Regular" w:eastAsia="Charis SIL Regular"/>
-          <w:b w:val="0"/>
-          <w:i w:val="0"/>
-          <w:color w:val="000000"/>
-          <w:sz w:val="24"/>
-        </w:rPr>
-        <w:t xml:space="preserve">eiden, </w:t>
+        <w:t xml:space="preserve">archeologie aan de Universiteit Leiden, </w:t>
       </w:r>
       <w:r>
         <w:rPr>
@@ -780,67 +769,13 @@
       </w:r>
       <w:r>
         <w:rPr>
-          <w:u w:val="single" w:color="0000ff"/>
           <w:rFonts w:ascii="Charis SIL Regular" w:hAnsi="Charis SIL Regular" w:eastAsia="Charis SIL Regular"/>
           <w:b w:val="0"/>
           <w:i w:val="0"/>
           <w:color w:val="000000"/>
           <w:sz w:val="24"/>
         </w:rPr>
-        <w:hyperlink r:id="rId10" w:history="1">
-          <w:r>
-            <w:rPr>
-              <w:rStyle w:val="Hyperlink"/>
-            </w:rPr>
-            <w:t xml:space="preserve"> col</w:t>
-          </w:r>
-        </w:hyperlink>
-      </w:r>
-      <w:r>
-        <w:rPr>
-          <w:u w:val="single" w:color="0000ff"/>
-          <w:rFonts w:ascii="Charis SIL Regular" w:hAnsi="Charis SIL Regular" w:eastAsia="Charis SIL Regular"/>
-          <w:b w:val="0"/>
-          <w:i w:val="0"/>
-          <w:color w:val="000000"/>
-          <w:sz w:val="24"/>
-        </w:rPr>
-        <w:hyperlink r:id="rId10" w:history="1">
-          <w:r>
-            <w:rPr>
-              <w:rStyle w:val="Hyperlink"/>
-            </w:rPr>
-            <w:t>l</w:t>
-          </w:r>
-        </w:hyperlink>
-      </w:r>
-      <w:r>
-        <w:rPr>
-          <w:u w:val="single" w:color="0000ff"/>
-          <w:rFonts w:ascii="Charis SIL Regular" w:hAnsi="Charis SIL Regular" w:eastAsia="Charis SIL Regular"/>
-          <w:b w:val="0"/>
-          <w:i w:val="0"/>
-          <w:color w:val="000000"/>
-          <w:sz w:val="24"/>
-        </w:rPr>
-        <w:hyperlink r:id="rId10" w:history="1">
-          <w:r>
-            <w:rPr>
-              <w:rStyle w:val="Hyperlink"/>
-            </w:rPr>
-            <w:t>ectie. Ook</w:t>
-          </w:r>
-        </w:hyperlink>
-      </w:r>
-      <w:r>
-        <w:rPr>
-          <w:rFonts w:ascii="Charis SIL Regular" w:hAnsi="Charis SIL Regular" w:eastAsia="Charis SIL Regular"/>
-          <w:b w:val="0"/>
-          <w:i w:val="0"/>
-          <w:color w:val="000000"/>
-          <w:sz w:val="24"/>
-        </w:rPr>
-        <w:t xml:space="preserve"> is het </w:t>
+        <w:t xml:space="preserve"> collectie. Ook is het </w:t>
       </w:r>
       <w:r>
         <w:rPr>
@@ -1971,12 +1906,22 @@
           <w:color w:val="0000FF"/>
           <w:sz w:val="24"/>
         </w:rPr>
+        <w:t>%</w:t>
+      </w:r>
+      <w:r>
+        <w:rPr>
+          <w:rFonts w:ascii="Charis SIL Regular" w:hAnsi="Charis SIL Regular" w:eastAsia="Charis SIL Regular"/>
+          <w:b w:val="0"/>
+          <w:i w:val="0"/>
+          <w:color w:val="0000FF"/>
+          <w:sz w:val="24"/>
+        </w:rPr>
         <w:hyperlink r:id="rId13" w:history="1">
           <w:r>
             <w:rPr>
               <w:rStyle w:val="Hyperlink"/>
             </w:rPr>
-            <w:t>%</w:t>
+            <w:t>5B0%5D%5Bfield%5D=inform</w:t>
           </w:r>
         </w:hyperlink>
       </w:r>
@@ -1993,7 +1938,7 @@
             <w:rPr>
               <w:rStyle w:val="Hyperlink"/>
             </w:rPr>
-            <w:t>5B0%5D%5Bfield%5D=informa</w:t>
+            <w:t>a</w:t>
           </w:r>
         </w:hyperlink>
       </w:r>
@@ -2044,7 +1989,7 @@
             <w:rPr>
               <w:rStyle w:val="Hyperlink"/>
             </w:rPr>
-            <w:t>ers%5B0%5D%5Bvalues%5D%5</w:t>
+            <w:t>ers%5B0%5D%5Bvalues%5D%5B</w:t>
           </w:r>
         </w:hyperlink>
       </w:r>
@@ -2056,7 +2001,7 @@
           <w:color w:val="0000FF"/>
           <w:sz w:val="24"/>
         </w:rPr>
-        <w:t>B0</w:t>
+        <w:t>0</w:t>
       </w:r>
     </w:p>
     <w:p>
@@ -2251,7 +2196,7 @@
             <w:rPr>
               <w:rStyle w:val="Hyperlink"/>
             </w:rPr>
-            <w:t>filters</w:t>
+            <w:t>filter</w:t>
           </w:r>
         </w:hyperlink>
       </w:r>
@@ -2268,7 +2213,34 @@
             <w:rPr>
               <w:rStyle w:val="Hyperlink"/>
             </w:rPr>
-            <w:t>%</w:t>
+            <w:t>s</w:t>
+          </w:r>
+        </w:hyperlink>
+      </w:r>
+      <w:r>
+        <w:rPr>
+          <w:rFonts w:ascii="Charis SIL Regular" w:hAnsi="Charis SIL Regular" w:eastAsia="Charis SIL Regular"/>
+          <w:b w:val="0"/>
+          <w:i w:val="0"/>
+          <w:color w:val="0000FF"/>
+          <w:sz w:val="24"/>
+        </w:rPr>
+        <w:t>%</w:t>
+      </w:r>
+      <w:r>
+        <w:rPr>
+          <w:rFonts w:ascii="Charis SIL Regular" w:hAnsi="Charis SIL Regular" w:eastAsia="Charis SIL Regular"/>
+          <w:b w:val="0"/>
+          <w:i w:val="0"/>
+          <w:color w:val="0000FF"/>
+          <w:sz w:val="24"/>
+        </w:rPr>
+        <w:hyperlink r:id="rId13" w:history="1">
+          <w:r>
+            <w:rPr>
+              <w:rStyle w:val="Hyperlink"/>
+            </w:rPr>
+            <w:t>5B0%5D%5Bfield%5D=inform</w:t>
           </w:r>
         </w:hyperlink>
       </w:r>
@@ -2285,7 +2257,7 @@
             <w:rPr>
               <w:rStyle w:val="Hyperlink"/>
             </w:rPr>
-            <w:t>5B0%5D%5Bfield%5D=informa</w:t>
+            <w:t>a</w:t>
           </w:r>
         </w:hyperlink>
       </w:r>
@@ -2336,7 +2308,7 @@
             <w:rPr>
               <w:rStyle w:val="Hyperlink"/>
             </w:rPr>
-            <w:t>ers%5B0%5D%5Bvalues%5D%</w:t>
+            <w:t>ers%5B0%5D%5Bvalues%5D%5B</w:t>
           </w:r>
         </w:hyperlink>
       </w:r>
@@ -2348,7 +2320,7 @@
           <w:color w:val="0000FF"/>
           <w:sz w:val="24"/>
         </w:rPr>
-        <w:t>5B0</w:t>
+        <w:t>0</w:t>
       </w:r>
     </w:p>
     <w:p>
@@ -2530,7 +2502,7 @@
             <w:rPr>
               <w:rStyle w:val="Hyperlink"/>
             </w:rPr>
-            <w:t>filters</w:t>
+            <w:t>filter</w:t>
           </w:r>
         </w:hyperlink>
       </w:r>
@@ -2547,7 +2519,34 @@
             <w:rPr>
               <w:rStyle w:val="Hyperlink"/>
             </w:rPr>
-            <w:t>%</w:t>
+            <w:t>s</w:t>
+          </w:r>
+        </w:hyperlink>
+      </w:r>
+      <w:r>
+        <w:rPr>
+          <w:rFonts w:ascii="Charis SIL Regular" w:hAnsi="Charis SIL Regular" w:eastAsia="Charis SIL Regular"/>
+          <w:b w:val="0"/>
+          <w:i w:val="0"/>
+          <w:color w:val="0000FF"/>
+          <w:sz w:val="24"/>
+        </w:rPr>
+        <w:t>%</w:t>
+      </w:r>
+      <w:r>
+        <w:rPr>
+          <w:rFonts w:ascii="Charis SIL Regular" w:hAnsi="Charis SIL Regular" w:eastAsia="Charis SIL Regular"/>
+          <w:b w:val="0"/>
+          <w:i w:val="0"/>
+          <w:color w:val="0000FF"/>
+          <w:sz w:val="24"/>
+        </w:rPr>
+        <w:hyperlink r:id="rId13" w:history="1">
+          <w:r>
+            <w:rPr>
+              <w:rStyle w:val="Hyperlink"/>
+            </w:rPr>
+            <w:t>5B0%5D%5Bfield%5D=inform</w:t>
           </w:r>
         </w:hyperlink>
       </w:r>
@@ -2564,7 +2563,7 @@
             <w:rPr>
               <w:rStyle w:val="Hyperlink"/>
             </w:rPr>
-            <w:t>5B0%5D%5Bfield%5D=informa</w:t>
+            <w:t>a</w:t>
           </w:r>
         </w:hyperlink>
       </w:r>
@@ -2615,7 +2614,7 @@
             <w:rPr>
               <w:rStyle w:val="Hyperlink"/>
             </w:rPr>
-            <w:t>ers%5B0%5D%5Bvalues%5D%</w:t>
+            <w:t>ers%5B0%5D%5Bvalues%5D%5B</w:t>
           </w:r>
         </w:hyperlink>
       </w:r>
@@ -2627,7 +2626,7 @@
           <w:color w:val="0000FF"/>
           <w:sz w:val="24"/>
         </w:rPr>
-        <w:t>5B0</w:t>
+        <w:t>0</w:t>
       </w:r>
     </w:p>
     <w:p>
@@ -2818,7 +2817,7 @@
             <w:rPr>
               <w:rStyle w:val="Hyperlink"/>
             </w:rPr>
-            <w:t>filter</w:t>
+            <w:t>filters</w:t>
           </w:r>
         </w:hyperlink>
       </w:r>
@@ -2835,34 +2834,7 @@
             <w:rPr>
               <w:rStyle w:val="Hyperlink"/>
             </w:rPr>
-            <w:t>s</w:t>
-          </w:r>
-        </w:hyperlink>
-      </w:r>
-      <w:r>
-        <w:rPr>
-          <w:rFonts w:ascii="Charis SIL Regular" w:hAnsi="Charis SIL Regular" w:eastAsia="Charis SIL Regular"/>
-          <w:b w:val="0"/>
-          <w:i w:val="0"/>
-          <w:color w:val="0000FF"/>
-          <w:sz w:val="24"/>
-        </w:rPr>
-        <w:t>%</w:t>
-      </w:r>
-      <w:r>
-        <w:rPr>
-          <w:rFonts w:ascii="Charis SIL Regular" w:hAnsi="Charis SIL Regular" w:eastAsia="Charis SIL Regular"/>
-          <w:b w:val="0"/>
-          <w:i w:val="0"/>
-          <w:color w:val="0000FF"/>
-          <w:sz w:val="24"/>
-        </w:rPr>
-        <w:hyperlink r:id="rId13" w:history="1">
-          <w:r>
-            <w:rPr>
-              <w:rStyle w:val="Hyperlink"/>
-            </w:rPr>
-            <w:t>5B0%5D%5Bfield%5D=inform</w:t>
+            <w:t>%</w:t>
           </w:r>
         </w:hyperlink>
       </w:r>
@@ -2879,7 +2851,7 @@
             <w:rPr>
               <w:rStyle w:val="Hyperlink"/>
             </w:rPr>
-            <w:t>a</w:t>
+            <w:t>5B0%5D%5Bfield%5D=infor</w:t>
           </w:r>
         </w:hyperlink>
       </w:r>
@@ -2891,7 +2863,24 @@
           <w:color w:val="0000FF"/>
           <w:sz w:val="24"/>
         </w:rPr>
-        <w:t>t</w:t>
+        <w:hyperlink r:id="rId13" w:history="1">
+          <w:r>
+            <w:rPr>
+              <w:rStyle w:val="Hyperlink"/>
+            </w:rPr>
+            <w:t>m</w:t>
+          </w:r>
+        </w:hyperlink>
+      </w:r>
+      <w:r>
+        <w:rPr>
+          <w:rFonts w:ascii="Charis SIL Regular" w:hAnsi="Charis SIL Regular" w:eastAsia="Charis SIL Regular"/>
+          <w:b w:val="0"/>
+          <w:i w:val="0"/>
+          <w:color w:val="0000FF"/>
+          <w:sz w:val="24"/>
+        </w:rPr>
+        <w:t>at</w:t>
       </w:r>
       <w:r>
         <w:rPr>
@@ -3165,7 +3154,7 @@
           <w:sz w:val="24"/>
           <w:u w:val="single"/>
         </w:rPr>
-        <w:hyperlink r:id="rId15" w:history="1">
+        <w:hyperlink r:id="rId14" w:history="1">
           <w:r>
             <w:rPr>
               <w:rStyle w:val="Hyperlink"/>
@@ -3183,7 +3172,7 @@
           <w:sz w:val="24"/>
           <w:u w:val="single"/>
         </w:rPr>
-        <w:hyperlink r:id="rId15" w:history="1">
+        <w:hyperlink r:id="rId14" w:history="1">
           <w:r>
             <w:rPr>
               <w:rStyle w:val="Hyperlink"/>
@@ -3212,7 +3201,7 @@
           <w:sz w:val="24"/>
           <w:u w:val="single"/>
         </w:rPr>
-        <w:hyperlink r:id="rId15" w:history="1">
+        <w:hyperlink r:id="rId14" w:history="1">
           <w:r>
             <w:rPr>
               <w:rStyle w:val="Hyperlink"/>
@@ -3223,13 +3212,21 @@
       </w:r>
       <w:r>
         <w:rPr>
+          <w:u w:val="single" w:color="0000ff"/>
           <w:rFonts w:ascii="Charis SIL Regular" w:hAnsi="Charis SIL Regular" w:eastAsia="Charis SIL Regular"/>
           <w:b w:val="0"/>
           <w:i w:val="0"/>
           <w:color w:val="000000"/>
           <w:sz w:val="24"/>
         </w:rPr>
-        <w:t xml:space="preserve">, </w:t>
+        <w:hyperlink r:id="rId14" w:history="1">
+          <w:r>
+            <w:rPr>
+              <w:rStyle w:val="Hyperlink"/>
+            </w:rPr>
+            <w:t xml:space="preserve">, </w:t>
+          </w:r>
+        </w:hyperlink>
       </w:r>
       <w:r>
         <w:rPr>
@@ -3240,7 +3237,7 @@
           <w:sz w:val="24"/>
           <w:u w:val="single"/>
         </w:rPr>
-        <w:hyperlink r:id="rId16" w:history="1">
+        <w:hyperlink r:id="rId14" w:history="1">
           <w:r>
             <w:rPr>
               <w:rStyle w:val="Hyperlink"/>
@@ -3269,7 +3266,7 @@
           <w:sz w:val="24"/>
           <w:u w:val="single"/>
         </w:rPr>
-        <w:hyperlink r:id="rId16" w:history="1">
+        <w:hyperlink r:id="rId15" w:history="1">
           <w:r>
             <w:rPr>
               <w:rStyle w:val="Hyperlink"/>

--- a/EXPORTS/DOCX/published/niveau3/Dutch/RMO.docx
+++ b/EXPORTS/DOCX/published/niveau3/Dutch/RMO.docx
@@ -218,7 +218,25 @@
           <w:color w:val="000000"/>
           <w:sz w:val="24"/>
         </w:rPr>
-        <w:t xml:space="preserve">archeologie aan de Universiteit Leiden, </w:t>
+        <w:t>archeologie aan de Universiteit L</w:t>
+      </w:r>
+      <w:r>
+        <w:rPr>
+          <w:u w:val="single" w:color="0000ff"/>
+          <w:rFonts w:ascii="Charis SIL Regular" w:hAnsi="Charis SIL Regular" w:eastAsia="Charis SIL Regular"/>
+          <w:b w:val="0"/>
+          <w:i w:val="0"/>
+          <w:color w:val="000000"/>
+          <w:sz w:val="24"/>
+        </w:rPr>
+        <w:hyperlink r:id="rId9" w:history="1">
+          <w:r>
+            <w:rPr>
+              <w:rStyle w:val="Hyperlink"/>
+            </w:rPr>
+            <w:t xml:space="preserve">eiden, </w:t>
+          </w:r>
+        </w:hyperlink>
       </w:r>
       <w:r>
         <w:rPr>
@@ -769,13 +787,67 @@
       </w:r>
       <w:r>
         <w:rPr>
+          <w:u w:val="single" w:color="0000ff"/>
           <w:rFonts w:ascii="Charis SIL Regular" w:hAnsi="Charis SIL Regular" w:eastAsia="Charis SIL Regular"/>
           <w:b w:val="0"/>
           <w:i w:val="0"/>
           <w:color w:val="000000"/>
           <w:sz w:val="24"/>
         </w:rPr>
-        <w:t xml:space="preserve"> collectie. Ook is het </w:t>
+        <w:hyperlink r:id="rId10" w:history="1">
+          <w:r>
+            <w:rPr>
+              <w:rStyle w:val="Hyperlink"/>
+            </w:rPr>
+            <w:t xml:space="preserve"> col</w:t>
+          </w:r>
+        </w:hyperlink>
+      </w:r>
+      <w:r>
+        <w:rPr>
+          <w:u w:val="single" w:color="0000ff"/>
+          <w:rFonts w:ascii="Charis SIL Regular" w:hAnsi="Charis SIL Regular" w:eastAsia="Charis SIL Regular"/>
+          <w:b w:val="0"/>
+          <w:i w:val="0"/>
+          <w:color w:val="000000"/>
+          <w:sz w:val="24"/>
+        </w:rPr>
+        <w:hyperlink r:id="rId10" w:history="1">
+          <w:r>
+            <w:rPr>
+              <w:rStyle w:val="Hyperlink"/>
+            </w:rPr>
+            <w:t>l</w:t>
+          </w:r>
+        </w:hyperlink>
+      </w:r>
+      <w:r>
+        <w:rPr>
+          <w:u w:val="single" w:color="0000ff"/>
+          <w:rFonts w:ascii="Charis SIL Regular" w:hAnsi="Charis SIL Regular" w:eastAsia="Charis SIL Regular"/>
+          <w:b w:val="0"/>
+          <w:i w:val="0"/>
+          <w:color w:val="000000"/>
+          <w:sz w:val="24"/>
+        </w:rPr>
+        <w:hyperlink r:id="rId10" w:history="1">
+          <w:r>
+            <w:rPr>
+              <w:rStyle w:val="Hyperlink"/>
+            </w:rPr>
+            <w:t>ectie. Ook</w:t>
+          </w:r>
+        </w:hyperlink>
+      </w:r>
+      <w:r>
+        <w:rPr>
+          <w:rFonts w:ascii="Charis SIL Regular" w:hAnsi="Charis SIL Regular" w:eastAsia="Charis SIL Regular"/>
+          <w:b w:val="0"/>
+          <w:i w:val="0"/>
+          <w:color w:val="000000"/>
+          <w:sz w:val="24"/>
+        </w:rPr>
+        <w:t xml:space="preserve"> is het </w:t>
       </w:r>
       <w:r>
         <w:rPr>
@@ -2851,51 +2923,7 @@
             <w:rPr>
               <w:rStyle w:val="Hyperlink"/>
             </w:rPr>
-            <w:t>5B0%5D%5Bfield%5D=infor</w:t>
-          </w:r>
-        </w:hyperlink>
-      </w:r>
-      <w:r>
-        <w:rPr>
-          <w:rFonts w:ascii="Charis SIL Regular" w:hAnsi="Charis SIL Regular" w:eastAsia="Charis SIL Regular"/>
-          <w:b w:val="0"/>
-          <w:i w:val="0"/>
-          <w:color w:val="0000FF"/>
-          <w:sz w:val="24"/>
-        </w:rPr>
-        <w:hyperlink r:id="rId13" w:history="1">
-          <w:r>
-            <w:rPr>
-              <w:rStyle w:val="Hyperlink"/>
-            </w:rPr>
-            <w:t>m</w:t>
-          </w:r>
-        </w:hyperlink>
-      </w:r>
-      <w:r>
-        <w:rPr>
-          <w:rFonts w:ascii="Charis SIL Regular" w:hAnsi="Charis SIL Regular" w:eastAsia="Charis SIL Regular"/>
-          <w:b w:val="0"/>
-          <w:i w:val="0"/>
-          <w:color w:val="0000FF"/>
-          <w:sz w:val="24"/>
-        </w:rPr>
-        <w:t>at</w:t>
-      </w:r>
-      <w:r>
-        <w:rPr>
-          <w:rFonts w:ascii="Charis SIL Regular" w:hAnsi="Charis SIL Regular" w:eastAsia="Charis SIL Regular"/>
-          <w:b w:val="0"/>
-          <w:i w:val="0"/>
-          <w:color w:val="0000FF"/>
-          <w:sz w:val="24"/>
-        </w:rPr>
-        <w:hyperlink r:id="rId13" w:history="1">
-          <w:r>
-            <w:rPr>
-              <w:rStyle w:val="Hyperlink"/>
-            </w:rPr>
-            <w:t>ion_type&amp;fil</w:t>
+            <w:t>5B0%5D%5Bfield%5D=informa</w:t>
           </w:r>
         </w:hyperlink>
       </w:r>
@@ -2929,9 +2957,36 @@
             <w:rPr>
               <w:rStyle w:val="Hyperlink"/>
             </w:rPr>
-            <w:t>ers%5B0%5D%5Bvalues%5D%5B0</w:t>
+            <w:t>ion_type&amp;filt</w:t>
           </w:r>
         </w:hyperlink>
+      </w:r>
+      <w:r>
+        <w:rPr>
+          <w:rFonts w:ascii="Charis SIL Regular" w:hAnsi="Charis SIL Regular" w:eastAsia="Charis SIL Regular"/>
+          <w:b w:val="0"/>
+          <w:i w:val="0"/>
+          <w:color w:val="0000FF"/>
+          <w:sz w:val="24"/>
+        </w:rPr>
+        <w:hyperlink r:id="rId13" w:history="1">
+          <w:r>
+            <w:rPr>
+              <w:rStyle w:val="Hyperlink"/>
+            </w:rPr>
+            <w:t>ers%5B0%5D%5Bvalues%5D%</w:t>
+          </w:r>
+        </w:hyperlink>
+      </w:r>
+      <w:r>
+        <w:rPr>
+          <w:rFonts w:ascii="Charis SIL Regular" w:hAnsi="Charis SIL Regular" w:eastAsia="Charis SIL Regular"/>
+          <w:b w:val="0"/>
+          <w:i w:val="0"/>
+          <w:color w:val="0000FF"/>
+          <w:sz w:val="24"/>
+        </w:rPr>
+        <w:t>5B0</w:t>
       </w:r>
     </w:p>
     <w:p>
@@ -3266,7 +3321,7 @@
           <w:sz w:val="24"/>
           <w:u w:val="single"/>
         </w:rPr>
-        <w:hyperlink r:id="rId15" w:history="1">
+        <w:hyperlink r:id="rId14" w:history="1">
           <w:r>
             <w:rPr>
               <w:rStyle w:val="Hyperlink"/>

--- a/EXPORTS/DOCX/published/niveau3/Dutch/RMO.docx
+++ b/EXPORTS/DOCX/published/niveau3/Dutch/RMO.docx
@@ -229,14 +229,7 @@
           <w:color w:val="000000"/>
           <w:sz w:val="24"/>
         </w:rPr>
-        <w:hyperlink r:id="rId9" w:history="1">
-          <w:r>
-            <w:rPr>
-              <w:rStyle w:val="Hyperlink"/>
-            </w:rPr>
-            <w:t xml:space="preserve">eiden, </w:t>
-          </w:r>
-        </w:hyperlink>
+        <w:t xml:space="preserve">eiden, </w:t>
       </w:r>
       <w:r>
         <w:rPr>
@@ -787,67 +780,13 @@
       </w:r>
       <w:r>
         <w:rPr>
-          <w:u w:val="single" w:color="0000ff"/>
           <w:rFonts w:ascii="Charis SIL Regular" w:hAnsi="Charis SIL Regular" w:eastAsia="Charis SIL Regular"/>
           <w:b w:val="0"/>
           <w:i w:val="0"/>
           <w:color w:val="000000"/>
           <w:sz w:val="24"/>
         </w:rPr>
-        <w:hyperlink r:id="rId10" w:history="1">
-          <w:r>
-            <w:rPr>
-              <w:rStyle w:val="Hyperlink"/>
-            </w:rPr>
-            <w:t xml:space="preserve"> col</w:t>
-          </w:r>
-        </w:hyperlink>
-      </w:r>
-      <w:r>
-        <w:rPr>
-          <w:u w:val="single" w:color="0000ff"/>
-          <w:rFonts w:ascii="Charis SIL Regular" w:hAnsi="Charis SIL Regular" w:eastAsia="Charis SIL Regular"/>
-          <w:b w:val="0"/>
-          <w:i w:val="0"/>
-          <w:color w:val="000000"/>
-          <w:sz w:val="24"/>
-        </w:rPr>
-        <w:hyperlink r:id="rId10" w:history="1">
-          <w:r>
-            <w:rPr>
-              <w:rStyle w:val="Hyperlink"/>
-            </w:rPr>
-            <w:t>l</w:t>
-          </w:r>
-        </w:hyperlink>
-      </w:r>
-      <w:r>
-        <w:rPr>
-          <w:u w:val="single" w:color="0000ff"/>
-          <w:rFonts w:ascii="Charis SIL Regular" w:hAnsi="Charis SIL Regular" w:eastAsia="Charis SIL Regular"/>
-          <w:b w:val="0"/>
-          <w:i w:val="0"/>
-          <w:color w:val="000000"/>
-          <w:sz w:val="24"/>
-        </w:rPr>
-        <w:hyperlink r:id="rId10" w:history="1">
-          <w:r>
-            <w:rPr>
-              <w:rStyle w:val="Hyperlink"/>
-            </w:rPr>
-            <w:t>ectie. Ook</w:t>
-          </w:r>
-        </w:hyperlink>
-      </w:r>
-      <w:r>
-        <w:rPr>
-          <w:rFonts w:ascii="Charis SIL Regular" w:hAnsi="Charis SIL Regular" w:eastAsia="Charis SIL Regular"/>
-          <w:b w:val="0"/>
-          <w:i w:val="0"/>
-          <w:color w:val="000000"/>
-          <w:sz w:val="24"/>
-        </w:rPr>
-        <w:t xml:space="preserve"> is het </w:t>
+        <w:t xml:space="preserve"> collectie. Ook is het </w:t>
       </w:r>
       <w:r>
         <w:rPr>
@@ -2022,6 +1961,33 @@
           <w:color w:val="0000FF"/>
           <w:sz w:val="24"/>
         </w:rPr>
+        <w:t>t</w:t>
+      </w:r>
+      <w:r>
+        <w:rPr>
+          <w:rFonts w:ascii="Charis SIL Regular" w:hAnsi="Charis SIL Regular" w:eastAsia="Charis SIL Regular"/>
+          <w:b w:val="0"/>
+          <w:i w:val="0"/>
+          <w:color w:val="0000FF"/>
+          <w:sz w:val="24"/>
+        </w:rPr>
+        <w:hyperlink r:id="rId13" w:history="1">
+          <w:r>
+            <w:rPr>
+              <w:rStyle w:val="Hyperlink"/>
+            </w:rPr>
+            <w:t>ion_type&amp;fil</w:t>
+          </w:r>
+        </w:hyperlink>
+      </w:r>
+      <w:r>
+        <w:rPr>
+          <w:rFonts w:ascii="Charis SIL Regular" w:hAnsi="Charis SIL Regular" w:eastAsia="Charis SIL Regular"/>
+          <w:b w:val="0"/>
+          <w:i w:val="0"/>
+          <w:color w:val="0000FF"/>
+          <w:sz w:val="24"/>
+        </w:rPr>
         <w:hyperlink r:id="rId13" w:history="1">
           <w:r>
             <w:rPr>
@@ -2044,36 +2010,9 @@
             <w:rPr>
               <w:rStyle w:val="Hyperlink"/>
             </w:rPr>
-            <w:t>ion_type&amp;filt</w:t>
+            <w:t>ers%5B0%5D%5Bvalues%5D%5B0</w:t>
           </w:r>
         </w:hyperlink>
-      </w:r>
-      <w:r>
-        <w:rPr>
-          <w:rFonts w:ascii="Charis SIL Regular" w:hAnsi="Charis SIL Regular" w:eastAsia="Charis SIL Regular"/>
-          <w:b w:val="0"/>
-          <w:i w:val="0"/>
-          <w:color w:val="0000FF"/>
-          <w:sz w:val="24"/>
-        </w:rPr>
-        <w:hyperlink r:id="rId13" w:history="1">
-          <w:r>
-            <w:rPr>
-              <w:rStyle w:val="Hyperlink"/>
-            </w:rPr>
-            <w:t>ers%5B0%5D%5Bvalues%5D%5B</w:t>
-          </w:r>
-        </w:hyperlink>
-      </w:r>
-      <w:r>
-        <w:rPr>
-          <w:rFonts w:ascii="Charis SIL Regular" w:hAnsi="Charis SIL Regular" w:eastAsia="Charis SIL Regular"/>
-          <w:b w:val="0"/>
-          <w:i w:val="0"/>
-          <w:color w:val="0000FF"/>
-          <w:sz w:val="24"/>
-        </w:rPr>
-        <w:t>0</w:t>
       </w:r>
     </w:p>
     <w:p>
@@ -2341,6 +2280,33 @@
           <w:color w:val="0000FF"/>
           <w:sz w:val="24"/>
         </w:rPr>
+        <w:t>t</w:t>
+      </w:r>
+      <w:r>
+        <w:rPr>
+          <w:rFonts w:ascii="Charis SIL Regular" w:hAnsi="Charis SIL Regular" w:eastAsia="Charis SIL Regular"/>
+          <w:b w:val="0"/>
+          <w:i w:val="0"/>
+          <w:color w:val="0000FF"/>
+          <w:sz w:val="24"/>
+        </w:rPr>
+        <w:hyperlink r:id="rId13" w:history="1">
+          <w:r>
+            <w:rPr>
+              <w:rStyle w:val="Hyperlink"/>
+            </w:rPr>
+            <w:t>ion_type&amp;fil</w:t>
+          </w:r>
+        </w:hyperlink>
+      </w:r>
+      <w:r>
+        <w:rPr>
+          <w:rFonts w:ascii="Charis SIL Regular" w:hAnsi="Charis SIL Regular" w:eastAsia="Charis SIL Regular"/>
+          <w:b w:val="0"/>
+          <w:i w:val="0"/>
+          <w:color w:val="0000FF"/>
+          <w:sz w:val="24"/>
+        </w:rPr>
         <w:hyperlink r:id="rId13" w:history="1">
           <w:r>
             <w:rPr>
@@ -2363,36 +2329,9 @@
             <w:rPr>
               <w:rStyle w:val="Hyperlink"/>
             </w:rPr>
-            <w:t>ion_type&amp;filt</w:t>
+            <w:t>ers%5B0%5D%5Bvalues%5D%5B0</w:t>
           </w:r>
         </w:hyperlink>
-      </w:r>
-      <w:r>
-        <w:rPr>
-          <w:rFonts w:ascii="Charis SIL Regular" w:hAnsi="Charis SIL Regular" w:eastAsia="Charis SIL Regular"/>
-          <w:b w:val="0"/>
-          <w:i w:val="0"/>
-          <w:color w:val="0000FF"/>
-          <w:sz w:val="24"/>
-        </w:rPr>
-        <w:hyperlink r:id="rId13" w:history="1">
-          <w:r>
-            <w:rPr>
-              <w:rStyle w:val="Hyperlink"/>
-            </w:rPr>
-            <w:t>ers%5B0%5D%5Bvalues%5D%5B</w:t>
-          </w:r>
-        </w:hyperlink>
-      </w:r>
-      <w:r>
-        <w:rPr>
-          <w:rFonts w:ascii="Charis SIL Regular" w:hAnsi="Charis SIL Regular" w:eastAsia="Charis SIL Regular"/>
-          <w:b w:val="0"/>
-          <w:i w:val="0"/>
-          <w:color w:val="0000FF"/>
-          <w:sz w:val="24"/>
-        </w:rPr>
-        <w:t>0</w:t>
       </w:r>
     </w:p>
     <w:p>
@@ -2603,7 +2542,14 @@
           <w:color w:val="0000FF"/>
           <w:sz w:val="24"/>
         </w:rPr>
-        <w:t>%</w:t>
+        <w:hyperlink r:id="rId13" w:history="1">
+          <w:r>
+            <w:rPr>
+              <w:rStyle w:val="Hyperlink"/>
+            </w:rPr>
+            <w:t>%</w:t>
+          </w:r>
+        </w:hyperlink>
       </w:r>
       <w:r>
         <w:rPr>
@@ -2647,6 +2593,33 @@
           <w:color w:val="0000FF"/>
           <w:sz w:val="24"/>
         </w:rPr>
+        <w:t>t</w:t>
+      </w:r>
+      <w:r>
+        <w:rPr>
+          <w:rFonts w:ascii="Charis SIL Regular" w:hAnsi="Charis SIL Regular" w:eastAsia="Charis SIL Regular"/>
+          <w:b w:val="0"/>
+          <w:i w:val="0"/>
+          <w:color w:val="0000FF"/>
+          <w:sz w:val="24"/>
+        </w:rPr>
+        <w:hyperlink r:id="rId13" w:history="1">
+          <w:r>
+            <w:rPr>
+              <w:rStyle w:val="Hyperlink"/>
+            </w:rPr>
+            <w:t>ion_type&amp;fil</w:t>
+          </w:r>
+        </w:hyperlink>
+      </w:r>
+      <w:r>
+        <w:rPr>
+          <w:rFonts w:ascii="Charis SIL Regular" w:hAnsi="Charis SIL Regular" w:eastAsia="Charis SIL Regular"/>
+          <w:b w:val="0"/>
+          <w:i w:val="0"/>
+          <w:color w:val="0000FF"/>
+          <w:sz w:val="24"/>
+        </w:rPr>
         <w:hyperlink r:id="rId13" w:history="1">
           <w:r>
             <w:rPr>
@@ -2669,36 +2642,9 @@
             <w:rPr>
               <w:rStyle w:val="Hyperlink"/>
             </w:rPr>
-            <w:t>ion_type&amp;filt</w:t>
+            <w:t>ers%5B0%5D%5Bvalues%5D%5B0</w:t>
           </w:r>
         </w:hyperlink>
-      </w:r>
-      <w:r>
-        <w:rPr>
-          <w:rFonts w:ascii="Charis SIL Regular" w:hAnsi="Charis SIL Regular" w:eastAsia="Charis SIL Regular"/>
-          <w:b w:val="0"/>
-          <w:i w:val="0"/>
-          <w:color w:val="0000FF"/>
-          <w:sz w:val="24"/>
-        </w:rPr>
-        <w:hyperlink r:id="rId13" w:history="1">
-          <w:r>
-            <w:rPr>
-              <w:rStyle w:val="Hyperlink"/>
-            </w:rPr>
-            <w:t>ers%5B0%5D%5Bvalues%5D%5B</w:t>
-          </w:r>
-        </w:hyperlink>
-      </w:r>
-      <w:r>
-        <w:rPr>
-          <w:rFonts w:ascii="Charis SIL Regular" w:hAnsi="Charis SIL Regular" w:eastAsia="Charis SIL Regular"/>
-          <w:b w:val="0"/>
-          <w:i w:val="0"/>
-          <w:color w:val="0000FF"/>
-          <w:sz w:val="24"/>
-        </w:rPr>
-        <w:t>0</w:t>
       </w:r>
     </w:p>
     <w:p>
@@ -2889,7 +2835,7 @@
             <w:rPr>
               <w:rStyle w:val="Hyperlink"/>
             </w:rPr>
-            <w:t>filters</w:t>
+            <w:t>filter</w:t>
           </w:r>
         </w:hyperlink>
       </w:r>
@@ -2906,7 +2852,34 @@
             <w:rPr>
               <w:rStyle w:val="Hyperlink"/>
             </w:rPr>
-            <w:t>%</w:t>
+            <w:t>s</w:t>
+          </w:r>
+        </w:hyperlink>
+      </w:r>
+      <w:r>
+        <w:rPr>
+          <w:rFonts w:ascii="Charis SIL Regular" w:hAnsi="Charis SIL Regular" w:eastAsia="Charis SIL Regular"/>
+          <w:b w:val="0"/>
+          <w:i w:val="0"/>
+          <w:color w:val="0000FF"/>
+          <w:sz w:val="24"/>
+        </w:rPr>
+        <w:t>%</w:t>
+      </w:r>
+      <w:r>
+        <w:rPr>
+          <w:rFonts w:ascii="Charis SIL Regular" w:hAnsi="Charis SIL Regular" w:eastAsia="Charis SIL Regular"/>
+          <w:b w:val="0"/>
+          <w:i w:val="0"/>
+          <w:color w:val="0000FF"/>
+          <w:sz w:val="24"/>
+        </w:rPr>
+        <w:hyperlink r:id="rId13" w:history="1">
+          <w:r>
+            <w:rPr>
+              <w:rStyle w:val="Hyperlink"/>
+            </w:rPr>
+            <w:t>5B0%5D%5Bfield%5D=inform</w:t>
           </w:r>
         </w:hyperlink>
       </w:r>
@@ -2923,7 +2896,34 @@
             <w:rPr>
               <w:rStyle w:val="Hyperlink"/>
             </w:rPr>
-            <w:t>5B0%5D%5Bfield%5D=informa</w:t>
+            <w:t>a</w:t>
+          </w:r>
+        </w:hyperlink>
+      </w:r>
+      <w:r>
+        <w:rPr>
+          <w:rFonts w:ascii="Charis SIL Regular" w:hAnsi="Charis SIL Regular" w:eastAsia="Charis SIL Regular"/>
+          <w:b w:val="0"/>
+          <w:i w:val="0"/>
+          <w:color w:val="0000FF"/>
+          <w:sz w:val="24"/>
+        </w:rPr>
+        <w:t>t</w:t>
+      </w:r>
+      <w:r>
+        <w:rPr>
+          <w:rFonts w:ascii="Charis SIL Regular" w:hAnsi="Charis SIL Regular" w:eastAsia="Charis SIL Regular"/>
+          <w:b w:val="0"/>
+          <w:i w:val="0"/>
+          <w:color w:val="0000FF"/>
+          <w:sz w:val="24"/>
+        </w:rPr>
+        <w:hyperlink r:id="rId13" w:history="1">
+          <w:r>
+            <w:rPr>
+              <w:rStyle w:val="Hyperlink"/>
+            </w:rPr>
+            <w:t>ion_type&amp;fil</w:t>
           </w:r>
         </w:hyperlink>
       </w:r>
@@ -2957,36 +2957,9 @@
             <w:rPr>
               <w:rStyle w:val="Hyperlink"/>
             </w:rPr>
-            <w:t>ion_type&amp;filt</w:t>
+            <w:t>ers%5B0%5D%5Bvalues%5D%5B0</w:t>
           </w:r>
         </w:hyperlink>
-      </w:r>
-      <w:r>
-        <w:rPr>
-          <w:rFonts w:ascii="Charis SIL Regular" w:hAnsi="Charis SIL Regular" w:eastAsia="Charis SIL Regular"/>
-          <w:b w:val="0"/>
-          <w:i w:val="0"/>
-          <w:color w:val="0000FF"/>
-          <w:sz w:val="24"/>
-        </w:rPr>
-        <w:hyperlink r:id="rId13" w:history="1">
-          <w:r>
-            <w:rPr>
-              <w:rStyle w:val="Hyperlink"/>
-            </w:rPr>
-            <w:t>ers%5B0%5D%5Bvalues%5D%</w:t>
-          </w:r>
-        </w:hyperlink>
-      </w:r>
-      <w:r>
-        <w:rPr>
-          <w:rFonts w:ascii="Charis SIL Regular" w:hAnsi="Charis SIL Regular" w:eastAsia="Charis SIL Regular"/>
-          <w:b w:val="0"/>
-          <w:i w:val="0"/>
-          <w:color w:val="0000FF"/>
-          <w:sz w:val="24"/>
-        </w:rPr>
-        <w:t>5B0</w:t>
       </w:r>
     </w:p>
     <w:p>
@@ -3209,7 +3182,7 @@
           <w:sz w:val="24"/>
           <w:u w:val="single"/>
         </w:rPr>
-        <w:hyperlink r:id="rId14" w:history="1">
+        <w:hyperlink r:id="rId15" w:history="1">
           <w:r>
             <w:rPr>
               <w:rStyle w:val="Hyperlink"/>
@@ -3227,7 +3200,7 @@
           <w:sz w:val="24"/>
           <w:u w:val="single"/>
         </w:rPr>
-        <w:hyperlink r:id="rId14" w:history="1">
+        <w:hyperlink r:id="rId15" w:history="1">
           <w:r>
             <w:rPr>
               <w:rStyle w:val="Hyperlink"/>
@@ -3256,7 +3229,7 @@
           <w:sz w:val="24"/>
           <w:u w:val="single"/>
         </w:rPr>
-        <w:hyperlink r:id="rId14" w:history="1">
+        <w:hyperlink r:id="rId15" w:history="1">
           <w:r>
             <w:rPr>
               <w:rStyle w:val="Hyperlink"/>
@@ -3267,21 +3240,13 @@
       </w:r>
       <w:r>
         <w:rPr>
-          <w:u w:val="single" w:color="0000ff"/>
           <w:rFonts w:ascii="Charis SIL Regular" w:hAnsi="Charis SIL Regular" w:eastAsia="Charis SIL Regular"/>
           <w:b w:val="0"/>
           <w:i w:val="0"/>
           <w:color w:val="000000"/>
           <w:sz w:val="24"/>
         </w:rPr>
-        <w:hyperlink r:id="rId14" w:history="1">
-          <w:r>
-            <w:rPr>
-              <w:rStyle w:val="Hyperlink"/>
-            </w:rPr>
-            <w:t xml:space="preserve">, </w:t>
-          </w:r>
-        </w:hyperlink>
+        <w:t xml:space="preserve">, </w:t>
       </w:r>
       <w:r>
         <w:rPr>
@@ -3292,7 +3257,7 @@
           <w:sz w:val="24"/>
           <w:u w:val="single"/>
         </w:rPr>
-        <w:hyperlink r:id="rId14" w:history="1">
+        <w:hyperlink r:id="rId16" w:history="1">
           <w:r>
             <w:rPr>
               <w:rStyle w:val="Hyperlink"/>
@@ -3321,7 +3286,7 @@
           <w:sz w:val="24"/>
           <w:u w:val="single"/>
         </w:rPr>
-        <w:hyperlink r:id="rId14" w:history="1">
+        <w:hyperlink r:id="rId16" w:history="1">
           <w:r>
             <w:rPr>
               <w:rStyle w:val="Hyperlink"/>

--- a/EXPORTS/DOCX/published/niveau3/Dutch/RMO.docx
+++ b/EXPORTS/DOCX/published/niveau3/Dutch/RMO.docx
@@ -769,12 +769,59 @@
           <w:color w:val="000000"/>
           <w:sz w:val="24"/>
         </w:rPr>
+        <w:t>hiedenis en de</w:t>
+      </w:r>
+      <w:r>
+        <w:rPr>
+          <w:u w:val="single" w:color="0000ff"/>
+          <w:rFonts w:ascii="Charis SIL Regular" w:hAnsi="Charis SIL Regular" w:eastAsia="Charis SIL Regular"/>
+          <w:b w:val="0"/>
+          <w:i w:val="0"/>
+          <w:color w:val="000000"/>
+          <w:sz w:val="24"/>
+        </w:rPr>
         <w:hyperlink r:id="rId10" w:history="1">
           <w:r>
             <w:rPr>
               <w:rStyle w:val="Hyperlink"/>
             </w:rPr>
-            <w:t>hiedenis en de</w:t>
+            <w:t xml:space="preserve"> col</w:t>
+          </w:r>
+        </w:hyperlink>
+      </w:r>
+      <w:r>
+        <w:rPr>
+          <w:u w:val="single" w:color="0000ff"/>
+          <w:rFonts w:ascii="Charis SIL Regular" w:hAnsi="Charis SIL Regular" w:eastAsia="Charis SIL Regular"/>
+          <w:b w:val="0"/>
+          <w:i w:val="0"/>
+          <w:color w:val="000000"/>
+          <w:sz w:val="24"/>
+        </w:rPr>
+        <w:hyperlink r:id="rId10" w:history="1">
+          <w:r>
+            <w:rPr>
+              <w:rStyle w:val="Hyperlink"/>
+            </w:rPr>
+            <w:t>l</w:t>
+          </w:r>
+        </w:hyperlink>
+      </w:r>
+      <w:r>
+        <w:rPr>
+          <w:u w:val="single" w:color="0000ff"/>
+          <w:rFonts w:ascii="Charis SIL Regular" w:hAnsi="Charis SIL Regular" w:eastAsia="Charis SIL Regular"/>
+          <w:b w:val="0"/>
+          <w:i w:val="0"/>
+          <w:color w:val="000000"/>
+          <w:sz w:val="24"/>
+        </w:rPr>
+        <w:hyperlink r:id="rId10" w:history="1">
+          <w:r>
+            <w:rPr>
+              <w:rStyle w:val="Hyperlink"/>
+            </w:rPr>
+            <w:t>ectie. Ook</w:t>
           </w:r>
         </w:hyperlink>
       </w:r>
@@ -786,7 +833,7 @@
           <w:color w:val="000000"/>
           <w:sz w:val="24"/>
         </w:rPr>
-        <w:t xml:space="preserve"> collectie. Ook is het </w:t>
+        <w:t xml:space="preserve"> is het </w:t>
       </w:r>
       <w:r>
         <w:rPr>
@@ -1961,33 +2008,6 @@
           <w:color w:val="0000FF"/>
           <w:sz w:val="24"/>
         </w:rPr>
-        <w:t>t</w:t>
-      </w:r>
-      <w:r>
-        <w:rPr>
-          <w:rFonts w:ascii="Charis SIL Regular" w:hAnsi="Charis SIL Regular" w:eastAsia="Charis SIL Regular"/>
-          <w:b w:val="0"/>
-          <w:i w:val="0"/>
-          <w:color w:val="0000FF"/>
-          <w:sz w:val="24"/>
-        </w:rPr>
-        <w:hyperlink r:id="rId13" w:history="1">
-          <w:r>
-            <w:rPr>
-              <w:rStyle w:val="Hyperlink"/>
-            </w:rPr>
-            <w:t>ion_type&amp;fil</w:t>
-          </w:r>
-        </w:hyperlink>
-      </w:r>
-      <w:r>
-        <w:rPr>
-          <w:rFonts w:ascii="Charis SIL Regular" w:hAnsi="Charis SIL Regular" w:eastAsia="Charis SIL Regular"/>
-          <w:b w:val="0"/>
-          <w:i w:val="0"/>
-          <w:color w:val="0000FF"/>
-          <w:sz w:val="24"/>
-        </w:rPr>
         <w:hyperlink r:id="rId13" w:history="1">
           <w:r>
             <w:rPr>
@@ -2010,9 +2030,36 @@
             <w:rPr>
               <w:rStyle w:val="Hyperlink"/>
             </w:rPr>
-            <w:t>ers%5B0%5D%5Bvalues%5D%5B0</w:t>
+            <w:t>ion_type&amp;filt</w:t>
           </w:r>
         </w:hyperlink>
+      </w:r>
+      <w:r>
+        <w:rPr>
+          <w:rFonts w:ascii="Charis SIL Regular" w:hAnsi="Charis SIL Regular" w:eastAsia="Charis SIL Regular"/>
+          <w:b w:val="0"/>
+          <w:i w:val="0"/>
+          <w:color w:val="0000FF"/>
+          <w:sz w:val="24"/>
+        </w:rPr>
+        <w:hyperlink r:id="rId13" w:history="1">
+          <w:r>
+            <w:rPr>
+              <w:rStyle w:val="Hyperlink"/>
+            </w:rPr>
+            <w:t>ers%5B0%5D%5Bvalues%5D%5B</w:t>
+          </w:r>
+        </w:hyperlink>
+      </w:r>
+      <w:r>
+        <w:rPr>
+          <w:rFonts w:ascii="Charis SIL Regular" w:hAnsi="Charis SIL Regular" w:eastAsia="Charis SIL Regular"/>
+          <w:b w:val="0"/>
+          <w:i w:val="0"/>
+          <w:color w:val="0000FF"/>
+          <w:sz w:val="24"/>
+        </w:rPr>
+        <w:t>0</w:t>
       </w:r>
     </w:p>
     <w:p>
@@ -2280,33 +2327,6 @@
           <w:color w:val="0000FF"/>
           <w:sz w:val="24"/>
         </w:rPr>
-        <w:t>t</w:t>
-      </w:r>
-      <w:r>
-        <w:rPr>
-          <w:rFonts w:ascii="Charis SIL Regular" w:hAnsi="Charis SIL Regular" w:eastAsia="Charis SIL Regular"/>
-          <w:b w:val="0"/>
-          <w:i w:val="0"/>
-          <w:color w:val="0000FF"/>
-          <w:sz w:val="24"/>
-        </w:rPr>
-        <w:hyperlink r:id="rId13" w:history="1">
-          <w:r>
-            <w:rPr>
-              <w:rStyle w:val="Hyperlink"/>
-            </w:rPr>
-            <w:t>ion_type&amp;fil</w:t>
-          </w:r>
-        </w:hyperlink>
-      </w:r>
-      <w:r>
-        <w:rPr>
-          <w:rFonts w:ascii="Charis SIL Regular" w:hAnsi="Charis SIL Regular" w:eastAsia="Charis SIL Regular"/>
-          <w:b w:val="0"/>
-          <w:i w:val="0"/>
-          <w:color w:val="0000FF"/>
-          <w:sz w:val="24"/>
-        </w:rPr>
         <w:hyperlink r:id="rId13" w:history="1">
           <w:r>
             <w:rPr>
@@ -2329,9 +2349,36 @@
             <w:rPr>
               <w:rStyle w:val="Hyperlink"/>
             </w:rPr>
-            <w:t>ers%5B0%5D%5Bvalues%5D%5B0</w:t>
+            <w:t>ion_type&amp;filt</w:t>
           </w:r>
         </w:hyperlink>
+      </w:r>
+      <w:r>
+        <w:rPr>
+          <w:rFonts w:ascii="Charis SIL Regular" w:hAnsi="Charis SIL Regular" w:eastAsia="Charis SIL Regular"/>
+          <w:b w:val="0"/>
+          <w:i w:val="0"/>
+          <w:color w:val="0000FF"/>
+          <w:sz w:val="24"/>
+        </w:rPr>
+        <w:hyperlink r:id="rId13" w:history="1">
+          <w:r>
+            <w:rPr>
+              <w:rStyle w:val="Hyperlink"/>
+            </w:rPr>
+            <w:t>ers%5B0%5D%5Bvalues%5D%5B</w:t>
+          </w:r>
+        </w:hyperlink>
+      </w:r>
+      <w:r>
+        <w:rPr>
+          <w:rFonts w:ascii="Charis SIL Regular" w:hAnsi="Charis SIL Regular" w:eastAsia="Charis SIL Regular"/>
+          <w:b w:val="0"/>
+          <w:i w:val="0"/>
+          <w:color w:val="0000FF"/>
+          <w:sz w:val="24"/>
+        </w:rPr>
+        <w:t>0</w:t>
       </w:r>
     </w:p>
     <w:p>
@@ -2542,14 +2589,7 @@
           <w:color w:val="0000FF"/>
           <w:sz w:val="24"/>
         </w:rPr>
-        <w:hyperlink r:id="rId13" w:history="1">
-          <w:r>
-            <w:rPr>
-              <w:rStyle w:val="Hyperlink"/>
-            </w:rPr>
-            <w:t>%</w:t>
-          </w:r>
-        </w:hyperlink>
+        <w:t>%</w:t>
       </w:r>
       <w:r>
         <w:rPr>
@@ -2593,33 +2633,6 @@
           <w:color w:val="0000FF"/>
           <w:sz w:val="24"/>
         </w:rPr>
-        <w:t>t</w:t>
-      </w:r>
-      <w:r>
-        <w:rPr>
-          <w:rFonts w:ascii="Charis SIL Regular" w:hAnsi="Charis SIL Regular" w:eastAsia="Charis SIL Regular"/>
-          <w:b w:val="0"/>
-          <w:i w:val="0"/>
-          <w:color w:val="0000FF"/>
-          <w:sz w:val="24"/>
-        </w:rPr>
-        <w:hyperlink r:id="rId13" w:history="1">
-          <w:r>
-            <w:rPr>
-              <w:rStyle w:val="Hyperlink"/>
-            </w:rPr>
-            <w:t>ion_type&amp;fil</w:t>
-          </w:r>
-        </w:hyperlink>
-      </w:r>
-      <w:r>
-        <w:rPr>
-          <w:rFonts w:ascii="Charis SIL Regular" w:hAnsi="Charis SIL Regular" w:eastAsia="Charis SIL Regular"/>
-          <w:b w:val="0"/>
-          <w:i w:val="0"/>
-          <w:color w:val="0000FF"/>
-          <w:sz w:val="24"/>
-        </w:rPr>
         <w:hyperlink r:id="rId13" w:history="1">
           <w:r>
             <w:rPr>
@@ -2642,9 +2655,36 @@
             <w:rPr>
               <w:rStyle w:val="Hyperlink"/>
             </w:rPr>
-            <w:t>ers%5B0%5D%5Bvalues%5D%5B0</w:t>
+            <w:t>ion_type&amp;filt</w:t>
           </w:r>
         </w:hyperlink>
+      </w:r>
+      <w:r>
+        <w:rPr>
+          <w:rFonts w:ascii="Charis SIL Regular" w:hAnsi="Charis SIL Regular" w:eastAsia="Charis SIL Regular"/>
+          <w:b w:val="0"/>
+          <w:i w:val="0"/>
+          <w:color w:val="0000FF"/>
+          <w:sz w:val="24"/>
+        </w:rPr>
+        <w:hyperlink r:id="rId13" w:history="1">
+          <w:r>
+            <w:rPr>
+              <w:rStyle w:val="Hyperlink"/>
+            </w:rPr>
+            <w:t>ers%5B0%5D%5Bvalues%5D%5B</w:t>
+          </w:r>
+        </w:hyperlink>
+      </w:r>
+      <w:r>
+        <w:rPr>
+          <w:rFonts w:ascii="Charis SIL Regular" w:hAnsi="Charis SIL Regular" w:eastAsia="Charis SIL Regular"/>
+          <w:b w:val="0"/>
+          <w:i w:val="0"/>
+          <w:color w:val="0000FF"/>
+          <w:sz w:val="24"/>
+        </w:rPr>
+        <w:t>0</w:t>
       </w:r>
     </w:p>
     <w:p>

--- a/EXPORTS/DOCX/published/niveau3/Dutch/RMO.docx
+++ b/EXPORTS/DOCX/published/niveau3/Dutch/RMO.docx
@@ -229,7 +229,14 @@
           <w:color w:val="000000"/>
           <w:sz w:val="24"/>
         </w:rPr>
-        <w:t xml:space="preserve">eiden, </w:t>
+        <w:hyperlink r:id="rId9" w:history="1">
+          <w:r>
+            <w:rPr>
+              <w:rStyle w:val="Hyperlink"/>
+            </w:rPr>
+            <w:t xml:space="preserve">eiden, </w:t>
+          </w:r>
+        </w:hyperlink>
       </w:r>
       <w:r>
         <w:rPr>
@@ -769,59 +776,12 @@
           <w:color w:val="000000"/>
           <w:sz w:val="24"/>
         </w:rPr>
-        <w:t>hiedenis en de</w:t>
-      </w:r>
-      <w:r>
-        <w:rPr>
-          <w:u w:val="single" w:color="0000ff"/>
-          <w:rFonts w:ascii="Charis SIL Regular" w:hAnsi="Charis SIL Regular" w:eastAsia="Charis SIL Regular"/>
-          <w:b w:val="0"/>
-          <w:i w:val="0"/>
-          <w:color w:val="000000"/>
-          <w:sz w:val="24"/>
-        </w:rPr>
         <w:hyperlink r:id="rId10" w:history="1">
           <w:r>
             <w:rPr>
               <w:rStyle w:val="Hyperlink"/>
             </w:rPr>
-            <w:t xml:space="preserve"> col</w:t>
-          </w:r>
-        </w:hyperlink>
-      </w:r>
-      <w:r>
-        <w:rPr>
-          <w:u w:val="single" w:color="0000ff"/>
-          <w:rFonts w:ascii="Charis SIL Regular" w:hAnsi="Charis SIL Regular" w:eastAsia="Charis SIL Regular"/>
-          <w:b w:val="0"/>
-          <w:i w:val="0"/>
-          <w:color w:val="000000"/>
-          <w:sz w:val="24"/>
-        </w:rPr>
-        <w:hyperlink r:id="rId10" w:history="1">
-          <w:r>
-            <w:rPr>
-              <w:rStyle w:val="Hyperlink"/>
-            </w:rPr>
-            <w:t>l</w:t>
-          </w:r>
-        </w:hyperlink>
-      </w:r>
-      <w:r>
-        <w:rPr>
-          <w:u w:val="single" w:color="0000ff"/>
-          <w:rFonts w:ascii="Charis SIL Regular" w:hAnsi="Charis SIL Regular" w:eastAsia="Charis SIL Regular"/>
-          <w:b w:val="0"/>
-          <w:i w:val="0"/>
-          <w:color w:val="000000"/>
-          <w:sz w:val="24"/>
-        </w:rPr>
-        <w:hyperlink r:id="rId10" w:history="1">
-          <w:r>
-            <w:rPr>
-              <w:rStyle w:val="Hyperlink"/>
-            </w:rPr>
-            <w:t>ectie. Ook</w:t>
+            <w:t>hiedenis en de</w:t>
           </w:r>
         </w:hyperlink>
       </w:r>
@@ -833,7 +793,7 @@
           <w:color w:val="000000"/>
           <w:sz w:val="24"/>
         </w:rPr>
-        <w:t xml:space="preserve"> is het </w:t>
+        <w:t xml:space="preserve"> collectie. Ook is het </w:t>
       </w:r>
       <w:r>
         <w:rPr>
@@ -2875,7 +2835,7 @@
             <w:rPr>
               <w:rStyle w:val="Hyperlink"/>
             </w:rPr>
-            <w:t>filter</w:t>
+            <w:t>filters</w:t>
           </w:r>
         </w:hyperlink>
       </w:r>
@@ -2892,34 +2852,7 @@
             <w:rPr>
               <w:rStyle w:val="Hyperlink"/>
             </w:rPr>
-            <w:t>s</w:t>
-          </w:r>
-        </w:hyperlink>
-      </w:r>
-      <w:r>
-        <w:rPr>
-          <w:rFonts w:ascii="Charis SIL Regular" w:hAnsi="Charis SIL Regular" w:eastAsia="Charis SIL Regular"/>
-          <w:b w:val="0"/>
-          <w:i w:val="0"/>
-          <w:color w:val="0000FF"/>
-          <w:sz w:val="24"/>
-        </w:rPr>
-        <w:t>%</w:t>
-      </w:r>
-      <w:r>
-        <w:rPr>
-          <w:rFonts w:ascii="Charis SIL Regular" w:hAnsi="Charis SIL Regular" w:eastAsia="Charis SIL Regular"/>
-          <w:b w:val="0"/>
-          <w:i w:val="0"/>
-          <w:color w:val="0000FF"/>
-          <w:sz w:val="24"/>
-        </w:rPr>
-        <w:hyperlink r:id="rId13" w:history="1">
-          <w:r>
-            <w:rPr>
-              <w:rStyle w:val="Hyperlink"/>
-            </w:rPr>
-            <w:t>5B0%5D%5Bfield%5D=inform</w:t>
+            <w:t>%</w:t>
           </w:r>
         </w:hyperlink>
       </w:r>
@@ -2936,7 +2869,7 @@
             <w:rPr>
               <w:rStyle w:val="Hyperlink"/>
             </w:rPr>
-            <w:t>a</w:t>
+            <w:t>5B0%5D%5Bfield%5D=infor</w:t>
           </w:r>
         </w:hyperlink>
       </w:r>
@@ -2948,7 +2881,24 @@
           <w:color w:val="0000FF"/>
           <w:sz w:val="24"/>
         </w:rPr>
-        <w:t>t</w:t>
+        <w:hyperlink r:id="rId13" w:history="1">
+          <w:r>
+            <w:rPr>
+              <w:rStyle w:val="Hyperlink"/>
+            </w:rPr>
+            <w:t>m</w:t>
+          </w:r>
+        </w:hyperlink>
+      </w:r>
+      <w:r>
+        <w:rPr>
+          <w:rFonts w:ascii="Charis SIL Regular" w:hAnsi="Charis SIL Regular" w:eastAsia="Charis SIL Regular"/>
+          <w:b w:val="0"/>
+          <w:i w:val="0"/>
+          <w:color w:val="0000FF"/>
+          <w:sz w:val="24"/>
+        </w:rPr>
+        <w:t>at</w:t>
       </w:r>
       <w:r>
         <w:rPr>
@@ -3222,7 +3172,7 @@
           <w:sz w:val="24"/>
           <w:u w:val="single"/>
         </w:rPr>
-        <w:hyperlink r:id="rId15" w:history="1">
+        <w:hyperlink r:id="rId14" w:history="1">
           <w:r>
             <w:rPr>
               <w:rStyle w:val="Hyperlink"/>
@@ -3240,7 +3190,7 @@
           <w:sz w:val="24"/>
           <w:u w:val="single"/>
         </w:rPr>
-        <w:hyperlink r:id="rId15" w:history="1">
+        <w:hyperlink r:id="rId14" w:history="1">
           <w:r>
             <w:rPr>
               <w:rStyle w:val="Hyperlink"/>
@@ -3269,7 +3219,7 @@
           <w:sz w:val="24"/>
           <w:u w:val="single"/>
         </w:rPr>
-        <w:hyperlink r:id="rId15" w:history="1">
+        <w:hyperlink r:id="rId14" w:history="1">
           <w:r>
             <w:rPr>
               <w:rStyle w:val="Hyperlink"/>
@@ -3297,12 +3247,12 @@
           <w:sz w:val="24"/>
           <w:u w:val="single"/>
         </w:rPr>
-        <w:hyperlink r:id="rId16" w:history="1">
+        <w:hyperlink r:id="rId14" w:history="1">
           <w:r>
             <w:rPr>
               <w:rStyle w:val="Hyperlink"/>
             </w:rPr>
-            <w:t>ISBN</w:t>
+            <w:t xml:space="preserve">ISBN </w:t>
           </w:r>
         </w:hyperlink>
       </w:r>
@@ -3315,18 +3265,7 @@
           <w:sz w:val="24"/>
           <w:u w:val="single"/>
         </w:rPr>
-        <w:t xml:space="preserve"> </w:t>
-      </w:r>
-      <w:r>
-        <w:rPr>
-          <w:rFonts w:ascii="Charis SIL Regular" w:hAnsi="Charis SIL Regular" w:eastAsia="Charis SIL Regular"/>
-          <w:b w:val="0"/>
-          <w:i w:val="0"/>
-          <w:color w:val="0000FF"/>
-          <w:sz w:val="24"/>
-          <w:u w:val="single"/>
-        </w:rPr>
-        <w:hyperlink r:id="rId16" w:history="1">
+        <w:hyperlink r:id="rId14" w:history="1">
           <w:r>
             <w:rPr>
               <w:rStyle w:val="Hyperlink"/>

--- a/EXPORTS/DOCX/published/niveau3/Dutch/RMO.docx
+++ b/EXPORTS/DOCX/published/niveau3/Dutch/RMO.docx
@@ -218,7 +218,25 @@
           <w:color w:val="000000"/>
           <w:sz w:val="24"/>
         </w:rPr>
-        <w:t xml:space="preserve">archeologie aan de Universiteit Leiden, </w:t>
+        <w:t>archeologie aan de Universiteit L</w:t>
+      </w:r>
+      <w:r>
+        <w:rPr>
+          <w:u w:val="single" w:color="0000ff"/>
+          <w:rFonts w:ascii="Charis SIL Regular" w:hAnsi="Charis SIL Regular" w:eastAsia="Charis SIL Regular"/>
+          <w:b w:val="0"/>
+          <w:i w:val="0"/>
+          <w:color w:val="000000"/>
+          <w:sz w:val="24"/>
+        </w:rPr>
+        <w:hyperlink r:id="rId9" w:history="1">
+          <w:r>
+            <w:rPr>
+              <w:rStyle w:val="Hyperlink"/>
+            </w:rPr>
+            <w:t xml:space="preserve">eiden, </w:t>
+          </w:r>
+        </w:hyperlink>
       </w:r>
       <w:r>
         <w:rPr>
@@ -1931,7 +1949,7 @@
             <w:rPr>
               <w:rStyle w:val="Hyperlink"/>
             </w:rPr>
-            <w:t>filter</w:t>
+            <w:t>filters</w:t>
           </w:r>
         </w:hyperlink>
       </w:r>
@@ -1948,34 +1966,7 @@
             <w:rPr>
               <w:rStyle w:val="Hyperlink"/>
             </w:rPr>
-            <w:t>s</w:t>
-          </w:r>
-        </w:hyperlink>
-      </w:r>
-      <w:r>
-        <w:rPr>
-          <w:rFonts w:ascii="Charis SIL Regular" w:hAnsi="Charis SIL Regular" w:eastAsia="Charis SIL Regular"/>
-          <w:b w:val="0"/>
-          <w:i w:val="0"/>
-          <w:color w:val="0000FF"/>
-          <w:sz w:val="24"/>
-        </w:rPr>
-        <w:t>%</w:t>
-      </w:r>
-      <w:r>
-        <w:rPr>
-          <w:rFonts w:ascii="Charis SIL Regular" w:hAnsi="Charis SIL Regular" w:eastAsia="Charis SIL Regular"/>
-          <w:b w:val="0"/>
-          <w:i w:val="0"/>
-          <w:color w:val="0000FF"/>
-          <w:sz w:val="24"/>
-        </w:rPr>
-        <w:hyperlink r:id="rId13" w:history="1">
-          <w:r>
-            <w:rPr>
-              <w:rStyle w:val="Hyperlink"/>
-            </w:rPr>
-            <w:t>5B0%5D%5Bfield%5D=inform</w:t>
+            <w:t>%</w:t>
           </w:r>
         </w:hyperlink>
       </w:r>
@@ -1992,34 +1983,7 @@
             <w:rPr>
               <w:rStyle w:val="Hyperlink"/>
             </w:rPr>
-            <w:t>a</w:t>
-          </w:r>
-        </w:hyperlink>
-      </w:r>
-      <w:r>
-        <w:rPr>
-          <w:rFonts w:ascii="Charis SIL Regular" w:hAnsi="Charis SIL Regular" w:eastAsia="Charis SIL Regular"/>
-          <w:b w:val="0"/>
-          <w:i w:val="0"/>
-          <w:color w:val="0000FF"/>
-          <w:sz w:val="24"/>
-        </w:rPr>
-        <w:t>t</w:t>
-      </w:r>
-      <w:r>
-        <w:rPr>
-          <w:rFonts w:ascii="Charis SIL Regular" w:hAnsi="Charis SIL Regular" w:eastAsia="Charis SIL Regular"/>
-          <w:b w:val="0"/>
-          <w:i w:val="0"/>
-          <w:color w:val="0000FF"/>
-          <w:sz w:val="24"/>
-        </w:rPr>
-        <w:hyperlink r:id="rId13" w:history="1">
-          <w:r>
-            <w:rPr>
-              <w:rStyle w:val="Hyperlink"/>
-            </w:rPr>
-            <w:t>ion_type&amp;fil</w:t>
+            <w:t>5B0%5D%5Bfield%5D=informa</w:t>
           </w:r>
         </w:hyperlink>
       </w:r>
@@ -2053,9 +2017,36 @@
             <w:rPr>
               <w:rStyle w:val="Hyperlink"/>
             </w:rPr>
-            <w:t>ers%5B0%5D%5Bvalues%5D%5B0</w:t>
+            <w:t>ion_type&amp;filt</w:t>
           </w:r>
         </w:hyperlink>
+      </w:r>
+      <w:r>
+        <w:rPr>
+          <w:rFonts w:ascii="Charis SIL Regular" w:hAnsi="Charis SIL Regular" w:eastAsia="Charis SIL Regular"/>
+          <w:b w:val="0"/>
+          <w:i w:val="0"/>
+          <w:color w:val="0000FF"/>
+          <w:sz w:val="24"/>
+        </w:rPr>
+        <w:hyperlink r:id="rId13" w:history="1">
+          <w:r>
+            <w:rPr>
+              <w:rStyle w:val="Hyperlink"/>
+            </w:rPr>
+            <w:t>ers%5B0%5D%5Bvalues%5D%</w:t>
+          </w:r>
+        </w:hyperlink>
+      </w:r>
+      <w:r>
+        <w:rPr>
+          <w:rFonts w:ascii="Charis SIL Regular" w:hAnsi="Charis SIL Regular" w:eastAsia="Charis SIL Regular"/>
+          <w:b w:val="0"/>
+          <w:i w:val="0"/>
+          <w:color w:val="0000FF"/>
+          <w:sz w:val="24"/>
+        </w:rPr>
+        <w:t>5B0</w:t>
       </w:r>
     </w:p>
     <w:p>
@@ -2250,7 +2241,7 @@
             <w:rPr>
               <w:rStyle w:val="Hyperlink"/>
             </w:rPr>
-            <w:t>filter</w:t>
+            <w:t>filters</w:t>
           </w:r>
         </w:hyperlink>
       </w:r>
@@ -2267,34 +2258,7 @@
             <w:rPr>
               <w:rStyle w:val="Hyperlink"/>
             </w:rPr>
-            <w:t>s</w:t>
-          </w:r>
-        </w:hyperlink>
-      </w:r>
-      <w:r>
-        <w:rPr>
-          <w:rFonts w:ascii="Charis SIL Regular" w:hAnsi="Charis SIL Regular" w:eastAsia="Charis SIL Regular"/>
-          <w:b w:val="0"/>
-          <w:i w:val="0"/>
-          <w:color w:val="0000FF"/>
-          <w:sz w:val="24"/>
-        </w:rPr>
-        <w:t>%</w:t>
-      </w:r>
-      <w:r>
-        <w:rPr>
-          <w:rFonts w:ascii="Charis SIL Regular" w:hAnsi="Charis SIL Regular" w:eastAsia="Charis SIL Regular"/>
-          <w:b w:val="0"/>
-          <w:i w:val="0"/>
-          <w:color w:val="0000FF"/>
-          <w:sz w:val="24"/>
-        </w:rPr>
-        <w:hyperlink r:id="rId13" w:history="1">
-          <w:r>
-            <w:rPr>
-              <w:rStyle w:val="Hyperlink"/>
-            </w:rPr>
-            <w:t>5B0%5D%5Bfield%5D=inform</w:t>
+            <w:t>%</w:t>
           </w:r>
         </w:hyperlink>
       </w:r>
@@ -2311,7 +2275,7 @@
             <w:rPr>
               <w:rStyle w:val="Hyperlink"/>
             </w:rPr>
-            <w:t>a</w:t>
+            <w:t>5B0%5D%5Bfield%5D=informa</w:t>
           </w:r>
         </w:hyperlink>
       </w:r>
@@ -2362,7 +2326,7 @@
             <w:rPr>
               <w:rStyle w:val="Hyperlink"/>
             </w:rPr>
-            <w:t>ers%5B0%5D%5Bvalues%5D%5B</w:t>
+            <w:t>ers%5B0%5D%5Bvalues%5D%</w:t>
           </w:r>
         </w:hyperlink>
       </w:r>
@@ -2374,7 +2338,7 @@
           <w:color w:val="0000FF"/>
           <w:sz w:val="24"/>
         </w:rPr>
-        <w:t>0</w:t>
+        <w:t>5B0</w:t>
       </w:r>
     </w:p>
     <w:p>
@@ -2585,7 +2549,14 @@
           <w:color w:val="0000FF"/>
           <w:sz w:val="24"/>
         </w:rPr>
-        <w:t>%</w:t>
+        <w:hyperlink r:id="rId13" w:history="1">
+          <w:r>
+            <w:rPr>
+              <w:rStyle w:val="Hyperlink"/>
+            </w:rPr>
+            <w:t>%</w:t>
+          </w:r>
+        </w:hyperlink>
       </w:r>
       <w:r>
         <w:rPr>
@@ -2629,6 +2600,33 @@
           <w:color w:val="0000FF"/>
           <w:sz w:val="24"/>
         </w:rPr>
+        <w:t>t</w:t>
+      </w:r>
+      <w:r>
+        <w:rPr>
+          <w:rFonts w:ascii="Charis SIL Regular" w:hAnsi="Charis SIL Regular" w:eastAsia="Charis SIL Regular"/>
+          <w:b w:val="0"/>
+          <w:i w:val="0"/>
+          <w:color w:val="0000FF"/>
+          <w:sz w:val="24"/>
+        </w:rPr>
+        <w:hyperlink r:id="rId13" w:history="1">
+          <w:r>
+            <w:rPr>
+              <w:rStyle w:val="Hyperlink"/>
+            </w:rPr>
+            <w:t>ion_type&amp;fil</w:t>
+          </w:r>
+        </w:hyperlink>
+      </w:r>
+      <w:r>
+        <w:rPr>
+          <w:rFonts w:ascii="Charis SIL Regular" w:hAnsi="Charis SIL Regular" w:eastAsia="Charis SIL Regular"/>
+          <w:b w:val="0"/>
+          <w:i w:val="0"/>
+          <w:color w:val="0000FF"/>
+          <w:sz w:val="24"/>
+        </w:rPr>
         <w:hyperlink r:id="rId13" w:history="1">
           <w:r>
             <w:rPr>
@@ -2651,36 +2649,9 @@
             <w:rPr>
               <w:rStyle w:val="Hyperlink"/>
             </w:rPr>
-            <w:t>ion_type&amp;filt</w:t>
+            <w:t>ers%5B0%5D%5Bvalues%5D%5B0</w:t>
           </w:r>
         </w:hyperlink>
-      </w:r>
-      <w:r>
-        <w:rPr>
-          <w:rFonts w:ascii="Charis SIL Regular" w:hAnsi="Charis SIL Regular" w:eastAsia="Charis SIL Regular"/>
-          <w:b w:val="0"/>
-          <w:i w:val="0"/>
-          <w:color w:val="0000FF"/>
-          <w:sz w:val="24"/>
-        </w:rPr>
-        <w:hyperlink r:id="rId13" w:history="1">
-          <w:r>
-            <w:rPr>
-              <w:rStyle w:val="Hyperlink"/>
-            </w:rPr>
-            <w:t>ers%5B0%5D%5Bvalues%5D%5B</w:t>
-          </w:r>
-        </w:hyperlink>
-      </w:r>
-      <w:r>
-        <w:rPr>
-          <w:rFonts w:ascii="Charis SIL Regular" w:hAnsi="Charis SIL Regular" w:eastAsia="Charis SIL Regular"/>
-          <w:b w:val="0"/>
-          <w:i w:val="0"/>
-          <w:color w:val="0000FF"/>
-          <w:sz w:val="24"/>
-        </w:rPr>
-        <w:t>0</w:t>
       </w:r>
     </w:p>
     <w:p>
@@ -2871,7 +2842,7 @@
             <w:rPr>
               <w:rStyle w:val="Hyperlink"/>
             </w:rPr>
-            <w:t>filters</w:t>
+            <w:t>filter</w:t>
           </w:r>
         </w:hyperlink>
       </w:r>
@@ -2888,7 +2859,34 @@
             <w:rPr>
               <w:rStyle w:val="Hyperlink"/>
             </w:rPr>
-            <w:t>%</w:t>
+            <w:t>s</w:t>
+          </w:r>
+        </w:hyperlink>
+      </w:r>
+      <w:r>
+        <w:rPr>
+          <w:rFonts w:ascii="Charis SIL Regular" w:hAnsi="Charis SIL Regular" w:eastAsia="Charis SIL Regular"/>
+          <w:b w:val="0"/>
+          <w:i w:val="0"/>
+          <w:color w:val="0000FF"/>
+          <w:sz w:val="24"/>
+        </w:rPr>
+        <w:t>%</w:t>
+      </w:r>
+      <w:r>
+        <w:rPr>
+          <w:rFonts w:ascii="Charis SIL Regular" w:hAnsi="Charis SIL Regular" w:eastAsia="Charis SIL Regular"/>
+          <w:b w:val="0"/>
+          <w:i w:val="0"/>
+          <w:color w:val="0000FF"/>
+          <w:sz w:val="24"/>
+        </w:rPr>
+        <w:hyperlink r:id="rId13" w:history="1">
+          <w:r>
+            <w:rPr>
+              <w:rStyle w:val="Hyperlink"/>
+            </w:rPr>
+            <w:t>5B0%5D%5Bfield%5D=inform</w:t>
           </w:r>
         </w:hyperlink>
       </w:r>
@@ -2905,7 +2903,7 @@
             <w:rPr>
               <w:rStyle w:val="Hyperlink"/>
             </w:rPr>
-            <w:t>5B0%5D%5Bfield%5D=infor</w:t>
+            <w:t>a</w:t>
           </w:r>
         </w:hyperlink>
       </w:r>
@@ -2917,24 +2915,7 @@
           <w:color w:val="0000FF"/>
           <w:sz w:val="24"/>
         </w:rPr>
-        <w:hyperlink r:id="rId13" w:history="1">
-          <w:r>
-            <w:rPr>
-              <w:rStyle w:val="Hyperlink"/>
-            </w:rPr>
-            <w:t>m</w:t>
-          </w:r>
-        </w:hyperlink>
-      </w:r>
-      <w:r>
-        <w:rPr>
-          <w:rFonts w:ascii="Charis SIL Regular" w:hAnsi="Charis SIL Regular" w:eastAsia="Charis SIL Regular"/>
-          <w:b w:val="0"/>
-          <w:i w:val="0"/>
-          <w:color w:val="0000FF"/>
-          <w:sz w:val="24"/>
-        </w:rPr>
-        <w:t>at</w:t>
+        <w:t>t</w:t>
       </w:r>
       <w:r>
         <w:rPr>
@@ -3208,7 +3189,7 @@
           <w:sz w:val="24"/>
           <w:u w:val="single"/>
         </w:rPr>
-        <w:hyperlink r:id="rId14" w:history="1">
+        <w:hyperlink r:id="rId15" w:history="1">
           <w:r>
             <w:rPr>
               <w:rStyle w:val="Hyperlink"/>
@@ -3226,7 +3207,7 @@
           <w:sz w:val="24"/>
           <w:u w:val="single"/>
         </w:rPr>
-        <w:hyperlink r:id="rId14" w:history="1">
+        <w:hyperlink r:id="rId15" w:history="1">
           <w:r>
             <w:rPr>
               <w:rStyle w:val="Hyperlink"/>
@@ -3255,7 +3236,7 @@
           <w:sz w:val="24"/>
           <w:u w:val="single"/>
         </w:rPr>
-        <w:hyperlink r:id="rId14" w:history="1">
+        <w:hyperlink r:id="rId15" w:history="1">
           <w:r>
             <w:rPr>
               <w:rStyle w:val="Hyperlink"/>
@@ -3283,7 +3264,7 @@
           <w:sz w:val="24"/>
           <w:u w:val="single"/>
         </w:rPr>
-        <w:hyperlink r:id="rId15" w:history="1">
+        <w:hyperlink r:id="rId16" w:history="1">
           <w:r>
             <w:rPr>
               <w:rStyle w:val="Hyperlink"/>
@@ -3312,7 +3293,7 @@
           <w:sz w:val="24"/>
           <w:u w:val="single"/>
         </w:rPr>
-        <w:hyperlink r:id="rId15" w:history="1">
+        <w:hyperlink r:id="rId16" w:history="1">
           <w:r>
             <w:rPr>
               <w:rStyle w:val="Hyperlink"/>

--- a/EXPORTS/DOCX/published/niveau3/Dutch/RMO.docx
+++ b/EXPORTS/DOCX/published/niveau3/Dutch/RMO.docx
@@ -229,14 +229,7 @@
           <w:color w:val="000000"/>
           <w:sz w:val="24"/>
         </w:rPr>
-        <w:hyperlink r:id="rId9" w:history="1">
-          <w:r>
-            <w:rPr>
-              <w:rStyle w:val="Hyperlink"/>
-            </w:rPr>
-            <w:t xml:space="preserve">eiden, </w:t>
-          </w:r>
-        </w:hyperlink>
+        <w:t xml:space="preserve">eiden, </w:t>
       </w:r>
       <w:r>
         <w:rPr>
@@ -1949,7 +1942,7 @@
             <w:rPr>
               <w:rStyle w:val="Hyperlink"/>
             </w:rPr>
-            <w:t>filters</w:t>
+            <w:t>filter</w:t>
           </w:r>
         </w:hyperlink>
       </w:r>
@@ -1966,7 +1959,34 @@
             <w:rPr>
               <w:rStyle w:val="Hyperlink"/>
             </w:rPr>
-            <w:t>%</w:t>
+            <w:t>s</w:t>
+          </w:r>
+        </w:hyperlink>
+      </w:r>
+      <w:r>
+        <w:rPr>
+          <w:rFonts w:ascii="Charis SIL Regular" w:hAnsi="Charis SIL Regular" w:eastAsia="Charis SIL Regular"/>
+          <w:b w:val="0"/>
+          <w:i w:val="0"/>
+          <w:color w:val="0000FF"/>
+          <w:sz w:val="24"/>
+        </w:rPr>
+        <w:t>%</w:t>
+      </w:r>
+      <w:r>
+        <w:rPr>
+          <w:rFonts w:ascii="Charis SIL Regular" w:hAnsi="Charis SIL Regular" w:eastAsia="Charis SIL Regular"/>
+          <w:b w:val="0"/>
+          <w:i w:val="0"/>
+          <w:color w:val="0000FF"/>
+          <w:sz w:val="24"/>
+        </w:rPr>
+        <w:hyperlink r:id="rId13" w:history="1">
+          <w:r>
+            <w:rPr>
+              <w:rStyle w:val="Hyperlink"/>
+            </w:rPr>
+            <w:t>5B0%5D%5Bfield%5D=inform</w:t>
           </w:r>
         </w:hyperlink>
       </w:r>
@@ -1983,7 +2003,7 @@
             <w:rPr>
               <w:rStyle w:val="Hyperlink"/>
             </w:rPr>
-            <w:t>5B0%5D%5Bfield%5D=informa</w:t>
+            <w:t>a</w:t>
           </w:r>
         </w:hyperlink>
       </w:r>
@@ -2034,7 +2054,7 @@
             <w:rPr>
               <w:rStyle w:val="Hyperlink"/>
             </w:rPr>
-            <w:t>ers%5B0%5D%5Bvalues%5D%</w:t>
+            <w:t>ers%5B0%5D%5Bvalues%5D%5B</w:t>
           </w:r>
         </w:hyperlink>
       </w:r>
@@ -2046,7 +2066,7 @@
           <w:color w:val="0000FF"/>
           <w:sz w:val="24"/>
         </w:rPr>
-        <w:t>5B0</w:t>
+        <w:t>0</w:t>
       </w:r>
     </w:p>
     <w:p>
@@ -2241,7 +2261,7 @@
             <w:rPr>
               <w:rStyle w:val="Hyperlink"/>
             </w:rPr>
-            <w:t>filters</w:t>
+            <w:t>filter</w:t>
           </w:r>
         </w:hyperlink>
       </w:r>
@@ -2258,7 +2278,34 @@
             <w:rPr>
               <w:rStyle w:val="Hyperlink"/>
             </w:rPr>
-            <w:t>%</w:t>
+            <w:t>s</w:t>
+          </w:r>
+        </w:hyperlink>
+      </w:r>
+      <w:r>
+        <w:rPr>
+          <w:rFonts w:ascii="Charis SIL Regular" w:hAnsi="Charis SIL Regular" w:eastAsia="Charis SIL Regular"/>
+          <w:b w:val="0"/>
+          <w:i w:val="0"/>
+          <w:color w:val="0000FF"/>
+          <w:sz w:val="24"/>
+        </w:rPr>
+        <w:t>%</w:t>
+      </w:r>
+      <w:r>
+        <w:rPr>
+          <w:rFonts w:ascii="Charis SIL Regular" w:hAnsi="Charis SIL Regular" w:eastAsia="Charis SIL Regular"/>
+          <w:b w:val="0"/>
+          <w:i w:val="0"/>
+          <w:color w:val="0000FF"/>
+          <w:sz w:val="24"/>
+        </w:rPr>
+        <w:hyperlink r:id="rId13" w:history="1">
+          <w:r>
+            <w:rPr>
+              <w:rStyle w:val="Hyperlink"/>
+            </w:rPr>
+            <w:t>5B0%5D%5Bfield%5D=inform</w:t>
           </w:r>
         </w:hyperlink>
       </w:r>
@@ -2275,7 +2322,7 @@
             <w:rPr>
               <w:rStyle w:val="Hyperlink"/>
             </w:rPr>
-            <w:t>5B0%5D%5Bfield%5D=informa</w:t>
+            <w:t>a</w:t>
           </w:r>
         </w:hyperlink>
       </w:r>
@@ -2326,7 +2373,7 @@
             <w:rPr>
               <w:rStyle w:val="Hyperlink"/>
             </w:rPr>
-            <w:t>ers%5B0%5D%5Bvalues%5D%</w:t>
+            <w:t>ers%5B0%5D%5Bvalues%5D%5B</w:t>
           </w:r>
         </w:hyperlink>
       </w:r>
@@ -2338,7 +2385,7 @@
           <w:color w:val="0000FF"/>
           <w:sz w:val="24"/>
         </w:rPr>
-        <w:t>5B0</w:t>
+        <w:t>0</w:t>
       </w:r>
     </w:p>
     <w:p>
@@ -2549,14 +2596,7 @@
           <w:color w:val="0000FF"/>
           <w:sz w:val="24"/>
         </w:rPr>
-        <w:hyperlink r:id="rId13" w:history="1">
-          <w:r>
-            <w:rPr>
-              <w:rStyle w:val="Hyperlink"/>
-            </w:rPr>
-            <w:t>%</w:t>
-          </w:r>
-        </w:hyperlink>
+        <w:t>%</w:t>
       </w:r>
       <w:r>
         <w:rPr>
@@ -3293,7 +3333,7 @@
           <w:sz w:val="24"/>
           <w:u w:val="single"/>
         </w:rPr>
-        <w:hyperlink r:id="rId16" w:history="1">
+        <w:hyperlink r:id="rId14" w:history="1">
           <w:r>
             <w:rPr>
               <w:rStyle w:val="Hyperlink"/>

--- a/EXPORTS/DOCX/published/niveau3/Dutch/RMO.docx
+++ b/EXPORTS/DOCX/published/niveau3/Dutch/RMO.docx
@@ -229,7 +229,14 @@
           <w:color w:val="000000"/>
           <w:sz w:val="24"/>
         </w:rPr>
-        <w:t xml:space="preserve">eiden, </w:t>
+        <w:hyperlink r:id="rId9" w:history="1">
+          <w:r>
+            <w:rPr>
+              <w:rStyle w:val="Hyperlink"/>
+            </w:rPr>
+            <w:t xml:space="preserve">eiden, </w:t>
+          </w:r>
+        </w:hyperlink>
       </w:r>
       <w:r>
         <w:rPr>
@@ -1942,7 +1949,7 @@
             <w:rPr>
               <w:rStyle w:val="Hyperlink"/>
             </w:rPr>
-            <w:t>filter</w:t>
+            <w:t>filters</w:t>
           </w:r>
         </w:hyperlink>
       </w:r>
@@ -1959,34 +1966,7 @@
             <w:rPr>
               <w:rStyle w:val="Hyperlink"/>
             </w:rPr>
-            <w:t>s</w:t>
-          </w:r>
-        </w:hyperlink>
-      </w:r>
-      <w:r>
-        <w:rPr>
-          <w:rFonts w:ascii="Charis SIL Regular" w:hAnsi="Charis SIL Regular" w:eastAsia="Charis SIL Regular"/>
-          <w:b w:val="0"/>
-          <w:i w:val="0"/>
-          <w:color w:val="0000FF"/>
-          <w:sz w:val="24"/>
-        </w:rPr>
-        <w:t>%</w:t>
-      </w:r>
-      <w:r>
-        <w:rPr>
-          <w:rFonts w:ascii="Charis SIL Regular" w:hAnsi="Charis SIL Regular" w:eastAsia="Charis SIL Regular"/>
-          <w:b w:val="0"/>
-          <w:i w:val="0"/>
-          <w:color w:val="0000FF"/>
-          <w:sz w:val="24"/>
-        </w:rPr>
-        <w:hyperlink r:id="rId13" w:history="1">
-          <w:r>
-            <w:rPr>
-              <w:rStyle w:val="Hyperlink"/>
-            </w:rPr>
-            <w:t>5B0%5D%5Bfield%5D=inform</w:t>
+            <w:t>%</w:t>
           </w:r>
         </w:hyperlink>
       </w:r>
@@ -2003,7 +1983,7 @@
             <w:rPr>
               <w:rStyle w:val="Hyperlink"/>
             </w:rPr>
-            <w:t>a</w:t>
+            <w:t>5B0%5D%5Bfield%5D=informa</w:t>
           </w:r>
         </w:hyperlink>
       </w:r>
@@ -2054,7 +2034,7 @@
             <w:rPr>
               <w:rStyle w:val="Hyperlink"/>
             </w:rPr>
-            <w:t>ers%5B0%5D%5Bvalues%5D%5B</w:t>
+            <w:t>ers%5B0%5D%5Bvalues%5D%</w:t>
           </w:r>
         </w:hyperlink>
       </w:r>
@@ -2066,7 +2046,7 @@
           <w:color w:val="0000FF"/>
           <w:sz w:val="24"/>
         </w:rPr>
-        <w:t>0</w:t>
+        <w:t>5B0</w:t>
       </w:r>
     </w:p>
     <w:p>
@@ -2290,22 +2270,12 @@
           <w:color w:val="0000FF"/>
           <w:sz w:val="24"/>
         </w:rPr>
-        <w:t>%</w:t>
-      </w:r>
-      <w:r>
-        <w:rPr>
-          <w:rFonts w:ascii="Charis SIL Regular" w:hAnsi="Charis SIL Regular" w:eastAsia="Charis SIL Regular"/>
-          <w:b w:val="0"/>
-          <w:i w:val="0"/>
-          <w:color w:val="0000FF"/>
-          <w:sz w:val="24"/>
-        </w:rPr>
         <w:hyperlink r:id="rId13" w:history="1">
           <w:r>
             <w:rPr>
               <w:rStyle w:val="Hyperlink"/>
             </w:rPr>
-            <w:t>5B0%5D%5Bfield%5D=inform</w:t>
+            <w:t>%</w:t>
           </w:r>
         </w:hyperlink>
       </w:r>
@@ -2322,7 +2292,7 @@
             <w:rPr>
               <w:rStyle w:val="Hyperlink"/>
             </w:rPr>
-            <w:t>a</w:t>
+            <w:t>5B0%5D%5Bfield%5D=informa</w:t>
           </w:r>
         </w:hyperlink>
       </w:r>
@@ -2373,7 +2343,7 @@
             <w:rPr>
               <w:rStyle w:val="Hyperlink"/>
             </w:rPr>
-            <w:t>ers%5B0%5D%5Bvalues%5D%5B</w:t>
+            <w:t>ers%5B0%5D%5Bvalues%5D%5</w:t>
           </w:r>
         </w:hyperlink>
       </w:r>
@@ -2385,7 +2355,7 @@
           <w:color w:val="0000FF"/>
           <w:sz w:val="24"/>
         </w:rPr>
-        <w:t>0</w:t>
+        <w:t>B0</w:t>
       </w:r>
     </w:p>
     <w:p>
@@ -2882,7 +2852,7 @@
             <w:rPr>
               <w:rStyle w:val="Hyperlink"/>
             </w:rPr>
-            <w:t>filter</w:t>
+            <w:t>filters</w:t>
           </w:r>
         </w:hyperlink>
       </w:r>
@@ -2899,34 +2869,7 @@
             <w:rPr>
               <w:rStyle w:val="Hyperlink"/>
             </w:rPr>
-            <w:t>s</w:t>
-          </w:r>
-        </w:hyperlink>
-      </w:r>
-      <w:r>
-        <w:rPr>
-          <w:rFonts w:ascii="Charis SIL Regular" w:hAnsi="Charis SIL Regular" w:eastAsia="Charis SIL Regular"/>
-          <w:b w:val="0"/>
-          <w:i w:val="0"/>
-          <w:color w:val="0000FF"/>
-          <w:sz w:val="24"/>
-        </w:rPr>
-        <w:t>%</w:t>
-      </w:r>
-      <w:r>
-        <w:rPr>
-          <w:rFonts w:ascii="Charis SIL Regular" w:hAnsi="Charis SIL Regular" w:eastAsia="Charis SIL Regular"/>
-          <w:b w:val="0"/>
-          <w:i w:val="0"/>
-          <w:color w:val="0000FF"/>
-          <w:sz w:val="24"/>
-        </w:rPr>
-        <w:hyperlink r:id="rId13" w:history="1">
-          <w:r>
-            <w:rPr>
-              <w:rStyle w:val="Hyperlink"/>
-            </w:rPr>
-            <w:t>5B0%5D%5Bfield%5D=inform</w:t>
+            <w:t>%</w:t>
           </w:r>
         </w:hyperlink>
       </w:r>
@@ -2943,34 +2886,7 @@
             <w:rPr>
               <w:rStyle w:val="Hyperlink"/>
             </w:rPr>
-            <w:t>a</w:t>
-          </w:r>
-        </w:hyperlink>
-      </w:r>
-      <w:r>
-        <w:rPr>
-          <w:rFonts w:ascii="Charis SIL Regular" w:hAnsi="Charis SIL Regular" w:eastAsia="Charis SIL Regular"/>
-          <w:b w:val="0"/>
-          <w:i w:val="0"/>
-          <w:color w:val="0000FF"/>
-          <w:sz w:val="24"/>
-        </w:rPr>
-        <w:t>t</w:t>
-      </w:r>
-      <w:r>
-        <w:rPr>
-          <w:rFonts w:ascii="Charis SIL Regular" w:hAnsi="Charis SIL Regular" w:eastAsia="Charis SIL Regular"/>
-          <w:b w:val="0"/>
-          <w:i w:val="0"/>
-          <w:color w:val="0000FF"/>
-          <w:sz w:val="24"/>
-        </w:rPr>
-        <w:hyperlink r:id="rId13" w:history="1">
-          <w:r>
-            <w:rPr>
-              <w:rStyle w:val="Hyperlink"/>
-            </w:rPr>
-            <w:t>ion_type&amp;fil</w:t>
+            <w:t>5B0%5D%5Bfield%5D=informa</w:t>
           </w:r>
         </w:hyperlink>
       </w:r>
@@ -3004,9 +2920,36 @@
             <w:rPr>
               <w:rStyle w:val="Hyperlink"/>
             </w:rPr>
-            <w:t>ers%5B0%5D%5Bvalues%5D%5B0</w:t>
+            <w:t>ion_type&amp;filt</w:t>
           </w:r>
         </w:hyperlink>
+      </w:r>
+      <w:r>
+        <w:rPr>
+          <w:rFonts w:ascii="Charis SIL Regular" w:hAnsi="Charis SIL Regular" w:eastAsia="Charis SIL Regular"/>
+          <w:b w:val="0"/>
+          <w:i w:val="0"/>
+          <w:color w:val="0000FF"/>
+          <w:sz w:val="24"/>
+        </w:rPr>
+        <w:hyperlink r:id="rId13" w:history="1">
+          <w:r>
+            <w:rPr>
+              <w:rStyle w:val="Hyperlink"/>
+            </w:rPr>
+            <w:t>ers%5B0%5D%5Bvalues%5D%</w:t>
+          </w:r>
+        </w:hyperlink>
+      </w:r>
+      <w:r>
+        <w:rPr>
+          <w:rFonts w:ascii="Charis SIL Regular" w:hAnsi="Charis SIL Regular" w:eastAsia="Charis SIL Regular"/>
+          <w:b w:val="0"/>
+          <w:i w:val="0"/>
+          <w:color w:val="0000FF"/>
+          <w:sz w:val="24"/>
+        </w:rPr>
+        <w:t>5B0</w:t>
       </w:r>
     </w:p>
     <w:p>
@@ -3229,7 +3172,7 @@
           <w:sz w:val="24"/>
           <w:u w:val="single"/>
         </w:rPr>
-        <w:hyperlink r:id="rId15" w:history="1">
+        <w:hyperlink r:id="rId14" w:history="1">
           <w:r>
             <w:rPr>
               <w:rStyle w:val="Hyperlink"/>
@@ -3247,7 +3190,7 @@
           <w:sz w:val="24"/>
           <w:u w:val="single"/>
         </w:rPr>
-        <w:hyperlink r:id="rId15" w:history="1">
+        <w:hyperlink r:id="rId14" w:history="1">
           <w:r>
             <w:rPr>
               <w:rStyle w:val="Hyperlink"/>
@@ -3276,7 +3219,7 @@
           <w:sz w:val="24"/>
           <w:u w:val="single"/>
         </w:rPr>
-        <w:hyperlink r:id="rId15" w:history="1">
+        <w:hyperlink r:id="rId14" w:history="1">
           <w:r>
             <w:rPr>
               <w:rStyle w:val="Hyperlink"/>
@@ -3287,13 +3230,21 @@
       </w:r>
       <w:r>
         <w:rPr>
+          <w:u w:val="single" w:color="0000ff"/>
           <w:rFonts w:ascii="Charis SIL Regular" w:hAnsi="Charis SIL Regular" w:eastAsia="Charis SIL Regular"/>
           <w:b w:val="0"/>
           <w:i w:val="0"/>
           <w:color w:val="000000"/>
           <w:sz w:val="24"/>
         </w:rPr>
-        <w:t xml:space="preserve">, </w:t>
+        <w:hyperlink r:id="rId14" w:history="1">
+          <w:r>
+            <w:rPr>
+              <w:rStyle w:val="Hyperlink"/>
+            </w:rPr>
+            <w:t xml:space="preserve">, </w:t>
+          </w:r>
+        </w:hyperlink>
       </w:r>
       <w:r>
         <w:rPr>
@@ -3304,7 +3255,7 @@
           <w:sz w:val="24"/>
           <w:u w:val="single"/>
         </w:rPr>
-        <w:hyperlink r:id="rId16" w:history="1">
+        <w:hyperlink r:id="rId14" w:history="1">
           <w:r>
             <w:rPr>
               <w:rStyle w:val="Hyperlink"/>

--- a/EXPORTS/DOCX/published/niveau3/Dutch/RMO.docx
+++ b/EXPORTS/DOCX/published/niveau3/Dutch/RMO.docx
@@ -218,25 +218,7 @@
           <w:color w:val="000000"/>
           <w:sz w:val="24"/>
         </w:rPr>
-        <w:t>archeologie aan de Universiteit L</w:t>
-      </w:r>
-      <w:r>
-        <w:rPr>
-          <w:u w:val="single" w:color="0000ff"/>
-          <w:rFonts w:ascii="Charis SIL Regular" w:hAnsi="Charis SIL Regular" w:eastAsia="Charis SIL Regular"/>
-          <w:b w:val="0"/>
-          <w:i w:val="0"/>
-          <w:color w:val="000000"/>
-          <w:sz w:val="24"/>
-        </w:rPr>
-        <w:hyperlink r:id="rId9" w:history="1">
-          <w:r>
-            <w:rPr>
-              <w:rStyle w:val="Hyperlink"/>
-            </w:rPr>
-            <w:t xml:space="preserve">eiden, </w:t>
-          </w:r>
-        </w:hyperlink>
+        <w:t xml:space="preserve">archeologie aan de Universiteit Leiden, </w:t>
       </w:r>
       <w:r>
         <w:rPr>
@@ -776,14 +758,7 @@
           <w:color w:val="000000"/>
           <w:sz w:val="24"/>
         </w:rPr>
-        <w:hyperlink r:id="rId10" w:history="1">
-          <w:r>
-            <w:rPr>
-              <w:rStyle w:val="Hyperlink"/>
-            </w:rPr>
-            <w:t>hiedenis en de</w:t>
-          </w:r>
-        </w:hyperlink>
+        <w:t>hiedenis en de</w:t>
       </w:r>
       <w:r>
         <w:rPr>
@@ -2241,24 +2216,7 @@
             <w:rPr>
               <w:rStyle w:val="Hyperlink"/>
             </w:rPr>
-            <w:t>filter</w:t>
-          </w:r>
-        </w:hyperlink>
-      </w:r>
-      <w:r>
-        <w:rPr>
-          <w:rFonts w:ascii="Charis SIL Regular" w:hAnsi="Charis SIL Regular" w:eastAsia="Charis SIL Regular"/>
-          <w:b w:val="0"/>
-          <w:i w:val="0"/>
-          <w:color w:val="0000FF"/>
-          <w:sz w:val="24"/>
-        </w:rPr>
-        <w:hyperlink r:id="rId13" w:history="1">
-          <w:r>
-            <w:rPr>
-              <w:rStyle w:val="Hyperlink"/>
-            </w:rPr>
-            <w:t>s</w:t>
+            <w:t>filters</w:t>
           </w:r>
         </w:hyperlink>
       </w:r>
@@ -2343,7 +2301,7 @@
             <w:rPr>
               <w:rStyle w:val="Hyperlink"/>
             </w:rPr>
-            <w:t>ers%5B0%5D%5Bvalues%5D%5</w:t>
+            <w:t>ers%5B0%5D%5Bvalues%5D%</w:t>
           </w:r>
         </w:hyperlink>
       </w:r>
@@ -2355,7 +2313,7 @@
           <w:color w:val="0000FF"/>
           <w:sz w:val="24"/>
         </w:rPr>
-        <w:t>B0</w:t>
+        <w:t>5B0</w:t>
       </w:r>
     </w:p>
     <w:p>
@@ -2566,7 +2524,14 @@
           <w:color w:val="0000FF"/>
           <w:sz w:val="24"/>
         </w:rPr>
-        <w:t>%</w:t>
+        <w:hyperlink r:id="rId13" w:history="1">
+          <w:r>
+            <w:rPr>
+              <w:rStyle w:val="Hyperlink"/>
+            </w:rPr>
+            <w:t>%</w:t>
+          </w:r>
+        </w:hyperlink>
       </w:r>
       <w:r>
         <w:rPr>
@@ -3230,21 +3195,13 @@
       </w:r>
       <w:r>
         <w:rPr>
-          <w:u w:val="single" w:color="0000ff"/>
           <w:rFonts w:ascii="Charis SIL Regular" w:hAnsi="Charis SIL Regular" w:eastAsia="Charis SIL Regular"/>
           <w:b w:val="0"/>
           <w:i w:val="0"/>
           <w:color w:val="000000"/>
           <w:sz w:val="24"/>
         </w:rPr>
-        <w:hyperlink r:id="rId14" w:history="1">
-          <w:r>
-            <w:rPr>
-              <w:rStyle w:val="Hyperlink"/>
-            </w:rPr>
-            <w:t xml:space="preserve">, </w:t>
-          </w:r>
-        </w:hyperlink>
+        <w:t xml:space="preserve">, </w:t>
       </w:r>
       <w:r>
         <w:rPr>
@@ -3284,7 +3241,7 @@
           <w:sz w:val="24"/>
           <w:u w:val="single"/>
         </w:rPr>
-        <w:hyperlink r:id="rId14" w:history="1">
+        <w:hyperlink r:id="rId15" w:history="1">
           <w:r>
             <w:rPr>
               <w:rStyle w:val="Hyperlink"/>

--- a/EXPORTS/DOCX/published/niveau3/Dutch/RMO.docx
+++ b/EXPORTS/DOCX/published/niveau3/Dutch/RMO.docx
@@ -758,7 +758,14 @@
           <w:color w:val="000000"/>
           <w:sz w:val="24"/>
         </w:rPr>
-        <w:t>hiedenis en de</w:t>
+        <w:hyperlink r:id="rId10" w:history="1">
+          <w:r>
+            <w:rPr>
+              <w:rStyle w:val="Hyperlink"/>
+            </w:rPr>
+            <w:t>hiedenis en de</w:t>
+          </w:r>
+        </w:hyperlink>
       </w:r>
       <w:r>
         <w:rPr>
@@ -1924,7 +1931,7 @@
             <w:rPr>
               <w:rStyle w:val="Hyperlink"/>
             </w:rPr>
-            <w:t>filters</w:t>
+            <w:t>filter</w:t>
           </w:r>
         </w:hyperlink>
       </w:r>
@@ -1941,7 +1948,34 @@
             <w:rPr>
               <w:rStyle w:val="Hyperlink"/>
             </w:rPr>
-            <w:t>%</w:t>
+            <w:t>s</w:t>
+          </w:r>
+        </w:hyperlink>
+      </w:r>
+      <w:r>
+        <w:rPr>
+          <w:rFonts w:ascii="Charis SIL Regular" w:hAnsi="Charis SIL Regular" w:eastAsia="Charis SIL Regular"/>
+          <w:b w:val="0"/>
+          <w:i w:val="0"/>
+          <w:color w:val="0000FF"/>
+          <w:sz w:val="24"/>
+        </w:rPr>
+        <w:t>%</w:t>
+      </w:r>
+      <w:r>
+        <w:rPr>
+          <w:rFonts w:ascii="Charis SIL Regular" w:hAnsi="Charis SIL Regular" w:eastAsia="Charis SIL Regular"/>
+          <w:b w:val="0"/>
+          <w:i w:val="0"/>
+          <w:color w:val="0000FF"/>
+          <w:sz w:val="24"/>
+        </w:rPr>
+        <w:hyperlink r:id="rId13" w:history="1">
+          <w:r>
+            <w:rPr>
+              <w:rStyle w:val="Hyperlink"/>
+            </w:rPr>
+            <w:t>5B0%5D%5Bfield%5D=inform</w:t>
           </w:r>
         </w:hyperlink>
       </w:r>
@@ -1958,7 +1992,34 @@
             <w:rPr>
               <w:rStyle w:val="Hyperlink"/>
             </w:rPr>
-            <w:t>5B0%5D%5Bfield%5D=informa</w:t>
+            <w:t>a</w:t>
+          </w:r>
+        </w:hyperlink>
+      </w:r>
+      <w:r>
+        <w:rPr>
+          <w:rFonts w:ascii="Charis SIL Regular" w:hAnsi="Charis SIL Regular" w:eastAsia="Charis SIL Regular"/>
+          <w:b w:val="0"/>
+          <w:i w:val="0"/>
+          <w:color w:val="0000FF"/>
+          <w:sz w:val="24"/>
+        </w:rPr>
+        <w:t>t</w:t>
+      </w:r>
+      <w:r>
+        <w:rPr>
+          <w:rFonts w:ascii="Charis SIL Regular" w:hAnsi="Charis SIL Regular" w:eastAsia="Charis SIL Regular"/>
+          <w:b w:val="0"/>
+          <w:i w:val="0"/>
+          <w:color w:val="0000FF"/>
+          <w:sz w:val="24"/>
+        </w:rPr>
+        <w:hyperlink r:id="rId13" w:history="1">
+          <w:r>
+            <w:rPr>
+              <w:rStyle w:val="Hyperlink"/>
+            </w:rPr>
+            <w:t>ion_type&amp;fil</w:t>
           </w:r>
         </w:hyperlink>
       </w:r>
@@ -1992,36 +2053,9 @@
             <w:rPr>
               <w:rStyle w:val="Hyperlink"/>
             </w:rPr>
-            <w:t>ion_type&amp;filt</w:t>
+            <w:t>ers%5B0%5D%5Bvalues%5D%5B0</w:t>
           </w:r>
         </w:hyperlink>
-      </w:r>
-      <w:r>
-        <w:rPr>
-          <w:rFonts w:ascii="Charis SIL Regular" w:hAnsi="Charis SIL Regular" w:eastAsia="Charis SIL Regular"/>
-          <w:b w:val="0"/>
-          <w:i w:val="0"/>
-          <w:color w:val="0000FF"/>
-          <w:sz w:val="24"/>
-        </w:rPr>
-        <w:hyperlink r:id="rId13" w:history="1">
-          <w:r>
-            <w:rPr>
-              <w:rStyle w:val="Hyperlink"/>
-            </w:rPr>
-            <w:t>ers%5B0%5D%5Bvalues%5D%</w:t>
-          </w:r>
-        </w:hyperlink>
-      </w:r>
-      <w:r>
-        <w:rPr>
-          <w:rFonts w:ascii="Charis SIL Regular" w:hAnsi="Charis SIL Regular" w:eastAsia="Charis SIL Regular"/>
-          <w:b w:val="0"/>
-          <w:i w:val="0"/>
-          <w:color w:val="0000FF"/>
-          <w:sz w:val="24"/>
-        </w:rPr>
-        <w:t>5B0</w:t>
       </w:r>
     </w:p>
     <w:p>
@@ -2495,24 +2529,7 @@
             <w:rPr>
               <w:rStyle w:val="Hyperlink"/>
             </w:rPr>
-            <w:t>filter</w:t>
-          </w:r>
-        </w:hyperlink>
-      </w:r>
-      <w:r>
-        <w:rPr>
-          <w:rFonts w:ascii="Charis SIL Regular" w:hAnsi="Charis SIL Regular" w:eastAsia="Charis SIL Regular"/>
-          <w:b w:val="0"/>
-          <w:i w:val="0"/>
-          <w:color w:val="0000FF"/>
-          <w:sz w:val="24"/>
-        </w:rPr>
-        <w:hyperlink r:id="rId13" w:history="1">
-          <w:r>
-            <w:rPr>
-              <w:rStyle w:val="Hyperlink"/>
-            </w:rPr>
-            <w:t>s</w:t>
+            <w:t>filters</w:t>
           </w:r>
         </w:hyperlink>
       </w:r>
@@ -2546,51 +2563,7 @@
             <w:rPr>
               <w:rStyle w:val="Hyperlink"/>
             </w:rPr>
-            <w:t>5B0%5D%5Bfield%5D=inform</w:t>
-          </w:r>
-        </w:hyperlink>
-      </w:r>
-      <w:r>
-        <w:rPr>
-          <w:rFonts w:ascii="Charis SIL Regular" w:hAnsi="Charis SIL Regular" w:eastAsia="Charis SIL Regular"/>
-          <w:b w:val="0"/>
-          <w:i w:val="0"/>
-          <w:color w:val="0000FF"/>
-          <w:sz w:val="24"/>
-        </w:rPr>
-        <w:hyperlink r:id="rId13" w:history="1">
-          <w:r>
-            <w:rPr>
-              <w:rStyle w:val="Hyperlink"/>
-            </w:rPr>
-            <w:t>a</w:t>
-          </w:r>
-        </w:hyperlink>
-      </w:r>
-      <w:r>
-        <w:rPr>
-          <w:rFonts w:ascii="Charis SIL Regular" w:hAnsi="Charis SIL Regular" w:eastAsia="Charis SIL Regular"/>
-          <w:b w:val="0"/>
-          <w:i w:val="0"/>
-          <w:color w:val="0000FF"/>
-          <w:sz w:val="24"/>
-        </w:rPr>
-        <w:t>t</w:t>
-      </w:r>
-      <w:r>
-        <w:rPr>
-          <w:rFonts w:ascii="Charis SIL Regular" w:hAnsi="Charis SIL Regular" w:eastAsia="Charis SIL Regular"/>
-          <w:b w:val="0"/>
-          <w:i w:val="0"/>
-          <w:color w:val="0000FF"/>
-          <w:sz w:val="24"/>
-        </w:rPr>
-        <w:hyperlink r:id="rId13" w:history="1">
-          <w:r>
-            <w:rPr>
-              <w:rStyle w:val="Hyperlink"/>
-            </w:rPr>
-            <w:t>ion_type&amp;fil</w:t>
+            <w:t>5B0%5D%5Bfield%5D=informa</w:t>
           </w:r>
         </w:hyperlink>
       </w:r>
@@ -2624,9 +2597,36 @@
             <w:rPr>
               <w:rStyle w:val="Hyperlink"/>
             </w:rPr>
-            <w:t>ers%5B0%5D%5Bvalues%5D%5B0</w:t>
+            <w:t>ion_type&amp;filt</w:t>
           </w:r>
         </w:hyperlink>
+      </w:r>
+      <w:r>
+        <w:rPr>
+          <w:rFonts w:ascii="Charis SIL Regular" w:hAnsi="Charis SIL Regular" w:eastAsia="Charis SIL Regular"/>
+          <w:b w:val="0"/>
+          <w:i w:val="0"/>
+          <w:color w:val="0000FF"/>
+          <w:sz w:val="24"/>
+        </w:rPr>
+        <w:hyperlink r:id="rId13" w:history="1">
+          <w:r>
+            <w:rPr>
+              <w:rStyle w:val="Hyperlink"/>
+            </w:rPr>
+            <w:t>ers%5B0%5D%5Bvalues%5D%</w:t>
+          </w:r>
+        </w:hyperlink>
+      </w:r>
+      <w:r>
+        <w:rPr>
+          <w:rFonts w:ascii="Charis SIL Regular" w:hAnsi="Charis SIL Regular" w:eastAsia="Charis SIL Regular"/>
+          <w:b w:val="0"/>
+          <w:i w:val="0"/>
+          <w:color w:val="0000FF"/>
+          <w:sz w:val="24"/>
+        </w:rPr>
+        <w:t>5B0</w:t>
       </w:r>
     </w:p>
     <w:p>
@@ -2817,7 +2817,7 @@
             <w:rPr>
               <w:rStyle w:val="Hyperlink"/>
             </w:rPr>
-            <w:t>filters</w:t>
+            <w:t>filter</w:t>
           </w:r>
         </w:hyperlink>
       </w:r>
@@ -2834,7 +2834,34 @@
             <w:rPr>
               <w:rStyle w:val="Hyperlink"/>
             </w:rPr>
-            <w:t>%</w:t>
+            <w:t>s</w:t>
+          </w:r>
+        </w:hyperlink>
+      </w:r>
+      <w:r>
+        <w:rPr>
+          <w:rFonts w:ascii="Charis SIL Regular" w:hAnsi="Charis SIL Regular" w:eastAsia="Charis SIL Regular"/>
+          <w:b w:val="0"/>
+          <w:i w:val="0"/>
+          <w:color w:val="0000FF"/>
+          <w:sz w:val="24"/>
+        </w:rPr>
+        <w:t>%</w:t>
+      </w:r>
+      <w:r>
+        <w:rPr>
+          <w:rFonts w:ascii="Charis SIL Regular" w:hAnsi="Charis SIL Regular" w:eastAsia="Charis SIL Regular"/>
+          <w:b w:val="0"/>
+          <w:i w:val="0"/>
+          <w:color w:val="0000FF"/>
+          <w:sz w:val="24"/>
+        </w:rPr>
+        <w:hyperlink r:id="rId13" w:history="1">
+          <w:r>
+            <w:rPr>
+              <w:rStyle w:val="Hyperlink"/>
+            </w:rPr>
+            <w:t>5B0%5D%5Bfield%5D=inform</w:t>
           </w:r>
         </w:hyperlink>
       </w:r>
@@ -2851,7 +2878,34 @@
             <w:rPr>
               <w:rStyle w:val="Hyperlink"/>
             </w:rPr>
-            <w:t>5B0%5D%5Bfield%5D=informa</w:t>
+            <w:t>a</w:t>
+          </w:r>
+        </w:hyperlink>
+      </w:r>
+      <w:r>
+        <w:rPr>
+          <w:rFonts w:ascii="Charis SIL Regular" w:hAnsi="Charis SIL Regular" w:eastAsia="Charis SIL Regular"/>
+          <w:b w:val="0"/>
+          <w:i w:val="0"/>
+          <w:color w:val="0000FF"/>
+          <w:sz w:val="24"/>
+        </w:rPr>
+        <w:t>t</w:t>
+      </w:r>
+      <w:r>
+        <w:rPr>
+          <w:rFonts w:ascii="Charis SIL Regular" w:hAnsi="Charis SIL Regular" w:eastAsia="Charis SIL Regular"/>
+          <w:b w:val="0"/>
+          <w:i w:val="0"/>
+          <w:color w:val="0000FF"/>
+          <w:sz w:val="24"/>
+        </w:rPr>
+        <w:hyperlink r:id="rId13" w:history="1">
+          <w:r>
+            <w:rPr>
+              <w:rStyle w:val="Hyperlink"/>
+            </w:rPr>
+            <w:t>ion_type&amp;fil</w:t>
           </w:r>
         </w:hyperlink>
       </w:r>
@@ -2885,36 +2939,9 @@
             <w:rPr>
               <w:rStyle w:val="Hyperlink"/>
             </w:rPr>
-            <w:t>ion_type&amp;filt</w:t>
+            <w:t>ers%5B0%5D%5Bvalues%5D%5B0</w:t>
           </w:r>
         </w:hyperlink>
-      </w:r>
-      <w:r>
-        <w:rPr>
-          <w:rFonts w:ascii="Charis SIL Regular" w:hAnsi="Charis SIL Regular" w:eastAsia="Charis SIL Regular"/>
-          <w:b w:val="0"/>
-          <w:i w:val="0"/>
-          <w:color w:val="0000FF"/>
-          <w:sz w:val="24"/>
-        </w:rPr>
-        <w:hyperlink r:id="rId13" w:history="1">
-          <w:r>
-            <w:rPr>
-              <w:rStyle w:val="Hyperlink"/>
-            </w:rPr>
-            <w:t>ers%5B0%5D%5Bvalues%5D%</w:t>
-          </w:r>
-        </w:hyperlink>
-      </w:r>
-      <w:r>
-        <w:rPr>
-          <w:rFonts w:ascii="Charis SIL Regular" w:hAnsi="Charis SIL Regular" w:eastAsia="Charis SIL Regular"/>
-          <w:b w:val="0"/>
-          <w:i w:val="0"/>
-          <w:color w:val="0000FF"/>
-          <w:sz w:val="24"/>
-        </w:rPr>
-        <w:t>5B0</w:t>
       </w:r>
     </w:p>
     <w:p>
@@ -3212,7 +3239,7 @@
           <w:sz w:val="24"/>
           <w:u w:val="single"/>
         </w:rPr>
-        <w:hyperlink r:id="rId14" w:history="1">
+        <w:hyperlink r:id="rId15" w:history="1">
           <w:r>
             <w:rPr>
               <w:rStyle w:val="Hyperlink"/>

--- a/EXPORTS/DOCX/published/niveau3/Dutch/RMO.docx
+++ b/EXPORTS/DOCX/published/niveau3/Dutch/RMO.docx
@@ -218,7 +218,25 @@
           <w:color w:val="000000"/>
           <w:sz w:val="24"/>
         </w:rPr>
-        <w:t xml:space="preserve">archeologie aan de Universiteit Leiden, </w:t>
+        <w:t>archeologie aan de Universiteit L</w:t>
+      </w:r>
+      <w:r>
+        <w:rPr>
+          <w:u w:val="single" w:color="0000ff"/>
+          <w:rFonts w:ascii="Charis SIL Regular" w:hAnsi="Charis SIL Regular" w:eastAsia="Charis SIL Regular"/>
+          <w:b w:val="0"/>
+          <w:i w:val="0"/>
+          <w:color w:val="000000"/>
+          <w:sz w:val="24"/>
+        </w:rPr>
+        <w:hyperlink r:id="rId9" w:history="1">
+          <w:r>
+            <w:rPr>
+              <w:rStyle w:val="Hyperlink"/>
+            </w:rPr>
+            <w:t xml:space="preserve">eiden, </w:t>
+          </w:r>
+        </w:hyperlink>
       </w:r>
       <w:r>
         <w:rPr>
@@ -747,89 +765,7 @@
           <w:color w:val="000000"/>
           <w:sz w:val="24"/>
         </w:rPr>
-        <w:t>museum, haar gesc</w:t>
-      </w:r>
-      <w:r>
-        <w:rPr>
-          <w:u w:val="single" w:color="0000ff"/>
-          <w:rFonts w:ascii="Charis SIL Regular" w:hAnsi="Charis SIL Regular" w:eastAsia="Charis SIL Regular"/>
-          <w:b w:val="0"/>
-          <w:i w:val="0"/>
-          <w:color w:val="000000"/>
-          <w:sz w:val="24"/>
-        </w:rPr>
-        <w:hyperlink r:id="rId10" w:history="1">
-          <w:r>
-            <w:rPr>
-              <w:rStyle w:val="Hyperlink"/>
-            </w:rPr>
-            <w:t>hiedenis en de</w:t>
-          </w:r>
-        </w:hyperlink>
-      </w:r>
-      <w:r>
-        <w:rPr>
-          <w:u w:val="single" w:color="0000ff"/>
-          <w:rFonts w:ascii="Charis SIL Regular" w:hAnsi="Charis SIL Regular" w:eastAsia="Charis SIL Regular"/>
-          <w:b w:val="0"/>
-          <w:i w:val="0"/>
-          <w:color w:val="000000"/>
-          <w:sz w:val="24"/>
-        </w:rPr>
-        <w:hyperlink r:id="rId10" w:history="1">
-          <w:r>
-            <w:rPr>
-              <w:rStyle w:val="Hyperlink"/>
-            </w:rPr>
-            <w:t xml:space="preserve"> col</w:t>
-          </w:r>
-        </w:hyperlink>
-      </w:r>
-      <w:r>
-        <w:rPr>
-          <w:u w:val="single" w:color="0000ff"/>
-          <w:rFonts w:ascii="Charis SIL Regular" w:hAnsi="Charis SIL Regular" w:eastAsia="Charis SIL Regular"/>
-          <w:b w:val="0"/>
-          <w:i w:val="0"/>
-          <w:color w:val="000000"/>
-          <w:sz w:val="24"/>
-        </w:rPr>
-        <w:hyperlink r:id="rId10" w:history="1">
-          <w:r>
-            <w:rPr>
-              <w:rStyle w:val="Hyperlink"/>
-            </w:rPr>
-            <w:t>l</w:t>
-          </w:r>
-        </w:hyperlink>
-      </w:r>
-      <w:r>
-        <w:rPr>
-          <w:u w:val="single" w:color="0000ff"/>
-          <w:rFonts w:ascii="Charis SIL Regular" w:hAnsi="Charis SIL Regular" w:eastAsia="Charis SIL Regular"/>
-          <w:b w:val="0"/>
-          <w:i w:val="0"/>
-          <w:color w:val="000000"/>
-          <w:sz w:val="24"/>
-        </w:rPr>
-        <w:hyperlink r:id="rId10" w:history="1">
-          <w:r>
-            <w:rPr>
-              <w:rStyle w:val="Hyperlink"/>
-            </w:rPr>
-            <w:t>ectie. Ook</w:t>
-          </w:r>
-        </w:hyperlink>
-      </w:r>
-      <w:r>
-        <w:rPr>
-          <w:rFonts w:ascii="Charis SIL Regular" w:hAnsi="Charis SIL Regular" w:eastAsia="Charis SIL Regular"/>
-          <w:b w:val="0"/>
-          <w:i w:val="0"/>
-          <w:color w:val="000000"/>
-          <w:sz w:val="24"/>
-        </w:rPr>
-        <w:t xml:space="preserve"> is het </w:t>
+        <w:t xml:space="preserve">museum, haar geschiedenis en de collectie. Ook is het </w:t>
       </w:r>
       <w:r>
         <w:rPr>
@@ -1960,22 +1896,12 @@
           <w:color w:val="0000FF"/>
           <w:sz w:val="24"/>
         </w:rPr>
-        <w:t>%</w:t>
-      </w:r>
-      <w:r>
-        <w:rPr>
-          <w:rFonts w:ascii="Charis SIL Regular" w:hAnsi="Charis SIL Regular" w:eastAsia="Charis SIL Regular"/>
-          <w:b w:val="0"/>
-          <w:i w:val="0"/>
-          <w:color w:val="0000FF"/>
-          <w:sz w:val="24"/>
-        </w:rPr>
         <w:hyperlink r:id="rId13" w:history="1">
           <w:r>
             <w:rPr>
               <w:rStyle w:val="Hyperlink"/>
             </w:rPr>
-            <w:t>5B0%5D%5Bfield%5D=inform</w:t>
+            <w:t>%</w:t>
           </w:r>
         </w:hyperlink>
       </w:r>
@@ -1992,34 +1918,7 @@
             <w:rPr>
               <w:rStyle w:val="Hyperlink"/>
             </w:rPr>
-            <w:t>a</w:t>
-          </w:r>
-        </w:hyperlink>
-      </w:r>
-      <w:r>
-        <w:rPr>
-          <w:rFonts w:ascii="Charis SIL Regular" w:hAnsi="Charis SIL Regular" w:eastAsia="Charis SIL Regular"/>
-          <w:b w:val="0"/>
-          <w:i w:val="0"/>
-          <w:color w:val="0000FF"/>
-          <w:sz w:val="24"/>
-        </w:rPr>
-        <w:t>t</w:t>
-      </w:r>
-      <w:r>
-        <w:rPr>
-          <w:rFonts w:ascii="Charis SIL Regular" w:hAnsi="Charis SIL Regular" w:eastAsia="Charis SIL Regular"/>
-          <w:b w:val="0"/>
-          <w:i w:val="0"/>
-          <w:color w:val="0000FF"/>
-          <w:sz w:val="24"/>
-        </w:rPr>
-        <w:hyperlink r:id="rId13" w:history="1">
-          <w:r>
-            <w:rPr>
-              <w:rStyle w:val="Hyperlink"/>
-            </w:rPr>
-            <w:t>ion_type&amp;fil</w:t>
+            <w:t>5B0%5D%5Bfield%5D=informa</w:t>
           </w:r>
         </w:hyperlink>
       </w:r>
@@ -2053,9 +1952,36 @@
             <w:rPr>
               <w:rStyle w:val="Hyperlink"/>
             </w:rPr>
-            <w:t>ers%5B0%5D%5Bvalues%5D%5B0</w:t>
+            <w:t>ion_type&amp;filt</w:t>
           </w:r>
         </w:hyperlink>
+      </w:r>
+      <w:r>
+        <w:rPr>
+          <w:rFonts w:ascii="Charis SIL Regular" w:hAnsi="Charis SIL Regular" w:eastAsia="Charis SIL Regular"/>
+          <w:b w:val="0"/>
+          <w:i w:val="0"/>
+          <w:color w:val="0000FF"/>
+          <w:sz w:val="24"/>
+        </w:rPr>
+        <w:hyperlink r:id="rId13" w:history="1">
+          <w:r>
+            <w:rPr>
+              <w:rStyle w:val="Hyperlink"/>
+            </w:rPr>
+            <w:t>ers%5B0%5D%5Bvalues%5D%5</w:t>
+          </w:r>
+        </w:hyperlink>
+      </w:r>
+      <w:r>
+        <w:rPr>
+          <w:rFonts w:ascii="Charis SIL Regular" w:hAnsi="Charis SIL Regular" w:eastAsia="Charis SIL Regular"/>
+          <w:b w:val="0"/>
+          <w:i w:val="0"/>
+          <w:color w:val="0000FF"/>
+          <w:sz w:val="24"/>
+        </w:rPr>
+        <w:t>B0</w:t>
       </w:r>
     </w:p>
     <w:p>
@@ -2250,7 +2176,24 @@
             <w:rPr>
               <w:rStyle w:val="Hyperlink"/>
             </w:rPr>
-            <w:t>filters</w:t>
+            <w:t>filter</w:t>
+          </w:r>
+        </w:hyperlink>
+      </w:r>
+      <w:r>
+        <w:rPr>
+          <w:rFonts w:ascii="Charis SIL Regular" w:hAnsi="Charis SIL Regular" w:eastAsia="Charis SIL Regular"/>
+          <w:b w:val="0"/>
+          <w:i w:val="0"/>
+          <w:color w:val="0000FF"/>
+          <w:sz w:val="24"/>
+        </w:rPr>
+        <w:hyperlink r:id="rId13" w:history="1">
+          <w:r>
+            <w:rPr>
+              <w:rStyle w:val="Hyperlink"/>
+            </w:rPr>
+            <w:t>s</w:t>
           </w:r>
         </w:hyperlink>
       </w:r>
@@ -2335,7 +2278,7 @@
             <w:rPr>
               <w:rStyle w:val="Hyperlink"/>
             </w:rPr>
-            <w:t>ers%5B0%5D%5Bvalues%5D%</w:t>
+            <w:t>ers%5B0%5D%5Bvalues%5D%5</w:t>
           </w:r>
         </w:hyperlink>
       </w:r>
@@ -2347,7 +2290,7 @@
           <w:color w:val="0000FF"/>
           <w:sz w:val="24"/>
         </w:rPr>
-        <w:t>5B0</w:t>
+        <w:t>B0</w:t>
       </w:r>
     </w:p>
     <w:p>
@@ -2529,7 +2472,7 @@
             <w:rPr>
               <w:rStyle w:val="Hyperlink"/>
             </w:rPr>
-            <w:t>filters</w:t>
+            <w:t>filter</w:t>
           </w:r>
         </w:hyperlink>
       </w:r>
@@ -2546,7 +2489,34 @@
             <w:rPr>
               <w:rStyle w:val="Hyperlink"/>
             </w:rPr>
-            <w:t>%</w:t>
+            <w:t>s</w:t>
+          </w:r>
+        </w:hyperlink>
+      </w:r>
+      <w:r>
+        <w:rPr>
+          <w:rFonts w:ascii="Charis SIL Regular" w:hAnsi="Charis SIL Regular" w:eastAsia="Charis SIL Regular"/>
+          <w:b w:val="0"/>
+          <w:i w:val="0"/>
+          <w:color w:val="0000FF"/>
+          <w:sz w:val="24"/>
+        </w:rPr>
+        <w:t>%</w:t>
+      </w:r>
+      <w:r>
+        <w:rPr>
+          <w:rFonts w:ascii="Charis SIL Regular" w:hAnsi="Charis SIL Regular" w:eastAsia="Charis SIL Regular"/>
+          <w:b w:val="0"/>
+          <w:i w:val="0"/>
+          <w:color w:val="0000FF"/>
+          <w:sz w:val="24"/>
+        </w:rPr>
+        <w:hyperlink r:id="rId13" w:history="1">
+          <w:r>
+            <w:rPr>
+              <w:rStyle w:val="Hyperlink"/>
+            </w:rPr>
+            <w:t>5B0%5D%5Bfield%5D=inform</w:t>
           </w:r>
         </w:hyperlink>
       </w:r>
@@ -2563,7 +2533,34 @@
             <w:rPr>
               <w:rStyle w:val="Hyperlink"/>
             </w:rPr>
-            <w:t>5B0%5D%5Bfield%5D=informa</w:t>
+            <w:t>a</w:t>
+          </w:r>
+        </w:hyperlink>
+      </w:r>
+      <w:r>
+        <w:rPr>
+          <w:rFonts w:ascii="Charis SIL Regular" w:hAnsi="Charis SIL Regular" w:eastAsia="Charis SIL Regular"/>
+          <w:b w:val="0"/>
+          <w:i w:val="0"/>
+          <w:color w:val="0000FF"/>
+          <w:sz w:val="24"/>
+        </w:rPr>
+        <w:t>t</w:t>
+      </w:r>
+      <w:r>
+        <w:rPr>
+          <w:rFonts w:ascii="Charis SIL Regular" w:hAnsi="Charis SIL Regular" w:eastAsia="Charis SIL Regular"/>
+          <w:b w:val="0"/>
+          <w:i w:val="0"/>
+          <w:color w:val="0000FF"/>
+          <w:sz w:val="24"/>
+        </w:rPr>
+        <w:hyperlink r:id="rId13" w:history="1">
+          <w:r>
+            <w:rPr>
+              <w:rStyle w:val="Hyperlink"/>
+            </w:rPr>
+            <w:t>ion_type&amp;fil</w:t>
           </w:r>
         </w:hyperlink>
       </w:r>
@@ -2597,36 +2594,9 @@
             <w:rPr>
               <w:rStyle w:val="Hyperlink"/>
             </w:rPr>
-            <w:t>ion_type&amp;filt</w:t>
+            <w:t>ers%5B0%5D%5Bvalues%5D%5B0</w:t>
           </w:r>
         </w:hyperlink>
-      </w:r>
-      <w:r>
-        <w:rPr>
-          <w:rFonts w:ascii="Charis SIL Regular" w:hAnsi="Charis SIL Regular" w:eastAsia="Charis SIL Regular"/>
-          <w:b w:val="0"/>
-          <w:i w:val="0"/>
-          <w:color w:val="0000FF"/>
-          <w:sz w:val="24"/>
-        </w:rPr>
-        <w:hyperlink r:id="rId13" w:history="1">
-          <w:r>
-            <w:rPr>
-              <w:rStyle w:val="Hyperlink"/>
-            </w:rPr>
-            <w:t>ers%5B0%5D%5Bvalues%5D%</w:t>
-          </w:r>
-        </w:hyperlink>
-      </w:r>
-      <w:r>
-        <w:rPr>
-          <w:rFonts w:ascii="Charis SIL Regular" w:hAnsi="Charis SIL Regular" w:eastAsia="Charis SIL Regular"/>
-          <w:b w:val="0"/>
-          <w:i w:val="0"/>
-          <w:color w:val="0000FF"/>
-          <w:sz w:val="24"/>
-        </w:rPr>
-        <w:t>5B0</w:t>
       </w:r>
     </w:p>
     <w:p>
@@ -3164,7 +3134,7 @@
           <w:sz w:val="24"/>
           <w:u w:val="single"/>
         </w:rPr>
-        <w:hyperlink r:id="rId14" w:history="1">
+        <w:hyperlink r:id="rId15" w:history="1">
           <w:r>
             <w:rPr>
               <w:rStyle w:val="Hyperlink"/>
@@ -3182,7 +3152,7 @@
           <w:sz w:val="24"/>
           <w:u w:val="single"/>
         </w:rPr>
-        <w:hyperlink r:id="rId14" w:history="1">
+        <w:hyperlink r:id="rId15" w:history="1">
           <w:r>
             <w:rPr>
               <w:rStyle w:val="Hyperlink"/>
@@ -3211,7 +3181,7 @@
           <w:sz w:val="24"/>
           <w:u w:val="single"/>
         </w:rPr>
-        <w:hyperlink r:id="rId14" w:history="1">
+        <w:hyperlink r:id="rId15" w:history="1">
           <w:r>
             <w:rPr>
               <w:rStyle w:val="Hyperlink"/>
@@ -3239,7 +3209,7 @@
           <w:sz w:val="24"/>
           <w:u w:val="single"/>
         </w:rPr>
-        <w:hyperlink r:id="rId15" w:history="1">
+        <w:hyperlink r:id="rId16" w:history="1">
           <w:r>
             <w:rPr>
               <w:rStyle w:val="Hyperlink"/>
@@ -3268,7 +3238,7 @@
           <w:sz w:val="24"/>
           <w:u w:val="single"/>
         </w:rPr>
-        <w:hyperlink r:id="rId15" w:history="1">
+        <w:hyperlink r:id="rId14" w:history="1">
           <w:r>
             <w:rPr>
               <w:rStyle w:val="Hyperlink"/>

--- a/EXPORTS/DOCX/published/niveau3/Dutch/RMO.docx
+++ b/EXPORTS/DOCX/published/niveau3/Dutch/RMO.docx
@@ -218,25 +218,7 @@
           <w:color w:val="000000"/>
           <w:sz w:val="24"/>
         </w:rPr>
-        <w:t>archeologie aan de Universiteit L</w:t>
-      </w:r>
-      <w:r>
-        <w:rPr>
-          <w:u w:val="single" w:color="0000ff"/>
-          <w:rFonts w:ascii="Charis SIL Regular" w:hAnsi="Charis SIL Regular" w:eastAsia="Charis SIL Regular"/>
-          <w:b w:val="0"/>
-          <w:i w:val="0"/>
-          <w:color w:val="000000"/>
-          <w:sz w:val="24"/>
-        </w:rPr>
-        <w:hyperlink r:id="rId9" w:history="1">
-          <w:r>
-            <w:rPr>
-              <w:rStyle w:val="Hyperlink"/>
-            </w:rPr>
-            <w:t xml:space="preserve">eiden, </w:t>
-          </w:r>
-        </w:hyperlink>
+        <w:t xml:space="preserve">archeologie aan de Universiteit Leiden, </w:t>
       </w:r>
       <w:r>
         <w:rPr>
@@ -765,7 +747,89 @@
           <w:color w:val="000000"/>
           <w:sz w:val="24"/>
         </w:rPr>
-        <w:t xml:space="preserve">museum, haar geschiedenis en de collectie. Ook is het </w:t>
+        <w:t>museum, haar gesc</w:t>
+      </w:r>
+      <w:r>
+        <w:rPr>
+          <w:u w:val="single" w:color="0000ff"/>
+          <w:rFonts w:ascii="Charis SIL Regular" w:hAnsi="Charis SIL Regular" w:eastAsia="Charis SIL Regular"/>
+          <w:b w:val="0"/>
+          <w:i w:val="0"/>
+          <w:color w:val="000000"/>
+          <w:sz w:val="24"/>
+        </w:rPr>
+        <w:hyperlink r:id="rId10" w:history="1">
+          <w:r>
+            <w:rPr>
+              <w:rStyle w:val="Hyperlink"/>
+            </w:rPr>
+            <w:t>hiedenis en de</w:t>
+          </w:r>
+        </w:hyperlink>
+      </w:r>
+      <w:r>
+        <w:rPr>
+          <w:u w:val="single" w:color="0000ff"/>
+          <w:rFonts w:ascii="Charis SIL Regular" w:hAnsi="Charis SIL Regular" w:eastAsia="Charis SIL Regular"/>
+          <w:b w:val="0"/>
+          <w:i w:val="0"/>
+          <w:color w:val="000000"/>
+          <w:sz w:val="24"/>
+        </w:rPr>
+        <w:hyperlink r:id="rId10" w:history="1">
+          <w:r>
+            <w:rPr>
+              <w:rStyle w:val="Hyperlink"/>
+            </w:rPr>
+            <w:t xml:space="preserve"> col</w:t>
+          </w:r>
+        </w:hyperlink>
+      </w:r>
+      <w:r>
+        <w:rPr>
+          <w:u w:val="single" w:color="0000ff"/>
+          <w:rFonts w:ascii="Charis SIL Regular" w:hAnsi="Charis SIL Regular" w:eastAsia="Charis SIL Regular"/>
+          <w:b w:val="0"/>
+          <w:i w:val="0"/>
+          <w:color w:val="000000"/>
+          <w:sz w:val="24"/>
+        </w:rPr>
+        <w:hyperlink r:id="rId10" w:history="1">
+          <w:r>
+            <w:rPr>
+              <w:rStyle w:val="Hyperlink"/>
+            </w:rPr>
+            <w:t>l</w:t>
+          </w:r>
+        </w:hyperlink>
+      </w:r>
+      <w:r>
+        <w:rPr>
+          <w:u w:val="single" w:color="0000ff"/>
+          <w:rFonts w:ascii="Charis SIL Regular" w:hAnsi="Charis SIL Regular" w:eastAsia="Charis SIL Regular"/>
+          <w:b w:val="0"/>
+          <w:i w:val="0"/>
+          <w:color w:val="000000"/>
+          <w:sz w:val="24"/>
+        </w:rPr>
+        <w:hyperlink r:id="rId10" w:history="1">
+          <w:r>
+            <w:rPr>
+              <w:rStyle w:val="Hyperlink"/>
+            </w:rPr>
+            <w:t>ectie. Ook</w:t>
+          </w:r>
+        </w:hyperlink>
+      </w:r>
+      <w:r>
+        <w:rPr>
+          <w:rFonts w:ascii="Charis SIL Regular" w:hAnsi="Charis SIL Regular" w:eastAsia="Charis SIL Regular"/>
+          <w:b w:val="0"/>
+          <w:i w:val="0"/>
+          <w:color w:val="000000"/>
+          <w:sz w:val="24"/>
+        </w:rPr>
+        <w:t xml:space="preserve"> is het </w:t>
       </w:r>
       <w:r>
         <w:rPr>
@@ -1896,12 +1960,22 @@
           <w:color w:val="0000FF"/>
           <w:sz w:val="24"/>
         </w:rPr>
+        <w:t>%</w:t>
+      </w:r>
+      <w:r>
+        <w:rPr>
+          <w:rFonts w:ascii="Charis SIL Regular" w:hAnsi="Charis SIL Regular" w:eastAsia="Charis SIL Regular"/>
+          <w:b w:val="0"/>
+          <w:i w:val="0"/>
+          <w:color w:val="0000FF"/>
+          <w:sz w:val="24"/>
+        </w:rPr>
         <w:hyperlink r:id="rId13" w:history="1">
           <w:r>
             <w:rPr>
               <w:rStyle w:val="Hyperlink"/>
             </w:rPr>
-            <w:t>%</w:t>
+            <w:t>5B0%5D%5Bfield%5D=inform</w:t>
           </w:r>
         </w:hyperlink>
       </w:r>
@@ -1918,7 +1992,34 @@
             <w:rPr>
               <w:rStyle w:val="Hyperlink"/>
             </w:rPr>
-            <w:t>5B0%5D%5Bfield%5D=informa</w:t>
+            <w:t>a</w:t>
+          </w:r>
+        </w:hyperlink>
+      </w:r>
+      <w:r>
+        <w:rPr>
+          <w:rFonts w:ascii="Charis SIL Regular" w:hAnsi="Charis SIL Regular" w:eastAsia="Charis SIL Regular"/>
+          <w:b w:val="0"/>
+          <w:i w:val="0"/>
+          <w:color w:val="0000FF"/>
+          <w:sz w:val="24"/>
+        </w:rPr>
+        <w:t>t</w:t>
+      </w:r>
+      <w:r>
+        <w:rPr>
+          <w:rFonts w:ascii="Charis SIL Regular" w:hAnsi="Charis SIL Regular" w:eastAsia="Charis SIL Regular"/>
+          <w:b w:val="0"/>
+          <w:i w:val="0"/>
+          <w:color w:val="0000FF"/>
+          <w:sz w:val="24"/>
+        </w:rPr>
+        <w:hyperlink r:id="rId13" w:history="1">
+          <w:r>
+            <w:rPr>
+              <w:rStyle w:val="Hyperlink"/>
+            </w:rPr>
+            <w:t>ion_type&amp;fil</w:t>
           </w:r>
         </w:hyperlink>
       </w:r>
@@ -1952,36 +2053,9 @@
             <w:rPr>
               <w:rStyle w:val="Hyperlink"/>
             </w:rPr>
-            <w:t>ion_type&amp;filt</w:t>
+            <w:t>ers%5B0%5D%5Bvalues%5D%5B0</w:t>
           </w:r>
         </w:hyperlink>
-      </w:r>
-      <w:r>
-        <w:rPr>
-          <w:rFonts w:ascii="Charis SIL Regular" w:hAnsi="Charis SIL Regular" w:eastAsia="Charis SIL Regular"/>
-          <w:b w:val="0"/>
-          <w:i w:val="0"/>
-          <w:color w:val="0000FF"/>
-          <w:sz w:val="24"/>
-        </w:rPr>
-        <w:hyperlink r:id="rId13" w:history="1">
-          <w:r>
-            <w:rPr>
-              <w:rStyle w:val="Hyperlink"/>
-            </w:rPr>
-            <w:t>ers%5B0%5D%5Bvalues%5D%5</w:t>
-          </w:r>
-        </w:hyperlink>
-      </w:r>
-      <w:r>
-        <w:rPr>
-          <w:rFonts w:ascii="Charis SIL Regular" w:hAnsi="Charis SIL Regular" w:eastAsia="Charis SIL Regular"/>
-          <w:b w:val="0"/>
-          <w:i w:val="0"/>
-          <w:color w:val="0000FF"/>
-          <w:sz w:val="24"/>
-        </w:rPr>
-        <w:t>B0</w:t>
       </w:r>
     </w:p>
     <w:p>
@@ -2205,12 +2279,22 @@
           <w:color w:val="0000FF"/>
           <w:sz w:val="24"/>
         </w:rPr>
+        <w:t>%</w:t>
+      </w:r>
+      <w:r>
+        <w:rPr>
+          <w:rFonts w:ascii="Charis SIL Regular" w:hAnsi="Charis SIL Regular" w:eastAsia="Charis SIL Regular"/>
+          <w:b w:val="0"/>
+          <w:i w:val="0"/>
+          <w:color w:val="0000FF"/>
+          <w:sz w:val="24"/>
+        </w:rPr>
         <w:hyperlink r:id="rId13" w:history="1">
           <w:r>
             <w:rPr>
               <w:rStyle w:val="Hyperlink"/>
             </w:rPr>
-            <w:t>%</w:t>
+            <w:t>5B0%5D%5Bfield%5D=inform</w:t>
           </w:r>
         </w:hyperlink>
       </w:r>
@@ -2227,7 +2311,34 @@
             <w:rPr>
               <w:rStyle w:val="Hyperlink"/>
             </w:rPr>
-            <w:t>5B0%5D%5Bfield%5D=informa</w:t>
+            <w:t>a</w:t>
+          </w:r>
+        </w:hyperlink>
+      </w:r>
+      <w:r>
+        <w:rPr>
+          <w:rFonts w:ascii="Charis SIL Regular" w:hAnsi="Charis SIL Regular" w:eastAsia="Charis SIL Regular"/>
+          <w:b w:val="0"/>
+          <w:i w:val="0"/>
+          <w:color w:val="0000FF"/>
+          <w:sz w:val="24"/>
+        </w:rPr>
+        <w:t>t</w:t>
+      </w:r>
+      <w:r>
+        <w:rPr>
+          <w:rFonts w:ascii="Charis SIL Regular" w:hAnsi="Charis SIL Regular" w:eastAsia="Charis SIL Regular"/>
+          <w:b w:val="0"/>
+          <w:i w:val="0"/>
+          <w:color w:val="0000FF"/>
+          <w:sz w:val="24"/>
+        </w:rPr>
+        <w:hyperlink r:id="rId13" w:history="1">
+          <w:r>
+            <w:rPr>
+              <w:rStyle w:val="Hyperlink"/>
+            </w:rPr>
+            <w:t>ion_type&amp;fil</w:t>
           </w:r>
         </w:hyperlink>
       </w:r>
@@ -2261,36 +2372,9 @@
             <w:rPr>
               <w:rStyle w:val="Hyperlink"/>
             </w:rPr>
-            <w:t>ion_type&amp;filt</w:t>
+            <w:t>ers%5B0%5D%5Bvalues%5D%5B0</w:t>
           </w:r>
         </w:hyperlink>
-      </w:r>
-      <w:r>
-        <w:rPr>
-          <w:rFonts w:ascii="Charis SIL Regular" w:hAnsi="Charis SIL Regular" w:eastAsia="Charis SIL Regular"/>
-          <w:b w:val="0"/>
-          <w:i w:val="0"/>
-          <w:color w:val="0000FF"/>
-          <w:sz w:val="24"/>
-        </w:rPr>
-        <w:hyperlink r:id="rId13" w:history="1">
-          <w:r>
-            <w:rPr>
-              <w:rStyle w:val="Hyperlink"/>
-            </w:rPr>
-            <w:t>ers%5B0%5D%5Bvalues%5D%5</w:t>
-          </w:r>
-        </w:hyperlink>
-      </w:r>
-      <w:r>
-        <w:rPr>
-          <w:rFonts w:ascii="Charis SIL Regular" w:hAnsi="Charis SIL Regular" w:eastAsia="Charis SIL Regular"/>
-          <w:b w:val="0"/>
-          <w:i w:val="0"/>
-          <w:color w:val="0000FF"/>
-          <w:sz w:val="24"/>
-        </w:rPr>
-        <w:t>B0</w:t>
       </w:r>
     </w:p>
     <w:p>

--- a/EXPORTS/DOCX/published/niveau3/Dutch/RMO.docx
+++ b/EXPORTS/DOCX/published/niveau3/Dutch/RMO.docx
@@ -769,67 +769,13 @@
       </w:r>
       <w:r>
         <w:rPr>
-          <w:u w:val="single" w:color="0000ff"/>
           <w:rFonts w:ascii="Charis SIL Regular" w:hAnsi="Charis SIL Regular" w:eastAsia="Charis SIL Regular"/>
           <w:b w:val="0"/>
           <w:i w:val="0"/>
           <w:color w:val="000000"/>
           <w:sz w:val="24"/>
         </w:rPr>
-        <w:hyperlink r:id="rId10" w:history="1">
-          <w:r>
-            <w:rPr>
-              <w:rStyle w:val="Hyperlink"/>
-            </w:rPr>
-            <w:t xml:space="preserve"> col</w:t>
-          </w:r>
-        </w:hyperlink>
-      </w:r>
-      <w:r>
-        <w:rPr>
-          <w:u w:val="single" w:color="0000ff"/>
-          <w:rFonts w:ascii="Charis SIL Regular" w:hAnsi="Charis SIL Regular" w:eastAsia="Charis SIL Regular"/>
-          <w:b w:val="0"/>
-          <w:i w:val="0"/>
-          <w:color w:val="000000"/>
-          <w:sz w:val="24"/>
-        </w:rPr>
-        <w:hyperlink r:id="rId10" w:history="1">
-          <w:r>
-            <w:rPr>
-              <w:rStyle w:val="Hyperlink"/>
-            </w:rPr>
-            <w:t>l</w:t>
-          </w:r>
-        </w:hyperlink>
-      </w:r>
-      <w:r>
-        <w:rPr>
-          <w:u w:val="single" w:color="0000ff"/>
-          <w:rFonts w:ascii="Charis SIL Regular" w:hAnsi="Charis SIL Regular" w:eastAsia="Charis SIL Regular"/>
-          <w:b w:val="0"/>
-          <w:i w:val="0"/>
-          <w:color w:val="000000"/>
-          <w:sz w:val="24"/>
-        </w:rPr>
-        <w:hyperlink r:id="rId10" w:history="1">
-          <w:r>
-            <w:rPr>
-              <w:rStyle w:val="Hyperlink"/>
-            </w:rPr>
-            <w:t>ectie. Ook</w:t>
-          </w:r>
-        </w:hyperlink>
-      </w:r>
-      <w:r>
-        <w:rPr>
-          <w:rFonts w:ascii="Charis SIL Regular" w:hAnsi="Charis SIL Regular" w:eastAsia="Charis SIL Regular"/>
-          <w:b w:val="0"/>
-          <w:i w:val="0"/>
-          <w:color w:val="000000"/>
-          <w:sz w:val="24"/>
-        </w:rPr>
-        <w:t xml:space="preserve"> is het </w:t>
+        <w:t xml:space="preserve"> collectie. Ook is het </w:t>
       </w:r>
       <w:r>
         <w:rPr>
@@ -2004,33 +1950,6 @@
           <w:color w:val="0000FF"/>
           <w:sz w:val="24"/>
         </w:rPr>
-        <w:t>t</w:t>
-      </w:r>
-      <w:r>
-        <w:rPr>
-          <w:rFonts w:ascii="Charis SIL Regular" w:hAnsi="Charis SIL Regular" w:eastAsia="Charis SIL Regular"/>
-          <w:b w:val="0"/>
-          <w:i w:val="0"/>
-          <w:color w:val="0000FF"/>
-          <w:sz w:val="24"/>
-        </w:rPr>
-        <w:hyperlink r:id="rId13" w:history="1">
-          <w:r>
-            <w:rPr>
-              <w:rStyle w:val="Hyperlink"/>
-            </w:rPr>
-            <w:t>ion_type&amp;fil</w:t>
-          </w:r>
-        </w:hyperlink>
-      </w:r>
-      <w:r>
-        <w:rPr>
-          <w:rFonts w:ascii="Charis SIL Regular" w:hAnsi="Charis SIL Regular" w:eastAsia="Charis SIL Regular"/>
-          <w:b w:val="0"/>
-          <w:i w:val="0"/>
-          <w:color w:val="0000FF"/>
-          <w:sz w:val="24"/>
-        </w:rPr>
         <w:hyperlink r:id="rId13" w:history="1">
           <w:r>
             <w:rPr>
@@ -2053,9 +1972,36 @@
             <w:rPr>
               <w:rStyle w:val="Hyperlink"/>
             </w:rPr>
-            <w:t>ers%5B0%5D%5Bvalues%5D%5B0</w:t>
+            <w:t>ion_type&amp;filt</w:t>
           </w:r>
         </w:hyperlink>
+      </w:r>
+      <w:r>
+        <w:rPr>
+          <w:rFonts w:ascii="Charis SIL Regular" w:hAnsi="Charis SIL Regular" w:eastAsia="Charis SIL Regular"/>
+          <w:b w:val="0"/>
+          <w:i w:val="0"/>
+          <w:color w:val="0000FF"/>
+          <w:sz w:val="24"/>
+        </w:rPr>
+        <w:hyperlink r:id="rId13" w:history="1">
+          <w:r>
+            <w:rPr>
+              <w:rStyle w:val="Hyperlink"/>
+            </w:rPr>
+            <w:t>ers%5B0%5D%5Bvalues%5D%5B</w:t>
+          </w:r>
+        </w:hyperlink>
+      </w:r>
+      <w:r>
+        <w:rPr>
+          <w:rFonts w:ascii="Charis SIL Regular" w:hAnsi="Charis SIL Regular" w:eastAsia="Charis SIL Regular"/>
+          <w:b w:val="0"/>
+          <w:i w:val="0"/>
+          <w:color w:val="0000FF"/>
+          <w:sz w:val="24"/>
+        </w:rPr>
+        <w:t>0</w:t>
       </w:r>
     </w:p>
     <w:p>
@@ -2323,33 +2269,6 @@
           <w:color w:val="0000FF"/>
           <w:sz w:val="24"/>
         </w:rPr>
-        <w:t>t</w:t>
-      </w:r>
-      <w:r>
-        <w:rPr>
-          <w:rFonts w:ascii="Charis SIL Regular" w:hAnsi="Charis SIL Regular" w:eastAsia="Charis SIL Regular"/>
-          <w:b w:val="0"/>
-          <w:i w:val="0"/>
-          <w:color w:val="0000FF"/>
-          <w:sz w:val="24"/>
-        </w:rPr>
-        <w:hyperlink r:id="rId13" w:history="1">
-          <w:r>
-            <w:rPr>
-              <w:rStyle w:val="Hyperlink"/>
-            </w:rPr>
-            <w:t>ion_type&amp;fil</w:t>
-          </w:r>
-        </w:hyperlink>
-      </w:r>
-      <w:r>
-        <w:rPr>
-          <w:rFonts w:ascii="Charis SIL Regular" w:hAnsi="Charis SIL Regular" w:eastAsia="Charis SIL Regular"/>
-          <w:b w:val="0"/>
-          <w:i w:val="0"/>
-          <w:color w:val="0000FF"/>
-          <w:sz w:val="24"/>
-        </w:rPr>
         <w:hyperlink r:id="rId13" w:history="1">
           <w:r>
             <w:rPr>
@@ -2372,9 +2291,36 @@
             <w:rPr>
               <w:rStyle w:val="Hyperlink"/>
             </w:rPr>
-            <w:t>ers%5B0%5D%5Bvalues%5D%5B0</w:t>
+            <w:t>ion_type&amp;filt</w:t>
           </w:r>
         </w:hyperlink>
+      </w:r>
+      <w:r>
+        <w:rPr>
+          <w:rFonts w:ascii="Charis SIL Regular" w:hAnsi="Charis SIL Regular" w:eastAsia="Charis SIL Regular"/>
+          <w:b w:val="0"/>
+          <w:i w:val="0"/>
+          <w:color w:val="0000FF"/>
+          <w:sz w:val="24"/>
+        </w:rPr>
+        <w:hyperlink r:id="rId13" w:history="1">
+          <w:r>
+            <w:rPr>
+              <w:rStyle w:val="Hyperlink"/>
+            </w:rPr>
+            <w:t>ers%5B0%5D%5Bvalues%5D%5B</w:t>
+          </w:r>
+        </w:hyperlink>
+      </w:r>
+      <w:r>
+        <w:rPr>
+          <w:rFonts w:ascii="Charis SIL Regular" w:hAnsi="Charis SIL Regular" w:eastAsia="Charis SIL Regular"/>
+          <w:b w:val="0"/>
+          <w:i w:val="0"/>
+          <w:color w:val="0000FF"/>
+          <w:sz w:val="24"/>
+        </w:rPr>
+        <w:t>0</w:t>
       </w:r>
     </w:p>
     <w:p>
@@ -2629,33 +2575,6 @@
           <w:color w:val="0000FF"/>
           <w:sz w:val="24"/>
         </w:rPr>
-        <w:t>t</w:t>
-      </w:r>
-      <w:r>
-        <w:rPr>
-          <w:rFonts w:ascii="Charis SIL Regular" w:hAnsi="Charis SIL Regular" w:eastAsia="Charis SIL Regular"/>
-          <w:b w:val="0"/>
-          <w:i w:val="0"/>
-          <w:color w:val="0000FF"/>
-          <w:sz w:val="24"/>
-        </w:rPr>
-        <w:hyperlink r:id="rId13" w:history="1">
-          <w:r>
-            <w:rPr>
-              <w:rStyle w:val="Hyperlink"/>
-            </w:rPr>
-            <w:t>ion_type&amp;fil</w:t>
-          </w:r>
-        </w:hyperlink>
-      </w:r>
-      <w:r>
-        <w:rPr>
-          <w:rFonts w:ascii="Charis SIL Regular" w:hAnsi="Charis SIL Regular" w:eastAsia="Charis SIL Regular"/>
-          <w:b w:val="0"/>
-          <w:i w:val="0"/>
-          <w:color w:val="0000FF"/>
-          <w:sz w:val="24"/>
-        </w:rPr>
         <w:hyperlink r:id="rId13" w:history="1">
           <w:r>
             <w:rPr>
@@ -2678,9 +2597,36 @@
             <w:rPr>
               <w:rStyle w:val="Hyperlink"/>
             </w:rPr>
-            <w:t>ers%5B0%5D%5Bvalues%5D%5B0</w:t>
+            <w:t>ion_type&amp;filt</w:t>
           </w:r>
         </w:hyperlink>
+      </w:r>
+      <w:r>
+        <w:rPr>
+          <w:rFonts w:ascii="Charis SIL Regular" w:hAnsi="Charis SIL Regular" w:eastAsia="Charis SIL Regular"/>
+          <w:b w:val="0"/>
+          <w:i w:val="0"/>
+          <w:color w:val="0000FF"/>
+          <w:sz w:val="24"/>
+        </w:rPr>
+        <w:hyperlink r:id="rId13" w:history="1">
+          <w:r>
+            <w:rPr>
+              <w:rStyle w:val="Hyperlink"/>
+            </w:rPr>
+            <w:t>ers%5B0%5D%5Bvalues%5D%5B</w:t>
+          </w:r>
+        </w:hyperlink>
+      </w:r>
+      <w:r>
+        <w:rPr>
+          <w:rFonts w:ascii="Charis SIL Regular" w:hAnsi="Charis SIL Regular" w:eastAsia="Charis SIL Regular"/>
+          <w:b w:val="0"/>
+          <w:i w:val="0"/>
+          <w:color w:val="0000FF"/>
+          <w:sz w:val="24"/>
+        </w:rPr>
+        <w:t>0</w:t>
       </w:r>
     </w:p>
     <w:p>

--- a/EXPORTS/DOCX/published/niveau3/Dutch/RMO.docx
+++ b/EXPORTS/DOCX/published/niveau3/Dutch/RMO.docx
@@ -218,7 +218,18 @@
           <w:color w:val="000000"/>
           <w:sz w:val="24"/>
         </w:rPr>
-        <w:t xml:space="preserve">archeologie aan de Universiteit Leiden, </w:t>
+        <w:t>archeologie aan de Universiteit L</w:t>
+      </w:r>
+      <w:r>
+        <w:rPr>
+          <w:u w:val="single" w:color="0000ff"/>
+          <w:rFonts w:ascii="Charis SIL Regular" w:hAnsi="Charis SIL Regular" w:eastAsia="Charis SIL Regular"/>
+          <w:b w:val="0"/>
+          <w:i w:val="0"/>
+          <w:color w:val="000000"/>
+          <w:sz w:val="24"/>
+        </w:rPr>
+        <w:t xml:space="preserve">eiden, </w:t>
       </w:r>
       <w:r>
         <w:rPr>
@@ -769,13 +780,67 @@
       </w:r>
       <w:r>
         <w:rPr>
+          <w:u w:val="single" w:color="0000ff"/>
           <w:rFonts w:ascii="Charis SIL Regular" w:hAnsi="Charis SIL Regular" w:eastAsia="Charis SIL Regular"/>
           <w:b w:val="0"/>
           <w:i w:val="0"/>
           <w:color w:val="000000"/>
           <w:sz w:val="24"/>
         </w:rPr>
-        <w:t xml:space="preserve"> collectie. Ook is het </w:t>
+        <w:hyperlink r:id="rId10" w:history="1">
+          <w:r>
+            <w:rPr>
+              <w:rStyle w:val="Hyperlink"/>
+            </w:rPr>
+            <w:t xml:space="preserve"> col</w:t>
+          </w:r>
+        </w:hyperlink>
+      </w:r>
+      <w:r>
+        <w:rPr>
+          <w:u w:val="single" w:color="0000ff"/>
+          <w:rFonts w:ascii="Charis SIL Regular" w:hAnsi="Charis SIL Regular" w:eastAsia="Charis SIL Regular"/>
+          <w:b w:val="0"/>
+          <w:i w:val="0"/>
+          <w:color w:val="000000"/>
+          <w:sz w:val="24"/>
+        </w:rPr>
+        <w:hyperlink r:id="rId10" w:history="1">
+          <w:r>
+            <w:rPr>
+              <w:rStyle w:val="Hyperlink"/>
+            </w:rPr>
+            <w:t>l</w:t>
+          </w:r>
+        </w:hyperlink>
+      </w:r>
+      <w:r>
+        <w:rPr>
+          <w:u w:val="single" w:color="0000ff"/>
+          <w:rFonts w:ascii="Charis SIL Regular" w:hAnsi="Charis SIL Regular" w:eastAsia="Charis SIL Regular"/>
+          <w:b w:val="0"/>
+          <w:i w:val="0"/>
+          <w:color w:val="000000"/>
+          <w:sz w:val="24"/>
+        </w:rPr>
+        <w:hyperlink r:id="rId10" w:history="1">
+          <w:r>
+            <w:rPr>
+              <w:rStyle w:val="Hyperlink"/>
+            </w:rPr>
+            <w:t>ectie. Ook</w:t>
+          </w:r>
+        </w:hyperlink>
+      </w:r>
+      <w:r>
+        <w:rPr>
+          <w:rFonts w:ascii="Charis SIL Regular" w:hAnsi="Charis SIL Regular" w:eastAsia="Charis SIL Regular"/>
+          <w:b w:val="0"/>
+          <w:i w:val="0"/>
+          <w:color w:val="000000"/>
+          <w:sz w:val="24"/>
+        </w:rPr>
+        <w:t xml:space="preserve"> is het </w:t>
       </w:r>
       <w:r>
         <w:rPr>
@@ -1950,6 +2015,33 @@
           <w:color w:val="0000FF"/>
           <w:sz w:val="24"/>
         </w:rPr>
+        <w:t>t</w:t>
+      </w:r>
+      <w:r>
+        <w:rPr>
+          <w:rFonts w:ascii="Charis SIL Regular" w:hAnsi="Charis SIL Regular" w:eastAsia="Charis SIL Regular"/>
+          <w:b w:val="0"/>
+          <w:i w:val="0"/>
+          <w:color w:val="0000FF"/>
+          <w:sz w:val="24"/>
+        </w:rPr>
+        <w:hyperlink r:id="rId13" w:history="1">
+          <w:r>
+            <w:rPr>
+              <w:rStyle w:val="Hyperlink"/>
+            </w:rPr>
+            <w:t>ion_type&amp;fil</w:t>
+          </w:r>
+        </w:hyperlink>
+      </w:r>
+      <w:r>
+        <w:rPr>
+          <w:rFonts w:ascii="Charis SIL Regular" w:hAnsi="Charis SIL Regular" w:eastAsia="Charis SIL Regular"/>
+          <w:b w:val="0"/>
+          <w:i w:val="0"/>
+          <w:color w:val="0000FF"/>
+          <w:sz w:val="24"/>
+        </w:rPr>
         <w:hyperlink r:id="rId13" w:history="1">
           <w:r>
             <w:rPr>
@@ -1972,36 +2064,9 @@
             <w:rPr>
               <w:rStyle w:val="Hyperlink"/>
             </w:rPr>
-            <w:t>ion_type&amp;filt</w:t>
+            <w:t>ers%5B0%5D%5Bvalues%5D%5B0</w:t>
           </w:r>
         </w:hyperlink>
-      </w:r>
-      <w:r>
-        <w:rPr>
-          <w:rFonts w:ascii="Charis SIL Regular" w:hAnsi="Charis SIL Regular" w:eastAsia="Charis SIL Regular"/>
-          <w:b w:val="0"/>
-          <w:i w:val="0"/>
-          <w:color w:val="0000FF"/>
-          <w:sz w:val="24"/>
-        </w:rPr>
-        <w:hyperlink r:id="rId13" w:history="1">
-          <w:r>
-            <w:rPr>
-              <w:rStyle w:val="Hyperlink"/>
-            </w:rPr>
-            <w:t>ers%5B0%5D%5Bvalues%5D%5B</w:t>
-          </w:r>
-        </w:hyperlink>
-      </w:r>
-      <w:r>
-        <w:rPr>
-          <w:rFonts w:ascii="Charis SIL Regular" w:hAnsi="Charis SIL Regular" w:eastAsia="Charis SIL Regular"/>
-          <w:b w:val="0"/>
-          <w:i w:val="0"/>
-          <w:color w:val="0000FF"/>
-          <w:sz w:val="24"/>
-        </w:rPr>
-        <w:t>0</w:t>
       </w:r>
     </w:p>
     <w:p>
@@ -2269,6 +2334,33 @@
           <w:color w:val="0000FF"/>
           <w:sz w:val="24"/>
         </w:rPr>
+        <w:t>t</w:t>
+      </w:r>
+      <w:r>
+        <w:rPr>
+          <w:rFonts w:ascii="Charis SIL Regular" w:hAnsi="Charis SIL Regular" w:eastAsia="Charis SIL Regular"/>
+          <w:b w:val="0"/>
+          <w:i w:val="0"/>
+          <w:color w:val="0000FF"/>
+          <w:sz w:val="24"/>
+        </w:rPr>
+        <w:hyperlink r:id="rId13" w:history="1">
+          <w:r>
+            <w:rPr>
+              <w:rStyle w:val="Hyperlink"/>
+            </w:rPr>
+            <w:t>ion_type&amp;fil</w:t>
+          </w:r>
+        </w:hyperlink>
+      </w:r>
+      <w:r>
+        <w:rPr>
+          <w:rFonts w:ascii="Charis SIL Regular" w:hAnsi="Charis SIL Regular" w:eastAsia="Charis SIL Regular"/>
+          <w:b w:val="0"/>
+          <w:i w:val="0"/>
+          <w:color w:val="0000FF"/>
+          <w:sz w:val="24"/>
+        </w:rPr>
         <w:hyperlink r:id="rId13" w:history="1">
           <w:r>
             <w:rPr>
@@ -2291,36 +2383,9 @@
             <w:rPr>
               <w:rStyle w:val="Hyperlink"/>
             </w:rPr>
-            <w:t>ion_type&amp;filt</w:t>
+            <w:t>ers%5B0%5D%5Bvalues%5D%5B0</w:t>
           </w:r>
         </w:hyperlink>
-      </w:r>
-      <w:r>
-        <w:rPr>
-          <w:rFonts w:ascii="Charis SIL Regular" w:hAnsi="Charis SIL Regular" w:eastAsia="Charis SIL Regular"/>
-          <w:b w:val="0"/>
-          <w:i w:val="0"/>
-          <w:color w:val="0000FF"/>
-          <w:sz w:val="24"/>
-        </w:rPr>
-        <w:hyperlink r:id="rId13" w:history="1">
-          <w:r>
-            <w:rPr>
-              <w:rStyle w:val="Hyperlink"/>
-            </w:rPr>
-            <w:t>ers%5B0%5D%5Bvalues%5D%5B</w:t>
-          </w:r>
-        </w:hyperlink>
-      </w:r>
-      <w:r>
-        <w:rPr>
-          <w:rFonts w:ascii="Charis SIL Regular" w:hAnsi="Charis SIL Regular" w:eastAsia="Charis SIL Regular"/>
-          <w:b w:val="0"/>
-          <w:i w:val="0"/>
-          <w:color w:val="0000FF"/>
-          <w:sz w:val="24"/>
-        </w:rPr>
-        <w:t>0</w:t>
       </w:r>
     </w:p>
     <w:p>
@@ -2575,6 +2640,33 @@
           <w:color w:val="0000FF"/>
           <w:sz w:val="24"/>
         </w:rPr>
+        <w:t>t</w:t>
+      </w:r>
+      <w:r>
+        <w:rPr>
+          <w:rFonts w:ascii="Charis SIL Regular" w:hAnsi="Charis SIL Regular" w:eastAsia="Charis SIL Regular"/>
+          <w:b w:val="0"/>
+          <w:i w:val="0"/>
+          <w:color w:val="0000FF"/>
+          <w:sz w:val="24"/>
+        </w:rPr>
+        <w:hyperlink r:id="rId13" w:history="1">
+          <w:r>
+            <w:rPr>
+              <w:rStyle w:val="Hyperlink"/>
+            </w:rPr>
+            <w:t>ion_type&amp;fil</w:t>
+          </w:r>
+        </w:hyperlink>
+      </w:r>
+      <w:r>
+        <w:rPr>
+          <w:rFonts w:ascii="Charis SIL Regular" w:hAnsi="Charis SIL Regular" w:eastAsia="Charis SIL Regular"/>
+          <w:b w:val="0"/>
+          <w:i w:val="0"/>
+          <w:color w:val="0000FF"/>
+          <w:sz w:val="24"/>
+        </w:rPr>
         <w:hyperlink r:id="rId13" w:history="1">
           <w:r>
             <w:rPr>
@@ -2597,36 +2689,9 @@
             <w:rPr>
               <w:rStyle w:val="Hyperlink"/>
             </w:rPr>
-            <w:t>ion_type&amp;filt</w:t>
+            <w:t>ers%5B0%5D%5Bvalues%5D%5B0</w:t>
           </w:r>
         </w:hyperlink>
-      </w:r>
-      <w:r>
-        <w:rPr>
-          <w:rFonts w:ascii="Charis SIL Regular" w:hAnsi="Charis SIL Regular" w:eastAsia="Charis SIL Regular"/>
-          <w:b w:val="0"/>
-          <w:i w:val="0"/>
-          <w:color w:val="0000FF"/>
-          <w:sz w:val="24"/>
-        </w:rPr>
-        <w:hyperlink r:id="rId13" w:history="1">
-          <w:r>
-            <w:rPr>
-              <w:rStyle w:val="Hyperlink"/>
-            </w:rPr>
-            <w:t>ers%5B0%5D%5Bvalues%5D%5B</w:t>
-          </w:r>
-        </w:hyperlink>
-      </w:r>
-      <w:r>
-        <w:rPr>
-          <w:rFonts w:ascii="Charis SIL Regular" w:hAnsi="Charis SIL Regular" w:eastAsia="Charis SIL Regular"/>
-          <w:b w:val="0"/>
-          <w:i w:val="0"/>
-          <w:color w:val="0000FF"/>
-          <w:sz w:val="24"/>
-        </w:rPr>
-        <w:t>0</w:t>
       </w:r>
     </w:p>
     <w:p>
@@ -2817,7 +2882,7 @@
             <w:rPr>
               <w:rStyle w:val="Hyperlink"/>
             </w:rPr>
-            <w:t>filter</w:t>
+            <w:t>filters</w:t>
           </w:r>
         </w:hyperlink>
       </w:r>
@@ -2834,34 +2899,7 @@
             <w:rPr>
               <w:rStyle w:val="Hyperlink"/>
             </w:rPr>
-            <w:t>s</w:t>
-          </w:r>
-        </w:hyperlink>
-      </w:r>
-      <w:r>
-        <w:rPr>
-          <w:rFonts w:ascii="Charis SIL Regular" w:hAnsi="Charis SIL Regular" w:eastAsia="Charis SIL Regular"/>
-          <w:b w:val="0"/>
-          <w:i w:val="0"/>
-          <w:color w:val="0000FF"/>
-          <w:sz w:val="24"/>
-        </w:rPr>
-        <w:t>%</w:t>
-      </w:r>
-      <w:r>
-        <w:rPr>
-          <w:rFonts w:ascii="Charis SIL Regular" w:hAnsi="Charis SIL Regular" w:eastAsia="Charis SIL Regular"/>
-          <w:b w:val="0"/>
-          <w:i w:val="0"/>
-          <w:color w:val="0000FF"/>
-          <w:sz w:val="24"/>
-        </w:rPr>
-        <w:hyperlink r:id="rId13" w:history="1">
-          <w:r>
-            <w:rPr>
-              <w:rStyle w:val="Hyperlink"/>
-            </w:rPr>
-            <w:t>5B0%5D%5Bfield%5D=inform</w:t>
+            <w:t>%</w:t>
           </w:r>
         </w:hyperlink>
       </w:r>
@@ -2878,34 +2916,7 @@
             <w:rPr>
               <w:rStyle w:val="Hyperlink"/>
             </w:rPr>
-            <w:t>a</w:t>
-          </w:r>
-        </w:hyperlink>
-      </w:r>
-      <w:r>
-        <w:rPr>
-          <w:rFonts w:ascii="Charis SIL Regular" w:hAnsi="Charis SIL Regular" w:eastAsia="Charis SIL Regular"/>
-          <w:b w:val="0"/>
-          <w:i w:val="0"/>
-          <w:color w:val="0000FF"/>
-          <w:sz w:val="24"/>
-        </w:rPr>
-        <w:t>t</w:t>
-      </w:r>
-      <w:r>
-        <w:rPr>
-          <w:rFonts w:ascii="Charis SIL Regular" w:hAnsi="Charis SIL Regular" w:eastAsia="Charis SIL Regular"/>
-          <w:b w:val="0"/>
-          <w:i w:val="0"/>
-          <w:color w:val="0000FF"/>
-          <w:sz w:val="24"/>
-        </w:rPr>
-        <w:hyperlink r:id="rId13" w:history="1">
-          <w:r>
-            <w:rPr>
-              <w:rStyle w:val="Hyperlink"/>
-            </w:rPr>
-            <w:t>ion_type&amp;fil</w:t>
+            <w:t>5B0%5D%5Bfield%5D=informa</w:t>
           </w:r>
         </w:hyperlink>
       </w:r>
@@ -2939,9 +2950,36 @@
             <w:rPr>
               <w:rStyle w:val="Hyperlink"/>
             </w:rPr>
-            <w:t>ers%5B0%5D%5Bvalues%5D%5B0</w:t>
+            <w:t>ion_type&amp;filt</w:t>
           </w:r>
         </w:hyperlink>
+      </w:r>
+      <w:r>
+        <w:rPr>
+          <w:rFonts w:ascii="Charis SIL Regular" w:hAnsi="Charis SIL Regular" w:eastAsia="Charis SIL Regular"/>
+          <w:b w:val="0"/>
+          <w:i w:val="0"/>
+          <w:color w:val="0000FF"/>
+          <w:sz w:val="24"/>
+        </w:rPr>
+        <w:hyperlink r:id="rId13" w:history="1">
+          <w:r>
+            <w:rPr>
+              <w:rStyle w:val="Hyperlink"/>
+            </w:rPr>
+            <w:t>ers%5B0%5D%5Bvalues%5D%</w:t>
+          </w:r>
+        </w:hyperlink>
+      </w:r>
+      <w:r>
+        <w:rPr>
+          <w:rFonts w:ascii="Charis SIL Regular" w:hAnsi="Charis SIL Regular" w:eastAsia="Charis SIL Regular"/>
+          <w:b w:val="0"/>
+          <w:i w:val="0"/>
+          <w:color w:val="0000FF"/>
+          <w:sz w:val="24"/>
+        </w:rPr>
+        <w:t>5B0</w:t>
       </w:r>
     </w:p>
     <w:p>
@@ -3164,7 +3202,7 @@
           <w:sz w:val="24"/>
           <w:u w:val="single"/>
         </w:rPr>
-        <w:hyperlink r:id="rId15" w:history="1">
+        <w:hyperlink r:id="rId14" w:history="1">
           <w:r>
             <w:rPr>
               <w:rStyle w:val="Hyperlink"/>
@@ -3182,7 +3220,7 @@
           <w:sz w:val="24"/>
           <w:u w:val="single"/>
         </w:rPr>
-        <w:hyperlink r:id="rId15" w:history="1">
+        <w:hyperlink r:id="rId14" w:history="1">
           <w:r>
             <w:rPr>
               <w:rStyle w:val="Hyperlink"/>
@@ -3211,7 +3249,7 @@
           <w:sz w:val="24"/>
           <w:u w:val="single"/>
         </w:rPr>
-        <w:hyperlink r:id="rId15" w:history="1">
+        <w:hyperlink r:id="rId14" w:history="1">
           <w:r>
             <w:rPr>
               <w:rStyle w:val="Hyperlink"/>
@@ -3222,13 +3260,21 @@
       </w:r>
       <w:r>
         <w:rPr>
+          <w:u w:val="single" w:color="0000ff"/>
           <w:rFonts w:ascii="Charis SIL Regular" w:hAnsi="Charis SIL Regular" w:eastAsia="Charis SIL Regular"/>
           <w:b w:val="0"/>
           <w:i w:val="0"/>
           <w:color w:val="000000"/>
           <w:sz w:val="24"/>
         </w:rPr>
-        <w:t xml:space="preserve">, </w:t>
+        <w:hyperlink r:id="rId14" w:history="1">
+          <w:r>
+            <w:rPr>
+              <w:rStyle w:val="Hyperlink"/>
+            </w:rPr>
+            <w:t xml:space="preserve">, </w:t>
+          </w:r>
+        </w:hyperlink>
       </w:r>
       <w:r>
         <w:rPr>
@@ -3239,7 +3285,7 @@
           <w:sz w:val="24"/>
           <w:u w:val="single"/>
         </w:rPr>
-        <w:hyperlink r:id="rId16" w:history="1">
+        <w:hyperlink r:id="rId14" w:history="1">
           <w:r>
             <w:rPr>
               <w:rStyle w:val="Hyperlink"/>

--- a/EXPORTS/DOCX/published/niveau3/Dutch/RMO.docx
+++ b/EXPORTS/DOCX/published/niveau3/Dutch/RMO.docx
@@ -218,18 +218,7 @@
           <w:color w:val="000000"/>
           <w:sz w:val="24"/>
         </w:rPr>
-        <w:t>archeologie aan de Universiteit L</w:t>
-      </w:r>
-      <w:r>
-        <w:rPr>
-          <w:u w:val="single" w:color="0000ff"/>
-          <w:rFonts w:ascii="Charis SIL Regular" w:hAnsi="Charis SIL Regular" w:eastAsia="Charis SIL Regular"/>
-          <w:b w:val="0"/>
-          <w:i w:val="0"/>
-          <w:color w:val="000000"/>
-          <w:sz w:val="24"/>
-        </w:rPr>
-        <w:t xml:space="preserve">eiden, </w:t>
+        <w:t xml:space="preserve">archeologie aan de Universiteit Leiden, </w:t>
       </w:r>
       <w:r>
         <w:rPr>
@@ -816,31 +805,13 @@
       </w:r>
       <w:r>
         <w:rPr>
-          <w:u w:val="single" w:color="0000ff"/>
           <w:rFonts w:ascii="Charis SIL Regular" w:hAnsi="Charis SIL Regular" w:eastAsia="Charis SIL Regular"/>
           <w:b w:val="0"/>
           <w:i w:val="0"/>
           <w:color w:val="000000"/>
           <w:sz w:val="24"/>
         </w:rPr>
-        <w:hyperlink r:id="rId10" w:history="1">
-          <w:r>
-            <w:rPr>
-              <w:rStyle w:val="Hyperlink"/>
-            </w:rPr>
-            <w:t>ectie. Ook</w:t>
-          </w:r>
-        </w:hyperlink>
-      </w:r>
-      <w:r>
-        <w:rPr>
-          <w:rFonts w:ascii="Charis SIL Regular" w:hAnsi="Charis SIL Regular" w:eastAsia="Charis SIL Regular"/>
-          <w:b w:val="0"/>
-          <w:i w:val="0"/>
-          <w:color w:val="000000"/>
-          <w:sz w:val="24"/>
-        </w:rPr>
-        <w:t xml:space="preserve"> is het </w:t>
+        <w:t xml:space="preserve">ectie. Ook is het </w:t>
       </w:r>
       <w:r>
         <w:rPr>
@@ -2640,33 +2611,6 @@
           <w:color w:val="0000FF"/>
           <w:sz w:val="24"/>
         </w:rPr>
-        <w:t>t</w:t>
-      </w:r>
-      <w:r>
-        <w:rPr>
-          <w:rFonts w:ascii="Charis SIL Regular" w:hAnsi="Charis SIL Regular" w:eastAsia="Charis SIL Regular"/>
-          <w:b w:val="0"/>
-          <w:i w:val="0"/>
-          <w:color w:val="0000FF"/>
-          <w:sz w:val="24"/>
-        </w:rPr>
-        <w:hyperlink r:id="rId13" w:history="1">
-          <w:r>
-            <w:rPr>
-              <w:rStyle w:val="Hyperlink"/>
-            </w:rPr>
-            <w:t>ion_type&amp;fil</w:t>
-          </w:r>
-        </w:hyperlink>
-      </w:r>
-      <w:r>
-        <w:rPr>
-          <w:rFonts w:ascii="Charis SIL Regular" w:hAnsi="Charis SIL Regular" w:eastAsia="Charis SIL Regular"/>
-          <w:b w:val="0"/>
-          <w:i w:val="0"/>
-          <w:color w:val="0000FF"/>
-          <w:sz w:val="24"/>
-        </w:rPr>
         <w:hyperlink r:id="rId13" w:history="1">
           <w:r>
             <w:rPr>
@@ -2689,9 +2633,36 @@
             <w:rPr>
               <w:rStyle w:val="Hyperlink"/>
             </w:rPr>
-            <w:t>ers%5B0%5D%5Bvalues%5D%5B0</w:t>
+            <w:t>ion_type&amp;filt</w:t>
           </w:r>
         </w:hyperlink>
+      </w:r>
+      <w:r>
+        <w:rPr>
+          <w:rFonts w:ascii="Charis SIL Regular" w:hAnsi="Charis SIL Regular" w:eastAsia="Charis SIL Regular"/>
+          <w:b w:val="0"/>
+          <w:i w:val="0"/>
+          <w:color w:val="0000FF"/>
+          <w:sz w:val="24"/>
+        </w:rPr>
+        <w:hyperlink r:id="rId13" w:history="1">
+          <w:r>
+            <w:rPr>
+              <w:rStyle w:val="Hyperlink"/>
+            </w:rPr>
+            <w:t>ers%5B0%5D%5Bvalues%5D%5B</w:t>
+          </w:r>
+        </w:hyperlink>
+      </w:r>
+      <w:r>
+        <w:rPr>
+          <w:rFonts w:ascii="Charis SIL Regular" w:hAnsi="Charis SIL Regular" w:eastAsia="Charis SIL Regular"/>
+          <w:b w:val="0"/>
+          <w:i w:val="0"/>
+          <w:color w:val="0000FF"/>
+          <w:sz w:val="24"/>
+        </w:rPr>
+        <w:t>0</w:t>
       </w:r>
     </w:p>
     <w:p>
@@ -2882,7 +2853,7 @@
             <w:rPr>
               <w:rStyle w:val="Hyperlink"/>
             </w:rPr>
-            <w:t>filters</w:t>
+            <w:t>filter</w:t>
           </w:r>
         </w:hyperlink>
       </w:r>
@@ -2899,7 +2870,34 @@
             <w:rPr>
               <w:rStyle w:val="Hyperlink"/>
             </w:rPr>
-            <w:t>%</w:t>
+            <w:t>s</w:t>
+          </w:r>
+        </w:hyperlink>
+      </w:r>
+      <w:r>
+        <w:rPr>
+          <w:rFonts w:ascii="Charis SIL Regular" w:hAnsi="Charis SIL Regular" w:eastAsia="Charis SIL Regular"/>
+          <w:b w:val="0"/>
+          <w:i w:val="0"/>
+          <w:color w:val="0000FF"/>
+          <w:sz w:val="24"/>
+        </w:rPr>
+        <w:t>%</w:t>
+      </w:r>
+      <w:r>
+        <w:rPr>
+          <w:rFonts w:ascii="Charis SIL Regular" w:hAnsi="Charis SIL Regular" w:eastAsia="Charis SIL Regular"/>
+          <w:b w:val="0"/>
+          <w:i w:val="0"/>
+          <w:color w:val="0000FF"/>
+          <w:sz w:val="24"/>
+        </w:rPr>
+        <w:hyperlink r:id="rId13" w:history="1">
+          <w:r>
+            <w:rPr>
+              <w:rStyle w:val="Hyperlink"/>
+            </w:rPr>
+            <w:t>5B0%5D%5Bfield%5D=inform</w:t>
           </w:r>
         </w:hyperlink>
       </w:r>
@@ -2916,7 +2914,34 @@
             <w:rPr>
               <w:rStyle w:val="Hyperlink"/>
             </w:rPr>
-            <w:t>5B0%5D%5Bfield%5D=informa</w:t>
+            <w:t>a</w:t>
+          </w:r>
+        </w:hyperlink>
+      </w:r>
+      <w:r>
+        <w:rPr>
+          <w:rFonts w:ascii="Charis SIL Regular" w:hAnsi="Charis SIL Regular" w:eastAsia="Charis SIL Regular"/>
+          <w:b w:val="0"/>
+          <w:i w:val="0"/>
+          <w:color w:val="0000FF"/>
+          <w:sz w:val="24"/>
+        </w:rPr>
+        <w:t>t</w:t>
+      </w:r>
+      <w:r>
+        <w:rPr>
+          <w:rFonts w:ascii="Charis SIL Regular" w:hAnsi="Charis SIL Regular" w:eastAsia="Charis SIL Regular"/>
+          <w:b w:val="0"/>
+          <w:i w:val="0"/>
+          <w:color w:val="0000FF"/>
+          <w:sz w:val="24"/>
+        </w:rPr>
+        <w:hyperlink r:id="rId13" w:history="1">
+          <w:r>
+            <w:rPr>
+              <w:rStyle w:val="Hyperlink"/>
+            </w:rPr>
+            <w:t>ion_type&amp;fil</w:t>
           </w:r>
         </w:hyperlink>
       </w:r>
@@ -2950,36 +2975,9 @@
             <w:rPr>
               <w:rStyle w:val="Hyperlink"/>
             </w:rPr>
-            <w:t>ion_type&amp;filt</w:t>
+            <w:t>ers%5B0%5D%5Bvalues%5D%5B0</w:t>
           </w:r>
         </w:hyperlink>
-      </w:r>
-      <w:r>
-        <w:rPr>
-          <w:rFonts w:ascii="Charis SIL Regular" w:hAnsi="Charis SIL Regular" w:eastAsia="Charis SIL Regular"/>
-          <w:b w:val="0"/>
-          <w:i w:val="0"/>
-          <w:color w:val="0000FF"/>
-          <w:sz w:val="24"/>
-        </w:rPr>
-        <w:hyperlink r:id="rId13" w:history="1">
-          <w:r>
-            <w:rPr>
-              <w:rStyle w:val="Hyperlink"/>
-            </w:rPr>
-            <w:t>ers%5B0%5D%5Bvalues%5D%</w:t>
-          </w:r>
-        </w:hyperlink>
-      </w:r>
-      <w:r>
-        <w:rPr>
-          <w:rFonts w:ascii="Charis SIL Regular" w:hAnsi="Charis SIL Regular" w:eastAsia="Charis SIL Regular"/>
-          <w:b w:val="0"/>
-          <w:i w:val="0"/>
-          <w:color w:val="0000FF"/>
-          <w:sz w:val="24"/>
-        </w:rPr>
-        <w:t>5B0</w:t>
       </w:r>
     </w:p>
     <w:p>
@@ -3260,21 +3258,13 @@
       </w:r>
       <w:r>
         <w:rPr>
-          <w:u w:val="single" w:color="0000ff"/>
           <w:rFonts w:ascii="Charis SIL Regular" w:hAnsi="Charis SIL Regular" w:eastAsia="Charis SIL Regular"/>
           <w:b w:val="0"/>
           <w:i w:val="0"/>
           <w:color w:val="000000"/>
           <w:sz w:val="24"/>
         </w:rPr>
-        <w:hyperlink r:id="rId14" w:history="1">
-          <w:r>
-            <w:rPr>
-              <w:rStyle w:val="Hyperlink"/>
-            </w:rPr>
-            <w:t xml:space="preserve">, </w:t>
-          </w:r>
-        </w:hyperlink>
+        <w:t xml:space="preserve">, </w:t>
       </w:r>
       <w:r>
         <w:rPr>
@@ -3285,7 +3275,7 @@
           <w:sz w:val="24"/>
           <w:u w:val="single"/>
         </w:rPr>
-        <w:hyperlink r:id="rId14" w:history="1">
+        <w:hyperlink r:id="rId15" w:history="1">
           <w:r>
             <w:rPr>
               <w:rStyle w:val="Hyperlink"/>
@@ -3314,7 +3304,7 @@
           <w:sz w:val="24"/>
           <w:u w:val="single"/>
         </w:rPr>
-        <w:hyperlink r:id="rId14" w:history="1">
+        <w:hyperlink r:id="rId15" w:history="1">
           <w:r>
             <w:rPr>
               <w:rStyle w:val="Hyperlink"/>

--- a/EXPORTS/DOCX/published/niveau3/Dutch/RMO.docx
+++ b/EXPORTS/DOCX/published/niveau3/Dutch/RMO.docx
@@ -218,7 +218,25 @@
           <w:color w:val="000000"/>
           <w:sz w:val="24"/>
         </w:rPr>
-        <w:t xml:space="preserve">archeologie aan de Universiteit Leiden, </w:t>
+        <w:t>archeologie aan de Universiteit L</w:t>
+      </w:r>
+      <w:r>
+        <w:rPr>
+          <w:u w:val="single" w:color="0000ff"/>
+          <w:rFonts w:ascii="Charis SIL Regular" w:hAnsi="Charis SIL Regular" w:eastAsia="Charis SIL Regular"/>
+          <w:b w:val="0"/>
+          <w:i w:val="0"/>
+          <w:color w:val="000000"/>
+          <w:sz w:val="24"/>
+        </w:rPr>
+        <w:hyperlink r:id="rId9" w:history="1">
+          <w:r>
+            <w:rPr>
+              <w:rStyle w:val="Hyperlink"/>
+            </w:rPr>
+            <w:t xml:space="preserve">eiden, </w:t>
+          </w:r>
+        </w:hyperlink>
       </w:r>
       <w:r>
         <w:rPr>
@@ -769,49 +787,13 @@
       </w:r>
       <w:r>
         <w:rPr>
-          <w:u w:val="single" w:color="0000ff"/>
           <w:rFonts w:ascii="Charis SIL Regular" w:hAnsi="Charis SIL Regular" w:eastAsia="Charis SIL Regular"/>
           <w:b w:val="0"/>
           <w:i w:val="0"/>
           <w:color w:val="000000"/>
           <w:sz w:val="24"/>
         </w:rPr>
-        <w:hyperlink r:id="rId10" w:history="1">
-          <w:r>
-            <w:rPr>
-              <w:rStyle w:val="Hyperlink"/>
-            </w:rPr>
-            <w:t xml:space="preserve"> col</w:t>
-          </w:r>
-        </w:hyperlink>
-      </w:r>
-      <w:r>
-        <w:rPr>
-          <w:u w:val="single" w:color="0000ff"/>
-          <w:rFonts w:ascii="Charis SIL Regular" w:hAnsi="Charis SIL Regular" w:eastAsia="Charis SIL Regular"/>
-          <w:b w:val="0"/>
-          <w:i w:val="0"/>
-          <w:color w:val="000000"/>
-          <w:sz w:val="24"/>
-        </w:rPr>
-        <w:hyperlink r:id="rId10" w:history="1">
-          <w:r>
-            <w:rPr>
-              <w:rStyle w:val="Hyperlink"/>
-            </w:rPr>
-            <w:t>l</w:t>
-          </w:r>
-        </w:hyperlink>
-      </w:r>
-      <w:r>
-        <w:rPr>
-          <w:rFonts w:ascii="Charis SIL Regular" w:hAnsi="Charis SIL Regular" w:eastAsia="Charis SIL Regular"/>
-          <w:b w:val="0"/>
-          <w:i w:val="0"/>
-          <w:color w:val="000000"/>
-          <w:sz w:val="24"/>
-        </w:rPr>
-        <w:t xml:space="preserve">ectie. Ook is het </w:t>
+        <w:t xml:space="preserve"> collectie. Ook is het </w:t>
       </w:r>
       <w:r>
         <w:rPr>
@@ -1986,33 +1968,6 @@
           <w:color w:val="0000FF"/>
           <w:sz w:val="24"/>
         </w:rPr>
-        <w:t>t</w:t>
-      </w:r>
-      <w:r>
-        <w:rPr>
-          <w:rFonts w:ascii="Charis SIL Regular" w:hAnsi="Charis SIL Regular" w:eastAsia="Charis SIL Regular"/>
-          <w:b w:val="0"/>
-          <w:i w:val="0"/>
-          <w:color w:val="0000FF"/>
-          <w:sz w:val="24"/>
-        </w:rPr>
-        <w:hyperlink r:id="rId13" w:history="1">
-          <w:r>
-            <w:rPr>
-              <w:rStyle w:val="Hyperlink"/>
-            </w:rPr>
-            <w:t>ion_type&amp;fil</w:t>
-          </w:r>
-        </w:hyperlink>
-      </w:r>
-      <w:r>
-        <w:rPr>
-          <w:rFonts w:ascii="Charis SIL Regular" w:hAnsi="Charis SIL Regular" w:eastAsia="Charis SIL Regular"/>
-          <w:b w:val="0"/>
-          <w:i w:val="0"/>
-          <w:color w:val="0000FF"/>
-          <w:sz w:val="24"/>
-        </w:rPr>
         <w:hyperlink r:id="rId13" w:history="1">
           <w:r>
             <w:rPr>
@@ -2035,9 +1990,36 @@
             <w:rPr>
               <w:rStyle w:val="Hyperlink"/>
             </w:rPr>
-            <w:t>ers%5B0%5D%5Bvalues%5D%5B0</w:t>
+            <w:t>ion_type&amp;filt</w:t>
           </w:r>
         </w:hyperlink>
+      </w:r>
+      <w:r>
+        <w:rPr>
+          <w:rFonts w:ascii="Charis SIL Regular" w:hAnsi="Charis SIL Regular" w:eastAsia="Charis SIL Regular"/>
+          <w:b w:val="0"/>
+          <w:i w:val="0"/>
+          <w:color w:val="0000FF"/>
+          <w:sz w:val="24"/>
+        </w:rPr>
+        <w:hyperlink r:id="rId13" w:history="1">
+          <w:r>
+            <w:rPr>
+              <w:rStyle w:val="Hyperlink"/>
+            </w:rPr>
+            <w:t>ers%5B0%5D%5Bvalues%5D%5B</w:t>
+          </w:r>
+        </w:hyperlink>
+      </w:r>
+      <w:r>
+        <w:rPr>
+          <w:rFonts w:ascii="Charis SIL Regular" w:hAnsi="Charis SIL Regular" w:eastAsia="Charis SIL Regular"/>
+          <w:b w:val="0"/>
+          <w:i w:val="0"/>
+          <w:color w:val="0000FF"/>
+          <w:sz w:val="24"/>
+        </w:rPr>
+        <w:t>0</w:t>
       </w:r>
     </w:p>
     <w:p>
@@ -2305,33 +2287,6 @@
           <w:color w:val="0000FF"/>
           <w:sz w:val="24"/>
         </w:rPr>
-        <w:t>t</w:t>
-      </w:r>
-      <w:r>
-        <w:rPr>
-          <w:rFonts w:ascii="Charis SIL Regular" w:hAnsi="Charis SIL Regular" w:eastAsia="Charis SIL Regular"/>
-          <w:b w:val="0"/>
-          <w:i w:val="0"/>
-          <w:color w:val="0000FF"/>
-          <w:sz w:val="24"/>
-        </w:rPr>
-        <w:hyperlink r:id="rId13" w:history="1">
-          <w:r>
-            <w:rPr>
-              <w:rStyle w:val="Hyperlink"/>
-            </w:rPr>
-            <w:t>ion_type&amp;fil</w:t>
-          </w:r>
-        </w:hyperlink>
-      </w:r>
-      <w:r>
-        <w:rPr>
-          <w:rFonts w:ascii="Charis SIL Regular" w:hAnsi="Charis SIL Regular" w:eastAsia="Charis SIL Regular"/>
-          <w:b w:val="0"/>
-          <w:i w:val="0"/>
-          <w:color w:val="0000FF"/>
-          <w:sz w:val="24"/>
-        </w:rPr>
         <w:hyperlink r:id="rId13" w:history="1">
           <w:r>
             <w:rPr>
@@ -2354,9 +2309,36 @@
             <w:rPr>
               <w:rStyle w:val="Hyperlink"/>
             </w:rPr>
-            <w:t>ers%5B0%5D%5Bvalues%5D%5B0</w:t>
+            <w:t>ion_type&amp;filt</w:t>
           </w:r>
         </w:hyperlink>
+      </w:r>
+      <w:r>
+        <w:rPr>
+          <w:rFonts w:ascii="Charis SIL Regular" w:hAnsi="Charis SIL Regular" w:eastAsia="Charis SIL Regular"/>
+          <w:b w:val="0"/>
+          <w:i w:val="0"/>
+          <w:color w:val="0000FF"/>
+          <w:sz w:val="24"/>
+        </w:rPr>
+        <w:hyperlink r:id="rId13" w:history="1">
+          <w:r>
+            <w:rPr>
+              <w:rStyle w:val="Hyperlink"/>
+            </w:rPr>
+            <w:t>ers%5B0%5D%5Bvalues%5D%5B</w:t>
+          </w:r>
+        </w:hyperlink>
+      </w:r>
+      <w:r>
+        <w:rPr>
+          <w:rFonts w:ascii="Charis SIL Regular" w:hAnsi="Charis SIL Regular" w:eastAsia="Charis SIL Regular"/>
+          <w:b w:val="0"/>
+          <w:i w:val="0"/>
+          <w:color w:val="0000FF"/>
+          <w:sz w:val="24"/>
+        </w:rPr>
+        <w:t>0</w:t>
       </w:r>
     </w:p>
     <w:p>
@@ -2853,7 +2835,7 @@
             <w:rPr>
               <w:rStyle w:val="Hyperlink"/>
             </w:rPr>
-            <w:t>filter</w:t>
+            <w:t>filters</w:t>
           </w:r>
         </w:hyperlink>
       </w:r>
@@ -2870,34 +2852,7 @@
             <w:rPr>
               <w:rStyle w:val="Hyperlink"/>
             </w:rPr>
-            <w:t>s</w:t>
-          </w:r>
-        </w:hyperlink>
-      </w:r>
-      <w:r>
-        <w:rPr>
-          <w:rFonts w:ascii="Charis SIL Regular" w:hAnsi="Charis SIL Regular" w:eastAsia="Charis SIL Regular"/>
-          <w:b w:val="0"/>
-          <w:i w:val="0"/>
-          <w:color w:val="0000FF"/>
-          <w:sz w:val="24"/>
-        </w:rPr>
-        <w:t>%</w:t>
-      </w:r>
-      <w:r>
-        <w:rPr>
-          <w:rFonts w:ascii="Charis SIL Regular" w:hAnsi="Charis SIL Regular" w:eastAsia="Charis SIL Regular"/>
-          <w:b w:val="0"/>
-          <w:i w:val="0"/>
-          <w:color w:val="0000FF"/>
-          <w:sz w:val="24"/>
-        </w:rPr>
-        <w:hyperlink r:id="rId13" w:history="1">
-          <w:r>
-            <w:rPr>
-              <w:rStyle w:val="Hyperlink"/>
-            </w:rPr>
-            <w:t>5B0%5D%5Bfield%5D=inform</w:t>
+            <w:t>%</w:t>
           </w:r>
         </w:hyperlink>
       </w:r>
@@ -2914,34 +2869,7 @@
             <w:rPr>
               <w:rStyle w:val="Hyperlink"/>
             </w:rPr>
-            <w:t>a</w:t>
-          </w:r>
-        </w:hyperlink>
-      </w:r>
-      <w:r>
-        <w:rPr>
-          <w:rFonts w:ascii="Charis SIL Regular" w:hAnsi="Charis SIL Regular" w:eastAsia="Charis SIL Regular"/>
-          <w:b w:val="0"/>
-          <w:i w:val="0"/>
-          <w:color w:val="0000FF"/>
-          <w:sz w:val="24"/>
-        </w:rPr>
-        <w:t>t</w:t>
-      </w:r>
-      <w:r>
-        <w:rPr>
-          <w:rFonts w:ascii="Charis SIL Regular" w:hAnsi="Charis SIL Regular" w:eastAsia="Charis SIL Regular"/>
-          <w:b w:val="0"/>
-          <w:i w:val="0"/>
-          <w:color w:val="0000FF"/>
-          <w:sz w:val="24"/>
-        </w:rPr>
-        <w:hyperlink r:id="rId13" w:history="1">
-          <w:r>
-            <w:rPr>
-              <w:rStyle w:val="Hyperlink"/>
-            </w:rPr>
-            <w:t>ion_type&amp;fil</w:t>
+            <w:t>5B0%5D%5Bfield%5D=informa</w:t>
           </w:r>
         </w:hyperlink>
       </w:r>
@@ -2975,9 +2903,36 @@
             <w:rPr>
               <w:rStyle w:val="Hyperlink"/>
             </w:rPr>
-            <w:t>ers%5B0%5D%5Bvalues%5D%5B0</w:t>
+            <w:t>ion_type&amp;filt</w:t>
           </w:r>
         </w:hyperlink>
+      </w:r>
+      <w:r>
+        <w:rPr>
+          <w:rFonts w:ascii="Charis SIL Regular" w:hAnsi="Charis SIL Regular" w:eastAsia="Charis SIL Regular"/>
+          <w:b w:val="0"/>
+          <w:i w:val="0"/>
+          <w:color w:val="0000FF"/>
+          <w:sz w:val="24"/>
+        </w:rPr>
+        <w:hyperlink r:id="rId13" w:history="1">
+          <w:r>
+            <w:rPr>
+              <w:rStyle w:val="Hyperlink"/>
+            </w:rPr>
+            <w:t>ers%5B0%5D%5Bvalues%5D%</w:t>
+          </w:r>
+        </w:hyperlink>
+      </w:r>
+      <w:r>
+        <w:rPr>
+          <w:rFonts w:ascii="Charis SIL Regular" w:hAnsi="Charis SIL Regular" w:eastAsia="Charis SIL Regular"/>
+          <w:b w:val="0"/>
+          <w:i w:val="0"/>
+          <w:color w:val="0000FF"/>
+          <w:sz w:val="24"/>
+        </w:rPr>
+        <w:t>5B0</w:t>
       </w:r>
     </w:p>
     <w:p>
@@ -3258,13 +3213,21 @@
       </w:r>
       <w:r>
         <w:rPr>
+          <w:u w:val="single" w:color="0000ff"/>
           <w:rFonts w:ascii="Charis SIL Regular" w:hAnsi="Charis SIL Regular" w:eastAsia="Charis SIL Regular"/>
           <w:b w:val="0"/>
           <w:i w:val="0"/>
           <w:color w:val="000000"/>
           <w:sz w:val="24"/>
         </w:rPr>
-        <w:t xml:space="preserve">, </w:t>
+        <w:hyperlink r:id="rId14" w:history="1">
+          <w:r>
+            <w:rPr>
+              <w:rStyle w:val="Hyperlink"/>
+            </w:rPr>
+            <w:t xml:space="preserve">, </w:t>
+          </w:r>
+        </w:hyperlink>
       </w:r>
       <w:r>
         <w:rPr>
@@ -3275,7 +3238,7 @@
           <w:sz w:val="24"/>
           <w:u w:val="single"/>
         </w:rPr>
-        <w:hyperlink r:id="rId15" w:history="1">
+        <w:hyperlink r:id="rId14" w:history="1">
           <w:r>
             <w:rPr>
               <w:rStyle w:val="Hyperlink"/>

--- a/EXPORTS/DOCX/published/niveau3/Dutch/RMO.docx
+++ b/EXPORTS/DOCX/published/niveau3/Dutch/RMO.docx
@@ -218,25 +218,7 @@
           <w:color w:val="000000"/>
           <w:sz w:val="24"/>
         </w:rPr>
-        <w:t>archeologie aan de Universiteit L</w:t>
-      </w:r>
-      <w:r>
-        <w:rPr>
-          <w:u w:val="single" w:color="0000ff"/>
-          <w:rFonts w:ascii="Charis SIL Regular" w:hAnsi="Charis SIL Regular" w:eastAsia="Charis SIL Regular"/>
-          <w:b w:val="0"/>
-          <w:i w:val="0"/>
-          <w:color w:val="000000"/>
-          <w:sz w:val="24"/>
-        </w:rPr>
-        <w:hyperlink r:id="rId9" w:history="1">
-          <w:r>
-            <w:rPr>
-              <w:rStyle w:val="Hyperlink"/>
-            </w:rPr>
-            <w:t xml:space="preserve">eiden, </w:t>
-          </w:r>
-        </w:hyperlink>
+        <w:t xml:space="preserve">archeologie aan de Universiteit Leiden, </w:t>
       </w:r>
       <w:r>
         <w:rPr>
@@ -787,13 +769,67 @@
       </w:r>
       <w:r>
         <w:rPr>
+          <w:u w:val="single" w:color="0000ff"/>
           <w:rFonts w:ascii="Charis SIL Regular" w:hAnsi="Charis SIL Regular" w:eastAsia="Charis SIL Regular"/>
           <w:b w:val="0"/>
           <w:i w:val="0"/>
           <w:color w:val="000000"/>
           <w:sz w:val="24"/>
         </w:rPr>
-        <w:t xml:space="preserve"> collectie. Ook is het </w:t>
+        <w:hyperlink r:id="rId10" w:history="1">
+          <w:r>
+            <w:rPr>
+              <w:rStyle w:val="Hyperlink"/>
+            </w:rPr>
+            <w:t xml:space="preserve"> col</w:t>
+          </w:r>
+        </w:hyperlink>
+      </w:r>
+      <w:r>
+        <w:rPr>
+          <w:u w:val="single" w:color="0000ff"/>
+          <w:rFonts w:ascii="Charis SIL Regular" w:hAnsi="Charis SIL Regular" w:eastAsia="Charis SIL Regular"/>
+          <w:b w:val="0"/>
+          <w:i w:val="0"/>
+          <w:color w:val="000000"/>
+          <w:sz w:val="24"/>
+        </w:rPr>
+        <w:hyperlink r:id="rId10" w:history="1">
+          <w:r>
+            <w:rPr>
+              <w:rStyle w:val="Hyperlink"/>
+            </w:rPr>
+            <w:t>l</w:t>
+          </w:r>
+        </w:hyperlink>
+      </w:r>
+      <w:r>
+        <w:rPr>
+          <w:u w:val="single" w:color="0000ff"/>
+          <w:rFonts w:ascii="Charis SIL Regular" w:hAnsi="Charis SIL Regular" w:eastAsia="Charis SIL Regular"/>
+          <w:b w:val="0"/>
+          <w:i w:val="0"/>
+          <w:color w:val="000000"/>
+          <w:sz w:val="24"/>
+        </w:rPr>
+        <w:hyperlink r:id="rId10" w:history="1">
+          <w:r>
+            <w:rPr>
+              <w:rStyle w:val="Hyperlink"/>
+            </w:rPr>
+            <w:t>ectie. Ook</w:t>
+          </w:r>
+        </w:hyperlink>
+      </w:r>
+      <w:r>
+        <w:rPr>
+          <w:rFonts w:ascii="Charis SIL Regular" w:hAnsi="Charis SIL Regular" w:eastAsia="Charis SIL Regular"/>
+          <w:b w:val="0"/>
+          <w:i w:val="0"/>
+          <w:color w:val="000000"/>
+          <w:sz w:val="24"/>
+        </w:rPr>
+        <w:t xml:space="preserve"> is het </w:t>
       </w:r>
       <w:r>
         <w:rPr>
@@ -2835,7 +2871,7 @@
             <w:rPr>
               <w:rStyle w:val="Hyperlink"/>
             </w:rPr>
-            <w:t>filters</w:t>
+            <w:t>filter</w:t>
           </w:r>
         </w:hyperlink>
       </w:r>
@@ -2852,7 +2888,34 @@
             <w:rPr>
               <w:rStyle w:val="Hyperlink"/>
             </w:rPr>
-            <w:t>%</w:t>
+            <w:t>s</w:t>
+          </w:r>
+        </w:hyperlink>
+      </w:r>
+      <w:r>
+        <w:rPr>
+          <w:rFonts w:ascii="Charis SIL Regular" w:hAnsi="Charis SIL Regular" w:eastAsia="Charis SIL Regular"/>
+          <w:b w:val="0"/>
+          <w:i w:val="0"/>
+          <w:color w:val="0000FF"/>
+          <w:sz w:val="24"/>
+        </w:rPr>
+        <w:t>%</w:t>
+      </w:r>
+      <w:r>
+        <w:rPr>
+          <w:rFonts w:ascii="Charis SIL Regular" w:hAnsi="Charis SIL Regular" w:eastAsia="Charis SIL Regular"/>
+          <w:b w:val="0"/>
+          <w:i w:val="0"/>
+          <w:color w:val="0000FF"/>
+          <w:sz w:val="24"/>
+        </w:rPr>
+        <w:hyperlink r:id="rId13" w:history="1">
+          <w:r>
+            <w:rPr>
+              <w:rStyle w:val="Hyperlink"/>
+            </w:rPr>
+            <w:t>5B0%5D%5Bfield%5D=inform</w:t>
           </w:r>
         </w:hyperlink>
       </w:r>
@@ -2869,7 +2932,34 @@
             <w:rPr>
               <w:rStyle w:val="Hyperlink"/>
             </w:rPr>
-            <w:t>5B0%5D%5Bfield%5D=informa</w:t>
+            <w:t>a</w:t>
+          </w:r>
+        </w:hyperlink>
+      </w:r>
+      <w:r>
+        <w:rPr>
+          <w:rFonts w:ascii="Charis SIL Regular" w:hAnsi="Charis SIL Regular" w:eastAsia="Charis SIL Regular"/>
+          <w:b w:val="0"/>
+          <w:i w:val="0"/>
+          <w:color w:val="0000FF"/>
+          <w:sz w:val="24"/>
+        </w:rPr>
+        <w:t>t</w:t>
+      </w:r>
+      <w:r>
+        <w:rPr>
+          <w:rFonts w:ascii="Charis SIL Regular" w:hAnsi="Charis SIL Regular" w:eastAsia="Charis SIL Regular"/>
+          <w:b w:val="0"/>
+          <w:i w:val="0"/>
+          <w:color w:val="0000FF"/>
+          <w:sz w:val="24"/>
+        </w:rPr>
+        <w:hyperlink r:id="rId13" w:history="1">
+          <w:r>
+            <w:rPr>
+              <w:rStyle w:val="Hyperlink"/>
+            </w:rPr>
+            <w:t>ion_type&amp;fil</w:t>
           </w:r>
         </w:hyperlink>
       </w:r>
@@ -2903,36 +2993,9 @@
             <w:rPr>
               <w:rStyle w:val="Hyperlink"/>
             </w:rPr>
-            <w:t>ion_type&amp;filt</w:t>
+            <w:t>ers%5B0%5D%5Bvalues%5D%5B0</w:t>
           </w:r>
         </w:hyperlink>
-      </w:r>
-      <w:r>
-        <w:rPr>
-          <w:rFonts w:ascii="Charis SIL Regular" w:hAnsi="Charis SIL Regular" w:eastAsia="Charis SIL Regular"/>
-          <w:b w:val="0"/>
-          <w:i w:val="0"/>
-          <w:color w:val="0000FF"/>
-          <w:sz w:val="24"/>
-        </w:rPr>
-        <w:hyperlink r:id="rId13" w:history="1">
-          <w:r>
-            <w:rPr>
-              <w:rStyle w:val="Hyperlink"/>
-            </w:rPr>
-            <w:t>ers%5B0%5D%5Bvalues%5D%</w:t>
-          </w:r>
-        </w:hyperlink>
-      </w:r>
-      <w:r>
-        <w:rPr>
-          <w:rFonts w:ascii="Charis SIL Regular" w:hAnsi="Charis SIL Regular" w:eastAsia="Charis SIL Regular"/>
-          <w:b w:val="0"/>
-          <w:i w:val="0"/>
-          <w:color w:val="0000FF"/>
-          <w:sz w:val="24"/>
-        </w:rPr>
-        <w:t>5B0</w:t>
       </w:r>
     </w:p>
     <w:p>
@@ -3155,7 +3218,7 @@
           <w:sz w:val="24"/>
           <w:u w:val="single"/>
         </w:rPr>
-        <w:hyperlink r:id="rId14" w:history="1">
+        <w:hyperlink r:id="rId15" w:history="1">
           <w:r>
             <w:rPr>
               <w:rStyle w:val="Hyperlink"/>
@@ -3173,7 +3236,7 @@
           <w:sz w:val="24"/>
           <w:u w:val="single"/>
         </w:rPr>
-        <w:hyperlink r:id="rId14" w:history="1">
+        <w:hyperlink r:id="rId15" w:history="1">
           <w:r>
             <w:rPr>
               <w:rStyle w:val="Hyperlink"/>
@@ -3202,7 +3265,7 @@
           <w:sz w:val="24"/>
           <w:u w:val="single"/>
         </w:rPr>
-        <w:hyperlink r:id="rId14" w:history="1">
+        <w:hyperlink r:id="rId15" w:history="1">
           <w:r>
             <w:rPr>
               <w:rStyle w:val="Hyperlink"/>
@@ -3213,21 +3276,13 @@
       </w:r>
       <w:r>
         <w:rPr>
-          <w:u w:val="single" w:color="0000ff"/>
           <w:rFonts w:ascii="Charis SIL Regular" w:hAnsi="Charis SIL Regular" w:eastAsia="Charis SIL Regular"/>
           <w:b w:val="0"/>
           <w:i w:val="0"/>
           <w:color w:val="000000"/>
           <w:sz w:val="24"/>
         </w:rPr>
-        <w:hyperlink r:id="rId14" w:history="1">
-          <w:r>
-            <w:rPr>
-              <w:rStyle w:val="Hyperlink"/>
-            </w:rPr>
-            <w:t xml:space="preserve">, </w:t>
-          </w:r>
-        </w:hyperlink>
+        <w:t xml:space="preserve">, </w:t>
       </w:r>
       <w:r>
         <w:rPr>
@@ -3238,7 +3293,7 @@
           <w:sz w:val="24"/>
           <w:u w:val="single"/>
         </w:rPr>
-        <w:hyperlink r:id="rId14" w:history="1">
+        <w:hyperlink r:id="rId16" w:history="1">
           <w:r>
             <w:rPr>
               <w:rStyle w:val="Hyperlink"/>
@@ -3267,7 +3322,7 @@
           <w:sz w:val="24"/>
           <w:u w:val="single"/>
         </w:rPr>
-        <w:hyperlink r:id="rId15" w:history="1">
+        <w:hyperlink r:id="rId16" w:history="1">
           <w:r>
             <w:rPr>
               <w:rStyle w:val="Hyperlink"/>

--- a/EXPORTS/DOCX/published/niveau3/Dutch/RMO.docx
+++ b/EXPORTS/DOCX/published/niveau3/Dutch/RMO.docx
@@ -218,7 +218,25 @@
           <w:color w:val="000000"/>
           <w:sz w:val="24"/>
         </w:rPr>
-        <w:t xml:space="preserve">archeologie aan de Universiteit Leiden, </w:t>
+        <w:t>archeologie aan de Universiteit L</w:t>
+      </w:r>
+      <w:r>
+        <w:rPr>
+          <w:u w:val="single" w:color="0000ff"/>
+          <w:rFonts w:ascii="Charis SIL Regular" w:hAnsi="Charis SIL Regular" w:eastAsia="Charis SIL Regular"/>
+          <w:b w:val="0"/>
+          <w:i w:val="0"/>
+          <w:color w:val="000000"/>
+          <w:sz w:val="24"/>
+        </w:rPr>
+        <w:hyperlink r:id="rId9" w:history="1">
+          <w:r>
+            <w:rPr>
+              <w:rStyle w:val="Hyperlink"/>
+            </w:rPr>
+            <w:t xml:space="preserve">eiden, </w:t>
+          </w:r>
+        </w:hyperlink>
       </w:r>
       <w:r>
         <w:rPr>
@@ -2004,6 +2022,33 @@
           <w:color w:val="0000FF"/>
           <w:sz w:val="24"/>
         </w:rPr>
+        <w:t>t</w:t>
+      </w:r>
+      <w:r>
+        <w:rPr>
+          <w:rFonts w:ascii="Charis SIL Regular" w:hAnsi="Charis SIL Regular" w:eastAsia="Charis SIL Regular"/>
+          <w:b w:val="0"/>
+          <w:i w:val="0"/>
+          <w:color w:val="0000FF"/>
+          <w:sz w:val="24"/>
+        </w:rPr>
+        <w:hyperlink r:id="rId13" w:history="1">
+          <w:r>
+            <w:rPr>
+              <w:rStyle w:val="Hyperlink"/>
+            </w:rPr>
+            <w:t>ion_type&amp;fil</w:t>
+          </w:r>
+        </w:hyperlink>
+      </w:r>
+      <w:r>
+        <w:rPr>
+          <w:rFonts w:ascii="Charis SIL Regular" w:hAnsi="Charis SIL Regular" w:eastAsia="Charis SIL Regular"/>
+          <w:b w:val="0"/>
+          <w:i w:val="0"/>
+          <w:color w:val="0000FF"/>
+          <w:sz w:val="24"/>
+        </w:rPr>
         <w:hyperlink r:id="rId13" w:history="1">
           <w:r>
             <w:rPr>
@@ -2026,36 +2071,9 @@
             <w:rPr>
               <w:rStyle w:val="Hyperlink"/>
             </w:rPr>
-            <w:t>ion_type&amp;filt</w:t>
+            <w:t>ers%5B0%5D%5Bvalues%5D%5B0</w:t>
           </w:r>
         </w:hyperlink>
-      </w:r>
-      <w:r>
-        <w:rPr>
-          <w:rFonts w:ascii="Charis SIL Regular" w:hAnsi="Charis SIL Regular" w:eastAsia="Charis SIL Regular"/>
-          <w:b w:val="0"/>
-          <w:i w:val="0"/>
-          <w:color w:val="0000FF"/>
-          <w:sz w:val="24"/>
-        </w:rPr>
-        <w:hyperlink r:id="rId13" w:history="1">
-          <w:r>
-            <w:rPr>
-              <w:rStyle w:val="Hyperlink"/>
-            </w:rPr>
-            <w:t>ers%5B0%5D%5Bvalues%5D%5B</w:t>
-          </w:r>
-        </w:hyperlink>
-      </w:r>
-      <w:r>
-        <w:rPr>
-          <w:rFonts w:ascii="Charis SIL Regular" w:hAnsi="Charis SIL Regular" w:eastAsia="Charis SIL Regular"/>
-          <w:b w:val="0"/>
-          <w:i w:val="0"/>
-          <w:color w:val="0000FF"/>
-          <w:sz w:val="24"/>
-        </w:rPr>
-        <w:t>0</w:t>
       </w:r>
     </w:p>
     <w:p>
@@ -3322,7 +3340,7 @@
           <w:sz w:val="24"/>
           <w:u w:val="single"/>
         </w:rPr>
-        <w:hyperlink r:id="rId16" w:history="1">
+        <w:hyperlink r:id="rId14" w:history="1">
           <w:r>
             <w:rPr>
               <w:rStyle w:val="Hyperlink"/>

--- a/EXPORTS/DOCX/published/niveau3/Dutch/RMO.docx
+++ b/EXPORTS/DOCX/published/niveau3/Dutch/RMO.docx
@@ -218,25 +218,7 @@
           <w:color w:val="000000"/>
           <w:sz w:val="24"/>
         </w:rPr>
-        <w:t>archeologie aan de Universiteit L</w:t>
-      </w:r>
-      <w:r>
-        <w:rPr>
-          <w:u w:val="single" w:color="0000ff"/>
-          <w:rFonts w:ascii="Charis SIL Regular" w:hAnsi="Charis SIL Regular" w:eastAsia="Charis SIL Regular"/>
-          <w:b w:val="0"/>
-          <w:i w:val="0"/>
-          <w:color w:val="000000"/>
-          <w:sz w:val="24"/>
-        </w:rPr>
-        <w:hyperlink r:id="rId9" w:history="1">
-          <w:r>
-            <w:rPr>
-              <w:rStyle w:val="Hyperlink"/>
-            </w:rPr>
-            <w:t xml:space="preserve">eiden, </w:t>
-          </w:r>
-        </w:hyperlink>
+        <w:t xml:space="preserve">archeologie aan de Universiteit Leiden, </w:t>
       </w:r>
       <w:r>
         <w:rPr>
@@ -765,25 +747,7 @@
           <w:color w:val="000000"/>
           <w:sz w:val="24"/>
         </w:rPr>
-        <w:t>museum, haar gesc</w:t>
-      </w:r>
-      <w:r>
-        <w:rPr>
-          <w:u w:val="single" w:color="0000ff"/>
-          <w:rFonts w:ascii="Charis SIL Regular" w:hAnsi="Charis SIL Regular" w:eastAsia="Charis SIL Regular"/>
-          <w:b w:val="0"/>
-          <w:i w:val="0"/>
-          <w:color w:val="000000"/>
-          <w:sz w:val="24"/>
-        </w:rPr>
-        <w:hyperlink r:id="rId10" w:history="1">
-          <w:r>
-            <w:rPr>
-              <w:rStyle w:val="Hyperlink"/>
-            </w:rPr>
-            <w:t>hiedenis en de</w:t>
-          </w:r>
-        </w:hyperlink>
+        <w:t>museum, haar geschiedenis en de</w:t>
       </w:r>
       <w:r>
         <w:rPr>
@@ -823,31 +787,13 @@
       </w:r>
       <w:r>
         <w:rPr>
-          <w:u w:val="single" w:color="0000ff"/>
           <w:rFonts w:ascii="Charis SIL Regular" w:hAnsi="Charis SIL Regular" w:eastAsia="Charis SIL Regular"/>
           <w:b w:val="0"/>
           <w:i w:val="0"/>
           <w:color w:val="000000"/>
           <w:sz w:val="24"/>
         </w:rPr>
-        <w:hyperlink r:id="rId10" w:history="1">
-          <w:r>
-            <w:rPr>
-              <w:rStyle w:val="Hyperlink"/>
-            </w:rPr>
-            <w:t>ectie. Ook</w:t>
-          </w:r>
-        </w:hyperlink>
-      </w:r>
-      <w:r>
-        <w:rPr>
-          <w:rFonts w:ascii="Charis SIL Regular" w:hAnsi="Charis SIL Regular" w:eastAsia="Charis SIL Regular"/>
-          <w:b w:val="0"/>
-          <w:i w:val="0"/>
-          <w:color w:val="000000"/>
-          <w:sz w:val="24"/>
-        </w:rPr>
-        <w:t xml:space="preserve"> is het </w:t>
+        <w:t xml:space="preserve">ectie. Ook is het </w:t>
       </w:r>
       <w:r>
         <w:rPr>
@@ -2268,7 +2214,7 @@
             <w:rPr>
               <w:rStyle w:val="Hyperlink"/>
             </w:rPr>
-            <w:t>filter</w:t>
+            <w:t>filters</w:t>
           </w:r>
         </w:hyperlink>
       </w:r>
@@ -2285,34 +2231,7 @@
             <w:rPr>
               <w:rStyle w:val="Hyperlink"/>
             </w:rPr>
-            <w:t>s</w:t>
-          </w:r>
-        </w:hyperlink>
-      </w:r>
-      <w:r>
-        <w:rPr>
-          <w:rFonts w:ascii="Charis SIL Regular" w:hAnsi="Charis SIL Regular" w:eastAsia="Charis SIL Regular"/>
-          <w:b w:val="0"/>
-          <w:i w:val="0"/>
-          <w:color w:val="0000FF"/>
-          <w:sz w:val="24"/>
-        </w:rPr>
-        <w:t>%</w:t>
-      </w:r>
-      <w:r>
-        <w:rPr>
-          <w:rFonts w:ascii="Charis SIL Regular" w:hAnsi="Charis SIL Regular" w:eastAsia="Charis SIL Regular"/>
-          <w:b w:val="0"/>
-          <w:i w:val="0"/>
-          <w:color w:val="0000FF"/>
-          <w:sz w:val="24"/>
-        </w:rPr>
-        <w:hyperlink r:id="rId13" w:history="1">
-          <w:r>
-            <w:rPr>
-              <w:rStyle w:val="Hyperlink"/>
-            </w:rPr>
-            <w:t>5B0%5D%5Bfield%5D=inform</w:t>
+            <w:t>%</w:t>
           </w:r>
         </w:hyperlink>
       </w:r>
@@ -2329,7 +2248,7 @@
             <w:rPr>
               <w:rStyle w:val="Hyperlink"/>
             </w:rPr>
-            <w:t>a</w:t>
+            <w:t>5B0%5D%5Bfield%5D=informa</w:t>
           </w:r>
         </w:hyperlink>
       </w:r>
@@ -2380,7 +2299,7 @@
             <w:rPr>
               <w:rStyle w:val="Hyperlink"/>
             </w:rPr>
-            <w:t>ers%5B0%5D%5Bvalues%5D%5B</w:t>
+            <w:t>ers%5B0%5D%5Bvalues%5D%</w:t>
           </w:r>
         </w:hyperlink>
       </w:r>
@@ -2392,7 +2311,7 @@
           <w:color w:val="0000FF"/>
           <w:sz w:val="24"/>
         </w:rPr>
-        <w:t>0</w:t>
+        <w:t>5B0</w:t>
       </w:r>
     </w:p>
     <w:p>
@@ -3300,7 +3219,14 @@
           <w:color w:val="000000"/>
           <w:sz w:val="24"/>
         </w:rPr>
-        <w:t xml:space="preserve">, </w:t>
+        <w:hyperlink r:id="rId14" w:history="1">
+          <w:r>
+            <w:rPr>
+              <w:rStyle w:val="Hyperlink"/>
+            </w:rPr>
+            <w:t xml:space="preserve">, </w:t>
+          </w:r>
+        </w:hyperlink>
       </w:r>
       <w:r>
         <w:rPr>

--- a/EXPORTS/DOCX/published/niveau3/Dutch/RMO.docx
+++ b/EXPORTS/DOCX/published/niveau3/Dutch/RMO.docx
@@ -218,7 +218,25 @@
           <w:color w:val="000000"/>
           <w:sz w:val="24"/>
         </w:rPr>
-        <w:t xml:space="preserve">archeologie aan de Universiteit Leiden, </w:t>
+        <w:t>archeologie aan de Universiteit L</w:t>
+      </w:r>
+      <w:r>
+        <w:rPr>
+          <w:u w:val="single" w:color="0000ff"/>
+          <w:rFonts w:ascii="Charis SIL Regular" w:hAnsi="Charis SIL Regular" w:eastAsia="Charis SIL Regular"/>
+          <w:b w:val="0"/>
+          <w:i w:val="0"/>
+          <w:color w:val="000000"/>
+          <w:sz w:val="24"/>
+        </w:rPr>
+        <w:hyperlink r:id="rId9" w:history="1">
+          <w:r>
+            <w:rPr>
+              <w:rStyle w:val="Hyperlink"/>
+            </w:rPr>
+            <w:t xml:space="preserve">eiden, </w:t>
+          </w:r>
+        </w:hyperlink>
       </w:r>
       <w:r>
         <w:rPr>
@@ -747,7 +765,25 @@
           <w:color w:val="000000"/>
           <w:sz w:val="24"/>
         </w:rPr>
-        <w:t>museum, haar geschiedenis en de</w:t>
+        <w:t>museum, haar gesc</w:t>
+      </w:r>
+      <w:r>
+        <w:rPr>
+          <w:u w:val="single" w:color="0000ff"/>
+          <w:rFonts w:ascii="Charis SIL Regular" w:hAnsi="Charis SIL Regular" w:eastAsia="Charis SIL Regular"/>
+          <w:b w:val="0"/>
+          <w:i w:val="0"/>
+          <w:color w:val="000000"/>
+          <w:sz w:val="24"/>
+        </w:rPr>
+        <w:hyperlink r:id="rId10" w:history="1">
+          <w:r>
+            <w:rPr>
+              <w:rStyle w:val="Hyperlink"/>
+            </w:rPr>
+            <w:t>hiedenis en de</w:t>
+          </w:r>
+        </w:hyperlink>
       </w:r>
       <w:r>
         <w:rPr>
@@ -787,13 +823,31 @@
       </w:r>
       <w:r>
         <w:rPr>
+          <w:u w:val="single" w:color="0000ff"/>
           <w:rFonts w:ascii="Charis SIL Regular" w:hAnsi="Charis SIL Regular" w:eastAsia="Charis SIL Regular"/>
           <w:b w:val="0"/>
           <w:i w:val="0"/>
           <w:color w:val="000000"/>
           <w:sz w:val="24"/>
         </w:rPr>
-        <w:t xml:space="preserve">ectie. Ook is het </w:t>
+        <w:hyperlink r:id="rId10" w:history="1">
+          <w:r>
+            <w:rPr>
+              <w:rStyle w:val="Hyperlink"/>
+            </w:rPr>
+            <w:t>ectie. Ook</w:t>
+          </w:r>
+        </w:hyperlink>
+      </w:r>
+      <w:r>
+        <w:rPr>
+          <w:rFonts w:ascii="Charis SIL Regular" w:hAnsi="Charis SIL Regular" w:eastAsia="Charis SIL Regular"/>
+          <w:b w:val="0"/>
+          <w:i w:val="0"/>
+          <w:color w:val="000000"/>
+          <w:sz w:val="24"/>
+        </w:rPr>
+        <w:t xml:space="preserve"> is het </w:t>
       </w:r>
       <w:r>
         <w:rPr>
@@ -1968,33 +2022,6 @@
           <w:color w:val="0000FF"/>
           <w:sz w:val="24"/>
         </w:rPr>
-        <w:t>t</w:t>
-      </w:r>
-      <w:r>
-        <w:rPr>
-          <w:rFonts w:ascii="Charis SIL Regular" w:hAnsi="Charis SIL Regular" w:eastAsia="Charis SIL Regular"/>
-          <w:b w:val="0"/>
-          <w:i w:val="0"/>
-          <w:color w:val="0000FF"/>
-          <w:sz w:val="24"/>
-        </w:rPr>
-        <w:hyperlink r:id="rId13" w:history="1">
-          <w:r>
-            <w:rPr>
-              <w:rStyle w:val="Hyperlink"/>
-            </w:rPr>
-            <w:t>ion_type&amp;fil</w:t>
-          </w:r>
-        </w:hyperlink>
-      </w:r>
-      <w:r>
-        <w:rPr>
-          <w:rFonts w:ascii="Charis SIL Regular" w:hAnsi="Charis SIL Regular" w:eastAsia="Charis SIL Regular"/>
-          <w:b w:val="0"/>
-          <w:i w:val="0"/>
-          <w:color w:val="0000FF"/>
-          <w:sz w:val="24"/>
-        </w:rPr>
         <w:hyperlink r:id="rId13" w:history="1">
           <w:r>
             <w:rPr>
@@ -2017,9 +2044,36 @@
             <w:rPr>
               <w:rStyle w:val="Hyperlink"/>
             </w:rPr>
-            <w:t>ers%5B0%5D%5Bvalues%5D%5B0</w:t>
+            <w:t>ion_type&amp;filt</w:t>
           </w:r>
         </w:hyperlink>
+      </w:r>
+      <w:r>
+        <w:rPr>
+          <w:rFonts w:ascii="Charis SIL Regular" w:hAnsi="Charis SIL Regular" w:eastAsia="Charis SIL Regular"/>
+          <w:b w:val="0"/>
+          <w:i w:val="0"/>
+          <w:color w:val="0000FF"/>
+          <w:sz w:val="24"/>
+        </w:rPr>
+        <w:hyperlink r:id="rId13" w:history="1">
+          <w:r>
+            <w:rPr>
+              <w:rStyle w:val="Hyperlink"/>
+            </w:rPr>
+            <w:t>ers%5B0%5D%5Bvalues%5D%5B</w:t>
+          </w:r>
+        </w:hyperlink>
+      </w:r>
+      <w:r>
+        <w:rPr>
+          <w:rFonts w:ascii="Charis SIL Regular" w:hAnsi="Charis SIL Regular" w:eastAsia="Charis SIL Regular"/>
+          <w:b w:val="0"/>
+          <w:i w:val="0"/>
+          <w:color w:val="0000FF"/>
+          <w:sz w:val="24"/>
+        </w:rPr>
+        <w:t>0</w:t>
       </w:r>
     </w:p>
     <w:p>
@@ -2214,7 +2268,7 @@
             <w:rPr>
               <w:rStyle w:val="Hyperlink"/>
             </w:rPr>
-            <w:t>filters</w:t>
+            <w:t>filter</w:t>
           </w:r>
         </w:hyperlink>
       </w:r>
@@ -2231,7 +2285,34 @@
             <w:rPr>
               <w:rStyle w:val="Hyperlink"/>
             </w:rPr>
-            <w:t>%</w:t>
+            <w:t>s</w:t>
+          </w:r>
+        </w:hyperlink>
+      </w:r>
+      <w:r>
+        <w:rPr>
+          <w:rFonts w:ascii="Charis SIL Regular" w:hAnsi="Charis SIL Regular" w:eastAsia="Charis SIL Regular"/>
+          <w:b w:val="0"/>
+          <w:i w:val="0"/>
+          <w:color w:val="0000FF"/>
+          <w:sz w:val="24"/>
+        </w:rPr>
+        <w:t>%</w:t>
+      </w:r>
+      <w:r>
+        <w:rPr>
+          <w:rFonts w:ascii="Charis SIL Regular" w:hAnsi="Charis SIL Regular" w:eastAsia="Charis SIL Regular"/>
+          <w:b w:val="0"/>
+          <w:i w:val="0"/>
+          <w:color w:val="0000FF"/>
+          <w:sz w:val="24"/>
+        </w:rPr>
+        <w:hyperlink r:id="rId13" w:history="1">
+          <w:r>
+            <w:rPr>
+              <w:rStyle w:val="Hyperlink"/>
+            </w:rPr>
+            <w:t>5B0%5D%5Bfield%5D=inform</w:t>
           </w:r>
         </w:hyperlink>
       </w:r>
@@ -2248,7 +2329,7 @@
             <w:rPr>
               <w:rStyle w:val="Hyperlink"/>
             </w:rPr>
-            <w:t>5B0%5D%5Bfield%5D=informa</w:t>
+            <w:t>a</w:t>
           </w:r>
         </w:hyperlink>
       </w:r>
@@ -2299,7 +2380,7 @@
             <w:rPr>
               <w:rStyle w:val="Hyperlink"/>
             </w:rPr>
-            <w:t>ers%5B0%5D%5Bvalues%5D%</w:t>
+            <w:t>ers%5B0%5D%5Bvalues%5D%5B</w:t>
           </w:r>
         </w:hyperlink>
       </w:r>
@@ -2311,7 +2392,7 @@
           <w:color w:val="0000FF"/>
           <w:sz w:val="24"/>
         </w:rPr>
-        <w:t>5B0</w:t>
+        <w:t>0</w:t>
       </w:r>
     </w:p>
     <w:p>
@@ -3266,7 +3347,7 @@
           <w:sz w:val="24"/>
           <w:u w:val="single"/>
         </w:rPr>
-        <w:hyperlink r:id="rId14" w:history="1">
+        <w:hyperlink r:id="rId16" w:history="1">
           <w:r>
             <w:rPr>
               <w:rStyle w:val="Hyperlink"/>

--- a/EXPORTS/DOCX/published/niveau3/Dutch/RMO.docx
+++ b/EXPORTS/DOCX/published/niveau3/Dutch/RMO.docx
@@ -2022,6 +2022,33 @@
           <w:color w:val="0000FF"/>
           <w:sz w:val="24"/>
         </w:rPr>
+        <w:t>t</w:t>
+      </w:r>
+      <w:r>
+        <w:rPr>
+          <w:rFonts w:ascii="Charis SIL Regular" w:hAnsi="Charis SIL Regular" w:eastAsia="Charis SIL Regular"/>
+          <w:b w:val="0"/>
+          <w:i w:val="0"/>
+          <w:color w:val="0000FF"/>
+          <w:sz w:val="24"/>
+        </w:rPr>
+        <w:hyperlink r:id="rId13" w:history="1">
+          <w:r>
+            <w:rPr>
+              <w:rStyle w:val="Hyperlink"/>
+            </w:rPr>
+            <w:t>ion_type&amp;fil</w:t>
+          </w:r>
+        </w:hyperlink>
+      </w:r>
+      <w:r>
+        <w:rPr>
+          <w:rFonts w:ascii="Charis SIL Regular" w:hAnsi="Charis SIL Regular" w:eastAsia="Charis SIL Regular"/>
+          <w:b w:val="0"/>
+          <w:i w:val="0"/>
+          <w:color w:val="0000FF"/>
+          <w:sz w:val="24"/>
+        </w:rPr>
         <w:hyperlink r:id="rId13" w:history="1">
           <w:r>
             <w:rPr>
@@ -2044,36 +2071,9 @@
             <w:rPr>
               <w:rStyle w:val="Hyperlink"/>
             </w:rPr>
-            <w:t>ion_type&amp;filt</w:t>
+            <w:t>ers%5B0%5D%5Bvalues%5D%5B0</w:t>
           </w:r>
         </w:hyperlink>
-      </w:r>
-      <w:r>
-        <w:rPr>
-          <w:rFonts w:ascii="Charis SIL Regular" w:hAnsi="Charis SIL Regular" w:eastAsia="Charis SIL Regular"/>
-          <w:b w:val="0"/>
-          <w:i w:val="0"/>
-          <w:color w:val="0000FF"/>
-          <w:sz w:val="24"/>
-        </w:rPr>
-        <w:hyperlink r:id="rId13" w:history="1">
-          <w:r>
-            <w:rPr>
-              <w:rStyle w:val="Hyperlink"/>
-            </w:rPr>
-            <w:t>ers%5B0%5D%5Bvalues%5D%5B</w:t>
-          </w:r>
-        </w:hyperlink>
-      </w:r>
-      <w:r>
-        <w:rPr>
-          <w:rFonts w:ascii="Charis SIL Regular" w:hAnsi="Charis SIL Regular" w:eastAsia="Charis SIL Regular"/>
-          <w:b w:val="0"/>
-          <w:i w:val="0"/>
-          <w:color w:val="0000FF"/>
-          <w:sz w:val="24"/>
-        </w:rPr>
-        <w:t>0</w:t>
       </w:r>
     </w:p>
     <w:p>
@@ -3236,7 +3236,7 @@
           <w:sz w:val="24"/>
           <w:u w:val="single"/>
         </w:rPr>
-        <w:hyperlink r:id="rId15" w:history="1">
+        <w:hyperlink r:id="rId14" w:history="1">
           <w:r>
             <w:rPr>
               <w:rStyle w:val="Hyperlink"/>
@@ -3283,7 +3283,7 @@
           <w:sz w:val="24"/>
           <w:u w:val="single"/>
         </w:rPr>
-        <w:hyperlink r:id="rId15" w:history="1">
+        <w:hyperlink r:id="rId14" w:history="1">
           <w:r>
             <w:rPr>
               <w:rStyle w:val="Hyperlink"/>
@@ -3300,14 +3300,7 @@
           <w:color w:val="000000"/>
           <w:sz w:val="24"/>
         </w:rPr>
-        <w:hyperlink r:id="rId14" w:history="1">
-          <w:r>
-            <w:rPr>
-              <w:rStyle w:val="Hyperlink"/>
-            </w:rPr>
-            <w:t xml:space="preserve">, </w:t>
-          </w:r>
-        </w:hyperlink>
+        <w:t xml:space="preserve">, </w:t>
       </w:r>
       <w:r>
         <w:rPr>

--- a/EXPORTS/DOCX/published/niveau3/Dutch/RMO.docx
+++ b/EXPORTS/DOCX/published/niveau3/Dutch/RMO.docx
@@ -218,25 +218,7 @@
           <w:color w:val="000000"/>
           <w:sz w:val="24"/>
         </w:rPr>
-        <w:t>archeologie aan de Universiteit L</w:t>
-      </w:r>
-      <w:r>
-        <w:rPr>
-          <w:u w:val="single" w:color="0000ff"/>
-          <w:rFonts w:ascii="Charis SIL Regular" w:hAnsi="Charis SIL Regular" w:eastAsia="Charis SIL Regular"/>
-          <w:b w:val="0"/>
-          <w:i w:val="0"/>
-          <w:color w:val="000000"/>
-          <w:sz w:val="24"/>
-        </w:rPr>
-        <w:hyperlink r:id="rId9" w:history="1">
-          <w:r>
-            <w:rPr>
-              <w:rStyle w:val="Hyperlink"/>
-            </w:rPr>
-            <w:t xml:space="preserve">eiden, </w:t>
-          </w:r>
-        </w:hyperlink>
+        <w:t xml:space="preserve">archeologie aan de Universiteit Leiden, </w:t>
       </w:r>
       <w:r>
         <w:rPr>
@@ -787,67 +769,13 @@
       </w:r>
       <w:r>
         <w:rPr>
-          <w:u w:val="single" w:color="0000ff"/>
           <w:rFonts w:ascii="Charis SIL Regular" w:hAnsi="Charis SIL Regular" w:eastAsia="Charis SIL Regular"/>
           <w:b w:val="0"/>
           <w:i w:val="0"/>
           <w:color w:val="000000"/>
           <w:sz w:val="24"/>
         </w:rPr>
-        <w:hyperlink r:id="rId10" w:history="1">
-          <w:r>
-            <w:rPr>
-              <w:rStyle w:val="Hyperlink"/>
-            </w:rPr>
-            <w:t xml:space="preserve"> col</w:t>
-          </w:r>
-        </w:hyperlink>
-      </w:r>
-      <w:r>
-        <w:rPr>
-          <w:u w:val="single" w:color="0000ff"/>
-          <w:rFonts w:ascii="Charis SIL Regular" w:hAnsi="Charis SIL Regular" w:eastAsia="Charis SIL Regular"/>
-          <w:b w:val="0"/>
-          <w:i w:val="0"/>
-          <w:color w:val="000000"/>
-          <w:sz w:val="24"/>
-        </w:rPr>
-        <w:hyperlink r:id="rId10" w:history="1">
-          <w:r>
-            <w:rPr>
-              <w:rStyle w:val="Hyperlink"/>
-            </w:rPr>
-            <w:t>l</w:t>
-          </w:r>
-        </w:hyperlink>
-      </w:r>
-      <w:r>
-        <w:rPr>
-          <w:u w:val="single" w:color="0000ff"/>
-          <w:rFonts w:ascii="Charis SIL Regular" w:hAnsi="Charis SIL Regular" w:eastAsia="Charis SIL Regular"/>
-          <w:b w:val="0"/>
-          <w:i w:val="0"/>
-          <w:color w:val="000000"/>
-          <w:sz w:val="24"/>
-        </w:rPr>
-        <w:hyperlink r:id="rId10" w:history="1">
-          <w:r>
-            <w:rPr>
-              <w:rStyle w:val="Hyperlink"/>
-            </w:rPr>
-            <w:t>ectie. Ook</w:t>
-          </w:r>
-        </w:hyperlink>
-      </w:r>
-      <w:r>
-        <w:rPr>
-          <w:rFonts w:ascii="Charis SIL Regular" w:hAnsi="Charis SIL Regular" w:eastAsia="Charis SIL Regular"/>
-          <w:b w:val="0"/>
-          <w:i w:val="0"/>
-          <w:color w:val="000000"/>
-          <w:sz w:val="24"/>
-        </w:rPr>
-        <w:t xml:space="preserve"> is het </w:t>
+        <w:t xml:space="preserve"> collectie. Ook is het </w:t>
       </w:r>
       <w:r>
         <w:rPr>
@@ -1949,7 +1877,7 @@
             <w:rPr>
               <w:rStyle w:val="Hyperlink"/>
             </w:rPr>
-            <w:t>filter</w:t>
+            <w:t>filters</w:t>
           </w:r>
         </w:hyperlink>
       </w:r>
@@ -1966,34 +1894,7 @@
             <w:rPr>
               <w:rStyle w:val="Hyperlink"/>
             </w:rPr>
-            <w:t>s</w:t>
-          </w:r>
-        </w:hyperlink>
-      </w:r>
-      <w:r>
-        <w:rPr>
-          <w:rFonts w:ascii="Charis SIL Regular" w:hAnsi="Charis SIL Regular" w:eastAsia="Charis SIL Regular"/>
-          <w:b w:val="0"/>
-          <w:i w:val="0"/>
-          <w:color w:val="0000FF"/>
-          <w:sz w:val="24"/>
-        </w:rPr>
-        <w:t>%</w:t>
-      </w:r>
-      <w:r>
-        <w:rPr>
-          <w:rFonts w:ascii="Charis SIL Regular" w:hAnsi="Charis SIL Regular" w:eastAsia="Charis SIL Regular"/>
-          <w:b w:val="0"/>
-          <w:i w:val="0"/>
-          <w:color w:val="0000FF"/>
-          <w:sz w:val="24"/>
-        </w:rPr>
-        <w:hyperlink r:id="rId13" w:history="1">
-          <w:r>
-            <w:rPr>
-              <w:rStyle w:val="Hyperlink"/>
-            </w:rPr>
-            <w:t>5B0%5D%5Bfield%5D=inform</w:t>
+            <w:t>%</w:t>
           </w:r>
         </w:hyperlink>
       </w:r>
@@ -2010,34 +1911,7 @@
             <w:rPr>
               <w:rStyle w:val="Hyperlink"/>
             </w:rPr>
-            <w:t>a</w:t>
-          </w:r>
-        </w:hyperlink>
-      </w:r>
-      <w:r>
-        <w:rPr>
-          <w:rFonts w:ascii="Charis SIL Regular" w:hAnsi="Charis SIL Regular" w:eastAsia="Charis SIL Regular"/>
-          <w:b w:val="0"/>
-          <w:i w:val="0"/>
-          <w:color w:val="0000FF"/>
-          <w:sz w:val="24"/>
-        </w:rPr>
-        <w:t>t</w:t>
-      </w:r>
-      <w:r>
-        <w:rPr>
-          <w:rFonts w:ascii="Charis SIL Regular" w:hAnsi="Charis SIL Regular" w:eastAsia="Charis SIL Regular"/>
-          <w:b w:val="0"/>
-          <w:i w:val="0"/>
-          <w:color w:val="0000FF"/>
-          <w:sz w:val="24"/>
-        </w:rPr>
-        <w:hyperlink r:id="rId13" w:history="1">
-          <w:r>
-            <w:rPr>
-              <w:rStyle w:val="Hyperlink"/>
-            </w:rPr>
-            <w:t>ion_type&amp;fil</w:t>
+            <w:t>5B0%5D%5Bfield%5D=informa</w:t>
           </w:r>
         </w:hyperlink>
       </w:r>
@@ -2071,9 +1945,36 @@
             <w:rPr>
               <w:rStyle w:val="Hyperlink"/>
             </w:rPr>
-            <w:t>ers%5B0%5D%5Bvalues%5D%5B0</w:t>
+            <w:t>ion_type&amp;filt</w:t>
           </w:r>
         </w:hyperlink>
+      </w:r>
+      <w:r>
+        <w:rPr>
+          <w:rFonts w:ascii="Charis SIL Regular" w:hAnsi="Charis SIL Regular" w:eastAsia="Charis SIL Regular"/>
+          <w:b w:val="0"/>
+          <w:i w:val="0"/>
+          <w:color w:val="0000FF"/>
+          <w:sz w:val="24"/>
+        </w:rPr>
+        <w:hyperlink r:id="rId13" w:history="1">
+          <w:r>
+            <w:rPr>
+              <w:rStyle w:val="Hyperlink"/>
+            </w:rPr>
+            <w:t>ers%5B0%5D%5Bvalues%5D%</w:t>
+          </w:r>
+        </w:hyperlink>
+      </w:r>
+      <w:r>
+        <w:rPr>
+          <w:rFonts w:ascii="Charis SIL Regular" w:hAnsi="Charis SIL Regular" w:eastAsia="Charis SIL Regular"/>
+          <w:b w:val="0"/>
+          <w:i w:val="0"/>
+          <w:color w:val="0000FF"/>
+          <w:sz w:val="24"/>
+        </w:rPr>
+        <w:t>5B0</w:t>
       </w:r>
     </w:p>
     <w:p>
@@ -2341,6 +2242,33 @@
           <w:color w:val="0000FF"/>
           <w:sz w:val="24"/>
         </w:rPr>
+        <w:t>t</w:t>
+      </w:r>
+      <w:r>
+        <w:rPr>
+          <w:rFonts w:ascii="Charis SIL Regular" w:hAnsi="Charis SIL Regular" w:eastAsia="Charis SIL Regular"/>
+          <w:b w:val="0"/>
+          <w:i w:val="0"/>
+          <w:color w:val="0000FF"/>
+          <w:sz w:val="24"/>
+        </w:rPr>
+        <w:hyperlink r:id="rId13" w:history="1">
+          <w:r>
+            <w:rPr>
+              <w:rStyle w:val="Hyperlink"/>
+            </w:rPr>
+            <w:t>ion_type&amp;fil</w:t>
+          </w:r>
+        </w:hyperlink>
+      </w:r>
+      <w:r>
+        <w:rPr>
+          <w:rFonts w:ascii="Charis SIL Regular" w:hAnsi="Charis SIL Regular" w:eastAsia="Charis SIL Regular"/>
+          <w:b w:val="0"/>
+          <w:i w:val="0"/>
+          <w:color w:val="0000FF"/>
+          <w:sz w:val="24"/>
+        </w:rPr>
         <w:hyperlink r:id="rId13" w:history="1">
           <w:r>
             <w:rPr>
@@ -2363,36 +2291,9 @@
             <w:rPr>
               <w:rStyle w:val="Hyperlink"/>
             </w:rPr>
-            <w:t>ion_type&amp;filt</w:t>
+            <w:t>ers%5B0%5D%5Bvalues%5D%5B0</w:t>
           </w:r>
         </w:hyperlink>
-      </w:r>
-      <w:r>
-        <w:rPr>
-          <w:rFonts w:ascii="Charis SIL Regular" w:hAnsi="Charis SIL Regular" w:eastAsia="Charis SIL Regular"/>
-          <w:b w:val="0"/>
-          <w:i w:val="0"/>
-          <w:color w:val="0000FF"/>
-          <w:sz w:val="24"/>
-        </w:rPr>
-        <w:hyperlink r:id="rId13" w:history="1">
-          <w:r>
-            <w:rPr>
-              <w:rStyle w:val="Hyperlink"/>
-            </w:rPr>
-            <w:t>ers%5B0%5D%5Bvalues%5D%5B</w:t>
-          </w:r>
-        </w:hyperlink>
-      </w:r>
-      <w:r>
-        <w:rPr>
-          <w:rFonts w:ascii="Charis SIL Regular" w:hAnsi="Charis SIL Regular" w:eastAsia="Charis SIL Regular"/>
-          <w:b w:val="0"/>
-          <w:i w:val="0"/>
-          <w:color w:val="0000FF"/>
-          <w:sz w:val="24"/>
-        </w:rPr>
-        <w:t>0</w:t>
       </w:r>
     </w:p>
     <w:p>
@@ -2603,22 +2504,12 @@
           <w:color w:val="0000FF"/>
           <w:sz w:val="24"/>
         </w:rPr>
-        <w:t>%</w:t>
-      </w:r>
-      <w:r>
-        <w:rPr>
-          <w:rFonts w:ascii="Charis SIL Regular" w:hAnsi="Charis SIL Regular" w:eastAsia="Charis SIL Regular"/>
-          <w:b w:val="0"/>
-          <w:i w:val="0"/>
-          <w:color w:val="0000FF"/>
-          <w:sz w:val="24"/>
-        </w:rPr>
         <w:hyperlink r:id="rId13" w:history="1">
           <w:r>
             <w:rPr>
               <w:rStyle w:val="Hyperlink"/>
             </w:rPr>
-            <w:t>5B0%5D%5Bfield%5D=inform</w:t>
+            <w:t>%</w:t>
           </w:r>
         </w:hyperlink>
       </w:r>
@@ -2635,7 +2526,7 @@
             <w:rPr>
               <w:rStyle w:val="Hyperlink"/>
             </w:rPr>
-            <w:t>a</w:t>
+            <w:t>5B0%5D%5Bfield%5D=informa</w:t>
           </w:r>
         </w:hyperlink>
       </w:r>
@@ -2686,7 +2577,7 @@
             <w:rPr>
               <w:rStyle w:val="Hyperlink"/>
             </w:rPr>
-            <w:t>ers%5B0%5D%5Bvalues%5D%5B</w:t>
+            <w:t>ers%5B0%5D%5Bvalues%5D%5</w:t>
           </w:r>
         </w:hyperlink>
       </w:r>
@@ -2698,7 +2589,7 @@
           <w:color w:val="0000FF"/>
           <w:sz w:val="24"/>
         </w:rPr>
-        <w:t>0</w:t>
+        <w:t>B0</w:t>
       </w:r>
     </w:p>
     <w:p>
@@ -3236,7 +3127,7 @@
           <w:sz w:val="24"/>
           <w:u w:val="single"/>
         </w:rPr>
-        <w:hyperlink r:id="rId14" w:history="1">
+        <w:hyperlink r:id="rId15" w:history="1">
           <w:r>
             <w:rPr>
               <w:rStyle w:val="Hyperlink"/>
@@ -3254,7 +3145,7 @@
           <w:sz w:val="24"/>
           <w:u w:val="single"/>
         </w:rPr>
-        <w:hyperlink r:id="rId15" w:history="1">
+        <w:hyperlink r:id="rId14" w:history="1">
           <w:r>
             <w:rPr>
               <w:rStyle w:val="Hyperlink"/>
@@ -3300,7 +3191,14 @@
           <w:color w:val="000000"/>
           <w:sz w:val="24"/>
         </w:rPr>
-        <w:t xml:space="preserve">, </w:t>
+        <w:hyperlink r:id="rId14" w:history="1">
+          <w:r>
+            <w:rPr>
+              <w:rStyle w:val="Hyperlink"/>
+            </w:rPr>
+            <w:t xml:space="preserve">, </w:t>
+          </w:r>
+        </w:hyperlink>
       </w:r>
       <w:r>
         <w:rPr>
@@ -3311,7 +3209,7 @@
           <w:sz w:val="24"/>
           <w:u w:val="single"/>
         </w:rPr>
-        <w:hyperlink r:id="rId16" w:history="1">
+        <w:hyperlink r:id="rId14" w:history="1">
           <w:r>
             <w:rPr>
               <w:rStyle w:val="Hyperlink"/>
@@ -3340,7 +3238,7 @@
           <w:sz w:val="24"/>
           <w:u w:val="single"/>
         </w:rPr>
-        <w:hyperlink r:id="rId16" w:history="1">
+        <w:hyperlink r:id="rId14" w:history="1">
           <w:r>
             <w:rPr>
               <w:rStyle w:val="Hyperlink"/>

--- a/EXPORTS/DOCX/published/niveau3/Dutch/RMO.docx
+++ b/EXPORTS/DOCX/published/niveau3/Dutch/RMO.docx
@@ -218,7 +218,25 @@
           <w:color w:val="000000"/>
           <w:sz w:val="24"/>
         </w:rPr>
-        <w:t xml:space="preserve">archeologie aan de Universiteit Leiden, </w:t>
+        <w:t>archeologie aan de Universiteit L</w:t>
+      </w:r>
+      <w:r>
+        <w:rPr>
+          <w:u w:val="single" w:color="0000ff"/>
+          <w:rFonts w:ascii="Charis SIL Regular" w:hAnsi="Charis SIL Regular" w:eastAsia="Charis SIL Regular"/>
+          <w:b w:val="0"/>
+          <w:i w:val="0"/>
+          <w:color w:val="000000"/>
+          <w:sz w:val="24"/>
+        </w:rPr>
+        <w:hyperlink r:id="rId9" w:history="1">
+          <w:r>
+            <w:rPr>
+              <w:rStyle w:val="Hyperlink"/>
+            </w:rPr>
+            <w:t xml:space="preserve">eiden, </w:t>
+          </w:r>
+        </w:hyperlink>
       </w:r>
       <w:r>
         <w:rPr>
@@ -1877,7 +1895,7 @@
             <w:rPr>
               <w:rStyle w:val="Hyperlink"/>
             </w:rPr>
-            <w:t>filters</w:t>
+            <w:t>filter</w:t>
           </w:r>
         </w:hyperlink>
       </w:r>
@@ -1894,7 +1912,34 @@
             <w:rPr>
               <w:rStyle w:val="Hyperlink"/>
             </w:rPr>
-            <w:t>%</w:t>
+            <w:t>s</w:t>
+          </w:r>
+        </w:hyperlink>
+      </w:r>
+      <w:r>
+        <w:rPr>
+          <w:rFonts w:ascii="Charis SIL Regular" w:hAnsi="Charis SIL Regular" w:eastAsia="Charis SIL Regular"/>
+          <w:b w:val="0"/>
+          <w:i w:val="0"/>
+          <w:color w:val="0000FF"/>
+          <w:sz w:val="24"/>
+        </w:rPr>
+        <w:t>%</w:t>
+      </w:r>
+      <w:r>
+        <w:rPr>
+          <w:rFonts w:ascii="Charis SIL Regular" w:hAnsi="Charis SIL Regular" w:eastAsia="Charis SIL Regular"/>
+          <w:b w:val="0"/>
+          <w:i w:val="0"/>
+          <w:color w:val="0000FF"/>
+          <w:sz w:val="24"/>
+        </w:rPr>
+        <w:hyperlink r:id="rId13" w:history="1">
+          <w:r>
+            <w:rPr>
+              <w:rStyle w:val="Hyperlink"/>
+            </w:rPr>
+            <w:t>5B0%5D%5Bfield%5D=inform</w:t>
           </w:r>
         </w:hyperlink>
       </w:r>
@@ -1911,7 +1956,7 @@
             <w:rPr>
               <w:rStyle w:val="Hyperlink"/>
             </w:rPr>
-            <w:t>5B0%5D%5Bfield%5D=informa</w:t>
+            <w:t>a</w:t>
           </w:r>
         </w:hyperlink>
       </w:r>
@@ -1962,7 +2007,7 @@
             <w:rPr>
               <w:rStyle w:val="Hyperlink"/>
             </w:rPr>
-            <w:t>ers%5B0%5D%5Bvalues%5D%</w:t>
+            <w:t>ers%5B0%5D%5Bvalues%5D%5B</w:t>
           </w:r>
         </w:hyperlink>
       </w:r>
@@ -1974,7 +2019,7 @@
           <w:color w:val="0000FF"/>
           <w:sz w:val="24"/>
         </w:rPr>
-        <w:t>5B0</w:t>
+        <w:t>0</w:t>
       </w:r>
     </w:p>
     <w:p>
@@ -2169,7 +2214,7 @@
             <w:rPr>
               <w:rStyle w:val="Hyperlink"/>
             </w:rPr>
-            <w:t>filter</w:t>
+            <w:t>filters</w:t>
           </w:r>
         </w:hyperlink>
       </w:r>
@@ -2186,34 +2231,7 @@
             <w:rPr>
               <w:rStyle w:val="Hyperlink"/>
             </w:rPr>
-            <w:t>s</w:t>
-          </w:r>
-        </w:hyperlink>
-      </w:r>
-      <w:r>
-        <w:rPr>
-          <w:rFonts w:ascii="Charis SIL Regular" w:hAnsi="Charis SIL Regular" w:eastAsia="Charis SIL Regular"/>
-          <w:b w:val="0"/>
-          <w:i w:val="0"/>
-          <w:color w:val="0000FF"/>
-          <w:sz w:val="24"/>
-        </w:rPr>
-        <w:t>%</w:t>
-      </w:r>
-      <w:r>
-        <w:rPr>
-          <w:rFonts w:ascii="Charis SIL Regular" w:hAnsi="Charis SIL Regular" w:eastAsia="Charis SIL Regular"/>
-          <w:b w:val="0"/>
-          <w:i w:val="0"/>
-          <w:color w:val="0000FF"/>
-          <w:sz w:val="24"/>
-        </w:rPr>
-        <w:hyperlink r:id="rId13" w:history="1">
-          <w:r>
-            <w:rPr>
-              <w:rStyle w:val="Hyperlink"/>
-            </w:rPr>
-            <w:t>5B0%5D%5Bfield%5D=inform</w:t>
+            <w:t>%</w:t>
           </w:r>
         </w:hyperlink>
       </w:r>
@@ -2230,34 +2248,7 @@
             <w:rPr>
               <w:rStyle w:val="Hyperlink"/>
             </w:rPr>
-            <w:t>a</w:t>
-          </w:r>
-        </w:hyperlink>
-      </w:r>
-      <w:r>
-        <w:rPr>
-          <w:rFonts w:ascii="Charis SIL Regular" w:hAnsi="Charis SIL Regular" w:eastAsia="Charis SIL Regular"/>
-          <w:b w:val="0"/>
-          <w:i w:val="0"/>
-          <w:color w:val="0000FF"/>
-          <w:sz w:val="24"/>
-        </w:rPr>
-        <w:t>t</w:t>
-      </w:r>
-      <w:r>
-        <w:rPr>
-          <w:rFonts w:ascii="Charis SIL Regular" w:hAnsi="Charis SIL Regular" w:eastAsia="Charis SIL Regular"/>
-          <w:b w:val="0"/>
-          <w:i w:val="0"/>
-          <w:color w:val="0000FF"/>
-          <w:sz w:val="24"/>
-        </w:rPr>
-        <w:hyperlink r:id="rId13" w:history="1">
-          <w:r>
-            <w:rPr>
-              <w:rStyle w:val="Hyperlink"/>
-            </w:rPr>
-            <w:t>ion_type&amp;fil</w:t>
+            <w:t>5B0%5D%5Bfield%5D=informa</w:t>
           </w:r>
         </w:hyperlink>
       </w:r>
@@ -2291,9 +2282,36 @@
             <w:rPr>
               <w:rStyle w:val="Hyperlink"/>
             </w:rPr>
-            <w:t>ers%5B0%5D%5Bvalues%5D%5B0</w:t>
+            <w:t>ion_type&amp;filt</w:t>
           </w:r>
         </w:hyperlink>
+      </w:r>
+      <w:r>
+        <w:rPr>
+          <w:rFonts w:ascii="Charis SIL Regular" w:hAnsi="Charis SIL Regular" w:eastAsia="Charis SIL Regular"/>
+          <w:b w:val="0"/>
+          <w:i w:val="0"/>
+          <w:color w:val="0000FF"/>
+          <w:sz w:val="24"/>
+        </w:rPr>
+        <w:hyperlink r:id="rId13" w:history="1">
+          <w:r>
+            <w:rPr>
+              <w:rStyle w:val="Hyperlink"/>
+            </w:rPr>
+            <w:t>ers%5B0%5D%5Bvalues%5D%</w:t>
+          </w:r>
+        </w:hyperlink>
+      </w:r>
+      <w:r>
+        <w:rPr>
+          <w:rFonts w:ascii="Charis SIL Regular" w:hAnsi="Charis SIL Regular" w:eastAsia="Charis SIL Regular"/>
+          <w:b w:val="0"/>
+          <w:i w:val="0"/>
+          <w:color w:val="0000FF"/>
+          <w:sz w:val="24"/>
+        </w:rPr>
+        <w:t>5B0</w:t>
       </w:r>
     </w:p>
     <w:p>
@@ -2475,24 +2493,7 @@
             <w:rPr>
               <w:rStyle w:val="Hyperlink"/>
             </w:rPr>
-            <w:t>filter</w:t>
-          </w:r>
-        </w:hyperlink>
-      </w:r>
-      <w:r>
-        <w:rPr>
-          <w:rFonts w:ascii="Charis SIL Regular" w:hAnsi="Charis SIL Regular" w:eastAsia="Charis SIL Regular"/>
-          <w:b w:val="0"/>
-          <w:i w:val="0"/>
-          <w:color w:val="0000FF"/>
-          <w:sz w:val="24"/>
-        </w:rPr>
-        <w:hyperlink r:id="rId13" w:history="1">
-          <w:r>
-            <w:rPr>
-              <w:rStyle w:val="Hyperlink"/>
-            </w:rPr>
-            <w:t>s</w:t>
+            <w:t>filters</w:t>
           </w:r>
         </w:hyperlink>
       </w:r>
@@ -2577,7 +2578,7 @@
             <w:rPr>
               <w:rStyle w:val="Hyperlink"/>
             </w:rPr>
-            <w:t>ers%5B0%5D%5Bvalues%5D%5</w:t>
+            <w:t>ers%5B0%5D%5Bvalues%5D%</w:t>
           </w:r>
         </w:hyperlink>
       </w:r>
@@ -2589,7 +2590,7 @@
           <w:color w:val="0000FF"/>
           <w:sz w:val="24"/>
         </w:rPr>
-        <w:t>B0</w:t>
+        <w:t>5B0</w:t>
       </w:r>
     </w:p>
     <w:p>
@@ -3145,7 +3146,7 @@
           <w:sz w:val="24"/>
           <w:u w:val="single"/>
         </w:rPr>
-        <w:hyperlink r:id="rId14" w:history="1">
+        <w:hyperlink r:id="rId15" w:history="1">
           <w:r>
             <w:rPr>
               <w:rStyle w:val="Hyperlink"/>
@@ -3185,20 +3186,14 @@
       </w:r>
       <w:r>
         <w:rPr>
+          <w:u w:val="single" w:color="0000ff"/>
           <w:rFonts w:ascii="Charis SIL Regular" w:hAnsi="Charis SIL Regular" w:eastAsia="Charis SIL Regular"/>
           <w:b w:val="0"/>
           <w:i w:val="0"/>
           <w:color w:val="000000"/>
           <w:sz w:val="24"/>
         </w:rPr>
-        <w:hyperlink r:id="rId14" w:history="1">
-          <w:r>
-            <w:rPr>
-              <w:rStyle w:val="Hyperlink"/>
-            </w:rPr>
-            <w:t xml:space="preserve">, </w:t>
-          </w:r>
-        </w:hyperlink>
+        <w:t xml:space="preserve">, </w:t>
       </w:r>
       <w:r>
         <w:rPr>
@@ -3209,7 +3204,7 @@
           <w:sz w:val="24"/>
           <w:u w:val="single"/>
         </w:rPr>
-        <w:hyperlink r:id="rId14" w:history="1">
+        <w:hyperlink r:id="rId16" w:history="1">
           <w:r>
             <w:rPr>
               <w:rStyle w:val="Hyperlink"/>

--- a/EXPORTS/DOCX/published/niveau3/Dutch/RMO.docx
+++ b/EXPORTS/DOCX/published/niveau3/Dutch/RMO.docx
@@ -229,14 +229,7 @@
           <w:color w:val="000000"/>
           <w:sz w:val="24"/>
         </w:rPr>
-        <w:hyperlink r:id="rId9" w:history="1">
-          <w:r>
-            <w:rPr>
-              <w:rStyle w:val="Hyperlink"/>
-            </w:rPr>
-            <w:t xml:space="preserve">eiden, </w:t>
-          </w:r>
-        </w:hyperlink>
+        <w:t xml:space="preserve">eiden, </w:t>
       </w:r>
       <w:r>
         <w:rPr>
@@ -1924,22 +1917,12 @@
           <w:color w:val="0000FF"/>
           <w:sz w:val="24"/>
         </w:rPr>
-        <w:t>%</w:t>
-      </w:r>
-      <w:r>
-        <w:rPr>
-          <w:rFonts w:ascii="Charis SIL Regular" w:hAnsi="Charis SIL Regular" w:eastAsia="Charis SIL Regular"/>
-          <w:b w:val="0"/>
-          <w:i w:val="0"/>
-          <w:color w:val="0000FF"/>
-          <w:sz w:val="24"/>
-        </w:rPr>
         <w:hyperlink r:id="rId13" w:history="1">
           <w:r>
             <w:rPr>
               <w:rStyle w:val="Hyperlink"/>
             </w:rPr>
-            <w:t>5B0%5D%5Bfield%5D=inform</w:t>
+            <w:t>%</w:t>
           </w:r>
         </w:hyperlink>
       </w:r>
@@ -1956,7 +1939,7 @@
             <w:rPr>
               <w:rStyle w:val="Hyperlink"/>
             </w:rPr>
-            <w:t>a</w:t>
+            <w:t>5B0%5D%5Bfield%5D=informa</w:t>
           </w:r>
         </w:hyperlink>
       </w:r>
@@ -2007,7 +1990,7 @@
             <w:rPr>
               <w:rStyle w:val="Hyperlink"/>
             </w:rPr>
-            <w:t>ers%5B0%5D%5Bvalues%5D%5B</w:t>
+            <w:t>ers%5B0%5D%5Bvalues%5D%5</w:t>
           </w:r>
         </w:hyperlink>
       </w:r>
@@ -2019,7 +2002,7 @@
           <w:color w:val="0000FF"/>
           <w:sz w:val="24"/>
         </w:rPr>
-        <w:t>0</w:t>
+        <w:t>B0</w:t>
       </w:r>
     </w:p>
     <w:p>
@@ -2214,7 +2197,7 @@
             <w:rPr>
               <w:rStyle w:val="Hyperlink"/>
             </w:rPr>
-            <w:t>filters</w:t>
+            <w:t>filter</w:t>
           </w:r>
         </w:hyperlink>
       </w:r>
@@ -2231,7 +2214,34 @@
             <w:rPr>
               <w:rStyle w:val="Hyperlink"/>
             </w:rPr>
-            <w:t>%</w:t>
+            <w:t>s</w:t>
+          </w:r>
+        </w:hyperlink>
+      </w:r>
+      <w:r>
+        <w:rPr>
+          <w:rFonts w:ascii="Charis SIL Regular" w:hAnsi="Charis SIL Regular" w:eastAsia="Charis SIL Regular"/>
+          <w:b w:val="0"/>
+          <w:i w:val="0"/>
+          <w:color w:val="0000FF"/>
+          <w:sz w:val="24"/>
+        </w:rPr>
+        <w:t>%</w:t>
+      </w:r>
+      <w:r>
+        <w:rPr>
+          <w:rFonts w:ascii="Charis SIL Regular" w:hAnsi="Charis SIL Regular" w:eastAsia="Charis SIL Regular"/>
+          <w:b w:val="0"/>
+          <w:i w:val="0"/>
+          <w:color w:val="0000FF"/>
+          <w:sz w:val="24"/>
+        </w:rPr>
+        <w:hyperlink r:id="rId13" w:history="1">
+          <w:r>
+            <w:rPr>
+              <w:rStyle w:val="Hyperlink"/>
+            </w:rPr>
+            <w:t>5B0%5D%5Bfield%5D=inform</w:t>
           </w:r>
         </w:hyperlink>
       </w:r>
@@ -2248,7 +2258,34 @@
             <w:rPr>
               <w:rStyle w:val="Hyperlink"/>
             </w:rPr>
-            <w:t>5B0%5D%5Bfield%5D=informa</w:t>
+            <w:t>a</w:t>
+          </w:r>
+        </w:hyperlink>
+      </w:r>
+      <w:r>
+        <w:rPr>
+          <w:rFonts w:ascii="Charis SIL Regular" w:hAnsi="Charis SIL Regular" w:eastAsia="Charis SIL Regular"/>
+          <w:b w:val="0"/>
+          <w:i w:val="0"/>
+          <w:color w:val="0000FF"/>
+          <w:sz w:val="24"/>
+        </w:rPr>
+        <w:t>t</w:t>
+      </w:r>
+      <w:r>
+        <w:rPr>
+          <w:rFonts w:ascii="Charis SIL Regular" w:hAnsi="Charis SIL Regular" w:eastAsia="Charis SIL Regular"/>
+          <w:b w:val="0"/>
+          <w:i w:val="0"/>
+          <w:color w:val="0000FF"/>
+          <w:sz w:val="24"/>
+        </w:rPr>
+        <w:hyperlink r:id="rId13" w:history="1">
+          <w:r>
+            <w:rPr>
+              <w:rStyle w:val="Hyperlink"/>
+            </w:rPr>
+            <w:t>ion_type&amp;fil</w:t>
           </w:r>
         </w:hyperlink>
       </w:r>
@@ -2282,36 +2319,9 @@
             <w:rPr>
               <w:rStyle w:val="Hyperlink"/>
             </w:rPr>
-            <w:t>ion_type&amp;filt</w:t>
+            <w:t>ers%5B0%5D%5Bvalues%5D%5B0</w:t>
           </w:r>
         </w:hyperlink>
-      </w:r>
-      <w:r>
-        <w:rPr>
-          <w:rFonts w:ascii="Charis SIL Regular" w:hAnsi="Charis SIL Regular" w:eastAsia="Charis SIL Regular"/>
-          <w:b w:val="0"/>
-          <w:i w:val="0"/>
-          <w:color w:val="0000FF"/>
-          <w:sz w:val="24"/>
-        </w:rPr>
-        <w:hyperlink r:id="rId13" w:history="1">
-          <w:r>
-            <w:rPr>
-              <w:rStyle w:val="Hyperlink"/>
-            </w:rPr>
-            <w:t>ers%5B0%5D%5Bvalues%5D%</w:t>
-          </w:r>
-        </w:hyperlink>
-      </w:r>
-      <w:r>
-        <w:rPr>
-          <w:rFonts w:ascii="Charis SIL Regular" w:hAnsi="Charis SIL Regular" w:eastAsia="Charis SIL Regular"/>
-          <w:b w:val="0"/>
-          <w:i w:val="0"/>
-          <w:color w:val="0000FF"/>
-          <w:sz w:val="24"/>
-        </w:rPr>
-        <w:t>5B0</w:t>
       </w:r>
     </w:p>
     <w:p>
@@ -2781,7 +2791,7 @@
             <w:rPr>
               <w:rStyle w:val="Hyperlink"/>
             </w:rPr>
-            <w:t>filter</w:t>
+            <w:t>filters</w:t>
           </w:r>
         </w:hyperlink>
       </w:r>
@@ -2798,34 +2808,7 @@
             <w:rPr>
               <w:rStyle w:val="Hyperlink"/>
             </w:rPr>
-            <w:t>s</w:t>
-          </w:r>
-        </w:hyperlink>
-      </w:r>
-      <w:r>
-        <w:rPr>
-          <w:rFonts w:ascii="Charis SIL Regular" w:hAnsi="Charis SIL Regular" w:eastAsia="Charis SIL Regular"/>
-          <w:b w:val="0"/>
-          <w:i w:val="0"/>
-          <w:color w:val="0000FF"/>
-          <w:sz w:val="24"/>
-        </w:rPr>
-        <w:t>%</w:t>
-      </w:r>
-      <w:r>
-        <w:rPr>
-          <w:rFonts w:ascii="Charis SIL Regular" w:hAnsi="Charis SIL Regular" w:eastAsia="Charis SIL Regular"/>
-          <w:b w:val="0"/>
-          <w:i w:val="0"/>
-          <w:color w:val="0000FF"/>
-          <w:sz w:val="24"/>
-        </w:rPr>
-        <w:hyperlink r:id="rId13" w:history="1">
-          <w:r>
-            <w:rPr>
-              <w:rStyle w:val="Hyperlink"/>
-            </w:rPr>
-            <w:t>5B0%5D%5Bfield%5D=inform</w:t>
+            <w:t>%</w:t>
           </w:r>
         </w:hyperlink>
       </w:r>
@@ -2842,34 +2825,7 @@
             <w:rPr>
               <w:rStyle w:val="Hyperlink"/>
             </w:rPr>
-            <w:t>a</w:t>
-          </w:r>
-        </w:hyperlink>
-      </w:r>
-      <w:r>
-        <w:rPr>
-          <w:rFonts w:ascii="Charis SIL Regular" w:hAnsi="Charis SIL Regular" w:eastAsia="Charis SIL Regular"/>
-          <w:b w:val="0"/>
-          <w:i w:val="0"/>
-          <w:color w:val="0000FF"/>
-          <w:sz w:val="24"/>
-        </w:rPr>
-        <w:t>t</w:t>
-      </w:r>
-      <w:r>
-        <w:rPr>
-          <w:rFonts w:ascii="Charis SIL Regular" w:hAnsi="Charis SIL Regular" w:eastAsia="Charis SIL Regular"/>
-          <w:b w:val="0"/>
-          <w:i w:val="0"/>
-          <w:color w:val="0000FF"/>
-          <w:sz w:val="24"/>
-        </w:rPr>
-        <w:hyperlink r:id="rId13" w:history="1">
-          <w:r>
-            <w:rPr>
-              <w:rStyle w:val="Hyperlink"/>
-            </w:rPr>
-            <w:t>ion_type&amp;fil</w:t>
+            <w:t>5B0%5D%5Bfield%5D=informa</w:t>
           </w:r>
         </w:hyperlink>
       </w:r>
@@ -2903,9 +2859,36 @@
             <w:rPr>
               <w:rStyle w:val="Hyperlink"/>
             </w:rPr>
-            <w:t>ers%5B0%5D%5Bvalues%5D%5B0</w:t>
+            <w:t>ion_type&amp;filt</w:t>
           </w:r>
         </w:hyperlink>
+      </w:r>
+      <w:r>
+        <w:rPr>
+          <w:rFonts w:ascii="Charis SIL Regular" w:hAnsi="Charis SIL Regular" w:eastAsia="Charis SIL Regular"/>
+          <w:b w:val="0"/>
+          <w:i w:val="0"/>
+          <w:color w:val="0000FF"/>
+          <w:sz w:val="24"/>
+        </w:rPr>
+        <w:hyperlink r:id="rId13" w:history="1">
+          <w:r>
+            <w:rPr>
+              <w:rStyle w:val="Hyperlink"/>
+            </w:rPr>
+            <w:t>ers%5B0%5D%5Bvalues%5D%</w:t>
+          </w:r>
+        </w:hyperlink>
+      </w:r>
+      <w:r>
+        <w:rPr>
+          <w:rFonts w:ascii="Charis SIL Regular" w:hAnsi="Charis SIL Regular" w:eastAsia="Charis SIL Regular"/>
+          <w:b w:val="0"/>
+          <w:i w:val="0"/>
+          <w:color w:val="0000FF"/>
+          <w:sz w:val="24"/>
+        </w:rPr>
+        <w:t>5B0</w:t>
       </w:r>
     </w:p>
     <w:p>
@@ -3128,7 +3111,7 @@
           <w:sz w:val="24"/>
           <w:u w:val="single"/>
         </w:rPr>
-        <w:hyperlink r:id="rId15" w:history="1">
+        <w:hyperlink r:id="rId14" w:history="1">
           <w:r>
             <w:rPr>
               <w:rStyle w:val="Hyperlink"/>
@@ -3146,7 +3129,7 @@
           <w:sz w:val="24"/>
           <w:u w:val="single"/>
         </w:rPr>
-        <w:hyperlink r:id="rId15" w:history="1">
+        <w:hyperlink r:id="rId14" w:history="1">
           <w:r>
             <w:rPr>
               <w:rStyle w:val="Hyperlink"/>
@@ -3193,7 +3176,14 @@
           <w:color w:val="000000"/>
           <w:sz w:val="24"/>
         </w:rPr>
-        <w:t xml:space="preserve">, </w:t>
+        <w:hyperlink r:id="rId14" w:history="1">
+          <w:r>
+            <w:rPr>
+              <w:rStyle w:val="Hyperlink"/>
+            </w:rPr>
+            <w:t xml:space="preserve">, </w:t>
+          </w:r>
+        </w:hyperlink>
       </w:r>
       <w:r>
         <w:rPr>
@@ -3204,7 +3194,7 @@
           <w:sz w:val="24"/>
           <w:u w:val="single"/>
         </w:rPr>
-        <w:hyperlink r:id="rId16" w:history="1">
+        <w:hyperlink r:id="rId14" w:history="1">
           <w:r>
             <w:rPr>
               <w:rStyle w:val="Hyperlink"/>
@@ -3233,7 +3223,7 @@
           <w:sz w:val="24"/>
           <w:u w:val="single"/>
         </w:rPr>
-        <w:hyperlink r:id="rId14" w:history="1">
+        <w:hyperlink r:id="rId15" w:history="1">
           <w:r>
             <w:rPr>
               <w:rStyle w:val="Hyperlink"/>

--- a/EXPORTS/DOCX/published/niveau3/Dutch/RMO.docx
+++ b/EXPORTS/DOCX/published/niveau3/Dutch/RMO.docx
@@ -218,18 +218,7 @@
           <w:color w:val="000000"/>
           <w:sz w:val="24"/>
         </w:rPr>
-        <w:t>archeologie aan de Universiteit L</w:t>
-      </w:r>
-      <w:r>
-        <w:rPr>
-          <w:u w:val="single" w:color="0000ff"/>
-          <w:rFonts w:ascii="Charis SIL Regular" w:hAnsi="Charis SIL Regular" w:eastAsia="Charis SIL Regular"/>
-          <w:b w:val="0"/>
-          <w:i w:val="0"/>
-          <w:color w:val="000000"/>
-          <w:sz w:val="24"/>
-        </w:rPr>
-        <w:t xml:space="preserve">eiden, </w:t>
+        <w:t xml:space="preserve">archeologie aan de Universiteit Leiden, </w:t>
       </w:r>
       <w:r>
         <w:rPr>
@@ -1917,12 +1906,22 @@
           <w:color w:val="0000FF"/>
           <w:sz w:val="24"/>
         </w:rPr>
+        <w:t>%</w:t>
+      </w:r>
+      <w:r>
+        <w:rPr>
+          <w:rFonts w:ascii="Charis SIL Regular" w:hAnsi="Charis SIL Regular" w:eastAsia="Charis SIL Regular"/>
+          <w:b w:val="0"/>
+          <w:i w:val="0"/>
+          <w:color w:val="0000FF"/>
+          <w:sz w:val="24"/>
+        </w:rPr>
         <w:hyperlink r:id="rId13" w:history="1">
           <w:r>
             <w:rPr>
               <w:rStyle w:val="Hyperlink"/>
             </w:rPr>
-            <w:t>%</w:t>
+            <w:t>5B0%5D%5Bfield%5D=inform</w:t>
           </w:r>
         </w:hyperlink>
       </w:r>
@@ -1939,7 +1938,34 @@
             <w:rPr>
               <w:rStyle w:val="Hyperlink"/>
             </w:rPr>
-            <w:t>5B0%5D%5Bfield%5D=informa</w:t>
+            <w:t>a</w:t>
+          </w:r>
+        </w:hyperlink>
+      </w:r>
+      <w:r>
+        <w:rPr>
+          <w:rFonts w:ascii="Charis SIL Regular" w:hAnsi="Charis SIL Regular" w:eastAsia="Charis SIL Regular"/>
+          <w:b w:val="0"/>
+          <w:i w:val="0"/>
+          <w:color w:val="0000FF"/>
+          <w:sz w:val="24"/>
+        </w:rPr>
+        <w:t>t</w:t>
+      </w:r>
+      <w:r>
+        <w:rPr>
+          <w:rFonts w:ascii="Charis SIL Regular" w:hAnsi="Charis SIL Regular" w:eastAsia="Charis SIL Regular"/>
+          <w:b w:val="0"/>
+          <w:i w:val="0"/>
+          <w:color w:val="0000FF"/>
+          <w:sz w:val="24"/>
+        </w:rPr>
+        <w:hyperlink r:id="rId13" w:history="1">
+          <w:r>
+            <w:rPr>
+              <w:rStyle w:val="Hyperlink"/>
+            </w:rPr>
+            <w:t>ion_type&amp;fil</w:t>
           </w:r>
         </w:hyperlink>
       </w:r>
@@ -1973,36 +1999,9 @@
             <w:rPr>
               <w:rStyle w:val="Hyperlink"/>
             </w:rPr>
-            <w:t>ion_type&amp;filt</w:t>
+            <w:t>ers%5B0%5D%5Bvalues%5D%5B0</w:t>
           </w:r>
         </w:hyperlink>
-      </w:r>
-      <w:r>
-        <w:rPr>
-          <w:rFonts w:ascii="Charis SIL Regular" w:hAnsi="Charis SIL Regular" w:eastAsia="Charis SIL Regular"/>
-          <w:b w:val="0"/>
-          <w:i w:val="0"/>
-          <w:color w:val="0000FF"/>
-          <w:sz w:val="24"/>
-        </w:rPr>
-        <w:hyperlink r:id="rId13" w:history="1">
-          <w:r>
-            <w:rPr>
-              <w:rStyle w:val="Hyperlink"/>
-            </w:rPr>
-            <w:t>ers%5B0%5D%5Bvalues%5D%5</w:t>
-          </w:r>
-        </w:hyperlink>
-      </w:r>
-      <w:r>
-        <w:rPr>
-          <w:rFonts w:ascii="Charis SIL Regular" w:hAnsi="Charis SIL Regular" w:eastAsia="Charis SIL Regular"/>
-          <w:b w:val="0"/>
-          <w:i w:val="0"/>
-          <w:color w:val="0000FF"/>
-          <w:sz w:val="24"/>
-        </w:rPr>
-        <w:t>B0</w:t>
       </w:r>
     </w:p>
     <w:p>
@@ -3129,7 +3128,7 @@
           <w:sz w:val="24"/>
           <w:u w:val="single"/>
         </w:rPr>
-        <w:hyperlink r:id="rId14" w:history="1">
+        <w:hyperlink r:id="rId15" w:history="1">
           <w:r>
             <w:rPr>
               <w:rStyle w:val="Hyperlink"/>
@@ -3158,7 +3157,7 @@
           <w:sz w:val="24"/>
           <w:u w:val="single"/>
         </w:rPr>
-        <w:hyperlink r:id="rId14" w:history="1">
+        <w:hyperlink r:id="rId15" w:history="1">
           <w:r>
             <w:rPr>
               <w:rStyle w:val="Hyperlink"/>
@@ -3169,21 +3168,13 @@
       </w:r>
       <w:r>
         <w:rPr>
-          <w:u w:val="single" w:color="0000ff"/>
           <w:rFonts w:ascii="Charis SIL Regular" w:hAnsi="Charis SIL Regular" w:eastAsia="Charis SIL Regular"/>
           <w:b w:val="0"/>
           <w:i w:val="0"/>
           <w:color w:val="000000"/>
           <w:sz w:val="24"/>
         </w:rPr>
-        <w:hyperlink r:id="rId14" w:history="1">
-          <w:r>
-            <w:rPr>
-              <w:rStyle w:val="Hyperlink"/>
-            </w:rPr>
-            <w:t xml:space="preserve">, </w:t>
-          </w:r>
-        </w:hyperlink>
+        <w:t xml:space="preserve">, </w:t>
       </w:r>
       <w:r>
         <w:rPr>
@@ -3194,7 +3185,7 @@
           <w:sz w:val="24"/>
           <w:u w:val="single"/>
         </w:rPr>
-        <w:hyperlink r:id="rId14" w:history="1">
+        <w:hyperlink r:id="rId16" w:history="1">
           <w:r>
             <w:rPr>
               <w:rStyle w:val="Hyperlink"/>
@@ -3223,7 +3214,7 @@
           <w:sz w:val="24"/>
           <w:u w:val="single"/>
         </w:rPr>
-        <w:hyperlink r:id="rId15" w:history="1">
+        <w:hyperlink r:id="rId14" w:history="1">
           <w:r>
             <w:rPr>
               <w:rStyle w:val="Hyperlink"/>

--- a/EXPORTS/DOCX/published/niveau3/Dutch/RMO.docx
+++ b/EXPORTS/DOCX/published/niveau3/Dutch/RMO.docx
@@ -218,7 +218,25 @@
           <w:color w:val="000000"/>
           <w:sz w:val="24"/>
         </w:rPr>
-        <w:t xml:space="preserve">archeologie aan de Universiteit Leiden, </w:t>
+        <w:t>archeologie aan de Universiteit L</w:t>
+      </w:r>
+      <w:r>
+        <w:rPr>
+          <w:u w:val="single" w:color="0000ff"/>
+          <w:rFonts w:ascii="Charis SIL Regular" w:hAnsi="Charis SIL Regular" w:eastAsia="Charis SIL Regular"/>
+          <w:b w:val="0"/>
+          <w:i w:val="0"/>
+          <w:color w:val="000000"/>
+          <w:sz w:val="24"/>
+        </w:rPr>
+        <w:hyperlink r:id="rId9" w:history="1">
+          <w:r>
+            <w:rPr>
+              <w:rStyle w:val="Hyperlink"/>
+            </w:rPr>
+            <w:t xml:space="preserve">eiden, </w:t>
+          </w:r>
+        </w:hyperlink>
       </w:r>
       <w:r>
         <w:rPr>
@@ -769,13 +787,67 @@
       </w:r>
       <w:r>
         <w:rPr>
+          <w:u w:val="single" w:color="0000ff"/>
           <w:rFonts w:ascii="Charis SIL Regular" w:hAnsi="Charis SIL Regular" w:eastAsia="Charis SIL Regular"/>
           <w:b w:val="0"/>
           <w:i w:val="0"/>
           <w:color w:val="000000"/>
           <w:sz w:val="24"/>
         </w:rPr>
-        <w:t xml:space="preserve"> collectie. Ook is het </w:t>
+        <w:hyperlink r:id="rId10" w:history="1">
+          <w:r>
+            <w:rPr>
+              <w:rStyle w:val="Hyperlink"/>
+            </w:rPr>
+            <w:t xml:space="preserve"> col</w:t>
+          </w:r>
+        </w:hyperlink>
+      </w:r>
+      <w:r>
+        <w:rPr>
+          <w:u w:val="single" w:color="0000ff"/>
+          <w:rFonts w:ascii="Charis SIL Regular" w:hAnsi="Charis SIL Regular" w:eastAsia="Charis SIL Regular"/>
+          <w:b w:val="0"/>
+          <w:i w:val="0"/>
+          <w:color w:val="000000"/>
+          <w:sz w:val="24"/>
+        </w:rPr>
+        <w:hyperlink r:id="rId10" w:history="1">
+          <w:r>
+            <w:rPr>
+              <w:rStyle w:val="Hyperlink"/>
+            </w:rPr>
+            <w:t>l</w:t>
+          </w:r>
+        </w:hyperlink>
+      </w:r>
+      <w:r>
+        <w:rPr>
+          <w:u w:val="single" w:color="0000ff"/>
+          <w:rFonts w:ascii="Charis SIL Regular" w:hAnsi="Charis SIL Regular" w:eastAsia="Charis SIL Regular"/>
+          <w:b w:val="0"/>
+          <w:i w:val="0"/>
+          <w:color w:val="000000"/>
+          <w:sz w:val="24"/>
+        </w:rPr>
+        <w:hyperlink r:id="rId10" w:history="1">
+          <w:r>
+            <w:rPr>
+              <w:rStyle w:val="Hyperlink"/>
+            </w:rPr>
+            <w:t>ectie. Ook</w:t>
+          </w:r>
+        </w:hyperlink>
+      </w:r>
+      <w:r>
+        <w:rPr>
+          <w:rFonts w:ascii="Charis SIL Regular" w:hAnsi="Charis SIL Regular" w:eastAsia="Charis SIL Regular"/>
+          <w:b w:val="0"/>
+          <w:i w:val="0"/>
+          <w:color w:val="000000"/>
+          <w:sz w:val="24"/>
+        </w:rPr>
+        <w:t xml:space="preserve"> is het </w:t>
       </w:r>
       <w:r>
         <w:rPr>
@@ -2790,7 +2862,7 @@
             <w:rPr>
               <w:rStyle w:val="Hyperlink"/>
             </w:rPr>
-            <w:t>filters</w:t>
+            <w:t>filter</w:t>
           </w:r>
         </w:hyperlink>
       </w:r>
@@ -2807,7 +2879,34 @@
             <w:rPr>
               <w:rStyle w:val="Hyperlink"/>
             </w:rPr>
-            <w:t>%</w:t>
+            <w:t>s</w:t>
+          </w:r>
+        </w:hyperlink>
+      </w:r>
+      <w:r>
+        <w:rPr>
+          <w:rFonts w:ascii="Charis SIL Regular" w:hAnsi="Charis SIL Regular" w:eastAsia="Charis SIL Regular"/>
+          <w:b w:val="0"/>
+          <w:i w:val="0"/>
+          <w:color w:val="0000FF"/>
+          <w:sz w:val="24"/>
+        </w:rPr>
+        <w:t>%</w:t>
+      </w:r>
+      <w:r>
+        <w:rPr>
+          <w:rFonts w:ascii="Charis SIL Regular" w:hAnsi="Charis SIL Regular" w:eastAsia="Charis SIL Regular"/>
+          <w:b w:val="0"/>
+          <w:i w:val="0"/>
+          <w:color w:val="0000FF"/>
+          <w:sz w:val="24"/>
+        </w:rPr>
+        <w:hyperlink r:id="rId13" w:history="1">
+          <w:r>
+            <w:rPr>
+              <w:rStyle w:val="Hyperlink"/>
+            </w:rPr>
+            <w:t>5B0%5D%5Bfield%5D=inform</w:t>
           </w:r>
         </w:hyperlink>
       </w:r>
@@ -2824,7 +2923,34 @@
             <w:rPr>
               <w:rStyle w:val="Hyperlink"/>
             </w:rPr>
-            <w:t>5B0%5D%5Bfield%5D=informa</w:t>
+            <w:t>a</w:t>
+          </w:r>
+        </w:hyperlink>
+      </w:r>
+      <w:r>
+        <w:rPr>
+          <w:rFonts w:ascii="Charis SIL Regular" w:hAnsi="Charis SIL Regular" w:eastAsia="Charis SIL Regular"/>
+          <w:b w:val="0"/>
+          <w:i w:val="0"/>
+          <w:color w:val="0000FF"/>
+          <w:sz w:val="24"/>
+        </w:rPr>
+        <w:t>t</w:t>
+      </w:r>
+      <w:r>
+        <w:rPr>
+          <w:rFonts w:ascii="Charis SIL Regular" w:hAnsi="Charis SIL Regular" w:eastAsia="Charis SIL Regular"/>
+          <w:b w:val="0"/>
+          <w:i w:val="0"/>
+          <w:color w:val="0000FF"/>
+          <w:sz w:val="24"/>
+        </w:rPr>
+        <w:hyperlink r:id="rId13" w:history="1">
+          <w:r>
+            <w:rPr>
+              <w:rStyle w:val="Hyperlink"/>
+            </w:rPr>
+            <w:t>ion_type&amp;fil</w:t>
           </w:r>
         </w:hyperlink>
       </w:r>
@@ -2858,36 +2984,9 @@
             <w:rPr>
               <w:rStyle w:val="Hyperlink"/>
             </w:rPr>
-            <w:t>ion_type&amp;filt</w:t>
+            <w:t>ers%5B0%5D%5Bvalues%5D%5B0</w:t>
           </w:r>
         </w:hyperlink>
-      </w:r>
-      <w:r>
-        <w:rPr>
-          <w:rFonts w:ascii="Charis SIL Regular" w:hAnsi="Charis SIL Regular" w:eastAsia="Charis SIL Regular"/>
-          <w:b w:val="0"/>
-          <w:i w:val="0"/>
-          <w:color w:val="0000FF"/>
-          <w:sz w:val="24"/>
-        </w:rPr>
-        <w:hyperlink r:id="rId13" w:history="1">
-          <w:r>
-            <w:rPr>
-              <w:rStyle w:val="Hyperlink"/>
-            </w:rPr>
-            <w:t>ers%5B0%5D%5Bvalues%5D%</w:t>
-          </w:r>
-        </w:hyperlink>
-      </w:r>
-      <w:r>
-        <w:rPr>
-          <w:rFonts w:ascii="Charis SIL Regular" w:hAnsi="Charis SIL Regular" w:eastAsia="Charis SIL Regular"/>
-          <w:b w:val="0"/>
-          <w:i w:val="0"/>
-          <w:color w:val="0000FF"/>
-          <w:sz w:val="24"/>
-        </w:rPr>
-        <w:t>5B0</w:t>
       </w:r>
     </w:p>
     <w:p>
@@ -3110,7 +3209,7 @@
           <w:sz w:val="24"/>
           <w:u w:val="single"/>
         </w:rPr>
-        <w:hyperlink r:id="rId14" w:history="1">
+        <w:hyperlink r:id="rId15" w:history="1">
           <w:r>
             <w:rPr>
               <w:rStyle w:val="Hyperlink"/>
@@ -3128,7 +3227,7 @@
           <w:sz w:val="24"/>
           <w:u w:val="single"/>
         </w:rPr>
-        <w:hyperlink r:id="rId15" w:history="1">
+        <w:hyperlink r:id="rId14" w:history="1">
           <w:r>
             <w:rPr>
               <w:rStyle w:val="Hyperlink"/>
@@ -3157,7 +3256,7 @@
           <w:sz w:val="24"/>
           <w:u w:val="single"/>
         </w:rPr>
-        <w:hyperlink r:id="rId15" w:history="1">
+        <w:hyperlink r:id="rId14" w:history="1">
           <w:r>
             <w:rPr>
               <w:rStyle w:val="Hyperlink"/>
@@ -3174,7 +3273,14 @@
           <w:color w:val="000000"/>
           <w:sz w:val="24"/>
         </w:rPr>
-        <w:t xml:space="preserve">, </w:t>
+        <w:hyperlink r:id="rId14" w:history="1">
+          <w:r>
+            <w:rPr>
+              <w:rStyle w:val="Hyperlink"/>
+            </w:rPr>
+            <w:t xml:space="preserve">, </w:t>
+          </w:r>
+        </w:hyperlink>
       </w:r>
       <w:r>
         <w:rPr>
@@ -3185,7 +3291,7 @@
           <w:sz w:val="24"/>
           <w:u w:val="single"/>
         </w:rPr>
-        <w:hyperlink r:id="rId16" w:history="1">
+        <w:hyperlink r:id="rId14" w:history="1">
           <w:r>
             <w:rPr>
               <w:rStyle w:val="Hyperlink"/>

--- a/EXPORTS/DOCX/published/niveau3/Dutch/RMO.docx
+++ b/EXPORTS/DOCX/published/niveau3/Dutch/RMO.docx
@@ -218,25 +218,7 @@
           <w:color w:val="000000"/>
           <w:sz w:val="24"/>
         </w:rPr>
-        <w:t>archeologie aan de Universiteit L</w:t>
-      </w:r>
-      <w:r>
-        <w:rPr>
-          <w:u w:val="single" w:color="0000ff"/>
-          <w:rFonts w:ascii="Charis SIL Regular" w:hAnsi="Charis SIL Regular" w:eastAsia="Charis SIL Regular"/>
-          <w:b w:val="0"/>
-          <w:i w:val="0"/>
-          <w:color w:val="000000"/>
-          <w:sz w:val="24"/>
-        </w:rPr>
-        <w:hyperlink r:id="rId9" w:history="1">
-          <w:r>
-            <w:rPr>
-              <w:rStyle w:val="Hyperlink"/>
-            </w:rPr>
-            <w:t xml:space="preserve">eiden, </w:t>
-          </w:r>
-        </w:hyperlink>
+        <w:t xml:space="preserve">archeologie aan de Universiteit Leiden, </w:t>
       </w:r>
       <w:r>
         <w:rPr>
@@ -1949,7 +1931,7 @@
             <w:rPr>
               <w:rStyle w:val="Hyperlink"/>
             </w:rPr>
-            <w:t>filter</w:t>
+            <w:t>filters</w:t>
           </w:r>
         </w:hyperlink>
       </w:r>
@@ -1966,34 +1948,7 @@
             <w:rPr>
               <w:rStyle w:val="Hyperlink"/>
             </w:rPr>
-            <w:t>s</w:t>
-          </w:r>
-        </w:hyperlink>
-      </w:r>
-      <w:r>
-        <w:rPr>
-          <w:rFonts w:ascii="Charis SIL Regular" w:hAnsi="Charis SIL Regular" w:eastAsia="Charis SIL Regular"/>
-          <w:b w:val="0"/>
-          <w:i w:val="0"/>
-          <w:color w:val="0000FF"/>
-          <w:sz w:val="24"/>
-        </w:rPr>
-        <w:t>%</w:t>
-      </w:r>
-      <w:r>
-        <w:rPr>
-          <w:rFonts w:ascii="Charis SIL Regular" w:hAnsi="Charis SIL Regular" w:eastAsia="Charis SIL Regular"/>
-          <w:b w:val="0"/>
-          <w:i w:val="0"/>
-          <w:color w:val="0000FF"/>
-          <w:sz w:val="24"/>
-        </w:rPr>
-        <w:hyperlink r:id="rId13" w:history="1">
-          <w:r>
-            <w:rPr>
-              <w:rStyle w:val="Hyperlink"/>
-            </w:rPr>
-            <w:t>5B0%5D%5Bfield%5D=inform</w:t>
+            <w:t>%</w:t>
           </w:r>
         </w:hyperlink>
       </w:r>
@@ -2010,34 +1965,7 @@
             <w:rPr>
               <w:rStyle w:val="Hyperlink"/>
             </w:rPr>
-            <w:t>a</w:t>
-          </w:r>
-        </w:hyperlink>
-      </w:r>
-      <w:r>
-        <w:rPr>
-          <w:rFonts w:ascii="Charis SIL Regular" w:hAnsi="Charis SIL Regular" w:eastAsia="Charis SIL Regular"/>
-          <w:b w:val="0"/>
-          <w:i w:val="0"/>
-          <w:color w:val="0000FF"/>
-          <w:sz w:val="24"/>
-        </w:rPr>
-        <w:t>t</w:t>
-      </w:r>
-      <w:r>
-        <w:rPr>
-          <w:rFonts w:ascii="Charis SIL Regular" w:hAnsi="Charis SIL Regular" w:eastAsia="Charis SIL Regular"/>
-          <w:b w:val="0"/>
-          <w:i w:val="0"/>
-          <w:color w:val="0000FF"/>
-          <w:sz w:val="24"/>
-        </w:rPr>
-        <w:hyperlink r:id="rId13" w:history="1">
-          <w:r>
-            <w:rPr>
-              <w:rStyle w:val="Hyperlink"/>
-            </w:rPr>
-            <w:t>ion_type&amp;fil</w:t>
+            <w:t>5B0%5D%5Bfield%5D=informa</w:t>
           </w:r>
         </w:hyperlink>
       </w:r>
@@ -2071,9 +1999,36 @@
             <w:rPr>
               <w:rStyle w:val="Hyperlink"/>
             </w:rPr>
-            <w:t>ers%5B0%5D%5Bvalues%5D%5B0</w:t>
+            <w:t>ion_type&amp;filt</w:t>
           </w:r>
         </w:hyperlink>
+      </w:r>
+      <w:r>
+        <w:rPr>
+          <w:rFonts w:ascii="Charis SIL Regular" w:hAnsi="Charis SIL Regular" w:eastAsia="Charis SIL Regular"/>
+          <w:b w:val="0"/>
+          <w:i w:val="0"/>
+          <w:color w:val="0000FF"/>
+          <w:sz w:val="24"/>
+        </w:rPr>
+        <w:hyperlink r:id="rId13" w:history="1">
+          <w:r>
+            <w:rPr>
+              <w:rStyle w:val="Hyperlink"/>
+            </w:rPr>
+            <w:t>ers%5B0%5D%5Bvalues%5D%</w:t>
+          </w:r>
+        </w:hyperlink>
+      </w:r>
+      <w:r>
+        <w:rPr>
+          <w:rFonts w:ascii="Charis SIL Regular" w:hAnsi="Charis SIL Regular" w:eastAsia="Charis SIL Regular"/>
+          <w:b w:val="0"/>
+          <w:i w:val="0"/>
+          <w:color w:val="0000FF"/>
+          <w:sz w:val="24"/>
+        </w:rPr>
+        <w:t>5B0</w:t>
       </w:r>
     </w:p>
     <w:p>
@@ -2574,7 +2529,7 @@
             <w:rPr>
               <w:rStyle w:val="Hyperlink"/>
             </w:rPr>
-            <w:t>filters</w:t>
+            <w:t>filter</w:t>
           </w:r>
         </w:hyperlink>
       </w:r>
@@ -2591,7 +2546,34 @@
             <w:rPr>
               <w:rStyle w:val="Hyperlink"/>
             </w:rPr>
-            <w:t>%</w:t>
+            <w:t>s</w:t>
+          </w:r>
+        </w:hyperlink>
+      </w:r>
+      <w:r>
+        <w:rPr>
+          <w:rFonts w:ascii="Charis SIL Regular" w:hAnsi="Charis SIL Regular" w:eastAsia="Charis SIL Regular"/>
+          <w:b w:val="0"/>
+          <w:i w:val="0"/>
+          <w:color w:val="0000FF"/>
+          <w:sz w:val="24"/>
+        </w:rPr>
+        <w:t>%</w:t>
+      </w:r>
+      <w:r>
+        <w:rPr>
+          <w:rFonts w:ascii="Charis SIL Regular" w:hAnsi="Charis SIL Regular" w:eastAsia="Charis SIL Regular"/>
+          <w:b w:val="0"/>
+          <w:i w:val="0"/>
+          <w:color w:val="0000FF"/>
+          <w:sz w:val="24"/>
+        </w:rPr>
+        <w:hyperlink r:id="rId13" w:history="1">
+          <w:r>
+            <w:rPr>
+              <w:rStyle w:val="Hyperlink"/>
+            </w:rPr>
+            <w:t>5B0%5D%5Bfield%5D=inform</w:t>
           </w:r>
         </w:hyperlink>
       </w:r>
@@ -2608,7 +2590,34 @@
             <w:rPr>
               <w:rStyle w:val="Hyperlink"/>
             </w:rPr>
-            <w:t>5B0%5D%5Bfield%5D=informa</w:t>
+            <w:t>a</w:t>
+          </w:r>
+        </w:hyperlink>
+      </w:r>
+      <w:r>
+        <w:rPr>
+          <w:rFonts w:ascii="Charis SIL Regular" w:hAnsi="Charis SIL Regular" w:eastAsia="Charis SIL Regular"/>
+          <w:b w:val="0"/>
+          <w:i w:val="0"/>
+          <w:color w:val="0000FF"/>
+          <w:sz w:val="24"/>
+        </w:rPr>
+        <w:t>t</w:t>
+      </w:r>
+      <w:r>
+        <w:rPr>
+          <w:rFonts w:ascii="Charis SIL Regular" w:hAnsi="Charis SIL Regular" w:eastAsia="Charis SIL Regular"/>
+          <w:b w:val="0"/>
+          <w:i w:val="0"/>
+          <w:color w:val="0000FF"/>
+          <w:sz w:val="24"/>
+        </w:rPr>
+        <w:hyperlink r:id="rId13" w:history="1">
+          <w:r>
+            <w:rPr>
+              <w:rStyle w:val="Hyperlink"/>
+            </w:rPr>
+            <w:t>ion_type&amp;fil</w:t>
           </w:r>
         </w:hyperlink>
       </w:r>
@@ -2642,36 +2651,9 @@
             <w:rPr>
               <w:rStyle w:val="Hyperlink"/>
             </w:rPr>
-            <w:t>ion_type&amp;filt</w:t>
+            <w:t>ers%5B0%5D%5Bvalues%5D%5B0</w:t>
           </w:r>
         </w:hyperlink>
-      </w:r>
-      <w:r>
-        <w:rPr>
-          <w:rFonts w:ascii="Charis SIL Regular" w:hAnsi="Charis SIL Regular" w:eastAsia="Charis SIL Regular"/>
-          <w:b w:val="0"/>
-          <w:i w:val="0"/>
-          <w:color w:val="0000FF"/>
-          <w:sz w:val="24"/>
-        </w:rPr>
-        <w:hyperlink r:id="rId13" w:history="1">
-          <w:r>
-            <w:rPr>
-              <w:rStyle w:val="Hyperlink"/>
-            </w:rPr>
-            <w:t>ers%5B0%5D%5Bvalues%5D%</w:t>
-          </w:r>
-        </w:hyperlink>
-      </w:r>
-      <w:r>
-        <w:rPr>
-          <w:rFonts w:ascii="Charis SIL Regular" w:hAnsi="Charis SIL Regular" w:eastAsia="Charis SIL Regular"/>
-          <w:b w:val="0"/>
-          <w:i w:val="0"/>
-          <w:color w:val="0000FF"/>
-          <w:sz w:val="24"/>
-        </w:rPr>
-        <w:t>5B0</w:t>
       </w:r>
     </w:p>
     <w:p>
@@ -2891,22 +2873,12 @@
           <w:color w:val="0000FF"/>
           <w:sz w:val="24"/>
         </w:rPr>
-        <w:t>%</w:t>
-      </w:r>
-      <w:r>
-        <w:rPr>
-          <w:rFonts w:ascii="Charis SIL Regular" w:hAnsi="Charis SIL Regular" w:eastAsia="Charis SIL Regular"/>
-          <w:b w:val="0"/>
-          <w:i w:val="0"/>
-          <w:color w:val="0000FF"/>
-          <w:sz w:val="24"/>
-        </w:rPr>
         <w:hyperlink r:id="rId13" w:history="1">
           <w:r>
             <w:rPr>
               <w:rStyle w:val="Hyperlink"/>
             </w:rPr>
-            <w:t>5B0%5D%5Bfield%5D=inform</w:t>
+            <w:t>%</w:t>
           </w:r>
         </w:hyperlink>
       </w:r>
@@ -2923,34 +2895,7 @@
             <w:rPr>
               <w:rStyle w:val="Hyperlink"/>
             </w:rPr>
-            <w:t>a</w:t>
-          </w:r>
-        </w:hyperlink>
-      </w:r>
-      <w:r>
-        <w:rPr>
-          <w:rFonts w:ascii="Charis SIL Regular" w:hAnsi="Charis SIL Regular" w:eastAsia="Charis SIL Regular"/>
-          <w:b w:val="0"/>
-          <w:i w:val="0"/>
-          <w:color w:val="0000FF"/>
-          <w:sz w:val="24"/>
-        </w:rPr>
-        <w:t>t</w:t>
-      </w:r>
-      <w:r>
-        <w:rPr>
-          <w:rFonts w:ascii="Charis SIL Regular" w:hAnsi="Charis SIL Regular" w:eastAsia="Charis SIL Regular"/>
-          <w:b w:val="0"/>
-          <w:i w:val="0"/>
-          <w:color w:val="0000FF"/>
-          <w:sz w:val="24"/>
-        </w:rPr>
-        <w:hyperlink r:id="rId13" w:history="1">
-          <w:r>
-            <w:rPr>
-              <w:rStyle w:val="Hyperlink"/>
-            </w:rPr>
-            <w:t>ion_type&amp;fil</w:t>
+            <w:t>5B0%5D%5Bfield%5D=informa</w:t>
           </w:r>
         </w:hyperlink>
       </w:r>
@@ -2984,9 +2929,36 @@
             <w:rPr>
               <w:rStyle w:val="Hyperlink"/>
             </w:rPr>
-            <w:t>ers%5B0%5D%5Bvalues%5D%5B0</w:t>
+            <w:t>ion_type&amp;filt</w:t>
           </w:r>
         </w:hyperlink>
+      </w:r>
+      <w:r>
+        <w:rPr>
+          <w:rFonts w:ascii="Charis SIL Regular" w:hAnsi="Charis SIL Regular" w:eastAsia="Charis SIL Regular"/>
+          <w:b w:val="0"/>
+          <w:i w:val="0"/>
+          <w:color w:val="0000FF"/>
+          <w:sz w:val="24"/>
+        </w:rPr>
+        <w:hyperlink r:id="rId13" w:history="1">
+          <w:r>
+            <w:rPr>
+              <w:rStyle w:val="Hyperlink"/>
+            </w:rPr>
+            <w:t>ers%5B0%5D%5Bvalues%5D%5</w:t>
+          </w:r>
+        </w:hyperlink>
+      </w:r>
+      <w:r>
+        <w:rPr>
+          <w:rFonts w:ascii="Charis SIL Regular" w:hAnsi="Charis SIL Regular" w:eastAsia="Charis SIL Regular"/>
+          <w:b w:val="0"/>
+          <w:i w:val="0"/>
+          <w:color w:val="0000FF"/>
+          <w:sz w:val="24"/>
+        </w:rPr>
+        <w:t>B0</w:t>
       </w:r>
     </w:p>
     <w:p>
@@ -3209,7 +3181,7 @@
           <w:sz w:val="24"/>
           <w:u w:val="single"/>
         </w:rPr>
-        <w:hyperlink r:id="rId15" w:history="1">
+        <w:hyperlink r:id="rId14" w:history="1">
           <w:r>
             <w:rPr>
               <w:rStyle w:val="Hyperlink"/>
@@ -3267,6 +3239,7 @@
       </w:r>
       <w:r>
         <w:rPr>
+          <w:u w:val="single" w:color="0000ff"/>
           <w:rFonts w:ascii="Charis SIL Regular" w:hAnsi="Charis SIL Regular" w:eastAsia="Charis SIL Regular"/>
           <w:b w:val="0"/>
           <w:i w:val="0"/>
@@ -3320,7 +3293,7 @@
           <w:sz w:val="24"/>
           <w:u w:val="single"/>
         </w:rPr>
-        <w:hyperlink r:id="rId14" w:history="1">
+        <w:hyperlink r:id="rId15" w:history="1">
           <w:r>
             <w:rPr>
               <w:rStyle w:val="Hyperlink"/>

--- a/EXPORTS/DOCX/published/niveau3/Dutch/RMO.docx
+++ b/EXPORTS/DOCX/published/niveau3/Dutch/RMO.docx
@@ -218,7 +218,18 @@
           <w:color w:val="000000"/>
           <w:sz w:val="24"/>
         </w:rPr>
-        <w:t xml:space="preserve">archeologie aan de Universiteit Leiden, </w:t>
+        <w:t>archeologie aan de Universiteit L</w:t>
+      </w:r>
+      <w:r>
+        <w:rPr>
+          <w:u w:val="single" w:color="0000ff"/>
+          <w:rFonts w:ascii="Charis SIL Regular" w:hAnsi="Charis SIL Regular" w:eastAsia="Charis SIL Regular"/>
+          <w:b w:val="0"/>
+          <w:i w:val="0"/>
+          <w:color w:val="000000"/>
+          <w:sz w:val="24"/>
+        </w:rPr>
+        <w:t xml:space="preserve">eiden, </w:t>
       </w:r>
       <w:r>
         <w:rPr>
@@ -769,67 +780,13 @@
       </w:r>
       <w:r>
         <w:rPr>
-          <w:u w:val="single" w:color="0000ff"/>
           <w:rFonts w:ascii="Charis SIL Regular" w:hAnsi="Charis SIL Regular" w:eastAsia="Charis SIL Regular"/>
           <w:b w:val="0"/>
           <w:i w:val="0"/>
           <w:color w:val="000000"/>
           <w:sz w:val="24"/>
         </w:rPr>
-        <w:hyperlink r:id="rId10" w:history="1">
-          <w:r>
-            <w:rPr>
-              <w:rStyle w:val="Hyperlink"/>
-            </w:rPr>
-            <w:t xml:space="preserve"> col</w:t>
-          </w:r>
-        </w:hyperlink>
-      </w:r>
-      <w:r>
-        <w:rPr>
-          <w:u w:val="single" w:color="0000ff"/>
-          <w:rFonts w:ascii="Charis SIL Regular" w:hAnsi="Charis SIL Regular" w:eastAsia="Charis SIL Regular"/>
-          <w:b w:val="0"/>
-          <w:i w:val="0"/>
-          <w:color w:val="000000"/>
-          <w:sz w:val="24"/>
-        </w:rPr>
-        <w:hyperlink r:id="rId10" w:history="1">
-          <w:r>
-            <w:rPr>
-              <w:rStyle w:val="Hyperlink"/>
-            </w:rPr>
-            <w:t>l</w:t>
-          </w:r>
-        </w:hyperlink>
-      </w:r>
-      <w:r>
-        <w:rPr>
-          <w:u w:val="single" w:color="0000ff"/>
-          <w:rFonts w:ascii="Charis SIL Regular" w:hAnsi="Charis SIL Regular" w:eastAsia="Charis SIL Regular"/>
-          <w:b w:val="0"/>
-          <w:i w:val="0"/>
-          <w:color w:val="000000"/>
-          <w:sz w:val="24"/>
-        </w:rPr>
-        <w:hyperlink r:id="rId10" w:history="1">
-          <w:r>
-            <w:rPr>
-              <w:rStyle w:val="Hyperlink"/>
-            </w:rPr>
-            <w:t>ectie. Ook</w:t>
-          </w:r>
-        </w:hyperlink>
-      </w:r>
-      <w:r>
-        <w:rPr>
-          <w:rFonts w:ascii="Charis SIL Regular" w:hAnsi="Charis SIL Regular" w:eastAsia="Charis SIL Regular"/>
-          <w:b w:val="0"/>
-          <w:i w:val="0"/>
-          <w:color w:val="000000"/>
-          <w:sz w:val="24"/>
-        </w:rPr>
-        <w:t xml:space="preserve"> is het </w:t>
+        <w:t xml:space="preserve"> collectie. Ook is het </w:t>
       </w:r>
       <w:r>
         <w:rPr>
@@ -1931,7 +1888,7 @@
             <w:rPr>
               <w:rStyle w:val="Hyperlink"/>
             </w:rPr>
-            <w:t>filters</w:t>
+            <w:t>filter</w:t>
           </w:r>
         </w:hyperlink>
       </w:r>
@@ -1948,7 +1905,34 @@
             <w:rPr>
               <w:rStyle w:val="Hyperlink"/>
             </w:rPr>
-            <w:t>%</w:t>
+            <w:t>s</w:t>
+          </w:r>
+        </w:hyperlink>
+      </w:r>
+      <w:r>
+        <w:rPr>
+          <w:rFonts w:ascii="Charis SIL Regular" w:hAnsi="Charis SIL Regular" w:eastAsia="Charis SIL Regular"/>
+          <w:b w:val="0"/>
+          <w:i w:val="0"/>
+          <w:color w:val="0000FF"/>
+          <w:sz w:val="24"/>
+        </w:rPr>
+        <w:t>%</w:t>
+      </w:r>
+      <w:r>
+        <w:rPr>
+          <w:rFonts w:ascii="Charis SIL Regular" w:hAnsi="Charis SIL Regular" w:eastAsia="Charis SIL Regular"/>
+          <w:b w:val="0"/>
+          <w:i w:val="0"/>
+          <w:color w:val="0000FF"/>
+          <w:sz w:val="24"/>
+        </w:rPr>
+        <w:hyperlink r:id="rId13" w:history="1">
+          <w:r>
+            <w:rPr>
+              <w:rStyle w:val="Hyperlink"/>
+            </w:rPr>
+            <w:t>5B0%5D%5Bfield%5D=inform</w:t>
           </w:r>
         </w:hyperlink>
       </w:r>
@@ -1965,7 +1949,7 @@
             <w:rPr>
               <w:rStyle w:val="Hyperlink"/>
             </w:rPr>
-            <w:t>5B0%5D%5Bfield%5D=informa</w:t>
+            <w:t>a</w:t>
           </w:r>
         </w:hyperlink>
       </w:r>
@@ -2016,7 +2000,7 @@
             <w:rPr>
               <w:rStyle w:val="Hyperlink"/>
             </w:rPr>
-            <w:t>ers%5B0%5D%5Bvalues%5D%</w:t>
+            <w:t>ers%5B0%5D%5Bvalues%5D%5B</w:t>
           </w:r>
         </w:hyperlink>
       </w:r>
@@ -2028,7 +2012,7 @@
           <w:color w:val="0000FF"/>
           <w:sz w:val="24"/>
         </w:rPr>
-        <w:t>5B0</w:t>
+        <w:t>0</w:t>
       </w:r>
     </w:p>
     <w:p>
@@ -2296,33 +2280,6 @@
           <w:color w:val="0000FF"/>
           <w:sz w:val="24"/>
         </w:rPr>
-        <w:t>t</w:t>
-      </w:r>
-      <w:r>
-        <w:rPr>
-          <w:rFonts w:ascii="Charis SIL Regular" w:hAnsi="Charis SIL Regular" w:eastAsia="Charis SIL Regular"/>
-          <w:b w:val="0"/>
-          <w:i w:val="0"/>
-          <w:color w:val="0000FF"/>
-          <w:sz w:val="24"/>
-        </w:rPr>
-        <w:hyperlink r:id="rId13" w:history="1">
-          <w:r>
-            <w:rPr>
-              <w:rStyle w:val="Hyperlink"/>
-            </w:rPr>
-            <w:t>ion_type&amp;fil</w:t>
-          </w:r>
-        </w:hyperlink>
-      </w:r>
-      <w:r>
-        <w:rPr>
-          <w:rFonts w:ascii="Charis SIL Regular" w:hAnsi="Charis SIL Regular" w:eastAsia="Charis SIL Regular"/>
-          <w:b w:val="0"/>
-          <w:i w:val="0"/>
-          <w:color w:val="0000FF"/>
-          <w:sz w:val="24"/>
-        </w:rPr>
         <w:hyperlink r:id="rId13" w:history="1">
           <w:r>
             <w:rPr>
@@ -2345,9 +2302,36 @@
             <w:rPr>
               <w:rStyle w:val="Hyperlink"/>
             </w:rPr>
-            <w:t>ers%5B0%5D%5Bvalues%5D%5B0</w:t>
+            <w:t>ion_type&amp;filt</w:t>
           </w:r>
         </w:hyperlink>
+      </w:r>
+      <w:r>
+        <w:rPr>
+          <w:rFonts w:ascii="Charis SIL Regular" w:hAnsi="Charis SIL Regular" w:eastAsia="Charis SIL Regular"/>
+          <w:b w:val="0"/>
+          <w:i w:val="0"/>
+          <w:color w:val="0000FF"/>
+          <w:sz w:val="24"/>
+        </w:rPr>
+        <w:hyperlink r:id="rId13" w:history="1">
+          <w:r>
+            <w:rPr>
+              <w:rStyle w:val="Hyperlink"/>
+            </w:rPr>
+            <w:t>ers%5B0%5D%5Bvalues%5D%5B</w:t>
+          </w:r>
+        </w:hyperlink>
+      </w:r>
+      <w:r>
+        <w:rPr>
+          <w:rFonts w:ascii="Charis SIL Regular" w:hAnsi="Charis SIL Regular" w:eastAsia="Charis SIL Regular"/>
+          <w:b w:val="0"/>
+          <w:i w:val="0"/>
+          <w:color w:val="0000FF"/>
+          <w:sz w:val="24"/>
+        </w:rPr>
+        <w:t>0</w:t>
       </w:r>
     </w:p>
     <w:p>
@@ -2602,33 +2586,6 @@
           <w:color w:val="0000FF"/>
           <w:sz w:val="24"/>
         </w:rPr>
-        <w:t>t</w:t>
-      </w:r>
-      <w:r>
-        <w:rPr>
-          <w:rFonts w:ascii="Charis SIL Regular" w:hAnsi="Charis SIL Regular" w:eastAsia="Charis SIL Regular"/>
-          <w:b w:val="0"/>
-          <w:i w:val="0"/>
-          <w:color w:val="0000FF"/>
-          <w:sz w:val="24"/>
-        </w:rPr>
-        <w:hyperlink r:id="rId13" w:history="1">
-          <w:r>
-            <w:rPr>
-              <w:rStyle w:val="Hyperlink"/>
-            </w:rPr>
-            <w:t>ion_type&amp;fil</w:t>
-          </w:r>
-        </w:hyperlink>
-      </w:r>
-      <w:r>
-        <w:rPr>
-          <w:rFonts w:ascii="Charis SIL Regular" w:hAnsi="Charis SIL Regular" w:eastAsia="Charis SIL Regular"/>
-          <w:b w:val="0"/>
-          <w:i w:val="0"/>
-          <w:color w:val="0000FF"/>
-          <w:sz w:val="24"/>
-        </w:rPr>
         <w:hyperlink r:id="rId13" w:history="1">
           <w:r>
             <w:rPr>
@@ -2651,9 +2608,36 @@
             <w:rPr>
               <w:rStyle w:val="Hyperlink"/>
             </w:rPr>
-            <w:t>ers%5B0%5D%5Bvalues%5D%5B0</w:t>
+            <w:t>ion_type&amp;filt</w:t>
           </w:r>
         </w:hyperlink>
+      </w:r>
+      <w:r>
+        <w:rPr>
+          <w:rFonts w:ascii="Charis SIL Regular" w:hAnsi="Charis SIL Regular" w:eastAsia="Charis SIL Regular"/>
+          <w:b w:val="0"/>
+          <w:i w:val="0"/>
+          <w:color w:val="0000FF"/>
+          <w:sz w:val="24"/>
+        </w:rPr>
+        <w:hyperlink r:id="rId13" w:history="1">
+          <w:r>
+            <w:rPr>
+              <w:rStyle w:val="Hyperlink"/>
+            </w:rPr>
+            <w:t>ers%5B0%5D%5Bvalues%5D%5B</w:t>
+          </w:r>
+        </w:hyperlink>
+      </w:r>
+      <w:r>
+        <w:rPr>
+          <w:rFonts w:ascii="Charis SIL Regular" w:hAnsi="Charis SIL Regular" w:eastAsia="Charis SIL Regular"/>
+          <w:b w:val="0"/>
+          <w:i w:val="0"/>
+          <w:color w:val="0000FF"/>
+          <w:sz w:val="24"/>
+        </w:rPr>
+        <w:t>0</w:t>
       </w:r>
     </w:p>
     <w:p>
@@ -2844,24 +2828,7 @@
             <w:rPr>
               <w:rStyle w:val="Hyperlink"/>
             </w:rPr>
-            <w:t>filter</w:t>
-          </w:r>
-        </w:hyperlink>
-      </w:r>
-      <w:r>
-        <w:rPr>
-          <w:rFonts w:ascii="Charis SIL Regular" w:hAnsi="Charis SIL Regular" w:eastAsia="Charis SIL Regular"/>
-          <w:b w:val="0"/>
-          <w:i w:val="0"/>
-          <w:color w:val="0000FF"/>
-          <w:sz w:val="24"/>
-        </w:rPr>
-        <w:hyperlink r:id="rId13" w:history="1">
-          <w:r>
-            <w:rPr>
-              <w:rStyle w:val="Hyperlink"/>
-            </w:rPr>
-            <w:t>s</w:t>
+            <w:t>filters</w:t>
           </w:r>
         </w:hyperlink>
       </w:r>
@@ -2895,7 +2862,51 @@
             <w:rPr>
               <w:rStyle w:val="Hyperlink"/>
             </w:rPr>
-            <w:t>5B0%5D%5Bfield%5D=informa</w:t>
+            <w:t>5B0%5D%5Bfield%5D=infor</w:t>
+          </w:r>
+        </w:hyperlink>
+      </w:r>
+      <w:r>
+        <w:rPr>
+          <w:rFonts w:ascii="Charis SIL Regular" w:hAnsi="Charis SIL Regular" w:eastAsia="Charis SIL Regular"/>
+          <w:b w:val="0"/>
+          <w:i w:val="0"/>
+          <w:color w:val="0000FF"/>
+          <w:sz w:val="24"/>
+        </w:rPr>
+        <w:hyperlink r:id="rId13" w:history="1">
+          <w:r>
+            <w:rPr>
+              <w:rStyle w:val="Hyperlink"/>
+            </w:rPr>
+            <w:t>m</w:t>
+          </w:r>
+        </w:hyperlink>
+      </w:r>
+      <w:r>
+        <w:rPr>
+          <w:rFonts w:ascii="Charis SIL Regular" w:hAnsi="Charis SIL Regular" w:eastAsia="Charis SIL Regular"/>
+          <w:b w:val="0"/>
+          <w:i w:val="0"/>
+          <w:color w:val="0000FF"/>
+          <w:sz w:val="24"/>
+        </w:rPr>
+        <w:t>at</w:t>
+      </w:r>
+      <w:r>
+        <w:rPr>
+          <w:rFonts w:ascii="Charis SIL Regular" w:hAnsi="Charis SIL Regular" w:eastAsia="Charis SIL Regular"/>
+          <w:b w:val="0"/>
+          <w:i w:val="0"/>
+          <w:color w:val="0000FF"/>
+          <w:sz w:val="24"/>
+        </w:rPr>
+        <w:hyperlink r:id="rId13" w:history="1">
+          <w:r>
+            <w:rPr>
+              <w:rStyle w:val="Hyperlink"/>
+            </w:rPr>
+            <w:t>ion_type&amp;fil</w:t>
           </w:r>
         </w:hyperlink>
       </w:r>
@@ -2929,36 +2940,9 @@
             <w:rPr>
               <w:rStyle w:val="Hyperlink"/>
             </w:rPr>
-            <w:t>ion_type&amp;filt</w:t>
+            <w:t>ers%5B0%5D%5Bvalues%5D%5B0</w:t>
           </w:r>
         </w:hyperlink>
-      </w:r>
-      <w:r>
-        <w:rPr>
-          <w:rFonts w:ascii="Charis SIL Regular" w:hAnsi="Charis SIL Regular" w:eastAsia="Charis SIL Regular"/>
-          <w:b w:val="0"/>
-          <w:i w:val="0"/>
-          <w:color w:val="0000FF"/>
-          <w:sz w:val="24"/>
-        </w:rPr>
-        <w:hyperlink r:id="rId13" w:history="1">
-          <w:r>
-            <w:rPr>
-              <w:rStyle w:val="Hyperlink"/>
-            </w:rPr>
-            <w:t>ers%5B0%5D%5Bvalues%5D%5</w:t>
-          </w:r>
-        </w:hyperlink>
-      </w:r>
-      <w:r>
-        <w:rPr>
-          <w:rFonts w:ascii="Charis SIL Regular" w:hAnsi="Charis SIL Regular" w:eastAsia="Charis SIL Regular"/>
-          <w:b w:val="0"/>
-          <w:i w:val="0"/>
-          <w:color w:val="0000FF"/>
-          <w:sz w:val="24"/>
-        </w:rPr>
-        <w:t>B0</w:t>
       </w:r>
     </w:p>
     <w:p>
@@ -3239,21 +3223,13 @@
       </w:r>
       <w:r>
         <w:rPr>
-          <w:u w:val="single" w:color="0000ff"/>
           <w:rFonts w:ascii="Charis SIL Regular" w:hAnsi="Charis SIL Regular" w:eastAsia="Charis SIL Regular"/>
           <w:b w:val="0"/>
           <w:i w:val="0"/>
           <w:color w:val="000000"/>
           <w:sz w:val="24"/>
         </w:rPr>
-        <w:hyperlink r:id="rId14" w:history="1">
-          <w:r>
-            <w:rPr>
-              <w:rStyle w:val="Hyperlink"/>
-            </w:rPr>
-            <w:t xml:space="preserve">, </w:t>
-          </w:r>
-        </w:hyperlink>
+        <w:t xml:space="preserve">, </w:t>
       </w:r>
       <w:r>
         <w:rPr>

--- a/EXPORTS/DOCX/published/niveau3/Dutch/RMO.docx
+++ b/EXPORTS/DOCX/published/niveau3/Dutch/RMO.docx
@@ -229,7 +229,14 @@
           <w:color w:val="000000"/>
           <w:sz w:val="24"/>
         </w:rPr>
-        <w:t xml:space="preserve">eiden, </w:t>
+        <w:hyperlink r:id="rId9" w:history="1">
+          <w:r>
+            <w:rPr>
+              <w:rStyle w:val="Hyperlink"/>
+            </w:rPr>
+            <w:t xml:space="preserve">eiden, </w:t>
+          </w:r>
+        </w:hyperlink>
       </w:r>
       <w:r>
         <w:rPr>
@@ -1917,22 +1924,12 @@
           <w:color w:val="0000FF"/>
           <w:sz w:val="24"/>
         </w:rPr>
-        <w:t>%</w:t>
-      </w:r>
-      <w:r>
-        <w:rPr>
-          <w:rFonts w:ascii="Charis SIL Regular" w:hAnsi="Charis SIL Regular" w:eastAsia="Charis SIL Regular"/>
-          <w:b w:val="0"/>
-          <w:i w:val="0"/>
-          <w:color w:val="0000FF"/>
-          <w:sz w:val="24"/>
-        </w:rPr>
         <w:hyperlink r:id="rId13" w:history="1">
           <w:r>
             <w:rPr>
               <w:rStyle w:val="Hyperlink"/>
             </w:rPr>
-            <w:t>5B0%5D%5Bfield%5D=inform</w:t>
+            <w:t>%</w:t>
           </w:r>
         </w:hyperlink>
       </w:r>
@@ -1949,7 +1946,7 @@
             <w:rPr>
               <w:rStyle w:val="Hyperlink"/>
             </w:rPr>
-            <w:t>a</w:t>
+            <w:t>5B0%5D%5Bfield%5D=informa</w:t>
           </w:r>
         </w:hyperlink>
       </w:r>
@@ -2000,7 +1997,7 @@
             <w:rPr>
               <w:rStyle w:val="Hyperlink"/>
             </w:rPr>
-            <w:t>ers%5B0%5D%5Bvalues%5D%5B</w:t>
+            <w:t>ers%5B0%5D%5Bvalues%5D%5</w:t>
           </w:r>
         </w:hyperlink>
       </w:r>
@@ -2012,7 +2009,7 @@
           <w:color w:val="0000FF"/>
           <w:sz w:val="24"/>
         </w:rPr>
-        <w:t>0</w:t>
+        <w:t>B0</w:t>
       </w:r>
     </w:p>
     <w:p>
@@ -2828,7 +2825,7 @@
             <w:rPr>
               <w:rStyle w:val="Hyperlink"/>
             </w:rPr>
-            <w:t>filters</w:t>
+            <w:t>filter</w:t>
           </w:r>
         </w:hyperlink>
       </w:r>
@@ -2845,7 +2842,34 @@
             <w:rPr>
               <w:rStyle w:val="Hyperlink"/>
             </w:rPr>
-            <w:t>%</w:t>
+            <w:t>s</w:t>
+          </w:r>
+        </w:hyperlink>
+      </w:r>
+      <w:r>
+        <w:rPr>
+          <w:rFonts w:ascii="Charis SIL Regular" w:hAnsi="Charis SIL Regular" w:eastAsia="Charis SIL Regular"/>
+          <w:b w:val="0"/>
+          <w:i w:val="0"/>
+          <w:color w:val="0000FF"/>
+          <w:sz w:val="24"/>
+        </w:rPr>
+        <w:t>%</w:t>
+      </w:r>
+      <w:r>
+        <w:rPr>
+          <w:rFonts w:ascii="Charis SIL Regular" w:hAnsi="Charis SIL Regular" w:eastAsia="Charis SIL Regular"/>
+          <w:b w:val="0"/>
+          <w:i w:val="0"/>
+          <w:color w:val="0000FF"/>
+          <w:sz w:val="24"/>
+        </w:rPr>
+        <w:hyperlink r:id="rId13" w:history="1">
+          <w:r>
+            <w:rPr>
+              <w:rStyle w:val="Hyperlink"/>
+            </w:rPr>
+            <w:t>5B0%5D%5Bfield%5D=inform</w:t>
           </w:r>
         </w:hyperlink>
       </w:r>
@@ -2862,7 +2886,7 @@
             <w:rPr>
               <w:rStyle w:val="Hyperlink"/>
             </w:rPr>
-            <w:t>5B0%5D%5Bfield%5D=infor</w:t>
+            <w:t>a</w:t>
           </w:r>
         </w:hyperlink>
       </w:r>
@@ -2874,24 +2898,7 @@
           <w:color w:val="0000FF"/>
           <w:sz w:val="24"/>
         </w:rPr>
-        <w:hyperlink r:id="rId13" w:history="1">
-          <w:r>
-            <w:rPr>
-              <w:rStyle w:val="Hyperlink"/>
-            </w:rPr>
-            <w:t>m</w:t>
-          </w:r>
-        </w:hyperlink>
-      </w:r>
-      <w:r>
-        <w:rPr>
-          <w:rFonts w:ascii="Charis SIL Regular" w:hAnsi="Charis SIL Regular" w:eastAsia="Charis SIL Regular"/>
-          <w:b w:val="0"/>
-          <w:i w:val="0"/>
-          <w:color w:val="0000FF"/>
-          <w:sz w:val="24"/>
-        </w:rPr>
-        <w:t>at</w:t>
+        <w:t>t</w:t>
       </w:r>
       <w:r>
         <w:rPr>
@@ -3240,7 +3247,7 @@
           <w:sz w:val="24"/>
           <w:u w:val="single"/>
         </w:rPr>
-        <w:hyperlink r:id="rId14" w:history="1">
+        <w:hyperlink r:id="rId15" w:history="1">
           <w:r>
             <w:rPr>
               <w:rStyle w:val="Hyperlink"/>

--- a/EXPORTS/DOCX/published/niveau3/Dutch/RMO.docx
+++ b/EXPORTS/DOCX/published/niveau3/Dutch/RMO.docx
@@ -787,13 +787,67 @@
       </w:r>
       <w:r>
         <w:rPr>
+          <w:u w:val="single" w:color="0000ff"/>
           <w:rFonts w:ascii="Charis SIL Regular" w:hAnsi="Charis SIL Regular" w:eastAsia="Charis SIL Regular"/>
           <w:b w:val="0"/>
           <w:i w:val="0"/>
           <w:color w:val="000000"/>
           <w:sz w:val="24"/>
         </w:rPr>
-        <w:t xml:space="preserve"> collectie. Ook is het </w:t>
+        <w:hyperlink r:id="rId10" w:history="1">
+          <w:r>
+            <w:rPr>
+              <w:rStyle w:val="Hyperlink"/>
+            </w:rPr>
+            <w:t xml:space="preserve"> col</w:t>
+          </w:r>
+        </w:hyperlink>
+      </w:r>
+      <w:r>
+        <w:rPr>
+          <w:u w:val="single" w:color="0000ff"/>
+          <w:rFonts w:ascii="Charis SIL Regular" w:hAnsi="Charis SIL Regular" w:eastAsia="Charis SIL Regular"/>
+          <w:b w:val="0"/>
+          <w:i w:val="0"/>
+          <w:color w:val="000000"/>
+          <w:sz w:val="24"/>
+        </w:rPr>
+        <w:hyperlink r:id="rId10" w:history="1">
+          <w:r>
+            <w:rPr>
+              <w:rStyle w:val="Hyperlink"/>
+            </w:rPr>
+            <w:t>l</w:t>
+          </w:r>
+        </w:hyperlink>
+      </w:r>
+      <w:r>
+        <w:rPr>
+          <w:u w:val="single" w:color="0000ff"/>
+          <w:rFonts w:ascii="Charis SIL Regular" w:hAnsi="Charis SIL Regular" w:eastAsia="Charis SIL Regular"/>
+          <w:b w:val="0"/>
+          <w:i w:val="0"/>
+          <w:color w:val="000000"/>
+          <w:sz w:val="24"/>
+        </w:rPr>
+        <w:hyperlink r:id="rId10" w:history="1">
+          <w:r>
+            <w:rPr>
+              <w:rStyle w:val="Hyperlink"/>
+            </w:rPr>
+            <w:t>ectie. Ook</w:t>
+          </w:r>
+        </w:hyperlink>
+      </w:r>
+      <w:r>
+        <w:rPr>
+          <w:rFonts w:ascii="Charis SIL Regular" w:hAnsi="Charis SIL Regular" w:eastAsia="Charis SIL Regular"/>
+          <w:b w:val="0"/>
+          <w:i w:val="0"/>
+          <w:color w:val="000000"/>
+          <w:sz w:val="24"/>
+        </w:rPr>
+        <w:t xml:space="preserve"> is het </w:t>
       </w:r>
       <w:r>
         <w:rPr>
@@ -1924,12 +1978,22 @@
           <w:color w:val="0000FF"/>
           <w:sz w:val="24"/>
         </w:rPr>
+        <w:t>%</w:t>
+      </w:r>
+      <w:r>
+        <w:rPr>
+          <w:rFonts w:ascii="Charis SIL Regular" w:hAnsi="Charis SIL Regular" w:eastAsia="Charis SIL Regular"/>
+          <w:b w:val="0"/>
+          <w:i w:val="0"/>
+          <w:color w:val="0000FF"/>
+          <w:sz w:val="24"/>
+        </w:rPr>
         <w:hyperlink r:id="rId13" w:history="1">
           <w:r>
             <w:rPr>
               <w:rStyle w:val="Hyperlink"/>
             </w:rPr>
-            <w:t>%</w:t>
+            <w:t>5B0%5D%5Bfield%5D=inform</w:t>
           </w:r>
         </w:hyperlink>
       </w:r>
@@ -1946,7 +2010,34 @@
             <w:rPr>
               <w:rStyle w:val="Hyperlink"/>
             </w:rPr>
-            <w:t>5B0%5D%5Bfield%5D=informa</w:t>
+            <w:t>a</w:t>
+          </w:r>
+        </w:hyperlink>
+      </w:r>
+      <w:r>
+        <w:rPr>
+          <w:rFonts w:ascii="Charis SIL Regular" w:hAnsi="Charis SIL Regular" w:eastAsia="Charis SIL Regular"/>
+          <w:b w:val="0"/>
+          <w:i w:val="0"/>
+          <w:color w:val="0000FF"/>
+          <w:sz w:val="24"/>
+        </w:rPr>
+        <w:t>t</w:t>
+      </w:r>
+      <w:r>
+        <w:rPr>
+          <w:rFonts w:ascii="Charis SIL Regular" w:hAnsi="Charis SIL Regular" w:eastAsia="Charis SIL Regular"/>
+          <w:b w:val="0"/>
+          <w:i w:val="0"/>
+          <w:color w:val="0000FF"/>
+          <w:sz w:val="24"/>
+        </w:rPr>
+        <w:hyperlink r:id="rId13" w:history="1">
+          <w:r>
+            <w:rPr>
+              <w:rStyle w:val="Hyperlink"/>
+            </w:rPr>
+            <w:t>ion_type&amp;fil</w:t>
           </w:r>
         </w:hyperlink>
       </w:r>
@@ -1980,36 +2071,9 @@
             <w:rPr>
               <w:rStyle w:val="Hyperlink"/>
             </w:rPr>
-            <w:t>ion_type&amp;filt</w:t>
+            <w:t>ers%5B0%5D%5Bvalues%5D%5B0</w:t>
           </w:r>
         </w:hyperlink>
-      </w:r>
-      <w:r>
-        <w:rPr>
-          <w:rFonts w:ascii="Charis SIL Regular" w:hAnsi="Charis SIL Regular" w:eastAsia="Charis SIL Regular"/>
-          <w:b w:val="0"/>
-          <w:i w:val="0"/>
-          <w:color w:val="0000FF"/>
-          <w:sz w:val="24"/>
-        </w:rPr>
-        <w:hyperlink r:id="rId13" w:history="1">
-          <w:r>
-            <w:rPr>
-              <w:rStyle w:val="Hyperlink"/>
-            </w:rPr>
-            <w:t>ers%5B0%5D%5Bvalues%5D%5</w:t>
-          </w:r>
-        </w:hyperlink>
-      </w:r>
-      <w:r>
-        <w:rPr>
-          <w:rFonts w:ascii="Charis SIL Regular" w:hAnsi="Charis SIL Regular" w:eastAsia="Charis SIL Regular"/>
-          <w:b w:val="0"/>
-          <w:i w:val="0"/>
-          <w:color w:val="0000FF"/>
-          <w:sz w:val="24"/>
-        </w:rPr>
-        <w:t>B0</w:t>
       </w:r>
     </w:p>
     <w:p>
@@ -2277,6 +2341,33 @@
           <w:color w:val="0000FF"/>
           <w:sz w:val="24"/>
         </w:rPr>
+        <w:t>t</w:t>
+      </w:r>
+      <w:r>
+        <w:rPr>
+          <w:rFonts w:ascii="Charis SIL Regular" w:hAnsi="Charis SIL Regular" w:eastAsia="Charis SIL Regular"/>
+          <w:b w:val="0"/>
+          <w:i w:val="0"/>
+          <w:color w:val="0000FF"/>
+          <w:sz w:val="24"/>
+        </w:rPr>
+        <w:hyperlink r:id="rId13" w:history="1">
+          <w:r>
+            <w:rPr>
+              <w:rStyle w:val="Hyperlink"/>
+            </w:rPr>
+            <w:t>ion_type&amp;fil</w:t>
+          </w:r>
+        </w:hyperlink>
+      </w:r>
+      <w:r>
+        <w:rPr>
+          <w:rFonts w:ascii="Charis SIL Regular" w:hAnsi="Charis SIL Regular" w:eastAsia="Charis SIL Regular"/>
+          <w:b w:val="0"/>
+          <w:i w:val="0"/>
+          <w:color w:val="0000FF"/>
+          <w:sz w:val="24"/>
+        </w:rPr>
         <w:hyperlink r:id="rId13" w:history="1">
           <w:r>
             <w:rPr>
@@ -2299,36 +2390,9 @@
             <w:rPr>
               <w:rStyle w:val="Hyperlink"/>
             </w:rPr>
-            <w:t>ion_type&amp;filt</w:t>
+            <w:t>ers%5B0%5D%5Bvalues%5D%5B0</w:t>
           </w:r>
         </w:hyperlink>
-      </w:r>
-      <w:r>
-        <w:rPr>
-          <w:rFonts w:ascii="Charis SIL Regular" w:hAnsi="Charis SIL Regular" w:eastAsia="Charis SIL Regular"/>
-          <w:b w:val="0"/>
-          <w:i w:val="0"/>
-          <w:color w:val="0000FF"/>
-          <w:sz w:val="24"/>
-        </w:rPr>
-        <w:hyperlink r:id="rId13" w:history="1">
-          <w:r>
-            <w:rPr>
-              <w:rStyle w:val="Hyperlink"/>
-            </w:rPr>
-            <w:t>ers%5B0%5D%5Bvalues%5D%5B</w:t>
-          </w:r>
-        </w:hyperlink>
-      </w:r>
-      <w:r>
-        <w:rPr>
-          <w:rFonts w:ascii="Charis SIL Regular" w:hAnsi="Charis SIL Regular" w:eastAsia="Charis SIL Regular"/>
-          <w:b w:val="0"/>
-          <w:i w:val="0"/>
-          <w:color w:val="0000FF"/>
-          <w:sz w:val="24"/>
-        </w:rPr>
-        <w:t>0</w:t>
       </w:r>
     </w:p>
     <w:p>
@@ -2583,6 +2647,33 @@
           <w:color w:val="0000FF"/>
           <w:sz w:val="24"/>
         </w:rPr>
+        <w:t>t</w:t>
+      </w:r>
+      <w:r>
+        <w:rPr>
+          <w:rFonts w:ascii="Charis SIL Regular" w:hAnsi="Charis SIL Regular" w:eastAsia="Charis SIL Regular"/>
+          <w:b w:val="0"/>
+          <w:i w:val="0"/>
+          <w:color w:val="0000FF"/>
+          <w:sz w:val="24"/>
+        </w:rPr>
+        <w:hyperlink r:id="rId13" w:history="1">
+          <w:r>
+            <w:rPr>
+              <w:rStyle w:val="Hyperlink"/>
+            </w:rPr>
+            <w:t>ion_type&amp;fil</w:t>
+          </w:r>
+        </w:hyperlink>
+      </w:r>
+      <w:r>
+        <w:rPr>
+          <w:rFonts w:ascii="Charis SIL Regular" w:hAnsi="Charis SIL Regular" w:eastAsia="Charis SIL Regular"/>
+          <w:b w:val="0"/>
+          <w:i w:val="0"/>
+          <w:color w:val="0000FF"/>
+          <w:sz w:val="24"/>
+        </w:rPr>
         <w:hyperlink r:id="rId13" w:history="1">
           <w:r>
             <w:rPr>
@@ -2605,36 +2696,9 @@
             <w:rPr>
               <w:rStyle w:val="Hyperlink"/>
             </w:rPr>
-            <w:t>ion_type&amp;filt</w:t>
+            <w:t>ers%5B0%5D%5Bvalues%5D%5B0</w:t>
           </w:r>
         </w:hyperlink>
-      </w:r>
-      <w:r>
-        <w:rPr>
-          <w:rFonts w:ascii="Charis SIL Regular" w:hAnsi="Charis SIL Regular" w:eastAsia="Charis SIL Regular"/>
-          <w:b w:val="0"/>
-          <w:i w:val="0"/>
-          <w:color w:val="0000FF"/>
-          <w:sz w:val="24"/>
-        </w:rPr>
-        <w:hyperlink r:id="rId13" w:history="1">
-          <w:r>
-            <w:rPr>
-              <w:rStyle w:val="Hyperlink"/>
-            </w:rPr>
-            <w:t>ers%5B0%5D%5Bvalues%5D%5B</w:t>
-          </w:r>
-        </w:hyperlink>
-      </w:r>
-      <w:r>
-        <w:rPr>
-          <w:rFonts w:ascii="Charis SIL Regular" w:hAnsi="Charis SIL Regular" w:eastAsia="Charis SIL Regular"/>
-          <w:b w:val="0"/>
-          <w:i w:val="0"/>
-          <w:color w:val="0000FF"/>
-          <w:sz w:val="24"/>
-        </w:rPr>
-        <w:t>0</w:t>
       </w:r>
     </w:p>
     <w:p>
@@ -2825,7 +2889,7 @@
             <w:rPr>
               <w:rStyle w:val="Hyperlink"/>
             </w:rPr>
-            <w:t>filter</w:t>
+            <w:t>filters</w:t>
           </w:r>
         </w:hyperlink>
       </w:r>
@@ -2842,34 +2906,7 @@
             <w:rPr>
               <w:rStyle w:val="Hyperlink"/>
             </w:rPr>
-            <w:t>s</w:t>
-          </w:r>
-        </w:hyperlink>
-      </w:r>
-      <w:r>
-        <w:rPr>
-          <w:rFonts w:ascii="Charis SIL Regular" w:hAnsi="Charis SIL Regular" w:eastAsia="Charis SIL Regular"/>
-          <w:b w:val="0"/>
-          <w:i w:val="0"/>
-          <w:color w:val="0000FF"/>
-          <w:sz w:val="24"/>
-        </w:rPr>
-        <w:t>%</w:t>
-      </w:r>
-      <w:r>
-        <w:rPr>
-          <w:rFonts w:ascii="Charis SIL Regular" w:hAnsi="Charis SIL Regular" w:eastAsia="Charis SIL Regular"/>
-          <w:b w:val="0"/>
-          <w:i w:val="0"/>
-          <w:color w:val="0000FF"/>
-          <w:sz w:val="24"/>
-        </w:rPr>
-        <w:hyperlink r:id="rId13" w:history="1">
-          <w:r>
-            <w:rPr>
-              <w:rStyle w:val="Hyperlink"/>
-            </w:rPr>
-            <w:t>5B0%5D%5Bfield%5D=inform</w:t>
+            <w:t>%</w:t>
           </w:r>
         </w:hyperlink>
       </w:r>
@@ -2886,34 +2923,7 @@
             <w:rPr>
               <w:rStyle w:val="Hyperlink"/>
             </w:rPr>
-            <w:t>a</w:t>
-          </w:r>
-        </w:hyperlink>
-      </w:r>
-      <w:r>
-        <w:rPr>
-          <w:rFonts w:ascii="Charis SIL Regular" w:hAnsi="Charis SIL Regular" w:eastAsia="Charis SIL Regular"/>
-          <w:b w:val="0"/>
-          <w:i w:val="0"/>
-          <w:color w:val="0000FF"/>
-          <w:sz w:val="24"/>
-        </w:rPr>
-        <w:t>t</w:t>
-      </w:r>
-      <w:r>
-        <w:rPr>
-          <w:rFonts w:ascii="Charis SIL Regular" w:hAnsi="Charis SIL Regular" w:eastAsia="Charis SIL Regular"/>
-          <w:b w:val="0"/>
-          <w:i w:val="0"/>
-          <w:color w:val="0000FF"/>
-          <w:sz w:val="24"/>
-        </w:rPr>
-        <w:hyperlink r:id="rId13" w:history="1">
-          <w:r>
-            <w:rPr>
-              <w:rStyle w:val="Hyperlink"/>
-            </w:rPr>
-            <w:t>ion_type&amp;fil</w:t>
+            <w:t>5B0%5D%5Bfield%5D=informa</w:t>
           </w:r>
         </w:hyperlink>
       </w:r>
@@ -2947,9 +2957,36 @@
             <w:rPr>
               <w:rStyle w:val="Hyperlink"/>
             </w:rPr>
-            <w:t>ers%5B0%5D%5Bvalues%5D%5B0</w:t>
+            <w:t>ion_type&amp;filt</w:t>
           </w:r>
         </w:hyperlink>
+      </w:r>
+      <w:r>
+        <w:rPr>
+          <w:rFonts w:ascii="Charis SIL Regular" w:hAnsi="Charis SIL Regular" w:eastAsia="Charis SIL Regular"/>
+          <w:b w:val="0"/>
+          <w:i w:val="0"/>
+          <w:color w:val="0000FF"/>
+          <w:sz w:val="24"/>
+        </w:rPr>
+        <w:hyperlink r:id="rId13" w:history="1">
+          <w:r>
+            <w:rPr>
+              <w:rStyle w:val="Hyperlink"/>
+            </w:rPr>
+            <w:t>ers%5B0%5D%5Bvalues%5D%</w:t>
+          </w:r>
+        </w:hyperlink>
+      </w:r>
+      <w:r>
+        <w:rPr>
+          <w:rFonts w:ascii="Charis SIL Regular" w:hAnsi="Charis SIL Regular" w:eastAsia="Charis SIL Regular"/>
+          <w:b w:val="0"/>
+          <w:i w:val="0"/>
+          <w:color w:val="0000FF"/>
+          <w:sz w:val="24"/>
+        </w:rPr>
+        <w:t>5B0</w:t>
       </w:r>
     </w:p>
     <w:p>
@@ -3230,13 +3267,21 @@
       </w:r>
       <w:r>
         <w:rPr>
+          <w:u w:val="single" w:color="0000ff"/>
           <w:rFonts w:ascii="Charis SIL Regular" w:hAnsi="Charis SIL Regular" w:eastAsia="Charis SIL Regular"/>
           <w:b w:val="0"/>
           <w:i w:val="0"/>
           <w:color w:val="000000"/>
           <w:sz w:val="24"/>
         </w:rPr>
-        <w:t xml:space="preserve">, </w:t>
+        <w:hyperlink r:id="rId14" w:history="1">
+          <w:r>
+            <w:rPr>
+              <w:rStyle w:val="Hyperlink"/>
+            </w:rPr>
+            <w:t xml:space="preserve">, </w:t>
+          </w:r>
+        </w:hyperlink>
       </w:r>
       <w:r>
         <w:rPr>
@@ -3247,7 +3292,7 @@
           <w:sz w:val="24"/>
           <w:u w:val="single"/>
         </w:rPr>
-        <w:hyperlink r:id="rId15" w:history="1">
+        <w:hyperlink r:id="rId14" w:history="1">
           <w:r>
             <w:rPr>
               <w:rStyle w:val="Hyperlink"/>

--- a/EXPORTS/DOCX/published/niveau3/Dutch/RMO.docx
+++ b/EXPORTS/DOCX/published/niveau3/Dutch/RMO.docx
@@ -765,25 +765,7 @@
           <w:color w:val="000000"/>
           <w:sz w:val="24"/>
         </w:rPr>
-        <w:t>museum, haar gesc</w:t>
-      </w:r>
-      <w:r>
-        <w:rPr>
-          <w:u w:val="single" w:color="0000ff"/>
-          <w:rFonts w:ascii="Charis SIL Regular" w:hAnsi="Charis SIL Regular" w:eastAsia="Charis SIL Regular"/>
-          <w:b w:val="0"/>
-          <w:i w:val="0"/>
-          <w:color w:val="000000"/>
-          <w:sz w:val="24"/>
-        </w:rPr>
-        <w:hyperlink r:id="rId10" w:history="1">
-          <w:r>
-            <w:rPr>
-              <w:rStyle w:val="Hyperlink"/>
-            </w:rPr>
-            <w:t>hiedenis en de</w:t>
-          </w:r>
-        </w:hyperlink>
+        <w:t>museum, haar geschiedenis en de</w:t>
       </w:r>
       <w:r>
         <w:rPr>
@@ -2889,7 +2871,7 @@
             <w:rPr>
               <w:rStyle w:val="Hyperlink"/>
             </w:rPr>
-            <w:t>filters</w:t>
+            <w:t>filter</w:t>
           </w:r>
         </w:hyperlink>
       </w:r>
@@ -2906,7 +2888,34 @@
             <w:rPr>
               <w:rStyle w:val="Hyperlink"/>
             </w:rPr>
-            <w:t>%</w:t>
+            <w:t>s</w:t>
+          </w:r>
+        </w:hyperlink>
+      </w:r>
+      <w:r>
+        <w:rPr>
+          <w:rFonts w:ascii="Charis SIL Regular" w:hAnsi="Charis SIL Regular" w:eastAsia="Charis SIL Regular"/>
+          <w:b w:val="0"/>
+          <w:i w:val="0"/>
+          <w:color w:val="0000FF"/>
+          <w:sz w:val="24"/>
+        </w:rPr>
+        <w:t>%</w:t>
+      </w:r>
+      <w:r>
+        <w:rPr>
+          <w:rFonts w:ascii="Charis SIL Regular" w:hAnsi="Charis SIL Regular" w:eastAsia="Charis SIL Regular"/>
+          <w:b w:val="0"/>
+          <w:i w:val="0"/>
+          <w:color w:val="0000FF"/>
+          <w:sz w:val="24"/>
+        </w:rPr>
+        <w:hyperlink r:id="rId13" w:history="1">
+          <w:r>
+            <w:rPr>
+              <w:rStyle w:val="Hyperlink"/>
+            </w:rPr>
+            <w:t>5B0%5D%5Bfield%5D=inform</w:t>
           </w:r>
         </w:hyperlink>
       </w:r>
@@ -2923,7 +2932,34 @@
             <w:rPr>
               <w:rStyle w:val="Hyperlink"/>
             </w:rPr>
-            <w:t>5B0%5D%5Bfield%5D=informa</w:t>
+            <w:t>a</w:t>
+          </w:r>
+        </w:hyperlink>
+      </w:r>
+      <w:r>
+        <w:rPr>
+          <w:rFonts w:ascii="Charis SIL Regular" w:hAnsi="Charis SIL Regular" w:eastAsia="Charis SIL Regular"/>
+          <w:b w:val="0"/>
+          <w:i w:val="0"/>
+          <w:color w:val="0000FF"/>
+          <w:sz w:val="24"/>
+        </w:rPr>
+        <w:t>t</w:t>
+      </w:r>
+      <w:r>
+        <w:rPr>
+          <w:rFonts w:ascii="Charis SIL Regular" w:hAnsi="Charis SIL Regular" w:eastAsia="Charis SIL Regular"/>
+          <w:b w:val="0"/>
+          <w:i w:val="0"/>
+          <w:color w:val="0000FF"/>
+          <w:sz w:val="24"/>
+        </w:rPr>
+        <w:hyperlink r:id="rId13" w:history="1">
+          <w:r>
+            <w:rPr>
+              <w:rStyle w:val="Hyperlink"/>
+            </w:rPr>
+            <w:t>ion_type&amp;fil</w:t>
           </w:r>
         </w:hyperlink>
       </w:r>
@@ -2957,36 +2993,9 @@
             <w:rPr>
               <w:rStyle w:val="Hyperlink"/>
             </w:rPr>
-            <w:t>ion_type&amp;filt</w:t>
+            <w:t>ers%5B0%5D%5Bvalues%5D%5B0</w:t>
           </w:r>
         </w:hyperlink>
-      </w:r>
-      <w:r>
-        <w:rPr>
-          <w:rFonts w:ascii="Charis SIL Regular" w:hAnsi="Charis SIL Regular" w:eastAsia="Charis SIL Regular"/>
-          <w:b w:val="0"/>
-          <w:i w:val="0"/>
-          <w:color w:val="0000FF"/>
-          <w:sz w:val="24"/>
-        </w:rPr>
-        <w:hyperlink r:id="rId13" w:history="1">
-          <w:r>
-            <w:rPr>
-              <w:rStyle w:val="Hyperlink"/>
-            </w:rPr>
-            <w:t>ers%5B0%5D%5Bvalues%5D%</w:t>
-          </w:r>
-        </w:hyperlink>
-      </w:r>
-      <w:r>
-        <w:rPr>
-          <w:rFonts w:ascii="Charis SIL Regular" w:hAnsi="Charis SIL Regular" w:eastAsia="Charis SIL Regular"/>
-          <w:b w:val="0"/>
-          <w:i w:val="0"/>
-          <w:color w:val="0000FF"/>
-          <w:sz w:val="24"/>
-        </w:rPr>
-        <w:t>5B0</w:t>
       </w:r>
     </w:p>
     <w:p>
@@ -3256,7 +3265,7 @@
           <w:sz w:val="24"/>
           <w:u w:val="single"/>
         </w:rPr>
-        <w:hyperlink r:id="rId14" w:history="1">
+        <w:hyperlink r:id="rId15" w:history="1">
           <w:r>
             <w:rPr>
               <w:rStyle w:val="Hyperlink"/>
@@ -3267,21 +3276,13 @@
       </w:r>
       <w:r>
         <w:rPr>
-          <w:u w:val="single" w:color="0000ff"/>
           <w:rFonts w:ascii="Charis SIL Regular" w:hAnsi="Charis SIL Regular" w:eastAsia="Charis SIL Regular"/>
           <w:b w:val="0"/>
           <w:i w:val="0"/>
           <w:color w:val="000000"/>
           <w:sz w:val="24"/>
         </w:rPr>
-        <w:hyperlink r:id="rId14" w:history="1">
-          <w:r>
-            <w:rPr>
-              <w:rStyle w:val="Hyperlink"/>
-            </w:rPr>
-            <w:t xml:space="preserve">, </w:t>
-          </w:r>
-        </w:hyperlink>
+        <w:t xml:space="preserve">, </w:t>
       </w:r>
       <w:r>
         <w:rPr>
@@ -3292,7 +3293,7 @@
           <w:sz w:val="24"/>
           <w:u w:val="single"/>
         </w:rPr>
-        <w:hyperlink r:id="rId14" w:history="1">
+        <w:hyperlink r:id="rId16" w:history="1">
           <w:r>
             <w:rPr>
               <w:rStyle w:val="Hyperlink"/>
@@ -3321,7 +3322,7 @@
           <w:sz w:val="24"/>
           <w:u w:val="single"/>
         </w:rPr>
-        <w:hyperlink r:id="rId15" w:history="1">
+        <w:hyperlink r:id="rId16" w:history="1">
           <w:r>
             <w:rPr>
               <w:rStyle w:val="Hyperlink"/>

--- a/EXPORTS/DOCX/published/niveau3/Dutch/RMO.docx
+++ b/EXPORTS/DOCX/published/niveau3/Dutch/RMO.docx
@@ -765,7 +765,7 @@
           <w:color w:val="000000"/>
           <w:sz w:val="24"/>
         </w:rPr>
-        <w:t>museum, haar geschiedenis en de</w:t>
+        <w:t>museum, haar gesc</w:t>
       </w:r>
       <w:r>
         <w:rPr>
@@ -781,43 +781,7 @@
             <w:rPr>
               <w:rStyle w:val="Hyperlink"/>
             </w:rPr>
-            <w:t xml:space="preserve"> col</w:t>
-          </w:r>
-        </w:hyperlink>
-      </w:r>
-      <w:r>
-        <w:rPr>
-          <w:u w:val="single" w:color="0000ff"/>
-          <w:rFonts w:ascii="Charis SIL Regular" w:hAnsi="Charis SIL Regular" w:eastAsia="Charis SIL Regular"/>
-          <w:b w:val="0"/>
-          <w:i w:val="0"/>
-          <w:color w:val="000000"/>
-          <w:sz w:val="24"/>
-        </w:rPr>
-        <w:hyperlink r:id="rId10" w:history="1">
-          <w:r>
-            <w:rPr>
-              <w:rStyle w:val="Hyperlink"/>
-            </w:rPr>
-            <w:t>l</w:t>
-          </w:r>
-        </w:hyperlink>
-      </w:r>
-      <w:r>
-        <w:rPr>
-          <w:u w:val="single" w:color="0000ff"/>
-          <w:rFonts w:ascii="Charis SIL Regular" w:hAnsi="Charis SIL Regular" w:eastAsia="Charis SIL Regular"/>
-          <w:b w:val="0"/>
-          <w:i w:val="0"/>
-          <w:color w:val="000000"/>
-          <w:sz w:val="24"/>
-        </w:rPr>
-        <w:hyperlink r:id="rId10" w:history="1">
-          <w:r>
-            <w:rPr>
-              <w:rStyle w:val="Hyperlink"/>
-            </w:rPr>
-            <w:t>ectie. Ook</w:t>
+            <w:t>hiedenis en de</w:t>
           </w:r>
         </w:hyperlink>
       </w:r>
@@ -829,7 +793,7 @@
           <w:color w:val="000000"/>
           <w:sz w:val="24"/>
         </w:rPr>
-        <w:t xml:space="preserve"> is het </w:t>
+        <w:t xml:space="preserve"> collectie. Ook is het </w:t>
       </w:r>
       <w:r>
         <w:rPr>
@@ -2004,33 +1968,6 @@
           <w:color w:val="0000FF"/>
           <w:sz w:val="24"/>
         </w:rPr>
-        <w:t>t</w:t>
-      </w:r>
-      <w:r>
-        <w:rPr>
-          <w:rFonts w:ascii="Charis SIL Regular" w:hAnsi="Charis SIL Regular" w:eastAsia="Charis SIL Regular"/>
-          <w:b w:val="0"/>
-          <w:i w:val="0"/>
-          <w:color w:val="0000FF"/>
-          <w:sz w:val="24"/>
-        </w:rPr>
-        <w:hyperlink r:id="rId13" w:history="1">
-          <w:r>
-            <w:rPr>
-              <w:rStyle w:val="Hyperlink"/>
-            </w:rPr>
-            <w:t>ion_type&amp;fil</w:t>
-          </w:r>
-        </w:hyperlink>
-      </w:r>
-      <w:r>
-        <w:rPr>
-          <w:rFonts w:ascii="Charis SIL Regular" w:hAnsi="Charis SIL Regular" w:eastAsia="Charis SIL Regular"/>
-          <w:b w:val="0"/>
-          <w:i w:val="0"/>
-          <w:color w:val="0000FF"/>
-          <w:sz w:val="24"/>
-        </w:rPr>
         <w:hyperlink r:id="rId13" w:history="1">
           <w:r>
             <w:rPr>
@@ -2053,9 +1990,36 @@
             <w:rPr>
               <w:rStyle w:val="Hyperlink"/>
             </w:rPr>
-            <w:t>ers%5B0%5D%5Bvalues%5D%5B0</w:t>
+            <w:t>ion_type&amp;filt</w:t>
           </w:r>
         </w:hyperlink>
+      </w:r>
+      <w:r>
+        <w:rPr>
+          <w:rFonts w:ascii="Charis SIL Regular" w:hAnsi="Charis SIL Regular" w:eastAsia="Charis SIL Regular"/>
+          <w:b w:val="0"/>
+          <w:i w:val="0"/>
+          <w:color w:val="0000FF"/>
+          <w:sz w:val="24"/>
+        </w:rPr>
+        <w:hyperlink r:id="rId13" w:history="1">
+          <w:r>
+            <w:rPr>
+              <w:rStyle w:val="Hyperlink"/>
+            </w:rPr>
+            <w:t>ers%5B0%5D%5Bvalues%5D%5B</w:t>
+          </w:r>
+        </w:hyperlink>
+      </w:r>
+      <w:r>
+        <w:rPr>
+          <w:rFonts w:ascii="Charis SIL Regular" w:hAnsi="Charis SIL Regular" w:eastAsia="Charis SIL Regular"/>
+          <w:b w:val="0"/>
+          <w:i w:val="0"/>
+          <w:color w:val="0000FF"/>
+          <w:sz w:val="24"/>
+        </w:rPr>
+        <w:t>0</w:t>
       </w:r>
     </w:p>
     <w:p>
@@ -2323,33 +2287,6 @@
           <w:color w:val="0000FF"/>
           <w:sz w:val="24"/>
         </w:rPr>
-        <w:t>t</w:t>
-      </w:r>
-      <w:r>
-        <w:rPr>
-          <w:rFonts w:ascii="Charis SIL Regular" w:hAnsi="Charis SIL Regular" w:eastAsia="Charis SIL Regular"/>
-          <w:b w:val="0"/>
-          <w:i w:val="0"/>
-          <w:color w:val="0000FF"/>
-          <w:sz w:val="24"/>
-        </w:rPr>
-        <w:hyperlink r:id="rId13" w:history="1">
-          <w:r>
-            <w:rPr>
-              <w:rStyle w:val="Hyperlink"/>
-            </w:rPr>
-            <w:t>ion_type&amp;fil</w:t>
-          </w:r>
-        </w:hyperlink>
-      </w:r>
-      <w:r>
-        <w:rPr>
-          <w:rFonts w:ascii="Charis SIL Regular" w:hAnsi="Charis SIL Regular" w:eastAsia="Charis SIL Regular"/>
-          <w:b w:val="0"/>
-          <w:i w:val="0"/>
-          <w:color w:val="0000FF"/>
-          <w:sz w:val="24"/>
-        </w:rPr>
         <w:hyperlink r:id="rId13" w:history="1">
           <w:r>
             <w:rPr>
@@ -2372,9 +2309,36 @@
             <w:rPr>
               <w:rStyle w:val="Hyperlink"/>
             </w:rPr>
-            <w:t>ers%5B0%5D%5Bvalues%5D%5B0</w:t>
+            <w:t>ion_type&amp;filt</w:t>
           </w:r>
         </w:hyperlink>
+      </w:r>
+      <w:r>
+        <w:rPr>
+          <w:rFonts w:ascii="Charis SIL Regular" w:hAnsi="Charis SIL Regular" w:eastAsia="Charis SIL Regular"/>
+          <w:b w:val="0"/>
+          <w:i w:val="0"/>
+          <w:color w:val="0000FF"/>
+          <w:sz w:val="24"/>
+        </w:rPr>
+        <w:hyperlink r:id="rId13" w:history="1">
+          <w:r>
+            <w:rPr>
+              <w:rStyle w:val="Hyperlink"/>
+            </w:rPr>
+            <w:t>ers%5B0%5D%5Bvalues%5D%5B</w:t>
+          </w:r>
+        </w:hyperlink>
+      </w:r>
+      <w:r>
+        <w:rPr>
+          <w:rFonts w:ascii="Charis SIL Regular" w:hAnsi="Charis SIL Regular" w:eastAsia="Charis SIL Regular"/>
+          <w:b w:val="0"/>
+          <w:i w:val="0"/>
+          <w:color w:val="0000FF"/>
+          <w:sz w:val="24"/>
+        </w:rPr>
+        <w:t>0</w:t>
       </w:r>
     </w:p>
     <w:p>
@@ -2629,33 +2593,6 @@
           <w:color w:val="0000FF"/>
           <w:sz w:val="24"/>
         </w:rPr>
-        <w:t>t</w:t>
-      </w:r>
-      <w:r>
-        <w:rPr>
-          <w:rFonts w:ascii="Charis SIL Regular" w:hAnsi="Charis SIL Regular" w:eastAsia="Charis SIL Regular"/>
-          <w:b w:val="0"/>
-          <w:i w:val="0"/>
-          <w:color w:val="0000FF"/>
-          <w:sz w:val="24"/>
-        </w:rPr>
-        <w:hyperlink r:id="rId13" w:history="1">
-          <w:r>
-            <w:rPr>
-              <w:rStyle w:val="Hyperlink"/>
-            </w:rPr>
-            <w:t>ion_type&amp;fil</w:t>
-          </w:r>
-        </w:hyperlink>
-      </w:r>
-      <w:r>
-        <w:rPr>
-          <w:rFonts w:ascii="Charis SIL Regular" w:hAnsi="Charis SIL Regular" w:eastAsia="Charis SIL Regular"/>
-          <w:b w:val="0"/>
-          <w:i w:val="0"/>
-          <w:color w:val="0000FF"/>
-          <w:sz w:val="24"/>
-        </w:rPr>
         <w:hyperlink r:id="rId13" w:history="1">
           <w:r>
             <w:rPr>
@@ -2678,9 +2615,36 @@
             <w:rPr>
               <w:rStyle w:val="Hyperlink"/>
             </w:rPr>
-            <w:t>ers%5B0%5D%5Bvalues%5D%5B0</w:t>
+            <w:t>ion_type&amp;filt</w:t>
           </w:r>
         </w:hyperlink>
+      </w:r>
+      <w:r>
+        <w:rPr>
+          <w:rFonts w:ascii="Charis SIL Regular" w:hAnsi="Charis SIL Regular" w:eastAsia="Charis SIL Regular"/>
+          <w:b w:val="0"/>
+          <w:i w:val="0"/>
+          <w:color w:val="0000FF"/>
+          <w:sz w:val="24"/>
+        </w:rPr>
+        <w:hyperlink r:id="rId13" w:history="1">
+          <w:r>
+            <w:rPr>
+              <w:rStyle w:val="Hyperlink"/>
+            </w:rPr>
+            <w:t>ers%5B0%5D%5Bvalues%5D%5B</w:t>
+          </w:r>
+        </w:hyperlink>
+      </w:r>
+      <w:r>
+        <w:rPr>
+          <w:rFonts w:ascii="Charis SIL Regular" w:hAnsi="Charis SIL Regular" w:eastAsia="Charis SIL Regular"/>
+          <w:b w:val="0"/>
+          <w:i w:val="0"/>
+          <w:color w:val="0000FF"/>
+          <w:sz w:val="24"/>
+        </w:rPr>
+        <w:t>0</w:t>
       </w:r>
     </w:p>
     <w:p>
@@ -3218,7 +3182,7 @@
           <w:sz w:val="24"/>
           <w:u w:val="single"/>
         </w:rPr>
-        <w:hyperlink r:id="rId14" w:history="1">
+        <w:hyperlink r:id="rId15" w:history="1">
           <w:r>
             <w:rPr>
               <w:rStyle w:val="Hyperlink"/>
@@ -3236,7 +3200,7 @@
           <w:sz w:val="24"/>
           <w:u w:val="single"/>
         </w:rPr>
-        <w:hyperlink r:id="rId14" w:history="1">
+        <w:hyperlink r:id="rId15" w:history="1">
           <w:r>
             <w:rPr>
               <w:rStyle w:val="Hyperlink"/>

--- a/EXPORTS/DOCX/published/niveau3/Dutch/RMO.docx
+++ b/EXPORTS/DOCX/published/niveau3/Dutch/RMO.docx
@@ -1924,22 +1924,12 @@
           <w:color w:val="0000FF"/>
           <w:sz w:val="24"/>
         </w:rPr>
-        <w:t>%</w:t>
-      </w:r>
-      <w:r>
-        <w:rPr>
-          <w:rFonts w:ascii="Charis SIL Regular" w:hAnsi="Charis SIL Regular" w:eastAsia="Charis SIL Regular"/>
-          <w:b w:val="0"/>
-          <w:i w:val="0"/>
-          <w:color w:val="0000FF"/>
-          <w:sz w:val="24"/>
-        </w:rPr>
         <w:hyperlink r:id="rId13" w:history="1">
           <w:r>
             <w:rPr>
               <w:rStyle w:val="Hyperlink"/>
             </w:rPr>
-            <w:t>5B0%5D%5Bfield%5D=inform</w:t>
+            <w:t>%</w:t>
           </w:r>
         </w:hyperlink>
       </w:r>
@@ -1956,7 +1946,7 @@
             <w:rPr>
               <w:rStyle w:val="Hyperlink"/>
             </w:rPr>
-            <w:t>a</w:t>
+            <w:t>5B0%5D%5Bfield%5D=informa</w:t>
           </w:r>
         </w:hyperlink>
       </w:r>
@@ -2007,7 +1997,7 @@
             <w:rPr>
               <w:rStyle w:val="Hyperlink"/>
             </w:rPr>
-            <w:t>ers%5B0%5D%5Bvalues%5D%5B</w:t>
+            <w:t>ers%5B0%5D%5Bvalues%5D%5</w:t>
           </w:r>
         </w:hyperlink>
       </w:r>
@@ -2019,7 +2009,7 @@
           <w:color w:val="0000FF"/>
           <w:sz w:val="24"/>
         </w:rPr>
-        <w:t>0</w:t>
+        <w:t>B0</w:t>
       </w:r>
     </w:p>
     <w:p>
@@ -2287,6 +2277,33 @@
           <w:color w:val="0000FF"/>
           <w:sz w:val="24"/>
         </w:rPr>
+        <w:t>t</w:t>
+      </w:r>
+      <w:r>
+        <w:rPr>
+          <w:rFonts w:ascii="Charis SIL Regular" w:hAnsi="Charis SIL Regular" w:eastAsia="Charis SIL Regular"/>
+          <w:b w:val="0"/>
+          <w:i w:val="0"/>
+          <w:color w:val="0000FF"/>
+          <w:sz w:val="24"/>
+        </w:rPr>
+        <w:hyperlink r:id="rId13" w:history="1">
+          <w:r>
+            <w:rPr>
+              <w:rStyle w:val="Hyperlink"/>
+            </w:rPr>
+            <w:t>ion_type&amp;fil</w:t>
+          </w:r>
+        </w:hyperlink>
+      </w:r>
+      <w:r>
+        <w:rPr>
+          <w:rFonts w:ascii="Charis SIL Regular" w:hAnsi="Charis SIL Regular" w:eastAsia="Charis SIL Regular"/>
+          <w:b w:val="0"/>
+          <w:i w:val="0"/>
+          <w:color w:val="0000FF"/>
+          <w:sz w:val="24"/>
+        </w:rPr>
         <w:hyperlink r:id="rId13" w:history="1">
           <w:r>
             <w:rPr>
@@ -2309,36 +2326,9 @@
             <w:rPr>
               <w:rStyle w:val="Hyperlink"/>
             </w:rPr>
-            <w:t>ion_type&amp;filt</w:t>
+            <w:t>ers%5B0%5D%5Bvalues%5D%5B0</w:t>
           </w:r>
         </w:hyperlink>
-      </w:r>
-      <w:r>
-        <w:rPr>
-          <w:rFonts w:ascii="Charis SIL Regular" w:hAnsi="Charis SIL Regular" w:eastAsia="Charis SIL Regular"/>
-          <w:b w:val="0"/>
-          <w:i w:val="0"/>
-          <w:color w:val="0000FF"/>
-          <w:sz w:val="24"/>
-        </w:rPr>
-        <w:hyperlink r:id="rId13" w:history="1">
-          <w:r>
-            <w:rPr>
-              <w:rStyle w:val="Hyperlink"/>
-            </w:rPr>
-            <w:t>ers%5B0%5D%5Bvalues%5D%5B</w:t>
-          </w:r>
-        </w:hyperlink>
-      </w:r>
-      <w:r>
-        <w:rPr>
-          <w:rFonts w:ascii="Charis SIL Regular" w:hAnsi="Charis SIL Regular" w:eastAsia="Charis SIL Regular"/>
-          <w:b w:val="0"/>
-          <w:i w:val="0"/>
-          <w:color w:val="0000FF"/>
-          <w:sz w:val="24"/>
-        </w:rPr>
-        <w:t>0</w:t>
       </w:r>
     </w:p>
     <w:p>
@@ -3200,7 +3190,7 @@
           <w:sz w:val="24"/>
           <w:u w:val="single"/>
         </w:rPr>
-        <w:hyperlink r:id="rId15" w:history="1">
+        <w:hyperlink r:id="rId14" w:history="1">
           <w:r>
             <w:rPr>
               <w:rStyle w:val="Hyperlink"/>
@@ -3229,7 +3219,7 @@
           <w:sz w:val="24"/>
           <w:u w:val="single"/>
         </w:rPr>
-        <w:hyperlink r:id="rId15" w:history="1">
+        <w:hyperlink r:id="rId14" w:history="1">
           <w:r>
             <w:rPr>
               <w:rStyle w:val="Hyperlink"/>
@@ -3246,7 +3236,14 @@
           <w:color w:val="000000"/>
           <w:sz w:val="24"/>
         </w:rPr>
-        <w:t xml:space="preserve">, </w:t>
+        <w:hyperlink r:id="rId14" w:history="1">
+          <w:r>
+            <w:rPr>
+              <w:rStyle w:val="Hyperlink"/>
+            </w:rPr>
+            <w:t xml:space="preserve">, </w:t>
+          </w:r>
+        </w:hyperlink>
       </w:r>
       <w:r>
         <w:rPr>
@@ -3257,7 +3254,7 @@
           <w:sz w:val="24"/>
           <w:u w:val="single"/>
         </w:rPr>
-        <w:hyperlink r:id="rId16" w:history="1">
+        <w:hyperlink r:id="rId14" w:history="1">
           <w:r>
             <w:rPr>
               <w:rStyle w:val="Hyperlink"/>
@@ -3286,7 +3283,7 @@
           <w:sz w:val="24"/>
           <w:u w:val="single"/>
         </w:rPr>
-        <w:hyperlink r:id="rId16" w:history="1">
+        <w:hyperlink r:id="rId14" w:history="1">
           <w:r>
             <w:rPr>
               <w:rStyle w:val="Hyperlink"/>

--- a/EXPORTS/DOCX/published/niveau3/Dutch/RMO.docx
+++ b/EXPORTS/DOCX/published/niveau3/Dutch/RMO.docx
@@ -218,18 +218,7 @@
           <w:color w:val="000000"/>
           <w:sz w:val="24"/>
         </w:rPr>
-        <w:t>archeologie aan de Universiteit L</w:t>
-      </w:r>
-      <w:r>
-        <w:rPr>
-          <w:u w:val="single" w:color="0000ff"/>
-          <w:rFonts w:ascii="Charis SIL Regular" w:hAnsi="Charis SIL Regular" w:eastAsia="Charis SIL Regular"/>
-          <w:b w:val="0"/>
-          <w:i w:val="0"/>
-          <w:color w:val="000000"/>
-          <w:sz w:val="24"/>
-        </w:rPr>
-        <w:t xml:space="preserve">eiden, </w:t>
+        <w:t xml:space="preserve">archeologie aan de Universiteit Leiden, </w:t>
       </w:r>
       <w:r>
         <w:rPr>
@@ -758,7 +747,82 @@
           <w:color w:val="000000"/>
           <w:sz w:val="24"/>
         </w:rPr>
-        <w:t xml:space="preserve">museum, haar geschiedenis en de collectie. Ook is het </w:t>
+        <w:t>museum, haar gesc</w:t>
+      </w:r>
+      <w:r>
+        <w:rPr>
+          <w:u w:val="single" w:color="0000ff"/>
+          <w:rFonts w:ascii="Charis SIL Regular" w:hAnsi="Charis SIL Regular" w:eastAsia="Charis SIL Regular"/>
+          <w:b w:val="0"/>
+          <w:i w:val="0"/>
+          <w:color w:val="000000"/>
+          <w:sz w:val="24"/>
+        </w:rPr>
+        <w:t>hiedenis en de</w:t>
+      </w:r>
+      <w:r>
+        <w:rPr>
+          <w:u w:val="single" w:color="0000ff"/>
+          <w:rFonts w:ascii="Charis SIL Regular" w:hAnsi="Charis SIL Regular" w:eastAsia="Charis SIL Regular"/>
+          <w:b w:val="0"/>
+          <w:i w:val="0"/>
+          <w:color w:val="000000"/>
+          <w:sz w:val="24"/>
+        </w:rPr>
+        <w:hyperlink r:id="rId10" w:history="1">
+          <w:r>
+            <w:rPr>
+              <w:rStyle w:val="Hyperlink"/>
+            </w:rPr>
+            <w:t xml:space="preserve"> col</w:t>
+          </w:r>
+        </w:hyperlink>
+      </w:r>
+      <w:r>
+        <w:rPr>
+          <w:u w:val="single" w:color="0000ff"/>
+          <w:rFonts w:ascii="Charis SIL Regular" w:hAnsi="Charis SIL Regular" w:eastAsia="Charis SIL Regular"/>
+          <w:b w:val="0"/>
+          <w:i w:val="0"/>
+          <w:color w:val="000000"/>
+          <w:sz w:val="24"/>
+        </w:rPr>
+        <w:hyperlink r:id="rId10" w:history="1">
+          <w:r>
+            <w:rPr>
+              <w:rStyle w:val="Hyperlink"/>
+            </w:rPr>
+            <w:t>l</w:t>
+          </w:r>
+        </w:hyperlink>
+      </w:r>
+      <w:r>
+        <w:rPr>
+          <w:u w:val="single" w:color="0000ff"/>
+          <w:rFonts w:ascii="Charis SIL Regular" w:hAnsi="Charis SIL Regular" w:eastAsia="Charis SIL Regular"/>
+          <w:b w:val="0"/>
+          <w:i w:val="0"/>
+          <w:color w:val="000000"/>
+          <w:sz w:val="24"/>
+        </w:rPr>
+        <w:hyperlink r:id="rId10" w:history="1">
+          <w:r>
+            <w:rPr>
+              <w:rStyle w:val="Hyperlink"/>
+            </w:rPr>
+            <w:t>ectie. Ook</w:t>
+          </w:r>
+        </w:hyperlink>
+      </w:r>
+      <w:r>
+        <w:rPr>
+          <w:rFonts w:ascii="Charis SIL Regular" w:hAnsi="Charis SIL Regular" w:eastAsia="Charis SIL Regular"/>
+          <w:b w:val="0"/>
+          <w:i w:val="0"/>
+          <w:color w:val="000000"/>
+          <w:sz w:val="24"/>
+        </w:rPr>
+        <w:t xml:space="preserve"> is het </w:t>
       </w:r>
       <w:r>
         <w:rPr>
@@ -1933,6 +1997,33 @@
           <w:color w:val="0000FF"/>
           <w:sz w:val="24"/>
         </w:rPr>
+        <w:t>t</w:t>
+      </w:r>
+      <w:r>
+        <w:rPr>
+          <w:rFonts w:ascii="Charis SIL Regular" w:hAnsi="Charis SIL Regular" w:eastAsia="Charis SIL Regular"/>
+          <w:b w:val="0"/>
+          <w:i w:val="0"/>
+          <w:color w:val="0000FF"/>
+          <w:sz w:val="24"/>
+        </w:rPr>
+        <w:hyperlink r:id="rId13" w:history="1">
+          <w:r>
+            <w:rPr>
+              <w:rStyle w:val="Hyperlink"/>
+            </w:rPr>
+            <w:t>ion_type&amp;fil</w:t>
+          </w:r>
+        </w:hyperlink>
+      </w:r>
+      <w:r>
+        <w:rPr>
+          <w:rFonts w:ascii="Charis SIL Regular" w:hAnsi="Charis SIL Regular" w:eastAsia="Charis SIL Regular"/>
+          <w:b w:val="0"/>
+          <w:i w:val="0"/>
+          <w:color w:val="0000FF"/>
+          <w:sz w:val="24"/>
+        </w:rPr>
         <w:hyperlink r:id="rId13" w:history="1">
           <w:r>
             <w:rPr>
@@ -1955,36 +2046,9 @@
             <w:rPr>
               <w:rStyle w:val="Hyperlink"/>
             </w:rPr>
-            <w:t>ion_type&amp;filt</w:t>
+            <w:t>ers%5B0%5D%5Bvalues%5D%5B0</w:t>
           </w:r>
         </w:hyperlink>
-      </w:r>
-      <w:r>
-        <w:rPr>
-          <w:rFonts w:ascii="Charis SIL Regular" w:hAnsi="Charis SIL Regular" w:eastAsia="Charis SIL Regular"/>
-          <w:b w:val="0"/>
-          <w:i w:val="0"/>
-          <w:color w:val="0000FF"/>
-          <w:sz w:val="24"/>
-        </w:rPr>
-        <w:hyperlink r:id="rId13" w:history="1">
-          <w:r>
-            <w:rPr>
-              <w:rStyle w:val="Hyperlink"/>
-            </w:rPr>
-            <w:t>ers%5B0%5D%5Bvalues%5D%5B</w:t>
-          </w:r>
-        </w:hyperlink>
-      </w:r>
-      <w:r>
-        <w:rPr>
-          <w:rFonts w:ascii="Charis SIL Regular" w:hAnsi="Charis SIL Regular" w:eastAsia="Charis SIL Regular"/>
-          <w:b w:val="0"/>
-          <w:i w:val="0"/>
-          <w:color w:val="0000FF"/>
-          <w:sz w:val="24"/>
-        </w:rPr>
-        <w:t>0</w:t>
       </w:r>
     </w:p>
     <w:p>
@@ -2252,6 +2316,33 @@
           <w:color w:val="0000FF"/>
           <w:sz w:val="24"/>
         </w:rPr>
+        <w:t>t</w:t>
+      </w:r>
+      <w:r>
+        <w:rPr>
+          <w:rFonts w:ascii="Charis SIL Regular" w:hAnsi="Charis SIL Regular" w:eastAsia="Charis SIL Regular"/>
+          <w:b w:val="0"/>
+          <w:i w:val="0"/>
+          <w:color w:val="0000FF"/>
+          <w:sz w:val="24"/>
+        </w:rPr>
+        <w:hyperlink r:id="rId13" w:history="1">
+          <w:r>
+            <w:rPr>
+              <w:rStyle w:val="Hyperlink"/>
+            </w:rPr>
+            <w:t>ion_type&amp;fil</w:t>
+          </w:r>
+        </w:hyperlink>
+      </w:r>
+      <w:r>
+        <w:rPr>
+          <w:rFonts w:ascii="Charis SIL Regular" w:hAnsi="Charis SIL Regular" w:eastAsia="Charis SIL Regular"/>
+          <w:b w:val="0"/>
+          <w:i w:val="0"/>
+          <w:color w:val="0000FF"/>
+          <w:sz w:val="24"/>
+        </w:rPr>
         <w:hyperlink r:id="rId13" w:history="1">
           <w:r>
             <w:rPr>
@@ -2274,36 +2365,9 @@
             <w:rPr>
               <w:rStyle w:val="Hyperlink"/>
             </w:rPr>
-            <w:t>ion_type&amp;filt</w:t>
+            <w:t>ers%5B0%5D%5Bvalues%5D%5B0</w:t>
           </w:r>
         </w:hyperlink>
-      </w:r>
-      <w:r>
-        <w:rPr>
-          <w:rFonts w:ascii="Charis SIL Regular" w:hAnsi="Charis SIL Regular" w:eastAsia="Charis SIL Regular"/>
-          <w:b w:val="0"/>
-          <w:i w:val="0"/>
-          <w:color w:val="0000FF"/>
-          <w:sz w:val="24"/>
-        </w:rPr>
-        <w:hyperlink r:id="rId13" w:history="1">
-          <w:r>
-            <w:rPr>
-              <w:rStyle w:val="Hyperlink"/>
-            </w:rPr>
-            <w:t>ers%5B0%5D%5Bvalues%5D%5B</w:t>
-          </w:r>
-        </w:hyperlink>
-      </w:r>
-      <w:r>
-        <w:rPr>
-          <w:rFonts w:ascii="Charis SIL Regular" w:hAnsi="Charis SIL Regular" w:eastAsia="Charis SIL Regular"/>
-          <w:b w:val="0"/>
-          <w:i w:val="0"/>
-          <w:color w:val="0000FF"/>
-          <w:sz w:val="24"/>
-        </w:rPr>
-        <w:t>0</w:t>
       </w:r>
     </w:p>
     <w:p>
@@ -2558,6 +2622,33 @@
           <w:color w:val="0000FF"/>
           <w:sz w:val="24"/>
         </w:rPr>
+        <w:t>t</w:t>
+      </w:r>
+      <w:r>
+        <w:rPr>
+          <w:rFonts w:ascii="Charis SIL Regular" w:hAnsi="Charis SIL Regular" w:eastAsia="Charis SIL Regular"/>
+          <w:b w:val="0"/>
+          <w:i w:val="0"/>
+          <w:color w:val="0000FF"/>
+          <w:sz w:val="24"/>
+        </w:rPr>
+        <w:hyperlink r:id="rId13" w:history="1">
+          <w:r>
+            <w:rPr>
+              <w:rStyle w:val="Hyperlink"/>
+            </w:rPr>
+            <w:t>ion_type&amp;fil</w:t>
+          </w:r>
+        </w:hyperlink>
+      </w:r>
+      <w:r>
+        <w:rPr>
+          <w:rFonts w:ascii="Charis SIL Regular" w:hAnsi="Charis SIL Regular" w:eastAsia="Charis SIL Regular"/>
+          <w:b w:val="0"/>
+          <w:i w:val="0"/>
+          <w:color w:val="0000FF"/>
+          <w:sz w:val="24"/>
+        </w:rPr>
         <w:hyperlink r:id="rId13" w:history="1">
           <w:r>
             <w:rPr>
@@ -2580,36 +2671,9 @@
             <w:rPr>
               <w:rStyle w:val="Hyperlink"/>
             </w:rPr>
-            <w:t>ion_type&amp;filt</w:t>
+            <w:t>ers%5B0%5D%5Bvalues%5D%5B0</w:t>
           </w:r>
         </w:hyperlink>
-      </w:r>
-      <w:r>
-        <w:rPr>
-          <w:rFonts w:ascii="Charis SIL Regular" w:hAnsi="Charis SIL Regular" w:eastAsia="Charis SIL Regular"/>
-          <w:b w:val="0"/>
-          <w:i w:val="0"/>
-          <w:color w:val="0000FF"/>
-          <w:sz w:val="24"/>
-        </w:rPr>
-        <w:hyperlink r:id="rId13" w:history="1">
-          <w:r>
-            <w:rPr>
-              <w:rStyle w:val="Hyperlink"/>
-            </w:rPr>
-            <w:t>ers%5B0%5D%5Bvalues%5D%5B</w:t>
-          </w:r>
-        </w:hyperlink>
-      </w:r>
-      <w:r>
-        <w:rPr>
-          <w:rFonts w:ascii="Charis SIL Regular" w:hAnsi="Charis SIL Regular" w:eastAsia="Charis SIL Regular"/>
-          <w:b w:val="0"/>
-          <w:i w:val="0"/>
-          <w:color w:val="0000FF"/>
-          <w:sz w:val="24"/>
-        </w:rPr>
-        <w:t>0</w:t>
       </w:r>
     </w:p>
     <w:p>
@@ -3147,7 +3211,7 @@
           <w:sz w:val="24"/>
           <w:u w:val="single"/>
         </w:rPr>
-        <w:hyperlink r:id="rId15" w:history="1">
+        <w:hyperlink r:id="rId14" w:history="1">
           <w:r>
             <w:rPr>
               <w:rStyle w:val="Hyperlink"/>
@@ -3165,7 +3229,7 @@
           <w:sz w:val="24"/>
           <w:u w:val="single"/>
         </w:rPr>
-        <w:hyperlink r:id="rId15" w:history="1">
+        <w:hyperlink r:id="rId14" w:history="1">
           <w:r>
             <w:rPr>
               <w:rStyle w:val="Hyperlink"/>
@@ -3205,13 +3269,21 @@
       </w:r>
       <w:r>
         <w:rPr>
+          <w:u w:val="single" w:color="0000ff"/>
           <w:rFonts w:ascii="Charis SIL Regular" w:hAnsi="Charis SIL Regular" w:eastAsia="Charis SIL Regular"/>
           <w:b w:val="0"/>
           <w:i w:val="0"/>
           <w:color w:val="000000"/>
           <w:sz w:val="24"/>
         </w:rPr>
-        <w:t xml:space="preserve">, </w:t>
+        <w:hyperlink r:id="rId14" w:history="1">
+          <w:r>
+            <w:rPr>
+              <w:rStyle w:val="Hyperlink"/>
+            </w:rPr>
+            <w:t xml:space="preserve">, </w:t>
+          </w:r>
+        </w:hyperlink>
       </w:r>
       <w:r>
         <w:rPr>
@@ -3251,7 +3323,7 @@
           <w:sz w:val="24"/>
           <w:u w:val="single"/>
         </w:rPr>
-        <w:hyperlink r:id="rId14" w:history="1">
+        <w:hyperlink r:id="rId16" w:history="1">
           <w:r>
             <w:rPr>
               <w:rStyle w:val="Hyperlink"/>

--- a/EXPORTS/DOCX/published/niveau3/Dutch/RMO.docx
+++ b/EXPORTS/DOCX/published/niveau3/Dutch/RMO.docx
@@ -218,7 +218,18 @@
           <w:color w:val="000000"/>
           <w:sz w:val="24"/>
         </w:rPr>
-        <w:t xml:space="preserve">archeologie aan de Universiteit Leiden, </w:t>
+        <w:t>archeologie aan de Universiteit L</w:t>
+      </w:r>
+      <w:r>
+        <w:rPr>
+          <w:u w:val="single" w:color="0000ff"/>
+          <w:rFonts w:ascii="Charis SIL Regular" w:hAnsi="Charis SIL Regular" w:eastAsia="Charis SIL Regular"/>
+          <w:b w:val="0"/>
+          <w:i w:val="0"/>
+          <w:color w:val="000000"/>
+          <w:sz w:val="24"/>
+        </w:rPr>
+        <w:t xml:space="preserve">eiden, </w:t>
       </w:r>
       <w:r>
         <w:rPr>
@@ -758,41 +769,12 @@
           <w:color w:val="000000"/>
           <w:sz w:val="24"/>
         </w:rPr>
-        <w:t>hiedenis en de</w:t>
-      </w:r>
-      <w:r>
-        <w:rPr>
-          <w:u w:val="single" w:color="0000ff"/>
-          <w:rFonts w:ascii="Charis SIL Regular" w:hAnsi="Charis SIL Regular" w:eastAsia="Charis SIL Regular"/>
-          <w:b w:val="0"/>
-          <w:i w:val="0"/>
-          <w:color w:val="000000"/>
-          <w:sz w:val="24"/>
-        </w:rPr>
         <w:hyperlink r:id="rId10" w:history="1">
           <w:r>
             <w:rPr>
               <w:rStyle w:val="Hyperlink"/>
             </w:rPr>
-            <w:t xml:space="preserve"> col</w:t>
-          </w:r>
-        </w:hyperlink>
-      </w:r>
-      <w:r>
-        <w:rPr>
-          <w:u w:val="single" w:color="0000ff"/>
-          <w:rFonts w:ascii="Charis SIL Regular" w:hAnsi="Charis SIL Regular" w:eastAsia="Charis SIL Regular"/>
-          <w:b w:val="0"/>
-          <w:i w:val="0"/>
-          <w:color w:val="000000"/>
-          <w:sz w:val="24"/>
-        </w:rPr>
-        <w:hyperlink r:id="rId10" w:history="1">
-          <w:r>
-            <w:rPr>
-              <w:rStyle w:val="Hyperlink"/>
-            </w:rPr>
-            <w:t>l</w:t>
+            <w:t>hiedenis en de</w:t>
           </w:r>
         </w:hyperlink>
       </w:r>
@@ -804,7 +786,7 @@
           <w:color w:val="000000"/>
           <w:sz w:val="24"/>
         </w:rPr>
-        <w:t xml:space="preserve">ectie. Ook is het </w:t>
+        <w:t xml:space="preserve"> collectie. Ook is het </w:t>
       </w:r>
       <w:r>
         <w:rPr>
@@ -1979,33 +1961,6 @@
           <w:color w:val="0000FF"/>
           <w:sz w:val="24"/>
         </w:rPr>
-        <w:t>t</w:t>
-      </w:r>
-      <w:r>
-        <w:rPr>
-          <w:rFonts w:ascii="Charis SIL Regular" w:hAnsi="Charis SIL Regular" w:eastAsia="Charis SIL Regular"/>
-          <w:b w:val="0"/>
-          <w:i w:val="0"/>
-          <w:color w:val="0000FF"/>
-          <w:sz w:val="24"/>
-        </w:rPr>
-        <w:hyperlink r:id="rId13" w:history="1">
-          <w:r>
-            <w:rPr>
-              <w:rStyle w:val="Hyperlink"/>
-            </w:rPr>
-            <w:t>ion_type&amp;fil</w:t>
-          </w:r>
-        </w:hyperlink>
-      </w:r>
-      <w:r>
-        <w:rPr>
-          <w:rFonts w:ascii="Charis SIL Regular" w:hAnsi="Charis SIL Regular" w:eastAsia="Charis SIL Regular"/>
-          <w:b w:val="0"/>
-          <w:i w:val="0"/>
-          <w:color w:val="0000FF"/>
-          <w:sz w:val="24"/>
-        </w:rPr>
         <w:hyperlink r:id="rId13" w:history="1">
           <w:r>
             <w:rPr>
@@ -2028,9 +1983,36 @@
             <w:rPr>
               <w:rStyle w:val="Hyperlink"/>
             </w:rPr>
-            <w:t>ers%5B0%5D%5Bvalues%5D%5B0</w:t>
+            <w:t>ion_type&amp;filt</w:t>
           </w:r>
         </w:hyperlink>
+      </w:r>
+      <w:r>
+        <w:rPr>
+          <w:rFonts w:ascii="Charis SIL Regular" w:hAnsi="Charis SIL Regular" w:eastAsia="Charis SIL Regular"/>
+          <w:b w:val="0"/>
+          <w:i w:val="0"/>
+          <w:color w:val="0000FF"/>
+          <w:sz w:val="24"/>
+        </w:rPr>
+        <w:hyperlink r:id="rId13" w:history="1">
+          <w:r>
+            <w:rPr>
+              <w:rStyle w:val="Hyperlink"/>
+            </w:rPr>
+            <w:t>ers%5B0%5D%5Bvalues%5D%5B</w:t>
+          </w:r>
+        </w:hyperlink>
+      </w:r>
+      <w:r>
+        <w:rPr>
+          <w:rFonts w:ascii="Charis SIL Regular" w:hAnsi="Charis SIL Regular" w:eastAsia="Charis SIL Regular"/>
+          <w:b w:val="0"/>
+          <w:i w:val="0"/>
+          <w:color w:val="0000FF"/>
+          <w:sz w:val="24"/>
+        </w:rPr>
+        <w:t>0</w:t>
       </w:r>
     </w:p>
     <w:p>
@@ -2298,33 +2280,6 @@
           <w:color w:val="0000FF"/>
           <w:sz w:val="24"/>
         </w:rPr>
-        <w:t>t</w:t>
-      </w:r>
-      <w:r>
-        <w:rPr>
-          <w:rFonts w:ascii="Charis SIL Regular" w:hAnsi="Charis SIL Regular" w:eastAsia="Charis SIL Regular"/>
-          <w:b w:val="0"/>
-          <w:i w:val="0"/>
-          <w:color w:val="0000FF"/>
-          <w:sz w:val="24"/>
-        </w:rPr>
-        <w:hyperlink r:id="rId13" w:history="1">
-          <w:r>
-            <w:rPr>
-              <w:rStyle w:val="Hyperlink"/>
-            </w:rPr>
-            <w:t>ion_type&amp;fil</w:t>
-          </w:r>
-        </w:hyperlink>
-      </w:r>
-      <w:r>
-        <w:rPr>
-          <w:rFonts w:ascii="Charis SIL Regular" w:hAnsi="Charis SIL Regular" w:eastAsia="Charis SIL Regular"/>
-          <w:b w:val="0"/>
-          <w:i w:val="0"/>
-          <w:color w:val="0000FF"/>
-          <w:sz w:val="24"/>
-        </w:rPr>
         <w:hyperlink r:id="rId13" w:history="1">
           <w:r>
             <w:rPr>
@@ -2347,9 +2302,36 @@
             <w:rPr>
               <w:rStyle w:val="Hyperlink"/>
             </w:rPr>
-            <w:t>ers%5B0%5D%5Bvalues%5D%5B0</w:t>
+            <w:t>ion_type&amp;filt</w:t>
           </w:r>
         </w:hyperlink>
+      </w:r>
+      <w:r>
+        <w:rPr>
+          <w:rFonts w:ascii="Charis SIL Regular" w:hAnsi="Charis SIL Regular" w:eastAsia="Charis SIL Regular"/>
+          <w:b w:val="0"/>
+          <w:i w:val="0"/>
+          <w:color w:val="0000FF"/>
+          <w:sz w:val="24"/>
+        </w:rPr>
+        <w:hyperlink r:id="rId13" w:history="1">
+          <w:r>
+            <w:rPr>
+              <w:rStyle w:val="Hyperlink"/>
+            </w:rPr>
+            <w:t>ers%5B0%5D%5Bvalues%5D%5B</w:t>
+          </w:r>
+        </w:hyperlink>
+      </w:r>
+      <w:r>
+        <w:rPr>
+          <w:rFonts w:ascii="Charis SIL Regular" w:hAnsi="Charis SIL Regular" w:eastAsia="Charis SIL Regular"/>
+          <w:b w:val="0"/>
+          <w:i w:val="0"/>
+          <w:color w:val="0000FF"/>
+          <w:sz w:val="24"/>
+        </w:rPr>
+        <w:t>0</w:t>
       </w:r>
     </w:p>
     <w:p>
@@ -2604,33 +2586,6 @@
           <w:color w:val="0000FF"/>
           <w:sz w:val="24"/>
         </w:rPr>
-        <w:t>t</w:t>
-      </w:r>
-      <w:r>
-        <w:rPr>
-          <w:rFonts w:ascii="Charis SIL Regular" w:hAnsi="Charis SIL Regular" w:eastAsia="Charis SIL Regular"/>
-          <w:b w:val="0"/>
-          <w:i w:val="0"/>
-          <w:color w:val="0000FF"/>
-          <w:sz w:val="24"/>
-        </w:rPr>
-        <w:hyperlink r:id="rId13" w:history="1">
-          <w:r>
-            <w:rPr>
-              <w:rStyle w:val="Hyperlink"/>
-            </w:rPr>
-            <w:t>ion_type&amp;fil</w:t>
-          </w:r>
-        </w:hyperlink>
-      </w:r>
-      <w:r>
-        <w:rPr>
-          <w:rFonts w:ascii="Charis SIL Regular" w:hAnsi="Charis SIL Regular" w:eastAsia="Charis SIL Regular"/>
-          <w:b w:val="0"/>
-          <w:i w:val="0"/>
-          <w:color w:val="0000FF"/>
-          <w:sz w:val="24"/>
-        </w:rPr>
         <w:hyperlink r:id="rId13" w:history="1">
           <w:r>
             <w:rPr>
@@ -2653,9 +2608,36 @@
             <w:rPr>
               <w:rStyle w:val="Hyperlink"/>
             </w:rPr>
-            <w:t>ers%5B0%5D%5Bvalues%5D%5B0</w:t>
+            <w:t>ion_type&amp;filt</w:t>
           </w:r>
         </w:hyperlink>
+      </w:r>
+      <w:r>
+        <w:rPr>
+          <w:rFonts w:ascii="Charis SIL Regular" w:hAnsi="Charis SIL Regular" w:eastAsia="Charis SIL Regular"/>
+          <w:b w:val="0"/>
+          <w:i w:val="0"/>
+          <w:color w:val="0000FF"/>
+          <w:sz w:val="24"/>
+        </w:rPr>
+        <w:hyperlink r:id="rId13" w:history="1">
+          <w:r>
+            <w:rPr>
+              <w:rStyle w:val="Hyperlink"/>
+            </w:rPr>
+            <w:t>ers%5B0%5D%5Bvalues%5D%5B</w:t>
+          </w:r>
+        </w:hyperlink>
+      </w:r>
+      <w:r>
+        <w:rPr>
+          <w:rFonts w:ascii="Charis SIL Regular" w:hAnsi="Charis SIL Regular" w:eastAsia="Charis SIL Regular"/>
+          <w:b w:val="0"/>
+          <w:i w:val="0"/>
+          <w:color w:val="0000FF"/>
+          <w:sz w:val="24"/>
+        </w:rPr>
+        <w:t>0</w:t>
       </w:r>
     </w:p>
     <w:p>
@@ -2846,7 +2828,7 @@
             <w:rPr>
               <w:rStyle w:val="Hyperlink"/>
             </w:rPr>
-            <w:t>filter</w:t>
+            <w:t>filters</w:t>
           </w:r>
         </w:hyperlink>
       </w:r>
@@ -2863,34 +2845,7 @@
             <w:rPr>
               <w:rStyle w:val="Hyperlink"/>
             </w:rPr>
-            <w:t>s</w:t>
-          </w:r>
-        </w:hyperlink>
-      </w:r>
-      <w:r>
-        <w:rPr>
-          <w:rFonts w:ascii="Charis SIL Regular" w:hAnsi="Charis SIL Regular" w:eastAsia="Charis SIL Regular"/>
-          <w:b w:val="0"/>
-          <w:i w:val="0"/>
-          <w:color w:val="0000FF"/>
-          <w:sz w:val="24"/>
-        </w:rPr>
-        <w:t>%</w:t>
-      </w:r>
-      <w:r>
-        <w:rPr>
-          <w:rFonts w:ascii="Charis SIL Regular" w:hAnsi="Charis SIL Regular" w:eastAsia="Charis SIL Regular"/>
-          <w:b w:val="0"/>
-          <w:i w:val="0"/>
-          <w:color w:val="0000FF"/>
-          <w:sz w:val="24"/>
-        </w:rPr>
-        <w:hyperlink r:id="rId13" w:history="1">
-          <w:r>
-            <w:rPr>
-              <w:rStyle w:val="Hyperlink"/>
-            </w:rPr>
-            <w:t>5B0%5D%5Bfield%5D=inform</w:t>
+            <w:t>%</w:t>
           </w:r>
         </w:hyperlink>
       </w:r>
@@ -2907,34 +2862,7 @@
             <w:rPr>
               <w:rStyle w:val="Hyperlink"/>
             </w:rPr>
-            <w:t>a</w:t>
-          </w:r>
-        </w:hyperlink>
-      </w:r>
-      <w:r>
-        <w:rPr>
-          <w:rFonts w:ascii="Charis SIL Regular" w:hAnsi="Charis SIL Regular" w:eastAsia="Charis SIL Regular"/>
-          <w:b w:val="0"/>
-          <w:i w:val="0"/>
-          <w:color w:val="0000FF"/>
-          <w:sz w:val="24"/>
-        </w:rPr>
-        <w:t>t</w:t>
-      </w:r>
-      <w:r>
-        <w:rPr>
-          <w:rFonts w:ascii="Charis SIL Regular" w:hAnsi="Charis SIL Regular" w:eastAsia="Charis SIL Regular"/>
-          <w:b w:val="0"/>
-          <w:i w:val="0"/>
-          <w:color w:val="0000FF"/>
-          <w:sz w:val="24"/>
-        </w:rPr>
-        <w:hyperlink r:id="rId13" w:history="1">
-          <w:r>
-            <w:rPr>
-              <w:rStyle w:val="Hyperlink"/>
-            </w:rPr>
-            <w:t>ion_type&amp;fil</w:t>
+            <w:t>5B0%5D%5Bfield%5D=informa</w:t>
           </w:r>
         </w:hyperlink>
       </w:r>
@@ -2968,9 +2896,36 @@
             <w:rPr>
               <w:rStyle w:val="Hyperlink"/>
             </w:rPr>
-            <w:t>ers%5B0%5D%5Bvalues%5D%5B0</w:t>
+            <w:t>ion_type&amp;filt</w:t>
           </w:r>
         </w:hyperlink>
+      </w:r>
+      <w:r>
+        <w:rPr>
+          <w:rFonts w:ascii="Charis SIL Regular" w:hAnsi="Charis SIL Regular" w:eastAsia="Charis SIL Regular"/>
+          <w:b w:val="0"/>
+          <w:i w:val="0"/>
+          <w:color w:val="0000FF"/>
+          <w:sz w:val="24"/>
+        </w:rPr>
+        <w:hyperlink r:id="rId13" w:history="1">
+          <w:r>
+            <w:rPr>
+              <w:rStyle w:val="Hyperlink"/>
+            </w:rPr>
+            <w:t>ers%5B0%5D%5Bvalues%5D%</w:t>
+          </w:r>
+        </w:hyperlink>
+      </w:r>
+      <w:r>
+        <w:rPr>
+          <w:rFonts w:ascii="Charis SIL Regular" w:hAnsi="Charis SIL Regular" w:eastAsia="Charis SIL Regular"/>
+          <w:b w:val="0"/>
+          <w:i w:val="0"/>
+          <w:color w:val="0000FF"/>
+          <w:sz w:val="24"/>
+        </w:rPr>
+        <w:t>5B0</w:t>
       </w:r>
     </w:p>
     <w:p>
@@ -3251,6 +3206,7 @@
       </w:r>
       <w:r>
         <w:rPr>
+          <w:u w:val="single" w:color="0000ff"/>
           <w:rFonts w:ascii="Charis SIL Regular" w:hAnsi="Charis SIL Regular" w:eastAsia="Charis SIL Regular"/>
           <w:b w:val="0"/>
           <w:i w:val="0"/>
@@ -3268,7 +3224,7 @@
           <w:sz w:val="24"/>
           <w:u w:val="single"/>
         </w:rPr>
-        <w:hyperlink r:id="rId15" w:history="1">
+        <w:hyperlink r:id="rId14" w:history="1">
           <w:r>
             <w:rPr>
               <w:rStyle w:val="Hyperlink"/>
@@ -3297,7 +3253,7 @@
           <w:sz w:val="24"/>
           <w:u w:val="single"/>
         </w:rPr>
-        <w:hyperlink r:id="rId15" w:history="1">
+        <w:hyperlink r:id="rId14" w:history="1">
           <w:r>
             <w:rPr>
               <w:rStyle w:val="Hyperlink"/>

--- a/EXPORTS/DOCX/published/niveau3/Dutch/RMO.docx
+++ b/EXPORTS/DOCX/published/niveau3/Dutch/RMO.docx
@@ -229,7 +229,14 @@
           <w:color w:val="000000"/>
           <w:sz w:val="24"/>
         </w:rPr>
-        <w:t xml:space="preserve">eiden, </w:t>
+        <w:hyperlink r:id="rId9" w:history="1">
+          <w:r>
+            <w:rPr>
+              <w:rStyle w:val="Hyperlink"/>
+            </w:rPr>
+            <w:t xml:space="preserve">eiden, </w:t>
+          </w:r>
+        </w:hyperlink>
       </w:r>
       <w:r>
         <w:rPr>
@@ -1961,6 +1968,33 @@
           <w:color w:val="0000FF"/>
           <w:sz w:val="24"/>
         </w:rPr>
+        <w:t>t</w:t>
+      </w:r>
+      <w:r>
+        <w:rPr>
+          <w:rFonts w:ascii="Charis SIL Regular" w:hAnsi="Charis SIL Regular" w:eastAsia="Charis SIL Regular"/>
+          <w:b w:val="0"/>
+          <w:i w:val="0"/>
+          <w:color w:val="0000FF"/>
+          <w:sz w:val="24"/>
+        </w:rPr>
+        <w:hyperlink r:id="rId13" w:history="1">
+          <w:r>
+            <w:rPr>
+              <w:rStyle w:val="Hyperlink"/>
+            </w:rPr>
+            <w:t>ion_type&amp;fil</w:t>
+          </w:r>
+        </w:hyperlink>
+      </w:r>
+      <w:r>
+        <w:rPr>
+          <w:rFonts w:ascii="Charis SIL Regular" w:hAnsi="Charis SIL Regular" w:eastAsia="Charis SIL Regular"/>
+          <w:b w:val="0"/>
+          <w:i w:val="0"/>
+          <w:color w:val="0000FF"/>
+          <w:sz w:val="24"/>
+        </w:rPr>
         <w:hyperlink r:id="rId13" w:history="1">
           <w:r>
             <w:rPr>
@@ -1983,36 +2017,9 @@
             <w:rPr>
               <w:rStyle w:val="Hyperlink"/>
             </w:rPr>
-            <w:t>ion_type&amp;filt</w:t>
+            <w:t>ers%5B0%5D%5Bvalues%5D%5B0</w:t>
           </w:r>
         </w:hyperlink>
-      </w:r>
-      <w:r>
-        <w:rPr>
-          <w:rFonts w:ascii="Charis SIL Regular" w:hAnsi="Charis SIL Regular" w:eastAsia="Charis SIL Regular"/>
-          <w:b w:val="0"/>
-          <w:i w:val="0"/>
-          <w:color w:val="0000FF"/>
-          <w:sz w:val="24"/>
-        </w:rPr>
-        <w:hyperlink r:id="rId13" w:history="1">
-          <w:r>
-            <w:rPr>
-              <w:rStyle w:val="Hyperlink"/>
-            </w:rPr>
-            <w:t>ers%5B0%5D%5Bvalues%5D%5B</w:t>
-          </w:r>
-        </w:hyperlink>
-      </w:r>
-      <w:r>
-        <w:rPr>
-          <w:rFonts w:ascii="Charis SIL Regular" w:hAnsi="Charis SIL Regular" w:eastAsia="Charis SIL Regular"/>
-          <w:b w:val="0"/>
-          <w:i w:val="0"/>
-          <w:color w:val="0000FF"/>
-          <w:sz w:val="24"/>
-        </w:rPr>
-        <w:t>0</w:t>
       </w:r>
     </w:p>
     <w:p>
@@ -2207,7 +2214,7 @@
             <w:rPr>
               <w:rStyle w:val="Hyperlink"/>
             </w:rPr>
-            <w:t>filter</w:t>
+            <w:t>filters</w:t>
           </w:r>
         </w:hyperlink>
       </w:r>
@@ -2224,34 +2231,7 @@
             <w:rPr>
               <w:rStyle w:val="Hyperlink"/>
             </w:rPr>
-            <w:t>s</w:t>
-          </w:r>
-        </w:hyperlink>
-      </w:r>
-      <w:r>
-        <w:rPr>
-          <w:rFonts w:ascii="Charis SIL Regular" w:hAnsi="Charis SIL Regular" w:eastAsia="Charis SIL Regular"/>
-          <w:b w:val="0"/>
-          <w:i w:val="0"/>
-          <w:color w:val="0000FF"/>
-          <w:sz w:val="24"/>
-        </w:rPr>
-        <w:t>%</w:t>
-      </w:r>
-      <w:r>
-        <w:rPr>
-          <w:rFonts w:ascii="Charis SIL Regular" w:hAnsi="Charis SIL Regular" w:eastAsia="Charis SIL Regular"/>
-          <w:b w:val="0"/>
-          <w:i w:val="0"/>
-          <w:color w:val="0000FF"/>
-          <w:sz w:val="24"/>
-        </w:rPr>
-        <w:hyperlink r:id="rId13" w:history="1">
-          <w:r>
-            <w:rPr>
-              <w:rStyle w:val="Hyperlink"/>
-            </w:rPr>
-            <w:t>5B0%5D%5Bfield%5D=inform</w:t>
+            <w:t>%</w:t>
           </w:r>
         </w:hyperlink>
       </w:r>
@@ -2268,7 +2248,7 @@
             <w:rPr>
               <w:rStyle w:val="Hyperlink"/>
             </w:rPr>
-            <w:t>a</w:t>
+            <w:t>5B0%5D%5Bfield%5D=informa</w:t>
           </w:r>
         </w:hyperlink>
       </w:r>
@@ -2319,7 +2299,7 @@
             <w:rPr>
               <w:rStyle w:val="Hyperlink"/>
             </w:rPr>
-            <w:t>ers%5B0%5D%5Bvalues%5D%5B</w:t>
+            <w:t>ers%5B0%5D%5Bvalues%5D%</w:t>
           </w:r>
         </w:hyperlink>
       </w:r>
@@ -2331,7 +2311,7 @@
           <w:color w:val="0000FF"/>
           <w:sz w:val="24"/>
         </w:rPr>
-        <w:t>0</w:t>
+        <w:t>5B0</w:t>
       </w:r>
     </w:p>
     <w:p>
@@ -2586,6 +2566,33 @@
           <w:color w:val="0000FF"/>
           <w:sz w:val="24"/>
         </w:rPr>
+        <w:t>t</w:t>
+      </w:r>
+      <w:r>
+        <w:rPr>
+          <w:rFonts w:ascii="Charis SIL Regular" w:hAnsi="Charis SIL Regular" w:eastAsia="Charis SIL Regular"/>
+          <w:b w:val="0"/>
+          <w:i w:val="0"/>
+          <w:color w:val="0000FF"/>
+          <w:sz w:val="24"/>
+        </w:rPr>
+        <w:hyperlink r:id="rId13" w:history="1">
+          <w:r>
+            <w:rPr>
+              <w:rStyle w:val="Hyperlink"/>
+            </w:rPr>
+            <w:t>ion_type&amp;fil</w:t>
+          </w:r>
+        </w:hyperlink>
+      </w:r>
+      <w:r>
+        <w:rPr>
+          <w:rFonts w:ascii="Charis SIL Regular" w:hAnsi="Charis SIL Regular" w:eastAsia="Charis SIL Regular"/>
+          <w:b w:val="0"/>
+          <w:i w:val="0"/>
+          <w:color w:val="0000FF"/>
+          <w:sz w:val="24"/>
+        </w:rPr>
         <w:hyperlink r:id="rId13" w:history="1">
           <w:r>
             <w:rPr>
@@ -2608,36 +2615,9 @@
             <w:rPr>
               <w:rStyle w:val="Hyperlink"/>
             </w:rPr>
-            <w:t>ion_type&amp;filt</w:t>
+            <w:t>ers%5B0%5D%5Bvalues%5D%5B0</w:t>
           </w:r>
         </w:hyperlink>
-      </w:r>
-      <w:r>
-        <w:rPr>
-          <w:rFonts w:ascii="Charis SIL Regular" w:hAnsi="Charis SIL Regular" w:eastAsia="Charis SIL Regular"/>
-          <w:b w:val="0"/>
-          <w:i w:val="0"/>
-          <w:color w:val="0000FF"/>
-          <w:sz w:val="24"/>
-        </w:rPr>
-        <w:hyperlink r:id="rId13" w:history="1">
-          <w:r>
-            <w:rPr>
-              <w:rStyle w:val="Hyperlink"/>
-            </w:rPr>
-            <w:t>ers%5B0%5D%5Bvalues%5D%5B</w:t>
-          </w:r>
-        </w:hyperlink>
-      </w:r>
-      <w:r>
-        <w:rPr>
-          <w:rFonts w:ascii="Charis SIL Regular" w:hAnsi="Charis SIL Regular" w:eastAsia="Charis SIL Regular"/>
-          <w:b w:val="0"/>
-          <w:i w:val="0"/>
-          <w:color w:val="0000FF"/>
-          <w:sz w:val="24"/>
-        </w:rPr>
-        <w:t>0</w:t>
       </w:r>
     </w:p>
     <w:p>
@@ -2828,7 +2808,7 @@
             <w:rPr>
               <w:rStyle w:val="Hyperlink"/>
             </w:rPr>
-            <w:t>filters</w:t>
+            <w:t>filter</w:t>
           </w:r>
         </w:hyperlink>
       </w:r>
@@ -2845,7 +2825,34 @@
             <w:rPr>
               <w:rStyle w:val="Hyperlink"/>
             </w:rPr>
-            <w:t>%</w:t>
+            <w:t>s</w:t>
+          </w:r>
+        </w:hyperlink>
+      </w:r>
+      <w:r>
+        <w:rPr>
+          <w:rFonts w:ascii="Charis SIL Regular" w:hAnsi="Charis SIL Regular" w:eastAsia="Charis SIL Regular"/>
+          <w:b w:val="0"/>
+          <w:i w:val="0"/>
+          <w:color w:val="0000FF"/>
+          <w:sz w:val="24"/>
+        </w:rPr>
+        <w:t>%</w:t>
+      </w:r>
+      <w:r>
+        <w:rPr>
+          <w:rFonts w:ascii="Charis SIL Regular" w:hAnsi="Charis SIL Regular" w:eastAsia="Charis SIL Regular"/>
+          <w:b w:val="0"/>
+          <w:i w:val="0"/>
+          <w:color w:val="0000FF"/>
+          <w:sz w:val="24"/>
+        </w:rPr>
+        <w:hyperlink r:id="rId13" w:history="1">
+          <w:r>
+            <w:rPr>
+              <w:rStyle w:val="Hyperlink"/>
+            </w:rPr>
+            <w:t>5B0%5D%5Bfield%5D=inform</w:t>
           </w:r>
         </w:hyperlink>
       </w:r>
@@ -2862,7 +2869,34 @@
             <w:rPr>
               <w:rStyle w:val="Hyperlink"/>
             </w:rPr>
-            <w:t>5B0%5D%5Bfield%5D=informa</w:t>
+            <w:t>a</w:t>
+          </w:r>
+        </w:hyperlink>
+      </w:r>
+      <w:r>
+        <w:rPr>
+          <w:rFonts w:ascii="Charis SIL Regular" w:hAnsi="Charis SIL Regular" w:eastAsia="Charis SIL Regular"/>
+          <w:b w:val="0"/>
+          <w:i w:val="0"/>
+          <w:color w:val="0000FF"/>
+          <w:sz w:val="24"/>
+        </w:rPr>
+        <w:t>t</w:t>
+      </w:r>
+      <w:r>
+        <w:rPr>
+          <w:rFonts w:ascii="Charis SIL Regular" w:hAnsi="Charis SIL Regular" w:eastAsia="Charis SIL Regular"/>
+          <w:b w:val="0"/>
+          <w:i w:val="0"/>
+          <w:color w:val="0000FF"/>
+          <w:sz w:val="24"/>
+        </w:rPr>
+        <w:hyperlink r:id="rId13" w:history="1">
+          <w:r>
+            <w:rPr>
+              <w:rStyle w:val="Hyperlink"/>
+            </w:rPr>
+            <w:t>ion_type&amp;fil</w:t>
           </w:r>
         </w:hyperlink>
       </w:r>
@@ -2896,36 +2930,9 @@
             <w:rPr>
               <w:rStyle w:val="Hyperlink"/>
             </w:rPr>
-            <w:t>ion_type&amp;filt</w:t>
+            <w:t>ers%5B0%5D%5Bvalues%5D%5B0</w:t>
           </w:r>
         </w:hyperlink>
-      </w:r>
-      <w:r>
-        <w:rPr>
-          <w:rFonts w:ascii="Charis SIL Regular" w:hAnsi="Charis SIL Regular" w:eastAsia="Charis SIL Regular"/>
-          <w:b w:val="0"/>
-          <w:i w:val="0"/>
-          <w:color w:val="0000FF"/>
-          <w:sz w:val="24"/>
-        </w:rPr>
-        <w:hyperlink r:id="rId13" w:history="1">
-          <w:r>
-            <w:rPr>
-              <w:rStyle w:val="Hyperlink"/>
-            </w:rPr>
-            <w:t>ers%5B0%5D%5Bvalues%5D%</w:t>
-          </w:r>
-        </w:hyperlink>
-      </w:r>
-      <w:r>
-        <w:rPr>
-          <w:rFonts w:ascii="Charis SIL Regular" w:hAnsi="Charis SIL Regular" w:eastAsia="Charis SIL Regular"/>
-          <w:b w:val="0"/>
-          <w:i w:val="0"/>
-          <w:color w:val="0000FF"/>
-          <w:sz w:val="24"/>
-        </w:rPr>
-        <w:t>5B0</w:t>
       </w:r>
     </w:p>
     <w:p>
@@ -3148,7 +3155,7 @@
           <w:sz w:val="24"/>
           <w:u w:val="single"/>
         </w:rPr>
-        <w:hyperlink r:id="rId14" w:history="1">
+        <w:hyperlink r:id="rId15" w:history="1">
           <w:r>
             <w:rPr>
               <w:rStyle w:val="Hyperlink"/>
@@ -3166,7 +3173,7 @@
           <w:sz w:val="24"/>
           <w:u w:val="single"/>
         </w:rPr>
-        <w:hyperlink r:id="rId14" w:history="1">
+        <w:hyperlink r:id="rId15" w:history="1">
           <w:r>
             <w:rPr>
               <w:rStyle w:val="Hyperlink"/>
@@ -3195,7 +3202,7 @@
           <w:sz w:val="24"/>
           <w:u w:val="single"/>
         </w:rPr>
-        <w:hyperlink r:id="rId14" w:history="1">
+        <w:hyperlink r:id="rId15" w:history="1">
           <w:r>
             <w:rPr>
               <w:rStyle w:val="Hyperlink"/>
@@ -3206,7 +3213,6 @@
       </w:r>
       <w:r>
         <w:rPr>
-          <w:u w:val="single" w:color="0000ff"/>
           <w:rFonts w:ascii="Charis SIL Regular" w:hAnsi="Charis SIL Regular" w:eastAsia="Charis SIL Regular"/>
           <w:b w:val="0"/>
           <w:i w:val="0"/>
@@ -3224,7 +3230,7 @@
           <w:sz w:val="24"/>
           <w:u w:val="single"/>
         </w:rPr>
-        <w:hyperlink r:id="rId14" w:history="1">
+        <w:hyperlink r:id="rId16" w:history="1">
           <w:r>
             <w:rPr>
               <w:rStyle w:val="Hyperlink"/>
@@ -3268,7 +3274,7 @@
         <w:autoSpaceDN w:val="0"/>
         <w:autoSpaceDE w:val="0"/>
         <w:widowControl/>
-        <w:spacing w:line="538" w:lineRule="exact" w:before="478" w:after="0"/>
+        <w:spacing w:line="538" w:lineRule="exact" w:before="458" w:after="0"/>
         <w:ind w:left="0" w:right="0" w:firstLine="0"/>
         <w:jc w:val="left"/>
       </w:pPr>

--- a/EXPORTS/DOCX/published/niveau3/Dutch/RMO.docx
+++ b/EXPORTS/DOCX/published/niveau3/Dutch/RMO.docx
@@ -229,14 +229,7 @@
           <w:color w:val="000000"/>
           <w:sz w:val="24"/>
         </w:rPr>
-        <w:hyperlink r:id="rId9" w:history="1">
-          <w:r>
-            <w:rPr>
-              <w:rStyle w:val="Hyperlink"/>
-            </w:rPr>
-            <w:t xml:space="preserve">eiden, </w:t>
-          </w:r>
-        </w:hyperlink>
+        <w:t xml:space="preserve">eiden, </w:t>
       </w:r>
       <w:r>
         <w:rPr>
@@ -765,35 +758,7 @@
           <w:color w:val="000000"/>
           <w:sz w:val="24"/>
         </w:rPr>
-        <w:t>museum, haar gesc</w:t>
-      </w:r>
-      <w:r>
-        <w:rPr>
-          <w:u w:val="single" w:color="0000ff"/>
-          <w:rFonts w:ascii="Charis SIL Regular" w:hAnsi="Charis SIL Regular" w:eastAsia="Charis SIL Regular"/>
-          <w:b w:val="0"/>
-          <w:i w:val="0"/>
-          <w:color w:val="000000"/>
-          <w:sz w:val="24"/>
-        </w:rPr>
-        <w:hyperlink r:id="rId10" w:history="1">
-          <w:r>
-            <w:rPr>
-              <w:rStyle w:val="Hyperlink"/>
-            </w:rPr>
-            <w:t>hiedenis en de</w:t>
-          </w:r>
-        </w:hyperlink>
-      </w:r>
-      <w:r>
-        <w:rPr>
-          <w:rFonts w:ascii="Charis SIL Regular" w:hAnsi="Charis SIL Regular" w:eastAsia="Charis SIL Regular"/>
-          <w:b w:val="0"/>
-          <w:i w:val="0"/>
-          <w:color w:val="000000"/>
-          <w:sz w:val="24"/>
-        </w:rPr>
-        <w:t xml:space="preserve"> collectie. Ook is het </w:t>
+        <w:t xml:space="preserve">museum, haar geschiedenis en de collectie. Ook is het </w:t>
       </w:r>
       <w:r>
         <w:rPr>
@@ -2214,7 +2179,7 @@
             <w:rPr>
               <w:rStyle w:val="Hyperlink"/>
             </w:rPr>
-            <w:t>filters</w:t>
+            <w:t>filter</w:t>
           </w:r>
         </w:hyperlink>
       </w:r>
@@ -2231,7 +2196,34 @@
             <w:rPr>
               <w:rStyle w:val="Hyperlink"/>
             </w:rPr>
-            <w:t>%</w:t>
+            <w:t>s</w:t>
+          </w:r>
+        </w:hyperlink>
+      </w:r>
+      <w:r>
+        <w:rPr>
+          <w:rFonts w:ascii="Charis SIL Regular" w:hAnsi="Charis SIL Regular" w:eastAsia="Charis SIL Regular"/>
+          <w:b w:val="0"/>
+          <w:i w:val="0"/>
+          <w:color w:val="0000FF"/>
+          <w:sz w:val="24"/>
+        </w:rPr>
+        <w:t>%</w:t>
+      </w:r>
+      <w:r>
+        <w:rPr>
+          <w:rFonts w:ascii="Charis SIL Regular" w:hAnsi="Charis SIL Regular" w:eastAsia="Charis SIL Regular"/>
+          <w:b w:val="0"/>
+          <w:i w:val="0"/>
+          <w:color w:val="0000FF"/>
+          <w:sz w:val="24"/>
+        </w:rPr>
+        <w:hyperlink r:id="rId13" w:history="1">
+          <w:r>
+            <w:rPr>
+              <w:rStyle w:val="Hyperlink"/>
+            </w:rPr>
+            <w:t>5B0%5D%5Bfield%5D=inform</w:t>
           </w:r>
         </w:hyperlink>
       </w:r>
@@ -2248,7 +2240,34 @@
             <w:rPr>
               <w:rStyle w:val="Hyperlink"/>
             </w:rPr>
-            <w:t>5B0%5D%5Bfield%5D=informa</w:t>
+            <w:t>a</w:t>
+          </w:r>
+        </w:hyperlink>
+      </w:r>
+      <w:r>
+        <w:rPr>
+          <w:rFonts w:ascii="Charis SIL Regular" w:hAnsi="Charis SIL Regular" w:eastAsia="Charis SIL Regular"/>
+          <w:b w:val="0"/>
+          <w:i w:val="0"/>
+          <w:color w:val="0000FF"/>
+          <w:sz w:val="24"/>
+        </w:rPr>
+        <w:t>t</w:t>
+      </w:r>
+      <w:r>
+        <w:rPr>
+          <w:rFonts w:ascii="Charis SIL Regular" w:hAnsi="Charis SIL Regular" w:eastAsia="Charis SIL Regular"/>
+          <w:b w:val="0"/>
+          <w:i w:val="0"/>
+          <w:color w:val="0000FF"/>
+          <w:sz w:val="24"/>
+        </w:rPr>
+        <w:hyperlink r:id="rId13" w:history="1">
+          <w:r>
+            <w:rPr>
+              <w:rStyle w:val="Hyperlink"/>
+            </w:rPr>
+            <w:t>ion_type&amp;fil</w:t>
           </w:r>
         </w:hyperlink>
       </w:r>
@@ -2282,36 +2301,9 @@
             <w:rPr>
               <w:rStyle w:val="Hyperlink"/>
             </w:rPr>
-            <w:t>ion_type&amp;filt</w:t>
+            <w:t>ers%5B0%5D%5Bvalues%5D%5B0</w:t>
           </w:r>
         </w:hyperlink>
-      </w:r>
-      <w:r>
-        <w:rPr>
-          <w:rFonts w:ascii="Charis SIL Regular" w:hAnsi="Charis SIL Regular" w:eastAsia="Charis SIL Regular"/>
-          <w:b w:val="0"/>
-          <w:i w:val="0"/>
-          <w:color w:val="0000FF"/>
-          <w:sz w:val="24"/>
-        </w:rPr>
-        <w:hyperlink r:id="rId13" w:history="1">
-          <w:r>
-            <w:rPr>
-              <w:rStyle w:val="Hyperlink"/>
-            </w:rPr>
-            <w:t>ers%5B0%5D%5Bvalues%5D%</w:t>
-          </w:r>
-        </w:hyperlink>
-      </w:r>
-      <w:r>
-        <w:rPr>
-          <w:rFonts w:ascii="Charis SIL Regular" w:hAnsi="Charis SIL Regular" w:eastAsia="Charis SIL Regular"/>
-          <w:b w:val="0"/>
-          <w:i w:val="0"/>
-          <w:color w:val="0000FF"/>
-          <w:sz w:val="24"/>
-        </w:rPr>
-        <w:t>5B0</w:t>
       </w:r>
     </w:p>
     <w:p>
@@ -2808,7 +2800,7 @@
             <w:rPr>
               <w:rStyle w:val="Hyperlink"/>
             </w:rPr>
-            <w:t>filter</w:t>
+            <w:t>filters</w:t>
           </w:r>
         </w:hyperlink>
       </w:r>
@@ -2825,34 +2817,7 @@
             <w:rPr>
               <w:rStyle w:val="Hyperlink"/>
             </w:rPr>
-            <w:t>s</w:t>
-          </w:r>
-        </w:hyperlink>
-      </w:r>
-      <w:r>
-        <w:rPr>
-          <w:rFonts w:ascii="Charis SIL Regular" w:hAnsi="Charis SIL Regular" w:eastAsia="Charis SIL Regular"/>
-          <w:b w:val="0"/>
-          <w:i w:val="0"/>
-          <w:color w:val="0000FF"/>
-          <w:sz w:val="24"/>
-        </w:rPr>
-        <w:t>%</w:t>
-      </w:r>
-      <w:r>
-        <w:rPr>
-          <w:rFonts w:ascii="Charis SIL Regular" w:hAnsi="Charis SIL Regular" w:eastAsia="Charis SIL Regular"/>
-          <w:b w:val="0"/>
-          <w:i w:val="0"/>
-          <w:color w:val="0000FF"/>
-          <w:sz w:val="24"/>
-        </w:rPr>
-        <w:hyperlink r:id="rId13" w:history="1">
-          <w:r>
-            <w:rPr>
-              <w:rStyle w:val="Hyperlink"/>
-            </w:rPr>
-            <w:t>5B0%5D%5Bfield%5D=inform</w:t>
+            <w:t>%</w:t>
           </w:r>
         </w:hyperlink>
       </w:r>
@@ -2869,34 +2834,7 @@
             <w:rPr>
               <w:rStyle w:val="Hyperlink"/>
             </w:rPr>
-            <w:t>a</w:t>
-          </w:r>
-        </w:hyperlink>
-      </w:r>
-      <w:r>
-        <w:rPr>
-          <w:rFonts w:ascii="Charis SIL Regular" w:hAnsi="Charis SIL Regular" w:eastAsia="Charis SIL Regular"/>
-          <w:b w:val="0"/>
-          <w:i w:val="0"/>
-          <w:color w:val="0000FF"/>
-          <w:sz w:val="24"/>
-        </w:rPr>
-        <w:t>t</w:t>
-      </w:r>
-      <w:r>
-        <w:rPr>
-          <w:rFonts w:ascii="Charis SIL Regular" w:hAnsi="Charis SIL Regular" w:eastAsia="Charis SIL Regular"/>
-          <w:b w:val="0"/>
-          <w:i w:val="0"/>
-          <w:color w:val="0000FF"/>
-          <w:sz w:val="24"/>
-        </w:rPr>
-        <w:hyperlink r:id="rId13" w:history="1">
-          <w:r>
-            <w:rPr>
-              <w:rStyle w:val="Hyperlink"/>
-            </w:rPr>
-            <w:t>ion_type&amp;fil</w:t>
+            <w:t>5B0%5D%5Bfield%5D=informa</w:t>
           </w:r>
         </w:hyperlink>
       </w:r>
@@ -2930,9 +2868,36 @@
             <w:rPr>
               <w:rStyle w:val="Hyperlink"/>
             </w:rPr>
-            <w:t>ers%5B0%5D%5Bvalues%5D%5B0</w:t>
+            <w:t>ion_type&amp;filt</w:t>
           </w:r>
         </w:hyperlink>
+      </w:r>
+      <w:r>
+        <w:rPr>
+          <w:rFonts w:ascii="Charis SIL Regular" w:hAnsi="Charis SIL Regular" w:eastAsia="Charis SIL Regular"/>
+          <w:b w:val="0"/>
+          <w:i w:val="0"/>
+          <w:color w:val="0000FF"/>
+          <w:sz w:val="24"/>
+        </w:rPr>
+        <w:hyperlink r:id="rId13" w:history="1">
+          <w:r>
+            <w:rPr>
+              <w:rStyle w:val="Hyperlink"/>
+            </w:rPr>
+            <w:t>ers%5B0%5D%5Bvalues%5D%</w:t>
+          </w:r>
+        </w:hyperlink>
+      </w:r>
+      <w:r>
+        <w:rPr>
+          <w:rFonts w:ascii="Charis SIL Regular" w:hAnsi="Charis SIL Regular" w:eastAsia="Charis SIL Regular"/>
+          <w:b w:val="0"/>
+          <w:i w:val="0"/>
+          <w:color w:val="0000FF"/>
+          <w:sz w:val="24"/>
+        </w:rPr>
+        <w:t>5B0</w:t>
       </w:r>
     </w:p>
     <w:p>
@@ -3155,7 +3120,7 @@
           <w:sz w:val="24"/>
           <w:u w:val="single"/>
         </w:rPr>
-        <w:hyperlink r:id="rId15" w:history="1">
+        <w:hyperlink r:id="rId14" w:history="1">
           <w:r>
             <w:rPr>
               <w:rStyle w:val="Hyperlink"/>
@@ -3173,7 +3138,7 @@
           <w:sz w:val="24"/>
           <w:u w:val="single"/>
         </w:rPr>
-        <w:hyperlink r:id="rId15" w:history="1">
+        <w:hyperlink r:id="rId14" w:history="1">
           <w:r>
             <w:rPr>
               <w:rStyle w:val="Hyperlink"/>
@@ -3213,6 +3178,7 @@
       </w:r>
       <w:r>
         <w:rPr>
+          <w:u w:val="single" w:color="0000ff"/>
           <w:rFonts w:ascii="Charis SIL Regular" w:hAnsi="Charis SIL Regular" w:eastAsia="Charis SIL Regular"/>
           <w:b w:val="0"/>
           <w:i w:val="0"/>
@@ -3259,7 +3225,7 @@
           <w:sz w:val="24"/>
           <w:u w:val="single"/>
         </w:rPr>
-        <w:hyperlink r:id="rId14" w:history="1">
+        <w:hyperlink r:id="rId16" w:history="1">
           <w:r>
             <w:rPr>
               <w:rStyle w:val="Hyperlink"/>

--- a/EXPORTS/DOCX/published/niveau3/Dutch/RMO.docx
+++ b/EXPORTS/DOCX/published/niveau3/Dutch/RMO.docx
@@ -229,7 +229,14 @@
           <w:color w:val="000000"/>
           <w:sz w:val="24"/>
         </w:rPr>
-        <w:t xml:space="preserve">eiden, </w:t>
+        <w:hyperlink r:id="rId9" w:history="1">
+          <w:r>
+            <w:rPr>
+              <w:rStyle w:val="Hyperlink"/>
+            </w:rPr>
+            <w:t xml:space="preserve">eiden, </w:t>
+          </w:r>
+        </w:hyperlink>
       </w:r>
       <w:r>
         <w:rPr>
@@ -758,7 +765,89 @@
           <w:color w:val="000000"/>
           <w:sz w:val="24"/>
         </w:rPr>
-        <w:t xml:space="preserve">museum, haar geschiedenis en de collectie. Ook is het </w:t>
+        <w:t>museum, haar gesc</w:t>
+      </w:r>
+      <w:r>
+        <w:rPr>
+          <w:u w:val="single" w:color="0000ff"/>
+          <w:rFonts w:ascii="Charis SIL Regular" w:hAnsi="Charis SIL Regular" w:eastAsia="Charis SIL Regular"/>
+          <w:b w:val="0"/>
+          <w:i w:val="0"/>
+          <w:color w:val="000000"/>
+          <w:sz w:val="24"/>
+        </w:rPr>
+        <w:hyperlink r:id="rId10" w:history="1">
+          <w:r>
+            <w:rPr>
+              <w:rStyle w:val="Hyperlink"/>
+            </w:rPr>
+            <w:t>hiedenis en de</w:t>
+          </w:r>
+        </w:hyperlink>
+      </w:r>
+      <w:r>
+        <w:rPr>
+          <w:u w:val="single" w:color="0000ff"/>
+          <w:rFonts w:ascii="Charis SIL Regular" w:hAnsi="Charis SIL Regular" w:eastAsia="Charis SIL Regular"/>
+          <w:b w:val="0"/>
+          <w:i w:val="0"/>
+          <w:color w:val="000000"/>
+          <w:sz w:val="24"/>
+        </w:rPr>
+        <w:hyperlink r:id="rId10" w:history="1">
+          <w:r>
+            <w:rPr>
+              <w:rStyle w:val="Hyperlink"/>
+            </w:rPr>
+            <w:t xml:space="preserve"> col</w:t>
+          </w:r>
+        </w:hyperlink>
+      </w:r>
+      <w:r>
+        <w:rPr>
+          <w:u w:val="single" w:color="0000ff"/>
+          <w:rFonts w:ascii="Charis SIL Regular" w:hAnsi="Charis SIL Regular" w:eastAsia="Charis SIL Regular"/>
+          <w:b w:val="0"/>
+          <w:i w:val="0"/>
+          <w:color w:val="000000"/>
+          <w:sz w:val="24"/>
+        </w:rPr>
+        <w:hyperlink r:id="rId10" w:history="1">
+          <w:r>
+            <w:rPr>
+              <w:rStyle w:val="Hyperlink"/>
+            </w:rPr>
+            <w:t>l</w:t>
+          </w:r>
+        </w:hyperlink>
+      </w:r>
+      <w:r>
+        <w:rPr>
+          <w:u w:val="single" w:color="0000ff"/>
+          <w:rFonts w:ascii="Charis SIL Regular" w:hAnsi="Charis SIL Regular" w:eastAsia="Charis SIL Regular"/>
+          <w:b w:val="0"/>
+          <w:i w:val="0"/>
+          <w:color w:val="000000"/>
+          <w:sz w:val="24"/>
+        </w:rPr>
+        <w:hyperlink r:id="rId10" w:history="1">
+          <w:r>
+            <w:rPr>
+              <w:rStyle w:val="Hyperlink"/>
+            </w:rPr>
+            <w:t>ectie. Ook</w:t>
+          </w:r>
+        </w:hyperlink>
+      </w:r>
+      <w:r>
+        <w:rPr>
+          <w:rFonts w:ascii="Charis SIL Regular" w:hAnsi="Charis SIL Regular" w:eastAsia="Charis SIL Regular"/>
+          <w:b w:val="0"/>
+          <w:i w:val="0"/>
+          <w:color w:val="000000"/>
+          <w:sz w:val="24"/>
+        </w:rPr>
+        <w:t xml:space="preserve"> is het </w:t>
       </w:r>
       <w:r>
         <w:rPr>
@@ -1933,33 +2022,6 @@
           <w:color w:val="0000FF"/>
           <w:sz w:val="24"/>
         </w:rPr>
-        <w:t>t</w:t>
-      </w:r>
-      <w:r>
-        <w:rPr>
-          <w:rFonts w:ascii="Charis SIL Regular" w:hAnsi="Charis SIL Regular" w:eastAsia="Charis SIL Regular"/>
-          <w:b w:val="0"/>
-          <w:i w:val="0"/>
-          <w:color w:val="0000FF"/>
-          <w:sz w:val="24"/>
-        </w:rPr>
-        <w:hyperlink r:id="rId13" w:history="1">
-          <w:r>
-            <w:rPr>
-              <w:rStyle w:val="Hyperlink"/>
-            </w:rPr>
-            <w:t>ion_type&amp;fil</w:t>
-          </w:r>
-        </w:hyperlink>
-      </w:r>
-      <w:r>
-        <w:rPr>
-          <w:rFonts w:ascii="Charis SIL Regular" w:hAnsi="Charis SIL Regular" w:eastAsia="Charis SIL Regular"/>
-          <w:b w:val="0"/>
-          <w:i w:val="0"/>
-          <w:color w:val="0000FF"/>
-          <w:sz w:val="24"/>
-        </w:rPr>
         <w:hyperlink r:id="rId13" w:history="1">
           <w:r>
             <w:rPr>
@@ -1982,9 +2044,36 @@
             <w:rPr>
               <w:rStyle w:val="Hyperlink"/>
             </w:rPr>
-            <w:t>ers%5B0%5D%5Bvalues%5D%5B0</w:t>
+            <w:t>ion_type&amp;filt</w:t>
           </w:r>
         </w:hyperlink>
+      </w:r>
+      <w:r>
+        <w:rPr>
+          <w:rFonts w:ascii="Charis SIL Regular" w:hAnsi="Charis SIL Regular" w:eastAsia="Charis SIL Regular"/>
+          <w:b w:val="0"/>
+          <w:i w:val="0"/>
+          <w:color w:val="0000FF"/>
+          <w:sz w:val="24"/>
+        </w:rPr>
+        <w:hyperlink r:id="rId13" w:history="1">
+          <w:r>
+            <w:rPr>
+              <w:rStyle w:val="Hyperlink"/>
+            </w:rPr>
+            <w:t>ers%5B0%5D%5Bvalues%5D%5B</w:t>
+          </w:r>
+        </w:hyperlink>
+      </w:r>
+      <w:r>
+        <w:rPr>
+          <w:rFonts w:ascii="Charis SIL Regular" w:hAnsi="Charis SIL Regular" w:eastAsia="Charis SIL Regular"/>
+          <w:b w:val="0"/>
+          <w:i w:val="0"/>
+          <w:color w:val="0000FF"/>
+          <w:sz w:val="24"/>
+        </w:rPr>
+        <w:t>0</w:t>
       </w:r>
     </w:p>
     <w:p>
@@ -2252,33 +2341,6 @@
           <w:color w:val="0000FF"/>
           <w:sz w:val="24"/>
         </w:rPr>
-        <w:t>t</w:t>
-      </w:r>
-      <w:r>
-        <w:rPr>
-          <w:rFonts w:ascii="Charis SIL Regular" w:hAnsi="Charis SIL Regular" w:eastAsia="Charis SIL Regular"/>
-          <w:b w:val="0"/>
-          <w:i w:val="0"/>
-          <w:color w:val="0000FF"/>
-          <w:sz w:val="24"/>
-        </w:rPr>
-        <w:hyperlink r:id="rId13" w:history="1">
-          <w:r>
-            <w:rPr>
-              <w:rStyle w:val="Hyperlink"/>
-            </w:rPr>
-            <w:t>ion_type&amp;fil</w:t>
-          </w:r>
-        </w:hyperlink>
-      </w:r>
-      <w:r>
-        <w:rPr>
-          <w:rFonts w:ascii="Charis SIL Regular" w:hAnsi="Charis SIL Regular" w:eastAsia="Charis SIL Regular"/>
-          <w:b w:val="0"/>
-          <w:i w:val="0"/>
-          <w:color w:val="0000FF"/>
-          <w:sz w:val="24"/>
-        </w:rPr>
         <w:hyperlink r:id="rId13" w:history="1">
           <w:r>
             <w:rPr>
@@ -2301,9 +2363,36 @@
             <w:rPr>
               <w:rStyle w:val="Hyperlink"/>
             </w:rPr>
-            <w:t>ers%5B0%5D%5Bvalues%5D%5B0</w:t>
+            <w:t>ion_type&amp;filt</w:t>
           </w:r>
         </w:hyperlink>
+      </w:r>
+      <w:r>
+        <w:rPr>
+          <w:rFonts w:ascii="Charis SIL Regular" w:hAnsi="Charis SIL Regular" w:eastAsia="Charis SIL Regular"/>
+          <w:b w:val="0"/>
+          <w:i w:val="0"/>
+          <w:color w:val="0000FF"/>
+          <w:sz w:val="24"/>
+        </w:rPr>
+        <w:hyperlink r:id="rId13" w:history="1">
+          <w:r>
+            <w:rPr>
+              <w:rStyle w:val="Hyperlink"/>
+            </w:rPr>
+            <w:t>ers%5B0%5D%5Bvalues%5D%5B</w:t>
+          </w:r>
+        </w:hyperlink>
+      </w:r>
+      <w:r>
+        <w:rPr>
+          <w:rFonts w:ascii="Charis SIL Regular" w:hAnsi="Charis SIL Regular" w:eastAsia="Charis SIL Regular"/>
+          <w:b w:val="0"/>
+          <w:i w:val="0"/>
+          <w:color w:val="0000FF"/>
+          <w:sz w:val="24"/>
+        </w:rPr>
+        <w:t>0</w:t>
       </w:r>
     </w:p>
     <w:p>
@@ -2558,33 +2647,6 @@
           <w:color w:val="0000FF"/>
           <w:sz w:val="24"/>
         </w:rPr>
-        <w:t>t</w:t>
-      </w:r>
-      <w:r>
-        <w:rPr>
-          <w:rFonts w:ascii="Charis SIL Regular" w:hAnsi="Charis SIL Regular" w:eastAsia="Charis SIL Regular"/>
-          <w:b w:val="0"/>
-          <w:i w:val="0"/>
-          <w:color w:val="0000FF"/>
-          <w:sz w:val="24"/>
-        </w:rPr>
-        <w:hyperlink r:id="rId13" w:history="1">
-          <w:r>
-            <w:rPr>
-              <w:rStyle w:val="Hyperlink"/>
-            </w:rPr>
-            <w:t>ion_type&amp;fil</w:t>
-          </w:r>
-        </w:hyperlink>
-      </w:r>
-      <w:r>
-        <w:rPr>
-          <w:rFonts w:ascii="Charis SIL Regular" w:hAnsi="Charis SIL Regular" w:eastAsia="Charis SIL Regular"/>
-          <w:b w:val="0"/>
-          <w:i w:val="0"/>
-          <w:color w:val="0000FF"/>
-          <w:sz w:val="24"/>
-        </w:rPr>
         <w:hyperlink r:id="rId13" w:history="1">
           <w:r>
             <w:rPr>
@@ -2607,9 +2669,36 @@
             <w:rPr>
               <w:rStyle w:val="Hyperlink"/>
             </w:rPr>
-            <w:t>ers%5B0%5D%5Bvalues%5D%5B0</w:t>
+            <w:t>ion_type&amp;filt</w:t>
           </w:r>
         </w:hyperlink>
+      </w:r>
+      <w:r>
+        <w:rPr>
+          <w:rFonts w:ascii="Charis SIL Regular" w:hAnsi="Charis SIL Regular" w:eastAsia="Charis SIL Regular"/>
+          <w:b w:val="0"/>
+          <w:i w:val="0"/>
+          <w:color w:val="0000FF"/>
+          <w:sz w:val="24"/>
+        </w:rPr>
+        <w:hyperlink r:id="rId13" w:history="1">
+          <w:r>
+            <w:rPr>
+              <w:rStyle w:val="Hyperlink"/>
+            </w:rPr>
+            <w:t>ers%5B0%5D%5Bvalues%5D%5B</w:t>
+          </w:r>
+        </w:hyperlink>
+      </w:r>
+      <w:r>
+        <w:rPr>
+          <w:rFonts w:ascii="Charis SIL Regular" w:hAnsi="Charis SIL Regular" w:eastAsia="Charis SIL Regular"/>
+          <w:b w:val="0"/>
+          <w:i w:val="0"/>
+          <w:color w:val="0000FF"/>
+          <w:sz w:val="24"/>
+        </w:rPr>
+        <w:t>0</w:t>
       </w:r>
     </w:p>
     <w:p>
@@ -2800,7 +2889,7 @@
             <w:rPr>
               <w:rStyle w:val="Hyperlink"/>
             </w:rPr>
-            <w:t>filters</w:t>
+            <w:t>filter</w:t>
           </w:r>
         </w:hyperlink>
       </w:r>
@@ -2817,7 +2906,34 @@
             <w:rPr>
               <w:rStyle w:val="Hyperlink"/>
             </w:rPr>
-            <w:t>%</w:t>
+            <w:t>s</w:t>
+          </w:r>
+        </w:hyperlink>
+      </w:r>
+      <w:r>
+        <w:rPr>
+          <w:rFonts w:ascii="Charis SIL Regular" w:hAnsi="Charis SIL Regular" w:eastAsia="Charis SIL Regular"/>
+          <w:b w:val="0"/>
+          <w:i w:val="0"/>
+          <w:color w:val="0000FF"/>
+          <w:sz w:val="24"/>
+        </w:rPr>
+        <w:t>%</w:t>
+      </w:r>
+      <w:r>
+        <w:rPr>
+          <w:rFonts w:ascii="Charis SIL Regular" w:hAnsi="Charis SIL Regular" w:eastAsia="Charis SIL Regular"/>
+          <w:b w:val="0"/>
+          <w:i w:val="0"/>
+          <w:color w:val="0000FF"/>
+          <w:sz w:val="24"/>
+        </w:rPr>
+        <w:hyperlink r:id="rId13" w:history="1">
+          <w:r>
+            <w:rPr>
+              <w:rStyle w:val="Hyperlink"/>
+            </w:rPr>
+            <w:t>5B0%5D%5Bfield%5D=inform</w:t>
           </w:r>
         </w:hyperlink>
       </w:r>
@@ -2834,7 +2950,34 @@
             <w:rPr>
               <w:rStyle w:val="Hyperlink"/>
             </w:rPr>
-            <w:t>5B0%5D%5Bfield%5D=informa</w:t>
+            <w:t>a</w:t>
+          </w:r>
+        </w:hyperlink>
+      </w:r>
+      <w:r>
+        <w:rPr>
+          <w:rFonts w:ascii="Charis SIL Regular" w:hAnsi="Charis SIL Regular" w:eastAsia="Charis SIL Regular"/>
+          <w:b w:val="0"/>
+          <w:i w:val="0"/>
+          <w:color w:val="0000FF"/>
+          <w:sz w:val="24"/>
+        </w:rPr>
+        <w:t>t</w:t>
+      </w:r>
+      <w:r>
+        <w:rPr>
+          <w:rFonts w:ascii="Charis SIL Regular" w:hAnsi="Charis SIL Regular" w:eastAsia="Charis SIL Regular"/>
+          <w:b w:val="0"/>
+          <w:i w:val="0"/>
+          <w:color w:val="0000FF"/>
+          <w:sz w:val="24"/>
+        </w:rPr>
+        <w:hyperlink r:id="rId13" w:history="1">
+          <w:r>
+            <w:rPr>
+              <w:rStyle w:val="Hyperlink"/>
+            </w:rPr>
+            <w:t>ion_type&amp;fil</w:t>
           </w:r>
         </w:hyperlink>
       </w:r>
@@ -2868,36 +3011,9 @@
             <w:rPr>
               <w:rStyle w:val="Hyperlink"/>
             </w:rPr>
-            <w:t>ion_type&amp;filt</w:t>
+            <w:t>ers%5B0%5D%5Bvalues%5D%5B0</w:t>
           </w:r>
         </w:hyperlink>
-      </w:r>
-      <w:r>
-        <w:rPr>
-          <w:rFonts w:ascii="Charis SIL Regular" w:hAnsi="Charis SIL Regular" w:eastAsia="Charis SIL Regular"/>
-          <w:b w:val="0"/>
-          <w:i w:val="0"/>
-          <w:color w:val="0000FF"/>
-          <w:sz w:val="24"/>
-        </w:rPr>
-        <w:hyperlink r:id="rId13" w:history="1">
-          <w:r>
-            <w:rPr>
-              <w:rStyle w:val="Hyperlink"/>
-            </w:rPr>
-            <w:t>ers%5B0%5D%5Bvalues%5D%</w:t>
-          </w:r>
-        </w:hyperlink>
-      </w:r>
-      <w:r>
-        <w:rPr>
-          <w:rFonts w:ascii="Charis SIL Regular" w:hAnsi="Charis SIL Regular" w:eastAsia="Charis SIL Regular"/>
-          <w:b w:val="0"/>
-          <w:i w:val="0"/>
-          <w:color w:val="0000FF"/>
-          <w:sz w:val="24"/>
-        </w:rPr>
-        <w:t>5B0</w:t>
       </w:r>
     </w:p>
     <w:p>
@@ -3120,7 +3236,7 @@
           <w:sz w:val="24"/>
           <w:u w:val="single"/>
         </w:rPr>
-        <w:hyperlink r:id="rId14" w:history="1">
+        <w:hyperlink r:id="rId15" w:history="1">
           <w:r>
             <w:rPr>
               <w:rStyle w:val="Hyperlink"/>
@@ -3138,7 +3254,7 @@
           <w:sz w:val="24"/>
           <w:u w:val="single"/>
         </w:rPr>
-        <w:hyperlink r:id="rId14" w:history="1">
+        <w:hyperlink r:id="rId15" w:history="1">
           <w:r>
             <w:rPr>
               <w:rStyle w:val="Hyperlink"/>
@@ -3178,7 +3294,6 @@
       </w:r>
       <w:r>
         <w:rPr>
-          <w:u w:val="single" w:color="0000ff"/>
           <w:rFonts w:ascii="Charis SIL Regular" w:hAnsi="Charis SIL Regular" w:eastAsia="Charis SIL Regular"/>
           <w:b w:val="0"/>
           <w:i w:val="0"/>
@@ -3225,7 +3340,7 @@
           <w:sz w:val="24"/>
           <w:u w:val="single"/>
         </w:rPr>
-        <w:hyperlink r:id="rId16" w:history="1">
+        <w:hyperlink r:id="rId14" w:history="1">
           <w:r>
             <w:rPr>
               <w:rStyle w:val="Hyperlink"/>

--- a/EXPORTS/DOCX/published/niveau3/Dutch/RMO.docx
+++ b/EXPORTS/DOCX/published/niveau3/Dutch/RMO.docx
@@ -229,14 +229,7 @@
           <w:color w:val="000000"/>
           <w:sz w:val="24"/>
         </w:rPr>
-        <w:hyperlink r:id="rId9" w:history="1">
-          <w:r>
-            <w:rPr>
-              <w:rStyle w:val="Hyperlink"/>
-            </w:rPr>
-            <w:t xml:space="preserve">eiden, </w:t>
-          </w:r>
-        </w:hyperlink>
+        <w:t xml:space="preserve">eiden, </w:t>
       </w:r>
       <w:r>
         <w:rPr>
@@ -765,89 +758,7 @@
           <w:color w:val="000000"/>
           <w:sz w:val="24"/>
         </w:rPr>
-        <w:t>museum, haar gesc</w:t>
-      </w:r>
-      <w:r>
-        <w:rPr>
-          <w:u w:val="single" w:color="0000ff"/>
-          <w:rFonts w:ascii="Charis SIL Regular" w:hAnsi="Charis SIL Regular" w:eastAsia="Charis SIL Regular"/>
-          <w:b w:val="0"/>
-          <w:i w:val="0"/>
-          <w:color w:val="000000"/>
-          <w:sz w:val="24"/>
-        </w:rPr>
-        <w:hyperlink r:id="rId10" w:history="1">
-          <w:r>
-            <w:rPr>
-              <w:rStyle w:val="Hyperlink"/>
-            </w:rPr>
-            <w:t>hiedenis en de</w:t>
-          </w:r>
-        </w:hyperlink>
-      </w:r>
-      <w:r>
-        <w:rPr>
-          <w:u w:val="single" w:color="0000ff"/>
-          <w:rFonts w:ascii="Charis SIL Regular" w:hAnsi="Charis SIL Regular" w:eastAsia="Charis SIL Regular"/>
-          <w:b w:val="0"/>
-          <w:i w:val="0"/>
-          <w:color w:val="000000"/>
-          <w:sz w:val="24"/>
-        </w:rPr>
-        <w:hyperlink r:id="rId10" w:history="1">
-          <w:r>
-            <w:rPr>
-              <w:rStyle w:val="Hyperlink"/>
-            </w:rPr>
-            <w:t xml:space="preserve"> col</w:t>
-          </w:r>
-        </w:hyperlink>
-      </w:r>
-      <w:r>
-        <w:rPr>
-          <w:u w:val="single" w:color="0000ff"/>
-          <w:rFonts w:ascii="Charis SIL Regular" w:hAnsi="Charis SIL Regular" w:eastAsia="Charis SIL Regular"/>
-          <w:b w:val="0"/>
-          <w:i w:val="0"/>
-          <w:color w:val="000000"/>
-          <w:sz w:val="24"/>
-        </w:rPr>
-        <w:hyperlink r:id="rId10" w:history="1">
-          <w:r>
-            <w:rPr>
-              <w:rStyle w:val="Hyperlink"/>
-            </w:rPr>
-            <w:t>l</w:t>
-          </w:r>
-        </w:hyperlink>
-      </w:r>
-      <w:r>
-        <w:rPr>
-          <w:u w:val="single" w:color="0000ff"/>
-          <w:rFonts w:ascii="Charis SIL Regular" w:hAnsi="Charis SIL Regular" w:eastAsia="Charis SIL Regular"/>
-          <w:b w:val="0"/>
-          <w:i w:val="0"/>
-          <w:color w:val="000000"/>
-          <w:sz w:val="24"/>
-        </w:rPr>
-        <w:hyperlink r:id="rId10" w:history="1">
-          <w:r>
-            <w:rPr>
-              <w:rStyle w:val="Hyperlink"/>
-            </w:rPr>
-            <w:t>ectie. Ook</w:t>
-          </w:r>
-        </w:hyperlink>
-      </w:r>
-      <w:r>
-        <w:rPr>
-          <w:rFonts w:ascii="Charis SIL Regular" w:hAnsi="Charis SIL Regular" w:eastAsia="Charis SIL Regular"/>
-          <w:b w:val="0"/>
-          <w:i w:val="0"/>
-          <w:color w:val="000000"/>
-          <w:sz w:val="24"/>
-        </w:rPr>
-        <w:t xml:space="preserve"> is het </w:t>
+        <w:t xml:space="preserve">museum, haar geschiedenis en de collectie. Ook is het </w:t>
       </w:r>
       <w:r>
         <w:rPr>
@@ -1978,22 +1889,12 @@
           <w:color w:val="0000FF"/>
           <w:sz w:val="24"/>
         </w:rPr>
-        <w:t>%</w:t>
-      </w:r>
-      <w:r>
-        <w:rPr>
-          <w:rFonts w:ascii="Charis SIL Regular" w:hAnsi="Charis SIL Regular" w:eastAsia="Charis SIL Regular"/>
-          <w:b w:val="0"/>
-          <w:i w:val="0"/>
-          <w:color w:val="0000FF"/>
-          <w:sz w:val="24"/>
-        </w:rPr>
         <w:hyperlink r:id="rId13" w:history="1">
           <w:r>
             <w:rPr>
               <w:rStyle w:val="Hyperlink"/>
             </w:rPr>
-            <w:t>5B0%5D%5Bfield%5D=inform</w:t>
+            <w:t>%</w:t>
           </w:r>
         </w:hyperlink>
       </w:r>
@@ -2010,7 +1911,7 @@
             <w:rPr>
               <w:rStyle w:val="Hyperlink"/>
             </w:rPr>
-            <w:t>a</w:t>
+            <w:t>5B0%5D%5Bfield%5D=informa</w:t>
           </w:r>
         </w:hyperlink>
       </w:r>
@@ -2061,7 +1962,7 @@
             <w:rPr>
               <w:rStyle w:val="Hyperlink"/>
             </w:rPr>
-            <w:t>ers%5B0%5D%5Bvalues%5D%5B</w:t>
+            <w:t>ers%5B0%5D%5Bvalues%5D%5</w:t>
           </w:r>
         </w:hyperlink>
       </w:r>
@@ -2073,7 +1974,7 @@
           <w:color w:val="0000FF"/>
           <w:sz w:val="24"/>
         </w:rPr>
-        <w:t>0</w:t>
+        <w:t>B0</w:t>
       </w:r>
     </w:p>
     <w:p>
@@ -2268,7 +2169,7 @@
             <w:rPr>
               <w:rStyle w:val="Hyperlink"/>
             </w:rPr>
-            <w:t>filter</w:t>
+            <w:t>filters</w:t>
           </w:r>
         </w:hyperlink>
       </w:r>
@@ -2285,34 +2186,7 @@
             <w:rPr>
               <w:rStyle w:val="Hyperlink"/>
             </w:rPr>
-            <w:t>s</w:t>
-          </w:r>
-        </w:hyperlink>
-      </w:r>
-      <w:r>
-        <w:rPr>
-          <w:rFonts w:ascii="Charis SIL Regular" w:hAnsi="Charis SIL Regular" w:eastAsia="Charis SIL Regular"/>
-          <w:b w:val="0"/>
-          <w:i w:val="0"/>
-          <w:color w:val="0000FF"/>
-          <w:sz w:val="24"/>
-        </w:rPr>
-        <w:t>%</w:t>
-      </w:r>
-      <w:r>
-        <w:rPr>
-          <w:rFonts w:ascii="Charis SIL Regular" w:hAnsi="Charis SIL Regular" w:eastAsia="Charis SIL Regular"/>
-          <w:b w:val="0"/>
-          <w:i w:val="0"/>
-          <w:color w:val="0000FF"/>
-          <w:sz w:val="24"/>
-        </w:rPr>
-        <w:hyperlink r:id="rId13" w:history="1">
-          <w:r>
-            <w:rPr>
-              <w:rStyle w:val="Hyperlink"/>
-            </w:rPr>
-            <w:t>5B0%5D%5Bfield%5D=inform</w:t>
+            <w:t>%</w:t>
           </w:r>
         </w:hyperlink>
       </w:r>
@@ -2329,7 +2203,7 @@
             <w:rPr>
               <w:rStyle w:val="Hyperlink"/>
             </w:rPr>
-            <w:t>a</w:t>
+            <w:t>5B0%5D%5Bfield%5D=informa</w:t>
           </w:r>
         </w:hyperlink>
       </w:r>
@@ -2380,7 +2254,7 @@
             <w:rPr>
               <w:rStyle w:val="Hyperlink"/>
             </w:rPr>
-            <w:t>ers%5B0%5D%5Bvalues%5D%5B</w:t>
+            <w:t>ers%5B0%5D%5Bvalues%5D%</w:t>
           </w:r>
         </w:hyperlink>
       </w:r>
@@ -2392,7 +2266,7 @@
           <w:color w:val="0000FF"/>
           <w:sz w:val="24"/>
         </w:rPr>
-        <w:t>0</w:t>
+        <w:t>5B0</w:t>
       </w:r>
     </w:p>
     <w:p>
@@ -2574,7 +2448,7 @@
             <w:rPr>
               <w:rStyle w:val="Hyperlink"/>
             </w:rPr>
-            <w:t>filter</w:t>
+            <w:t>filters</w:t>
           </w:r>
         </w:hyperlink>
       </w:r>
@@ -2591,34 +2465,7 @@
             <w:rPr>
               <w:rStyle w:val="Hyperlink"/>
             </w:rPr>
-            <w:t>s</w:t>
-          </w:r>
-        </w:hyperlink>
-      </w:r>
-      <w:r>
-        <w:rPr>
-          <w:rFonts w:ascii="Charis SIL Regular" w:hAnsi="Charis SIL Regular" w:eastAsia="Charis SIL Regular"/>
-          <w:b w:val="0"/>
-          <w:i w:val="0"/>
-          <w:color w:val="0000FF"/>
-          <w:sz w:val="24"/>
-        </w:rPr>
-        <w:t>%</w:t>
-      </w:r>
-      <w:r>
-        <w:rPr>
-          <w:rFonts w:ascii="Charis SIL Regular" w:hAnsi="Charis SIL Regular" w:eastAsia="Charis SIL Regular"/>
-          <w:b w:val="0"/>
-          <w:i w:val="0"/>
-          <w:color w:val="0000FF"/>
-          <w:sz w:val="24"/>
-        </w:rPr>
-        <w:hyperlink r:id="rId13" w:history="1">
-          <w:r>
-            <w:rPr>
-              <w:rStyle w:val="Hyperlink"/>
-            </w:rPr>
-            <w:t>5B0%5D%5Bfield%5D=inform</w:t>
+            <w:t>%</w:t>
           </w:r>
         </w:hyperlink>
       </w:r>
@@ -2635,7 +2482,7 @@
             <w:rPr>
               <w:rStyle w:val="Hyperlink"/>
             </w:rPr>
-            <w:t>a</w:t>
+            <w:t>5B0%5D%5Bfield%5D=informa</w:t>
           </w:r>
         </w:hyperlink>
       </w:r>
@@ -2686,7 +2533,7 @@
             <w:rPr>
               <w:rStyle w:val="Hyperlink"/>
             </w:rPr>
-            <w:t>ers%5B0%5D%5Bvalues%5D%5B</w:t>
+            <w:t>ers%5B0%5D%5Bvalues%5D%</w:t>
           </w:r>
         </w:hyperlink>
       </w:r>
@@ -2698,7 +2545,7 @@
           <w:color w:val="0000FF"/>
           <w:sz w:val="24"/>
         </w:rPr>
-        <w:t>0</w:t>
+        <w:t>5B0</w:t>
       </w:r>
     </w:p>
     <w:p>
@@ -3294,6 +3141,7 @@
       </w:r>
       <w:r>
         <w:rPr>
+          <w:u w:val="single" w:color="0000ff"/>
           <w:rFonts w:ascii="Charis SIL Regular" w:hAnsi="Charis SIL Regular" w:eastAsia="Charis SIL Regular"/>
           <w:b w:val="0"/>
           <w:i w:val="0"/>

--- a/EXPORTS/DOCX/published/niveau3/Dutch/RMO.docx
+++ b/EXPORTS/DOCX/published/niveau3/Dutch/RMO.docx
@@ -229,7 +229,14 @@
           <w:color w:val="000000"/>
           <w:sz w:val="24"/>
         </w:rPr>
-        <w:t xml:space="preserve">eiden, </w:t>
+        <w:hyperlink r:id="rId9" w:history="1">
+          <w:r>
+            <w:rPr>
+              <w:rStyle w:val="Hyperlink"/>
+            </w:rPr>
+            <w:t xml:space="preserve">eiden, </w:t>
+          </w:r>
+        </w:hyperlink>
       </w:r>
       <w:r>
         <w:rPr>
@@ -758,7 +765,35 @@
           <w:color w:val="000000"/>
           <w:sz w:val="24"/>
         </w:rPr>
-        <w:t xml:space="preserve">museum, haar geschiedenis en de collectie. Ook is het </w:t>
+        <w:t>museum, haar gesc</w:t>
+      </w:r>
+      <w:r>
+        <w:rPr>
+          <w:u w:val="single" w:color="0000ff"/>
+          <w:rFonts w:ascii="Charis SIL Regular" w:hAnsi="Charis SIL Regular" w:eastAsia="Charis SIL Regular"/>
+          <w:b w:val="0"/>
+          <w:i w:val="0"/>
+          <w:color w:val="000000"/>
+          <w:sz w:val="24"/>
+        </w:rPr>
+        <w:hyperlink r:id="rId10" w:history="1">
+          <w:r>
+            <w:rPr>
+              <w:rStyle w:val="Hyperlink"/>
+            </w:rPr>
+            <w:t>hiedenis en de</w:t>
+          </w:r>
+        </w:hyperlink>
+      </w:r>
+      <w:r>
+        <w:rPr>
+          <w:rFonts w:ascii="Charis SIL Regular" w:hAnsi="Charis SIL Regular" w:eastAsia="Charis SIL Regular"/>
+          <w:b w:val="0"/>
+          <w:i w:val="0"/>
+          <w:color w:val="000000"/>
+          <w:sz w:val="24"/>
+        </w:rPr>
+        <w:t xml:space="preserve"> collectie. Ook is het </w:t>
       </w:r>
       <w:r>
         <w:rPr>
@@ -1889,12 +1924,22 @@
           <w:color w:val="0000FF"/>
           <w:sz w:val="24"/>
         </w:rPr>
+        <w:t>%</w:t>
+      </w:r>
+      <w:r>
+        <w:rPr>
+          <w:rFonts w:ascii="Charis SIL Regular" w:hAnsi="Charis SIL Regular" w:eastAsia="Charis SIL Regular"/>
+          <w:b w:val="0"/>
+          <w:i w:val="0"/>
+          <w:color w:val="0000FF"/>
+          <w:sz w:val="24"/>
+        </w:rPr>
         <w:hyperlink r:id="rId13" w:history="1">
           <w:r>
             <w:rPr>
               <w:rStyle w:val="Hyperlink"/>
             </w:rPr>
-            <w:t>%</w:t>
+            <w:t>5B0%5D%5Bfield%5D=inform</w:t>
           </w:r>
         </w:hyperlink>
       </w:r>
@@ -1911,7 +1956,7 @@
             <w:rPr>
               <w:rStyle w:val="Hyperlink"/>
             </w:rPr>
-            <w:t>5B0%5D%5Bfield%5D=informa</w:t>
+            <w:t>a</w:t>
           </w:r>
         </w:hyperlink>
       </w:r>
@@ -1962,7 +2007,7 @@
             <w:rPr>
               <w:rStyle w:val="Hyperlink"/>
             </w:rPr>
-            <w:t>ers%5B0%5D%5Bvalues%5D%5</w:t>
+            <w:t>ers%5B0%5D%5Bvalues%5D%5B</w:t>
           </w:r>
         </w:hyperlink>
       </w:r>
@@ -1974,7 +2019,7 @@
           <w:color w:val="0000FF"/>
           <w:sz w:val="24"/>
         </w:rPr>
-        <w:t>B0</w:t>
+        <w:t>0</w:t>
       </w:r>
     </w:p>
     <w:p>
@@ -2169,7 +2214,7 @@
             <w:rPr>
               <w:rStyle w:val="Hyperlink"/>
             </w:rPr>
-            <w:t>filters</w:t>
+            <w:t>filter</w:t>
           </w:r>
         </w:hyperlink>
       </w:r>
@@ -2186,7 +2231,34 @@
             <w:rPr>
               <w:rStyle w:val="Hyperlink"/>
             </w:rPr>
-            <w:t>%</w:t>
+            <w:t>s</w:t>
+          </w:r>
+        </w:hyperlink>
+      </w:r>
+      <w:r>
+        <w:rPr>
+          <w:rFonts w:ascii="Charis SIL Regular" w:hAnsi="Charis SIL Regular" w:eastAsia="Charis SIL Regular"/>
+          <w:b w:val="0"/>
+          <w:i w:val="0"/>
+          <w:color w:val="0000FF"/>
+          <w:sz w:val="24"/>
+        </w:rPr>
+        <w:t>%</w:t>
+      </w:r>
+      <w:r>
+        <w:rPr>
+          <w:rFonts w:ascii="Charis SIL Regular" w:hAnsi="Charis SIL Regular" w:eastAsia="Charis SIL Regular"/>
+          <w:b w:val="0"/>
+          <w:i w:val="0"/>
+          <w:color w:val="0000FF"/>
+          <w:sz w:val="24"/>
+        </w:rPr>
+        <w:hyperlink r:id="rId13" w:history="1">
+          <w:r>
+            <w:rPr>
+              <w:rStyle w:val="Hyperlink"/>
+            </w:rPr>
+            <w:t>5B0%5D%5Bfield%5D=inform</w:t>
           </w:r>
         </w:hyperlink>
       </w:r>
@@ -2203,7 +2275,7 @@
             <w:rPr>
               <w:rStyle w:val="Hyperlink"/>
             </w:rPr>
-            <w:t>5B0%5D%5Bfield%5D=informa</w:t>
+            <w:t>a</w:t>
           </w:r>
         </w:hyperlink>
       </w:r>
@@ -2254,7 +2326,7 @@
             <w:rPr>
               <w:rStyle w:val="Hyperlink"/>
             </w:rPr>
-            <w:t>ers%5B0%5D%5Bvalues%5D%</w:t>
+            <w:t>ers%5B0%5D%5Bvalues%5D%5B</w:t>
           </w:r>
         </w:hyperlink>
       </w:r>
@@ -2266,7 +2338,7 @@
           <w:color w:val="0000FF"/>
           <w:sz w:val="24"/>
         </w:rPr>
-        <w:t>5B0</w:t>
+        <w:t>0</w:t>
       </w:r>
     </w:p>
     <w:p>
@@ -2448,7 +2520,7 @@
             <w:rPr>
               <w:rStyle w:val="Hyperlink"/>
             </w:rPr>
-            <w:t>filters</w:t>
+            <w:t>filter</w:t>
           </w:r>
         </w:hyperlink>
       </w:r>
@@ -2465,7 +2537,34 @@
             <w:rPr>
               <w:rStyle w:val="Hyperlink"/>
             </w:rPr>
-            <w:t>%</w:t>
+            <w:t>s</w:t>
+          </w:r>
+        </w:hyperlink>
+      </w:r>
+      <w:r>
+        <w:rPr>
+          <w:rFonts w:ascii="Charis SIL Regular" w:hAnsi="Charis SIL Regular" w:eastAsia="Charis SIL Regular"/>
+          <w:b w:val="0"/>
+          <w:i w:val="0"/>
+          <w:color w:val="0000FF"/>
+          <w:sz w:val="24"/>
+        </w:rPr>
+        <w:t>%</w:t>
+      </w:r>
+      <w:r>
+        <w:rPr>
+          <w:rFonts w:ascii="Charis SIL Regular" w:hAnsi="Charis SIL Regular" w:eastAsia="Charis SIL Regular"/>
+          <w:b w:val="0"/>
+          <w:i w:val="0"/>
+          <w:color w:val="0000FF"/>
+          <w:sz w:val="24"/>
+        </w:rPr>
+        <w:hyperlink r:id="rId13" w:history="1">
+          <w:r>
+            <w:rPr>
+              <w:rStyle w:val="Hyperlink"/>
+            </w:rPr>
+            <w:t>5B0%5D%5Bfield%5D=inform</w:t>
           </w:r>
         </w:hyperlink>
       </w:r>
@@ -2482,7 +2581,7 @@
             <w:rPr>
               <w:rStyle w:val="Hyperlink"/>
             </w:rPr>
-            <w:t>5B0%5D%5Bfield%5D=informa</w:t>
+            <w:t>a</w:t>
           </w:r>
         </w:hyperlink>
       </w:r>
@@ -2533,7 +2632,7 @@
             <w:rPr>
               <w:rStyle w:val="Hyperlink"/>
             </w:rPr>
-            <w:t>ers%5B0%5D%5Bvalues%5D%</w:t>
+            <w:t>ers%5B0%5D%5Bvalues%5D%5B</w:t>
           </w:r>
         </w:hyperlink>
       </w:r>
@@ -2545,7 +2644,7 @@
           <w:color w:val="0000FF"/>
           <w:sz w:val="24"/>
         </w:rPr>
-        <w:t>5B0</w:t>
+        <w:t>0</w:t>
       </w:r>
     </w:p>
     <w:p>
@@ -2736,7 +2835,7 @@
             <w:rPr>
               <w:rStyle w:val="Hyperlink"/>
             </w:rPr>
-            <w:t>filter</w:t>
+            <w:t>filters</w:t>
           </w:r>
         </w:hyperlink>
       </w:r>
@@ -2753,34 +2852,7 @@
             <w:rPr>
               <w:rStyle w:val="Hyperlink"/>
             </w:rPr>
-            <w:t>s</w:t>
-          </w:r>
-        </w:hyperlink>
-      </w:r>
-      <w:r>
-        <w:rPr>
-          <w:rFonts w:ascii="Charis SIL Regular" w:hAnsi="Charis SIL Regular" w:eastAsia="Charis SIL Regular"/>
-          <w:b w:val="0"/>
-          <w:i w:val="0"/>
-          <w:color w:val="0000FF"/>
-          <w:sz w:val="24"/>
-        </w:rPr>
-        <w:t>%</w:t>
-      </w:r>
-      <w:r>
-        <w:rPr>
-          <w:rFonts w:ascii="Charis SIL Regular" w:hAnsi="Charis SIL Regular" w:eastAsia="Charis SIL Regular"/>
-          <w:b w:val="0"/>
-          <w:i w:val="0"/>
-          <w:color w:val="0000FF"/>
-          <w:sz w:val="24"/>
-        </w:rPr>
-        <w:hyperlink r:id="rId13" w:history="1">
-          <w:r>
-            <w:rPr>
-              <w:rStyle w:val="Hyperlink"/>
-            </w:rPr>
-            <w:t>5B0%5D%5Bfield%5D=inform</w:t>
+            <w:t>%</w:t>
           </w:r>
         </w:hyperlink>
       </w:r>
@@ -2797,34 +2869,7 @@
             <w:rPr>
               <w:rStyle w:val="Hyperlink"/>
             </w:rPr>
-            <w:t>a</w:t>
-          </w:r>
-        </w:hyperlink>
-      </w:r>
-      <w:r>
-        <w:rPr>
-          <w:rFonts w:ascii="Charis SIL Regular" w:hAnsi="Charis SIL Regular" w:eastAsia="Charis SIL Regular"/>
-          <w:b w:val="0"/>
-          <w:i w:val="0"/>
-          <w:color w:val="0000FF"/>
-          <w:sz w:val="24"/>
-        </w:rPr>
-        <w:t>t</w:t>
-      </w:r>
-      <w:r>
-        <w:rPr>
-          <w:rFonts w:ascii="Charis SIL Regular" w:hAnsi="Charis SIL Regular" w:eastAsia="Charis SIL Regular"/>
-          <w:b w:val="0"/>
-          <w:i w:val="0"/>
-          <w:color w:val="0000FF"/>
-          <w:sz w:val="24"/>
-        </w:rPr>
-        <w:hyperlink r:id="rId13" w:history="1">
-          <w:r>
-            <w:rPr>
-              <w:rStyle w:val="Hyperlink"/>
-            </w:rPr>
-            <w:t>ion_type&amp;fil</w:t>
+            <w:t>5B0%5D%5Bfield%5D=informa</w:t>
           </w:r>
         </w:hyperlink>
       </w:r>
@@ -2858,9 +2903,36 @@
             <w:rPr>
               <w:rStyle w:val="Hyperlink"/>
             </w:rPr>
-            <w:t>ers%5B0%5D%5Bvalues%5D%5B0</w:t>
+            <w:t>ion_type&amp;filt</w:t>
           </w:r>
         </w:hyperlink>
+      </w:r>
+      <w:r>
+        <w:rPr>
+          <w:rFonts w:ascii="Charis SIL Regular" w:hAnsi="Charis SIL Regular" w:eastAsia="Charis SIL Regular"/>
+          <w:b w:val="0"/>
+          <w:i w:val="0"/>
+          <w:color w:val="0000FF"/>
+          <w:sz w:val="24"/>
+        </w:rPr>
+        <w:hyperlink r:id="rId13" w:history="1">
+          <w:r>
+            <w:rPr>
+              <w:rStyle w:val="Hyperlink"/>
+            </w:rPr>
+            <w:t>ers%5B0%5D%5Bvalues%5D%</w:t>
+          </w:r>
+        </w:hyperlink>
+      </w:r>
+      <w:r>
+        <w:rPr>
+          <w:rFonts w:ascii="Charis SIL Regular" w:hAnsi="Charis SIL Regular" w:eastAsia="Charis SIL Regular"/>
+          <w:b w:val="0"/>
+          <w:i w:val="0"/>
+          <w:color w:val="0000FF"/>
+          <w:sz w:val="24"/>
+        </w:rPr>
+        <w:t>5B0</w:t>
       </w:r>
     </w:p>
     <w:p>
@@ -3083,7 +3155,7 @@
           <w:sz w:val="24"/>
           <w:u w:val="single"/>
         </w:rPr>
-        <w:hyperlink r:id="rId15" w:history="1">
+        <w:hyperlink r:id="rId14" w:history="1">
           <w:r>
             <w:rPr>
               <w:rStyle w:val="Hyperlink"/>
@@ -3101,7 +3173,7 @@
           <w:sz w:val="24"/>
           <w:u w:val="single"/>
         </w:rPr>
-        <w:hyperlink r:id="rId15" w:history="1">
+        <w:hyperlink r:id="rId14" w:history="1">
           <w:r>
             <w:rPr>
               <w:rStyle w:val="Hyperlink"/>
@@ -3130,7 +3202,7 @@
           <w:sz w:val="24"/>
           <w:u w:val="single"/>
         </w:rPr>
-        <w:hyperlink r:id="rId15" w:history="1">
+        <w:hyperlink r:id="rId14" w:history="1">
           <w:r>
             <w:rPr>
               <w:rStyle w:val="Hyperlink"/>
@@ -3141,7 +3213,6 @@
       </w:r>
       <w:r>
         <w:rPr>
-          <w:u w:val="single" w:color="0000ff"/>
           <w:rFonts w:ascii="Charis SIL Regular" w:hAnsi="Charis SIL Regular" w:eastAsia="Charis SIL Regular"/>
           <w:b w:val="0"/>
           <w:i w:val="0"/>
@@ -3159,7 +3230,7 @@
           <w:sz w:val="24"/>
           <w:u w:val="single"/>
         </w:rPr>
-        <w:hyperlink r:id="rId16" w:history="1">
+        <w:hyperlink r:id="rId14" w:history="1">
           <w:r>
             <w:rPr>
               <w:rStyle w:val="Hyperlink"/>
@@ -3188,7 +3259,7 @@
           <w:sz w:val="24"/>
           <w:u w:val="single"/>
         </w:rPr>
-        <w:hyperlink r:id="rId14" w:history="1">
+        <w:hyperlink r:id="rId15" w:history="1">
           <w:r>
             <w:rPr>
               <w:rStyle w:val="Hyperlink"/>

--- a/EXPORTS/DOCX/published/niveau3/Dutch/RMO.docx
+++ b/EXPORTS/DOCX/published/niveau3/Dutch/RMO.docx
@@ -787,13 +787,67 @@
       </w:r>
       <w:r>
         <w:rPr>
+          <w:u w:val="single" w:color="0000ff"/>
           <w:rFonts w:ascii="Charis SIL Regular" w:hAnsi="Charis SIL Regular" w:eastAsia="Charis SIL Regular"/>
           <w:b w:val="0"/>
           <w:i w:val="0"/>
           <w:color w:val="000000"/>
           <w:sz w:val="24"/>
         </w:rPr>
-        <w:t xml:space="preserve"> collectie. Ook is het </w:t>
+        <w:hyperlink r:id="rId10" w:history="1">
+          <w:r>
+            <w:rPr>
+              <w:rStyle w:val="Hyperlink"/>
+            </w:rPr>
+            <w:t xml:space="preserve"> col</w:t>
+          </w:r>
+        </w:hyperlink>
+      </w:r>
+      <w:r>
+        <w:rPr>
+          <w:u w:val="single" w:color="0000ff"/>
+          <w:rFonts w:ascii="Charis SIL Regular" w:hAnsi="Charis SIL Regular" w:eastAsia="Charis SIL Regular"/>
+          <w:b w:val="0"/>
+          <w:i w:val="0"/>
+          <w:color w:val="000000"/>
+          <w:sz w:val="24"/>
+        </w:rPr>
+        <w:hyperlink r:id="rId10" w:history="1">
+          <w:r>
+            <w:rPr>
+              <w:rStyle w:val="Hyperlink"/>
+            </w:rPr>
+            <w:t>l</w:t>
+          </w:r>
+        </w:hyperlink>
+      </w:r>
+      <w:r>
+        <w:rPr>
+          <w:u w:val="single" w:color="0000ff"/>
+          <w:rFonts w:ascii="Charis SIL Regular" w:hAnsi="Charis SIL Regular" w:eastAsia="Charis SIL Regular"/>
+          <w:b w:val="0"/>
+          <w:i w:val="0"/>
+          <w:color w:val="000000"/>
+          <w:sz w:val="24"/>
+        </w:rPr>
+        <w:hyperlink r:id="rId10" w:history="1">
+          <w:r>
+            <w:rPr>
+              <w:rStyle w:val="Hyperlink"/>
+            </w:rPr>
+            <w:t>ectie. Ook</w:t>
+          </w:r>
+        </w:hyperlink>
+      </w:r>
+      <w:r>
+        <w:rPr>
+          <w:rFonts w:ascii="Charis SIL Regular" w:hAnsi="Charis SIL Regular" w:eastAsia="Charis SIL Regular"/>
+          <w:b w:val="0"/>
+          <w:i w:val="0"/>
+          <w:color w:val="000000"/>
+          <w:sz w:val="24"/>
+        </w:rPr>
+        <w:t xml:space="preserve"> is het </w:t>
       </w:r>
       <w:r>
         <w:rPr>
@@ -1968,6 +2022,33 @@
           <w:color w:val="0000FF"/>
           <w:sz w:val="24"/>
         </w:rPr>
+        <w:t>t</w:t>
+      </w:r>
+      <w:r>
+        <w:rPr>
+          <w:rFonts w:ascii="Charis SIL Regular" w:hAnsi="Charis SIL Regular" w:eastAsia="Charis SIL Regular"/>
+          <w:b w:val="0"/>
+          <w:i w:val="0"/>
+          <w:color w:val="0000FF"/>
+          <w:sz w:val="24"/>
+        </w:rPr>
+        <w:hyperlink r:id="rId13" w:history="1">
+          <w:r>
+            <w:rPr>
+              <w:rStyle w:val="Hyperlink"/>
+            </w:rPr>
+            <w:t>ion_type&amp;fil</w:t>
+          </w:r>
+        </w:hyperlink>
+      </w:r>
+      <w:r>
+        <w:rPr>
+          <w:rFonts w:ascii="Charis SIL Regular" w:hAnsi="Charis SIL Regular" w:eastAsia="Charis SIL Regular"/>
+          <w:b w:val="0"/>
+          <w:i w:val="0"/>
+          <w:color w:val="0000FF"/>
+          <w:sz w:val="24"/>
+        </w:rPr>
         <w:hyperlink r:id="rId13" w:history="1">
           <w:r>
             <w:rPr>
@@ -1990,36 +2071,9 @@
             <w:rPr>
               <w:rStyle w:val="Hyperlink"/>
             </w:rPr>
-            <w:t>ion_type&amp;filt</w:t>
+            <w:t>ers%5B0%5D%5Bvalues%5D%5B0</w:t>
           </w:r>
         </w:hyperlink>
-      </w:r>
-      <w:r>
-        <w:rPr>
-          <w:rFonts w:ascii="Charis SIL Regular" w:hAnsi="Charis SIL Regular" w:eastAsia="Charis SIL Regular"/>
-          <w:b w:val="0"/>
-          <w:i w:val="0"/>
-          <w:color w:val="0000FF"/>
-          <w:sz w:val="24"/>
-        </w:rPr>
-        <w:hyperlink r:id="rId13" w:history="1">
-          <w:r>
-            <w:rPr>
-              <w:rStyle w:val="Hyperlink"/>
-            </w:rPr>
-            <w:t>ers%5B0%5D%5Bvalues%5D%5B</w:t>
-          </w:r>
-        </w:hyperlink>
-      </w:r>
-      <w:r>
-        <w:rPr>
-          <w:rFonts w:ascii="Charis SIL Regular" w:hAnsi="Charis SIL Regular" w:eastAsia="Charis SIL Regular"/>
-          <w:b w:val="0"/>
-          <w:i w:val="0"/>
-          <w:color w:val="0000FF"/>
-          <w:sz w:val="24"/>
-        </w:rPr>
-        <w:t>0</w:t>
       </w:r>
     </w:p>
     <w:p>
@@ -2287,6 +2341,33 @@
           <w:color w:val="0000FF"/>
           <w:sz w:val="24"/>
         </w:rPr>
+        <w:t>t</w:t>
+      </w:r>
+      <w:r>
+        <w:rPr>
+          <w:rFonts w:ascii="Charis SIL Regular" w:hAnsi="Charis SIL Regular" w:eastAsia="Charis SIL Regular"/>
+          <w:b w:val="0"/>
+          <w:i w:val="0"/>
+          <w:color w:val="0000FF"/>
+          <w:sz w:val="24"/>
+        </w:rPr>
+        <w:hyperlink r:id="rId13" w:history="1">
+          <w:r>
+            <w:rPr>
+              <w:rStyle w:val="Hyperlink"/>
+            </w:rPr>
+            <w:t>ion_type&amp;fil</w:t>
+          </w:r>
+        </w:hyperlink>
+      </w:r>
+      <w:r>
+        <w:rPr>
+          <w:rFonts w:ascii="Charis SIL Regular" w:hAnsi="Charis SIL Regular" w:eastAsia="Charis SIL Regular"/>
+          <w:b w:val="0"/>
+          <w:i w:val="0"/>
+          <w:color w:val="0000FF"/>
+          <w:sz w:val="24"/>
+        </w:rPr>
         <w:hyperlink r:id="rId13" w:history="1">
           <w:r>
             <w:rPr>
@@ -2309,36 +2390,9 @@
             <w:rPr>
               <w:rStyle w:val="Hyperlink"/>
             </w:rPr>
-            <w:t>ion_type&amp;filt</w:t>
+            <w:t>ers%5B0%5D%5Bvalues%5D%5B0</w:t>
           </w:r>
         </w:hyperlink>
-      </w:r>
-      <w:r>
-        <w:rPr>
-          <w:rFonts w:ascii="Charis SIL Regular" w:hAnsi="Charis SIL Regular" w:eastAsia="Charis SIL Regular"/>
-          <w:b w:val="0"/>
-          <w:i w:val="0"/>
-          <w:color w:val="0000FF"/>
-          <w:sz w:val="24"/>
-        </w:rPr>
-        <w:hyperlink r:id="rId13" w:history="1">
-          <w:r>
-            <w:rPr>
-              <w:rStyle w:val="Hyperlink"/>
-            </w:rPr>
-            <w:t>ers%5B0%5D%5Bvalues%5D%5B</w:t>
-          </w:r>
-        </w:hyperlink>
-      </w:r>
-      <w:r>
-        <w:rPr>
-          <w:rFonts w:ascii="Charis SIL Regular" w:hAnsi="Charis SIL Regular" w:eastAsia="Charis SIL Regular"/>
-          <w:b w:val="0"/>
-          <w:i w:val="0"/>
-          <w:color w:val="0000FF"/>
-          <w:sz w:val="24"/>
-        </w:rPr>
-        <w:t>0</w:t>
       </w:r>
     </w:p>
     <w:p>
@@ -2593,6 +2647,33 @@
           <w:color w:val="0000FF"/>
           <w:sz w:val="24"/>
         </w:rPr>
+        <w:t>t</w:t>
+      </w:r>
+      <w:r>
+        <w:rPr>
+          <w:rFonts w:ascii="Charis SIL Regular" w:hAnsi="Charis SIL Regular" w:eastAsia="Charis SIL Regular"/>
+          <w:b w:val="0"/>
+          <w:i w:val="0"/>
+          <w:color w:val="0000FF"/>
+          <w:sz w:val="24"/>
+        </w:rPr>
+        <w:hyperlink r:id="rId13" w:history="1">
+          <w:r>
+            <w:rPr>
+              <w:rStyle w:val="Hyperlink"/>
+            </w:rPr>
+            <w:t>ion_type&amp;fil</w:t>
+          </w:r>
+        </w:hyperlink>
+      </w:r>
+      <w:r>
+        <w:rPr>
+          <w:rFonts w:ascii="Charis SIL Regular" w:hAnsi="Charis SIL Regular" w:eastAsia="Charis SIL Regular"/>
+          <w:b w:val="0"/>
+          <w:i w:val="0"/>
+          <w:color w:val="0000FF"/>
+          <w:sz w:val="24"/>
+        </w:rPr>
         <w:hyperlink r:id="rId13" w:history="1">
           <w:r>
             <w:rPr>
@@ -2615,36 +2696,9 @@
             <w:rPr>
               <w:rStyle w:val="Hyperlink"/>
             </w:rPr>
-            <w:t>ion_type&amp;filt</w:t>
+            <w:t>ers%5B0%5D%5Bvalues%5D%5B0</w:t>
           </w:r>
         </w:hyperlink>
-      </w:r>
-      <w:r>
-        <w:rPr>
-          <w:rFonts w:ascii="Charis SIL Regular" w:hAnsi="Charis SIL Regular" w:eastAsia="Charis SIL Regular"/>
-          <w:b w:val="0"/>
-          <w:i w:val="0"/>
-          <w:color w:val="0000FF"/>
-          <w:sz w:val="24"/>
-        </w:rPr>
-        <w:hyperlink r:id="rId13" w:history="1">
-          <w:r>
-            <w:rPr>
-              <w:rStyle w:val="Hyperlink"/>
-            </w:rPr>
-            <w:t>ers%5B0%5D%5Bvalues%5D%5B</w:t>
-          </w:r>
-        </w:hyperlink>
-      </w:r>
-      <w:r>
-        <w:rPr>
-          <w:rFonts w:ascii="Charis SIL Regular" w:hAnsi="Charis SIL Regular" w:eastAsia="Charis SIL Regular"/>
-          <w:b w:val="0"/>
-          <w:i w:val="0"/>
-          <w:color w:val="0000FF"/>
-          <w:sz w:val="24"/>
-        </w:rPr>
-        <w:t>0</w:t>
       </w:r>
     </w:p>
     <w:p>

--- a/EXPORTS/DOCX/published/niveau3/Dutch/RMO.docx
+++ b/EXPORTS/DOCX/published/niveau3/Dutch/RMO.docx
@@ -765,89 +765,7 @@
           <w:color w:val="000000"/>
           <w:sz w:val="24"/>
         </w:rPr>
-        <w:t>museum, haar gesc</w:t>
-      </w:r>
-      <w:r>
-        <w:rPr>
-          <w:u w:val="single" w:color="0000ff"/>
-          <w:rFonts w:ascii="Charis SIL Regular" w:hAnsi="Charis SIL Regular" w:eastAsia="Charis SIL Regular"/>
-          <w:b w:val="0"/>
-          <w:i w:val="0"/>
-          <w:color w:val="000000"/>
-          <w:sz w:val="24"/>
-        </w:rPr>
-        <w:hyperlink r:id="rId10" w:history="1">
-          <w:r>
-            <w:rPr>
-              <w:rStyle w:val="Hyperlink"/>
-            </w:rPr>
-            <w:t>hiedenis en de</w:t>
-          </w:r>
-        </w:hyperlink>
-      </w:r>
-      <w:r>
-        <w:rPr>
-          <w:u w:val="single" w:color="0000ff"/>
-          <w:rFonts w:ascii="Charis SIL Regular" w:hAnsi="Charis SIL Regular" w:eastAsia="Charis SIL Regular"/>
-          <w:b w:val="0"/>
-          <w:i w:val="0"/>
-          <w:color w:val="000000"/>
-          <w:sz w:val="24"/>
-        </w:rPr>
-        <w:hyperlink r:id="rId10" w:history="1">
-          <w:r>
-            <w:rPr>
-              <w:rStyle w:val="Hyperlink"/>
-            </w:rPr>
-            <w:t xml:space="preserve"> col</w:t>
-          </w:r>
-        </w:hyperlink>
-      </w:r>
-      <w:r>
-        <w:rPr>
-          <w:u w:val="single" w:color="0000ff"/>
-          <w:rFonts w:ascii="Charis SIL Regular" w:hAnsi="Charis SIL Regular" w:eastAsia="Charis SIL Regular"/>
-          <w:b w:val="0"/>
-          <w:i w:val="0"/>
-          <w:color w:val="000000"/>
-          <w:sz w:val="24"/>
-        </w:rPr>
-        <w:hyperlink r:id="rId10" w:history="1">
-          <w:r>
-            <w:rPr>
-              <w:rStyle w:val="Hyperlink"/>
-            </w:rPr>
-            <w:t>l</w:t>
-          </w:r>
-        </w:hyperlink>
-      </w:r>
-      <w:r>
-        <w:rPr>
-          <w:u w:val="single" w:color="0000ff"/>
-          <w:rFonts w:ascii="Charis SIL Regular" w:hAnsi="Charis SIL Regular" w:eastAsia="Charis SIL Regular"/>
-          <w:b w:val="0"/>
-          <w:i w:val="0"/>
-          <w:color w:val="000000"/>
-          <w:sz w:val="24"/>
-        </w:rPr>
-        <w:hyperlink r:id="rId10" w:history="1">
-          <w:r>
-            <w:rPr>
-              <w:rStyle w:val="Hyperlink"/>
-            </w:rPr>
-            <w:t>ectie. Ook</w:t>
-          </w:r>
-        </w:hyperlink>
-      </w:r>
-      <w:r>
-        <w:rPr>
-          <w:rFonts w:ascii="Charis SIL Regular" w:hAnsi="Charis SIL Regular" w:eastAsia="Charis SIL Regular"/>
-          <w:b w:val="0"/>
-          <w:i w:val="0"/>
-          <w:color w:val="000000"/>
-          <w:sz w:val="24"/>
-        </w:rPr>
-        <w:t xml:space="preserve"> is het </w:t>
+        <w:t xml:space="preserve">museum, haar geschiedenis en de collectie. Ook is het </w:t>
       </w:r>
       <w:r>
         <w:rPr>
@@ -2603,7 +2521,14 @@
           <w:color w:val="0000FF"/>
           <w:sz w:val="24"/>
         </w:rPr>
-        <w:t>%</w:t>
+        <w:hyperlink r:id="rId13" w:history="1">
+          <w:r>
+            <w:rPr>
+              <w:rStyle w:val="Hyperlink"/>
+            </w:rPr>
+            <w:t>%</w:t>
+          </w:r>
+        </w:hyperlink>
       </w:r>
       <w:r>
         <w:rPr>
@@ -2889,7 +2814,7 @@
             <w:rPr>
               <w:rStyle w:val="Hyperlink"/>
             </w:rPr>
-            <w:t>filters</w:t>
+            <w:t>filter</w:t>
           </w:r>
         </w:hyperlink>
       </w:r>
@@ -2906,7 +2831,34 @@
             <w:rPr>
               <w:rStyle w:val="Hyperlink"/>
             </w:rPr>
-            <w:t>%</w:t>
+            <w:t>s</w:t>
+          </w:r>
+        </w:hyperlink>
+      </w:r>
+      <w:r>
+        <w:rPr>
+          <w:rFonts w:ascii="Charis SIL Regular" w:hAnsi="Charis SIL Regular" w:eastAsia="Charis SIL Regular"/>
+          <w:b w:val="0"/>
+          <w:i w:val="0"/>
+          <w:color w:val="0000FF"/>
+          <w:sz w:val="24"/>
+        </w:rPr>
+        <w:t>%</w:t>
+      </w:r>
+      <w:r>
+        <w:rPr>
+          <w:rFonts w:ascii="Charis SIL Regular" w:hAnsi="Charis SIL Regular" w:eastAsia="Charis SIL Regular"/>
+          <w:b w:val="0"/>
+          <w:i w:val="0"/>
+          <w:color w:val="0000FF"/>
+          <w:sz w:val="24"/>
+        </w:rPr>
+        <w:hyperlink r:id="rId13" w:history="1">
+          <w:r>
+            <w:rPr>
+              <w:rStyle w:val="Hyperlink"/>
+            </w:rPr>
+            <w:t>5B0%5D%5Bfield%5D=inform</w:t>
           </w:r>
         </w:hyperlink>
       </w:r>
@@ -2923,7 +2875,34 @@
             <w:rPr>
               <w:rStyle w:val="Hyperlink"/>
             </w:rPr>
-            <w:t>5B0%5D%5Bfield%5D=informa</w:t>
+            <w:t>a</w:t>
+          </w:r>
+        </w:hyperlink>
+      </w:r>
+      <w:r>
+        <w:rPr>
+          <w:rFonts w:ascii="Charis SIL Regular" w:hAnsi="Charis SIL Regular" w:eastAsia="Charis SIL Regular"/>
+          <w:b w:val="0"/>
+          <w:i w:val="0"/>
+          <w:color w:val="0000FF"/>
+          <w:sz w:val="24"/>
+        </w:rPr>
+        <w:t>t</w:t>
+      </w:r>
+      <w:r>
+        <w:rPr>
+          <w:rFonts w:ascii="Charis SIL Regular" w:hAnsi="Charis SIL Regular" w:eastAsia="Charis SIL Regular"/>
+          <w:b w:val="0"/>
+          <w:i w:val="0"/>
+          <w:color w:val="0000FF"/>
+          <w:sz w:val="24"/>
+        </w:rPr>
+        <w:hyperlink r:id="rId13" w:history="1">
+          <w:r>
+            <w:rPr>
+              <w:rStyle w:val="Hyperlink"/>
+            </w:rPr>
+            <w:t>ion_type&amp;fil</w:t>
           </w:r>
         </w:hyperlink>
       </w:r>
@@ -2957,36 +2936,9 @@
             <w:rPr>
               <w:rStyle w:val="Hyperlink"/>
             </w:rPr>
-            <w:t>ion_type&amp;filt</w:t>
+            <w:t>ers%5B0%5D%5Bvalues%5D%5B0</w:t>
           </w:r>
         </w:hyperlink>
-      </w:r>
-      <w:r>
-        <w:rPr>
-          <w:rFonts w:ascii="Charis SIL Regular" w:hAnsi="Charis SIL Regular" w:eastAsia="Charis SIL Regular"/>
-          <w:b w:val="0"/>
-          <w:i w:val="0"/>
-          <w:color w:val="0000FF"/>
-          <w:sz w:val="24"/>
-        </w:rPr>
-        <w:hyperlink r:id="rId13" w:history="1">
-          <w:r>
-            <w:rPr>
-              <w:rStyle w:val="Hyperlink"/>
-            </w:rPr>
-            <w:t>ers%5B0%5D%5Bvalues%5D%</w:t>
-          </w:r>
-        </w:hyperlink>
-      </w:r>
-      <w:r>
-        <w:rPr>
-          <w:rFonts w:ascii="Charis SIL Regular" w:hAnsi="Charis SIL Regular" w:eastAsia="Charis SIL Regular"/>
-          <w:b w:val="0"/>
-          <w:i w:val="0"/>
-          <w:color w:val="0000FF"/>
-          <w:sz w:val="24"/>
-        </w:rPr>
-        <w:t>5B0</w:t>
       </w:r>
     </w:p>
     <w:p>
@@ -3209,7 +3161,7 @@
           <w:sz w:val="24"/>
           <w:u w:val="single"/>
         </w:rPr>
-        <w:hyperlink r:id="rId14" w:history="1">
+        <w:hyperlink r:id="rId15" w:history="1">
           <w:r>
             <w:rPr>
               <w:rStyle w:val="Hyperlink"/>
@@ -3227,7 +3179,7 @@
           <w:sz w:val="24"/>
           <w:u w:val="single"/>
         </w:rPr>
-        <w:hyperlink r:id="rId14" w:history="1">
+        <w:hyperlink r:id="rId15" w:history="1">
           <w:r>
             <w:rPr>
               <w:rStyle w:val="Hyperlink"/>
@@ -3256,7 +3208,7 @@
           <w:sz w:val="24"/>
           <w:u w:val="single"/>
         </w:rPr>
-        <w:hyperlink r:id="rId14" w:history="1">
+        <w:hyperlink r:id="rId15" w:history="1">
           <w:r>
             <w:rPr>
               <w:rStyle w:val="Hyperlink"/>
@@ -3284,7 +3236,7 @@
           <w:sz w:val="24"/>
           <w:u w:val="single"/>
         </w:rPr>
-        <w:hyperlink r:id="rId14" w:history="1">
+        <w:hyperlink r:id="rId16" w:history="1">
           <w:r>
             <w:rPr>
               <w:rStyle w:val="Hyperlink"/>
@@ -3313,7 +3265,7 @@
           <w:sz w:val="24"/>
           <w:u w:val="single"/>
         </w:rPr>
-        <w:hyperlink r:id="rId15" w:history="1">
+        <w:hyperlink r:id="rId14" w:history="1">
           <w:r>
             <w:rPr>
               <w:rStyle w:val="Hyperlink"/>

--- a/EXPORTS/DOCX/published/niveau3/Dutch/RMO.docx
+++ b/EXPORTS/DOCX/published/niveau3/Dutch/RMO.docx
@@ -765,7 +765,89 @@
           <w:color w:val="000000"/>
           <w:sz w:val="24"/>
         </w:rPr>
-        <w:t xml:space="preserve">museum, haar geschiedenis en de collectie. Ook is het </w:t>
+        <w:t>museum, haar gesc</w:t>
+      </w:r>
+      <w:r>
+        <w:rPr>
+          <w:u w:val="single" w:color="0000ff"/>
+          <w:rFonts w:ascii="Charis SIL Regular" w:hAnsi="Charis SIL Regular" w:eastAsia="Charis SIL Regular"/>
+          <w:b w:val="0"/>
+          <w:i w:val="0"/>
+          <w:color w:val="000000"/>
+          <w:sz w:val="24"/>
+        </w:rPr>
+        <w:hyperlink r:id="rId10" w:history="1">
+          <w:r>
+            <w:rPr>
+              <w:rStyle w:val="Hyperlink"/>
+            </w:rPr>
+            <w:t>hiedenis en de</w:t>
+          </w:r>
+        </w:hyperlink>
+      </w:r>
+      <w:r>
+        <w:rPr>
+          <w:u w:val="single" w:color="0000ff"/>
+          <w:rFonts w:ascii="Charis SIL Regular" w:hAnsi="Charis SIL Regular" w:eastAsia="Charis SIL Regular"/>
+          <w:b w:val="0"/>
+          <w:i w:val="0"/>
+          <w:color w:val="000000"/>
+          <w:sz w:val="24"/>
+        </w:rPr>
+        <w:hyperlink r:id="rId10" w:history="1">
+          <w:r>
+            <w:rPr>
+              <w:rStyle w:val="Hyperlink"/>
+            </w:rPr>
+            <w:t xml:space="preserve"> col</w:t>
+          </w:r>
+        </w:hyperlink>
+      </w:r>
+      <w:r>
+        <w:rPr>
+          <w:u w:val="single" w:color="0000ff"/>
+          <w:rFonts w:ascii="Charis SIL Regular" w:hAnsi="Charis SIL Regular" w:eastAsia="Charis SIL Regular"/>
+          <w:b w:val="0"/>
+          <w:i w:val="0"/>
+          <w:color w:val="000000"/>
+          <w:sz w:val="24"/>
+        </w:rPr>
+        <w:hyperlink r:id="rId10" w:history="1">
+          <w:r>
+            <w:rPr>
+              <w:rStyle w:val="Hyperlink"/>
+            </w:rPr>
+            <w:t>l</w:t>
+          </w:r>
+        </w:hyperlink>
+      </w:r>
+      <w:r>
+        <w:rPr>
+          <w:u w:val="single" w:color="0000ff"/>
+          <w:rFonts w:ascii="Charis SIL Regular" w:hAnsi="Charis SIL Regular" w:eastAsia="Charis SIL Regular"/>
+          <w:b w:val="0"/>
+          <w:i w:val="0"/>
+          <w:color w:val="000000"/>
+          <w:sz w:val="24"/>
+        </w:rPr>
+        <w:hyperlink r:id="rId10" w:history="1">
+          <w:r>
+            <w:rPr>
+              <w:rStyle w:val="Hyperlink"/>
+            </w:rPr>
+            <w:t>ectie. Ook</w:t>
+          </w:r>
+        </w:hyperlink>
+      </w:r>
+      <w:r>
+        <w:rPr>
+          <w:rFonts w:ascii="Charis SIL Regular" w:hAnsi="Charis SIL Regular" w:eastAsia="Charis SIL Regular"/>
+          <w:b w:val="0"/>
+          <w:i w:val="0"/>
+          <w:color w:val="000000"/>
+          <w:sz w:val="24"/>
+        </w:rPr>
+        <w:t xml:space="preserve"> is het </w:t>
       </w:r>
       <w:r>
         <w:rPr>
@@ -2521,14 +2603,7 @@
           <w:color w:val="0000FF"/>
           <w:sz w:val="24"/>
         </w:rPr>
-        <w:hyperlink r:id="rId13" w:history="1">
-          <w:r>
-            <w:rPr>
-              <w:rStyle w:val="Hyperlink"/>
-            </w:rPr>
-            <w:t>%</w:t>
-          </w:r>
-        </w:hyperlink>
+        <w:t>%</w:t>
       </w:r>
       <w:r>
         <w:rPr>
@@ -3265,7 +3340,7 @@
           <w:sz w:val="24"/>
           <w:u w:val="single"/>
         </w:rPr>
-        <w:hyperlink r:id="rId14" w:history="1">
+        <w:hyperlink r:id="rId16" w:history="1">
           <w:r>
             <w:rPr>
               <w:rStyle w:val="Hyperlink"/>

--- a/EXPORTS/DOCX/published/niveau3/Dutch/RMO.docx
+++ b/EXPORTS/DOCX/published/niveau3/Dutch/RMO.docx
@@ -787,67 +787,13 @@
       </w:r>
       <w:r>
         <w:rPr>
-          <w:u w:val="single" w:color="0000ff"/>
           <w:rFonts w:ascii="Charis SIL Regular" w:hAnsi="Charis SIL Regular" w:eastAsia="Charis SIL Regular"/>
           <w:b w:val="0"/>
           <w:i w:val="0"/>
           <w:color w:val="000000"/>
           <w:sz w:val="24"/>
         </w:rPr>
-        <w:hyperlink r:id="rId10" w:history="1">
-          <w:r>
-            <w:rPr>
-              <w:rStyle w:val="Hyperlink"/>
-            </w:rPr>
-            <w:t xml:space="preserve"> col</w:t>
-          </w:r>
-        </w:hyperlink>
-      </w:r>
-      <w:r>
-        <w:rPr>
-          <w:u w:val="single" w:color="0000ff"/>
-          <w:rFonts w:ascii="Charis SIL Regular" w:hAnsi="Charis SIL Regular" w:eastAsia="Charis SIL Regular"/>
-          <w:b w:val="0"/>
-          <w:i w:val="0"/>
-          <w:color w:val="000000"/>
-          <w:sz w:val="24"/>
-        </w:rPr>
-        <w:hyperlink r:id="rId10" w:history="1">
-          <w:r>
-            <w:rPr>
-              <w:rStyle w:val="Hyperlink"/>
-            </w:rPr>
-            <w:t>l</w:t>
-          </w:r>
-        </w:hyperlink>
-      </w:r>
-      <w:r>
-        <w:rPr>
-          <w:u w:val="single" w:color="0000ff"/>
-          <w:rFonts w:ascii="Charis SIL Regular" w:hAnsi="Charis SIL Regular" w:eastAsia="Charis SIL Regular"/>
-          <w:b w:val="0"/>
-          <w:i w:val="0"/>
-          <w:color w:val="000000"/>
-          <w:sz w:val="24"/>
-        </w:rPr>
-        <w:hyperlink r:id="rId10" w:history="1">
-          <w:r>
-            <w:rPr>
-              <w:rStyle w:val="Hyperlink"/>
-            </w:rPr>
-            <w:t>ectie. Ook</w:t>
-          </w:r>
-        </w:hyperlink>
-      </w:r>
-      <w:r>
-        <w:rPr>
-          <w:rFonts w:ascii="Charis SIL Regular" w:hAnsi="Charis SIL Regular" w:eastAsia="Charis SIL Regular"/>
-          <w:b w:val="0"/>
-          <w:i w:val="0"/>
-          <w:color w:val="000000"/>
-          <w:sz w:val="24"/>
-        </w:rPr>
-        <w:t xml:space="preserve"> is het </w:t>
+        <w:t xml:space="preserve"> collectie. Ook is het </w:t>
       </w:r>
       <w:r>
         <w:rPr>
@@ -2297,7 +2243,14 @@
           <w:color w:val="0000FF"/>
           <w:sz w:val="24"/>
         </w:rPr>
-        <w:t>%</w:t>
+        <w:hyperlink r:id="rId13" w:history="1">
+          <w:r>
+            <w:rPr>
+              <w:rStyle w:val="Hyperlink"/>
+            </w:rPr>
+            <w:t>%</w:t>
+          </w:r>
+        </w:hyperlink>
       </w:r>
       <w:r>
         <w:rPr>
@@ -2574,7 +2527,7 @@
             <w:rPr>
               <w:rStyle w:val="Hyperlink"/>
             </w:rPr>
-            <w:t>filter</w:t>
+            <w:t>filters</w:t>
           </w:r>
         </w:hyperlink>
       </w:r>
@@ -2591,34 +2544,7 @@
             <w:rPr>
               <w:rStyle w:val="Hyperlink"/>
             </w:rPr>
-            <w:t>s</w:t>
-          </w:r>
-        </w:hyperlink>
-      </w:r>
-      <w:r>
-        <w:rPr>
-          <w:rFonts w:ascii="Charis SIL Regular" w:hAnsi="Charis SIL Regular" w:eastAsia="Charis SIL Regular"/>
-          <w:b w:val="0"/>
-          <w:i w:val="0"/>
-          <w:color w:val="0000FF"/>
-          <w:sz w:val="24"/>
-        </w:rPr>
-        <w:t>%</w:t>
-      </w:r>
-      <w:r>
-        <w:rPr>
-          <w:rFonts w:ascii="Charis SIL Regular" w:hAnsi="Charis SIL Regular" w:eastAsia="Charis SIL Regular"/>
-          <w:b w:val="0"/>
-          <w:i w:val="0"/>
-          <w:color w:val="0000FF"/>
-          <w:sz w:val="24"/>
-        </w:rPr>
-        <w:hyperlink r:id="rId13" w:history="1">
-          <w:r>
-            <w:rPr>
-              <w:rStyle w:val="Hyperlink"/>
-            </w:rPr>
-            <w:t>5B0%5D%5Bfield%5D=inform</w:t>
+            <w:t>%</w:t>
           </w:r>
         </w:hyperlink>
       </w:r>
@@ -2635,34 +2561,7 @@
             <w:rPr>
               <w:rStyle w:val="Hyperlink"/>
             </w:rPr>
-            <w:t>a</w:t>
-          </w:r>
-        </w:hyperlink>
-      </w:r>
-      <w:r>
-        <w:rPr>
-          <w:rFonts w:ascii="Charis SIL Regular" w:hAnsi="Charis SIL Regular" w:eastAsia="Charis SIL Regular"/>
-          <w:b w:val="0"/>
-          <w:i w:val="0"/>
-          <w:color w:val="0000FF"/>
-          <w:sz w:val="24"/>
-        </w:rPr>
-        <w:t>t</w:t>
-      </w:r>
-      <w:r>
-        <w:rPr>
-          <w:rFonts w:ascii="Charis SIL Regular" w:hAnsi="Charis SIL Regular" w:eastAsia="Charis SIL Regular"/>
-          <w:b w:val="0"/>
-          <w:i w:val="0"/>
-          <w:color w:val="0000FF"/>
-          <w:sz w:val="24"/>
-        </w:rPr>
-        <w:hyperlink r:id="rId13" w:history="1">
-          <w:r>
-            <w:rPr>
-              <w:rStyle w:val="Hyperlink"/>
-            </w:rPr>
-            <w:t>ion_type&amp;fil</w:t>
+            <w:t>5B0%5D%5Bfield%5D=informa</w:t>
           </w:r>
         </w:hyperlink>
       </w:r>
@@ -2696,9 +2595,36 @@
             <w:rPr>
               <w:rStyle w:val="Hyperlink"/>
             </w:rPr>
-            <w:t>ers%5B0%5D%5Bvalues%5D%5B0</w:t>
+            <w:t>ion_type&amp;filt</w:t>
           </w:r>
         </w:hyperlink>
+      </w:r>
+      <w:r>
+        <w:rPr>
+          <w:rFonts w:ascii="Charis SIL Regular" w:hAnsi="Charis SIL Regular" w:eastAsia="Charis SIL Regular"/>
+          <w:b w:val="0"/>
+          <w:i w:val="0"/>
+          <w:color w:val="0000FF"/>
+          <w:sz w:val="24"/>
+        </w:rPr>
+        <w:hyperlink r:id="rId13" w:history="1">
+          <w:r>
+            <w:rPr>
+              <w:rStyle w:val="Hyperlink"/>
+            </w:rPr>
+            <w:t>ers%5B0%5D%5Bvalues%5D%</w:t>
+          </w:r>
+        </w:hyperlink>
+      </w:r>
+      <w:r>
+        <w:rPr>
+          <w:rFonts w:ascii="Charis SIL Regular" w:hAnsi="Charis SIL Regular" w:eastAsia="Charis SIL Regular"/>
+          <w:b w:val="0"/>
+          <w:i w:val="0"/>
+          <w:color w:val="0000FF"/>
+          <w:sz w:val="24"/>
+        </w:rPr>
+        <w:t>5B0</w:t>
       </w:r>
     </w:p>
     <w:p>
@@ -2889,7 +2815,7 @@
             <w:rPr>
               <w:rStyle w:val="Hyperlink"/>
             </w:rPr>
-            <w:t>filter</w:t>
+            <w:t>filters</w:t>
           </w:r>
         </w:hyperlink>
       </w:r>
@@ -2906,34 +2832,7 @@
             <w:rPr>
               <w:rStyle w:val="Hyperlink"/>
             </w:rPr>
-            <w:t>s</w:t>
-          </w:r>
-        </w:hyperlink>
-      </w:r>
-      <w:r>
-        <w:rPr>
-          <w:rFonts w:ascii="Charis SIL Regular" w:hAnsi="Charis SIL Regular" w:eastAsia="Charis SIL Regular"/>
-          <w:b w:val="0"/>
-          <w:i w:val="0"/>
-          <w:color w:val="0000FF"/>
-          <w:sz w:val="24"/>
-        </w:rPr>
-        <w:t>%</w:t>
-      </w:r>
-      <w:r>
-        <w:rPr>
-          <w:rFonts w:ascii="Charis SIL Regular" w:hAnsi="Charis SIL Regular" w:eastAsia="Charis SIL Regular"/>
-          <w:b w:val="0"/>
-          <w:i w:val="0"/>
-          <w:color w:val="0000FF"/>
-          <w:sz w:val="24"/>
-        </w:rPr>
-        <w:hyperlink r:id="rId13" w:history="1">
-          <w:r>
-            <w:rPr>
-              <w:rStyle w:val="Hyperlink"/>
-            </w:rPr>
-            <w:t>5B0%5D%5Bfield%5D=inform</w:t>
+            <w:t>%</w:t>
           </w:r>
         </w:hyperlink>
       </w:r>
@@ -2950,7 +2849,7 @@
             <w:rPr>
               <w:rStyle w:val="Hyperlink"/>
             </w:rPr>
-            <w:t>a</w:t>
+            <w:t>5B0%5D%5Bfield%5D=infor</w:t>
           </w:r>
         </w:hyperlink>
       </w:r>
@@ -2962,7 +2861,24 @@
           <w:color w:val="0000FF"/>
           <w:sz w:val="24"/>
         </w:rPr>
-        <w:t>t</w:t>
+        <w:hyperlink r:id="rId13" w:history="1">
+          <w:r>
+            <w:rPr>
+              <w:rStyle w:val="Hyperlink"/>
+            </w:rPr>
+            <w:t>m</w:t>
+          </w:r>
+        </w:hyperlink>
+      </w:r>
+      <w:r>
+        <w:rPr>
+          <w:rFonts w:ascii="Charis SIL Regular" w:hAnsi="Charis SIL Regular" w:eastAsia="Charis SIL Regular"/>
+          <w:b w:val="0"/>
+          <w:i w:val="0"/>
+          <w:color w:val="0000FF"/>
+          <w:sz w:val="24"/>
+        </w:rPr>
+        <w:t>at</w:t>
       </w:r>
       <w:r>
         <w:rPr>
@@ -3236,7 +3152,7 @@
           <w:sz w:val="24"/>
           <w:u w:val="single"/>
         </w:rPr>
-        <w:hyperlink r:id="rId15" w:history="1">
+        <w:hyperlink r:id="rId14" w:history="1">
           <w:r>
             <w:rPr>
               <w:rStyle w:val="Hyperlink"/>
@@ -3254,7 +3170,7 @@
           <w:sz w:val="24"/>
           <w:u w:val="single"/>
         </w:rPr>
-        <w:hyperlink r:id="rId15" w:history="1">
+        <w:hyperlink r:id="rId14" w:history="1">
           <w:r>
             <w:rPr>
               <w:rStyle w:val="Hyperlink"/>
@@ -3283,7 +3199,7 @@
           <w:sz w:val="24"/>
           <w:u w:val="single"/>
         </w:rPr>
-        <w:hyperlink r:id="rId15" w:history="1">
+        <w:hyperlink r:id="rId14" w:history="1">
           <w:r>
             <w:rPr>
               <w:rStyle w:val="Hyperlink"/>
@@ -3311,7 +3227,7 @@
           <w:sz w:val="24"/>
           <w:u w:val="single"/>
         </w:rPr>
-        <w:hyperlink r:id="rId16" w:history="1">
+        <w:hyperlink r:id="rId14" w:history="1">
           <w:r>
             <w:rPr>
               <w:rStyle w:val="Hyperlink"/>
@@ -3340,7 +3256,7 @@
           <w:sz w:val="24"/>
           <w:u w:val="single"/>
         </w:rPr>
-        <w:hyperlink r:id="rId16" w:history="1">
+        <w:hyperlink r:id="rId15" w:history="1">
           <w:r>
             <w:rPr>
               <w:rStyle w:val="Hyperlink"/>

--- a/EXPORTS/DOCX/published/niveau3/Dutch/RMO.docx
+++ b/EXPORTS/DOCX/published/niveau3/Dutch/RMO.docx
@@ -218,25 +218,7 @@
           <w:color w:val="000000"/>
           <w:sz w:val="24"/>
         </w:rPr>
-        <w:t>archeologie aan de Universiteit L</w:t>
-      </w:r>
-      <w:r>
-        <w:rPr>
-          <w:u w:val="single" w:color="0000ff"/>
-          <w:rFonts w:ascii="Charis SIL Regular" w:hAnsi="Charis SIL Regular" w:eastAsia="Charis SIL Regular"/>
-          <w:b w:val="0"/>
-          <w:i w:val="0"/>
-          <w:color w:val="000000"/>
-          <w:sz w:val="24"/>
-        </w:rPr>
-        <w:hyperlink r:id="rId9" w:history="1">
-          <w:r>
-            <w:rPr>
-              <w:rStyle w:val="Hyperlink"/>
-            </w:rPr>
-            <w:t xml:space="preserve">eiden, </w:t>
-          </w:r>
-        </w:hyperlink>
+        <w:t xml:space="preserve">archeologie aan de Universiteit Leiden, </w:t>
       </w:r>
       <w:r>
         <w:rPr>
@@ -787,13 +769,67 @@
       </w:r>
       <w:r>
         <w:rPr>
+          <w:u w:val="single" w:color="0000ff"/>
           <w:rFonts w:ascii="Charis SIL Regular" w:hAnsi="Charis SIL Regular" w:eastAsia="Charis SIL Regular"/>
           <w:b w:val="0"/>
           <w:i w:val="0"/>
           <w:color w:val="000000"/>
           <w:sz w:val="24"/>
         </w:rPr>
-        <w:t xml:space="preserve"> collectie. Ook is het </w:t>
+        <w:hyperlink r:id="rId10" w:history="1">
+          <w:r>
+            <w:rPr>
+              <w:rStyle w:val="Hyperlink"/>
+            </w:rPr>
+            <w:t xml:space="preserve"> col</w:t>
+          </w:r>
+        </w:hyperlink>
+      </w:r>
+      <w:r>
+        <w:rPr>
+          <w:u w:val="single" w:color="0000ff"/>
+          <w:rFonts w:ascii="Charis SIL Regular" w:hAnsi="Charis SIL Regular" w:eastAsia="Charis SIL Regular"/>
+          <w:b w:val="0"/>
+          <w:i w:val="0"/>
+          <w:color w:val="000000"/>
+          <w:sz w:val="24"/>
+        </w:rPr>
+        <w:hyperlink r:id="rId10" w:history="1">
+          <w:r>
+            <w:rPr>
+              <w:rStyle w:val="Hyperlink"/>
+            </w:rPr>
+            <w:t>l</w:t>
+          </w:r>
+        </w:hyperlink>
+      </w:r>
+      <w:r>
+        <w:rPr>
+          <w:u w:val="single" w:color="0000ff"/>
+          <w:rFonts w:ascii="Charis SIL Regular" w:hAnsi="Charis SIL Regular" w:eastAsia="Charis SIL Regular"/>
+          <w:b w:val="0"/>
+          <w:i w:val="0"/>
+          <w:color w:val="000000"/>
+          <w:sz w:val="24"/>
+        </w:rPr>
+        <w:hyperlink r:id="rId10" w:history="1">
+          <w:r>
+            <w:rPr>
+              <w:rStyle w:val="Hyperlink"/>
+            </w:rPr>
+            <w:t>ectie. Ook</w:t>
+          </w:r>
+        </w:hyperlink>
+      </w:r>
+      <w:r>
+        <w:rPr>
+          <w:rFonts w:ascii="Charis SIL Regular" w:hAnsi="Charis SIL Regular" w:eastAsia="Charis SIL Regular"/>
+          <w:b w:val="0"/>
+          <w:i w:val="0"/>
+          <w:color w:val="000000"/>
+          <w:sz w:val="24"/>
+        </w:rPr>
+        <w:t xml:space="preserve"> is het </w:t>
       </w:r>
       <w:r>
         <w:rPr>
@@ -2243,14 +2279,7 @@
           <w:color w:val="0000FF"/>
           <w:sz w:val="24"/>
         </w:rPr>
-        <w:hyperlink r:id="rId13" w:history="1">
-          <w:r>
-            <w:rPr>
-              <w:rStyle w:val="Hyperlink"/>
-            </w:rPr>
-            <w:t>%</w:t>
-          </w:r>
-        </w:hyperlink>
+        <w:t>%</w:t>
       </w:r>
       <w:r>
         <w:rPr>
@@ -2527,7 +2556,7 @@
             <w:rPr>
               <w:rStyle w:val="Hyperlink"/>
             </w:rPr>
-            <w:t>filters</w:t>
+            <w:t>filter</w:t>
           </w:r>
         </w:hyperlink>
       </w:r>
@@ -2544,7 +2573,34 @@
             <w:rPr>
               <w:rStyle w:val="Hyperlink"/>
             </w:rPr>
-            <w:t>%</w:t>
+            <w:t>s</w:t>
+          </w:r>
+        </w:hyperlink>
+      </w:r>
+      <w:r>
+        <w:rPr>
+          <w:rFonts w:ascii="Charis SIL Regular" w:hAnsi="Charis SIL Regular" w:eastAsia="Charis SIL Regular"/>
+          <w:b w:val="0"/>
+          <w:i w:val="0"/>
+          <w:color w:val="0000FF"/>
+          <w:sz w:val="24"/>
+        </w:rPr>
+        <w:t>%</w:t>
+      </w:r>
+      <w:r>
+        <w:rPr>
+          <w:rFonts w:ascii="Charis SIL Regular" w:hAnsi="Charis SIL Regular" w:eastAsia="Charis SIL Regular"/>
+          <w:b w:val="0"/>
+          <w:i w:val="0"/>
+          <w:color w:val="0000FF"/>
+          <w:sz w:val="24"/>
+        </w:rPr>
+        <w:hyperlink r:id="rId13" w:history="1">
+          <w:r>
+            <w:rPr>
+              <w:rStyle w:val="Hyperlink"/>
+            </w:rPr>
+            <w:t>5B0%5D%5Bfield%5D=inform</w:t>
           </w:r>
         </w:hyperlink>
       </w:r>
@@ -2561,7 +2617,34 @@
             <w:rPr>
               <w:rStyle w:val="Hyperlink"/>
             </w:rPr>
-            <w:t>5B0%5D%5Bfield%5D=informa</w:t>
+            <w:t>a</w:t>
+          </w:r>
+        </w:hyperlink>
+      </w:r>
+      <w:r>
+        <w:rPr>
+          <w:rFonts w:ascii="Charis SIL Regular" w:hAnsi="Charis SIL Regular" w:eastAsia="Charis SIL Regular"/>
+          <w:b w:val="0"/>
+          <w:i w:val="0"/>
+          <w:color w:val="0000FF"/>
+          <w:sz w:val="24"/>
+        </w:rPr>
+        <w:t>t</w:t>
+      </w:r>
+      <w:r>
+        <w:rPr>
+          <w:rFonts w:ascii="Charis SIL Regular" w:hAnsi="Charis SIL Regular" w:eastAsia="Charis SIL Regular"/>
+          <w:b w:val="0"/>
+          <w:i w:val="0"/>
+          <w:color w:val="0000FF"/>
+          <w:sz w:val="24"/>
+        </w:rPr>
+        <w:hyperlink r:id="rId13" w:history="1">
+          <w:r>
+            <w:rPr>
+              <w:rStyle w:val="Hyperlink"/>
+            </w:rPr>
+            <w:t>ion_type&amp;fil</w:t>
           </w:r>
         </w:hyperlink>
       </w:r>
@@ -2595,36 +2678,9 @@
             <w:rPr>
               <w:rStyle w:val="Hyperlink"/>
             </w:rPr>
-            <w:t>ion_type&amp;filt</w:t>
+            <w:t>ers%5B0%5D%5Bvalues%5D%5B0</w:t>
           </w:r>
         </w:hyperlink>
-      </w:r>
-      <w:r>
-        <w:rPr>
-          <w:rFonts w:ascii="Charis SIL Regular" w:hAnsi="Charis SIL Regular" w:eastAsia="Charis SIL Regular"/>
-          <w:b w:val="0"/>
-          <w:i w:val="0"/>
-          <w:color w:val="0000FF"/>
-          <w:sz w:val="24"/>
-        </w:rPr>
-        <w:hyperlink r:id="rId13" w:history="1">
-          <w:r>
-            <w:rPr>
-              <w:rStyle w:val="Hyperlink"/>
-            </w:rPr>
-            <w:t>ers%5B0%5D%5Bvalues%5D%</w:t>
-          </w:r>
-        </w:hyperlink>
-      </w:r>
-      <w:r>
-        <w:rPr>
-          <w:rFonts w:ascii="Charis SIL Regular" w:hAnsi="Charis SIL Regular" w:eastAsia="Charis SIL Regular"/>
-          <w:b w:val="0"/>
-          <w:i w:val="0"/>
-          <w:color w:val="0000FF"/>
-          <w:sz w:val="24"/>
-        </w:rPr>
-        <w:t>5B0</w:t>
       </w:r>
     </w:p>
     <w:p>
@@ -2815,7 +2871,7 @@
             <w:rPr>
               <w:rStyle w:val="Hyperlink"/>
             </w:rPr>
-            <w:t>filters</w:t>
+            <w:t>filter</w:t>
           </w:r>
         </w:hyperlink>
       </w:r>
@@ -2832,7 +2888,34 @@
             <w:rPr>
               <w:rStyle w:val="Hyperlink"/>
             </w:rPr>
-            <w:t>%</w:t>
+            <w:t>s</w:t>
+          </w:r>
+        </w:hyperlink>
+      </w:r>
+      <w:r>
+        <w:rPr>
+          <w:rFonts w:ascii="Charis SIL Regular" w:hAnsi="Charis SIL Regular" w:eastAsia="Charis SIL Regular"/>
+          <w:b w:val="0"/>
+          <w:i w:val="0"/>
+          <w:color w:val="0000FF"/>
+          <w:sz w:val="24"/>
+        </w:rPr>
+        <w:t>%</w:t>
+      </w:r>
+      <w:r>
+        <w:rPr>
+          <w:rFonts w:ascii="Charis SIL Regular" w:hAnsi="Charis SIL Regular" w:eastAsia="Charis SIL Regular"/>
+          <w:b w:val="0"/>
+          <w:i w:val="0"/>
+          <w:color w:val="0000FF"/>
+          <w:sz w:val="24"/>
+        </w:rPr>
+        <w:hyperlink r:id="rId13" w:history="1">
+          <w:r>
+            <w:rPr>
+              <w:rStyle w:val="Hyperlink"/>
+            </w:rPr>
+            <w:t>5B0%5D%5Bfield%5D=inform</w:t>
           </w:r>
         </w:hyperlink>
       </w:r>
@@ -2849,7 +2932,7 @@
             <w:rPr>
               <w:rStyle w:val="Hyperlink"/>
             </w:rPr>
-            <w:t>5B0%5D%5Bfield%5D=infor</w:t>
+            <w:t>a</w:t>
           </w:r>
         </w:hyperlink>
       </w:r>
@@ -2861,24 +2944,7 @@
           <w:color w:val="0000FF"/>
           <w:sz w:val="24"/>
         </w:rPr>
-        <w:hyperlink r:id="rId13" w:history="1">
-          <w:r>
-            <w:rPr>
-              <w:rStyle w:val="Hyperlink"/>
-            </w:rPr>
-            <w:t>m</w:t>
-          </w:r>
-        </w:hyperlink>
-      </w:r>
-      <w:r>
-        <w:rPr>
-          <w:rFonts w:ascii="Charis SIL Regular" w:hAnsi="Charis SIL Regular" w:eastAsia="Charis SIL Regular"/>
-          <w:b w:val="0"/>
-          <w:i w:val="0"/>
-          <w:color w:val="0000FF"/>
-          <w:sz w:val="24"/>
-        </w:rPr>
-        <w:t>at</w:t>
+        <w:t>t</w:t>
       </w:r>
       <w:r>
         <w:rPr>
@@ -3256,7 +3322,7 @@
           <w:sz w:val="24"/>
           <w:u w:val="single"/>
         </w:rPr>
-        <w:hyperlink r:id="rId15" w:history="1">
+        <w:hyperlink r:id="rId14" w:history="1">
           <w:r>
             <w:rPr>
               <w:rStyle w:val="Hyperlink"/>

--- a/EXPORTS/DOCX/published/niveau3/Dutch/RMO.docx
+++ b/EXPORTS/DOCX/published/niveau3/Dutch/RMO.docx
@@ -218,7 +218,25 @@
           <w:color w:val="000000"/>
           <w:sz w:val="24"/>
         </w:rPr>
-        <w:t xml:space="preserve">archeologie aan de Universiteit Leiden, </w:t>
+        <w:t>archeologie aan de Universiteit L</w:t>
+      </w:r>
+      <w:r>
+        <w:rPr>
+          <w:u w:val="single" w:color="0000ff"/>
+          <w:rFonts w:ascii="Charis SIL Regular" w:hAnsi="Charis SIL Regular" w:eastAsia="Charis SIL Regular"/>
+          <w:b w:val="0"/>
+          <w:i w:val="0"/>
+          <w:color w:val="000000"/>
+          <w:sz w:val="24"/>
+        </w:rPr>
+        <w:hyperlink r:id="rId9" w:history="1">
+          <w:r>
+            <w:rPr>
+              <w:rStyle w:val="Hyperlink"/>
+            </w:rPr>
+            <w:t xml:space="preserve">eiden, </w:t>
+          </w:r>
+        </w:hyperlink>
       </w:r>
       <w:r>
         <w:rPr>
@@ -787,49 +805,13 @@
       </w:r>
       <w:r>
         <w:rPr>
-          <w:u w:val="single" w:color="0000ff"/>
           <w:rFonts w:ascii="Charis SIL Regular" w:hAnsi="Charis SIL Regular" w:eastAsia="Charis SIL Regular"/>
           <w:b w:val="0"/>
           <w:i w:val="0"/>
           <w:color w:val="000000"/>
           <w:sz w:val="24"/>
         </w:rPr>
-        <w:hyperlink r:id="rId10" w:history="1">
-          <w:r>
-            <w:rPr>
-              <w:rStyle w:val="Hyperlink"/>
-            </w:rPr>
-            <w:t>l</w:t>
-          </w:r>
-        </w:hyperlink>
-      </w:r>
-      <w:r>
-        <w:rPr>
-          <w:u w:val="single" w:color="0000ff"/>
-          <w:rFonts w:ascii="Charis SIL Regular" w:hAnsi="Charis SIL Regular" w:eastAsia="Charis SIL Regular"/>
-          <w:b w:val="0"/>
-          <w:i w:val="0"/>
-          <w:color w:val="000000"/>
-          <w:sz w:val="24"/>
-        </w:rPr>
-        <w:hyperlink r:id="rId10" w:history="1">
-          <w:r>
-            <w:rPr>
-              <w:rStyle w:val="Hyperlink"/>
-            </w:rPr>
-            <w:t>ectie. Ook</w:t>
-          </w:r>
-        </w:hyperlink>
-      </w:r>
-      <w:r>
-        <w:rPr>
-          <w:rFonts w:ascii="Charis SIL Regular" w:hAnsi="Charis SIL Regular" w:eastAsia="Charis SIL Regular"/>
-          <w:b w:val="0"/>
-          <w:i w:val="0"/>
-          <w:color w:val="000000"/>
-          <w:sz w:val="24"/>
-        </w:rPr>
-        <w:t xml:space="preserve"> is het </w:t>
+        <w:t xml:space="preserve">lectie. Ook is het </w:t>
       </w:r>
       <w:r>
         <w:rPr>
@@ -2004,33 +1986,6 @@
           <w:color w:val="0000FF"/>
           <w:sz w:val="24"/>
         </w:rPr>
-        <w:t>t</w:t>
-      </w:r>
-      <w:r>
-        <w:rPr>
-          <w:rFonts w:ascii="Charis SIL Regular" w:hAnsi="Charis SIL Regular" w:eastAsia="Charis SIL Regular"/>
-          <w:b w:val="0"/>
-          <w:i w:val="0"/>
-          <w:color w:val="0000FF"/>
-          <w:sz w:val="24"/>
-        </w:rPr>
-        <w:hyperlink r:id="rId13" w:history="1">
-          <w:r>
-            <w:rPr>
-              <w:rStyle w:val="Hyperlink"/>
-            </w:rPr>
-            <w:t>ion_type&amp;fil</w:t>
-          </w:r>
-        </w:hyperlink>
-      </w:r>
-      <w:r>
-        <w:rPr>
-          <w:rFonts w:ascii="Charis SIL Regular" w:hAnsi="Charis SIL Regular" w:eastAsia="Charis SIL Regular"/>
-          <w:b w:val="0"/>
-          <w:i w:val="0"/>
-          <w:color w:val="0000FF"/>
-          <w:sz w:val="24"/>
-        </w:rPr>
         <w:hyperlink r:id="rId13" w:history="1">
           <w:r>
             <w:rPr>
@@ -2053,9 +2008,36 @@
             <w:rPr>
               <w:rStyle w:val="Hyperlink"/>
             </w:rPr>
-            <w:t>ers%5B0%5D%5Bvalues%5D%5B0</w:t>
+            <w:t>ion_type&amp;filt</w:t>
           </w:r>
         </w:hyperlink>
+      </w:r>
+      <w:r>
+        <w:rPr>
+          <w:rFonts w:ascii="Charis SIL Regular" w:hAnsi="Charis SIL Regular" w:eastAsia="Charis SIL Regular"/>
+          <w:b w:val="0"/>
+          <w:i w:val="0"/>
+          <w:color w:val="0000FF"/>
+          <w:sz w:val="24"/>
+        </w:rPr>
+        <w:hyperlink r:id="rId13" w:history="1">
+          <w:r>
+            <w:rPr>
+              <w:rStyle w:val="Hyperlink"/>
+            </w:rPr>
+            <w:t>ers%5B0%5D%5Bvalues%5D%5B</w:t>
+          </w:r>
+        </w:hyperlink>
+      </w:r>
+      <w:r>
+        <w:rPr>
+          <w:rFonts w:ascii="Charis SIL Regular" w:hAnsi="Charis SIL Regular" w:eastAsia="Charis SIL Regular"/>
+          <w:b w:val="0"/>
+          <w:i w:val="0"/>
+          <w:color w:val="0000FF"/>
+          <w:sz w:val="24"/>
+        </w:rPr>
+        <w:t>0</w:t>
       </w:r>
     </w:p>
     <w:p>
@@ -2323,33 +2305,6 @@
           <w:color w:val="0000FF"/>
           <w:sz w:val="24"/>
         </w:rPr>
-        <w:t>t</w:t>
-      </w:r>
-      <w:r>
-        <w:rPr>
-          <w:rFonts w:ascii="Charis SIL Regular" w:hAnsi="Charis SIL Regular" w:eastAsia="Charis SIL Regular"/>
-          <w:b w:val="0"/>
-          <w:i w:val="0"/>
-          <w:color w:val="0000FF"/>
-          <w:sz w:val="24"/>
-        </w:rPr>
-        <w:hyperlink r:id="rId13" w:history="1">
-          <w:r>
-            <w:rPr>
-              <w:rStyle w:val="Hyperlink"/>
-            </w:rPr>
-            <w:t>ion_type&amp;fil</w:t>
-          </w:r>
-        </w:hyperlink>
-      </w:r>
-      <w:r>
-        <w:rPr>
-          <w:rFonts w:ascii="Charis SIL Regular" w:hAnsi="Charis SIL Regular" w:eastAsia="Charis SIL Regular"/>
-          <w:b w:val="0"/>
-          <w:i w:val="0"/>
-          <w:color w:val="0000FF"/>
-          <w:sz w:val="24"/>
-        </w:rPr>
         <w:hyperlink r:id="rId13" w:history="1">
           <w:r>
             <w:rPr>
@@ -2372,9 +2327,36 @@
             <w:rPr>
               <w:rStyle w:val="Hyperlink"/>
             </w:rPr>
-            <w:t>ers%5B0%5D%5Bvalues%5D%5B0</w:t>
+            <w:t>ion_type&amp;filt</w:t>
           </w:r>
         </w:hyperlink>
+      </w:r>
+      <w:r>
+        <w:rPr>
+          <w:rFonts w:ascii="Charis SIL Regular" w:hAnsi="Charis SIL Regular" w:eastAsia="Charis SIL Regular"/>
+          <w:b w:val="0"/>
+          <w:i w:val="0"/>
+          <w:color w:val="0000FF"/>
+          <w:sz w:val="24"/>
+        </w:rPr>
+        <w:hyperlink r:id="rId13" w:history="1">
+          <w:r>
+            <w:rPr>
+              <w:rStyle w:val="Hyperlink"/>
+            </w:rPr>
+            <w:t>ers%5B0%5D%5Bvalues%5D%5B</w:t>
+          </w:r>
+        </w:hyperlink>
+      </w:r>
+      <w:r>
+        <w:rPr>
+          <w:rFonts w:ascii="Charis SIL Regular" w:hAnsi="Charis SIL Regular" w:eastAsia="Charis SIL Regular"/>
+          <w:b w:val="0"/>
+          <w:i w:val="0"/>
+          <w:color w:val="0000FF"/>
+          <w:sz w:val="24"/>
+        </w:rPr>
+        <w:t>0</w:t>
       </w:r>
     </w:p>
     <w:p>
@@ -2629,33 +2611,6 @@
           <w:color w:val="0000FF"/>
           <w:sz w:val="24"/>
         </w:rPr>
-        <w:t>t</w:t>
-      </w:r>
-      <w:r>
-        <w:rPr>
-          <w:rFonts w:ascii="Charis SIL Regular" w:hAnsi="Charis SIL Regular" w:eastAsia="Charis SIL Regular"/>
-          <w:b w:val="0"/>
-          <w:i w:val="0"/>
-          <w:color w:val="0000FF"/>
-          <w:sz w:val="24"/>
-        </w:rPr>
-        <w:hyperlink r:id="rId13" w:history="1">
-          <w:r>
-            <w:rPr>
-              <w:rStyle w:val="Hyperlink"/>
-            </w:rPr>
-            <w:t>ion_type&amp;fil</w:t>
-          </w:r>
-        </w:hyperlink>
-      </w:r>
-      <w:r>
-        <w:rPr>
-          <w:rFonts w:ascii="Charis SIL Regular" w:hAnsi="Charis SIL Regular" w:eastAsia="Charis SIL Regular"/>
-          <w:b w:val="0"/>
-          <w:i w:val="0"/>
-          <w:color w:val="0000FF"/>
-          <w:sz w:val="24"/>
-        </w:rPr>
         <w:hyperlink r:id="rId13" w:history="1">
           <w:r>
             <w:rPr>
@@ -2678,9 +2633,36 @@
             <w:rPr>
               <w:rStyle w:val="Hyperlink"/>
             </w:rPr>
-            <w:t>ers%5B0%5D%5Bvalues%5D%5B0</w:t>
+            <w:t>ion_type&amp;filt</w:t>
           </w:r>
         </w:hyperlink>
+      </w:r>
+      <w:r>
+        <w:rPr>
+          <w:rFonts w:ascii="Charis SIL Regular" w:hAnsi="Charis SIL Regular" w:eastAsia="Charis SIL Regular"/>
+          <w:b w:val="0"/>
+          <w:i w:val="0"/>
+          <w:color w:val="0000FF"/>
+          <w:sz w:val="24"/>
+        </w:rPr>
+        <w:hyperlink r:id="rId13" w:history="1">
+          <w:r>
+            <w:rPr>
+              <w:rStyle w:val="Hyperlink"/>
+            </w:rPr>
+            <w:t>ers%5B0%5D%5Bvalues%5D%5B</w:t>
+          </w:r>
+        </w:hyperlink>
+      </w:r>
+      <w:r>
+        <w:rPr>
+          <w:rFonts w:ascii="Charis SIL Regular" w:hAnsi="Charis SIL Regular" w:eastAsia="Charis SIL Regular"/>
+          <w:b w:val="0"/>
+          <w:i w:val="0"/>
+          <w:color w:val="0000FF"/>
+          <w:sz w:val="24"/>
+        </w:rPr>
+        <w:t>0</w:t>
       </w:r>
     </w:p>
     <w:p>
@@ -2871,7 +2853,7 @@
             <w:rPr>
               <w:rStyle w:val="Hyperlink"/>
             </w:rPr>
-            <w:t>filter</w:t>
+            <w:t>filters</w:t>
           </w:r>
         </w:hyperlink>
       </w:r>
@@ -2888,34 +2870,7 @@
             <w:rPr>
               <w:rStyle w:val="Hyperlink"/>
             </w:rPr>
-            <w:t>s</w:t>
-          </w:r>
-        </w:hyperlink>
-      </w:r>
-      <w:r>
-        <w:rPr>
-          <w:rFonts w:ascii="Charis SIL Regular" w:hAnsi="Charis SIL Regular" w:eastAsia="Charis SIL Regular"/>
-          <w:b w:val="0"/>
-          <w:i w:val="0"/>
-          <w:color w:val="0000FF"/>
-          <w:sz w:val="24"/>
-        </w:rPr>
-        <w:t>%</w:t>
-      </w:r>
-      <w:r>
-        <w:rPr>
-          <w:rFonts w:ascii="Charis SIL Regular" w:hAnsi="Charis SIL Regular" w:eastAsia="Charis SIL Regular"/>
-          <w:b w:val="0"/>
-          <w:i w:val="0"/>
-          <w:color w:val="0000FF"/>
-          <w:sz w:val="24"/>
-        </w:rPr>
-        <w:hyperlink r:id="rId13" w:history="1">
-          <w:r>
-            <w:rPr>
-              <w:rStyle w:val="Hyperlink"/>
-            </w:rPr>
-            <w:t>5B0%5D%5Bfield%5D=inform</w:t>
+            <w:t>%</w:t>
           </w:r>
         </w:hyperlink>
       </w:r>
@@ -2932,34 +2887,7 @@
             <w:rPr>
               <w:rStyle w:val="Hyperlink"/>
             </w:rPr>
-            <w:t>a</w:t>
-          </w:r>
-        </w:hyperlink>
-      </w:r>
-      <w:r>
-        <w:rPr>
-          <w:rFonts w:ascii="Charis SIL Regular" w:hAnsi="Charis SIL Regular" w:eastAsia="Charis SIL Regular"/>
-          <w:b w:val="0"/>
-          <w:i w:val="0"/>
-          <w:color w:val="0000FF"/>
-          <w:sz w:val="24"/>
-        </w:rPr>
-        <w:t>t</w:t>
-      </w:r>
-      <w:r>
-        <w:rPr>
-          <w:rFonts w:ascii="Charis SIL Regular" w:hAnsi="Charis SIL Regular" w:eastAsia="Charis SIL Regular"/>
-          <w:b w:val="0"/>
-          <w:i w:val="0"/>
-          <w:color w:val="0000FF"/>
-          <w:sz w:val="24"/>
-        </w:rPr>
-        <w:hyperlink r:id="rId13" w:history="1">
-          <w:r>
-            <w:rPr>
-              <w:rStyle w:val="Hyperlink"/>
-            </w:rPr>
-            <w:t>ion_type&amp;fil</w:t>
+            <w:t>5B0%5D%5Bfield%5D=informa</w:t>
           </w:r>
         </w:hyperlink>
       </w:r>
@@ -2993,9 +2921,36 @@
             <w:rPr>
               <w:rStyle w:val="Hyperlink"/>
             </w:rPr>
-            <w:t>ers%5B0%5D%5Bvalues%5D%5B0</w:t>
+            <w:t>ion_type&amp;filt</w:t>
           </w:r>
         </w:hyperlink>
+      </w:r>
+      <w:r>
+        <w:rPr>
+          <w:rFonts w:ascii="Charis SIL Regular" w:hAnsi="Charis SIL Regular" w:eastAsia="Charis SIL Regular"/>
+          <w:b w:val="0"/>
+          <w:i w:val="0"/>
+          <w:color w:val="0000FF"/>
+          <w:sz w:val="24"/>
+        </w:rPr>
+        <w:hyperlink r:id="rId13" w:history="1">
+          <w:r>
+            <w:rPr>
+              <w:rStyle w:val="Hyperlink"/>
+            </w:rPr>
+            <w:t>ers%5B0%5D%5Bvalues%5D%</w:t>
+          </w:r>
+        </w:hyperlink>
+      </w:r>
+      <w:r>
+        <w:rPr>
+          <w:rFonts w:ascii="Charis SIL Regular" w:hAnsi="Charis SIL Regular" w:eastAsia="Charis SIL Regular"/>
+          <w:b w:val="0"/>
+          <w:i w:val="0"/>
+          <w:color w:val="0000FF"/>
+          <w:sz w:val="24"/>
+        </w:rPr>
+        <w:t>5B0</w:t>
       </w:r>
     </w:p>
     <w:p>

--- a/EXPORTS/DOCX/published/niveau3/Dutch/RMO.docx
+++ b/EXPORTS/DOCX/published/niveau3/Dutch/RMO.docx
@@ -229,14 +229,7 @@
           <w:color w:val="000000"/>
           <w:sz w:val="24"/>
         </w:rPr>
-        <w:hyperlink r:id="rId9" w:history="1">
-          <w:r>
-            <w:rPr>
-              <w:rStyle w:val="Hyperlink"/>
-            </w:rPr>
-            <w:t xml:space="preserve">eiden, </w:t>
-          </w:r>
-        </w:hyperlink>
+        <w:t xml:space="preserve">eiden, </w:t>
       </w:r>
       <w:r>
         <w:rPr>
@@ -765,25 +758,7 @@
           <w:color w:val="000000"/>
           <w:sz w:val="24"/>
         </w:rPr>
-        <w:t>museum, haar gesc</w:t>
-      </w:r>
-      <w:r>
-        <w:rPr>
-          <w:u w:val="single" w:color="0000ff"/>
-          <w:rFonts w:ascii="Charis SIL Regular" w:hAnsi="Charis SIL Regular" w:eastAsia="Charis SIL Regular"/>
-          <w:b w:val="0"/>
-          <w:i w:val="0"/>
-          <w:color w:val="000000"/>
-          <w:sz w:val="24"/>
-        </w:rPr>
-        <w:hyperlink r:id="rId10" w:history="1">
-          <w:r>
-            <w:rPr>
-              <w:rStyle w:val="Hyperlink"/>
-            </w:rPr>
-            <w:t>hiedenis en de</w:t>
-          </w:r>
-        </w:hyperlink>
+        <w:t>museum, haar geschiedenis en de</w:t>
       </w:r>
       <w:r>
         <w:rPr>
@@ -805,13 +780,49 @@
       </w:r>
       <w:r>
         <w:rPr>
+          <w:u w:val="single" w:color="0000ff"/>
           <w:rFonts w:ascii="Charis SIL Regular" w:hAnsi="Charis SIL Regular" w:eastAsia="Charis SIL Regular"/>
           <w:b w:val="0"/>
           <w:i w:val="0"/>
           <w:color w:val="000000"/>
           <w:sz w:val="24"/>
         </w:rPr>
-        <w:t xml:space="preserve">lectie. Ook is het </w:t>
+        <w:hyperlink r:id="rId10" w:history="1">
+          <w:r>
+            <w:rPr>
+              <w:rStyle w:val="Hyperlink"/>
+            </w:rPr>
+            <w:t>l</w:t>
+          </w:r>
+        </w:hyperlink>
+      </w:r>
+      <w:r>
+        <w:rPr>
+          <w:u w:val="single" w:color="0000ff"/>
+          <w:rFonts w:ascii="Charis SIL Regular" w:hAnsi="Charis SIL Regular" w:eastAsia="Charis SIL Regular"/>
+          <w:b w:val="0"/>
+          <w:i w:val="0"/>
+          <w:color w:val="000000"/>
+          <w:sz w:val="24"/>
+        </w:rPr>
+        <w:hyperlink r:id="rId10" w:history="1">
+          <w:r>
+            <w:rPr>
+              <w:rStyle w:val="Hyperlink"/>
+            </w:rPr>
+            <w:t>ectie. Ook</w:t>
+          </w:r>
+        </w:hyperlink>
+      </w:r>
+      <w:r>
+        <w:rPr>
+          <w:rFonts w:ascii="Charis SIL Regular" w:hAnsi="Charis SIL Regular" w:eastAsia="Charis SIL Regular"/>
+          <w:b w:val="0"/>
+          <w:i w:val="0"/>
+          <w:color w:val="000000"/>
+          <w:sz w:val="24"/>
+        </w:rPr>
+        <w:t xml:space="preserve"> is het </w:t>
       </w:r>
       <w:r>
         <w:rPr>
@@ -3237,7 +3248,14 @@
           <w:color w:val="000000"/>
           <w:sz w:val="24"/>
         </w:rPr>
-        <w:t xml:space="preserve">, </w:t>
+        <w:hyperlink r:id="rId14" w:history="1">
+          <w:r>
+            <w:rPr>
+              <w:rStyle w:val="Hyperlink"/>
+            </w:rPr>
+            <w:t xml:space="preserve">, </w:t>
+          </w:r>
+        </w:hyperlink>
       </w:r>
       <w:r>
         <w:rPr>

--- a/EXPORTS/DOCX/published/niveau3/Dutch/RMO.docx
+++ b/EXPORTS/DOCX/published/niveau3/Dutch/RMO.docx
@@ -229,7 +229,14 @@
           <w:color w:val="000000"/>
           <w:sz w:val="24"/>
         </w:rPr>
-        <w:t xml:space="preserve">eiden, </w:t>
+        <w:hyperlink r:id="rId9" w:history="1">
+          <w:r>
+            <w:rPr>
+              <w:rStyle w:val="Hyperlink"/>
+            </w:rPr>
+            <w:t xml:space="preserve">eiden, </w:t>
+          </w:r>
+        </w:hyperlink>
       </w:r>
       <w:r>
         <w:rPr>
@@ -758,7 +765,7 @@
           <w:color w:val="000000"/>
           <w:sz w:val="24"/>
         </w:rPr>
-        <w:t>museum, haar geschiedenis en de</w:t>
+        <w:t>museum, haar gesc</w:t>
       </w:r>
       <w:r>
         <w:rPr>
@@ -774,43 +781,7 @@
             <w:rPr>
               <w:rStyle w:val="Hyperlink"/>
             </w:rPr>
-            <w:t xml:space="preserve"> col</w:t>
-          </w:r>
-        </w:hyperlink>
-      </w:r>
-      <w:r>
-        <w:rPr>
-          <w:u w:val="single" w:color="0000ff"/>
-          <w:rFonts w:ascii="Charis SIL Regular" w:hAnsi="Charis SIL Regular" w:eastAsia="Charis SIL Regular"/>
-          <w:b w:val="0"/>
-          <w:i w:val="0"/>
-          <w:color w:val="000000"/>
-          <w:sz w:val="24"/>
-        </w:rPr>
-        <w:hyperlink r:id="rId10" w:history="1">
-          <w:r>
-            <w:rPr>
-              <w:rStyle w:val="Hyperlink"/>
-            </w:rPr>
-            <w:t>l</w:t>
-          </w:r>
-        </w:hyperlink>
-      </w:r>
-      <w:r>
-        <w:rPr>
-          <w:u w:val="single" w:color="0000ff"/>
-          <w:rFonts w:ascii="Charis SIL Regular" w:hAnsi="Charis SIL Regular" w:eastAsia="Charis SIL Regular"/>
-          <w:b w:val="0"/>
-          <w:i w:val="0"/>
-          <w:color w:val="000000"/>
-          <w:sz w:val="24"/>
-        </w:rPr>
-        <w:hyperlink r:id="rId10" w:history="1">
-          <w:r>
-            <w:rPr>
-              <w:rStyle w:val="Hyperlink"/>
-            </w:rPr>
-            <w:t>ectie. Ook</w:t>
+            <w:t>hiedenis en de</w:t>
           </w:r>
         </w:hyperlink>
       </w:r>
@@ -822,7 +793,7 @@
           <w:color w:val="000000"/>
           <w:sz w:val="24"/>
         </w:rPr>
-        <w:t xml:space="preserve"> is het </w:t>
+        <w:t xml:space="preserve"> collectie. Ook is het </w:t>
       </w:r>
       <w:r>
         <w:rPr>
@@ -1997,6 +1968,33 @@
           <w:color w:val="0000FF"/>
           <w:sz w:val="24"/>
         </w:rPr>
+        <w:t>t</w:t>
+      </w:r>
+      <w:r>
+        <w:rPr>
+          <w:rFonts w:ascii="Charis SIL Regular" w:hAnsi="Charis SIL Regular" w:eastAsia="Charis SIL Regular"/>
+          <w:b w:val="0"/>
+          <w:i w:val="0"/>
+          <w:color w:val="0000FF"/>
+          <w:sz w:val="24"/>
+        </w:rPr>
+        <w:hyperlink r:id="rId13" w:history="1">
+          <w:r>
+            <w:rPr>
+              <w:rStyle w:val="Hyperlink"/>
+            </w:rPr>
+            <w:t>ion_type&amp;fil</w:t>
+          </w:r>
+        </w:hyperlink>
+      </w:r>
+      <w:r>
+        <w:rPr>
+          <w:rFonts w:ascii="Charis SIL Regular" w:hAnsi="Charis SIL Regular" w:eastAsia="Charis SIL Regular"/>
+          <w:b w:val="0"/>
+          <w:i w:val="0"/>
+          <w:color w:val="0000FF"/>
+          <w:sz w:val="24"/>
+        </w:rPr>
         <w:hyperlink r:id="rId13" w:history="1">
           <w:r>
             <w:rPr>
@@ -2019,36 +2017,9 @@
             <w:rPr>
               <w:rStyle w:val="Hyperlink"/>
             </w:rPr>
-            <w:t>ion_type&amp;filt</w:t>
+            <w:t>ers%5B0%5D%5Bvalues%5D%5B0</w:t>
           </w:r>
         </w:hyperlink>
-      </w:r>
-      <w:r>
-        <w:rPr>
-          <w:rFonts w:ascii="Charis SIL Regular" w:hAnsi="Charis SIL Regular" w:eastAsia="Charis SIL Regular"/>
-          <w:b w:val="0"/>
-          <w:i w:val="0"/>
-          <w:color w:val="0000FF"/>
-          <w:sz w:val="24"/>
-        </w:rPr>
-        <w:hyperlink r:id="rId13" w:history="1">
-          <w:r>
-            <w:rPr>
-              <w:rStyle w:val="Hyperlink"/>
-            </w:rPr>
-            <w:t>ers%5B0%5D%5Bvalues%5D%5B</w:t>
-          </w:r>
-        </w:hyperlink>
-      </w:r>
-      <w:r>
-        <w:rPr>
-          <w:rFonts w:ascii="Charis SIL Regular" w:hAnsi="Charis SIL Regular" w:eastAsia="Charis SIL Regular"/>
-          <w:b w:val="0"/>
-          <w:i w:val="0"/>
-          <w:color w:val="0000FF"/>
-          <w:sz w:val="24"/>
-        </w:rPr>
-        <w:t>0</w:t>
       </w:r>
     </w:p>
     <w:p>
@@ -2316,6 +2287,33 @@
           <w:color w:val="0000FF"/>
           <w:sz w:val="24"/>
         </w:rPr>
+        <w:t>t</w:t>
+      </w:r>
+      <w:r>
+        <w:rPr>
+          <w:rFonts w:ascii="Charis SIL Regular" w:hAnsi="Charis SIL Regular" w:eastAsia="Charis SIL Regular"/>
+          <w:b w:val="0"/>
+          <w:i w:val="0"/>
+          <w:color w:val="0000FF"/>
+          <w:sz w:val="24"/>
+        </w:rPr>
+        <w:hyperlink r:id="rId13" w:history="1">
+          <w:r>
+            <w:rPr>
+              <w:rStyle w:val="Hyperlink"/>
+            </w:rPr>
+            <w:t>ion_type&amp;fil</w:t>
+          </w:r>
+        </w:hyperlink>
+      </w:r>
+      <w:r>
+        <w:rPr>
+          <w:rFonts w:ascii="Charis SIL Regular" w:hAnsi="Charis SIL Regular" w:eastAsia="Charis SIL Regular"/>
+          <w:b w:val="0"/>
+          <w:i w:val="0"/>
+          <w:color w:val="0000FF"/>
+          <w:sz w:val="24"/>
+        </w:rPr>
         <w:hyperlink r:id="rId13" w:history="1">
           <w:r>
             <w:rPr>
@@ -2338,36 +2336,9 @@
             <w:rPr>
               <w:rStyle w:val="Hyperlink"/>
             </w:rPr>
-            <w:t>ion_type&amp;filt</w:t>
+            <w:t>ers%5B0%5D%5Bvalues%5D%5B0</w:t>
           </w:r>
         </w:hyperlink>
-      </w:r>
-      <w:r>
-        <w:rPr>
-          <w:rFonts w:ascii="Charis SIL Regular" w:hAnsi="Charis SIL Regular" w:eastAsia="Charis SIL Regular"/>
-          <w:b w:val="0"/>
-          <w:i w:val="0"/>
-          <w:color w:val="0000FF"/>
-          <w:sz w:val="24"/>
-        </w:rPr>
-        <w:hyperlink r:id="rId13" w:history="1">
-          <w:r>
-            <w:rPr>
-              <w:rStyle w:val="Hyperlink"/>
-            </w:rPr>
-            <w:t>ers%5B0%5D%5Bvalues%5D%5B</w:t>
-          </w:r>
-        </w:hyperlink>
-      </w:r>
-      <w:r>
-        <w:rPr>
-          <w:rFonts w:ascii="Charis SIL Regular" w:hAnsi="Charis SIL Regular" w:eastAsia="Charis SIL Regular"/>
-          <w:b w:val="0"/>
-          <w:i w:val="0"/>
-          <w:color w:val="0000FF"/>
-          <w:sz w:val="24"/>
-        </w:rPr>
-        <w:t>0</w:t>
       </w:r>
     </w:p>
     <w:p>
@@ -2622,6 +2593,33 @@
           <w:color w:val="0000FF"/>
           <w:sz w:val="24"/>
         </w:rPr>
+        <w:t>t</w:t>
+      </w:r>
+      <w:r>
+        <w:rPr>
+          <w:rFonts w:ascii="Charis SIL Regular" w:hAnsi="Charis SIL Regular" w:eastAsia="Charis SIL Regular"/>
+          <w:b w:val="0"/>
+          <w:i w:val="0"/>
+          <w:color w:val="0000FF"/>
+          <w:sz w:val="24"/>
+        </w:rPr>
+        <w:hyperlink r:id="rId13" w:history="1">
+          <w:r>
+            <w:rPr>
+              <w:rStyle w:val="Hyperlink"/>
+            </w:rPr>
+            <w:t>ion_type&amp;fil</w:t>
+          </w:r>
+        </w:hyperlink>
+      </w:r>
+      <w:r>
+        <w:rPr>
+          <w:rFonts w:ascii="Charis SIL Regular" w:hAnsi="Charis SIL Regular" w:eastAsia="Charis SIL Regular"/>
+          <w:b w:val="0"/>
+          <w:i w:val="0"/>
+          <w:color w:val="0000FF"/>
+          <w:sz w:val="24"/>
+        </w:rPr>
         <w:hyperlink r:id="rId13" w:history="1">
           <w:r>
             <w:rPr>
@@ -2644,36 +2642,9 @@
             <w:rPr>
               <w:rStyle w:val="Hyperlink"/>
             </w:rPr>
-            <w:t>ion_type&amp;filt</w:t>
+            <w:t>ers%5B0%5D%5Bvalues%5D%5B0</w:t>
           </w:r>
         </w:hyperlink>
-      </w:r>
-      <w:r>
-        <w:rPr>
-          <w:rFonts w:ascii="Charis SIL Regular" w:hAnsi="Charis SIL Regular" w:eastAsia="Charis SIL Regular"/>
-          <w:b w:val="0"/>
-          <w:i w:val="0"/>
-          <w:color w:val="0000FF"/>
-          <w:sz w:val="24"/>
-        </w:rPr>
-        <w:hyperlink r:id="rId13" w:history="1">
-          <w:r>
-            <w:rPr>
-              <w:rStyle w:val="Hyperlink"/>
-            </w:rPr>
-            <w:t>ers%5B0%5D%5Bvalues%5D%5B</w:t>
-          </w:r>
-        </w:hyperlink>
-      </w:r>
-      <w:r>
-        <w:rPr>
-          <w:rFonts w:ascii="Charis SIL Regular" w:hAnsi="Charis SIL Regular" w:eastAsia="Charis SIL Regular"/>
-          <w:b w:val="0"/>
-          <w:i w:val="0"/>
-          <w:color w:val="0000FF"/>
-          <w:sz w:val="24"/>
-        </w:rPr>
-        <w:t>0</w:t>
       </w:r>
     </w:p>
     <w:p>
@@ -2864,7 +2835,7 @@
             <w:rPr>
               <w:rStyle w:val="Hyperlink"/>
             </w:rPr>
-            <w:t>filters</w:t>
+            <w:t>filter</w:t>
           </w:r>
         </w:hyperlink>
       </w:r>
@@ -2881,7 +2852,34 @@
             <w:rPr>
               <w:rStyle w:val="Hyperlink"/>
             </w:rPr>
-            <w:t>%</w:t>
+            <w:t>s</w:t>
+          </w:r>
+        </w:hyperlink>
+      </w:r>
+      <w:r>
+        <w:rPr>
+          <w:rFonts w:ascii="Charis SIL Regular" w:hAnsi="Charis SIL Regular" w:eastAsia="Charis SIL Regular"/>
+          <w:b w:val="0"/>
+          <w:i w:val="0"/>
+          <w:color w:val="0000FF"/>
+          <w:sz w:val="24"/>
+        </w:rPr>
+        <w:t>%</w:t>
+      </w:r>
+      <w:r>
+        <w:rPr>
+          <w:rFonts w:ascii="Charis SIL Regular" w:hAnsi="Charis SIL Regular" w:eastAsia="Charis SIL Regular"/>
+          <w:b w:val="0"/>
+          <w:i w:val="0"/>
+          <w:color w:val="0000FF"/>
+          <w:sz w:val="24"/>
+        </w:rPr>
+        <w:hyperlink r:id="rId13" w:history="1">
+          <w:r>
+            <w:rPr>
+              <w:rStyle w:val="Hyperlink"/>
+            </w:rPr>
+            <w:t>5B0%5D%5Bfield%5D=inform</w:t>
           </w:r>
         </w:hyperlink>
       </w:r>
@@ -2898,7 +2896,34 @@
             <w:rPr>
               <w:rStyle w:val="Hyperlink"/>
             </w:rPr>
-            <w:t>5B0%5D%5Bfield%5D=informa</w:t>
+            <w:t>a</w:t>
+          </w:r>
+        </w:hyperlink>
+      </w:r>
+      <w:r>
+        <w:rPr>
+          <w:rFonts w:ascii="Charis SIL Regular" w:hAnsi="Charis SIL Regular" w:eastAsia="Charis SIL Regular"/>
+          <w:b w:val="0"/>
+          <w:i w:val="0"/>
+          <w:color w:val="0000FF"/>
+          <w:sz w:val="24"/>
+        </w:rPr>
+        <w:t>t</w:t>
+      </w:r>
+      <w:r>
+        <w:rPr>
+          <w:rFonts w:ascii="Charis SIL Regular" w:hAnsi="Charis SIL Regular" w:eastAsia="Charis SIL Regular"/>
+          <w:b w:val="0"/>
+          <w:i w:val="0"/>
+          <w:color w:val="0000FF"/>
+          <w:sz w:val="24"/>
+        </w:rPr>
+        <w:hyperlink r:id="rId13" w:history="1">
+          <w:r>
+            <w:rPr>
+              <w:rStyle w:val="Hyperlink"/>
+            </w:rPr>
+            <w:t>ion_type&amp;fil</w:t>
           </w:r>
         </w:hyperlink>
       </w:r>
@@ -2932,36 +2957,9 @@
             <w:rPr>
               <w:rStyle w:val="Hyperlink"/>
             </w:rPr>
-            <w:t>ion_type&amp;filt</w:t>
+            <w:t>ers%5B0%5D%5Bvalues%5D%5B0</w:t>
           </w:r>
         </w:hyperlink>
-      </w:r>
-      <w:r>
-        <w:rPr>
-          <w:rFonts w:ascii="Charis SIL Regular" w:hAnsi="Charis SIL Regular" w:eastAsia="Charis SIL Regular"/>
-          <w:b w:val="0"/>
-          <w:i w:val="0"/>
-          <w:color w:val="0000FF"/>
-          <w:sz w:val="24"/>
-        </w:rPr>
-        <w:hyperlink r:id="rId13" w:history="1">
-          <w:r>
-            <w:rPr>
-              <w:rStyle w:val="Hyperlink"/>
-            </w:rPr>
-            <w:t>ers%5B0%5D%5Bvalues%5D%</w:t>
-          </w:r>
-        </w:hyperlink>
-      </w:r>
-      <w:r>
-        <w:rPr>
-          <w:rFonts w:ascii="Charis SIL Regular" w:hAnsi="Charis SIL Regular" w:eastAsia="Charis SIL Regular"/>
-          <w:b w:val="0"/>
-          <w:i w:val="0"/>
-          <w:color w:val="0000FF"/>
-          <w:sz w:val="24"/>
-        </w:rPr>
-        <w:t>5B0</w:t>
       </w:r>
     </w:p>
     <w:p>
@@ -3184,7 +3182,7 @@
           <w:sz w:val="24"/>
           <w:u w:val="single"/>
         </w:rPr>
-        <w:hyperlink r:id="rId14" w:history="1">
+        <w:hyperlink r:id="rId15" w:history="1">
           <w:r>
             <w:rPr>
               <w:rStyle w:val="Hyperlink"/>
@@ -3242,6 +3240,7 @@
       </w:r>
       <w:r>
         <w:rPr>
+          <w:u w:val="single" w:color="0000ff"/>
           <w:rFonts w:ascii="Charis SIL Regular" w:hAnsi="Charis SIL Regular" w:eastAsia="Charis SIL Regular"/>
           <w:b w:val="0"/>
           <w:i w:val="0"/>

--- a/EXPORTS/DOCX/published/niveau3/Dutch/RMO.docx
+++ b/EXPORTS/DOCX/published/niveau3/Dutch/RMO.docx
@@ -765,35 +765,7 @@
           <w:color w:val="000000"/>
           <w:sz w:val="24"/>
         </w:rPr>
-        <w:t>museum, haar gesc</w:t>
-      </w:r>
-      <w:r>
-        <w:rPr>
-          <w:u w:val="single" w:color="0000ff"/>
-          <w:rFonts w:ascii="Charis SIL Regular" w:hAnsi="Charis SIL Regular" w:eastAsia="Charis SIL Regular"/>
-          <w:b w:val="0"/>
-          <w:i w:val="0"/>
-          <w:color w:val="000000"/>
-          <w:sz w:val="24"/>
-        </w:rPr>
-        <w:hyperlink r:id="rId10" w:history="1">
-          <w:r>
-            <w:rPr>
-              <w:rStyle w:val="Hyperlink"/>
-            </w:rPr>
-            <w:t>hiedenis en de</w:t>
-          </w:r>
-        </w:hyperlink>
-      </w:r>
-      <w:r>
-        <w:rPr>
-          <w:rFonts w:ascii="Charis SIL Regular" w:hAnsi="Charis SIL Regular" w:eastAsia="Charis SIL Regular"/>
-          <w:b w:val="0"/>
-          <w:i w:val="0"/>
-          <w:color w:val="000000"/>
-          <w:sz w:val="24"/>
-        </w:rPr>
-        <w:t xml:space="preserve"> collectie. Ook is het </w:t>
+        <w:t xml:space="preserve">museum, haar geschiedenis en de collectie. Ook is het </w:t>
       </w:r>
       <w:r>
         <w:rPr>
@@ -2287,33 +2259,6 @@
           <w:color w:val="0000FF"/>
           <w:sz w:val="24"/>
         </w:rPr>
-        <w:t>t</w:t>
-      </w:r>
-      <w:r>
-        <w:rPr>
-          <w:rFonts w:ascii="Charis SIL Regular" w:hAnsi="Charis SIL Regular" w:eastAsia="Charis SIL Regular"/>
-          <w:b w:val="0"/>
-          <w:i w:val="0"/>
-          <w:color w:val="0000FF"/>
-          <w:sz w:val="24"/>
-        </w:rPr>
-        <w:hyperlink r:id="rId13" w:history="1">
-          <w:r>
-            <w:rPr>
-              <w:rStyle w:val="Hyperlink"/>
-            </w:rPr>
-            <w:t>ion_type&amp;fil</w:t>
-          </w:r>
-        </w:hyperlink>
-      </w:r>
-      <w:r>
-        <w:rPr>
-          <w:rFonts w:ascii="Charis SIL Regular" w:hAnsi="Charis SIL Regular" w:eastAsia="Charis SIL Regular"/>
-          <w:b w:val="0"/>
-          <w:i w:val="0"/>
-          <w:color w:val="0000FF"/>
-          <w:sz w:val="24"/>
-        </w:rPr>
         <w:hyperlink r:id="rId13" w:history="1">
           <w:r>
             <w:rPr>
@@ -2336,9 +2281,36 @@
             <w:rPr>
               <w:rStyle w:val="Hyperlink"/>
             </w:rPr>
-            <w:t>ers%5B0%5D%5Bvalues%5D%5B0</w:t>
+            <w:t>ion_type&amp;filt</w:t>
           </w:r>
         </w:hyperlink>
+      </w:r>
+      <w:r>
+        <w:rPr>
+          <w:rFonts w:ascii="Charis SIL Regular" w:hAnsi="Charis SIL Regular" w:eastAsia="Charis SIL Regular"/>
+          <w:b w:val="0"/>
+          <w:i w:val="0"/>
+          <w:color w:val="0000FF"/>
+          <w:sz w:val="24"/>
+        </w:rPr>
+        <w:hyperlink r:id="rId13" w:history="1">
+          <w:r>
+            <w:rPr>
+              <w:rStyle w:val="Hyperlink"/>
+            </w:rPr>
+            <w:t>ers%5B0%5D%5Bvalues%5D%5B</w:t>
+          </w:r>
+        </w:hyperlink>
+      </w:r>
+      <w:r>
+        <w:rPr>
+          <w:rFonts w:ascii="Charis SIL Regular" w:hAnsi="Charis SIL Regular" w:eastAsia="Charis SIL Regular"/>
+          <w:b w:val="0"/>
+          <w:i w:val="0"/>
+          <w:color w:val="0000FF"/>
+          <w:sz w:val="24"/>
+        </w:rPr>
+        <w:t>0</w:t>
       </w:r>
     </w:p>
     <w:p>
@@ -2593,33 +2565,6 @@
           <w:color w:val="0000FF"/>
           <w:sz w:val="24"/>
         </w:rPr>
-        <w:t>t</w:t>
-      </w:r>
-      <w:r>
-        <w:rPr>
-          <w:rFonts w:ascii="Charis SIL Regular" w:hAnsi="Charis SIL Regular" w:eastAsia="Charis SIL Regular"/>
-          <w:b w:val="0"/>
-          <w:i w:val="0"/>
-          <w:color w:val="0000FF"/>
-          <w:sz w:val="24"/>
-        </w:rPr>
-        <w:hyperlink r:id="rId13" w:history="1">
-          <w:r>
-            <w:rPr>
-              <w:rStyle w:val="Hyperlink"/>
-            </w:rPr>
-            <w:t>ion_type&amp;fil</w:t>
-          </w:r>
-        </w:hyperlink>
-      </w:r>
-      <w:r>
-        <w:rPr>
-          <w:rFonts w:ascii="Charis SIL Regular" w:hAnsi="Charis SIL Regular" w:eastAsia="Charis SIL Regular"/>
-          <w:b w:val="0"/>
-          <w:i w:val="0"/>
-          <w:color w:val="0000FF"/>
-          <w:sz w:val="24"/>
-        </w:rPr>
         <w:hyperlink r:id="rId13" w:history="1">
           <w:r>
             <w:rPr>
@@ -2642,9 +2587,36 @@
             <w:rPr>
               <w:rStyle w:val="Hyperlink"/>
             </w:rPr>
-            <w:t>ers%5B0%5D%5Bvalues%5D%5B0</w:t>
+            <w:t>ion_type&amp;filt</w:t>
           </w:r>
         </w:hyperlink>
+      </w:r>
+      <w:r>
+        <w:rPr>
+          <w:rFonts w:ascii="Charis SIL Regular" w:hAnsi="Charis SIL Regular" w:eastAsia="Charis SIL Regular"/>
+          <w:b w:val="0"/>
+          <w:i w:val="0"/>
+          <w:color w:val="0000FF"/>
+          <w:sz w:val="24"/>
+        </w:rPr>
+        <w:hyperlink r:id="rId13" w:history="1">
+          <w:r>
+            <w:rPr>
+              <w:rStyle w:val="Hyperlink"/>
+            </w:rPr>
+            <w:t>ers%5B0%5D%5Bvalues%5D%5B</w:t>
+          </w:r>
+        </w:hyperlink>
+      </w:r>
+      <w:r>
+        <w:rPr>
+          <w:rFonts w:ascii="Charis SIL Regular" w:hAnsi="Charis SIL Regular" w:eastAsia="Charis SIL Regular"/>
+          <w:b w:val="0"/>
+          <w:i w:val="0"/>
+          <w:color w:val="0000FF"/>
+          <w:sz w:val="24"/>
+        </w:rPr>
+        <w:t>0</w:t>
       </w:r>
     </w:p>
     <w:p>
@@ -3200,7 +3172,7 @@
           <w:sz w:val="24"/>
           <w:u w:val="single"/>
         </w:rPr>
-        <w:hyperlink r:id="rId14" w:history="1">
+        <w:hyperlink r:id="rId15" w:history="1">
           <w:r>
             <w:rPr>
               <w:rStyle w:val="Hyperlink"/>
@@ -3229,7 +3201,7 @@
           <w:sz w:val="24"/>
           <w:u w:val="single"/>
         </w:rPr>
-        <w:hyperlink r:id="rId14" w:history="1">
+        <w:hyperlink r:id="rId15" w:history="1">
           <w:r>
             <w:rPr>
               <w:rStyle w:val="Hyperlink"/>
@@ -3240,21 +3212,13 @@
       </w:r>
       <w:r>
         <w:rPr>
-          <w:u w:val="single" w:color="0000ff"/>
           <w:rFonts w:ascii="Charis SIL Regular" w:hAnsi="Charis SIL Regular" w:eastAsia="Charis SIL Regular"/>
           <w:b w:val="0"/>
           <w:i w:val="0"/>
           <w:color w:val="000000"/>
           <w:sz w:val="24"/>
         </w:rPr>
-        <w:hyperlink r:id="rId14" w:history="1">
-          <w:r>
-            <w:rPr>
-              <w:rStyle w:val="Hyperlink"/>
-            </w:rPr>
-            <w:t xml:space="preserve">, </w:t>
-          </w:r>
-        </w:hyperlink>
+        <w:t xml:space="preserve">, </w:t>
       </w:r>
       <w:r>
         <w:rPr>
@@ -3265,7 +3229,7 @@
           <w:sz w:val="24"/>
           <w:u w:val="single"/>
         </w:rPr>
-        <w:hyperlink r:id="rId14" w:history="1">
+        <w:hyperlink r:id="rId16" w:history="1">
           <w:r>
             <w:rPr>
               <w:rStyle w:val="Hyperlink"/>
@@ -3294,7 +3258,7 @@
           <w:sz w:val="24"/>
           <w:u w:val="single"/>
         </w:rPr>
-        <w:hyperlink r:id="rId14" w:history="1">
+        <w:hyperlink r:id="rId16" w:history="1">
           <w:r>
             <w:rPr>
               <w:rStyle w:val="Hyperlink"/>

--- a/EXPORTS/DOCX/published/niveau3/Dutch/RMO.docx
+++ b/EXPORTS/DOCX/published/niveau3/Dutch/RMO.docx
@@ -229,14 +229,7 @@
           <w:color w:val="000000"/>
           <w:sz w:val="24"/>
         </w:rPr>
-        <w:hyperlink r:id="rId9" w:history="1">
-          <w:r>
-            <w:rPr>
-              <w:rStyle w:val="Hyperlink"/>
-            </w:rPr>
-            <w:t xml:space="preserve">eiden, </w:t>
-          </w:r>
-        </w:hyperlink>
+        <w:t xml:space="preserve">eiden, </w:t>
       </w:r>
       <w:r>
         <w:rPr>
@@ -765,7 +758,89 @@
           <w:color w:val="000000"/>
           <w:sz w:val="24"/>
         </w:rPr>
-        <w:t xml:space="preserve">museum, haar geschiedenis en de collectie. Ook is het </w:t>
+        <w:t>museum, haar gesc</w:t>
+      </w:r>
+      <w:r>
+        <w:rPr>
+          <w:u w:val="single" w:color="0000ff"/>
+          <w:rFonts w:ascii="Charis SIL Regular" w:hAnsi="Charis SIL Regular" w:eastAsia="Charis SIL Regular"/>
+          <w:b w:val="0"/>
+          <w:i w:val="0"/>
+          <w:color w:val="000000"/>
+          <w:sz w:val="24"/>
+        </w:rPr>
+        <w:hyperlink r:id="rId10" w:history="1">
+          <w:r>
+            <w:rPr>
+              <w:rStyle w:val="Hyperlink"/>
+            </w:rPr>
+            <w:t>hiedenis en de</w:t>
+          </w:r>
+        </w:hyperlink>
+      </w:r>
+      <w:r>
+        <w:rPr>
+          <w:u w:val="single" w:color="0000ff"/>
+          <w:rFonts w:ascii="Charis SIL Regular" w:hAnsi="Charis SIL Regular" w:eastAsia="Charis SIL Regular"/>
+          <w:b w:val="0"/>
+          <w:i w:val="0"/>
+          <w:color w:val="000000"/>
+          <w:sz w:val="24"/>
+        </w:rPr>
+        <w:hyperlink r:id="rId10" w:history="1">
+          <w:r>
+            <w:rPr>
+              <w:rStyle w:val="Hyperlink"/>
+            </w:rPr>
+            <w:t xml:space="preserve"> col</w:t>
+          </w:r>
+        </w:hyperlink>
+      </w:r>
+      <w:r>
+        <w:rPr>
+          <w:u w:val="single" w:color="0000ff"/>
+          <w:rFonts w:ascii="Charis SIL Regular" w:hAnsi="Charis SIL Regular" w:eastAsia="Charis SIL Regular"/>
+          <w:b w:val="0"/>
+          <w:i w:val="0"/>
+          <w:color w:val="000000"/>
+          <w:sz w:val="24"/>
+        </w:rPr>
+        <w:hyperlink r:id="rId10" w:history="1">
+          <w:r>
+            <w:rPr>
+              <w:rStyle w:val="Hyperlink"/>
+            </w:rPr>
+            <w:t>l</w:t>
+          </w:r>
+        </w:hyperlink>
+      </w:r>
+      <w:r>
+        <w:rPr>
+          <w:u w:val="single" w:color="0000ff"/>
+          <w:rFonts w:ascii="Charis SIL Regular" w:hAnsi="Charis SIL Regular" w:eastAsia="Charis SIL Regular"/>
+          <w:b w:val="0"/>
+          <w:i w:val="0"/>
+          <w:color w:val="000000"/>
+          <w:sz w:val="24"/>
+        </w:rPr>
+        <w:hyperlink r:id="rId10" w:history="1">
+          <w:r>
+            <w:rPr>
+              <w:rStyle w:val="Hyperlink"/>
+            </w:rPr>
+            <w:t>ectie. Ook</w:t>
+          </w:r>
+        </w:hyperlink>
+      </w:r>
+      <w:r>
+        <w:rPr>
+          <w:rFonts w:ascii="Charis SIL Regular" w:hAnsi="Charis SIL Regular" w:eastAsia="Charis SIL Regular"/>
+          <w:b w:val="0"/>
+          <w:i w:val="0"/>
+          <w:color w:val="000000"/>
+          <w:sz w:val="24"/>
+        </w:rPr>
+        <w:t xml:space="preserve"> is het </w:t>
       </w:r>
       <w:r>
         <w:rPr>
@@ -1896,22 +1971,12 @@
           <w:color w:val="0000FF"/>
           <w:sz w:val="24"/>
         </w:rPr>
-        <w:t>%</w:t>
-      </w:r>
-      <w:r>
-        <w:rPr>
-          <w:rFonts w:ascii="Charis SIL Regular" w:hAnsi="Charis SIL Regular" w:eastAsia="Charis SIL Regular"/>
-          <w:b w:val="0"/>
-          <w:i w:val="0"/>
-          <w:color w:val="0000FF"/>
-          <w:sz w:val="24"/>
-        </w:rPr>
         <w:hyperlink r:id="rId13" w:history="1">
           <w:r>
             <w:rPr>
               <w:rStyle w:val="Hyperlink"/>
             </w:rPr>
-            <w:t>5B0%5D%5Bfield%5D=inform</w:t>
+            <w:t>%</w:t>
           </w:r>
         </w:hyperlink>
       </w:r>
@@ -1928,34 +1993,7 @@
             <w:rPr>
               <w:rStyle w:val="Hyperlink"/>
             </w:rPr>
-            <w:t>a</w:t>
-          </w:r>
-        </w:hyperlink>
-      </w:r>
-      <w:r>
-        <w:rPr>
-          <w:rFonts w:ascii="Charis SIL Regular" w:hAnsi="Charis SIL Regular" w:eastAsia="Charis SIL Regular"/>
-          <w:b w:val="0"/>
-          <w:i w:val="0"/>
-          <w:color w:val="0000FF"/>
-          <w:sz w:val="24"/>
-        </w:rPr>
-        <w:t>t</w:t>
-      </w:r>
-      <w:r>
-        <w:rPr>
-          <w:rFonts w:ascii="Charis SIL Regular" w:hAnsi="Charis SIL Regular" w:eastAsia="Charis SIL Regular"/>
-          <w:b w:val="0"/>
-          <w:i w:val="0"/>
-          <w:color w:val="0000FF"/>
-          <w:sz w:val="24"/>
-        </w:rPr>
-        <w:hyperlink r:id="rId13" w:history="1">
-          <w:r>
-            <w:rPr>
-              <w:rStyle w:val="Hyperlink"/>
-            </w:rPr>
-            <w:t>ion_type&amp;fil</w:t>
+            <w:t>5B0%5D%5Bfield%5D=informa</w:t>
           </w:r>
         </w:hyperlink>
       </w:r>
@@ -1989,9 +2027,36 @@
             <w:rPr>
               <w:rStyle w:val="Hyperlink"/>
             </w:rPr>
-            <w:t>ers%5B0%5D%5Bvalues%5D%5B0</w:t>
+            <w:t>ion_type&amp;filt</w:t>
           </w:r>
         </w:hyperlink>
+      </w:r>
+      <w:r>
+        <w:rPr>
+          <w:rFonts w:ascii="Charis SIL Regular" w:hAnsi="Charis SIL Regular" w:eastAsia="Charis SIL Regular"/>
+          <w:b w:val="0"/>
+          <w:i w:val="0"/>
+          <w:color w:val="0000FF"/>
+          <w:sz w:val="24"/>
+        </w:rPr>
+        <w:hyperlink r:id="rId13" w:history="1">
+          <w:r>
+            <w:rPr>
+              <w:rStyle w:val="Hyperlink"/>
+            </w:rPr>
+            <w:t>ers%5B0%5D%5Bvalues%5D%5</w:t>
+          </w:r>
+        </w:hyperlink>
+      </w:r>
+      <w:r>
+        <w:rPr>
+          <w:rFonts w:ascii="Charis SIL Regular" w:hAnsi="Charis SIL Regular" w:eastAsia="Charis SIL Regular"/>
+          <w:b w:val="0"/>
+          <w:i w:val="0"/>
+          <w:color w:val="0000FF"/>
+          <w:sz w:val="24"/>
+        </w:rPr>
+        <w:t>B0</w:t>
       </w:r>
     </w:p>
     <w:p>
@@ -2186,7 +2251,7 @@
             <w:rPr>
               <w:rStyle w:val="Hyperlink"/>
             </w:rPr>
-            <w:t>filter</w:t>
+            <w:t>filters</w:t>
           </w:r>
         </w:hyperlink>
       </w:r>
@@ -2203,34 +2268,7 @@
             <w:rPr>
               <w:rStyle w:val="Hyperlink"/>
             </w:rPr>
-            <w:t>s</w:t>
-          </w:r>
-        </w:hyperlink>
-      </w:r>
-      <w:r>
-        <w:rPr>
-          <w:rFonts w:ascii="Charis SIL Regular" w:hAnsi="Charis SIL Regular" w:eastAsia="Charis SIL Regular"/>
-          <w:b w:val="0"/>
-          <w:i w:val="0"/>
-          <w:color w:val="0000FF"/>
-          <w:sz w:val="24"/>
-        </w:rPr>
-        <w:t>%</w:t>
-      </w:r>
-      <w:r>
-        <w:rPr>
-          <w:rFonts w:ascii="Charis SIL Regular" w:hAnsi="Charis SIL Regular" w:eastAsia="Charis SIL Regular"/>
-          <w:b w:val="0"/>
-          <w:i w:val="0"/>
-          <w:color w:val="0000FF"/>
-          <w:sz w:val="24"/>
-        </w:rPr>
-        <w:hyperlink r:id="rId13" w:history="1">
-          <w:r>
-            <w:rPr>
-              <w:rStyle w:val="Hyperlink"/>
-            </w:rPr>
-            <w:t>5B0%5D%5Bfield%5D=inform</w:t>
+            <w:t>%</w:t>
           </w:r>
         </w:hyperlink>
       </w:r>
@@ -2247,7 +2285,7 @@
             <w:rPr>
               <w:rStyle w:val="Hyperlink"/>
             </w:rPr>
-            <w:t>a</w:t>
+            <w:t>5B0%5D%5Bfield%5D=informa</w:t>
           </w:r>
         </w:hyperlink>
       </w:r>
@@ -2298,7 +2336,7 @@
             <w:rPr>
               <w:rStyle w:val="Hyperlink"/>
             </w:rPr>
-            <w:t>ers%5B0%5D%5Bvalues%5D%5B</w:t>
+            <w:t>ers%5B0%5D%5Bvalues%5D%</w:t>
           </w:r>
         </w:hyperlink>
       </w:r>
@@ -2310,7 +2348,7 @@
           <w:color w:val="0000FF"/>
           <w:sz w:val="24"/>
         </w:rPr>
-        <w:t>0</w:t>
+        <w:t>5B0</w:t>
       </w:r>
     </w:p>
     <w:p>
@@ -2492,7 +2530,7 @@
             <w:rPr>
               <w:rStyle w:val="Hyperlink"/>
             </w:rPr>
-            <w:t>filter</w:t>
+            <w:t>filters</w:t>
           </w:r>
         </w:hyperlink>
       </w:r>
@@ -2509,34 +2547,7 @@
             <w:rPr>
               <w:rStyle w:val="Hyperlink"/>
             </w:rPr>
-            <w:t>s</w:t>
-          </w:r>
-        </w:hyperlink>
-      </w:r>
-      <w:r>
-        <w:rPr>
-          <w:rFonts w:ascii="Charis SIL Regular" w:hAnsi="Charis SIL Regular" w:eastAsia="Charis SIL Regular"/>
-          <w:b w:val="0"/>
-          <w:i w:val="0"/>
-          <w:color w:val="0000FF"/>
-          <w:sz w:val="24"/>
-        </w:rPr>
-        <w:t>%</w:t>
-      </w:r>
-      <w:r>
-        <w:rPr>
-          <w:rFonts w:ascii="Charis SIL Regular" w:hAnsi="Charis SIL Regular" w:eastAsia="Charis SIL Regular"/>
-          <w:b w:val="0"/>
-          <w:i w:val="0"/>
-          <w:color w:val="0000FF"/>
-          <w:sz w:val="24"/>
-        </w:rPr>
-        <w:hyperlink r:id="rId13" w:history="1">
-          <w:r>
-            <w:rPr>
-              <w:rStyle w:val="Hyperlink"/>
-            </w:rPr>
-            <w:t>5B0%5D%5Bfield%5D=inform</w:t>
+            <w:t>%</w:t>
           </w:r>
         </w:hyperlink>
       </w:r>
@@ -2553,7 +2564,7 @@
             <w:rPr>
               <w:rStyle w:val="Hyperlink"/>
             </w:rPr>
-            <w:t>a</w:t>
+            <w:t>5B0%5D%5Bfield%5D=informa</w:t>
           </w:r>
         </w:hyperlink>
       </w:r>
@@ -2604,7 +2615,7 @@
             <w:rPr>
               <w:rStyle w:val="Hyperlink"/>
             </w:rPr>
-            <w:t>ers%5B0%5D%5Bvalues%5D%5B</w:t>
+            <w:t>ers%5B0%5D%5Bvalues%5D%</w:t>
           </w:r>
         </w:hyperlink>
       </w:r>
@@ -2616,7 +2627,7 @@
           <w:color w:val="0000FF"/>
           <w:sz w:val="24"/>
         </w:rPr>
-        <w:t>0</w:t>
+        <w:t>5B0</w:t>
       </w:r>
     </w:p>
     <w:p>
@@ -3212,6 +3223,7 @@
       </w:r>
       <w:r>
         <w:rPr>
+          <w:u w:val="single" w:color="0000ff"/>
           <w:rFonts w:ascii="Charis SIL Regular" w:hAnsi="Charis SIL Regular" w:eastAsia="Charis SIL Regular"/>
           <w:b w:val="0"/>
           <w:i w:val="0"/>
@@ -3258,7 +3270,7 @@
           <w:sz w:val="24"/>
           <w:u w:val="single"/>
         </w:rPr>
-        <w:hyperlink r:id="rId16" w:history="1">
+        <w:hyperlink r:id="rId14" w:history="1">
           <w:r>
             <w:rPr>
               <w:rStyle w:val="Hyperlink"/>

--- a/EXPORTS/DOCX/published/niveau3/Dutch/RMO.docx
+++ b/EXPORTS/DOCX/published/niveau3/Dutch/RMO.docx
@@ -758,89 +758,7 @@
           <w:color w:val="000000"/>
           <w:sz w:val="24"/>
         </w:rPr>
-        <w:t>museum, haar gesc</w:t>
-      </w:r>
-      <w:r>
-        <w:rPr>
-          <w:u w:val="single" w:color="0000ff"/>
-          <w:rFonts w:ascii="Charis SIL Regular" w:hAnsi="Charis SIL Regular" w:eastAsia="Charis SIL Regular"/>
-          <w:b w:val="0"/>
-          <w:i w:val="0"/>
-          <w:color w:val="000000"/>
-          <w:sz w:val="24"/>
-        </w:rPr>
-        <w:hyperlink r:id="rId10" w:history="1">
-          <w:r>
-            <w:rPr>
-              <w:rStyle w:val="Hyperlink"/>
-            </w:rPr>
-            <w:t>hiedenis en de</w:t>
-          </w:r>
-        </w:hyperlink>
-      </w:r>
-      <w:r>
-        <w:rPr>
-          <w:u w:val="single" w:color="0000ff"/>
-          <w:rFonts w:ascii="Charis SIL Regular" w:hAnsi="Charis SIL Regular" w:eastAsia="Charis SIL Regular"/>
-          <w:b w:val="0"/>
-          <w:i w:val="0"/>
-          <w:color w:val="000000"/>
-          <w:sz w:val="24"/>
-        </w:rPr>
-        <w:hyperlink r:id="rId10" w:history="1">
-          <w:r>
-            <w:rPr>
-              <w:rStyle w:val="Hyperlink"/>
-            </w:rPr>
-            <w:t xml:space="preserve"> col</w:t>
-          </w:r>
-        </w:hyperlink>
-      </w:r>
-      <w:r>
-        <w:rPr>
-          <w:u w:val="single" w:color="0000ff"/>
-          <w:rFonts w:ascii="Charis SIL Regular" w:hAnsi="Charis SIL Regular" w:eastAsia="Charis SIL Regular"/>
-          <w:b w:val="0"/>
-          <w:i w:val="0"/>
-          <w:color w:val="000000"/>
-          <w:sz w:val="24"/>
-        </w:rPr>
-        <w:hyperlink r:id="rId10" w:history="1">
-          <w:r>
-            <w:rPr>
-              <w:rStyle w:val="Hyperlink"/>
-            </w:rPr>
-            <w:t>l</w:t>
-          </w:r>
-        </w:hyperlink>
-      </w:r>
-      <w:r>
-        <w:rPr>
-          <w:u w:val="single" w:color="0000ff"/>
-          <w:rFonts w:ascii="Charis SIL Regular" w:hAnsi="Charis SIL Regular" w:eastAsia="Charis SIL Regular"/>
-          <w:b w:val="0"/>
-          <w:i w:val="0"/>
-          <w:color w:val="000000"/>
-          <w:sz w:val="24"/>
-        </w:rPr>
-        <w:hyperlink r:id="rId10" w:history="1">
-          <w:r>
-            <w:rPr>
-              <w:rStyle w:val="Hyperlink"/>
-            </w:rPr>
-            <w:t>ectie. Ook</w:t>
-          </w:r>
-        </w:hyperlink>
-      </w:r>
-      <w:r>
-        <w:rPr>
-          <w:rFonts w:ascii="Charis SIL Regular" w:hAnsi="Charis SIL Regular" w:eastAsia="Charis SIL Regular"/>
-          <w:b w:val="0"/>
-          <w:i w:val="0"/>
-          <w:color w:val="000000"/>
-          <w:sz w:val="24"/>
-        </w:rPr>
-        <w:t xml:space="preserve"> is het </w:t>
+        <w:t xml:space="preserve">museum, haar geschiedenis en de collectie. Ook is het </w:t>
       </w:r>
       <w:r>
         <w:rPr>
@@ -1942,24 +1860,7 @@
             <w:rPr>
               <w:rStyle w:val="Hyperlink"/>
             </w:rPr>
-            <w:t>filter</w:t>
-          </w:r>
-        </w:hyperlink>
-      </w:r>
-      <w:r>
-        <w:rPr>
-          <w:rFonts w:ascii="Charis SIL Regular" w:hAnsi="Charis SIL Regular" w:eastAsia="Charis SIL Regular"/>
-          <w:b w:val="0"/>
-          <w:i w:val="0"/>
-          <w:color w:val="0000FF"/>
-          <w:sz w:val="24"/>
-        </w:rPr>
-        <w:hyperlink r:id="rId13" w:history="1">
-          <w:r>
-            <w:rPr>
-              <w:rStyle w:val="Hyperlink"/>
-            </w:rPr>
-            <w:t>s</w:t>
+            <w:t>filters</w:t>
           </w:r>
         </w:hyperlink>
       </w:r>
@@ -2044,7 +1945,7 @@
             <w:rPr>
               <w:rStyle w:val="Hyperlink"/>
             </w:rPr>
-            <w:t>ers%5B0%5D%5Bvalues%5D%5</w:t>
+            <w:t>ers%5B0%5D%5Bvalues%5D%</w:t>
           </w:r>
         </w:hyperlink>
       </w:r>
@@ -2056,7 +1957,7 @@
           <w:color w:val="0000FF"/>
           <w:sz w:val="24"/>
         </w:rPr>
-        <w:t>B0</w:t>
+        <w:t>5B0</w:t>
       </w:r>
     </w:p>
     <w:p>
@@ -3223,7 +3124,6 @@
       </w:r>
       <w:r>
         <w:rPr>
-          <w:u w:val="single" w:color="0000ff"/>
           <w:rFonts w:ascii="Charis SIL Regular" w:hAnsi="Charis SIL Regular" w:eastAsia="Charis SIL Regular"/>
           <w:b w:val="0"/>
           <w:i w:val="0"/>
@@ -3270,7 +3170,7 @@
           <w:sz w:val="24"/>
           <w:u w:val="single"/>
         </w:rPr>
-        <w:hyperlink r:id="rId14" w:history="1">
+        <w:hyperlink r:id="rId16" w:history="1">
           <w:r>
             <w:rPr>
               <w:rStyle w:val="Hyperlink"/>

--- a/EXPORTS/DOCX/published/niveau3/Dutch/RMO.docx
+++ b/EXPORTS/DOCX/published/niveau3/Dutch/RMO.docx
@@ -758,7 +758,71 @@
           <w:color w:val="000000"/>
           <w:sz w:val="24"/>
         </w:rPr>
-        <w:t xml:space="preserve">museum, haar geschiedenis en de collectie. Ook is het </w:t>
+        <w:t>museum, haar geschiedenis en de</w:t>
+      </w:r>
+      <w:r>
+        <w:rPr>
+          <w:u w:val="single" w:color="0000ff"/>
+          <w:rFonts w:ascii="Charis SIL Regular" w:hAnsi="Charis SIL Regular" w:eastAsia="Charis SIL Regular"/>
+          <w:b w:val="0"/>
+          <w:i w:val="0"/>
+          <w:color w:val="000000"/>
+          <w:sz w:val="24"/>
+        </w:rPr>
+        <w:hyperlink r:id="rId10" w:history="1">
+          <w:r>
+            <w:rPr>
+              <w:rStyle w:val="Hyperlink"/>
+            </w:rPr>
+            <w:t xml:space="preserve"> col</w:t>
+          </w:r>
+        </w:hyperlink>
+      </w:r>
+      <w:r>
+        <w:rPr>
+          <w:u w:val="single" w:color="0000ff"/>
+          <w:rFonts w:ascii="Charis SIL Regular" w:hAnsi="Charis SIL Regular" w:eastAsia="Charis SIL Regular"/>
+          <w:b w:val="0"/>
+          <w:i w:val="0"/>
+          <w:color w:val="000000"/>
+          <w:sz w:val="24"/>
+        </w:rPr>
+        <w:hyperlink r:id="rId10" w:history="1">
+          <w:r>
+            <w:rPr>
+              <w:rStyle w:val="Hyperlink"/>
+            </w:rPr>
+            <w:t>l</w:t>
+          </w:r>
+        </w:hyperlink>
+      </w:r>
+      <w:r>
+        <w:rPr>
+          <w:u w:val="single" w:color="0000ff"/>
+          <w:rFonts w:ascii="Charis SIL Regular" w:hAnsi="Charis SIL Regular" w:eastAsia="Charis SIL Regular"/>
+          <w:b w:val="0"/>
+          <w:i w:val="0"/>
+          <w:color w:val="000000"/>
+          <w:sz w:val="24"/>
+        </w:rPr>
+        <w:hyperlink r:id="rId10" w:history="1">
+          <w:r>
+            <w:rPr>
+              <w:rStyle w:val="Hyperlink"/>
+            </w:rPr>
+            <w:t>ectie. Ook</w:t>
+          </w:r>
+        </w:hyperlink>
+      </w:r>
+      <w:r>
+        <w:rPr>
+          <w:rFonts w:ascii="Charis SIL Regular" w:hAnsi="Charis SIL Regular" w:eastAsia="Charis SIL Regular"/>
+          <w:b w:val="0"/>
+          <w:i w:val="0"/>
+          <w:color w:val="000000"/>
+          <w:sz w:val="24"/>
+        </w:rPr>
+        <w:t xml:space="preserve"> is het </w:t>
       </w:r>
       <w:r>
         <w:rPr>
@@ -1860,7 +1924,7 @@
             <w:rPr>
               <w:rStyle w:val="Hyperlink"/>
             </w:rPr>
-            <w:t>filters</w:t>
+            <w:t>filter</w:t>
           </w:r>
         </w:hyperlink>
       </w:r>
@@ -1877,7 +1941,34 @@
             <w:rPr>
               <w:rStyle w:val="Hyperlink"/>
             </w:rPr>
-            <w:t>%</w:t>
+            <w:t>s</w:t>
+          </w:r>
+        </w:hyperlink>
+      </w:r>
+      <w:r>
+        <w:rPr>
+          <w:rFonts w:ascii="Charis SIL Regular" w:hAnsi="Charis SIL Regular" w:eastAsia="Charis SIL Regular"/>
+          <w:b w:val="0"/>
+          <w:i w:val="0"/>
+          <w:color w:val="0000FF"/>
+          <w:sz w:val="24"/>
+        </w:rPr>
+        <w:t>%</w:t>
+      </w:r>
+      <w:r>
+        <w:rPr>
+          <w:rFonts w:ascii="Charis SIL Regular" w:hAnsi="Charis SIL Regular" w:eastAsia="Charis SIL Regular"/>
+          <w:b w:val="0"/>
+          <w:i w:val="0"/>
+          <w:color w:val="0000FF"/>
+          <w:sz w:val="24"/>
+        </w:rPr>
+        <w:hyperlink r:id="rId13" w:history="1">
+          <w:r>
+            <w:rPr>
+              <w:rStyle w:val="Hyperlink"/>
+            </w:rPr>
+            <w:t>5B0%5D%5Bfield%5D=inform</w:t>
           </w:r>
         </w:hyperlink>
       </w:r>
@@ -1894,7 +1985,34 @@
             <w:rPr>
               <w:rStyle w:val="Hyperlink"/>
             </w:rPr>
-            <w:t>5B0%5D%5Bfield%5D=informa</w:t>
+            <w:t>a</w:t>
+          </w:r>
+        </w:hyperlink>
+      </w:r>
+      <w:r>
+        <w:rPr>
+          <w:rFonts w:ascii="Charis SIL Regular" w:hAnsi="Charis SIL Regular" w:eastAsia="Charis SIL Regular"/>
+          <w:b w:val="0"/>
+          <w:i w:val="0"/>
+          <w:color w:val="0000FF"/>
+          <w:sz w:val="24"/>
+        </w:rPr>
+        <w:t>t</w:t>
+      </w:r>
+      <w:r>
+        <w:rPr>
+          <w:rFonts w:ascii="Charis SIL Regular" w:hAnsi="Charis SIL Regular" w:eastAsia="Charis SIL Regular"/>
+          <w:b w:val="0"/>
+          <w:i w:val="0"/>
+          <w:color w:val="0000FF"/>
+          <w:sz w:val="24"/>
+        </w:rPr>
+        <w:hyperlink r:id="rId13" w:history="1">
+          <w:r>
+            <w:rPr>
+              <w:rStyle w:val="Hyperlink"/>
+            </w:rPr>
+            <w:t>ion_type&amp;fil</w:t>
           </w:r>
         </w:hyperlink>
       </w:r>
@@ -1928,36 +2046,9 @@
             <w:rPr>
               <w:rStyle w:val="Hyperlink"/>
             </w:rPr>
-            <w:t>ion_type&amp;filt</w:t>
+            <w:t>ers%5B0%5D%5Bvalues%5D%5B0</w:t>
           </w:r>
         </w:hyperlink>
-      </w:r>
-      <w:r>
-        <w:rPr>
-          <w:rFonts w:ascii="Charis SIL Regular" w:hAnsi="Charis SIL Regular" w:eastAsia="Charis SIL Regular"/>
-          <w:b w:val="0"/>
-          <w:i w:val="0"/>
-          <w:color w:val="0000FF"/>
-          <w:sz w:val="24"/>
-        </w:rPr>
-        <w:hyperlink r:id="rId13" w:history="1">
-          <w:r>
-            <w:rPr>
-              <w:rStyle w:val="Hyperlink"/>
-            </w:rPr>
-            <w:t>ers%5B0%5D%5Bvalues%5D%</w:t>
-          </w:r>
-        </w:hyperlink>
-      </w:r>
-      <w:r>
-        <w:rPr>
-          <w:rFonts w:ascii="Charis SIL Regular" w:hAnsi="Charis SIL Regular" w:eastAsia="Charis SIL Regular"/>
-          <w:b w:val="0"/>
-          <w:i w:val="0"/>
-          <w:color w:val="0000FF"/>
-          <w:sz w:val="24"/>
-        </w:rPr>
-        <w:t>5B0</w:t>
       </w:r>
     </w:p>
     <w:p>
@@ -2152,7 +2243,7 @@
             <w:rPr>
               <w:rStyle w:val="Hyperlink"/>
             </w:rPr>
-            <w:t>filters</w:t>
+            <w:t>filter</w:t>
           </w:r>
         </w:hyperlink>
       </w:r>
@@ -2169,7 +2260,34 @@
             <w:rPr>
               <w:rStyle w:val="Hyperlink"/>
             </w:rPr>
-            <w:t>%</w:t>
+            <w:t>s</w:t>
+          </w:r>
+        </w:hyperlink>
+      </w:r>
+      <w:r>
+        <w:rPr>
+          <w:rFonts w:ascii="Charis SIL Regular" w:hAnsi="Charis SIL Regular" w:eastAsia="Charis SIL Regular"/>
+          <w:b w:val="0"/>
+          <w:i w:val="0"/>
+          <w:color w:val="0000FF"/>
+          <w:sz w:val="24"/>
+        </w:rPr>
+        <w:t>%</w:t>
+      </w:r>
+      <w:r>
+        <w:rPr>
+          <w:rFonts w:ascii="Charis SIL Regular" w:hAnsi="Charis SIL Regular" w:eastAsia="Charis SIL Regular"/>
+          <w:b w:val="0"/>
+          <w:i w:val="0"/>
+          <w:color w:val="0000FF"/>
+          <w:sz w:val="24"/>
+        </w:rPr>
+        <w:hyperlink r:id="rId13" w:history="1">
+          <w:r>
+            <w:rPr>
+              <w:rStyle w:val="Hyperlink"/>
+            </w:rPr>
+            <w:t>5B0%5D%5Bfield%5D=inform</w:t>
           </w:r>
         </w:hyperlink>
       </w:r>
@@ -2186,7 +2304,34 @@
             <w:rPr>
               <w:rStyle w:val="Hyperlink"/>
             </w:rPr>
-            <w:t>5B0%5D%5Bfield%5D=informa</w:t>
+            <w:t>a</w:t>
+          </w:r>
+        </w:hyperlink>
+      </w:r>
+      <w:r>
+        <w:rPr>
+          <w:rFonts w:ascii="Charis SIL Regular" w:hAnsi="Charis SIL Regular" w:eastAsia="Charis SIL Regular"/>
+          <w:b w:val="0"/>
+          <w:i w:val="0"/>
+          <w:color w:val="0000FF"/>
+          <w:sz w:val="24"/>
+        </w:rPr>
+        <w:t>t</w:t>
+      </w:r>
+      <w:r>
+        <w:rPr>
+          <w:rFonts w:ascii="Charis SIL Regular" w:hAnsi="Charis SIL Regular" w:eastAsia="Charis SIL Regular"/>
+          <w:b w:val="0"/>
+          <w:i w:val="0"/>
+          <w:color w:val="0000FF"/>
+          <w:sz w:val="24"/>
+        </w:rPr>
+        <w:hyperlink r:id="rId13" w:history="1">
+          <w:r>
+            <w:rPr>
+              <w:rStyle w:val="Hyperlink"/>
+            </w:rPr>
+            <w:t>ion_type&amp;fil</w:t>
           </w:r>
         </w:hyperlink>
       </w:r>
@@ -2220,36 +2365,9 @@
             <w:rPr>
               <w:rStyle w:val="Hyperlink"/>
             </w:rPr>
-            <w:t>ion_type&amp;filt</w:t>
+            <w:t>ers%5B0%5D%5Bvalues%5D%5B0</w:t>
           </w:r>
         </w:hyperlink>
-      </w:r>
-      <w:r>
-        <w:rPr>
-          <w:rFonts w:ascii="Charis SIL Regular" w:hAnsi="Charis SIL Regular" w:eastAsia="Charis SIL Regular"/>
-          <w:b w:val="0"/>
-          <w:i w:val="0"/>
-          <w:color w:val="0000FF"/>
-          <w:sz w:val="24"/>
-        </w:rPr>
-        <w:hyperlink r:id="rId13" w:history="1">
-          <w:r>
-            <w:rPr>
-              <w:rStyle w:val="Hyperlink"/>
-            </w:rPr>
-            <w:t>ers%5B0%5D%5Bvalues%5D%</w:t>
-          </w:r>
-        </w:hyperlink>
-      </w:r>
-      <w:r>
-        <w:rPr>
-          <w:rFonts w:ascii="Charis SIL Regular" w:hAnsi="Charis SIL Regular" w:eastAsia="Charis SIL Regular"/>
-          <w:b w:val="0"/>
-          <w:i w:val="0"/>
-          <w:color w:val="0000FF"/>
-          <w:sz w:val="24"/>
-        </w:rPr>
-        <w:t>5B0</w:t>
       </w:r>
     </w:p>
     <w:p>

--- a/EXPORTS/DOCX/published/niveau3/Dutch/RMO.docx
+++ b/EXPORTS/DOCX/published/niveau3/Dutch/RMO.docx
@@ -218,18 +218,7 @@
           <w:color w:val="000000"/>
           <w:sz w:val="24"/>
         </w:rPr>
-        <w:t>archeologie aan de Universiteit L</w:t>
-      </w:r>
-      <w:r>
-        <w:rPr>
-          <w:u w:val="single" w:color="0000ff"/>
-          <w:rFonts w:ascii="Charis SIL Regular" w:hAnsi="Charis SIL Regular" w:eastAsia="Charis SIL Regular"/>
-          <w:b w:val="0"/>
-          <w:i w:val="0"/>
-          <w:color w:val="000000"/>
-          <w:sz w:val="24"/>
-        </w:rPr>
-        <w:t xml:space="preserve">eiden, </w:t>
+        <w:t xml:space="preserve">archeologie aan de Universiteit Leiden, </w:t>
       </w:r>
       <w:r>
         <w:rPr>
@@ -758,71 +747,7 @@
           <w:color w:val="000000"/>
           <w:sz w:val="24"/>
         </w:rPr>
-        <w:t>museum, haar geschiedenis en de</w:t>
-      </w:r>
-      <w:r>
-        <w:rPr>
-          <w:u w:val="single" w:color="0000ff"/>
-          <w:rFonts w:ascii="Charis SIL Regular" w:hAnsi="Charis SIL Regular" w:eastAsia="Charis SIL Regular"/>
-          <w:b w:val="0"/>
-          <w:i w:val="0"/>
-          <w:color w:val="000000"/>
-          <w:sz w:val="24"/>
-        </w:rPr>
-        <w:hyperlink r:id="rId10" w:history="1">
-          <w:r>
-            <w:rPr>
-              <w:rStyle w:val="Hyperlink"/>
-            </w:rPr>
-            <w:t xml:space="preserve"> col</w:t>
-          </w:r>
-        </w:hyperlink>
-      </w:r>
-      <w:r>
-        <w:rPr>
-          <w:u w:val="single" w:color="0000ff"/>
-          <w:rFonts w:ascii="Charis SIL Regular" w:hAnsi="Charis SIL Regular" w:eastAsia="Charis SIL Regular"/>
-          <w:b w:val="0"/>
-          <w:i w:val="0"/>
-          <w:color w:val="000000"/>
-          <w:sz w:val="24"/>
-        </w:rPr>
-        <w:hyperlink r:id="rId10" w:history="1">
-          <w:r>
-            <w:rPr>
-              <w:rStyle w:val="Hyperlink"/>
-            </w:rPr>
-            <w:t>l</w:t>
-          </w:r>
-        </w:hyperlink>
-      </w:r>
-      <w:r>
-        <w:rPr>
-          <w:u w:val="single" w:color="0000ff"/>
-          <w:rFonts w:ascii="Charis SIL Regular" w:hAnsi="Charis SIL Regular" w:eastAsia="Charis SIL Regular"/>
-          <w:b w:val="0"/>
-          <w:i w:val="0"/>
-          <w:color w:val="000000"/>
-          <w:sz w:val="24"/>
-        </w:rPr>
-        <w:hyperlink r:id="rId10" w:history="1">
-          <w:r>
-            <w:rPr>
-              <w:rStyle w:val="Hyperlink"/>
-            </w:rPr>
-            <w:t>ectie. Ook</w:t>
-          </w:r>
-        </w:hyperlink>
-      </w:r>
-      <w:r>
-        <w:rPr>
-          <w:rFonts w:ascii="Charis SIL Regular" w:hAnsi="Charis SIL Regular" w:eastAsia="Charis SIL Regular"/>
-          <w:b w:val="0"/>
-          <w:i w:val="0"/>
-          <w:color w:val="000000"/>
-          <w:sz w:val="24"/>
-        </w:rPr>
-        <w:t xml:space="preserve"> is het </w:t>
+        <w:t xml:space="preserve">museum, haar geschiedenis en de collectie. Ook is het </w:t>
       </w:r>
       <w:r>
         <w:rPr>
@@ -2549,7 +2474,24 @@
             <w:rPr>
               <w:rStyle w:val="Hyperlink"/>
             </w:rPr>
-            <w:t>filters</w:t>
+            <w:t>filter</w:t>
+          </w:r>
+        </w:hyperlink>
+      </w:r>
+      <w:r>
+        <w:rPr>
+          <w:rFonts w:ascii="Charis SIL Regular" w:hAnsi="Charis SIL Regular" w:eastAsia="Charis SIL Regular"/>
+          <w:b w:val="0"/>
+          <w:i w:val="0"/>
+          <w:color w:val="0000FF"/>
+          <w:sz w:val="24"/>
+        </w:rPr>
+        <w:hyperlink r:id="rId13" w:history="1">
+          <w:r>
+            <w:rPr>
+              <w:rStyle w:val="Hyperlink"/>
+            </w:rPr>
+            <w:t>s</w:t>
           </w:r>
         </w:hyperlink>
       </w:r>
@@ -2583,7 +2525,51 @@
             <w:rPr>
               <w:rStyle w:val="Hyperlink"/>
             </w:rPr>
-            <w:t>5B0%5D%5Bfield%5D=informa</w:t>
+            <w:t>5B0%5D%5Bfield%5D=inform</w:t>
+          </w:r>
+        </w:hyperlink>
+      </w:r>
+      <w:r>
+        <w:rPr>
+          <w:rFonts w:ascii="Charis SIL Regular" w:hAnsi="Charis SIL Regular" w:eastAsia="Charis SIL Regular"/>
+          <w:b w:val="0"/>
+          <w:i w:val="0"/>
+          <w:color w:val="0000FF"/>
+          <w:sz w:val="24"/>
+        </w:rPr>
+        <w:hyperlink r:id="rId13" w:history="1">
+          <w:r>
+            <w:rPr>
+              <w:rStyle w:val="Hyperlink"/>
+            </w:rPr>
+            <w:t>a</w:t>
+          </w:r>
+        </w:hyperlink>
+      </w:r>
+      <w:r>
+        <w:rPr>
+          <w:rFonts w:ascii="Charis SIL Regular" w:hAnsi="Charis SIL Regular" w:eastAsia="Charis SIL Regular"/>
+          <w:b w:val="0"/>
+          <w:i w:val="0"/>
+          <w:color w:val="0000FF"/>
+          <w:sz w:val="24"/>
+        </w:rPr>
+        <w:t>t</w:t>
+      </w:r>
+      <w:r>
+        <w:rPr>
+          <w:rFonts w:ascii="Charis SIL Regular" w:hAnsi="Charis SIL Regular" w:eastAsia="Charis SIL Regular"/>
+          <w:b w:val="0"/>
+          <w:i w:val="0"/>
+          <w:color w:val="0000FF"/>
+          <w:sz w:val="24"/>
+        </w:rPr>
+        <w:hyperlink r:id="rId13" w:history="1">
+          <w:r>
+            <w:rPr>
+              <w:rStyle w:val="Hyperlink"/>
+            </w:rPr>
+            <w:t>ion_type&amp;fil</w:t>
           </w:r>
         </w:hyperlink>
       </w:r>
@@ -2617,36 +2603,9 @@
             <w:rPr>
               <w:rStyle w:val="Hyperlink"/>
             </w:rPr>
-            <w:t>ion_type&amp;filt</w:t>
+            <w:t>ers%5B0%5D%5Bvalues%5D%5B0</w:t>
           </w:r>
         </w:hyperlink>
-      </w:r>
-      <w:r>
-        <w:rPr>
-          <w:rFonts w:ascii="Charis SIL Regular" w:hAnsi="Charis SIL Regular" w:eastAsia="Charis SIL Regular"/>
-          <w:b w:val="0"/>
-          <w:i w:val="0"/>
-          <w:color w:val="0000FF"/>
-          <w:sz w:val="24"/>
-        </w:rPr>
-        <w:hyperlink r:id="rId13" w:history="1">
-          <w:r>
-            <w:rPr>
-              <w:rStyle w:val="Hyperlink"/>
-            </w:rPr>
-            <w:t>ers%5B0%5D%5Bvalues%5D%</w:t>
-          </w:r>
-        </w:hyperlink>
-      </w:r>
-      <w:r>
-        <w:rPr>
-          <w:rFonts w:ascii="Charis SIL Regular" w:hAnsi="Charis SIL Regular" w:eastAsia="Charis SIL Regular"/>
-          <w:b w:val="0"/>
-          <w:i w:val="0"/>
-          <w:color w:val="0000FF"/>
-          <w:sz w:val="24"/>
-        </w:rPr>
-        <w:t>5B0</w:t>
       </w:r>
     </w:p>
     <w:p>
@@ -3184,7 +3143,7 @@
           <w:sz w:val="24"/>
           <w:u w:val="single"/>
         </w:rPr>
-        <w:hyperlink r:id="rId15" w:history="1">
+        <w:hyperlink r:id="rId14" w:history="1">
           <w:r>
             <w:rPr>
               <w:rStyle w:val="Hyperlink"/>
@@ -3202,7 +3161,7 @@
           <w:sz w:val="24"/>
           <w:u w:val="single"/>
         </w:rPr>
-        <w:hyperlink r:id="rId15" w:history="1">
+        <w:hyperlink r:id="rId14" w:history="1">
           <w:r>
             <w:rPr>
               <w:rStyle w:val="Hyperlink"/>
@@ -3231,7 +3190,7 @@
           <w:sz w:val="24"/>
           <w:u w:val="single"/>
         </w:rPr>
-        <w:hyperlink r:id="rId15" w:history="1">
+        <w:hyperlink r:id="rId14" w:history="1">
           <w:r>
             <w:rPr>
               <w:rStyle w:val="Hyperlink"/>
@@ -3259,7 +3218,7 @@
           <w:sz w:val="24"/>
           <w:u w:val="single"/>
         </w:rPr>
-        <w:hyperlink r:id="rId16" w:history="1">
+        <w:hyperlink r:id="rId14" w:history="1">
           <w:r>
             <w:rPr>
               <w:rStyle w:val="Hyperlink"/>
@@ -3288,7 +3247,7 @@
           <w:sz w:val="24"/>
           <w:u w:val="single"/>
         </w:rPr>
-        <w:hyperlink r:id="rId16" w:history="1">
+        <w:hyperlink r:id="rId15" w:history="1">
           <w:r>
             <w:rPr>
               <w:rStyle w:val="Hyperlink"/>

--- a/EXPORTS/DOCX/published/niveau3/Dutch/RMO.docx
+++ b/EXPORTS/DOCX/published/niveau3/Dutch/RMO.docx
@@ -218,7 +218,25 @@
           <w:color w:val="000000"/>
           <w:sz w:val="24"/>
         </w:rPr>
-        <w:t xml:space="preserve">archeologie aan de Universiteit Leiden, </w:t>
+        <w:t>archeologie aan de Universiteit L</w:t>
+      </w:r>
+      <w:r>
+        <w:rPr>
+          <w:u w:val="single" w:color="0000ff"/>
+          <w:rFonts w:ascii="Charis SIL Regular" w:hAnsi="Charis SIL Regular" w:eastAsia="Charis SIL Regular"/>
+          <w:b w:val="0"/>
+          <w:i w:val="0"/>
+          <w:color w:val="000000"/>
+          <w:sz w:val="24"/>
+        </w:rPr>
+        <w:hyperlink r:id="rId9" w:history="1">
+          <w:r>
+            <w:rPr>
+              <w:rStyle w:val="Hyperlink"/>
+            </w:rPr>
+            <w:t xml:space="preserve">eiden, </w:t>
+          </w:r>
+        </w:hyperlink>
       </w:r>
       <w:r>
         <w:rPr>
@@ -747,7 +765,35 @@
           <w:color w:val="000000"/>
           <w:sz w:val="24"/>
         </w:rPr>
-        <w:t xml:space="preserve">museum, haar geschiedenis en de collectie. Ook is het </w:t>
+        <w:t>museum, haar geschiedenis en de</w:t>
+      </w:r>
+      <w:r>
+        <w:rPr>
+          <w:u w:val="single" w:color="0000ff"/>
+          <w:rFonts w:ascii="Charis SIL Regular" w:hAnsi="Charis SIL Regular" w:eastAsia="Charis SIL Regular"/>
+          <w:b w:val="0"/>
+          <w:i w:val="0"/>
+          <w:color w:val="000000"/>
+          <w:sz w:val="24"/>
+        </w:rPr>
+        <w:hyperlink r:id="rId10" w:history="1">
+          <w:r>
+            <w:rPr>
+              <w:rStyle w:val="Hyperlink"/>
+            </w:rPr>
+            <w:t xml:space="preserve"> col</w:t>
+          </w:r>
+        </w:hyperlink>
+      </w:r>
+      <w:r>
+        <w:rPr>
+          <w:rFonts w:ascii="Charis SIL Regular" w:hAnsi="Charis SIL Regular" w:eastAsia="Charis SIL Regular"/>
+          <w:b w:val="0"/>
+          <w:i w:val="0"/>
+          <w:color w:val="000000"/>
+          <w:sz w:val="24"/>
+        </w:rPr>
+        <w:t xml:space="preserve">lectie. Ook is het </w:t>
       </w:r>
       <w:r>
         <w:rPr>
@@ -2474,24 +2520,7 @@
             <w:rPr>
               <w:rStyle w:val="Hyperlink"/>
             </w:rPr>
-            <w:t>filter</w:t>
-          </w:r>
-        </w:hyperlink>
-      </w:r>
-      <w:r>
-        <w:rPr>
-          <w:rFonts w:ascii="Charis SIL Regular" w:hAnsi="Charis SIL Regular" w:eastAsia="Charis SIL Regular"/>
-          <w:b w:val="0"/>
-          <w:i w:val="0"/>
-          <w:color w:val="0000FF"/>
-          <w:sz w:val="24"/>
-        </w:rPr>
-        <w:hyperlink r:id="rId13" w:history="1">
-          <w:r>
-            <w:rPr>
-              <w:rStyle w:val="Hyperlink"/>
-            </w:rPr>
-            <w:t>s</w:t>
+            <w:t>filters</w:t>
           </w:r>
         </w:hyperlink>
       </w:r>
@@ -2525,51 +2554,7 @@
             <w:rPr>
               <w:rStyle w:val="Hyperlink"/>
             </w:rPr>
-            <w:t>5B0%5D%5Bfield%5D=inform</w:t>
-          </w:r>
-        </w:hyperlink>
-      </w:r>
-      <w:r>
-        <w:rPr>
-          <w:rFonts w:ascii="Charis SIL Regular" w:hAnsi="Charis SIL Regular" w:eastAsia="Charis SIL Regular"/>
-          <w:b w:val="0"/>
-          <w:i w:val="0"/>
-          <w:color w:val="0000FF"/>
-          <w:sz w:val="24"/>
-        </w:rPr>
-        <w:hyperlink r:id="rId13" w:history="1">
-          <w:r>
-            <w:rPr>
-              <w:rStyle w:val="Hyperlink"/>
-            </w:rPr>
-            <w:t>a</w:t>
-          </w:r>
-        </w:hyperlink>
-      </w:r>
-      <w:r>
-        <w:rPr>
-          <w:rFonts w:ascii="Charis SIL Regular" w:hAnsi="Charis SIL Regular" w:eastAsia="Charis SIL Regular"/>
-          <w:b w:val="0"/>
-          <w:i w:val="0"/>
-          <w:color w:val="0000FF"/>
-          <w:sz w:val="24"/>
-        </w:rPr>
-        <w:t>t</w:t>
-      </w:r>
-      <w:r>
-        <w:rPr>
-          <w:rFonts w:ascii="Charis SIL Regular" w:hAnsi="Charis SIL Regular" w:eastAsia="Charis SIL Regular"/>
-          <w:b w:val="0"/>
-          <w:i w:val="0"/>
-          <w:color w:val="0000FF"/>
-          <w:sz w:val="24"/>
-        </w:rPr>
-        <w:hyperlink r:id="rId13" w:history="1">
-          <w:r>
-            <w:rPr>
-              <w:rStyle w:val="Hyperlink"/>
-            </w:rPr>
-            <w:t>ion_type&amp;fil</w:t>
+            <w:t>5B0%5D%5Bfield%5D=informa</w:t>
           </w:r>
         </w:hyperlink>
       </w:r>
@@ -2603,9 +2588,36 @@
             <w:rPr>
               <w:rStyle w:val="Hyperlink"/>
             </w:rPr>
-            <w:t>ers%5B0%5D%5Bvalues%5D%5B0</w:t>
+            <w:t>ion_type&amp;filt</w:t>
           </w:r>
         </w:hyperlink>
+      </w:r>
+      <w:r>
+        <w:rPr>
+          <w:rFonts w:ascii="Charis SIL Regular" w:hAnsi="Charis SIL Regular" w:eastAsia="Charis SIL Regular"/>
+          <w:b w:val="0"/>
+          <w:i w:val="0"/>
+          <w:color w:val="0000FF"/>
+          <w:sz w:val="24"/>
+        </w:rPr>
+        <w:hyperlink r:id="rId13" w:history="1">
+          <w:r>
+            <w:rPr>
+              <w:rStyle w:val="Hyperlink"/>
+            </w:rPr>
+            <w:t>ers%5B0%5D%5Bvalues%5D%</w:t>
+          </w:r>
+        </w:hyperlink>
+      </w:r>
+      <w:r>
+        <w:rPr>
+          <w:rFonts w:ascii="Charis SIL Regular" w:hAnsi="Charis SIL Regular" w:eastAsia="Charis SIL Regular"/>
+          <w:b w:val="0"/>
+          <w:i w:val="0"/>
+          <w:color w:val="0000FF"/>
+          <w:sz w:val="24"/>
+        </w:rPr>
+        <w:t>5B0</w:t>
       </w:r>
     </w:p>
     <w:p>
@@ -2796,7 +2808,7 @@
             <w:rPr>
               <w:rStyle w:val="Hyperlink"/>
             </w:rPr>
-            <w:t>filter</w:t>
+            <w:t>filters</w:t>
           </w:r>
         </w:hyperlink>
       </w:r>
@@ -2813,34 +2825,7 @@
             <w:rPr>
               <w:rStyle w:val="Hyperlink"/>
             </w:rPr>
-            <w:t>s</w:t>
-          </w:r>
-        </w:hyperlink>
-      </w:r>
-      <w:r>
-        <w:rPr>
-          <w:rFonts w:ascii="Charis SIL Regular" w:hAnsi="Charis SIL Regular" w:eastAsia="Charis SIL Regular"/>
-          <w:b w:val="0"/>
-          <w:i w:val="0"/>
-          <w:color w:val="0000FF"/>
-          <w:sz w:val="24"/>
-        </w:rPr>
-        <w:t>%</w:t>
-      </w:r>
-      <w:r>
-        <w:rPr>
-          <w:rFonts w:ascii="Charis SIL Regular" w:hAnsi="Charis SIL Regular" w:eastAsia="Charis SIL Regular"/>
-          <w:b w:val="0"/>
-          <w:i w:val="0"/>
-          <w:color w:val="0000FF"/>
-          <w:sz w:val="24"/>
-        </w:rPr>
-        <w:hyperlink r:id="rId13" w:history="1">
-          <w:r>
-            <w:rPr>
-              <w:rStyle w:val="Hyperlink"/>
-            </w:rPr>
-            <w:t>5B0%5D%5Bfield%5D=inform</w:t>
+            <w:t>%</w:t>
           </w:r>
         </w:hyperlink>
       </w:r>
@@ -2857,34 +2842,7 @@
             <w:rPr>
               <w:rStyle w:val="Hyperlink"/>
             </w:rPr>
-            <w:t>a</w:t>
-          </w:r>
-        </w:hyperlink>
-      </w:r>
-      <w:r>
-        <w:rPr>
-          <w:rFonts w:ascii="Charis SIL Regular" w:hAnsi="Charis SIL Regular" w:eastAsia="Charis SIL Regular"/>
-          <w:b w:val="0"/>
-          <w:i w:val="0"/>
-          <w:color w:val="0000FF"/>
-          <w:sz w:val="24"/>
-        </w:rPr>
-        <w:t>t</w:t>
-      </w:r>
-      <w:r>
-        <w:rPr>
-          <w:rFonts w:ascii="Charis SIL Regular" w:hAnsi="Charis SIL Regular" w:eastAsia="Charis SIL Regular"/>
-          <w:b w:val="0"/>
-          <w:i w:val="0"/>
-          <w:color w:val="0000FF"/>
-          <w:sz w:val="24"/>
-        </w:rPr>
-        <w:hyperlink r:id="rId13" w:history="1">
-          <w:r>
-            <w:rPr>
-              <w:rStyle w:val="Hyperlink"/>
-            </w:rPr>
-            <w:t>ion_type&amp;fil</w:t>
+            <w:t>5B0%5D%5Bfield%5D=informa</w:t>
           </w:r>
         </w:hyperlink>
       </w:r>
@@ -2918,9 +2876,36 @@
             <w:rPr>
               <w:rStyle w:val="Hyperlink"/>
             </w:rPr>
-            <w:t>ers%5B0%5D%5Bvalues%5D%5B0</w:t>
+            <w:t>ion_type&amp;filt</w:t>
           </w:r>
         </w:hyperlink>
+      </w:r>
+      <w:r>
+        <w:rPr>
+          <w:rFonts w:ascii="Charis SIL Regular" w:hAnsi="Charis SIL Regular" w:eastAsia="Charis SIL Regular"/>
+          <w:b w:val="0"/>
+          <w:i w:val="0"/>
+          <w:color w:val="0000FF"/>
+          <w:sz w:val="24"/>
+        </w:rPr>
+        <w:hyperlink r:id="rId13" w:history="1">
+          <w:r>
+            <w:rPr>
+              <w:rStyle w:val="Hyperlink"/>
+            </w:rPr>
+            <w:t>ers%5B0%5D%5Bvalues%5D%</w:t>
+          </w:r>
+        </w:hyperlink>
+      </w:r>
+      <w:r>
+        <w:rPr>
+          <w:rFonts w:ascii="Charis SIL Regular" w:hAnsi="Charis SIL Regular" w:eastAsia="Charis SIL Regular"/>
+          <w:b w:val="0"/>
+          <w:i w:val="0"/>
+          <w:color w:val="0000FF"/>
+          <w:sz w:val="24"/>
+        </w:rPr>
+        <w:t>5B0</w:t>
       </w:r>
     </w:p>
     <w:p>
@@ -3247,7 +3232,7 @@
           <w:sz w:val="24"/>
           <w:u w:val="single"/>
         </w:rPr>
-        <w:hyperlink r:id="rId15" w:history="1">
+        <w:hyperlink r:id="rId14" w:history="1">
           <w:r>
             <w:rPr>
               <w:rStyle w:val="Hyperlink"/>

--- a/EXPORTS/DOCX/published/niveau3/Dutch/RMO.docx
+++ b/EXPORTS/DOCX/published/niveau3/Dutch/RMO.docx
@@ -229,14 +229,7 @@
           <w:color w:val="000000"/>
           <w:sz w:val="24"/>
         </w:rPr>
-        <w:hyperlink r:id="rId9" w:history="1">
-          <w:r>
-            <w:rPr>
-              <w:rStyle w:val="Hyperlink"/>
-            </w:rPr>
-            <w:t xml:space="preserve">eiden, </w:t>
-          </w:r>
-        </w:hyperlink>
+        <w:t xml:space="preserve">eiden, </w:t>
       </w:r>
       <w:r>
         <w:rPr>
@@ -765,7 +758,25 @@
           <w:color w:val="000000"/>
           <w:sz w:val="24"/>
         </w:rPr>
-        <w:t>museum, haar geschiedenis en de</w:t>
+        <w:t>museum, haar gesc</w:t>
+      </w:r>
+      <w:r>
+        <w:rPr>
+          <w:u w:val="single" w:color="0000ff"/>
+          <w:rFonts w:ascii="Charis SIL Regular" w:hAnsi="Charis SIL Regular" w:eastAsia="Charis SIL Regular"/>
+          <w:b w:val="0"/>
+          <w:i w:val="0"/>
+          <w:color w:val="000000"/>
+          <w:sz w:val="24"/>
+        </w:rPr>
+        <w:hyperlink r:id="rId10" w:history="1">
+          <w:r>
+            <w:rPr>
+              <w:rStyle w:val="Hyperlink"/>
+            </w:rPr>
+            <w:t>hiedenis en de</w:t>
+          </w:r>
+        </w:hyperlink>
       </w:r>
       <w:r>
         <w:rPr>
@@ -787,13 +798,49 @@
       </w:r>
       <w:r>
         <w:rPr>
+          <w:u w:val="single" w:color="0000ff"/>
           <w:rFonts w:ascii="Charis SIL Regular" w:hAnsi="Charis SIL Regular" w:eastAsia="Charis SIL Regular"/>
           <w:b w:val="0"/>
           <w:i w:val="0"/>
           <w:color w:val="000000"/>
           <w:sz w:val="24"/>
         </w:rPr>
-        <w:t xml:space="preserve">lectie. Ook is het </w:t>
+        <w:hyperlink r:id="rId10" w:history="1">
+          <w:r>
+            <w:rPr>
+              <w:rStyle w:val="Hyperlink"/>
+            </w:rPr>
+            <w:t>l</w:t>
+          </w:r>
+        </w:hyperlink>
+      </w:r>
+      <w:r>
+        <w:rPr>
+          <w:u w:val="single" w:color="0000ff"/>
+          <w:rFonts w:ascii="Charis SIL Regular" w:hAnsi="Charis SIL Regular" w:eastAsia="Charis SIL Regular"/>
+          <w:b w:val="0"/>
+          <w:i w:val="0"/>
+          <w:color w:val="000000"/>
+          <w:sz w:val="24"/>
+        </w:rPr>
+        <w:hyperlink r:id="rId10" w:history="1">
+          <w:r>
+            <w:rPr>
+              <w:rStyle w:val="Hyperlink"/>
+            </w:rPr>
+            <w:t>ectie. Ook</w:t>
+          </w:r>
+        </w:hyperlink>
+      </w:r>
+      <w:r>
+        <w:rPr>
+          <w:rFonts w:ascii="Charis SIL Regular" w:hAnsi="Charis SIL Regular" w:eastAsia="Charis SIL Regular"/>
+          <w:b w:val="0"/>
+          <w:i w:val="0"/>
+          <w:color w:val="000000"/>
+          <w:sz w:val="24"/>
+        </w:rPr>
+        <w:t xml:space="preserve"> is het </w:t>
       </w:r>
       <w:r>
         <w:rPr>
@@ -1968,33 +2015,6 @@
           <w:color w:val="0000FF"/>
           <w:sz w:val="24"/>
         </w:rPr>
-        <w:t>t</w:t>
-      </w:r>
-      <w:r>
-        <w:rPr>
-          <w:rFonts w:ascii="Charis SIL Regular" w:hAnsi="Charis SIL Regular" w:eastAsia="Charis SIL Regular"/>
-          <w:b w:val="0"/>
-          <w:i w:val="0"/>
-          <w:color w:val="0000FF"/>
-          <w:sz w:val="24"/>
-        </w:rPr>
-        <w:hyperlink r:id="rId13" w:history="1">
-          <w:r>
-            <w:rPr>
-              <w:rStyle w:val="Hyperlink"/>
-            </w:rPr>
-            <w:t>ion_type&amp;fil</w:t>
-          </w:r>
-        </w:hyperlink>
-      </w:r>
-      <w:r>
-        <w:rPr>
-          <w:rFonts w:ascii="Charis SIL Regular" w:hAnsi="Charis SIL Regular" w:eastAsia="Charis SIL Regular"/>
-          <w:b w:val="0"/>
-          <w:i w:val="0"/>
-          <w:color w:val="0000FF"/>
-          <w:sz w:val="24"/>
-        </w:rPr>
         <w:hyperlink r:id="rId13" w:history="1">
           <w:r>
             <w:rPr>
@@ -2017,9 +2037,36 @@
             <w:rPr>
               <w:rStyle w:val="Hyperlink"/>
             </w:rPr>
-            <w:t>ers%5B0%5D%5Bvalues%5D%5B0</w:t>
+            <w:t>ion_type&amp;filt</w:t>
           </w:r>
         </w:hyperlink>
+      </w:r>
+      <w:r>
+        <w:rPr>
+          <w:rFonts w:ascii="Charis SIL Regular" w:hAnsi="Charis SIL Regular" w:eastAsia="Charis SIL Regular"/>
+          <w:b w:val="0"/>
+          <w:i w:val="0"/>
+          <w:color w:val="0000FF"/>
+          <w:sz w:val="24"/>
+        </w:rPr>
+        <w:hyperlink r:id="rId13" w:history="1">
+          <w:r>
+            <w:rPr>
+              <w:rStyle w:val="Hyperlink"/>
+            </w:rPr>
+            <w:t>ers%5B0%5D%5Bvalues%5D%5B</w:t>
+          </w:r>
+        </w:hyperlink>
+      </w:r>
+      <w:r>
+        <w:rPr>
+          <w:rFonts w:ascii="Charis SIL Regular" w:hAnsi="Charis SIL Regular" w:eastAsia="Charis SIL Regular"/>
+          <w:b w:val="0"/>
+          <w:i w:val="0"/>
+          <w:color w:val="0000FF"/>
+          <w:sz w:val="24"/>
+        </w:rPr>
+        <w:t>0</w:t>
       </w:r>
     </w:p>
     <w:p>
@@ -2287,33 +2334,6 @@
           <w:color w:val="0000FF"/>
           <w:sz w:val="24"/>
         </w:rPr>
-        <w:t>t</w:t>
-      </w:r>
-      <w:r>
-        <w:rPr>
-          <w:rFonts w:ascii="Charis SIL Regular" w:hAnsi="Charis SIL Regular" w:eastAsia="Charis SIL Regular"/>
-          <w:b w:val="0"/>
-          <w:i w:val="0"/>
-          <w:color w:val="0000FF"/>
-          <w:sz w:val="24"/>
-        </w:rPr>
-        <w:hyperlink r:id="rId13" w:history="1">
-          <w:r>
-            <w:rPr>
-              <w:rStyle w:val="Hyperlink"/>
-            </w:rPr>
-            <w:t>ion_type&amp;fil</w:t>
-          </w:r>
-        </w:hyperlink>
-      </w:r>
-      <w:r>
-        <w:rPr>
-          <w:rFonts w:ascii="Charis SIL Regular" w:hAnsi="Charis SIL Regular" w:eastAsia="Charis SIL Regular"/>
-          <w:b w:val="0"/>
-          <w:i w:val="0"/>
-          <w:color w:val="0000FF"/>
-          <w:sz w:val="24"/>
-        </w:rPr>
         <w:hyperlink r:id="rId13" w:history="1">
           <w:r>
             <w:rPr>
@@ -2336,9 +2356,36 @@
             <w:rPr>
               <w:rStyle w:val="Hyperlink"/>
             </w:rPr>
-            <w:t>ers%5B0%5D%5Bvalues%5D%5B0</w:t>
+            <w:t>ion_type&amp;filt</w:t>
           </w:r>
         </w:hyperlink>
+      </w:r>
+      <w:r>
+        <w:rPr>
+          <w:rFonts w:ascii="Charis SIL Regular" w:hAnsi="Charis SIL Regular" w:eastAsia="Charis SIL Regular"/>
+          <w:b w:val="0"/>
+          <w:i w:val="0"/>
+          <w:color w:val="0000FF"/>
+          <w:sz w:val="24"/>
+        </w:rPr>
+        <w:hyperlink r:id="rId13" w:history="1">
+          <w:r>
+            <w:rPr>
+              <w:rStyle w:val="Hyperlink"/>
+            </w:rPr>
+            <w:t>ers%5B0%5D%5Bvalues%5D%5B</w:t>
+          </w:r>
+        </w:hyperlink>
+      </w:r>
+      <w:r>
+        <w:rPr>
+          <w:rFonts w:ascii="Charis SIL Regular" w:hAnsi="Charis SIL Regular" w:eastAsia="Charis SIL Regular"/>
+          <w:b w:val="0"/>
+          <w:i w:val="0"/>
+          <w:color w:val="0000FF"/>
+          <w:sz w:val="24"/>
+        </w:rPr>
+        <w:t>0</w:t>
       </w:r>
     </w:p>
     <w:p>
@@ -2520,7 +2567,7 @@
             <w:rPr>
               <w:rStyle w:val="Hyperlink"/>
             </w:rPr>
-            <w:t>filters</w:t>
+            <w:t>filter</w:t>
           </w:r>
         </w:hyperlink>
       </w:r>
@@ -2537,7 +2584,34 @@
             <w:rPr>
               <w:rStyle w:val="Hyperlink"/>
             </w:rPr>
-            <w:t>%</w:t>
+            <w:t>s</w:t>
+          </w:r>
+        </w:hyperlink>
+      </w:r>
+      <w:r>
+        <w:rPr>
+          <w:rFonts w:ascii="Charis SIL Regular" w:hAnsi="Charis SIL Regular" w:eastAsia="Charis SIL Regular"/>
+          <w:b w:val="0"/>
+          <w:i w:val="0"/>
+          <w:color w:val="0000FF"/>
+          <w:sz w:val="24"/>
+        </w:rPr>
+        <w:t>%</w:t>
+      </w:r>
+      <w:r>
+        <w:rPr>
+          <w:rFonts w:ascii="Charis SIL Regular" w:hAnsi="Charis SIL Regular" w:eastAsia="Charis SIL Regular"/>
+          <w:b w:val="0"/>
+          <w:i w:val="0"/>
+          <w:color w:val="0000FF"/>
+          <w:sz w:val="24"/>
+        </w:rPr>
+        <w:hyperlink r:id="rId13" w:history="1">
+          <w:r>
+            <w:rPr>
+              <w:rStyle w:val="Hyperlink"/>
+            </w:rPr>
+            <w:t>5B0%5D%5Bfield%5D=inform</w:t>
           </w:r>
         </w:hyperlink>
       </w:r>
@@ -2554,7 +2628,7 @@
             <w:rPr>
               <w:rStyle w:val="Hyperlink"/>
             </w:rPr>
-            <w:t>5B0%5D%5Bfield%5D=informa</w:t>
+            <w:t>a</w:t>
           </w:r>
         </w:hyperlink>
       </w:r>
@@ -2605,7 +2679,7 @@
             <w:rPr>
               <w:rStyle w:val="Hyperlink"/>
             </w:rPr>
-            <w:t>ers%5B0%5D%5Bvalues%5D%</w:t>
+            <w:t>ers%5B0%5D%5Bvalues%5D%5B</w:t>
           </w:r>
         </w:hyperlink>
       </w:r>
@@ -2617,7 +2691,7 @@
           <w:color w:val="0000FF"/>
           <w:sz w:val="24"/>
         </w:rPr>
-        <w:t>5B0</w:t>
+        <w:t>0</w:t>
       </w:r>
     </w:p>
     <w:p>
@@ -2808,7 +2882,7 @@
             <w:rPr>
               <w:rStyle w:val="Hyperlink"/>
             </w:rPr>
-            <w:t>filters</w:t>
+            <w:t>filter</w:t>
           </w:r>
         </w:hyperlink>
       </w:r>
@@ -2825,7 +2899,34 @@
             <w:rPr>
               <w:rStyle w:val="Hyperlink"/>
             </w:rPr>
-            <w:t>%</w:t>
+            <w:t>s</w:t>
+          </w:r>
+        </w:hyperlink>
+      </w:r>
+      <w:r>
+        <w:rPr>
+          <w:rFonts w:ascii="Charis SIL Regular" w:hAnsi="Charis SIL Regular" w:eastAsia="Charis SIL Regular"/>
+          <w:b w:val="0"/>
+          <w:i w:val="0"/>
+          <w:color w:val="0000FF"/>
+          <w:sz w:val="24"/>
+        </w:rPr>
+        <w:t>%</w:t>
+      </w:r>
+      <w:r>
+        <w:rPr>
+          <w:rFonts w:ascii="Charis SIL Regular" w:hAnsi="Charis SIL Regular" w:eastAsia="Charis SIL Regular"/>
+          <w:b w:val="0"/>
+          <w:i w:val="0"/>
+          <w:color w:val="0000FF"/>
+          <w:sz w:val="24"/>
+        </w:rPr>
+        <w:hyperlink r:id="rId13" w:history="1">
+          <w:r>
+            <w:rPr>
+              <w:rStyle w:val="Hyperlink"/>
+            </w:rPr>
+            <w:t>5B0%5D%5Bfield%5D=inform</w:t>
           </w:r>
         </w:hyperlink>
       </w:r>
@@ -2842,7 +2943,34 @@
             <w:rPr>
               <w:rStyle w:val="Hyperlink"/>
             </w:rPr>
-            <w:t>5B0%5D%5Bfield%5D=informa</w:t>
+            <w:t>a</w:t>
+          </w:r>
+        </w:hyperlink>
+      </w:r>
+      <w:r>
+        <w:rPr>
+          <w:rFonts w:ascii="Charis SIL Regular" w:hAnsi="Charis SIL Regular" w:eastAsia="Charis SIL Regular"/>
+          <w:b w:val="0"/>
+          <w:i w:val="0"/>
+          <w:color w:val="0000FF"/>
+          <w:sz w:val="24"/>
+        </w:rPr>
+        <w:t>t</w:t>
+      </w:r>
+      <w:r>
+        <w:rPr>
+          <w:rFonts w:ascii="Charis SIL Regular" w:hAnsi="Charis SIL Regular" w:eastAsia="Charis SIL Regular"/>
+          <w:b w:val="0"/>
+          <w:i w:val="0"/>
+          <w:color w:val="0000FF"/>
+          <w:sz w:val="24"/>
+        </w:rPr>
+        <w:hyperlink r:id="rId13" w:history="1">
+          <w:r>
+            <w:rPr>
+              <w:rStyle w:val="Hyperlink"/>
+            </w:rPr>
+            <w:t>ion_type&amp;fil</w:t>
           </w:r>
         </w:hyperlink>
       </w:r>
@@ -2876,36 +3004,9 @@
             <w:rPr>
               <w:rStyle w:val="Hyperlink"/>
             </w:rPr>
-            <w:t>ion_type&amp;filt</w:t>
+            <w:t>ers%5B0%5D%5Bvalues%5D%5B0</w:t>
           </w:r>
         </w:hyperlink>
-      </w:r>
-      <w:r>
-        <w:rPr>
-          <w:rFonts w:ascii="Charis SIL Regular" w:hAnsi="Charis SIL Regular" w:eastAsia="Charis SIL Regular"/>
-          <w:b w:val="0"/>
-          <w:i w:val="0"/>
-          <w:color w:val="0000FF"/>
-          <w:sz w:val="24"/>
-        </w:rPr>
-        <w:hyperlink r:id="rId13" w:history="1">
-          <w:r>
-            <w:rPr>
-              <w:rStyle w:val="Hyperlink"/>
-            </w:rPr>
-            <w:t>ers%5B0%5D%5Bvalues%5D%</w:t>
-          </w:r>
-        </w:hyperlink>
-      </w:r>
-      <w:r>
-        <w:rPr>
-          <w:rFonts w:ascii="Charis SIL Regular" w:hAnsi="Charis SIL Regular" w:eastAsia="Charis SIL Regular"/>
-          <w:b w:val="0"/>
-          <w:i w:val="0"/>
-          <w:color w:val="0000FF"/>
-          <w:sz w:val="24"/>
-        </w:rPr>
-        <w:t>5B0</w:t>
       </w:r>
     </w:p>
     <w:p>
@@ -3128,7 +3229,7 @@
           <w:sz w:val="24"/>
           <w:u w:val="single"/>
         </w:rPr>
-        <w:hyperlink r:id="rId14" w:history="1">
+        <w:hyperlink r:id="rId15" w:history="1">
           <w:r>
             <w:rPr>
               <w:rStyle w:val="Hyperlink"/>
@@ -3186,13 +3287,21 @@
       </w:r>
       <w:r>
         <w:rPr>
+          <w:u w:val="single" w:color="0000ff"/>
           <w:rFonts w:ascii="Charis SIL Regular" w:hAnsi="Charis SIL Regular" w:eastAsia="Charis SIL Regular"/>
           <w:b w:val="0"/>
           <w:i w:val="0"/>
           <w:color w:val="000000"/>
           <w:sz w:val="24"/>
         </w:rPr>
-        <w:t xml:space="preserve">, </w:t>
+        <w:hyperlink r:id="rId14" w:history="1">
+          <w:r>
+            <w:rPr>
+              <w:rStyle w:val="Hyperlink"/>
+            </w:rPr>
+            <w:t xml:space="preserve">, </w:t>
+          </w:r>
+        </w:hyperlink>
       </w:r>
       <w:r>
         <w:rPr>

--- a/EXPORTS/DOCX/published/niveau3/Dutch/RMO.docx
+++ b/EXPORTS/DOCX/published/niveau3/Dutch/RMO.docx
@@ -2015,6 +2015,33 @@
           <w:color w:val="0000FF"/>
           <w:sz w:val="24"/>
         </w:rPr>
+        <w:t>t</w:t>
+      </w:r>
+      <w:r>
+        <w:rPr>
+          <w:rFonts w:ascii="Charis SIL Regular" w:hAnsi="Charis SIL Regular" w:eastAsia="Charis SIL Regular"/>
+          <w:b w:val="0"/>
+          <w:i w:val="0"/>
+          <w:color w:val="0000FF"/>
+          <w:sz w:val="24"/>
+        </w:rPr>
+        <w:hyperlink r:id="rId13" w:history="1">
+          <w:r>
+            <w:rPr>
+              <w:rStyle w:val="Hyperlink"/>
+            </w:rPr>
+            <w:t>ion_type&amp;fil</w:t>
+          </w:r>
+        </w:hyperlink>
+      </w:r>
+      <w:r>
+        <w:rPr>
+          <w:rFonts w:ascii="Charis SIL Regular" w:hAnsi="Charis SIL Regular" w:eastAsia="Charis SIL Regular"/>
+          <w:b w:val="0"/>
+          <w:i w:val="0"/>
+          <w:color w:val="0000FF"/>
+          <w:sz w:val="24"/>
+        </w:rPr>
         <w:hyperlink r:id="rId13" w:history="1">
           <w:r>
             <w:rPr>
@@ -2037,36 +2064,9 @@
             <w:rPr>
               <w:rStyle w:val="Hyperlink"/>
             </w:rPr>
-            <w:t>ion_type&amp;filt</w:t>
+            <w:t>ers%5B0%5D%5Bvalues%5D%5B0</w:t>
           </w:r>
         </w:hyperlink>
-      </w:r>
-      <w:r>
-        <w:rPr>
-          <w:rFonts w:ascii="Charis SIL Regular" w:hAnsi="Charis SIL Regular" w:eastAsia="Charis SIL Regular"/>
-          <w:b w:val="0"/>
-          <w:i w:val="0"/>
-          <w:color w:val="0000FF"/>
-          <w:sz w:val="24"/>
-        </w:rPr>
-        <w:hyperlink r:id="rId13" w:history="1">
-          <w:r>
-            <w:rPr>
-              <w:rStyle w:val="Hyperlink"/>
-            </w:rPr>
-            <w:t>ers%5B0%5D%5Bvalues%5D%5B</w:t>
-          </w:r>
-        </w:hyperlink>
-      </w:r>
-      <w:r>
-        <w:rPr>
-          <w:rFonts w:ascii="Charis SIL Regular" w:hAnsi="Charis SIL Regular" w:eastAsia="Charis SIL Regular"/>
-          <w:b w:val="0"/>
-          <w:i w:val="0"/>
-          <w:color w:val="0000FF"/>
-          <w:sz w:val="24"/>
-        </w:rPr>
-        <w:t>0</w:t>
       </w:r>
     </w:p>
     <w:p>
@@ -2290,7 +2290,14 @@
           <w:color w:val="0000FF"/>
           <w:sz w:val="24"/>
         </w:rPr>
-        <w:t>%</w:t>
+        <w:hyperlink r:id="rId13" w:history="1">
+          <w:r>
+            <w:rPr>
+              <w:rStyle w:val="Hyperlink"/>
+            </w:rPr>
+            <w:t>%</w:t>
+          </w:r>
+        </w:hyperlink>
       </w:r>
       <w:r>
         <w:rPr>
@@ -2334,6 +2341,33 @@
           <w:color w:val="0000FF"/>
           <w:sz w:val="24"/>
         </w:rPr>
+        <w:t>t</w:t>
+      </w:r>
+      <w:r>
+        <w:rPr>
+          <w:rFonts w:ascii="Charis SIL Regular" w:hAnsi="Charis SIL Regular" w:eastAsia="Charis SIL Regular"/>
+          <w:b w:val="0"/>
+          <w:i w:val="0"/>
+          <w:color w:val="0000FF"/>
+          <w:sz w:val="24"/>
+        </w:rPr>
+        <w:hyperlink r:id="rId13" w:history="1">
+          <w:r>
+            <w:rPr>
+              <w:rStyle w:val="Hyperlink"/>
+            </w:rPr>
+            <w:t>ion_type&amp;fil</w:t>
+          </w:r>
+        </w:hyperlink>
+      </w:r>
+      <w:r>
+        <w:rPr>
+          <w:rFonts w:ascii="Charis SIL Regular" w:hAnsi="Charis SIL Regular" w:eastAsia="Charis SIL Regular"/>
+          <w:b w:val="0"/>
+          <w:i w:val="0"/>
+          <w:color w:val="0000FF"/>
+          <w:sz w:val="24"/>
+        </w:rPr>
         <w:hyperlink r:id="rId13" w:history="1">
           <w:r>
             <w:rPr>
@@ -2356,36 +2390,9 @@
             <w:rPr>
               <w:rStyle w:val="Hyperlink"/>
             </w:rPr>
-            <w:t>ion_type&amp;filt</w:t>
+            <w:t>ers%5B0%5D%5Bvalues%5D%5B0</w:t>
           </w:r>
         </w:hyperlink>
-      </w:r>
-      <w:r>
-        <w:rPr>
-          <w:rFonts w:ascii="Charis SIL Regular" w:hAnsi="Charis SIL Regular" w:eastAsia="Charis SIL Regular"/>
-          <w:b w:val="0"/>
-          <w:i w:val="0"/>
-          <w:color w:val="0000FF"/>
-          <w:sz w:val="24"/>
-        </w:rPr>
-        <w:hyperlink r:id="rId13" w:history="1">
-          <w:r>
-            <w:rPr>
-              <w:rStyle w:val="Hyperlink"/>
-            </w:rPr>
-            <w:t>ers%5B0%5D%5Bvalues%5D%5B</w:t>
-          </w:r>
-        </w:hyperlink>
-      </w:r>
-      <w:r>
-        <w:rPr>
-          <w:rFonts w:ascii="Charis SIL Regular" w:hAnsi="Charis SIL Regular" w:eastAsia="Charis SIL Regular"/>
-          <w:b w:val="0"/>
-          <w:i w:val="0"/>
-          <w:color w:val="0000FF"/>
-          <w:sz w:val="24"/>
-        </w:rPr>
-        <w:t>0</w:t>
       </w:r>
     </w:p>
     <w:p>
@@ -2596,22 +2603,12 @@
           <w:color w:val="0000FF"/>
           <w:sz w:val="24"/>
         </w:rPr>
-        <w:t>%</w:t>
-      </w:r>
-      <w:r>
-        <w:rPr>
-          <w:rFonts w:ascii="Charis SIL Regular" w:hAnsi="Charis SIL Regular" w:eastAsia="Charis SIL Regular"/>
-          <w:b w:val="0"/>
-          <w:i w:val="0"/>
-          <w:color w:val="0000FF"/>
-          <w:sz w:val="24"/>
-        </w:rPr>
         <w:hyperlink r:id="rId13" w:history="1">
           <w:r>
             <w:rPr>
               <w:rStyle w:val="Hyperlink"/>
             </w:rPr>
-            <w:t>5B0%5D%5Bfield%5D=inform</w:t>
+            <w:t>%</w:t>
           </w:r>
         </w:hyperlink>
       </w:r>
@@ -2628,7 +2625,7 @@
             <w:rPr>
               <w:rStyle w:val="Hyperlink"/>
             </w:rPr>
-            <w:t>a</w:t>
+            <w:t>5B0%5D%5Bfield%5D=informa</w:t>
           </w:r>
         </w:hyperlink>
       </w:r>
@@ -2679,7 +2676,7 @@
             <w:rPr>
               <w:rStyle w:val="Hyperlink"/>
             </w:rPr>
-            <w:t>ers%5B0%5D%5Bvalues%5D%5B</w:t>
+            <w:t>ers%5B0%5D%5Bvalues%5D%5</w:t>
           </w:r>
         </w:hyperlink>
       </w:r>
@@ -2691,7 +2688,7 @@
           <w:color w:val="0000FF"/>
           <w:sz w:val="24"/>
         </w:rPr>
-        <w:t>0</w:t>
+        <w:t>B0</w:t>
       </w:r>
     </w:p>
     <w:p>

--- a/EXPORTS/DOCX/published/niveau3/Dutch/RMO.docx
+++ b/EXPORTS/DOCX/published/niveau3/Dutch/RMO.docx
@@ -758,89 +758,7 @@
           <w:color w:val="000000"/>
           <w:sz w:val="24"/>
         </w:rPr>
-        <w:t>museum, haar gesc</w:t>
-      </w:r>
-      <w:r>
-        <w:rPr>
-          <w:u w:val="single" w:color="0000ff"/>
-          <w:rFonts w:ascii="Charis SIL Regular" w:hAnsi="Charis SIL Regular" w:eastAsia="Charis SIL Regular"/>
-          <w:b w:val="0"/>
-          <w:i w:val="0"/>
-          <w:color w:val="000000"/>
-          <w:sz w:val="24"/>
-        </w:rPr>
-        <w:hyperlink r:id="rId10" w:history="1">
-          <w:r>
-            <w:rPr>
-              <w:rStyle w:val="Hyperlink"/>
-            </w:rPr>
-            <w:t>hiedenis en de</w:t>
-          </w:r>
-        </w:hyperlink>
-      </w:r>
-      <w:r>
-        <w:rPr>
-          <w:u w:val="single" w:color="0000ff"/>
-          <w:rFonts w:ascii="Charis SIL Regular" w:hAnsi="Charis SIL Regular" w:eastAsia="Charis SIL Regular"/>
-          <w:b w:val="0"/>
-          <w:i w:val="0"/>
-          <w:color w:val="000000"/>
-          <w:sz w:val="24"/>
-        </w:rPr>
-        <w:hyperlink r:id="rId10" w:history="1">
-          <w:r>
-            <w:rPr>
-              <w:rStyle w:val="Hyperlink"/>
-            </w:rPr>
-            <w:t xml:space="preserve"> col</w:t>
-          </w:r>
-        </w:hyperlink>
-      </w:r>
-      <w:r>
-        <w:rPr>
-          <w:u w:val="single" w:color="0000ff"/>
-          <w:rFonts w:ascii="Charis SIL Regular" w:hAnsi="Charis SIL Regular" w:eastAsia="Charis SIL Regular"/>
-          <w:b w:val="0"/>
-          <w:i w:val="0"/>
-          <w:color w:val="000000"/>
-          <w:sz w:val="24"/>
-        </w:rPr>
-        <w:hyperlink r:id="rId10" w:history="1">
-          <w:r>
-            <w:rPr>
-              <w:rStyle w:val="Hyperlink"/>
-            </w:rPr>
-            <w:t>l</w:t>
-          </w:r>
-        </w:hyperlink>
-      </w:r>
-      <w:r>
-        <w:rPr>
-          <w:u w:val="single" w:color="0000ff"/>
-          <w:rFonts w:ascii="Charis SIL Regular" w:hAnsi="Charis SIL Regular" w:eastAsia="Charis SIL Regular"/>
-          <w:b w:val="0"/>
-          <w:i w:val="0"/>
-          <w:color w:val="000000"/>
-          <w:sz w:val="24"/>
-        </w:rPr>
-        <w:hyperlink r:id="rId10" w:history="1">
-          <w:r>
-            <w:rPr>
-              <w:rStyle w:val="Hyperlink"/>
-            </w:rPr>
-            <w:t>ectie. Ook</w:t>
-          </w:r>
-        </w:hyperlink>
-      </w:r>
-      <w:r>
-        <w:rPr>
-          <w:rFonts w:ascii="Charis SIL Regular" w:hAnsi="Charis SIL Regular" w:eastAsia="Charis SIL Regular"/>
-          <w:b w:val="0"/>
-          <w:i w:val="0"/>
-          <w:color w:val="000000"/>
-          <w:sz w:val="24"/>
-        </w:rPr>
-        <w:t xml:space="preserve"> is het </w:t>
+        <w:t xml:space="preserve">museum, haar geschiedenis en de collectie. Ook is het </w:t>
       </w:r>
       <w:r>
         <w:rPr>
@@ -2015,33 +1933,6 @@
           <w:color w:val="0000FF"/>
           <w:sz w:val="24"/>
         </w:rPr>
-        <w:t>t</w:t>
-      </w:r>
-      <w:r>
-        <w:rPr>
-          <w:rFonts w:ascii="Charis SIL Regular" w:hAnsi="Charis SIL Regular" w:eastAsia="Charis SIL Regular"/>
-          <w:b w:val="0"/>
-          <w:i w:val="0"/>
-          <w:color w:val="0000FF"/>
-          <w:sz w:val="24"/>
-        </w:rPr>
-        <w:hyperlink r:id="rId13" w:history="1">
-          <w:r>
-            <w:rPr>
-              <w:rStyle w:val="Hyperlink"/>
-            </w:rPr>
-            <w:t>ion_type&amp;fil</w:t>
-          </w:r>
-        </w:hyperlink>
-      </w:r>
-      <w:r>
-        <w:rPr>
-          <w:rFonts w:ascii="Charis SIL Regular" w:hAnsi="Charis SIL Regular" w:eastAsia="Charis SIL Regular"/>
-          <w:b w:val="0"/>
-          <w:i w:val="0"/>
-          <w:color w:val="0000FF"/>
-          <w:sz w:val="24"/>
-        </w:rPr>
         <w:hyperlink r:id="rId13" w:history="1">
           <w:r>
             <w:rPr>
@@ -2064,9 +1955,36 @@
             <w:rPr>
               <w:rStyle w:val="Hyperlink"/>
             </w:rPr>
-            <w:t>ers%5B0%5D%5Bvalues%5D%5B0</w:t>
+            <w:t>ion_type&amp;filt</w:t>
           </w:r>
         </w:hyperlink>
+      </w:r>
+      <w:r>
+        <w:rPr>
+          <w:rFonts w:ascii="Charis SIL Regular" w:hAnsi="Charis SIL Regular" w:eastAsia="Charis SIL Regular"/>
+          <w:b w:val="0"/>
+          <w:i w:val="0"/>
+          <w:color w:val="0000FF"/>
+          <w:sz w:val="24"/>
+        </w:rPr>
+        <w:hyperlink r:id="rId13" w:history="1">
+          <w:r>
+            <w:rPr>
+              <w:rStyle w:val="Hyperlink"/>
+            </w:rPr>
+            <w:t>ers%5B0%5D%5Bvalues%5D%5B</w:t>
+          </w:r>
+        </w:hyperlink>
+      </w:r>
+      <w:r>
+        <w:rPr>
+          <w:rFonts w:ascii="Charis SIL Regular" w:hAnsi="Charis SIL Regular" w:eastAsia="Charis SIL Regular"/>
+          <w:b w:val="0"/>
+          <w:i w:val="0"/>
+          <w:color w:val="0000FF"/>
+          <w:sz w:val="24"/>
+        </w:rPr>
+        <w:t>0</w:t>
       </w:r>
     </w:p>
     <w:p>
@@ -2290,14 +2208,7 @@
           <w:color w:val="0000FF"/>
           <w:sz w:val="24"/>
         </w:rPr>
-        <w:hyperlink r:id="rId13" w:history="1">
-          <w:r>
-            <w:rPr>
-              <w:rStyle w:val="Hyperlink"/>
-            </w:rPr>
-            <w:t>%</w:t>
-          </w:r>
-        </w:hyperlink>
+        <w:t>%</w:t>
       </w:r>
       <w:r>
         <w:rPr>
@@ -2341,33 +2252,6 @@
           <w:color w:val="0000FF"/>
           <w:sz w:val="24"/>
         </w:rPr>
-        <w:t>t</w:t>
-      </w:r>
-      <w:r>
-        <w:rPr>
-          <w:rFonts w:ascii="Charis SIL Regular" w:hAnsi="Charis SIL Regular" w:eastAsia="Charis SIL Regular"/>
-          <w:b w:val="0"/>
-          <w:i w:val="0"/>
-          <w:color w:val="0000FF"/>
-          <w:sz w:val="24"/>
-        </w:rPr>
-        <w:hyperlink r:id="rId13" w:history="1">
-          <w:r>
-            <w:rPr>
-              <w:rStyle w:val="Hyperlink"/>
-            </w:rPr>
-            <w:t>ion_type&amp;fil</w:t>
-          </w:r>
-        </w:hyperlink>
-      </w:r>
-      <w:r>
-        <w:rPr>
-          <w:rFonts w:ascii="Charis SIL Regular" w:hAnsi="Charis SIL Regular" w:eastAsia="Charis SIL Regular"/>
-          <w:b w:val="0"/>
-          <w:i w:val="0"/>
-          <w:color w:val="0000FF"/>
-          <w:sz w:val="24"/>
-        </w:rPr>
         <w:hyperlink r:id="rId13" w:history="1">
           <w:r>
             <w:rPr>
@@ -2390,9 +2274,36 @@
             <w:rPr>
               <w:rStyle w:val="Hyperlink"/>
             </w:rPr>
-            <w:t>ers%5B0%5D%5Bvalues%5D%5B0</w:t>
+            <w:t>ion_type&amp;filt</w:t>
           </w:r>
         </w:hyperlink>
+      </w:r>
+      <w:r>
+        <w:rPr>
+          <w:rFonts w:ascii="Charis SIL Regular" w:hAnsi="Charis SIL Regular" w:eastAsia="Charis SIL Regular"/>
+          <w:b w:val="0"/>
+          <w:i w:val="0"/>
+          <w:color w:val="0000FF"/>
+          <w:sz w:val="24"/>
+        </w:rPr>
+        <w:hyperlink r:id="rId13" w:history="1">
+          <w:r>
+            <w:rPr>
+              <w:rStyle w:val="Hyperlink"/>
+            </w:rPr>
+            <w:t>ers%5B0%5D%5Bvalues%5D%5B</w:t>
+          </w:r>
+        </w:hyperlink>
+      </w:r>
+      <w:r>
+        <w:rPr>
+          <w:rFonts w:ascii="Charis SIL Regular" w:hAnsi="Charis SIL Regular" w:eastAsia="Charis SIL Regular"/>
+          <w:b w:val="0"/>
+          <w:i w:val="0"/>
+          <w:color w:val="0000FF"/>
+          <w:sz w:val="24"/>
+        </w:rPr>
+        <w:t>0</w:t>
       </w:r>
     </w:p>
     <w:p>
@@ -2574,24 +2485,7 @@
             <w:rPr>
               <w:rStyle w:val="Hyperlink"/>
             </w:rPr>
-            <w:t>filter</w:t>
-          </w:r>
-        </w:hyperlink>
-      </w:r>
-      <w:r>
-        <w:rPr>
-          <w:rFonts w:ascii="Charis SIL Regular" w:hAnsi="Charis SIL Regular" w:eastAsia="Charis SIL Regular"/>
-          <w:b w:val="0"/>
-          <w:i w:val="0"/>
-          <w:color w:val="0000FF"/>
-          <w:sz w:val="24"/>
-        </w:rPr>
-        <w:hyperlink r:id="rId13" w:history="1">
-          <w:r>
-            <w:rPr>
-              <w:rStyle w:val="Hyperlink"/>
-            </w:rPr>
-            <w:t>s</w:t>
+            <w:t>filters</w:t>
           </w:r>
         </w:hyperlink>
       </w:r>
@@ -2676,7 +2570,7 @@
             <w:rPr>
               <w:rStyle w:val="Hyperlink"/>
             </w:rPr>
-            <w:t>ers%5B0%5D%5Bvalues%5D%5</w:t>
+            <w:t>ers%5B0%5D%5Bvalues%5D%</w:t>
           </w:r>
         </w:hyperlink>
       </w:r>
@@ -2688,7 +2582,7 @@
           <w:color w:val="0000FF"/>
           <w:sz w:val="24"/>
         </w:rPr>
-        <w:t>B0</w:t>
+        <w:t>5B0</w:t>
       </w:r>
     </w:p>
     <w:p>
@@ -3226,7 +3120,7 @@
           <w:sz w:val="24"/>
           <w:u w:val="single"/>
         </w:rPr>
-        <w:hyperlink r:id="rId15" w:history="1">
+        <w:hyperlink r:id="rId14" w:history="1">
           <w:r>
             <w:rPr>
               <w:rStyle w:val="Hyperlink"/>
@@ -3244,7 +3138,7 @@
           <w:sz w:val="24"/>
           <w:u w:val="single"/>
         </w:rPr>
-        <w:hyperlink r:id="rId14" w:history="1">
+        <w:hyperlink r:id="rId15" w:history="1">
           <w:r>
             <w:rPr>
               <w:rStyle w:val="Hyperlink"/>
@@ -3273,7 +3167,7 @@
           <w:sz w:val="24"/>
           <w:u w:val="single"/>
         </w:rPr>
-        <w:hyperlink r:id="rId14" w:history="1">
+        <w:hyperlink r:id="rId15" w:history="1">
           <w:r>
             <w:rPr>
               <w:rStyle w:val="Hyperlink"/>
@@ -3284,21 +3178,13 @@
       </w:r>
       <w:r>
         <w:rPr>
-          <w:u w:val="single" w:color="0000ff"/>
           <w:rFonts w:ascii="Charis SIL Regular" w:hAnsi="Charis SIL Regular" w:eastAsia="Charis SIL Regular"/>
           <w:b w:val="0"/>
           <w:i w:val="0"/>
           <w:color w:val="000000"/>
           <w:sz w:val="24"/>
         </w:rPr>
-        <w:hyperlink r:id="rId14" w:history="1">
-          <w:r>
-            <w:rPr>
-              <w:rStyle w:val="Hyperlink"/>
-            </w:rPr>
-            <w:t xml:space="preserve">, </w:t>
-          </w:r>
-        </w:hyperlink>
+        <w:t xml:space="preserve">, </w:t>
       </w:r>
       <w:r>
         <w:rPr>
@@ -3307,27 +3193,8 @@
           <w:i w:val="0"/>
           <w:color w:val="0000FF"/>
           <w:sz w:val="24"/>
-          <w:u w:val="single"/>
         </w:rPr>
-        <w:hyperlink r:id="rId14" w:history="1">
-          <w:r>
-            <w:rPr>
-              <w:rStyle w:val="Hyperlink"/>
-            </w:rPr>
-            <w:t>ISBN</w:t>
-          </w:r>
-        </w:hyperlink>
-      </w:r>
-      <w:r>
-        <w:rPr>
-          <w:rFonts w:ascii="Charis SIL Regular" w:hAnsi="Charis SIL Regular" w:eastAsia="Charis SIL Regular"/>
-          <w:b w:val="0"/>
-          <w:i w:val="0"/>
-          <w:color w:val="0000FF"/>
-          <w:sz w:val="24"/>
-          <w:u w:val="single"/>
-        </w:rPr>
-        <w:t xml:space="preserve"> </w:t>
+        <w:t xml:space="preserve">ISBN </w:t>
       </w:r>
       <w:r>
         <w:rPr>

--- a/EXPORTS/DOCX/published/niveau3/Dutch/RMO.docx
+++ b/EXPORTS/DOCX/published/niveau3/Dutch/RMO.docx
@@ -229,7 +229,14 @@
           <w:color w:val="000000"/>
           <w:sz w:val="24"/>
         </w:rPr>
-        <w:t xml:space="preserve">eiden, </w:t>
+        <w:hyperlink r:id="rId9" w:history="1">
+          <w:r>
+            <w:rPr>
+              <w:rStyle w:val="Hyperlink"/>
+            </w:rPr>
+            <w:t xml:space="preserve">eiden, </w:t>
+          </w:r>
+        </w:hyperlink>
       </w:r>
       <w:r>
         <w:rPr>
@@ -758,7 +765,89 @@
           <w:color w:val="000000"/>
           <w:sz w:val="24"/>
         </w:rPr>
-        <w:t xml:space="preserve">museum, haar geschiedenis en de collectie. Ook is het </w:t>
+        <w:t>museum, haar gesc</w:t>
+      </w:r>
+      <w:r>
+        <w:rPr>
+          <w:u w:val="single" w:color="0000ff"/>
+          <w:rFonts w:ascii="Charis SIL Regular" w:hAnsi="Charis SIL Regular" w:eastAsia="Charis SIL Regular"/>
+          <w:b w:val="0"/>
+          <w:i w:val="0"/>
+          <w:color w:val="000000"/>
+          <w:sz w:val="24"/>
+        </w:rPr>
+        <w:hyperlink r:id="rId10" w:history="1">
+          <w:r>
+            <w:rPr>
+              <w:rStyle w:val="Hyperlink"/>
+            </w:rPr>
+            <w:t>hiedenis en de</w:t>
+          </w:r>
+        </w:hyperlink>
+      </w:r>
+      <w:r>
+        <w:rPr>
+          <w:u w:val="single" w:color="0000ff"/>
+          <w:rFonts w:ascii="Charis SIL Regular" w:hAnsi="Charis SIL Regular" w:eastAsia="Charis SIL Regular"/>
+          <w:b w:val="0"/>
+          <w:i w:val="0"/>
+          <w:color w:val="000000"/>
+          <w:sz w:val="24"/>
+        </w:rPr>
+        <w:hyperlink r:id="rId10" w:history="1">
+          <w:r>
+            <w:rPr>
+              <w:rStyle w:val="Hyperlink"/>
+            </w:rPr>
+            <w:t xml:space="preserve"> col</w:t>
+          </w:r>
+        </w:hyperlink>
+      </w:r>
+      <w:r>
+        <w:rPr>
+          <w:u w:val="single" w:color="0000ff"/>
+          <w:rFonts w:ascii="Charis SIL Regular" w:hAnsi="Charis SIL Regular" w:eastAsia="Charis SIL Regular"/>
+          <w:b w:val="0"/>
+          <w:i w:val="0"/>
+          <w:color w:val="000000"/>
+          <w:sz w:val="24"/>
+        </w:rPr>
+        <w:hyperlink r:id="rId10" w:history="1">
+          <w:r>
+            <w:rPr>
+              <w:rStyle w:val="Hyperlink"/>
+            </w:rPr>
+            <w:t>l</w:t>
+          </w:r>
+        </w:hyperlink>
+      </w:r>
+      <w:r>
+        <w:rPr>
+          <w:u w:val="single" w:color="0000ff"/>
+          <w:rFonts w:ascii="Charis SIL Regular" w:hAnsi="Charis SIL Regular" w:eastAsia="Charis SIL Regular"/>
+          <w:b w:val="0"/>
+          <w:i w:val="0"/>
+          <w:color w:val="000000"/>
+          <w:sz w:val="24"/>
+        </w:rPr>
+        <w:hyperlink r:id="rId10" w:history="1">
+          <w:r>
+            <w:rPr>
+              <w:rStyle w:val="Hyperlink"/>
+            </w:rPr>
+            <w:t>ectie. Ook</w:t>
+          </w:r>
+        </w:hyperlink>
+      </w:r>
+      <w:r>
+        <w:rPr>
+          <w:rFonts w:ascii="Charis SIL Regular" w:hAnsi="Charis SIL Regular" w:eastAsia="Charis SIL Regular"/>
+          <w:b w:val="0"/>
+          <w:i w:val="0"/>
+          <w:color w:val="000000"/>
+          <w:sz w:val="24"/>
+        </w:rPr>
+        <w:t xml:space="preserve"> is het </w:t>
       </w:r>
       <w:r>
         <w:rPr>
@@ -1933,6 +2022,33 @@
           <w:color w:val="0000FF"/>
           <w:sz w:val="24"/>
         </w:rPr>
+        <w:t>t</w:t>
+      </w:r>
+      <w:r>
+        <w:rPr>
+          <w:rFonts w:ascii="Charis SIL Regular" w:hAnsi="Charis SIL Regular" w:eastAsia="Charis SIL Regular"/>
+          <w:b w:val="0"/>
+          <w:i w:val="0"/>
+          <w:color w:val="0000FF"/>
+          <w:sz w:val="24"/>
+        </w:rPr>
+        <w:hyperlink r:id="rId13" w:history="1">
+          <w:r>
+            <w:rPr>
+              <w:rStyle w:val="Hyperlink"/>
+            </w:rPr>
+            <w:t>ion_type&amp;fil</w:t>
+          </w:r>
+        </w:hyperlink>
+      </w:r>
+      <w:r>
+        <w:rPr>
+          <w:rFonts w:ascii="Charis SIL Regular" w:hAnsi="Charis SIL Regular" w:eastAsia="Charis SIL Regular"/>
+          <w:b w:val="0"/>
+          <w:i w:val="0"/>
+          <w:color w:val="0000FF"/>
+          <w:sz w:val="24"/>
+        </w:rPr>
         <w:hyperlink r:id="rId13" w:history="1">
           <w:r>
             <w:rPr>
@@ -1955,36 +2071,9 @@
             <w:rPr>
               <w:rStyle w:val="Hyperlink"/>
             </w:rPr>
-            <w:t>ion_type&amp;filt</w:t>
+            <w:t>ers%5B0%5D%5Bvalues%5D%5B0</w:t>
           </w:r>
         </w:hyperlink>
-      </w:r>
-      <w:r>
-        <w:rPr>
-          <w:rFonts w:ascii="Charis SIL Regular" w:hAnsi="Charis SIL Regular" w:eastAsia="Charis SIL Regular"/>
-          <w:b w:val="0"/>
-          <w:i w:val="0"/>
-          <w:color w:val="0000FF"/>
-          <w:sz w:val="24"/>
-        </w:rPr>
-        <w:hyperlink r:id="rId13" w:history="1">
-          <w:r>
-            <w:rPr>
-              <w:rStyle w:val="Hyperlink"/>
-            </w:rPr>
-            <w:t>ers%5B0%5D%5Bvalues%5D%5B</w:t>
-          </w:r>
-        </w:hyperlink>
-      </w:r>
-      <w:r>
-        <w:rPr>
-          <w:rFonts w:ascii="Charis SIL Regular" w:hAnsi="Charis SIL Regular" w:eastAsia="Charis SIL Regular"/>
-          <w:b w:val="0"/>
-          <w:i w:val="0"/>
-          <w:color w:val="0000FF"/>
-          <w:sz w:val="24"/>
-        </w:rPr>
-        <w:t>0</w:t>
       </w:r>
     </w:p>
     <w:p>
@@ -2485,7 +2574,7 @@
             <w:rPr>
               <w:rStyle w:val="Hyperlink"/>
             </w:rPr>
-            <w:t>filters</w:t>
+            <w:t>filter</w:t>
           </w:r>
         </w:hyperlink>
       </w:r>
@@ -2502,7 +2591,34 @@
             <w:rPr>
               <w:rStyle w:val="Hyperlink"/>
             </w:rPr>
-            <w:t>%</w:t>
+            <w:t>s</w:t>
+          </w:r>
+        </w:hyperlink>
+      </w:r>
+      <w:r>
+        <w:rPr>
+          <w:rFonts w:ascii="Charis SIL Regular" w:hAnsi="Charis SIL Regular" w:eastAsia="Charis SIL Regular"/>
+          <w:b w:val="0"/>
+          <w:i w:val="0"/>
+          <w:color w:val="0000FF"/>
+          <w:sz w:val="24"/>
+        </w:rPr>
+        <w:t>%</w:t>
+      </w:r>
+      <w:r>
+        <w:rPr>
+          <w:rFonts w:ascii="Charis SIL Regular" w:hAnsi="Charis SIL Regular" w:eastAsia="Charis SIL Regular"/>
+          <w:b w:val="0"/>
+          <w:i w:val="0"/>
+          <w:color w:val="0000FF"/>
+          <w:sz w:val="24"/>
+        </w:rPr>
+        <w:hyperlink r:id="rId13" w:history="1">
+          <w:r>
+            <w:rPr>
+              <w:rStyle w:val="Hyperlink"/>
+            </w:rPr>
+            <w:t>5B0%5D%5Bfield%5D=inform</w:t>
           </w:r>
         </w:hyperlink>
       </w:r>
@@ -2519,7 +2635,7 @@
             <w:rPr>
               <w:rStyle w:val="Hyperlink"/>
             </w:rPr>
-            <w:t>5B0%5D%5Bfield%5D=informa</w:t>
+            <w:t>a</w:t>
           </w:r>
         </w:hyperlink>
       </w:r>
@@ -2570,7 +2686,7 @@
             <w:rPr>
               <w:rStyle w:val="Hyperlink"/>
             </w:rPr>
-            <w:t>ers%5B0%5D%5Bvalues%5D%</w:t>
+            <w:t>ers%5B0%5D%5Bvalues%5D%5B</w:t>
           </w:r>
         </w:hyperlink>
       </w:r>
@@ -2582,7 +2698,7 @@
           <w:color w:val="0000FF"/>
           <w:sz w:val="24"/>
         </w:rPr>
-        <w:t>5B0</w:t>
+        <w:t>0</w:t>
       </w:r>
     </w:p>
     <w:p>
@@ -3120,7 +3236,7 @@
           <w:sz w:val="24"/>
           <w:u w:val="single"/>
         </w:rPr>
-        <w:hyperlink r:id="rId14" w:history="1">
+        <w:hyperlink r:id="rId15" w:history="1">
           <w:r>
             <w:rPr>
               <w:rStyle w:val="Hyperlink"/>
@@ -3138,7 +3254,7 @@
           <w:sz w:val="24"/>
           <w:u w:val="single"/>
         </w:rPr>
-        <w:hyperlink r:id="rId15" w:history="1">
+        <w:hyperlink r:id="rId14" w:history="1">
           <w:r>
             <w:rPr>
               <w:rStyle w:val="Hyperlink"/>
@@ -3167,7 +3283,7 @@
           <w:sz w:val="24"/>
           <w:u w:val="single"/>
         </w:rPr>
-        <w:hyperlink r:id="rId15" w:history="1">
+        <w:hyperlink r:id="rId14" w:history="1">
           <w:r>
             <w:rPr>
               <w:rStyle w:val="Hyperlink"/>
@@ -3178,13 +3294,21 @@
       </w:r>
       <w:r>
         <w:rPr>
+          <w:u w:val="single" w:color="0000ff"/>
           <w:rFonts w:ascii="Charis SIL Regular" w:hAnsi="Charis SIL Regular" w:eastAsia="Charis SIL Regular"/>
           <w:b w:val="0"/>
           <w:i w:val="0"/>
           <w:color w:val="000000"/>
           <w:sz w:val="24"/>
         </w:rPr>
-        <w:t xml:space="preserve">, </w:t>
+        <w:hyperlink r:id="rId14" w:history="1">
+          <w:r>
+            <w:rPr>
+              <w:rStyle w:val="Hyperlink"/>
+            </w:rPr>
+            <w:t xml:space="preserve">, </w:t>
+          </w:r>
+        </w:hyperlink>
       </w:r>
       <w:r>
         <w:rPr>
@@ -3193,8 +3317,27 @@
           <w:i w:val="0"/>
           <w:color w:val="0000FF"/>
           <w:sz w:val="24"/>
+          <w:u w:val="single"/>
         </w:rPr>
-        <w:t xml:space="preserve">ISBN </w:t>
+        <w:hyperlink r:id="rId14" w:history="1">
+          <w:r>
+            <w:rPr>
+              <w:rStyle w:val="Hyperlink"/>
+            </w:rPr>
+            <w:t>ISBN</w:t>
+          </w:r>
+        </w:hyperlink>
+      </w:r>
+      <w:r>
+        <w:rPr>
+          <w:rFonts w:ascii="Charis SIL Regular" w:hAnsi="Charis SIL Regular" w:eastAsia="Charis SIL Regular"/>
+          <w:b w:val="0"/>
+          <w:i w:val="0"/>
+          <w:color w:val="0000FF"/>
+          <w:sz w:val="24"/>
+          <w:u w:val="single"/>
+        </w:rPr>
+        <w:t xml:space="preserve"> </w:t>
       </w:r>
       <w:r>
         <w:rPr>

--- a/EXPORTS/DOCX/published/niveau3/Dutch/RMO.docx
+++ b/EXPORTS/DOCX/published/niveau3/Dutch/RMO.docx
@@ -787,67 +787,13 @@
       </w:r>
       <w:r>
         <w:rPr>
-          <w:u w:val="single" w:color="0000ff"/>
           <w:rFonts w:ascii="Charis SIL Regular" w:hAnsi="Charis SIL Regular" w:eastAsia="Charis SIL Regular"/>
           <w:b w:val="0"/>
           <w:i w:val="0"/>
           <w:color w:val="000000"/>
           <w:sz w:val="24"/>
         </w:rPr>
-        <w:hyperlink r:id="rId10" w:history="1">
-          <w:r>
-            <w:rPr>
-              <w:rStyle w:val="Hyperlink"/>
-            </w:rPr>
-            <w:t xml:space="preserve"> col</w:t>
-          </w:r>
-        </w:hyperlink>
-      </w:r>
-      <w:r>
-        <w:rPr>
-          <w:u w:val="single" w:color="0000ff"/>
-          <w:rFonts w:ascii="Charis SIL Regular" w:hAnsi="Charis SIL Regular" w:eastAsia="Charis SIL Regular"/>
-          <w:b w:val="0"/>
-          <w:i w:val="0"/>
-          <w:color w:val="000000"/>
-          <w:sz w:val="24"/>
-        </w:rPr>
-        <w:hyperlink r:id="rId10" w:history="1">
-          <w:r>
-            <w:rPr>
-              <w:rStyle w:val="Hyperlink"/>
-            </w:rPr>
-            <w:t>l</w:t>
-          </w:r>
-        </w:hyperlink>
-      </w:r>
-      <w:r>
-        <w:rPr>
-          <w:u w:val="single" w:color="0000ff"/>
-          <w:rFonts w:ascii="Charis SIL Regular" w:hAnsi="Charis SIL Regular" w:eastAsia="Charis SIL Regular"/>
-          <w:b w:val="0"/>
-          <w:i w:val="0"/>
-          <w:color w:val="000000"/>
-          <w:sz w:val="24"/>
-        </w:rPr>
-        <w:hyperlink r:id="rId10" w:history="1">
-          <w:r>
-            <w:rPr>
-              <w:rStyle w:val="Hyperlink"/>
-            </w:rPr>
-            <w:t>ectie. Ook</w:t>
-          </w:r>
-        </w:hyperlink>
-      </w:r>
-      <w:r>
-        <w:rPr>
-          <w:rFonts w:ascii="Charis SIL Regular" w:hAnsi="Charis SIL Regular" w:eastAsia="Charis SIL Regular"/>
-          <w:b w:val="0"/>
-          <w:i w:val="0"/>
-          <w:color w:val="000000"/>
-          <w:sz w:val="24"/>
-        </w:rPr>
-        <w:t xml:space="preserve"> is het </w:t>
+        <w:t xml:space="preserve"> collectie. Ook is het </w:t>
       </w:r>
       <w:r>
         <w:rPr>
@@ -2889,7 +2835,7 @@
             <w:rPr>
               <w:rStyle w:val="Hyperlink"/>
             </w:rPr>
-            <w:t>filter</w:t>
+            <w:t>filters</w:t>
           </w:r>
         </w:hyperlink>
       </w:r>
@@ -2906,34 +2852,7 @@
             <w:rPr>
               <w:rStyle w:val="Hyperlink"/>
             </w:rPr>
-            <w:t>s</w:t>
-          </w:r>
-        </w:hyperlink>
-      </w:r>
-      <w:r>
-        <w:rPr>
-          <w:rFonts w:ascii="Charis SIL Regular" w:hAnsi="Charis SIL Regular" w:eastAsia="Charis SIL Regular"/>
-          <w:b w:val="0"/>
-          <w:i w:val="0"/>
-          <w:color w:val="0000FF"/>
-          <w:sz w:val="24"/>
-        </w:rPr>
-        <w:t>%</w:t>
-      </w:r>
-      <w:r>
-        <w:rPr>
-          <w:rFonts w:ascii="Charis SIL Regular" w:hAnsi="Charis SIL Regular" w:eastAsia="Charis SIL Regular"/>
-          <w:b w:val="0"/>
-          <w:i w:val="0"/>
-          <w:color w:val="0000FF"/>
-          <w:sz w:val="24"/>
-        </w:rPr>
-        <w:hyperlink r:id="rId13" w:history="1">
-          <w:r>
-            <w:rPr>
-              <w:rStyle w:val="Hyperlink"/>
-            </w:rPr>
-            <w:t>5B0%5D%5Bfield%5D=inform</w:t>
+            <w:t>%</w:t>
           </w:r>
         </w:hyperlink>
       </w:r>
@@ -2950,7 +2869,7 @@
             <w:rPr>
               <w:rStyle w:val="Hyperlink"/>
             </w:rPr>
-            <w:t>a</w:t>
+            <w:t>5B0%5D%5Bfield%5D=infor</w:t>
           </w:r>
         </w:hyperlink>
       </w:r>
@@ -2962,7 +2881,24 @@
           <w:color w:val="0000FF"/>
           <w:sz w:val="24"/>
         </w:rPr>
-        <w:t>t</w:t>
+        <w:hyperlink r:id="rId13" w:history="1">
+          <w:r>
+            <w:rPr>
+              <w:rStyle w:val="Hyperlink"/>
+            </w:rPr>
+            <w:t>m</w:t>
+          </w:r>
+        </w:hyperlink>
+      </w:r>
+      <w:r>
+        <w:rPr>
+          <w:rFonts w:ascii="Charis SIL Regular" w:hAnsi="Charis SIL Regular" w:eastAsia="Charis SIL Regular"/>
+          <w:b w:val="0"/>
+          <w:i w:val="0"/>
+          <w:color w:val="0000FF"/>
+          <w:sz w:val="24"/>
+        </w:rPr>
+        <w:t>at</w:t>
       </w:r>
       <w:r>
         <w:rPr>
@@ -3236,7 +3172,7 @@
           <w:sz w:val="24"/>
           <w:u w:val="single"/>
         </w:rPr>
-        <w:hyperlink r:id="rId15" w:history="1">
+        <w:hyperlink r:id="rId14" w:history="1">
           <w:r>
             <w:rPr>
               <w:rStyle w:val="Hyperlink"/>
@@ -3294,21 +3230,13 @@
       </w:r>
       <w:r>
         <w:rPr>
-          <w:u w:val="single" w:color="0000ff"/>
           <w:rFonts w:ascii="Charis SIL Regular" w:hAnsi="Charis SIL Regular" w:eastAsia="Charis SIL Regular"/>
           <w:b w:val="0"/>
           <w:i w:val="0"/>
           <w:color w:val="000000"/>
           <w:sz w:val="24"/>
         </w:rPr>
-        <w:hyperlink r:id="rId14" w:history="1">
-          <w:r>
-            <w:rPr>
-              <w:rStyle w:val="Hyperlink"/>
-            </w:rPr>
-            <w:t xml:space="preserve">, </w:t>
-          </w:r>
-        </w:hyperlink>
+        <w:t xml:space="preserve">, </w:t>
       </w:r>
       <w:r>
         <w:rPr>
@@ -3319,7 +3247,7 @@
           <w:sz w:val="24"/>
           <w:u w:val="single"/>
         </w:rPr>
-        <w:hyperlink r:id="rId14" w:history="1">
+        <w:hyperlink r:id="rId15" w:history="1">
           <w:r>
             <w:rPr>
               <w:rStyle w:val="Hyperlink"/>
@@ -3348,7 +3276,7 @@
           <w:sz w:val="24"/>
           <w:u w:val="single"/>
         </w:rPr>
-        <w:hyperlink r:id="rId14" w:history="1">
+        <w:hyperlink r:id="rId15" w:history="1">
           <w:r>
             <w:rPr>
               <w:rStyle w:val="Hyperlink"/>
